--- a/templates/Borrador_Demanda_Vehiculo_Peaton.docx
+++ b/templates/Borrador_Demanda_Vehiculo_Peaton.docx
@@ -111,6 +111,7 @@
         </w:rPr>
         <w:t>{{</w:t>
       </w:r>
+      <w:proofErr w:type="spellStart"/>
       <w:r>
         <w:rPr>
           <w:rFonts w:ascii="Times New Roman" w:eastAsia="Times New Roman" w:hAnsi="Times New Roman" w:cs="Times New Roman"/>
@@ -120,6 +121,7 @@
         </w:rPr>
         <w:t>NombreActor</w:t>
       </w:r>
+      <w:proofErr w:type="spellEnd"/>
       <w:r>
         <w:rPr>
           <w:rFonts w:ascii="Times New Roman" w:eastAsia="Times New Roman" w:hAnsi="Times New Roman" w:cs="Times New Roman"/>
@@ -162,6 +164,7 @@
         </w:rPr>
         <w:t>{{</w:t>
       </w:r>
+      <w:proofErr w:type="spellStart"/>
       <w:r>
         <w:rPr>
           <w:rFonts w:ascii="Times New Roman" w:eastAsia="Times New Roman" w:hAnsi="Times New Roman" w:cs="Times New Roman"/>
@@ -171,6 +174,7 @@
         </w:rPr>
         <w:t>DniActor</w:t>
       </w:r>
+      <w:proofErr w:type="spellEnd"/>
       <w:r>
         <w:rPr>
           <w:rFonts w:ascii="Times New Roman" w:eastAsia="Times New Roman" w:hAnsi="Times New Roman" w:cs="Times New Roman"/>
@@ -217,7 +221,31 @@
           <w:szCs w:val="24"/>
           <w:highlight w:val="yellow"/>
         </w:rPr>
-        <w:t>{{DomicilioActor}}</w:t>
+        <w:t>{{</w:t>
+      </w:r>
+      <w:proofErr w:type="spellStart"/>
+      <w:r>
+        <w:rPr>
+          <w:rFonts w:ascii="Times New Roman" w:eastAsia="Times New Roman" w:hAnsi="Times New Roman" w:cs="Times New Roman"/>
+          <w:b/>
+          <w:bCs/>
+          <w:sz w:val="24"/>
+          <w:szCs w:val="24"/>
+          <w:highlight w:val="yellow"/>
+        </w:rPr>
+        <w:t>DomicilioActor</w:t>
+      </w:r>
+      <w:proofErr w:type="spellEnd"/>
+      <w:r>
+        <w:rPr>
+          <w:rFonts w:ascii="Times New Roman" w:eastAsia="Times New Roman" w:hAnsi="Times New Roman" w:cs="Times New Roman"/>
+          <w:b/>
+          <w:bCs/>
+          <w:sz w:val="24"/>
+          <w:szCs w:val="24"/>
+          <w:highlight w:val="yellow"/>
+        </w:rPr>
+        <w:t>}}</w:t>
       </w:r>
       <w:r>
         <w:rPr>
@@ -243,7 +271,29 @@
           <w:sz w:val="24"/>
           <w:szCs w:val="24"/>
         </w:rPr>
-        <w:t xml:space="preserve"> Dr. SEGON MAXIMILIANO  T° 117 F°872, CPACF </w:t>
+        <w:t xml:space="preserve"> Dr. SEGON MAXIMILIANO  </w:t>
+      </w:r>
+      <w:proofErr w:type="spellStart"/>
+      <w:r>
+        <w:rPr>
+          <w:rFonts w:ascii="Times New Roman" w:eastAsia="Times New Roman" w:hAnsi="Times New Roman" w:cs="Times New Roman"/>
+          <w:b/>
+          <w:bCs/>
+          <w:sz w:val="24"/>
+          <w:szCs w:val="24"/>
+        </w:rPr>
+        <w:t>T°</w:t>
+      </w:r>
+      <w:proofErr w:type="spellEnd"/>
+      <w:r>
+        <w:rPr>
+          <w:rFonts w:ascii="Times New Roman" w:eastAsia="Times New Roman" w:hAnsi="Times New Roman" w:cs="Times New Roman"/>
+          <w:b/>
+          <w:bCs/>
+          <w:sz w:val="24"/>
+          <w:szCs w:val="24"/>
+        </w:rPr>
+        <w:t xml:space="preserve"> 117 F°872, CPACF </w:t>
       </w:r>
       <w:r>
         <w:rPr>
@@ -351,6 +401,7 @@
         </w:rPr>
         <w:t>{{</w:t>
       </w:r>
+      <w:proofErr w:type="spellStart"/>
       <w:r>
         <w:rPr>
           <w:rFonts w:ascii="Times New Roman" w:eastAsia="Times New Roman" w:hAnsi="Times New Roman" w:cs="Times New Roman"/>
@@ -360,6 +411,7 @@
         </w:rPr>
         <w:t>NombreDemandado</w:t>
       </w:r>
+      <w:proofErr w:type="spellEnd"/>
       <w:r>
         <w:rPr>
           <w:rFonts w:ascii="Times New Roman" w:eastAsia="Times New Roman" w:hAnsi="Times New Roman" w:cs="Times New Roman"/>
@@ -412,6 +464,7 @@
         </w:rPr>
         <w:t>{{</w:t>
       </w:r>
+      <w:proofErr w:type="spellStart"/>
       <w:r>
         <w:rPr>
           <w:rFonts w:ascii="Times New Roman" w:eastAsia="Times New Roman" w:hAnsi="Times New Roman" w:cs="Times New Roman"/>
@@ -421,6 +474,7 @@
         </w:rPr>
         <w:t>DniDemandado</w:t>
       </w:r>
+      <w:proofErr w:type="spellEnd"/>
       <w:r>
         <w:rPr>
           <w:rFonts w:ascii="Times New Roman" w:eastAsia="Times New Roman" w:hAnsi="Times New Roman" w:cs="Times New Roman"/>
@@ -461,6 +515,7 @@
         </w:rPr>
         <w:t>{{</w:t>
       </w:r>
+      <w:proofErr w:type="spellStart"/>
       <w:r>
         <w:rPr>
           <w:rFonts w:ascii="Times New Roman" w:eastAsia="Times New Roman" w:hAnsi="Times New Roman" w:cs="Times New Roman"/>
@@ -470,6 +525,7 @@
         </w:rPr>
         <w:t>DomicilioDemandado</w:t>
       </w:r>
+      <w:proofErr w:type="spellEnd"/>
       <w:r>
         <w:rPr>
           <w:rFonts w:ascii="Times New Roman" w:eastAsia="Times New Roman" w:hAnsi="Times New Roman" w:cs="Times New Roman"/>
@@ -516,7 +572,27 @@
           <w:szCs w:val="24"/>
           <w:highlight w:val="yellow"/>
         </w:rPr>
-        <w:t>{{AutoDemandado}}</w:t>
+        <w:t>{{</w:t>
+      </w:r>
+      <w:proofErr w:type="spellStart"/>
+      <w:r>
+        <w:rPr>
+          <w:rFonts w:ascii="Times New Roman" w:eastAsia="Times New Roman" w:hAnsi="Times New Roman" w:cs="Times New Roman"/>
+          <w:sz w:val="24"/>
+          <w:szCs w:val="24"/>
+          <w:highlight w:val="yellow"/>
+        </w:rPr>
+        <w:t>AutoDemandado</w:t>
+      </w:r>
+      <w:proofErr w:type="spellEnd"/>
+      <w:r>
+        <w:rPr>
+          <w:rFonts w:ascii="Times New Roman" w:eastAsia="Times New Roman" w:hAnsi="Times New Roman" w:cs="Times New Roman"/>
+          <w:sz w:val="24"/>
+          <w:szCs w:val="24"/>
+          <w:highlight w:val="yellow"/>
+        </w:rPr>
+        <w:t>}}</w:t>
       </w:r>
     </w:p>
     <w:p>
@@ -568,6 +644,7 @@
         </w:rPr>
         <w:t>{{</w:t>
       </w:r>
+      <w:proofErr w:type="spellStart"/>
       <w:r>
         <w:rPr>
           <w:rFonts w:ascii="Times New Roman" w:eastAsia="Times New Roman" w:hAnsi="Times New Roman" w:cs="Times New Roman"/>
@@ -577,6 +654,7 @@
         </w:rPr>
         <w:t>FechaHecho</w:t>
       </w:r>
+      <w:proofErr w:type="spellEnd"/>
       <w:r>
         <w:rPr>
           <w:rFonts w:ascii="Times New Roman" w:eastAsia="Times New Roman" w:hAnsi="Times New Roman" w:cs="Times New Roman"/>
@@ -627,6 +705,7 @@
         </w:rPr>
         <w:t>{{</w:t>
       </w:r>
+      <w:proofErr w:type="spellStart"/>
       <w:r>
         <w:rPr>
           <w:rFonts w:ascii="Times New Roman" w:eastAsia="Times New Roman" w:hAnsi="Times New Roman" w:cs="Times New Roman"/>
@@ -636,6 +715,7 @@
         </w:rPr>
         <w:t>HoraHecho</w:t>
       </w:r>
+      <w:proofErr w:type="spellEnd"/>
       <w:r>
         <w:rPr>
           <w:rFonts w:ascii="Times New Roman" w:eastAsia="Times New Roman" w:hAnsi="Times New Roman" w:cs="Times New Roman"/>
@@ -703,8 +783,18 @@
           <w:sz w:val="24"/>
           <w:szCs w:val="24"/>
         </w:rPr>
-        <w:t>Todo ello en atención a las argumentaciones de hecho y fundamentación en derecho, que a continuación se expondrá. En cumplimiento con la Ley Nro. 24.573, se ha cumplido con la etapa de Mediación, ante el estudio del Dr</w:t>
-      </w:r>
+        <w:t xml:space="preserve">Todo ello en atención a las argumentaciones de hecho y fundamentación en derecho, que a continuación se expondrá. En cumplimiento con la Ley Nro. 24.573, se ha cumplido con la etapa de Mediación, ante el estudio del </w:t>
+      </w:r>
+      <w:proofErr w:type="spellStart"/>
+      <w:r>
+        <w:rPr>
+          <w:rFonts w:ascii="Times New Roman" w:eastAsia="Times New Roman" w:hAnsi="Times New Roman" w:cs="Times New Roman"/>
+          <w:sz w:val="24"/>
+          <w:szCs w:val="24"/>
+        </w:rPr>
+        <w:t>Dr</w:t>
+      </w:r>
+      <w:proofErr w:type="spellEnd"/>
       <w:r>
         <w:rPr>
           <w:rFonts w:ascii="Times New Roman" w:eastAsia="Times New Roman" w:hAnsi="Times New Roman" w:cs="Times New Roman"/>
@@ -720,7 +810,27 @@
           <w:szCs w:val="24"/>
           <w:highlight w:val="yellow"/>
         </w:rPr>
-        <w:t>{{NombreMediador}}</w:t>
+        <w:t>{{</w:t>
+      </w:r>
+      <w:proofErr w:type="spellStart"/>
+      <w:r>
+        <w:rPr>
+          <w:rFonts w:ascii="Times New Roman" w:eastAsia="Times New Roman" w:hAnsi="Times New Roman" w:cs="Times New Roman"/>
+          <w:sz w:val="24"/>
+          <w:szCs w:val="24"/>
+          <w:highlight w:val="yellow"/>
+        </w:rPr>
+        <w:t>NombreMediador</w:t>
+      </w:r>
+      <w:proofErr w:type="spellEnd"/>
+      <w:r>
+        <w:rPr>
+          <w:rFonts w:ascii="Times New Roman" w:eastAsia="Times New Roman" w:hAnsi="Times New Roman" w:cs="Times New Roman"/>
+          <w:sz w:val="24"/>
+          <w:szCs w:val="24"/>
+          <w:highlight w:val="yellow"/>
+        </w:rPr>
+        <w:t>}}</w:t>
       </w:r>
       <w:r>
         <w:rPr>
@@ -818,6 +928,7 @@
         </w:rPr>
         <w:t>{{</w:t>
       </w:r>
+      <w:proofErr w:type="spellStart"/>
       <w:r>
         <w:rPr>
           <w:rFonts w:ascii="Times New Roman" w:eastAsia="Times New Roman" w:hAnsi="Times New Roman" w:cs="Times New Roman"/>
@@ -827,6 +938,7 @@
         </w:rPr>
         <w:t>NombreAseguradora</w:t>
       </w:r>
+      <w:proofErr w:type="spellEnd"/>
       <w:r>
         <w:rPr>
           <w:rFonts w:ascii="Times New Roman" w:eastAsia="Times New Roman" w:hAnsi="Times New Roman" w:cs="Times New Roman"/>
@@ -869,6 +981,7 @@
         </w:rPr>
         <w:t>{{</w:t>
       </w:r>
+      <w:proofErr w:type="spellStart"/>
       <w:r>
         <w:rPr>
           <w:rFonts w:ascii="Times New Roman" w:eastAsia="Times New Roman" w:hAnsi="Times New Roman" w:cs="Times New Roman"/>
@@ -878,6 +991,7 @@
         </w:rPr>
         <w:t>CuitAseguradora</w:t>
       </w:r>
+      <w:proofErr w:type="spellEnd"/>
       <w:r>
         <w:rPr>
           <w:rFonts w:ascii="Times New Roman" w:eastAsia="Times New Roman" w:hAnsi="Times New Roman" w:cs="Times New Roman"/>
@@ -918,6 +1032,7 @@
         </w:rPr>
         <w:t>{{</w:t>
       </w:r>
+      <w:proofErr w:type="spellStart"/>
       <w:r>
         <w:rPr>
           <w:rFonts w:ascii="Times New Roman" w:eastAsia="Times New Roman" w:hAnsi="Times New Roman" w:cs="Times New Roman"/>
@@ -927,6 +1042,7 @@
         </w:rPr>
         <w:t>DomicilioAseguradora</w:t>
       </w:r>
+      <w:proofErr w:type="spellEnd"/>
       <w:r>
         <w:rPr>
           <w:rFonts w:ascii="Times New Roman" w:eastAsia="Times New Roman" w:hAnsi="Times New Roman" w:cs="Times New Roman"/>
@@ -973,8 +1089,19 @@
           <w:szCs w:val="24"/>
           <w:highlight w:val="yellow"/>
         </w:rPr>
-        <w:t>{{NombreDemandado</w:t>
-      </w:r>
+        <w:t>{{</w:t>
+      </w:r>
+      <w:proofErr w:type="spellStart"/>
+      <w:r>
+        <w:rPr>
+          <w:rFonts w:ascii="Times New Roman" w:eastAsia="Times New Roman" w:hAnsi="Times New Roman" w:cs="Times New Roman"/>
+          <w:sz w:val="24"/>
+          <w:szCs w:val="24"/>
+          <w:highlight w:val="yellow"/>
+        </w:rPr>
+        <w:t>NombreDemandado</w:t>
+      </w:r>
+      <w:proofErr w:type="spellEnd"/>
       <w:r>
         <w:rPr>
           <w:rFonts w:ascii="Times New Roman" w:eastAsia="Times New Roman" w:hAnsi="Times New Roman" w:cs="Times New Roman"/>
@@ -1105,7 +1232,27 @@
           <w:szCs w:val="24"/>
           <w:highlight w:val="yellow"/>
         </w:rPr>
-        <w:t>{{ParrafoCompetencia}}</w:t>
+        <w:t>{{</w:t>
+      </w:r>
+      <w:proofErr w:type="spellStart"/>
+      <w:r>
+        <w:rPr>
+          <w:rFonts w:ascii="Times New Roman" w:eastAsia="Times New Roman" w:hAnsi="Times New Roman" w:cs="Times New Roman"/>
+          <w:sz w:val="24"/>
+          <w:szCs w:val="24"/>
+          <w:highlight w:val="yellow"/>
+        </w:rPr>
+        <w:t>ParrafoCompetencia</w:t>
+      </w:r>
+      <w:proofErr w:type="spellEnd"/>
+      <w:r>
+        <w:rPr>
+          <w:rFonts w:ascii="Times New Roman" w:eastAsia="Times New Roman" w:hAnsi="Times New Roman" w:cs="Times New Roman"/>
+          <w:sz w:val="24"/>
+          <w:szCs w:val="24"/>
+          <w:highlight w:val="yellow"/>
+        </w:rPr>
+        <w:t>}}</w:t>
       </w:r>
     </w:p>
     <w:p>
@@ -1192,6 +1339,7 @@
         </w:rPr>
         <w:t>{{</w:t>
       </w:r>
+      <w:proofErr w:type="spellStart"/>
       <w:r>
         <w:rPr>
           <w:rFonts w:ascii="Times New Roman" w:eastAsia="Times New Roman" w:hAnsi="Times New Roman" w:cs="Times New Roman"/>
@@ -1201,6 +1349,7 @@
         </w:rPr>
         <w:t>FechaHecho</w:t>
       </w:r>
+      <w:proofErr w:type="spellEnd"/>
       <w:r>
         <w:rPr>
           <w:rFonts w:ascii="Times New Roman" w:eastAsia="Times New Roman" w:hAnsi="Times New Roman" w:cs="Times New Roman"/>
@@ -1241,6 +1390,7 @@
         </w:rPr>
         <w:t>{{</w:t>
       </w:r>
+      <w:proofErr w:type="spellStart"/>
       <w:r>
         <w:rPr>
           <w:rFonts w:ascii="Times New Roman" w:eastAsia="Times New Roman" w:hAnsi="Times New Roman" w:cs="Times New Roman"/>
@@ -1250,6 +1400,7 @@
         </w:rPr>
         <w:t>NombreActor</w:t>
       </w:r>
+      <w:proofErr w:type="spellEnd"/>
       <w:r>
         <w:rPr>
           <w:rFonts w:ascii="Times New Roman" w:eastAsia="Times New Roman" w:hAnsi="Times New Roman" w:cs="Times New Roman"/>
@@ -1285,7 +1436,27 @@
           <w:szCs w:val="24"/>
           <w:highlight w:val="yellow"/>
         </w:rPr>
-        <w:t>{{DescripcionHechos}}</w:t>
+        <w:t>{{</w:t>
+      </w:r>
+      <w:proofErr w:type="spellStart"/>
+      <w:r>
+        <w:rPr>
+          <w:rFonts w:ascii="Times New Roman" w:eastAsia="Times New Roman" w:hAnsi="Times New Roman" w:cs="Times New Roman"/>
+          <w:sz w:val="24"/>
+          <w:szCs w:val="24"/>
+          <w:highlight w:val="yellow"/>
+        </w:rPr>
+        <w:t>DescripcionHechos</w:t>
+      </w:r>
+      <w:proofErr w:type="spellEnd"/>
+      <w:r>
+        <w:rPr>
+          <w:rFonts w:ascii="Times New Roman" w:eastAsia="Times New Roman" w:hAnsi="Times New Roman" w:cs="Times New Roman"/>
+          <w:sz w:val="24"/>
+          <w:szCs w:val="24"/>
+          <w:highlight w:val="yellow"/>
+        </w:rPr>
+        <w:t>}}</w:t>
       </w:r>
     </w:p>
     <w:p>
@@ -1313,7 +1484,27 @@
           <w:szCs w:val="24"/>
           <w:highlight w:val="yellow"/>
         </w:rPr>
-        <w:t>{{Intervencion}}</w:t>
+        <w:t>{{</w:t>
+      </w:r>
+      <w:proofErr w:type="spellStart"/>
+      <w:r>
+        <w:rPr>
+          <w:rFonts w:ascii="Times New Roman" w:eastAsia="Times New Roman" w:hAnsi="Times New Roman" w:cs="Times New Roman"/>
+          <w:sz w:val="24"/>
+          <w:szCs w:val="24"/>
+          <w:highlight w:val="yellow"/>
+        </w:rPr>
+        <w:t>Intervencion</w:t>
+      </w:r>
+      <w:proofErr w:type="spellEnd"/>
+      <w:r>
+        <w:rPr>
+          <w:rFonts w:ascii="Times New Roman" w:eastAsia="Times New Roman" w:hAnsi="Times New Roman" w:cs="Times New Roman"/>
+          <w:sz w:val="24"/>
+          <w:szCs w:val="24"/>
+          <w:highlight w:val="yellow"/>
+        </w:rPr>
+        <w:t>}}</w:t>
       </w:r>
     </w:p>
     <w:p>
@@ -1566,7 +1757,47 @@
           <w:szCs w:val="24"/>
           <w:highlight w:val="white"/>
         </w:rPr>
-        <w:t>Hay culpa exclusiva del demandado en la producción del evento dañoso si no guardó el pleno dominio en la conducción de su rodado”  (CNCiv., sala F, agosto 14-1969. “El fuerte Cía de seguros e/ Sergio Gerardo” I.I 139-772;24.121-S-J.A; 1970-5-3409).-</w:t>
+        <w:t>Hay culpa exclusiva del demandado en la producción del evento dañoso si no guardó el pleno dominio en la conducción de su rodado”  (</w:t>
+      </w:r>
+      <w:proofErr w:type="spellStart"/>
+      <w:r>
+        <w:rPr>
+          <w:rFonts w:ascii="Times New Roman" w:eastAsia="Times New Roman" w:hAnsi="Times New Roman" w:cs="Times New Roman"/>
+          <w:sz w:val="24"/>
+          <w:szCs w:val="24"/>
+          <w:highlight w:val="white"/>
+        </w:rPr>
+        <w:t>CNCiv</w:t>
+      </w:r>
+      <w:proofErr w:type="spellEnd"/>
+      <w:r>
+        <w:rPr>
+          <w:rFonts w:ascii="Times New Roman" w:eastAsia="Times New Roman" w:hAnsi="Times New Roman" w:cs="Times New Roman"/>
+          <w:sz w:val="24"/>
+          <w:szCs w:val="24"/>
+          <w:highlight w:val="white"/>
+        </w:rPr>
+        <w:t xml:space="preserve">., sala F, agosto 14-1969. “El fuerte </w:t>
+      </w:r>
+      <w:proofErr w:type="spellStart"/>
+      <w:r>
+        <w:rPr>
+          <w:rFonts w:ascii="Times New Roman" w:eastAsia="Times New Roman" w:hAnsi="Times New Roman" w:cs="Times New Roman"/>
+          <w:sz w:val="24"/>
+          <w:szCs w:val="24"/>
+          <w:highlight w:val="white"/>
+        </w:rPr>
+        <w:t>Cía</w:t>
+      </w:r>
+      <w:proofErr w:type="spellEnd"/>
+      <w:r>
+        <w:rPr>
+          <w:rFonts w:ascii="Times New Roman" w:eastAsia="Times New Roman" w:hAnsi="Times New Roman" w:cs="Times New Roman"/>
+          <w:sz w:val="24"/>
+          <w:szCs w:val="24"/>
+          <w:highlight w:val="white"/>
+        </w:rPr>
+        <w:t xml:space="preserve"> de seguros e/ Sergio Gerardo” I.I 139-772;24.121-S-J.A; 1970-5-3409).-</w:t>
       </w:r>
     </w:p>
     <w:p>
@@ -1603,7 +1834,27 @@
           <w:szCs w:val="24"/>
           <w:highlight w:val="white"/>
         </w:rPr>
-        <w:t xml:space="preserve">" (CNCiv., Sala D, 12/12/95, "Games, Daniela E. y otros c/ Firas Bunge, Susana E. y otros s/ daños y perjuicios").-  </w:t>
+        <w:t>" (</w:t>
+      </w:r>
+      <w:proofErr w:type="spellStart"/>
+      <w:r>
+        <w:rPr>
+          <w:rFonts w:ascii="Times New Roman" w:eastAsia="Times New Roman" w:hAnsi="Times New Roman" w:cs="Times New Roman"/>
+          <w:sz w:val="24"/>
+          <w:szCs w:val="24"/>
+          <w:highlight w:val="white"/>
+        </w:rPr>
+        <w:t>CNCiv</w:t>
+      </w:r>
+      <w:proofErr w:type="spellEnd"/>
+      <w:r>
+        <w:rPr>
+          <w:rFonts w:ascii="Times New Roman" w:eastAsia="Times New Roman" w:hAnsi="Times New Roman" w:cs="Times New Roman"/>
+          <w:sz w:val="24"/>
+          <w:szCs w:val="24"/>
+          <w:highlight w:val="white"/>
+        </w:rPr>
+        <w:t xml:space="preserve">., Sala D, 12/12/95, "Games, Daniela E. y otros c/ Firas Bunge, Susana E. y otros s/ daños y perjuicios").-  </w:t>
       </w:r>
     </w:p>
     <w:p>
@@ -1648,7 +1899,47 @@
           <w:szCs w:val="24"/>
           <w:highlight w:val="white"/>
         </w:rPr>
-        <w:t>”. (CNEsp. Civ. y Com., Sala IV, 29/4/81).</w:t>
+        <w:t>”. (</w:t>
+      </w:r>
+      <w:proofErr w:type="spellStart"/>
+      <w:r>
+        <w:rPr>
+          <w:rFonts w:ascii="Times New Roman" w:eastAsia="Times New Roman" w:hAnsi="Times New Roman" w:cs="Times New Roman"/>
+          <w:sz w:val="24"/>
+          <w:szCs w:val="24"/>
+          <w:highlight w:val="white"/>
+        </w:rPr>
+        <w:t>CNEsp</w:t>
+      </w:r>
+      <w:proofErr w:type="spellEnd"/>
+      <w:r>
+        <w:rPr>
+          <w:rFonts w:ascii="Times New Roman" w:eastAsia="Times New Roman" w:hAnsi="Times New Roman" w:cs="Times New Roman"/>
+          <w:sz w:val="24"/>
+          <w:szCs w:val="24"/>
+          <w:highlight w:val="white"/>
+        </w:rPr>
+        <w:t xml:space="preserve">. </w:t>
+      </w:r>
+      <w:proofErr w:type="spellStart"/>
+      <w:r>
+        <w:rPr>
+          <w:rFonts w:ascii="Times New Roman" w:eastAsia="Times New Roman" w:hAnsi="Times New Roman" w:cs="Times New Roman"/>
+          <w:sz w:val="24"/>
+          <w:szCs w:val="24"/>
+          <w:highlight w:val="white"/>
+        </w:rPr>
+        <w:t>Civ</w:t>
+      </w:r>
+      <w:proofErr w:type="spellEnd"/>
+      <w:r>
+        <w:rPr>
+          <w:rFonts w:ascii="Times New Roman" w:eastAsia="Times New Roman" w:hAnsi="Times New Roman" w:cs="Times New Roman"/>
+          <w:sz w:val="24"/>
+          <w:szCs w:val="24"/>
+          <w:highlight w:val="white"/>
+        </w:rPr>
+        <w:t>. y Com., Sala IV, 29/4/81).</w:t>
       </w:r>
     </w:p>
     <w:p>
@@ -1693,7 +1984,47 @@
           <w:szCs w:val="24"/>
           <w:highlight w:val="white"/>
         </w:rPr>
-        <w:t>”-CCI Art. 1109, CC0000 TL 10392 RSD-21-76 S 25-6-1992 , Juez CASARINI (SD)CARATULA: Soldivier, Lidia M. c/ Azar, Ricardo A. s/ Daños y perjuicios, MAG. VOTANTES: Casarini - Macaya - Lettieri.</w:t>
+        <w:t xml:space="preserve">”-CCI Art. 1109, CC0000 TL 10392 RSD-21-76 S 25-6-1992 , Juez CASARINI (SD)CARATULA: </w:t>
+      </w:r>
+      <w:proofErr w:type="spellStart"/>
+      <w:r>
+        <w:rPr>
+          <w:rFonts w:ascii="Times New Roman" w:eastAsia="Times New Roman" w:hAnsi="Times New Roman" w:cs="Times New Roman"/>
+          <w:sz w:val="24"/>
+          <w:szCs w:val="24"/>
+          <w:highlight w:val="white"/>
+        </w:rPr>
+        <w:t>Soldivier</w:t>
+      </w:r>
+      <w:proofErr w:type="spellEnd"/>
+      <w:r>
+        <w:rPr>
+          <w:rFonts w:ascii="Times New Roman" w:eastAsia="Times New Roman" w:hAnsi="Times New Roman" w:cs="Times New Roman"/>
+          <w:sz w:val="24"/>
+          <w:szCs w:val="24"/>
+          <w:highlight w:val="white"/>
+        </w:rPr>
+        <w:t xml:space="preserve">, Lidia M. c/ Azar, Ricardo A. s/ Daños y perjuicios, MAG. VOTANTES: </w:t>
+      </w:r>
+      <w:proofErr w:type="spellStart"/>
+      <w:r>
+        <w:rPr>
+          <w:rFonts w:ascii="Times New Roman" w:eastAsia="Times New Roman" w:hAnsi="Times New Roman" w:cs="Times New Roman"/>
+          <w:sz w:val="24"/>
+          <w:szCs w:val="24"/>
+          <w:highlight w:val="white"/>
+        </w:rPr>
+        <w:t>Casarini</w:t>
+      </w:r>
+      <w:proofErr w:type="spellEnd"/>
+      <w:r>
+        <w:rPr>
+          <w:rFonts w:ascii="Times New Roman" w:eastAsia="Times New Roman" w:hAnsi="Times New Roman" w:cs="Times New Roman"/>
+          <w:sz w:val="24"/>
+          <w:szCs w:val="24"/>
+          <w:highlight w:val="white"/>
+        </w:rPr>
+        <w:t xml:space="preserve"> - Macaya - Lettieri.</w:t>
       </w:r>
     </w:p>
     <w:p>
@@ -1738,7 +2069,187 @@
           <w:szCs w:val="24"/>
           <w:highlight w:val="white"/>
         </w:rPr>
-        <w:t>”- CC0100 SN 3938 RSD-178-2 S 9-5-2002, Juez TELECHEA (SD),CARATULA: Acosta Eduardo José c/ Rássiga Norberto Domingo s/ Daños y perjuicios MAG. VOTANTES: Telechea Rivero de Knezovich-Porthé. TRIB. DE ORIGEN: JCI 0402. CC0100 SN 9248 RSD-67-9 S 21-5-2009 , Juez TELECHEA (SD) CARATULA: Vandoni Yamil Ezequiel y otro c/ Parking Security And Services S.R. L. y otros y/o quien resulte responsable s/ Daños y perjuicios MAG. VOTANTES: Telechea - Porthé - Rivero. TRIB. DE ORIGEN: JC 01CC0100 SN 9126 RSD-57-9 S 12-5-2009, Juez TELECHEA (SD)CARATULA: Lobaiza Rocío Yanel c/ Popovic Karina Elida y otros s/ Daños y perjuicios MAG. VOTANTES: POrthé - Sormani - Tivano TRIB. DE ORIGEN: JC 01.</w:t>
+        <w:t xml:space="preserve">”- CC0100 SN 3938 RSD-178-2 S 9-5-2002, Juez TELECHEA (SD),CARATULA: Acosta Eduardo José c/ </w:t>
+      </w:r>
+      <w:proofErr w:type="spellStart"/>
+      <w:r>
+        <w:rPr>
+          <w:rFonts w:ascii="Times New Roman" w:eastAsia="Times New Roman" w:hAnsi="Times New Roman" w:cs="Times New Roman"/>
+          <w:sz w:val="24"/>
+          <w:szCs w:val="24"/>
+          <w:highlight w:val="white"/>
+        </w:rPr>
+        <w:t>Rássiga</w:t>
+      </w:r>
+      <w:proofErr w:type="spellEnd"/>
+      <w:r>
+        <w:rPr>
+          <w:rFonts w:ascii="Times New Roman" w:eastAsia="Times New Roman" w:hAnsi="Times New Roman" w:cs="Times New Roman"/>
+          <w:sz w:val="24"/>
+          <w:szCs w:val="24"/>
+          <w:highlight w:val="white"/>
+        </w:rPr>
+        <w:t xml:space="preserve"> Norberto Domingo s/ Daños y perjuicios MAG. VOTANTES: Telechea Rivero de Knezovich-</w:t>
+      </w:r>
+      <w:proofErr w:type="spellStart"/>
+      <w:r>
+        <w:rPr>
+          <w:rFonts w:ascii="Times New Roman" w:eastAsia="Times New Roman" w:hAnsi="Times New Roman" w:cs="Times New Roman"/>
+          <w:sz w:val="24"/>
+          <w:szCs w:val="24"/>
+          <w:highlight w:val="white"/>
+        </w:rPr>
+        <w:t>Porthé</w:t>
+      </w:r>
+      <w:proofErr w:type="spellEnd"/>
+      <w:r>
+        <w:rPr>
+          <w:rFonts w:ascii="Times New Roman" w:eastAsia="Times New Roman" w:hAnsi="Times New Roman" w:cs="Times New Roman"/>
+          <w:sz w:val="24"/>
+          <w:szCs w:val="24"/>
+          <w:highlight w:val="white"/>
+        </w:rPr>
+        <w:t xml:space="preserve">. TRIB. DE ORIGEN: JCI 0402. CC0100 SN 9248 RSD-67-9 S 21-5-2009 , Juez TELECHEA (SD) CARATULA: </w:t>
+      </w:r>
+      <w:proofErr w:type="spellStart"/>
+      <w:r>
+        <w:rPr>
+          <w:rFonts w:ascii="Times New Roman" w:eastAsia="Times New Roman" w:hAnsi="Times New Roman" w:cs="Times New Roman"/>
+          <w:sz w:val="24"/>
+          <w:szCs w:val="24"/>
+          <w:highlight w:val="white"/>
+        </w:rPr>
+        <w:t>Vandoni</w:t>
+      </w:r>
+      <w:proofErr w:type="spellEnd"/>
+      <w:r>
+        <w:rPr>
+          <w:rFonts w:ascii="Times New Roman" w:eastAsia="Times New Roman" w:hAnsi="Times New Roman" w:cs="Times New Roman"/>
+          <w:sz w:val="24"/>
+          <w:szCs w:val="24"/>
+          <w:highlight w:val="white"/>
+        </w:rPr>
+        <w:t xml:space="preserve"> Yamil Ezequiel y otro c/ Parking Security And </w:t>
+      </w:r>
+      <w:proofErr w:type="spellStart"/>
+      <w:r>
+        <w:rPr>
+          <w:rFonts w:ascii="Times New Roman" w:eastAsia="Times New Roman" w:hAnsi="Times New Roman" w:cs="Times New Roman"/>
+          <w:sz w:val="24"/>
+          <w:szCs w:val="24"/>
+          <w:highlight w:val="white"/>
+        </w:rPr>
+        <w:t>Services</w:t>
+      </w:r>
+      <w:proofErr w:type="spellEnd"/>
+      <w:r>
+        <w:rPr>
+          <w:rFonts w:ascii="Times New Roman" w:eastAsia="Times New Roman" w:hAnsi="Times New Roman" w:cs="Times New Roman"/>
+          <w:sz w:val="24"/>
+          <w:szCs w:val="24"/>
+          <w:highlight w:val="white"/>
+        </w:rPr>
+        <w:t xml:space="preserve"> S.R. L. y otros y/o quien resulte responsable s/ Daños y perjuicios MAG. VOTANTES: Telechea - </w:t>
+      </w:r>
+      <w:proofErr w:type="spellStart"/>
+      <w:r>
+        <w:rPr>
+          <w:rFonts w:ascii="Times New Roman" w:eastAsia="Times New Roman" w:hAnsi="Times New Roman" w:cs="Times New Roman"/>
+          <w:sz w:val="24"/>
+          <w:szCs w:val="24"/>
+          <w:highlight w:val="white"/>
+        </w:rPr>
+        <w:t>Porthé</w:t>
+      </w:r>
+      <w:proofErr w:type="spellEnd"/>
+      <w:r>
+        <w:rPr>
+          <w:rFonts w:ascii="Times New Roman" w:eastAsia="Times New Roman" w:hAnsi="Times New Roman" w:cs="Times New Roman"/>
+          <w:sz w:val="24"/>
+          <w:szCs w:val="24"/>
+          <w:highlight w:val="white"/>
+        </w:rPr>
+        <w:t xml:space="preserve"> - Rivero. TRIB. DE ORIGEN: JC 01CC0100 SN 9126 RSD-57-9 S 12-5-2009, Juez TELECHEA (SD)CARATULA: </w:t>
+      </w:r>
+      <w:proofErr w:type="spellStart"/>
+      <w:r>
+        <w:rPr>
+          <w:rFonts w:ascii="Times New Roman" w:eastAsia="Times New Roman" w:hAnsi="Times New Roman" w:cs="Times New Roman"/>
+          <w:sz w:val="24"/>
+          <w:szCs w:val="24"/>
+          <w:highlight w:val="white"/>
+        </w:rPr>
+        <w:t>Lobaiza</w:t>
+      </w:r>
+      <w:proofErr w:type="spellEnd"/>
+      <w:r>
+        <w:rPr>
+          <w:rFonts w:ascii="Times New Roman" w:eastAsia="Times New Roman" w:hAnsi="Times New Roman" w:cs="Times New Roman"/>
+          <w:sz w:val="24"/>
+          <w:szCs w:val="24"/>
+          <w:highlight w:val="white"/>
+        </w:rPr>
+        <w:t xml:space="preserve"> Rocío Yanel c/ Popovic Karina Elida y otros s/ Daños y perjuicios MAG. VOTANTES: </w:t>
+      </w:r>
+      <w:proofErr w:type="spellStart"/>
+      <w:r>
+        <w:rPr>
+          <w:rFonts w:ascii="Times New Roman" w:eastAsia="Times New Roman" w:hAnsi="Times New Roman" w:cs="Times New Roman"/>
+          <w:sz w:val="24"/>
+          <w:szCs w:val="24"/>
+          <w:highlight w:val="white"/>
+        </w:rPr>
+        <w:t>POrthé</w:t>
+      </w:r>
+      <w:proofErr w:type="spellEnd"/>
+      <w:r>
+        <w:rPr>
+          <w:rFonts w:ascii="Times New Roman" w:eastAsia="Times New Roman" w:hAnsi="Times New Roman" w:cs="Times New Roman"/>
+          <w:sz w:val="24"/>
+          <w:szCs w:val="24"/>
+          <w:highlight w:val="white"/>
+        </w:rPr>
+        <w:t xml:space="preserve"> - </w:t>
+      </w:r>
+      <w:proofErr w:type="spellStart"/>
+      <w:r>
+        <w:rPr>
+          <w:rFonts w:ascii="Times New Roman" w:eastAsia="Times New Roman" w:hAnsi="Times New Roman" w:cs="Times New Roman"/>
+          <w:sz w:val="24"/>
+          <w:szCs w:val="24"/>
+          <w:highlight w:val="white"/>
+        </w:rPr>
+        <w:t>Sormani</w:t>
+      </w:r>
+      <w:proofErr w:type="spellEnd"/>
+      <w:r>
+        <w:rPr>
+          <w:rFonts w:ascii="Times New Roman" w:eastAsia="Times New Roman" w:hAnsi="Times New Roman" w:cs="Times New Roman"/>
+          <w:sz w:val="24"/>
+          <w:szCs w:val="24"/>
+          <w:highlight w:val="white"/>
+        </w:rPr>
+        <w:t xml:space="preserve"> - </w:t>
+      </w:r>
+      <w:proofErr w:type="spellStart"/>
+      <w:r>
+        <w:rPr>
+          <w:rFonts w:ascii="Times New Roman" w:eastAsia="Times New Roman" w:hAnsi="Times New Roman" w:cs="Times New Roman"/>
+          <w:sz w:val="24"/>
+          <w:szCs w:val="24"/>
+          <w:highlight w:val="white"/>
+        </w:rPr>
+        <w:t>Tivano</w:t>
+      </w:r>
+      <w:proofErr w:type="spellEnd"/>
+      <w:r>
+        <w:rPr>
+          <w:rFonts w:ascii="Times New Roman" w:eastAsia="Times New Roman" w:hAnsi="Times New Roman" w:cs="Times New Roman"/>
+          <w:sz w:val="24"/>
+          <w:szCs w:val="24"/>
+          <w:highlight w:val="white"/>
+        </w:rPr>
+        <w:t xml:space="preserve"> TRIB. DE ORIGEN: JC 01.</w:t>
       </w:r>
     </w:p>
     <w:p>
@@ -1783,7 +2294,47 @@
           <w:szCs w:val="24"/>
           <w:highlight w:val="white"/>
         </w:rPr>
-        <w:t>.”CC0001 SM 61058 RSD-79-9 S 4-6-2009 , Juez SANCHEZ PONS (SD), CARATULA: Salgueiro, Ariel A. c/ Municipalidad de Malvinas Argentinas de la Provincia de Buenos Aires s/ Daños y perjuicios, MAG. VOTANTES: Sanchez Pons-Sirvén.</w:t>
+        <w:t xml:space="preserve">.”CC0001 SM 61058 RSD-79-9 S 4-6-2009 , Juez SANCHEZ PONS (SD), CARATULA: Salgueiro, Ariel A. c/ Municipalidad de Malvinas Argentinas de la Provincia de Buenos Aires s/ Daños y perjuicios, MAG. VOTANTES: </w:t>
+      </w:r>
+      <w:proofErr w:type="spellStart"/>
+      <w:r>
+        <w:rPr>
+          <w:rFonts w:ascii="Times New Roman" w:eastAsia="Times New Roman" w:hAnsi="Times New Roman" w:cs="Times New Roman"/>
+          <w:sz w:val="24"/>
+          <w:szCs w:val="24"/>
+          <w:highlight w:val="white"/>
+        </w:rPr>
+        <w:t>Sanchez</w:t>
+      </w:r>
+      <w:proofErr w:type="spellEnd"/>
+      <w:r>
+        <w:rPr>
+          <w:rFonts w:ascii="Times New Roman" w:eastAsia="Times New Roman" w:hAnsi="Times New Roman" w:cs="Times New Roman"/>
+          <w:sz w:val="24"/>
+          <w:szCs w:val="24"/>
+          <w:highlight w:val="white"/>
+        </w:rPr>
+        <w:t xml:space="preserve"> Pons-</w:t>
+      </w:r>
+      <w:proofErr w:type="spellStart"/>
+      <w:r>
+        <w:rPr>
+          <w:rFonts w:ascii="Times New Roman" w:eastAsia="Times New Roman" w:hAnsi="Times New Roman" w:cs="Times New Roman"/>
+          <w:sz w:val="24"/>
+          <w:szCs w:val="24"/>
+          <w:highlight w:val="white"/>
+        </w:rPr>
+        <w:t>Sirvén</w:t>
+      </w:r>
+      <w:proofErr w:type="spellEnd"/>
+      <w:r>
+        <w:rPr>
+          <w:rFonts w:ascii="Times New Roman" w:eastAsia="Times New Roman" w:hAnsi="Times New Roman" w:cs="Times New Roman"/>
+          <w:sz w:val="24"/>
+          <w:szCs w:val="24"/>
+          <w:highlight w:val="white"/>
+        </w:rPr>
+        <w:t>.</w:t>
       </w:r>
     </w:p>
     <w:p>
@@ -1840,7 +2391,27 @@
           <w:szCs w:val="24"/>
           <w:highlight w:val="white"/>
         </w:rPr>
-        <w:t>. (CNCiv., Sala B, 8/8/96, “Zapatero, Osca H. c/Cimino, Jorge s/daños y perjuicios”).-</w:t>
+        <w:t>. (</w:t>
+      </w:r>
+      <w:proofErr w:type="spellStart"/>
+      <w:r>
+        <w:rPr>
+          <w:rFonts w:ascii="Times New Roman" w:eastAsia="Times New Roman" w:hAnsi="Times New Roman" w:cs="Times New Roman"/>
+          <w:sz w:val="24"/>
+          <w:szCs w:val="24"/>
+          <w:highlight w:val="white"/>
+        </w:rPr>
+        <w:t>CNCiv</w:t>
+      </w:r>
+      <w:proofErr w:type="spellEnd"/>
+      <w:r>
+        <w:rPr>
+          <w:rFonts w:ascii="Times New Roman" w:eastAsia="Times New Roman" w:hAnsi="Times New Roman" w:cs="Times New Roman"/>
+          <w:sz w:val="24"/>
+          <w:szCs w:val="24"/>
+          <w:highlight w:val="white"/>
+        </w:rPr>
+        <w:t>., Sala B, 8/8/96, “Zapatero, Osca H. c/Cimino, Jorge s/daños y perjuicios”).-</w:t>
       </w:r>
     </w:p>
     <w:p>
@@ -1885,7 +2456,27 @@
           <w:szCs w:val="24"/>
           <w:highlight w:val="white"/>
         </w:rPr>
-        <w:t>. (CNciv., Sala B, 17/11/06, “Montenegro, Sara C. c/Olivari de Petti, Laura S. s/daños y perjuicios”).-</w:t>
+        <w:t>. (</w:t>
+      </w:r>
+      <w:proofErr w:type="spellStart"/>
+      <w:r>
+        <w:rPr>
+          <w:rFonts w:ascii="Times New Roman" w:eastAsia="Times New Roman" w:hAnsi="Times New Roman" w:cs="Times New Roman"/>
+          <w:sz w:val="24"/>
+          <w:szCs w:val="24"/>
+          <w:highlight w:val="white"/>
+        </w:rPr>
+        <w:t>CNciv</w:t>
+      </w:r>
+      <w:proofErr w:type="spellEnd"/>
+      <w:r>
+        <w:rPr>
+          <w:rFonts w:ascii="Times New Roman" w:eastAsia="Times New Roman" w:hAnsi="Times New Roman" w:cs="Times New Roman"/>
+          <w:sz w:val="24"/>
+          <w:szCs w:val="24"/>
+          <w:highlight w:val="white"/>
+        </w:rPr>
+        <w:t>., Sala B, 17/11/06, “Montenegro, Sara C. c/Olivari de Petti, Laura S. s/daños y perjuicios”).-</w:t>
       </w:r>
     </w:p>
     <w:p>
@@ -1930,7 +2521,47 @@
           <w:szCs w:val="24"/>
           <w:highlight w:val="white"/>
         </w:rPr>
-        <w:t>. (CNACiv, Capital Federal, "Della Roscia,  Hugo Alberto y otro c/ Microomnibus Saavedra S.A.T.A.C.E.I. y otros s/ Daños y Perjuicios, 05/02/2013, Fallo: 13020053).-</w:t>
+        <w:t>. (</w:t>
+      </w:r>
+      <w:proofErr w:type="spellStart"/>
+      <w:r>
+        <w:rPr>
+          <w:rFonts w:ascii="Times New Roman" w:eastAsia="Times New Roman" w:hAnsi="Times New Roman" w:cs="Times New Roman"/>
+          <w:sz w:val="24"/>
+          <w:szCs w:val="24"/>
+          <w:highlight w:val="white"/>
+        </w:rPr>
+        <w:t>CNACiv</w:t>
+      </w:r>
+      <w:proofErr w:type="spellEnd"/>
+      <w:r>
+        <w:rPr>
+          <w:rFonts w:ascii="Times New Roman" w:eastAsia="Times New Roman" w:hAnsi="Times New Roman" w:cs="Times New Roman"/>
+          <w:sz w:val="24"/>
+          <w:szCs w:val="24"/>
+          <w:highlight w:val="white"/>
+        </w:rPr>
+        <w:t xml:space="preserve">, Capital Federal, "Della Roscia,  Hugo Alberto y otro c/ </w:t>
+      </w:r>
+      <w:proofErr w:type="spellStart"/>
+      <w:r>
+        <w:rPr>
+          <w:rFonts w:ascii="Times New Roman" w:eastAsia="Times New Roman" w:hAnsi="Times New Roman" w:cs="Times New Roman"/>
+          <w:sz w:val="24"/>
+          <w:szCs w:val="24"/>
+          <w:highlight w:val="white"/>
+        </w:rPr>
+        <w:t>Microomnibus</w:t>
+      </w:r>
+      <w:proofErr w:type="spellEnd"/>
+      <w:r>
+        <w:rPr>
+          <w:rFonts w:ascii="Times New Roman" w:eastAsia="Times New Roman" w:hAnsi="Times New Roman" w:cs="Times New Roman"/>
+          <w:sz w:val="24"/>
+          <w:szCs w:val="24"/>
+          <w:highlight w:val="white"/>
+        </w:rPr>
+        <w:t xml:space="preserve"> Saavedra S.A.T.A.C.E.I. y otros s/ Daños y Perjuicios, 05/02/2013, Fallo: 13020053).-</w:t>
       </w:r>
     </w:p>
     <w:p>
@@ -2168,7 +2799,43 @@
           <w:sz w:val="24"/>
           <w:szCs w:val="24"/>
         </w:rPr>
-        <w:t>Se entiende la responsabilidad de esta compañía de seguros, en cuanto la aplicación del artículo 118 de la ley de Seguros Nº 17.418, autoriza al damnificado que promueve la litis a citar en garantía al asegurador del embistente, como ocurre en el presente caso.</w:t>
+        <w:t xml:space="preserve">Se entiende la responsabilidad de esta compañía de seguros, en cuanto la aplicación del artículo 118 de la ley de Seguros </w:t>
+      </w:r>
+      <w:proofErr w:type="spellStart"/>
+      <w:r>
+        <w:rPr>
+          <w:rFonts w:ascii="Times New Roman" w:eastAsia="Times New Roman" w:hAnsi="Times New Roman" w:cs="Times New Roman"/>
+          <w:sz w:val="24"/>
+          <w:szCs w:val="24"/>
+        </w:rPr>
+        <w:t>Nº</w:t>
+      </w:r>
+      <w:proofErr w:type="spellEnd"/>
+      <w:r>
+        <w:rPr>
+          <w:rFonts w:ascii="Times New Roman" w:eastAsia="Times New Roman" w:hAnsi="Times New Roman" w:cs="Times New Roman"/>
+          <w:sz w:val="24"/>
+          <w:szCs w:val="24"/>
+        </w:rPr>
+        <w:t xml:space="preserve"> 17.418, autoriza al damnificado que promueve la litis a citar en garantía al asegurador del </w:t>
+      </w:r>
+      <w:proofErr w:type="spellStart"/>
+      <w:r>
+        <w:rPr>
+          <w:rFonts w:ascii="Times New Roman" w:eastAsia="Times New Roman" w:hAnsi="Times New Roman" w:cs="Times New Roman"/>
+          <w:sz w:val="24"/>
+          <w:szCs w:val="24"/>
+        </w:rPr>
+        <w:t>embistente</w:t>
+      </w:r>
+      <w:proofErr w:type="spellEnd"/>
+      <w:r>
+        <w:rPr>
+          <w:rFonts w:ascii="Times New Roman" w:eastAsia="Times New Roman" w:hAnsi="Times New Roman" w:cs="Times New Roman"/>
+          <w:sz w:val="24"/>
+          <w:szCs w:val="24"/>
+        </w:rPr>
+        <w:t>, como ocurre en el presente caso.</w:t>
       </w:r>
     </w:p>
     <w:p>
@@ -2434,7 +3101,27 @@
           <w:szCs w:val="24"/>
           <w:highlight w:val="yellow"/>
         </w:rPr>
-        <w:t>{{LesionesDetalles}}</w:t>
+        <w:t>{{</w:t>
+      </w:r>
+      <w:proofErr w:type="spellStart"/>
+      <w:r>
+        <w:rPr>
+          <w:rFonts w:ascii="Times New Roman" w:eastAsia="Times New Roman" w:hAnsi="Times New Roman" w:cs="Times New Roman"/>
+          <w:sz w:val="24"/>
+          <w:szCs w:val="24"/>
+          <w:highlight w:val="yellow"/>
+        </w:rPr>
+        <w:t>LesionesDetalles</w:t>
+      </w:r>
+      <w:proofErr w:type="spellEnd"/>
+      <w:r>
+        <w:rPr>
+          <w:rFonts w:ascii="Times New Roman" w:eastAsia="Times New Roman" w:hAnsi="Times New Roman" w:cs="Times New Roman"/>
+          <w:sz w:val="24"/>
+          <w:szCs w:val="24"/>
+          <w:highlight w:val="yellow"/>
+        </w:rPr>
+        <w:t>}}</w:t>
       </w:r>
     </w:p>
     <w:p>
@@ -2518,7 +3205,47 @@
           <w:szCs w:val="24"/>
           <w:highlight w:val="yellow"/>
         </w:rPr>
-        <w:t>{%p for secuela in ListadoSecuelas %}</w:t>
+        <w:t xml:space="preserve">{%p </w:t>
+      </w:r>
+      <w:proofErr w:type="spellStart"/>
+      <w:r>
+        <w:rPr>
+          <w:rFonts w:ascii="Times New Roman" w:eastAsia="Times New Roman" w:hAnsi="Times New Roman" w:cs="Times New Roman"/>
+          <w:sz w:val="24"/>
+          <w:szCs w:val="24"/>
+          <w:highlight w:val="yellow"/>
+        </w:rPr>
+        <w:t>for</w:t>
+      </w:r>
+      <w:proofErr w:type="spellEnd"/>
+      <w:r>
+        <w:rPr>
+          <w:rFonts w:ascii="Times New Roman" w:eastAsia="Times New Roman" w:hAnsi="Times New Roman" w:cs="Times New Roman"/>
+          <w:sz w:val="24"/>
+          <w:szCs w:val="24"/>
+          <w:highlight w:val="yellow"/>
+        </w:rPr>
+        <w:t xml:space="preserve"> secuela in </w:t>
+      </w:r>
+      <w:proofErr w:type="spellStart"/>
+      <w:r>
+        <w:rPr>
+          <w:rFonts w:ascii="Times New Roman" w:eastAsia="Times New Roman" w:hAnsi="Times New Roman" w:cs="Times New Roman"/>
+          <w:sz w:val="24"/>
+          <w:szCs w:val="24"/>
+          <w:highlight w:val="yellow"/>
+        </w:rPr>
+        <w:t>ListadoSecuelas</w:t>
+      </w:r>
+      <w:proofErr w:type="spellEnd"/>
+      <w:r>
+        <w:rPr>
+          <w:rFonts w:ascii="Times New Roman" w:eastAsia="Times New Roman" w:hAnsi="Times New Roman" w:cs="Times New Roman"/>
+          <w:sz w:val="24"/>
+          <w:szCs w:val="24"/>
+          <w:highlight w:val="yellow"/>
+        </w:rPr>
+        <w:t xml:space="preserve"> %}</w:t>
       </w:r>
     </w:p>
     <w:p>
@@ -2562,7 +3289,27 @@
           <w:szCs w:val="24"/>
           <w:highlight w:val="yellow"/>
         </w:rPr>
-        <w:t>{%p endfor %}</w:t>
+        <w:t xml:space="preserve">{%p </w:t>
+      </w:r>
+      <w:proofErr w:type="spellStart"/>
+      <w:r>
+        <w:rPr>
+          <w:rFonts w:ascii="Times New Roman" w:eastAsia="Times New Roman" w:hAnsi="Times New Roman" w:cs="Times New Roman"/>
+          <w:sz w:val="24"/>
+          <w:szCs w:val="24"/>
+          <w:highlight w:val="yellow"/>
+        </w:rPr>
+        <w:t>endfor</w:t>
+      </w:r>
+      <w:proofErr w:type="spellEnd"/>
+      <w:r>
+        <w:rPr>
+          <w:rFonts w:ascii="Times New Roman" w:eastAsia="Times New Roman" w:hAnsi="Times New Roman" w:cs="Times New Roman"/>
+          <w:sz w:val="24"/>
+          <w:szCs w:val="24"/>
+          <w:highlight w:val="yellow"/>
+        </w:rPr>
+        <w:t xml:space="preserve"> %}</w:t>
       </w:r>
     </w:p>
     <w:p>
@@ -2610,7 +3357,33 @@
           <w:u w:val="single"/>
           <w:shd w:val="clear" w:color="auto" w:fill="FFFFFF"/>
         </w:rPr>
-        <w:t>{{IncapacidadFisicaPorcentaje}}</w:t>
+        <w:t>{{</w:t>
+      </w:r>
+      <w:proofErr w:type="spellStart"/>
+      <w:r>
+        <w:rPr>
+          <w:rFonts w:ascii="Segoe UI" w:hAnsi="Segoe UI" w:cs="Segoe UI"/>
+          <w:color w:val="242424"/>
+          <w:sz w:val="23"/>
+          <w:szCs w:val="23"/>
+          <w:highlight w:val="yellow"/>
+          <w:u w:val="single"/>
+          <w:shd w:val="clear" w:color="auto" w:fill="FFFFFF"/>
+        </w:rPr>
+        <w:t>IncapacidadFisicaPorcentaje</w:t>
+      </w:r>
+      <w:proofErr w:type="spellEnd"/>
+      <w:r>
+        <w:rPr>
+          <w:rFonts w:ascii="Segoe UI" w:hAnsi="Segoe UI" w:cs="Segoe UI"/>
+          <w:color w:val="242424"/>
+          <w:sz w:val="23"/>
+          <w:szCs w:val="23"/>
+          <w:highlight w:val="yellow"/>
+          <w:u w:val="single"/>
+          <w:shd w:val="clear" w:color="auto" w:fill="FFFFFF"/>
+        </w:rPr>
+        <w:t>}}</w:t>
       </w:r>
       <w:r>
         <w:rPr>
@@ -2781,7 +3554,25 @@
           <w:sz w:val="24"/>
           <w:szCs w:val="24"/>
         </w:rPr>
-        <w:t>Tendencia depresiva con afectación de la conciliación y ritmo del sueño, ausencia de la líbido y abulia. </w:t>
+        <w:t xml:space="preserve">Tendencia depresiva con afectación de la conciliación y ritmo del sueño, ausencia de la </w:t>
+      </w:r>
+      <w:proofErr w:type="spellStart"/>
+      <w:r>
+        <w:rPr>
+          <w:rFonts w:ascii="Times New Roman" w:eastAsia="Times New Roman" w:hAnsi="Times New Roman" w:cs="Times New Roman"/>
+          <w:sz w:val="24"/>
+          <w:szCs w:val="24"/>
+        </w:rPr>
+        <w:t>líbido</w:t>
+      </w:r>
+      <w:proofErr w:type="spellEnd"/>
+      <w:r>
+        <w:rPr>
+          <w:rFonts w:ascii="Times New Roman" w:eastAsia="Times New Roman" w:hAnsi="Times New Roman" w:cs="Times New Roman"/>
+          <w:sz w:val="24"/>
+          <w:szCs w:val="24"/>
+        </w:rPr>
+        <w:t xml:space="preserve"> y abulia. </w:t>
       </w:r>
     </w:p>
     <w:p>
@@ -2918,7 +3709,33 @@
           <w:highlight w:val="yellow"/>
           <w:u w:val="single"/>
         </w:rPr>
-        <w:t>{{PorcentajeDanoPsicologico}}</w:t>
+        <w:t>{{</w:t>
+      </w:r>
+      <w:proofErr w:type="spellStart"/>
+      <w:r>
+        <w:rPr>
+          <w:rFonts w:ascii="Times New Roman" w:eastAsia="Times New Roman" w:hAnsi="Times New Roman" w:cs="Times New Roman"/>
+          <w:b/>
+          <w:bCs/>
+          <w:sz w:val="24"/>
+          <w:szCs w:val="24"/>
+          <w:highlight w:val="yellow"/>
+          <w:u w:val="single"/>
+        </w:rPr>
+        <w:t>PorcentajeDanoPsicologico</w:t>
+      </w:r>
+      <w:proofErr w:type="spellEnd"/>
+      <w:r>
+        <w:rPr>
+          <w:rFonts w:ascii="Times New Roman" w:eastAsia="Times New Roman" w:hAnsi="Times New Roman" w:cs="Times New Roman"/>
+          <w:b/>
+          <w:bCs/>
+          <w:sz w:val="24"/>
+          <w:szCs w:val="24"/>
+          <w:highlight w:val="yellow"/>
+          <w:u w:val="single"/>
+        </w:rPr>
+        <w:t>}}</w:t>
       </w:r>
       <w:r>
         <w:rPr>
@@ -3113,7 +3930,61 @@
           <w:sz w:val="24"/>
           <w:szCs w:val="24"/>
         </w:rPr>
-        <w:t>“Sabido es que la reparación del daño físico debe ser integral, es decir que debe comprender todos los aspectos de la vida de un individuo, o dicho de otro modo debe resarcir las disminuciones que se sufran a consecuencia del evento y que le impidan desarrollar normalmente todas las actividades que el sujeto realizaba, así como también, la de compensar de algún modo las expectativas frustradas” (CNEsp. Civ y Com, Sala II “Roldan c/ Mohamed s/ daños y perjuicios” 02/06/81).</w:t>
+        <w:t>“Sabido es que la reparación del daño físico debe ser integral, es decir que debe comprender todos los aspectos de la vida de un individuo, o dicho de otro modo debe resarcir las disminuciones que se sufran a consecuencia del evento y que le impidan desarrollar normalmente todas las actividades que el sujeto realizaba, así como también, la de compensar de algún modo las expectativas frustradas” (</w:t>
+      </w:r>
+      <w:proofErr w:type="spellStart"/>
+      <w:r>
+        <w:rPr>
+          <w:rFonts w:ascii="Times New Roman" w:eastAsia="Times New Roman" w:hAnsi="Times New Roman" w:cs="Times New Roman"/>
+          <w:sz w:val="24"/>
+          <w:szCs w:val="24"/>
+        </w:rPr>
+        <w:t>CNEsp</w:t>
+      </w:r>
+      <w:proofErr w:type="spellEnd"/>
+      <w:r>
+        <w:rPr>
+          <w:rFonts w:ascii="Times New Roman" w:eastAsia="Times New Roman" w:hAnsi="Times New Roman" w:cs="Times New Roman"/>
+          <w:sz w:val="24"/>
+          <w:szCs w:val="24"/>
+        </w:rPr>
+        <w:t xml:space="preserve">. </w:t>
+      </w:r>
+      <w:proofErr w:type="spellStart"/>
+      <w:r>
+        <w:rPr>
+          <w:rFonts w:ascii="Times New Roman" w:eastAsia="Times New Roman" w:hAnsi="Times New Roman" w:cs="Times New Roman"/>
+          <w:sz w:val="24"/>
+          <w:szCs w:val="24"/>
+        </w:rPr>
+        <w:t>Civ</w:t>
+      </w:r>
+      <w:proofErr w:type="spellEnd"/>
+      <w:r>
+        <w:rPr>
+          <w:rFonts w:ascii="Times New Roman" w:eastAsia="Times New Roman" w:hAnsi="Times New Roman" w:cs="Times New Roman"/>
+          <w:sz w:val="24"/>
+          <w:szCs w:val="24"/>
+        </w:rPr>
+        <w:t xml:space="preserve"> y </w:t>
+      </w:r>
+      <w:proofErr w:type="spellStart"/>
+      <w:r>
+        <w:rPr>
+          <w:rFonts w:ascii="Times New Roman" w:eastAsia="Times New Roman" w:hAnsi="Times New Roman" w:cs="Times New Roman"/>
+          <w:sz w:val="24"/>
+          <w:szCs w:val="24"/>
+        </w:rPr>
+        <w:t>Com</w:t>
+      </w:r>
+      <w:proofErr w:type="spellEnd"/>
+      <w:r>
+        <w:rPr>
+          <w:rFonts w:ascii="Times New Roman" w:eastAsia="Times New Roman" w:hAnsi="Times New Roman" w:cs="Times New Roman"/>
+          <w:sz w:val="24"/>
+          <w:szCs w:val="24"/>
+        </w:rPr>
+        <w:t>, Sala II “Roldan c/ Mohamed s/ daños y perjuicios” 02/06/81).</w:t>
       </w:r>
     </w:p>
     <w:p>
@@ -3153,7 +4024,25 @@
           <w:sz w:val="24"/>
           <w:szCs w:val="24"/>
         </w:rPr>
-        <w:t>La jurisprudencia ha resuelto reiteradamente que la incapacidad debe fijarse no sólo en función del aspecto laborativo, sino en todas sus actividades y de la proyección que la secuela del accidente tiene sobre la personalidad íntegra de la víctima.</w:t>
+        <w:t xml:space="preserve">La jurisprudencia ha resuelto reiteradamente que la incapacidad debe fijarse no sólo en función del aspecto </w:t>
+      </w:r>
+      <w:proofErr w:type="spellStart"/>
+      <w:r>
+        <w:rPr>
+          <w:rFonts w:ascii="Times New Roman" w:eastAsia="Times New Roman" w:hAnsi="Times New Roman" w:cs="Times New Roman"/>
+          <w:sz w:val="24"/>
+          <w:szCs w:val="24"/>
+        </w:rPr>
+        <w:t>laborativo</w:t>
+      </w:r>
+      <w:proofErr w:type="spellEnd"/>
+      <w:r>
+        <w:rPr>
+          <w:rFonts w:ascii="Times New Roman" w:eastAsia="Times New Roman" w:hAnsi="Times New Roman" w:cs="Times New Roman"/>
+          <w:sz w:val="24"/>
+          <w:szCs w:val="24"/>
+        </w:rPr>
+        <w:t>, sino en todas sus actividades y de la proyección que la secuela del accidente tiene sobre la personalidad íntegra de la víctima.</w:t>
       </w:r>
     </w:p>
     <w:p>
@@ -3173,7 +4062,61 @@
           <w:sz w:val="24"/>
           <w:szCs w:val="24"/>
         </w:rPr>
-        <w:t>A fin de restablecer el quantum indemnizatorio, hay que atenerse a la naturaleza de las lesiones sufridas, así como a la edad del damnificado, su estado civil y demás condiciones personales y en cómo habrán de influir en las posibilidades de vida futura e, igualmente, la específica disminución de las aptitudes para el trabajo”. (CNCIV., Sala D, 25/10/95, “Patsouris de Choronopoulos, Cristina c/ Basile, Francisco y otros s/ Daños y perjuicios”). Ante la imposibilidad de restituir a la víctima a su estado previo al accidente, la indemnización tiende a indemnizar integralmente todas las consecuencias que el accidente tuvo para el actor y si bien es cierto que la medicina no es una ciencia matemática y los porcentajes no explican una valuación autónoma, también lo es que tiene por objeto ilustrar al juzgador sobre el alcance de un accidente y sus secuelas (CNCiv., Sala B, 16/02/98,;Tártalo, Pedro R. C/ Olivares, Gustavo A. s/ Daños y perjuicios;).</w:t>
+        <w:t>A fin de restablecer el quantum indemnizatorio, hay que atenerse a la naturaleza de las lesiones sufridas, así como a la edad del damnificado, su estado civil y demás condiciones personales y en cómo habrán de influir en las posibilidades de vida futura e, igualmente, la específica disminución de las aptitudes para el trabajo”. (CNCIV., Sala D, 25/10/95, “</w:t>
+      </w:r>
+      <w:proofErr w:type="spellStart"/>
+      <w:r>
+        <w:rPr>
+          <w:rFonts w:ascii="Times New Roman" w:eastAsia="Times New Roman" w:hAnsi="Times New Roman" w:cs="Times New Roman"/>
+          <w:sz w:val="24"/>
+          <w:szCs w:val="24"/>
+        </w:rPr>
+        <w:t>Patsouris</w:t>
+      </w:r>
+      <w:proofErr w:type="spellEnd"/>
+      <w:r>
+        <w:rPr>
+          <w:rFonts w:ascii="Times New Roman" w:eastAsia="Times New Roman" w:hAnsi="Times New Roman" w:cs="Times New Roman"/>
+          <w:sz w:val="24"/>
+          <w:szCs w:val="24"/>
+        </w:rPr>
+        <w:t xml:space="preserve"> de </w:t>
+      </w:r>
+      <w:proofErr w:type="spellStart"/>
+      <w:r>
+        <w:rPr>
+          <w:rFonts w:ascii="Times New Roman" w:eastAsia="Times New Roman" w:hAnsi="Times New Roman" w:cs="Times New Roman"/>
+          <w:sz w:val="24"/>
+          <w:szCs w:val="24"/>
+        </w:rPr>
+        <w:t>Choronopoulos</w:t>
+      </w:r>
+      <w:proofErr w:type="spellEnd"/>
+      <w:r>
+        <w:rPr>
+          <w:rFonts w:ascii="Times New Roman" w:eastAsia="Times New Roman" w:hAnsi="Times New Roman" w:cs="Times New Roman"/>
+          <w:sz w:val="24"/>
+          <w:szCs w:val="24"/>
+        </w:rPr>
+        <w:t>, Cristina c/ Basile, Francisco y otros s/ Daños y perjuicios”). Ante la imposibilidad de restituir a la víctima a su estado previo al accidente, la indemnización tiende a indemnizar integralmente todas las consecuencias que el accidente tuvo para el actor y si bien es cierto que la medicina no es una ciencia matemática y los porcentajes no explican una valuación autónoma, también lo es que tiene por objeto ilustrar al juzgador sobre el alcance de un accidente y sus secuelas (</w:t>
+      </w:r>
+      <w:proofErr w:type="spellStart"/>
+      <w:r>
+        <w:rPr>
+          <w:rFonts w:ascii="Times New Roman" w:eastAsia="Times New Roman" w:hAnsi="Times New Roman" w:cs="Times New Roman"/>
+          <w:sz w:val="24"/>
+          <w:szCs w:val="24"/>
+        </w:rPr>
+        <w:t>CNCiv</w:t>
+      </w:r>
+      <w:proofErr w:type="spellEnd"/>
+      <w:r>
+        <w:rPr>
+          <w:rFonts w:ascii="Times New Roman" w:eastAsia="Times New Roman" w:hAnsi="Times New Roman" w:cs="Times New Roman"/>
+          <w:sz w:val="24"/>
+          <w:szCs w:val="24"/>
+        </w:rPr>
+        <w:t>., Sala B, 16/02/98,;Tártalo, Pedro R. C/ Olivares, Gustavo A. s/ Daños y perjuicios;).</w:t>
       </w:r>
     </w:p>
     <w:p>
@@ -3214,7 +4157,27 @@
           <w:szCs w:val="24"/>
           <w:highlight w:val="yellow"/>
         </w:rPr>
-        <w:t>{{PuntosdeIncapacidad}}</w:t>
+        <w:t>{{</w:t>
+      </w:r>
+      <w:proofErr w:type="spellStart"/>
+      <w:r>
+        <w:rPr>
+          <w:rFonts w:ascii="Times New Roman" w:eastAsia="Times New Roman" w:hAnsi="Times New Roman" w:cs="Times New Roman"/>
+          <w:sz w:val="24"/>
+          <w:szCs w:val="24"/>
+          <w:highlight w:val="yellow"/>
+        </w:rPr>
+        <w:t>PuntosdeIncapacidad</w:t>
+      </w:r>
+      <w:proofErr w:type="spellEnd"/>
+      <w:r>
+        <w:rPr>
+          <w:rFonts w:ascii="Times New Roman" w:eastAsia="Times New Roman" w:hAnsi="Times New Roman" w:cs="Times New Roman"/>
+          <w:sz w:val="24"/>
+          <w:szCs w:val="24"/>
+          <w:highlight w:val="yellow"/>
+        </w:rPr>
+        <w:t>}}</w:t>
       </w:r>
       <w:r>
         <w:rPr>
@@ -3241,7 +4204,27 @@
           <w:szCs w:val="24"/>
           <w:highlight w:val="yellow"/>
         </w:rPr>
-        <w:t>{{LiquiIncapacidadFisicaLetras}}</w:t>
+        <w:t>{{</w:t>
+      </w:r>
+      <w:proofErr w:type="spellStart"/>
+      <w:r>
+        <w:rPr>
+          <w:rFonts w:ascii="Times New Roman" w:eastAsia="Times New Roman" w:hAnsi="Times New Roman" w:cs="Times New Roman"/>
+          <w:sz w:val="24"/>
+          <w:szCs w:val="24"/>
+          <w:highlight w:val="yellow"/>
+        </w:rPr>
+        <w:t>LiquiIncapacidadFisicaLetras</w:t>
+      </w:r>
+      <w:proofErr w:type="spellEnd"/>
+      <w:r>
+        <w:rPr>
+          <w:rFonts w:ascii="Times New Roman" w:eastAsia="Times New Roman" w:hAnsi="Times New Roman" w:cs="Times New Roman"/>
+          <w:sz w:val="24"/>
+          <w:szCs w:val="24"/>
+          <w:highlight w:val="yellow"/>
+        </w:rPr>
+        <w:t>}}</w:t>
       </w:r>
       <w:r>
         <w:rPr>
@@ -3289,7 +4272,27 @@
           <w:szCs w:val="24"/>
           <w:highlight w:val="yellow"/>
         </w:rPr>
-        <w:t>{{LiquiIncapacidadFisicaNum}}</w:t>
+        <w:t>{{</w:t>
+      </w:r>
+      <w:proofErr w:type="spellStart"/>
+      <w:r>
+        <w:rPr>
+          <w:rFonts w:ascii="Times New Roman" w:eastAsia="Times New Roman" w:hAnsi="Times New Roman" w:cs="Times New Roman"/>
+          <w:sz w:val="24"/>
+          <w:szCs w:val="24"/>
+          <w:highlight w:val="yellow"/>
+        </w:rPr>
+        <w:t>LiquiIncapacidadFisicaNum</w:t>
+      </w:r>
+      <w:proofErr w:type="spellEnd"/>
+      <w:r>
+        <w:rPr>
+          <w:rFonts w:ascii="Times New Roman" w:eastAsia="Times New Roman" w:hAnsi="Times New Roman" w:cs="Times New Roman"/>
+          <w:sz w:val="24"/>
+          <w:szCs w:val="24"/>
+          <w:highlight w:val="yellow"/>
+        </w:rPr>
+        <w:t>}}</w:t>
       </w:r>
       <w:r>
         <w:rPr>
@@ -3417,7 +4420,43 @@
           <w:sz w:val="24"/>
           <w:szCs w:val="24"/>
         </w:rPr>
-        <w:t xml:space="preserve">. En el caso de autos, la actora vió profundamente afectado su espíritu en virtud del enorme esfuerzo laborativo y económico que significó para el lograr acceder a su carrera profesional y profundamente angustiada por la incertidumbre de no poder afrontar la reincorporación al mismo. </w:t>
+        <w:t xml:space="preserve">. En el caso de autos, la actora </w:t>
+      </w:r>
+      <w:proofErr w:type="spellStart"/>
+      <w:r>
+        <w:rPr>
+          <w:rFonts w:ascii="Times New Roman" w:eastAsia="Times New Roman" w:hAnsi="Times New Roman" w:cs="Times New Roman"/>
+          <w:sz w:val="24"/>
+          <w:szCs w:val="24"/>
+        </w:rPr>
+        <w:t>vió</w:t>
+      </w:r>
+      <w:proofErr w:type="spellEnd"/>
+      <w:r>
+        <w:rPr>
+          <w:rFonts w:ascii="Times New Roman" w:eastAsia="Times New Roman" w:hAnsi="Times New Roman" w:cs="Times New Roman"/>
+          <w:sz w:val="24"/>
+          <w:szCs w:val="24"/>
+        </w:rPr>
+        <w:t xml:space="preserve"> profundamente afectado su espíritu en virtud del enorme esfuerzo </w:t>
+      </w:r>
+      <w:proofErr w:type="spellStart"/>
+      <w:r>
+        <w:rPr>
+          <w:rFonts w:ascii="Times New Roman" w:eastAsia="Times New Roman" w:hAnsi="Times New Roman" w:cs="Times New Roman"/>
+          <w:sz w:val="24"/>
+          <w:szCs w:val="24"/>
+        </w:rPr>
+        <w:t>laborativo</w:t>
+      </w:r>
+      <w:proofErr w:type="spellEnd"/>
+      <w:r>
+        <w:rPr>
+          <w:rFonts w:ascii="Times New Roman" w:eastAsia="Times New Roman" w:hAnsi="Times New Roman" w:cs="Times New Roman"/>
+          <w:sz w:val="24"/>
+          <w:szCs w:val="24"/>
+        </w:rPr>
+        <w:t xml:space="preserve"> y económico que significó para el lograr acceder a su carrera profesional y profundamente angustiada por la incertidumbre de no poder afrontar la reincorporación al mismo. </w:t>
       </w:r>
     </w:p>
     <w:p>
@@ -3493,7 +4532,25 @@
           <w:sz w:val="24"/>
           <w:szCs w:val="24"/>
         </w:rPr>
-        <w:t xml:space="preserve">. En consecuencia, la persona afectada es el actor, toda vez al período de incertidumbre que atravesó producto de no poder contar con su vehiculo, la inestabilidad económica que eso produjo y sobre todo la afectación anímica, la cual se vio reflejada en estados de angustia , ansiedad y principio de depresión. </w:t>
+        <w:t xml:space="preserve">. En consecuencia, la persona afectada es el actor, toda vez al período de incertidumbre que atravesó producto de no poder contar con su </w:t>
+      </w:r>
+      <w:proofErr w:type="spellStart"/>
+      <w:r>
+        <w:rPr>
+          <w:rFonts w:ascii="Times New Roman" w:eastAsia="Times New Roman" w:hAnsi="Times New Roman" w:cs="Times New Roman"/>
+          <w:sz w:val="24"/>
+          <w:szCs w:val="24"/>
+        </w:rPr>
+        <w:t>vehiculo</w:t>
+      </w:r>
+      <w:proofErr w:type="spellEnd"/>
+      <w:r>
+        <w:rPr>
+          <w:rFonts w:ascii="Times New Roman" w:eastAsia="Times New Roman" w:hAnsi="Times New Roman" w:cs="Times New Roman"/>
+          <w:sz w:val="24"/>
+          <w:szCs w:val="24"/>
+        </w:rPr>
+        <w:t xml:space="preserve">, la inestabilidad económica que eso produjo y sobre todo la afectación anímica, la cual se vio reflejada en estados de angustia , ansiedad y principio de depresión. </w:t>
       </w:r>
     </w:p>
     <w:p>
@@ -3613,7 +4670,25 @@
           <w:sz w:val="24"/>
           <w:szCs w:val="24"/>
         </w:rPr>
-        <w:t>Para resarcir el daño moral no es exigible prueba acabada del padecimiento, sino que basta la acreditación de las circunstancias que rodearon el hecho y que permitan inferir la existencia y extensión" (CNCiv., Sala C, 11/07/96, "Saucedo, Dardo G. y otros c/ Rodríguez, Armando s/ Daños y Perjuicios”).</w:t>
+        <w:t>Para resarcir el daño moral no es exigible prueba acabada del padecimiento, sino que basta la acreditación de las circunstancias que rodearon el hecho y que permitan inferir la existencia y extensión" (</w:t>
+      </w:r>
+      <w:proofErr w:type="spellStart"/>
+      <w:r>
+        <w:rPr>
+          <w:rFonts w:ascii="Times New Roman" w:eastAsia="Times New Roman" w:hAnsi="Times New Roman" w:cs="Times New Roman"/>
+          <w:sz w:val="24"/>
+          <w:szCs w:val="24"/>
+        </w:rPr>
+        <w:t>CNCiv</w:t>
+      </w:r>
+      <w:proofErr w:type="spellEnd"/>
+      <w:r>
+        <w:rPr>
+          <w:rFonts w:ascii="Times New Roman" w:eastAsia="Times New Roman" w:hAnsi="Times New Roman" w:cs="Times New Roman"/>
+          <w:sz w:val="24"/>
+          <w:szCs w:val="24"/>
+        </w:rPr>
+        <w:t>., Sala C, 11/07/96, "Saucedo, Dardo G. y otros c/ Rodríguez, Armando s/ Daños y Perjuicios”).</w:t>
       </w:r>
     </w:p>
     <w:p>
@@ -3692,7 +4767,61 @@
           <w:sz w:val="24"/>
           <w:szCs w:val="24"/>
         </w:rPr>
-        <w:t>Así, nuestra jurisprudencia sostiene que "en lo que atañe al daño moral, los sufrimientos y padecimientos experimentados durante la internación y convalecencia, más la angustia derivada de las secuelas, justifican que se me otorgue una indemnización (C.N.Esp. Civ. Y Com. Sala VI Guatay Dora c/ Minaudo s/ Daños 25/06/81). –</w:t>
+        <w:t>Así, nuestra jurisprudencia sostiene que "en lo que atañe al daño moral, los sufrimientos y padecimientos experimentados durante la internación y convalecencia, más la angustia derivada de las secuelas, justifican que se me otorgue una indemnización (</w:t>
+      </w:r>
+      <w:proofErr w:type="spellStart"/>
+      <w:r>
+        <w:rPr>
+          <w:rFonts w:ascii="Times New Roman" w:eastAsia="Times New Roman" w:hAnsi="Times New Roman" w:cs="Times New Roman"/>
+          <w:sz w:val="24"/>
+          <w:szCs w:val="24"/>
+        </w:rPr>
+        <w:t>C.N.Esp</w:t>
+      </w:r>
+      <w:proofErr w:type="spellEnd"/>
+      <w:r>
+        <w:rPr>
+          <w:rFonts w:ascii="Times New Roman" w:eastAsia="Times New Roman" w:hAnsi="Times New Roman" w:cs="Times New Roman"/>
+          <w:sz w:val="24"/>
+          <w:szCs w:val="24"/>
+        </w:rPr>
+        <w:t xml:space="preserve">. </w:t>
+      </w:r>
+      <w:proofErr w:type="spellStart"/>
+      <w:r>
+        <w:rPr>
+          <w:rFonts w:ascii="Times New Roman" w:eastAsia="Times New Roman" w:hAnsi="Times New Roman" w:cs="Times New Roman"/>
+          <w:sz w:val="24"/>
+          <w:szCs w:val="24"/>
+        </w:rPr>
+        <w:t>Civ</w:t>
+      </w:r>
+      <w:proofErr w:type="spellEnd"/>
+      <w:r>
+        <w:rPr>
+          <w:rFonts w:ascii="Times New Roman" w:eastAsia="Times New Roman" w:hAnsi="Times New Roman" w:cs="Times New Roman"/>
+          <w:sz w:val="24"/>
+          <w:szCs w:val="24"/>
+        </w:rPr>
+        <w:t xml:space="preserve">. Y Com. Sala VI </w:t>
+      </w:r>
+      <w:proofErr w:type="spellStart"/>
+      <w:r>
+        <w:rPr>
+          <w:rFonts w:ascii="Times New Roman" w:eastAsia="Times New Roman" w:hAnsi="Times New Roman" w:cs="Times New Roman"/>
+          <w:sz w:val="24"/>
+          <w:szCs w:val="24"/>
+        </w:rPr>
+        <w:t>Guatay</w:t>
+      </w:r>
+      <w:proofErr w:type="spellEnd"/>
+      <w:r>
+        <w:rPr>
+          <w:rFonts w:ascii="Times New Roman" w:eastAsia="Times New Roman" w:hAnsi="Times New Roman" w:cs="Times New Roman"/>
+          <w:sz w:val="24"/>
+          <w:szCs w:val="24"/>
+        </w:rPr>
+        <w:t xml:space="preserve"> Dora c/ Minaudo s/ Daños 25/06/81). –</w:t>
       </w:r>
     </w:p>
     <w:p>
@@ -3730,7 +4859,97 @@
           <w:sz w:val="24"/>
           <w:szCs w:val="24"/>
         </w:rPr>
-        <w:t>(Mag. Barra, Levene, Belluscio, Petracchi. Vot. Fayt. Dis. Boggiano, Cavagna Martínez, Nazareno, Moliné O'Connor Pág. 447 XXII Pappier "Federico c/ Gobierno de la Pcia. de Santa Fe s/ Daños y Perjuicios”14/10/93).-</w:t>
+        <w:t xml:space="preserve">(Mag. Barra, Levene, Belluscio, </w:t>
+      </w:r>
+      <w:proofErr w:type="spellStart"/>
+      <w:r>
+        <w:rPr>
+          <w:rFonts w:ascii="Times New Roman" w:eastAsia="Times New Roman" w:hAnsi="Times New Roman" w:cs="Times New Roman"/>
+          <w:sz w:val="24"/>
+          <w:szCs w:val="24"/>
+        </w:rPr>
+        <w:t>Petracchi</w:t>
+      </w:r>
+      <w:proofErr w:type="spellEnd"/>
+      <w:r>
+        <w:rPr>
+          <w:rFonts w:ascii="Times New Roman" w:eastAsia="Times New Roman" w:hAnsi="Times New Roman" w:cs="Times New Roman"/>
+          <w:sz w:val="24"/>
+          <w:szCs w:val="24"/>
+        </w:rPr>
+        <w:t xml:space="preserve">. </w:t>
+      </w:r>
+      <w:proofErr w:type="spellStart"/>
+      <w:r>
+        <w:rPr>
+          <w:rFonts w:ascii="Times New Roman" w:eastAsia="Times New Roman" w:hAnsi="Times New Roman" w:cs="Times New Roman"/>
+          <w:sz w:val="24"/>
+          <w:szCs w:val="24"/>
+        </w:rPr>
+        <w:t>Vot</w:t>
+      </w:r>
+      <w:proofErr w:type="spellEnd"/>
+      <w:r>
+        <w:rPr>
+          <w:rFonts w:ascii="Times New Roman" w:eastAsia="Times New Roman" w:hAnsi="Times New Roman" w:cs="Times New Roman"/>
+          <w:sz w:val="24"/>
+          <w:szCs w:val="24"/>
+        </w:rPr>
+        <w:t xml:space="preserve">. Fayt. </w:t>
+      </w:r>
+      <w:proofErr w:type="spellStart"/>
+      <w:r>
+        <w:rPr>
+          <w:rFonts w:ascii="Times New Roman" w:eastAsia="Times New Roman" w:hAnsi="Times New Roman" w:cs="Times New Roman"/>
+          <w:sz w:val="24"/>
+          <w:szCs w:val="24"/>
+        </w:rPr>
+        <w:t>Dis</w:t>
+      </w:r>
+      <w:proofErr w:type="spellEnd"/>
+      <w:r>
+        <w:rPr>
+          <w:rFonts w:ascii="Times New Roman" w:eastAsia="Times New Roman" w:hAnsi="Times New Roman" w:cs="Times New Roman"/>
+          <w:sz w:val="24"/>
+          <w:szCs w:val="24"/>
+        </w:rPr>
+        <w:t xml:space="preserve">. Boggiano, Cavagna Martínez, Nazareno, </w:t>
+      </w:r>
+      <w:proofErr w:type="spellStart"/>
+      <w:r>
+        <w:rPr>
+          <w:rFonts w:ascii="Times New Roman" w:eastAsia="Times New Roman" w:hAnsi="Times New Roman" w:cs="Times New Roman"/>
+          <w:sz w:val="24"/>
+          <w:szCs w:val="24"/>
+        </w:rPr>
+        <w:t>Moliné</w:t>
+      </w:r>
+      <w:proofErr w:type="spellEnd"/>
+      <w:r>
+        <w:rPr>
+          <w:rFonts w:ascii="Times New Roman" w:eastAsia="Times New Roman" w:hAnsi="Times New Roman" w:cs="Times New Roman"/>
+          <w:sz w:val="24"/>
+          <w:szCs w:val="24"/>
+        </w:rPr>
+        <w:t xml:space="preserve"> O'Connor Pág. 447 XXII </w:t>
+      </w:r>
+      <w:proofErr w:type="spellStart"/>
+      <w:r>
+        <w:rPr>
+          <w:rFonts w:ascii="Times New Roman" w:eastAsia="Times New Roman" w:hAnsi="Times New Roman" w:cs="Times New Roman"/>
+          <w:sz w:val="24"/>
+          <w:szCs w:val="24"/>
+        </w:rPr>
+        <w:t>Pappier</w:t>
+      </w:r>
+      <w:proofErr w:type="spellEnd"/>
+      <w:r>
+        <w:rPr>
+          <w:rFonts w:ascii="Times New Roman" w:eastAsia="Times New Roman" w:hAnsi="Times New Roman" w:cs="Times New Roman"/>
+          <w:sz w:val="24"/>
+          <w:szCs w:val="24"/>
+        </w:rPr>
+        <w:t xml:space="preserve"> "Federico c/ Gobierno de la Pcia. de Santa Fe s/ Daños y Perjuicios”14/10/93).-</w:t>
       </w:r>
     </w:p>
     <w:p>
@@ -3769,7 +4988,27 @@
           <w:szCs w:val="24"/>
           <w:highlight w:val="yellow"/>
         </w:rPr>
-        <w:t>{{LiquiDanoMoralLetras}}</w:t>
+        <w:t>{{</w:t>
+      </w:r>
+      <w:proofErr w:type="spellStart"/>
+      <w:r>
+        <w:rPr>
+          <w:rFonts w:ascii="Times New Roman" w:eastAsia="Times New Roman" w:hAnsi="Times New Roman" w:cs="Times New Roman"/>
+          <w:sz w:val="24"/>
+          <w:szCs w:val="24"/>
+          <w:highlight w:val="yellow"/>
+        </w:rPr>
+        <w:t>LiquiDanoMoralLetras</w:t>
+      </w:r>
+      <w:proofErr w:type="spellEnd"/>
+      <w:r>
+        <w:rPr>
+          <w:rFonts w:ascii="Times New Roman" w:eastAsia="Times New Roman" w:hAnsi="Times New Roman" w:cs="Times New Roman"/>
+          <w:sz w:val="24"/>
+          <w:szCs w:val="24"/>
+          <w:highlight w:val="yellow"/>
+        </w:rPr>
+        <w:t>}}</w:t>
       </w:r>
       <w:r>
         <w:rPr>
@@ -3798,7 +5037,27 @@
           <w:szCs w:val="24"/>
           <w:highlight w:val="yellow"/>
         </w:rPr>
-        <w:t>{{LiquiDanoMoralNum}}</w:t>
+        <w:t>{{</w:t>
+      </w:r>
+      <w:proofErr w:type="spellStart"/>
+      <w:r>
+        <w:rPr>
+          <w:rFonts w:ascii="Times New Roman" w:eastAsia="Times New Roman" w:hAnsi="Times New Roman" w:cs="Times New Roman"/>
+          <w:sz w:val="24"/>
+          <w:szCs w:val="24"/>
+          <w:highlight w:val="yellow"/>
+        </w:rPr>
+        <w:t>LiquiDanoMoralNum</w:t>
+      </w:r>
+      <w:proofErr w:type="spellEnd"/>
+      <w:r>
+        <w:rPr>
+          <w:rFonts w:ascii="Times New Roman" w:eastAsia="Times New Roman" w:hAnsi="Times New Roman" w:cs="Times New Roman"/>
+          <w:sz w:val="24"/>
+          <w:szCs w:val="24"/>
+          <w:highlight w:val="yellow"/>
+        </w:rPr>
+        <w:t>}}</w:t>
       </w:r>
       <w:r>
         <w:rPr>
@@ -4014,7 +5273,61 @@
           <w:sz w:val="24"/>
           <w:szCs w:val="24"/>
         </w:rPr>
-        <w:t xml:space="preserve">Todo influye en su entorno familiar, manifestándose en bruscas contestaciones, frecuentes cambios de ánimo,  melancolía y aislamiento. Nuestra jurisprudencia viene sosteniendo: “La existencia del daño psicológico no depende de las secuelas incapacitantes en el aspecto físico, ya que ambos son compartimientos independientes en la salud de una persona y, si bien normalmente aparecen vinculados o en forma simultánea, no se correlacionan necesariamente. Además, la inmensa variedad que presenta la semiología en el ámbito psíquico, demuestra que algunos sujetos implementan mecanismos negadores o formaciones reactivas, en cuyo caso, la apariencia desconoce la intensidad del trauma psicológico recibido, siendo necesaria una evaluación científica adecuada para poder detectarlo” (Civil - Sala F HIGHTON DE NOLASCO Sentencia Definitiva C. F163577 ;PAYES, Raúl Alberto c/SALLES, Luis Alberto y otro s/ DAÑOS Y PERJUICIO 05/09/95). – “Todo daño inferido a la persona, corresponde apreciarlo en lo que representa como alteración y afectación no sólo del cuerpo físico sino también del ámbito psíquico del individuo, con el consiguiente quebranto de la personalidad, de manera que también importe un menoscabo en la salud, considerada en su aspecto integral y computándose también la incidencia o repercusión de todo ello, en alguna medida, puede aparejarse sobre la vida de relación del damnificado” ; (C.N. Esp. Civ. Y Com. Sala II ;Inkier, Berta S. de C. c/ Cantini Francisco s/Sumario”). – En igual sentido, la Cámara Comercial se ha expresado manifestando que “el daño psíquico debe ser entendido como un disturbio o disfunción </w:t>
+        <w:t xml:space="preserve">Todo influye en su entorno familiar, manifestándose en bruscas contestaciones, frecuentes cambios de ánimo,  melancolía y aislamiento. Nuestra jurisprudencia viene sosteniendo: “La existencia del daño psicológico no depende de las secuelas incapacitantes en el aspecto físico, ya que ambos son compartimientos independientes en la salud de una persona y, si bien normalmente aparecen vinculados o en forma simultánea, no se correlacionan necesariamente. Además, la inmensa variedad que presenta la semiología en el ámbito psíquico, demuestra que algunos sujetos implementan mecanismos negadores o formaciones reactivas, en cuyo caso, la apariencia desconoce la intensidad del trauma psicológico recibido, siendo necesaria una evaluación científica adecuada para poder detectarlo” (Civil - Sala F HIGHTON DE NOLASCO Sentencia Definitiva C. F163577 ;PAYES, Raúl Alberto c/SALLES, Luis Alberto y </w:t>
+      </w:r>
+      <w:proofErr w:type="spellStart"/>
+      <w:r>
+        <w:rPr>
+          <w:rFonts w:ascii="Times New Roman" w:eastAsia="Times New Roman" w:hAnsi="Times New Roman" w:cs="Times New Roman"/>
+          <w:sz w:val="24"/>
+          <w:szCs w:val="24"/>
+        </w:rPr>
+        <w:t>otro s</w:t>
+      </w:r>
+      <w:proofErr w:type="spellEnd"/>
+      <w:r>
+        <w:rPr>
+          <w:rFonts w:ascii="Times New Roman" w:eastAsia="Times New Roman" w:hAnsi="Times New Roman" w:cs="Times New Roman"/>
+          <w:sz w:val="24"/>
+          <w:szCs w:val="24"/>
+        </w:rPr>
+        <w:t xml:space="preserve">/ DAÑOS Y PERJUICIO 05/09/95). – “Todo daño inferido a la persona, corresponde apreciarlo en lo que representa como alteración y afectación no sólo del cuerpo físico sino también del ámbito psíquico del individuo, con el consiguiente quebranto de la personalidad, de manera que también importe un menoscabo en la salud, considerada en su aspecto integral y computándose también la incidencia o repercusión de todo ello, en alguna medida, puede aparejarse sobre la vida de relación del damnificado” ; (C.N. Esp. </w:t>
+      </w:r>
+      <w:proofErr w:type="spellStart"/>
+      <w:r>
+        <w:rPr>
+          <w:rFonts w:ascii="Times New Roman" w:eastAsia="Times New Roman" w:hAnsi="Times New Roman" w:cs="Times New Roman"/>
+          <w:sz w:val="24"/>
+          <w:szCs w:val="24"/>
+        </w:rPr>
+        <w:t>Civ</w:t>
+      </w:r>
+      <w:proofErr w:type="spellEnd"/>
+      <w:r>
+        <w:rPr>
+          <w:rFonts w:ascii="Times New Roman" w:eastAsia="Times New Roman" w:hAnsi="Times New Roman" w:cs="Times New Roman"/>
+          <w:sz w:val="24"/>
+          <w:szCs w:val="24"/>
+        </w:rPr>
+        <w:t>. Y Com. Sala II ;</w:t>
+      </w:r>
+      <w:proofErr w:type="spellStart"/>
+      <w:r>
+        <w:rPr>
+          <w:rFonts w:ascii="Times New Roman" w:eastAsia="Times New Roman" w:hAnsi="Times New Roman" w:cs="Times New Roman"/>
+          <w:sz w:val="24"/>
+          <w:szCs w:val="24"/>
+        </w:rPr>
+        <w:t>Inkier</w:t>
+      </w:r>
+      <w:proofErr w:type="spellEnd"/>
+      <w:r>
+        <w:rPr>
+          <w:rFonts w:ascii="Times New Roman" w:eastAsia="Times New Roman" w:hAnsi="Times New Roman" w:cs="Times New Roman"/>
+          <w:sz w:val="24"/>
+          <w:szCs w:val="24"/>
+        </w:rPr>
+        <w:t xml:space="preserve">, Berta S. de C. c/ Cantini Francisco s/Sumario”). – En igual sentido, la Cámara Comercial se ha expresado manifestando que “el daño psíquico debe ser entendido como un disturbio o disfunción </w:t>
       </w:r>
       <w:r>
         <w:rPr>
@@ -4023,7 +5336,25 @@
           <w:szCs w:val="24"/>
         </w:rPr>
         <w:lastRenderedPageBreak/>
-        <w:t>psíquico-orgánica, que puede afectar las esferas afectiva y/ o intelectiva y/ o volitiva, limitando la capacidad de goce individual, familiar, laboral, social y/o recreativa de quien lo padece” (CCom: A (MIGUEZ DE CANTORE - JARAZO VEIRAS - PEIRANO) - 29/04/97 ;ALI PACHA, MONICA C/ BERNARDINO RIVADAVIA SA. DE TRANSP. LINEA 63 S/ ORD.;). –</w:t>
+        <w:t>psíquico-orgánica, que puede afectar las esferas afectiva y/ o intelectiva y/ o volitiva, limitando la capacidad de goce individual, familiar, laboral, social y/o recreativa de quien lo padece” (</w:t>
+      </w:r>
+      <w:proofErr w:type="spellStart"/>
+      <w:r>
+        <w:rPr>
+          <w:rFonts w:ascii="Times New Roman" w:eastAsia="Times New Roman" w:hAnsi="Times New Roman" w:cs="Times New Roman"/>
+          <w:sz w:val="24"/>
+          <w:szCs w:val="24"/>
+        </w:rPr>
+        <w:t>CCom</w:t>
+      </w:r>
+      <w:proofErr w:type="spellEnd"/>
+      <w:r>
+        <w:rPr>
+          <w:rFonts w:ascii="Times New Roman" w:eastAsia="Times New Roman" w:hAnsi="Times New Roman" w:cs="Times New Roman"/>
+          <w:sz w:val="24"/>
+          <w:szCs w:val="24"/>
+        </w:rPr>
+        <w:t>: A (MIGUEZ DE CANTORE - JARAZO VEIRAS - PEIRANO) - 29/04/97 ;ALI PACHA, MONICA C/ BERNARDINO RIVADAVIA SA. DE TRANSP. LINEA 63 S/ ORD.;). –</w:t>
       </w:r>
     </w:p>
     <w:p>
@@ -4093,7 +5424,27 @@
           <w:szCs w:val="24"/>
           <w:highlight w:val="yellow"/>
         </w:rPr>
-        <w:t>{LiquiDanoPsicologicoLetras}}</w:t>
+        <w:t>{</w:t>
+      </w:r>
+      <w:proofErr w:type="spellStart"/>
+      <w:r>
+        <w:rPr>
+          <w:rFonts w:ascii="Times New Roman" w:eastAsia="Times New Roman" w:hAnsi="Times New Roman" w:cs="Times New Roman"/>
+          <w:sz w:val="24"/>
+          <w:szCs w:val="24"/>
+          <w:highlight w:val="yellow"/>
+        </w:rPr>
+        <w:t>LiquiDanoPsicologicoLetras</w:t>
+      </w:r>
+      <w:proofErr w:type="spellEnd"/>
+      <w:r>
+        <w:rPr>
+          <w:rFonts w:ascii="Times New Roman" w:eastAsia="Times New Roman" w:hAnsi="Times New Roman" w:cs="Times New Roman"/>
+          <w:sz w:val="24"/>
+          <w:szCs w:val="24"/>
+          <w:highlight w:val="yellow"/>
+        </w:rPr>
+        <w:t>}}</w:t>
       </w:r>
       <w:r>
         <w:rPr>
@@ -4126,14 +5477,25 @@
         </w:rPr>
         <w:t>{{</w:t>
       </w:r>
-      <w:r>
-        <w:rPr>
-          <w:rFonts w:ascii="Times New Roman" w:eastAsia="Times New Roman" w:hAnsi="Times New Roman" w:cs="Times New Roman"/>
-          <w:sz w:val="24"/>
-          <w:szCs w:val="24"/>
-          <w:highlight w:val="yellow"/>
-        </w:rPr>
-        <w:t>LiquiDanoPsicologicoNum}}</w:t>
+      <w:proofErr w:type="spellStart"/>
+      <w:r>
+        <w:rPr>
+          <w:rFonts w:ascii="Times New Roman" w:eastAsia="Times New Roman" w:hAnsi="Times New Roman" w:cs="Times New Roman"/>
+          <w:sz w:val="24"/>
+          <w:szCs w:val="24"/>
+          <w:highlight w:val="yellow"/>
+        </w:rPr>
+        <w:t>LiquiDanoPsicologicoNum</w:t>
+      </w:r>
+      <w:proofErr w:type="spellEnd"/>
+      <w:r>
+        <w:rPr>
+          <w:rFonts w:ascii="Times New Roman" w:eastAsia="Times New Roman" w:hAnsi="Times New Roman" w:cs="Times New Roman"/>
+          <w:sz w:val="24"/>
+          <w:szCs w:val="24"/>
+          <w:highlight w:val="yellow"/>
+        </w:rPr>
+        <w:t>}}</w:t>
       </w:r>
       <w:r>
         <w:rPr>
@@ -4248,7 +5610,61 @@
           <w:sz w:val="24"/>
           <w:szCs w:val="24"/>
         </w:rPr>
-        <w:t>En este caso, el requisito de certidumbre solicitado para hacer lugar al presente reclamo es claro, ya que se trata de consecuencias del hecho ilícito que aparecen como una prolongación previsible e inevitable del daño padecido. La jurisprudencia establece al respecto que “comprobada la responsabilidad del demandado en el acaecimiento del ilícito, forzoso es concluir en su deber de cargar con las erogaciones de una terapia psicológica que, al menos, contribuya a sobrellevar las secuelas conflictivas sobrevinientes y que sean consecuencia directa del evento” (CNCiv., Sala A, 19/06/97, “Leiva, Natividad c/ Petrola, Raúl R. s/ daños y perjuicios”). “Respecto al costo de una psicoterapia solicitada por la actora, sea que las lesiones de carácter psicológico, puedan superarse o no, corresponde resarcir lo que fuere necesario para el tratamiento, al menos con el propósito de evitar el empeoramiento; ello pese a que falte precisión en el dictamen acerca del costo de las sesiones” (CNCiv, Sala B, 12/07/96, “Arroyo, Jorge E c/ Reyes, Arandu s/ daños y perjuicios”).</w:t>
+        <w:t>En este caso, el requisito de certidumbre solicitado para hacer lugar al presente reclamo es claro, ya que se trata de consecuencias del hecho ilícito que aparecen como una prolongación previsible e inevitable del daño padecido. La jurisprudencia establece al respecto que “comprobada la responsabilidad del demandado en el acaecimiento del ilícito, forzoso es concluir en su deber de cargar con las erogaciones de una terapia psicológica que, al menos, contribuya a sobrellevar las secuelas conflictivas sobrevinientes y que sean consecuencia directa del evento” (</w:t>
+      </w:r>
+      <w:proofErr w:type="spellStart"/>
+      <w:r>
+        <w:rPr>
+          <w:rFonts w:ascii="Times New Roman" w:eastAsia="Times New Roman" w:hAnsi="Times New Roman" w:cs="Times New Roman"/>
+          <w:sz w:val="24"/>
+          <w:szCs w:val="24"/>
+        </w:rPr>
+        <w:t>CNCiv</w:t>
+      </w:r>
+      <w:proofErr w:type="spellEnd"/>
+      <w:r>
+        <w:rPr>
+          <w:rFonts w:ascii="Times New Roman" w:eastAsia="Times New Roman" w:hAnsi="Times New Roman" w:cs="Times New Roman"/>
+          <w:sz w:val="24"/>
+          <w:szCs w:val="24"/>
+        </w:rPr>
+        <w:t xml:space="preserve">., Sala A, 19/06/97, “Leiva, Natividad c/ </w:t>
+      </w:r>
+      <w:proofErr w:type="spellStart"/>
+      <w:r>
+        <w:rPr>
+          <w:rFonts w:ascii="Times New Roman" w:eastAsia="Times New Roman" w:hAnsi="Times New Roman" w:cs="Times New Roman"/>
+          <w:sz w:val="24"/>
+          <w:szCs w:val="24"/>
+        </w:rPr>
+        <w:t>Petrola</w:t>
+      </w:r>
+      <w:proofErr w:type="spellEnd"/>
+      <w:r>
+        <w:rPr>
+          <w:rFonts w:ascii="Times New Roman" w:eastAsia="Times New Roman" w:hAnsi="Times New Roman" w:cs="Times New Roman"/>
+          <w:sz w:val="24"/>
+          <w:szCs w:val="24"/>
+        </w:rPr>
+        <w:t>, Raúl R. s/ daños y perjuicios”). “Respecto al costo de una psicoterapia solicitada por la actora, sea que las lesiones de carácter psicológico, puedan superarse o no, corresponde resarcir lo que fuere necesario para el tratamiento, al menos con el propósito de evitar el empeoramiento; ello pese a que falte precisión en el dictamen acerca del costo de las sesiones” (</w:t>
+      </w:r>
+      <w:proofErr w:type="spellStart"/>
+      <w:r>
+        <w:rPr>
+          <w:rFonts w:ascii="Times New Roman" w:eastAsia="Times New Roman" w:hAnsi="Times New Roman" w:cs="Times New Roman"/>
+          <w:sz w:val="24"/>
+          <w:szCs w:val="24"/>
+        </w:rPr>
+        <w:t>CNCiv</w:t>
+      </w:r>
+      <w:proofErr w:type="spellEnd"/>
+      <w:r>
+        <w:rPr>
+          <w:rFonts w:ascii="Times New Roman" w:eastAsia="Times New Roman" w:hAnsi="Times New Roman" w:cs="Times New Roman"/>
+          <w:sz w:val="24"/>
+          <w:szCs w:val="24"/>
+        </w:rPr>
+        <w:t>, Sala B, 12/07/96, “Arroyo, Jorge E c/ Reyes, Arandu s/ daños y perjuicios”).</w:t>
       </w:r>
     </w:p>
     <w:p>
@@ -4290,7 +5706,27 @@
           <w:szCs w:val="24"/>
           <w:highlight w:val="yellow"/>
         </w:rPr>
-        <w:t>{{LiquiGastosFarmaciaLetras}}</w:t>
+        <w:t>{{</w:t>
+      </w:r>
+      <w:proofErr w:type="spellStart"/>
+      <w:r>
+        <w:rPr>
+          <w:rFonts w:ascii="Times New Roman" w:eastAsia="Times New Roman" w:hAnsi="Times New Roman" w:cs="Times New Roman"/>
+          <w:sz w:val="24"/>
+          <w:szCs w:val="24"/>
+          <w:highlight w:val="yellow"/>
+        </w:rPr>
+        <w:t>LiquiGastosFarmaciaLetras</w:t>
+      </w:r>
+      <w:proofErr w:type="spellEnd"/>
+      <w:r>
+        <w:rPr>
+          <w:rFonts w:ascii="Times New Roman" w:eastAsia="Times New Roman" w:hAnsi="Times New Roman" w:cs="Times New Roman"/>
+          <w:sz w:val="24"/>
+          <w:szCs w:val="24"/>
+          <w:highlight w:val="yellow"/>
+        </w:rPr>
+        <w:t>}}</w:t>
       </w:r>
       <w:r>
         <w:rPr>
@@ -4319,7 +5755,27 @@
           <w:szCs w:val="24"/>
           <w:highlight w:val="yellow"/>
         </w:rPr>
-        <w:t>{{LiquiGastosFarmaciaNum}}</w:t>
+        <w:t>{{</w:t>
+      </w:r>
+      <w:proofErr w:type="spellStart"/>
+      <w:r>
+        <w:rPr>
+          <w:rFonts w:ascii="Times New Roman" w:eastAsia="Times New Roman" w:hAnsi="Times New Roman" w:cs="Times New Roman"/>
+          <w:sz w:val="24"/>
+          <w:szCs w:val="24"/>
+          <w:highlight w:val="yellow"/>
+        </w:rPr>
+        <w:t>LiquiGastosFarmaciaNum</w:t>
+      </w:r>
+      <w:proofErr w:type="spellEnd"/>
+      <w:r>
+        <w:rPr>
+          <w:rFonts w:ascii="Times New Roman" w:eastAsia="Times New Roman" w:hAnsi="Times New Roman" w:cs="Times New Roman"/>
+          <w:sz w:val="24"/>
+          <w:szCs w:val="24"/>
+          <w:highlight w:val="yellow"/>
+        </w:rPr>
+        <w:t>}}</w:t>
       </w:r>
       <w:r>
         <w:rPr>
@@ -4464,7 +5920,97 @@
           <w:sz w:val="24"/>
           <w:szCs w:val="24"/>
         </w:rPr>
-        <w:t>Es pacífica la jurisprudencia en conceder este rubro y se ha resuelto que probado el daño, este rubro procede sin necesidad de la prueba concreta y acabada. En efecto, en este sentido se manifiesta que: “Resulta procedente indemnizar los gastos médicos producidos como consecuencia del accidente, aún cuando no exista prueba documental, ya que la asistencia hospitalaria provoca una serie de desembolso de no fácil acreditación...” (Conf. Cam. Civ. y Com. Fed. Sala II, marzo 24 de 1981). A su vez se establece que: “cuando se han acreditado lesiones, deben presumirse erogaciones por gastos médicos, y farmacéuticos, aun cuando hayan intervenido establecimientos asistenciales hospitalarios y no se encuentren documentado su importe, pues es evidente que existen gastos que debe soportar el accidentado, además el art 1086 del CC establece que la indemnización comprenderá el pago de todos los gastos de curación y convalecencia del ofendido” (Sala II, Cam. Civ. Y Com. Morón, CC002 MORSD- 7-93 s 4-2-93, “Caceres Perez Alma C/ Morais Maria Elena S/ Daños y Perjuicios).</w:t>
+        <w:t xml:space="preserve">Es pacífica la jurisprudencia en conceder este rubro y se ha resuelto que probado el daño, este rubro procede sin necesidad de la prueba concreta y acabada. En efecto, en este sentido se manifiesta que: “Resulta procedente indemnizar los gastos médicos producidos como consecuencia del accidente, </w:t>
+      </w:r>
+      <w:proofErr w:type="spellStart"/>
+      <w:r>
+        <w:rPr>
+          <w:rFonts w:ascii="Times New Roman" w:eastAsia="Times New Roman" w:hAnsi="Times New Roman" w:cs="Times New Roman"/>
+          <w:sz w:val="24"/>
+          <w:szCs w:val="24"/>
+        </w:rPr>
+        <w:t>aún</w:t>
+      </w:r>
+      <w:proofErr w:type="spellEnd"/>
+      <w:r>
+        <w:rPr>
+          <w:rFonts w:ascii="Times New Roman" w:eastAsia="Times New Roman" w:hAnsi="Times New Roman" w:cs="Times New Roman"/>
+          <w:sz w:val="24"/>
+          <w:szCs w:val="24"/>
+        </w:rPr>
+        <w:t xml:space="preserve"> cuando no exista prueba documental, ya que la asistencia hospitalaria provoca una serie de desembolso de no fácil acreditación...” (Conf. Cam. </w:t>
+      </w:r>
+      <w:proofErr w:type="spellStart"/>
+      <w:r>
+        <w:rPr>
+          <w:rFonts w:ascii="Times New Roman" w:eastAsia="Times New Roman" w:hAnsi="Times New Roman" w:cs="Times New Roman"/>
+          <w:sz w:val="24"/>
+          <w:szCs w:val="24"/>
+        </w:rPr>
+        <w:t>Civ</w:t>
+      </w:r>
+      <w:proofErr w:type="spellEnd"/>
+      <w:r>
+        <w:rPr>
+          <w:rFonts w:ascii="Times New Roman" w:eastAsia="Times New Roman" w:hAnsi="Times New Roman" w:cs="Times New Roman"/>
+          <w:sz w:val="24"/>
+          <w:szCs w:val="24"/>
+        </w:rPr>
+        <w:t xml:space="preserve">. y Com. Fed. Sala II, marzo 24 de 1981). A su vez se establece que: “cuando se han acreditado lesiones, deben presumirse erogaciones por gastos médicos, y farmacéuticos, aun cuando hayan intervenido establecimientos asistenciales hospitalarios y no se encuentren documentado su importe, pues es evidente que existen gastos que debe soportar el accidentado, además el art 1086 del CC establece que la indemnización comprenderá el pago de todos los gastos de curación y convalecencia del ofendido” (Sala II, Cam. </w:t>
+      </w:r>
+      <w:proofErr w:type="spellStart"/>
+      <w:r>
+        <w:rPr>
+          <w:rFonts w:ascii="Times New Roman" w:eastAsia="Times New Roman" w:hAnsi="Times New Roman" w:cs="Times New Roman"/>
+          <w:sz w:val="24"/>
+          <w:szCs w:val="24"/>
+        </w:rPr>
+        <w:t>Civ</w:t>
+      </w:r>
+      <w:proofErr w:type="spellEnd"/>
+      <w:r>
+        <w:rPr>
+          <w:rFonts w:ascii="Times New Roman" w:eastAsia="Times New Roman" w:hAnsi="Times New Roman" w:cs="Times New Roman"/>
+          <w:sz w:val="24"/>
+          <w:szCs w:val="24"/>
+        </w:rPr>
+        <w:t xml:space="preserve">. Y Com. Morón, CC002 MORSD- 7-93 s 4-2-93, “Caceres </w:t>
+      </w:r>
+      <w:proofErr w:type="spellStart"/>
+      <w:r>
+        <w:rPr>
+          <w:rFonts w:ascii="Times New Roman" w:eastAsia="Times New Roman" w:hAnsi="Times New Roman" w:cs="Times New Roman"/>
+          <w:sz w:val="24"/>
+          <w:szCs w:val="24"/>
+        </w:rPr>
+        <w:t>Perez</w:t>
+      </w:r>
+      <w:proofErr w:type="spellEnd"/>
+      <w:r>
+        <w:rPr>
+          <w:rFonts w:ascii="Times New Roman" w:eastAsia="Times New Roman" w:hAnsi="Times New Roman" w:cs="Times New Roman"/>
+          <w:sz w:val="24"/>
+          <w:szCs w:val="24"/>
+        </w:rPr>
+        <w:t xml:space="preserve"> Alma C/ Morais </w:t>
+      </w:r>
+      <w:proofErr w:type="spellStart"/>
+      <w:r>
+        <w:rPr>
+          <w:rFonts w:ascii="Times New Roman" w:eastAsia="Times New Roman" w:hAnsi="Times New Roman" w:cs="Times New Roman"/>
+          <w:sz w:val="24"/>
+          <w:szCs w:val="24"/>
+        </w:rPr>
+        <w:t>Maria</w:t>
+      </w:r>
+      <w:proofErr w:type="spellEnd"/>
+      <w:r>
+        <w:rPr>
+          <w:rFonts w:ascii="Times New Roman" w:eastAsia="Times New Roman" w:hAnsi="Times New Roman" w:cs="Times New Roman"/>
+          <w:sz w:val="24"/>
+          <w:szCs w:val="24"/>
+        </w:rPr>
+        <w:t xml:space="preserve"> Elena S/ Daños y Perjuicios).</w:t>
       </w:r>
     </w:p>
     <w:p>
@@ -4484,7 +6030,25 @@
           <w:sz w:val="24"/>
           <w:szCs w:val="24"/>
         </w:rPr>
-        <w:t>Todas las erogaciones realizadas con la finalidad de recuperar el estado del lesionado, anterior a las lesiones sufridas, entran en el concepto de gastos de curación y convalecencia (CNCiv. Sala A, 29-3-95, Saavedra, Dora y otro c/ Lorenzo s/ Daños y perjuicios).</w:t>
+        <w:t>Todas las erogaciones realizadas con la finalidad de recuperar el estado del lesionado, anterior a las lesiones sufridas, entran en el concepto de gastos de curación y convalecencia (</w:t>
+      </w:r>
+      <w:proofErr w:type="spellStart"/>
+      <w:r>
+        <w:rPr>
+          <w:rFonts w:ascii="Times New Roman" w:eastAsia="Times New Roman" w:hAnsi="Times New Roman" w:cs="Times New Roman"/>
+          <w:sz w:val="24"/>
+          <w:szCs w:val="24"/>
+        </w:rPr>
+        <w:t>CNCiv</w:t>
+      </w:r>
+      <w:proofErr w:type="spellEnd"/>
+      <w:r>
+        <w:rPr>
+          <w:rFonts w:ascii="Times New Roman" w:eastAsia="Times New Roman" w:hAnsi="Times New Roman" w:cs="Times New Roman"/>
+          <w:sz w:val="24"/>
+          <w:szCs w:val="24"/>
+        </w:rPr>
+        <w:t>. Sala A, 29-3-95, Saavedra, Dora y otro c/ Lorenzo s/ Daños y perjuicios).</w:t>
       </w:r>
     </w:p>
     <w:p>
@@ -4528,14 +6092,25 @@
         </w:rPr>
         <w:t>{{</w:t>
       </w:r>
-      <w:r>
-        <w:rPr>
-          <w:rFonts w:ascii="Times New Roman" w:eastAsia="Times New Roman" w:hAnsi="Times New Roman" w:cs="Times New Roman"/>
-          <w:sz w:val="24"/>
-          <w:szCs w:val="24"/>
-          <w:highlight w:val="yellow"/>
-        </w:rPr>
-        <w:t>LiquiGastosMedicosLetras}}</w:t>
+      <w:proofErr w:type="spellStart"/>
+      <w:r>
+        <w:rPr>
+          <w:rFonts w:ascii="Times New Roman" w:eastAsia="Times New Roman" w:hAnsi="Times New Roman" w:cs="Times New Roman"/>
+          <w:sz w:val="24"/>
+          <w:szCs w:val="24"/>
+          <w:highlight w:val="yellow"/>
+        </w:rPr>
+        <w:t>LiquiGastosMedicosLetras</w:t>
+      </w:r>
+      <w:proofErr w:type="spellEnd"/>
+      <w:r>
+        <w:rPr>
+          <w:rFonts w:ascii="Times New Roman" w:eastAsia="Times New Roman" w:hAnsi="Times New Roman" w:cs="Times New Roman"/>
+          <w:sz w:val="24"/>
+          <w:szCs w:val="24"/>
+          <w:highlight w:val="yellow"/>
+        </w:rPr>
+        <w:t>}}</w:t>
       </w:r>
       <w:r>
         <w:rPr>
@@ -4568,14 +6143,25 @@
         </w:rPr>
         <w:t>{{</w:t>
       </w:r>
-      <w:r>
-        <w:rPr>
-          <w:rFonts w:ascii="Times New Roman" w:eastAsia="Times New Roman" w:hAnsi="Times New Roman" w:cs="Times New Roman"/>
-          <w:sz w:val="24"/>
-          <w:szCs w:val="24"/>
-          <w:highlight w:val="yellow"/>
-        </w:rPr>
-        <w:t>LiquiGastosMedicosNum}}</w:t>
+      <w:proofErr w:type="spellStart"/>
+      <w:r>
+        <w:rPr>
+          <w:rFonts w:ascii="Times New Roman" w:eastAsia="Times New Roman" w:hAnsi="Times New Roman" w:cs="Times New Roman"/>
+          <w:sz w:val="24"/>
+          <w:szCs w:val="24"/>
+          <w:highlight w:val="yellow"/>
+        </w:rPr>
+        <w:t>LiquiGastosMedicosNum</w:t>
+      </w:r>
+      <w:proofErr w:type="spellEnd"/>
+      <w:r>
+        <w:rPr>
+          <w:rFonts w:ascii="Times New Roman" w:eastAsia="Times New Roman" w:hAnsi="Times New Roman" w:cs="Times New Roman"/>
+          <w:sz w:val="24"/>
+          <w:szCs w:val="24"/>
+          <w:highlight w:val="yellow"/>
+        </w:rPr>
+        <w:t>}}</w:t>
       </w:r>
       <w:r>
         <w:rPr>
@@ -4720,7 +6306,27 @@
           <w:szCs w:val="24"/>
           <w:highlight w:val="yellow"/>
         </w:rPr>
-        <w:t>{{LiquiIncapacidadFisicaNum}}</w:t>
+        <w:t>{{</w:t>
+      </w:r>
+      <w:proofErr w:type="spellStart"/>
+      <w:r>
+        <w:rPr>
+          <w:rFonts w:ascii="Times New Roman" w:eastAsia="Times New Roman" w:hAnsi="Times New Roman" w:cs="Times New Roman"/>
+          <w:sz w:val="24"/>
+          <w:szCs w:val="24"/>
+          <w:highlight w:val="yellow"/>
+        </w:rPr>
+        <w:t>LiquiIncapacidadFisicaNum</w:t>
+      </w:r>
+      <w:proofErr w:type="spellEnd"/>
+      <w:r>
+        <w:rPr>
+          <w:rFonts w:ascii="Times New Roman" w:eastAsia="Times New Roman" w:hAnsi="Times New Roman" w:cs="Times New Roman"/>
+          <w:sz w:val="24"/>
+          <w:szCs w:val="24"/>
+          <w:highlight w:val="yellow"/>
+        </w:rPr>
+        <w:t>}}</w:t>
       </w:r>
     </w:p>
     <w:p>
@@ -4751,7 +6357,27 @@
           <w:szCs w:val="24"/>
           <w:highlight w:val="yellow"/>
         </w:rPr>
-        <w:t>{{LiquiDanoMoralNum}}</w:t>
+        <w:t>{{</w:t>
+      </w:r>
+      <w:proofErr w:type="spellStart"/>
+      <w:r>
+        <w:rPr>
+          <w:rFonts w:ascii="Times New Roman" w:eastAsia="Times New Roman" w:hAnsi="Times New Roman" w:cs="Times New Roman"/>
+          <w:sz w:val="24"/>
+          <w:szCs w:val="24"/>
+          <w:highlight w:val="yellow"/>
+        </w:rPr>
+        <w:t>LiquiDanoMoralNum</w:t>
+      </w:r>
+      <w:proofErr w:type="spellEnd"/>
+      <w:r>
+        <w:rPr>
+          <w:rFonts w:ascii="Times New Roman" w:eastAsia="Times New Roman" w:hAnsi="Times New Roman" w:cs="Times New Roman"/>
+          <w:sz w:val="24"/>
+          <w:szCs w:val="24"/>
+          <w:highlight w:val="yellow"/>
+        </w:rPr>
+        <w:t>}}</w:t>
       </w:r>
     </w:p>
     <w:p>
@@ -4782,7 +6408,27 @@
           <w:szCs w:val="24"/>
           <w:highlight w:val="yellow"/>
         </w:rPr>
-        <w:t>{{LiquiDanoPsicologicoNum}}</w:t>
+        <w:t>{{</w:t>
+      </w:r>
+      <w:proofErr w:type="spellStart"/>
+      <w:r>
+        <w:rPr>
+          <w:rFonts w:ascii="Times New Roman" w:eastAsia="Times New Roman" w:hAnsi="Times New Roman" w:cs="Times New Roman"/>
+          <w:sz w:val="24"/>
+          <w:szCs w:val="24"/>
+          <w:highlight w:val="yellow"/>
+        </w:rPr>
+        <w:t>LiquiDanoPsicologicoNum</w:t>
+      </w:r>
+      <w:proofErr w:type="spellEnd"/>
+      <w:r>
+        <w:rPr>
+          <w:rFonts w:ascii="Times New Roman" w:eastAsia="Times New Roman" w:hAnsi="Times New Roman" w:cs="Times New Roman"/>
+          <w:sz w:val="24"/>
+          <w:szCs w:val="24"/>
+          <w:highlight w:val="yellow"/>
+        </w:rPr>
+        <w:t>}}</w:t>
       </w:r>
     </w:p>
     <w:p>
@@ -4813,7 +6459,27 @@
           <w:szCs w:val="24"/>
           <w:highlight w:val="yellow"/>
         </w:rPr>
-        <w:t>{{LiquiGastosFarmaciaNum}}</w:t>
+        <w:t>{{</w:t>
+      </w:r>
+      <w:proofErr w:type="spellStart"/>
+      <w:r>
+        <w:rPr>
+          <w:rFonts w:ascii="Times New Roman" w:eastAsia="Times New Roman" w:hAnsi="Times New Roman" w:cs="Times New Roman"/>
+          <w:sz w:val="24"/>
+          <w:szCs w:val="24"/>
+          <w:highlight w:val="yellow"/>
+        </w:rPr>
+        <w:t>LiquiGastosFarmaciaNum</w:t>
+      </w:r>
+      <w:proofErr w:type="spellEnd"/>
+      <w:r>
+        <w:rPr>
+          <w:rFonts w:ascii="Times New Roman" w:eastAsia="Times New Roman" w:hAnsi="Times New Roman" w:cs="Times New Roman"/>
+          <w:sz w:val="24"/>
+          <w:szCs w:val="24"/>
+          <w:highlight w:val="yellow"/>
+        </w:rPr>
+        <w:t>}}</w:t>
       </w:r>
     </w:p>
     <w:p>
@@ -4842,7 +6508,27 @@
           <w:szCs w:val="24"/>
           <w:highlight w:val="yellow"/>
         </w:rPr>
-        <w:t>{{LiquiGastosMedicosNum}}</w:t>
+        <w:t>{{</w:t>
+      </w:r>
+      <w:proofErr w:type="spellStart"/>
+      <w:r>
+        <w:rPr>
+          <w:rFonts w:ascii="Times New Roman" w:eastAsia="Times New Roman" w:hAnsi="Times New Roman" w:cs="Times New Roman"/>
+          <w:sz w:val="24"/>
+          <w:szCs w:val="24"/>
+          <w:highlight w:val="yellow"/>
+        </w:rPr>
+        <w:t>LiquiGastosMedicosNum</w:t>
+      </w:r>
+      <w:proofErr w:type="spellEnd"/>
+      <w:r>
+        <w:rPr>
+          <w:rFonts w:ascii="Times New Roman" w:eastAsia="Times New Roman" w:hAnsi="Times New Roman" w:cs="Times New Roman"/>
+          <w:sz w:val="24"/>
+          <w:szCs w:val="24"/>
+          <w:highlight w:val="yellow"/>
+        </w:rPr>
+        <w:t>}}</w:t>
       </w:r>
     </w:p>
     <w:p>
@@ -4871,7 +6557,27 @@
           <w:szCs w:val="24"/>
           <w:highlight w:val="yellow"/>
         </w:rPr>
-        <w:t>{{LiquiDanoMaterialNum}}</w:t>
+        <w:t>{{</w:t>
+      </w:r>
+      <w:proofErr w:type="spellStart"/>
+      <w:r>
+        <w:rPr>
+          <w:rFonts w:ascii="Times New Roman" w:eastAsia="Times New Roman" w:hAnsi="Times New Roman" w:cs="Times New Roman"/>
+          <w:sz w:val="24"/>
+          <w:szCs w:val="24"/>
+          <w:highlight w:val="yellow"/>
+        </w:rPr>
+        <w:t>LiquiDanoMaterialNum</w:t>
+      </w:r>
+      <w:proofErr w:type="spellEnd"/>
+      <w:r>
+        <w:rPr>
+          <w:rFonts w:ascii="Times New Roman" w:eastAsia="Times New Roman" w:hAnsi="Times New Roman" w:cs="Times New Roman"/>
+          <w:sz w:val="24"/>
+          <w:szCs w:val="24"/>
+          <w:highlight w:val="yellow"/>
+        </w:rPr>
+        <w:t>}}</w:t>
       </w:r>
     </w:p>
     <w:p>
@@ -4946,6 +6652,7 @@
         </w:rPr>
         <w:t>{{</w:t>
       </w:r>
+      <w:proofErr w:type="spellStart"/>
       <w:r>
         <w:rPr>
           <w:rFonts w:ascii="Times New Roman" w:eastAsia="Times New Roman" w:hAnsi="Times New Roman" w:cs="Times New Roman"/>
@@ -4955,6 +6662,7 @@
         </w:rPr>
         <w:t>LiquiTotalLetras</w:t>
       </w:r>
+      <w:proofErr w:type="spellEnd"/>
       <w:r>
         <w:rPr>
           <w:rFonts w:ascii="Times New Roman" w:eastAsia="Times New Roman" w:hAnsi="Times New Roman" w:cs="Times New Roman"/>
@@ -4989,6 +6697,7 @@
         </w:rPr>
         <w:t>{{</w:t>
       </w:r>
+      <w:proofErr w:type="spellStart"/>
       <w:r>
         <w:rPr>
           <w:rFonts w:ascii="Times New Roman" w:eastAsia="Times New Roman" w:hAnsi="Times New Roman" w:cs="Times New Roman"/>
@@ -4998,6 +6707,7 @@
         </w:rPr>
         <w:t>LiquiTotalNum</w:t>
       </w:r>
+      <w:proofErr w:type="spellEnd"/>
       <w:r>
         <w:rPr>
           <w:rFonts w:ascii="Times New Roman" w:eastAsia="Times New Roman" w:hAnsi="Times New Roman" w:cs="Times New Roman"/>
@@ -5080,7 +6790,25 @@
           <w:sz w:val="24"/>
           <w:szCs w:val="24"/>
         </w:rPr>
-        <w:t>Atento a la depreciación de la moneda de curso legal y que nuestra legislación aún no se ha adaptado al nuevo proceso inflacionario, ya que no se ha fijado método indexatorio alguno sobre los montos de indemnización peticionados en el escrito de demanda en aplicación de la Ley 23.928, con las modificaciones y alcances de la Ley 25.561, es por ello que se plantea mediante el presente la teoría de la imprevisión, planteando la inconstitucionalidad de las referidas leyes por ser violatorias de los preceptos que emergen del art. 17 de la Constitución Nacional.</w:t>
+        <w:t xml:space="preserve">Atento a la depreciación de la moneda de curso legal y que nuestra legislación aún no se ha adaptado al nuevo proceso inflacionario, ya que no se ha fijado método </w:t>
+      </w:r>
+      <w:proofErr w:type="spellStart"/>
+      <w:r>
+        <w:rPr>
+          <w:rFonts w:ascii="Times New Roman" w:eastAsia="Times New Roman" w:hAnsi="Times New Roman" w:cs="Times New Roman"/>
+          <w:sz w:val="24"/>
+          <w:szCs w:val="24"/>
+        </w:rPr>
+        <w:t>indexatorio</w:t>
+      </w:r>
+      <w:proofErr w:type="spellEnd"/>
+      <w:r>
+        <w:rPr>
+          <w:rFonts w:ascii="Times New Roman" w:eastAsia="Times New Roman" w:hAnsi="Times New Roman" w:cs="Times New Roman"/>
+          <w:sz w:val="24"/>
+          <w:szCs w:val="24"/>
+        </w:rPr>
+        <w:t xml:space="preserve"> alguno sobre los montos de indemnización peticionados en el escrito de demanda en aplicación de la Ley 23.928, con las modificaciones y alcances de la Ley 25.561, es por ello que se plantea mediante el presente la teoría de la imprevisión, planteando la inconstitucionalidad de las referidas leyes por ser violatorias de los preceptos que emergen del art. 17 de la Constitución Nacional.</w:t>
       </w:r>
     </w:p>
     <w:p>
@@ -5288,7 +7016,25 @@
           <w:sz w:val="24"/>
           <w:szCs w:val="24"/>
         </w:rPr>
-        <w:t xml:space="preserve">En este orden de ideas, la Suprema Corte de la Provincia de Buenos Aires, ha tenido una postura favorable a los argumentos esgrimidos, sentado un cambio de criterio en lo que refiere a la actualización de los créditos en las acciones de daños y perjuicios, conforme a la doctrina legal establecida por la Suprema Corte de Justicia en la causa C. 124.096, "Barrios, Héctor Francisco y otra C/ Lascano, Sandra Beatriz y otra. S/ Daños y Perjuicios" (sent. del 17/4/2024). </w:t>
+        <w:t>En este orden de ideas, la Suprema Corte de la Provincia de Buenos Aires, ha tenido una postura favorable a los argumentos esgrimidos, sentado un cambio de criterio en lo que refiere a la actualización de los créditos en las acciones de daños y perjuicios, conforme a la doctrina legal establecida por la Suprema Corte de Justicia en la causa C. 124.096, "Barrios, Héctor Francisco y otra C/ Lascano, Sandra Beatriz y otra. S/ Daños y Perjuicios" (</w:t>
+      </w:r>
+      <w:proofErr w:type="spellStart"/>
+      <w:r>
+        <w:rPr>
+          <w:rFonts w:ascii="Times New Roman" w:eastAsia="Times New Roman" w:hAnsi="Times New Roman" w:cs="Times New Roman"/>
+          <w:sz w:val="24"/>
+          <w:szCs w:val="24"/>
+        </w:rPr>
+        <w:t>sent</w:t>
+      </w:r>
+      <w:proofErr w:type="spellEnd"/>
+      <w:r>
+        <w:rPr>
+          <w:rFonts w:ascii="Times New Roman" w:eastAsia="Times New Roman" w:hAnsi="Times New Roman" w:cs="Times New Roman"/>
+          <w:sz w:val="24"/>
+          <w:szCs w:val="24"/>
+        </w:rPr>
+        <w:t xml:space="preserve">. del 17/4/2024). </w:t>
       </w:r>
     </w:p>
     <w:p>
@@ -5328,7 +7074,43 @@
           <w:sz w:val="24"/>
           <w:szCs w:val="24"/>
         </w:rPr>
-        <w:t>Se declara la inconstitucionalidad del artículo 7 de la Ley 23.928 y su inaplicabilidad, en virtud del cambio de escenario económico, ya que debe ser descalificado porque desconoce el principio de razonabilidad, el derecho de propiedad del reclamante y no permite proveer una tutela judicial eficaz (arts. 1 , 17 , 18 , 28 y concs., Const. nac.).</w:t>
+        <w:t xml:space="preserve">Se declara la inconstitucionalidad del artículo 7 de la Ley 23.928 y su inaplicabilidad, en virtud del cambio de escenario económico, ya que debe ser descalificado porque desconoce el principio de razonabilidad, el derecho de propiedad del reclamante y no permite proveer una tutela judicial eficaz (arts. 1 , 17 , 18 , 28 y </w:t>
+      </w:r>
+      <w:proofErr w:type="spellStart"/>
+      <w:r>
+        <w:rPr>
+          <w:rFonts w:ascii="Times New Roman" w:eastAsia="Times New Roman" w:hAnsi="Times New Roman" w:cs="Times New Roman"/>
+          <w:sz w:val="24"/>
+          <w:szCs w:val="24"/>
+        </w:rPr>
+        <w:t>concs</w:t>
+      </w:r>
+      <w:proofErr w:type="spellEnd"/>
+      <w:r>
+        <w:rPr>
+          <w:rFonts w:ascii="Times New Roman" w:eastAsia="Times New Roman" w:hAnsi="Times New Roman" w:cs="Times New Roman"/>
+          <w:sz w:val="24"/>
+          <w:szCs w:val="24"/>
+        </w:rPr>
+        <w:t xml:space="preserve">., Const. </w:t>
+      </w:r>
+      <w:proofErr w:type="spellStart"/>
+      <w:r>
+        <w:rPr>
+          <w:rFonts w:ascii="Times New Roman" w:eastAsia="Times New Roman" w:hAnsi="Times New Roman" w:cs="Times New Roman"/>
+          <w:sz w:val="24"/>
+          <w:szCs w:val="24"/>
+        </w:rPr>
+        <w:t>nac</w:t>
+      </w:r>
+      <w:proofErr w:type="spellEnd"/>
+      <w:r>
+        <w:rPr>
+          <w:rFonts w:ascii="Times New Roman" w:eastAsia="Times New Roman" w:hAnsi="Times New Roman" w:cs="Times New Roman"/>
+          <w:sz w:val="24"/>
+          <w:szCs w:val="24"/>
+        </w:rPr>
+        <w:t>.).</w:t>
       </w:r>
     </w:p>
     <w:p>
@@ -5511,7 +7293,43 @@
           <w:sz w:val="24"/>
           <w:szCs w:val="24"/>
         </w:rPr>
-        <w:t>Atento que la estimación efectuada en los diversos rubros tiene carácter provisional, se hace reserva de derecho de acompañar a juicio los comprobantes de gastos sufridos en la atención médica. Así lo ha aceptado la jurisprudencia, dado que la secuela de los traumatismos y lesiones suelen ser prolongadas y derivarse en el tiempo en consecuencias imprevistas (CNCiv., Sala A, 11/09/1974, E.D., 11-121). La sentencia puede condenar a indemnización mayor que la estimada en la demanda si se hizo expresa reserva de derecho con el fin de ampliar el período, si al momento de considerarse las lesiones sufridas subsistiera una incapacidad permanente mayor a la que se comprobó en aquel momento (CNCiv., Sala D, 25/07/1965, E.D., 13-203).</w:t>
+        <w:t>Atento que la estimación efectuada en los diversos rubros tiene carácter provisional, se hace reserva de derecho de acompañar a juicio los comprobantes de gastos sufridos en la atención médica. Así lo ha aceptado la jurisprudencia, dado que la secuela de los traumatismos y lesiones suelen ser prolongadas y derivarse en el tiempo en consecuencias imprevistas (</w:t>
+      </w:r>
+      <w:proofErr w:type="spellStart"/>
+      <w:r>
+        <w:rPr>
+          <w:rFonts w:ascii="Times New Roman" w:eastAsia="Times New Roman" w:hAnsi="Times New Roman" w:cs="Times New Roman"/>
+          <w:sz w:val="24"/>
+          <w:szCs w:val="24"/>
+        </w:rPr>
+        <w:t>CNCiv</w:t>
+      </w:r>
+      <w:proofErr w:type="spellEnd"/>
+      <w:r>
+        <w:rPr>
+          <w:rFonts w:ascii="Times New Roman" w:eastAsia="Times New Roman" w:hAnsi="Times New Roman" w:cs="Times New Roman"/>
+          <w:sz w:val="24"/>
+          <w:szCs w:val="24"/>
+        </w:rPr>
+        <w:t>., Sala A, 11/09/1974, E.D., 11-121). La sentencia puede condenar a indemnización mayor que la estimada en la demanda si se hizo expresa reserva de derecho con el fin de ampliar el período, si al momento de considerarse las lesiones sufridas subsistiera una incapacidad permanente mayor a la que se comprobó en aquel momento (</w:t>
+      </w:r>
+      <w:proofErr w:type="spellStart"/>
+      <w:r>
+        <w:rPr>
+          <w:rFonts w:ascii="Times New Roman" w:eastAsia="Times New Roman" w:hAnsi="Times New Roman" w:cs="Times New Roman"/>
+          <w:sz w:val="24"/>
+          <w:szCs w:val="24"/>
+        </w:rPr>
+        <w:t>CNCiv</w:t>
+      </w:r>
+      <w:proofErr w:type="spellEnd"/>
+      <w:r>
+        <w:rPr>
+          <w:rFonts w:ascii="Times New Roman" w:eastAsia="Times New Roman" w:hAnsi="Times New Roman" w:cs="Times New Roman"/>
+          <w:sz w:val="24"/>
+          <w:szCs w:val="24"/>
+        </w:rPr>
+        <w:t>., Sala D, 25/07/1965, E.D., 13-203).</w:t>
       </w:r>
     </w:p>
     <w:p>
@@ -5655,7 +7473,115 @@
           <w:sz w:val="24"/>
           <w:szCs w:val="24"/>
         </w:rPr>
-        <w:t xml:space="preserve"> En materia de accidentes de tránsito los intereses corren desde el día en que se produjo el hecho (SCBA., Ac. 21.756, DJJBA, 25 oct. 77; Cám. Civ. en Pleno Cap. JA. 1960-1-624; C.C. 2a. La Plata, Sala III BJJBA 49-750; 50-201), sin que influya que en ese momento la deuda no sea líquida, pues para reclamarla solo se requiere que la obligación sea cierta (Cám.Apel.San Isidro, Sala I, 10 feb. 1983 C. 34.663 Reg. Int. 21), pues tal criterio es el que mejor se compadece con el concepto de la reparación plena, que inspira a la materia en nuestra legislación civil (SCBA 88-277; Cám. Ira. LA PLATA, Sala I, en Rey. "O" Jurisp. Col. Abog. Pcia. de Bs.As.. p. 149).-</w:t>
+        <w:t xml:space="preserve"> En materia de accidentes de tránsito los intereses corren desde el día en que se produjo el hecho (SCBA., Ac. 21.756, DJJBA, 25 oct. 77; </w:t>
+      </w:r>
+      <w:proofErr w:type="spellStart"/>
+      <w:r>
+        <w:rPr>
+          <w:rFonts w:ascii="Times New Roman" w:eastAsia="Times New Roman" w:hAnsi="Times New Roman" w:cs="Times New Roman"/>
+          <w:sz w:val="24"/>
+          <w:szCs w:val="24"/>
+        </w:rPr>
+        <w:t>Cám</w:t>
+      </w:r>
+      <w:proofErr w:type="spellEnd"/>
+      <w:r>
+        <w:rPr>
+          <w:rFonts w:ascii="Times New Roman" w:eastAsia="Times New Roman" w:hAnsi="Times New Roman" w:cs="Times New Roman"/>
+          <w:sz w:val="24"/>
+          <w:szCs w:val="24"/>
+        </w:rPr>
+        <w:t xml:space="preserve">. </w:t>
+      </w:r>
+      <w:proofErr w:type="spellStart"/>
+      <w:r>
+        <w:rPr>
+          <w:rFonts w:ascii="Times New Roman" w:eastAsia="Times New Roman" w:hAnsi="Times New Roman" w:cs="Times New Roman"/>
+          <w:sz w:val="24"/>
+          <w:szCs w:val="24"/>
+        </w:rPr>
+        <w:t>Civ</w:t>
+      </w:r>
+      <w:proofErr w:type="spellEnd"/>
+      <w:r>
+        <w:rPr>
+          <w:rFonts w:ascii="Times New Roman" w:eastAsia="Times New Roman" w:hAnsi="Times New Roman" w:cs="Times New Roman"/>
+          <w:sz w:val="24"/>
+          <w:szCs w:val="24"/>
+        </w:rPr>
+        <w:t>. en Pleno Cap. JA. 1960-1-624; C.C. 2a. La Plata, Sala III BJJBA 49-750; 50-201), sin que influya que en ese momento la deuda no sea líquida, pues para reclamarla solo se requiere que la obligación sea cierta (</w:t>
+      </w:r>
+      <w:proofErr w:type="spellStart"/>
+      <w:r>
+        <w:rPr>
+          <w:rFonts w:ascii="Times New Roman" w:eastAsia="Times New Roman" w:hAnsi="Times New Roman" w:cs="Times New Roman"/>
+          <w:sz w:val="24"/>
+          <w:szCs w:val="24"/>
+        </w:rPr>
+        <w:t>Cám.Apel.San</w:t>
+      </w:r>
+      <w:proofErr w:type="spellEnd"/>
+      <w:r>
+        <w:rPr>
+          <w:rFonts w:ascii="Times New Roman" w:eastAsia="Times New Roman" w:hAnsi="Times New Roman" w:cs="Times New Roman"/>
+          <w:sz w:val="24"/>
+          <w:szCs w:val="24"/>
+        </w:rPr>
+        <w:t xml:space="preserve"> Isidro, Sala I, 10 feb. 1983 C. 34.663 Reg. </w:t>
+      </w:r>
+      <w:proofErr w:type="spellStart"/>
+      <w:r>
+        <w:rPr>
+          <w:rFonts w:ascii="Times New Roman" w:eastAsia="Times New Roman" w:hAnsi="Times New Roman" w:cs="Times New Roman"/>
+          <w:sz w:val="24"/>
+          <w:szCs w:val="24"/>
+        </w:rPr>
+        <w:t>Int</w:t>
+      </w:r>
+      <w:proofErr w:type="spellEnd"/>
+      <w:r>
+        <w:rPr>
+          <w:rFonts w:ascii="Times New Roman" w:eastAsia="Times New Roman" w:hAnsi="Times New Roman" w:cs="Times New Roman"/>
+          <w:sz w:val="24"/>
+          <w:szCs w:val="24"/>
+        </w:rPr>
+        <w:t xml:space="preserve">. 21), pues tal criterio es el que mejor se compadece con el concepto de la reparación plena, que inspira a la materia en nuestra legislación civil (SCBA 88-277; </w:t>
+      </w:r>
+      <w:proofErr w:type="spellStart"/>
+      <w:r>
+        <w:rPr>
+          <w:rFonts w:ascii="Times New Roman" w:eastAsia="Times New Roman" w:hAnsi="Times New Roman" w:cs="Times New Roman"/>
+          <w:sz w:val="24"/>
+          <w:szCs w:val="24"/>
+        </w:rPr>
+        <w:t>Cám</w:t>
+      </w:r>
+      <w:proofErr w:type="spellEnd"/>
+      <w:r>
+        <w:rPr>
+          <w:rFonts w:ascii="Times New Roman" w:eastAsia="Times New Roman" w:hAnsi="Times New Roman" w:cs="Times New Roman"/>
+          <w:sz w:val="24"/>
+          <w:szCs w:val="24"/>
+        </w:rPr>
+        <w:t xml:space="preserve">. Ira. LA PLATA, Sala I, en Rey. "O" </w:t>
+      </w:r>
+      <w:proofErr w:type="spellStart"/>
+      <w:r>
+        <w:rPr>
+          <w:rFonts w:ascii="Times New Roman" w:eastAsia="Times New Roman" w:hAnsi="Times New Roman" w:cs="Times New Roman"/>
+          <w:sz w:val="24"/>
+          <w:szCs w:val="24"/>
+        </w:rPr>
+        <w:t>Jurisp</w:t>
+      </w:r>
+      <w:proofErr w:type="spellEnd"/>
+      <w:r>
+        <w:rPr>
+          <w:rFonts w:ascii="Times New Roman" w:eastAsia="Times New Roman" w:hAnsi="Times New Roman" w:cs="Times New Roman"/>
+          <w:sz w:val="24"/>
+          <w:szCs w:val="24"/>
+        </w:rPr>
+        <w:t>. Col. Abog. Pcia. de Bs.As.. p. 149).-</w:t>
       </w:r>
     </w:p>
     <w:p>
@@ -5684,7 +7610,29 @@
           <w:sz w:val="24"/>
           <w:szCs w:val="24"/>
         </w:rPr>
-        <w:t xml:space="preserve">...Reunidos en Acuerdo Plenario los Jueces de la Excma. Cámara Nacional de Apelaciones en lo Civil, a efectos de dar cumplimiento a lo dispuesto por el art. 298 del Cód. Proc., en los términos de la votación efectuada en los Acuerdos Plenarios celebrados los días 14 de octubre y 11 de noviembre de 2008 y con el objeto de exteriorizar los fundamentos de la doctrina legal aplicable respecto de las siguientes cuestiones: Y Vistos: Por lo que resulta del Acuerdo que antecede, como doctrina legal obligatoria (art. 303 del Código Procesal), SE RESUELVE: 1-"Corresponde dejar sin efecto la doctrina fijada en los fallos plenarios "Vázquez, Claudia Angélica c/ Bilbao, Walter y otros s/ daños y perjuicios" del 2/8/93 y "Alaniz, Ramona Evelia y otro c/ Transportes 123 SACI interno 200 s/ daños y perjuicios" del 23/3/04" 2- "Es conveniente establecer la tasa de interés moratorio". 3- </w:t>
+        <w:t xml:space="preserve">...Reunidos en Acuerdo Plenario los Jueces de la Excma. Cámara Nacional de Apelaciones en lo Civil, a efectos de dar cumplimiento a lo dispuesto por el art. 298 del Cód. </w:t>
+      </w:r>
+      <w:proofErr w:type="spellStart"/>
+      <w:r>
+        <w:rPr>
+          <w:rFonts w:ascii="Times New Roman" w:eastAsia="Times New Roman" w:hAnsi="Times New Roman" w:cs="Times New Roman"/>
+          <w:i/>
+          <w:iCs/>
+          <w:sz w:val="24"/>
+          <w:szCs w:val="24"/>
+        </w:rPr>
+        <w:t>Proc</w:t>
+      </w:r>
+      <w:proofErr w:type="spellEnd"/>
+      <w:r>
+        <w:rPr>
+          <w:rFonts w:ascii="Times New Roman" w:eastAsia="Times New Roman" w:hAnsi="Times New Roman" w:cs="Times New Roman"/>
+          <w:i/>
+          <w:iCs/>
+          <w:sz w:val="24"/>
+          <w:szCs w:val="24"/>
+        </w:rPr>
+        <w:t xml:space="preserve">., en los términos de la votación efectuada en los Acuerdos Plenarios celebrados los días 14 de octubre y 11 de noviembre de 2008 y con el objeto de exteriorizar los fundamentos de la doctrina legal aplicable respecto de las siguientes cuestiones: Y Vistos: Por lo que resulta del Acuerdo que antecede, como doctrina legal obligatoria (art. 303 del Código Procesal), SE RESUELVE: 1-"Corresponde dejar sin efecto la doctrina fijada en los fallos plenarios "Vázquez, Claudia Angélica c/ Bilbao, Walter y otros s/ daños y perjuicios" del 2/8/93 y "Alaniz, Ramona Evelia y otro c/ Transportes 123 SACI interno 200 s/ daños y perjuicios" del 23/3/04" 2- "Es conveniente establecer la tasa de interés moratorio". 3- </w:t>
       </w:r>
       <w:r>
         <w:rPr>
@@ -5878,7 +7826,29 @@
           <w:highlight w:val="yellow"/>
           <w:lang w:val="en-US"/>
         </w:rPr>
-        <w:t>{% for item in ListaDocumental %}</w:t>
+        <w:t xml:space="preserve">{% for item in </w:t>
+      </w:r>
+      <w:proofErr w:type="spellStart"/>
+      <w:r>
+        <w:rPr>
+          <w:rFonts w:ascii="Times New Roman" w:eastAsia="Times New Roman" w:hAnsi="Times New Roman" w:cs="Times New Roman"/>
+          <w:sz w:val="24"/>
+          <w:szCs w:val="24"/>
+          <w:highlight w:val="yellow"/>
+          <w:lang w:val="en-US"/>
+        </w:rPr>
+        <w:t>ListaDocumental</w:t>
+      </w:r>
+      <w:proofErr w:type="spellEnd"/>
+      <w:r>
+        <w:rPr>
+          <w:rFonts w:ascii="Times New Roman" w:eastAsia="Times New Roman" w:hAnsi="Times New Roman" w:cs="Times New Roman"/>
+          <w:sz w:val="24"/>
+          <w:szCs w:val="24"/>
+          <w:highlight w:val="yellow"/>
+          <w:lang w:val="en-US"/>
+        </w:rPr>
+        <w:t xml:space="preserve"> %}</w:t>
       </w:r>
     </w:p>
     <w:p>
@@ -5941,7 +7911,27 @@
           <w:szCs w:val="24"/>
           <w:highlight w:val="yellow"/>
         </w:rPr>
-        <w:t>{% endfor %}</w:t>
+        <w:t xml:space="preserve">{% </w:t>
+      </w:r>
+      <w:proofErr w:type="spellStart"/>
+      <w:r>
+        <w:rPr>
+          <w:rFonts w:ascii="Times New Roman" w:eastAsia="Times New Roman" w:hAnsi="Times New Roman" w:cs="Times New Roman"/>
+          <w:sz w:val="24"/>
+          <w:szCs w:val="24"/>
+          <w:highlight w:val="yellow"/>
+        </w:rPr>
+        <w:t>endfor</w:t>
+      </w:r>
+      <w:proofErr w:type="spellEnd"/>
+      <w:r>
+        <w:rPr>
+          <w:rFonts w:ascii="Times New Roman" w:eastAsia="Times New Roman" w:hAnsi="Times New Roman" w:cs="Times New Roman"/>
+          <w:sz w:val="24"/>
+          <w:szCs w:val="24"/>
+          <w:highlight w:val="yellow"/>
+        </w:rPr>
+        <w:t xml:space="preserve"> %}</w:t>
       </w:r>
     </w:p>
     <w:p>
@@ -6019,7 +8009,25 @@
           <w:sz w:val="24"/>
           <w:szCs w:val="24"/>
         </w:rPr>
-        <w:t>Solicito se intime a la parte demandada a que en el plazo de ley y conjuntamente con el traslado de la demanda presente en autos la siguiente documentación: Fotocopia de Licencia de Conducir, Carnet de Seguro, Comprobante de pago de seguro a la fecha del hecho, Título Automotor, Cédula verde, DENUNCIA ADMINISTRATIVA DEL SINIESTRO; y a la Citada en Garantía para que adjunte,copia de la póliza, condiciones particulares (donde conste el nombre, D.N.I. y domicilio del Tomador) y DENUNCIA ADMINISTRATIVA DEL SINIESTRO, ambos bajo el apercibimiento fijado por el art. 388 CPCCN.-</w:t>
+        <w:t xml:space="preserve">Solicito se intime a la parte demandada a que en el plazo de ley y conjuntamente con el traslado de la demanda presente en autos la siguiente documentación: Fotocopia de Licencia de Conducir, Carnet de Seguro, Comprobante de pago de seguro a la fecha del hecho, Título Automotor, Cédula verde, DENUNCIA ADMINISTRATIVA DEL SINIESTRO; y a la Citada en Garantía para que </w:t>
+      </w:r>
+      <w:proofErr w:type="spellStart"/>
+      <w:r>
+        <w:rPr>
+          <w:rFonts w:ascii="Times New Roman" w:eastAsia="Times New Roman" w:hAnsi="Times New Roman" w:cs="Times New Roman"/>
+          <w:sz w:val="24"/>
+          <w:szCs w:val="24"/>
+        </w:rPr>
+        <w:t>adjunte,copia</w:t>
+      </w:r>
+      <w:proofErr w:type="spellEnd"/>
+      <w:r>
+        <w:rPr>
+          <w:rFonts w:ascii="Times New Roman" w:eastAsia="Times New Roman" w:hAnsi="Times New Roman" w:cs="Times New Roman"/>
+          <w:sz w:val="24"/>
+          <w:szCs w:val="24"/>
+        </w:rPr>
+        <w:t xml:space="preserve"> de la póliza, condiciones particulares (donde conste el nombre, D.N.I. y domicilio del Tomador) y DENUNCIA ADMINISTRATIVA DEL SINIESTRO, ambos bajo el apercibimiento fijado por el art. 388 CPCCN.-</w:t>
       </w:r>
     </w:p>
     <w:p>
@@ -6133,6 +8141,7 @@
         </w:rPr>
         <w:t>{{</w:t>
       </w:r>
+      <w:proofErr w:type="spellStart"/>
       <w:r>
         <w:rPr>
           <w:rFonts w:ascii="Times New Roman" w:eastAsia="Times New Roman" w:hAnsi="Times New Roman" w:cs="Times New Roman"/>
@@ -6142,6 +8151,7 @@
         </w:rPr>
         <w:t>CentroMedico</w:t>
       </w:r>
+      <w:proofErr w:type="spellEnd"/>
       <w:r>
         <w:rPr>
           <w:rFonts w:ascii="Times New Roman" w:eastAsia="Times New Roman" w:hAnsi="Times New Roman" w:cs="Times New Roman"/>
@@ -6184,6 +8194,7 @@
         </w:rPr>
         <w:t>{{</w:t>
       </w:r>
+      <w:proofErr w:type="spellStart"/>
       <w:r>
         <w:rPr>
           <w:rFonts w:ascii="Times New Roman" w:eastAsia="Times New Roman" w:hAnsi="Times New Roman" w:cs="Times New Roman"/>
@@ -6193,6 +8204,7 @@
         </w:rPr>
         <w:t>CentroMedicoDireccion</w:t>
       </w:r>
+      <w:proofErr w:type="spellEnd"/>
       <w:r>
         <w:rPr>
           <w:rFonts w:ascii="Times New Roman" w:eastAsia="Times New Roman" w:hAnsi="Times New Roman" w:cs="Times New Roman"/>
@@ -6241,6 +8253,7 @@
         </w:rPr>
         <w:t>{{</w:t>
       </w:r>
+      <w:proofErr w:type="spellStart"/>
       <w:r>
         <w:rPr>
           <w:rFonts w:ascii="Times New Roman" w:eastAsia="Times New Roman" w:hAnsi="Times New Roman" w:cs="Times New Roman"/>
@@ -6250,6 +8263,7 @@
         </w:rPr>
         <w:t>NombreActor</w:t>
       </w:r>
+      <w:proofErr w:type="spellEnd"/>
       <w:r>
         <w:rPr>
           <w:rFonts w:ascii="Times New Roman" w:eastAsia="Times New Roman" w:hAnsi="Times New Roman" w:cs="Times New Roman"/>
@@ -6294,7 +8308,27 @@
           <w:szCs w:val="24"/>
           <w:highlight w:val="yellow"/>
         </w:rPr>
-        <w:t>{{FechaHecho}}</w:t>
+        <w:t>{{</w:t>
+      </w:r>
+      <w:proofErr w:type="spellStart"/>
+      <w:r>
+        <w:rPr>
+          <w:rFonts w:ascii="Times New Roman" w:eastAsia="Times New Roman" w:hAnsi="Times New Roman" w:cs="Times New Roman"/>
+          <w:sz w:val="24"/>
+          <w:szCs w:val="24"/>
+          <w:highlight w:val="yellow"/>
+        </w:rPr>
+        <w:t>FechaHecho</w:t>
+      </w:r>
+      <w:proofErr w:type="spellEnd"/>
+      <w:r>
+        <w:rPr>
+          <w:rFonts w:ascii="Times New Roman" w:eastAsia="Times New Roman" w:hAnsi="Times New Roman" w:cs="Times New Roman"/>
+          <w:sz w:val="24"/>
+          <w:szCs w:val="24"/>
+          <w:highlight w:val="yellow"/>
+        </w:rPr>
+        <w:t>}}</w:t>
       </w:r>
       <w:r>
         <w:rPr>
@@ -6332,113 +8366,280 @@
           <w:rFonts w:ascii="Times New Roman" w:eastAsia="Times New Roman" w:hAnsi="Times New Roman" w:cs="Times New Roman"/>
           <w:b/>
           <w:bCs/>
-          <w:color w:val="EE0000"/>
-          <w:sz w:val="24"/>
-          <w:szCs w:val="24"/>
-        </w:rPr>
-      </w:pPr>
-      <w:r>
-        <w:rPr>
-          <w:rFonts w:ascii="Times New Roman" w:eastAsia="Times New Roman" w:hAnsi="Times New Roman" w:cs="Times New Roman"/>
-          <w:b/>
-          <w:bCs/>
-          <w:color w:val="EE0000"/>
-          <w:sz w:val="24"/>
-          <w:szCs w:val="24"/>
-        </w:rPr>
-        <w:t xml:space="preserve">A la   </w:t>
-      </w:r>
-      <w:commentRangeStart w:id="8"/>
-      <w:r>
-        <w:rPr>
-          <w:rFonts w:ascii="Times New Roman" w:eastAsia="Times New Roman" w:hAnsi="Times New Roman" w:cs="Times New Roman"/>
-          <w:b/>
-          <w:bCs/>
-          <w:color w:val="EE0000"/>
-          <w:sz w:val="24"/>
-          <w:szCs w:val="24"/>
-        </w:rPr>
-        <w:t xml:space="preserve">             </w:t>
-      </w:r>
-      <w:commentRangeEnd w:id="8"/>
-      <w:r>
-        <w:rPr>
-          <w:rStyle w:val="Refdecomentario"/>
-          <w:rFonts w:ascii="Times New Roman" w:eastAsia="Times New Roman" w:hAnsi="Times New Roman" w:cs="Times New Roman"/>
-          <w:b/>
-          <w:bCs/>
-          <w:color w:val="EE0000"/>
-          <w:sz w:val="24"/>
-          <w:szCs w:val="24"/>
-        </w:rPr>
-        <w:commentReference w:id="8"/>
-      </w:r>
-      <w:r>
-        <w:rPr>
-          <w:rFonts w:ascii="Times New Roman" w:eastAsia="Times New Roman" w:hAnsi="Times New Roman" w:cs="Times New Roman"/>
-          <w:b/>
-          <w:bCs/>
-          <w:color w:val="EE0000"/>
-          <w:sz w:val="24"/>
-          <w:szCs w:val="24"/>
-        </w:rPr>
-        <w:t xml:space="preserve">   situada                    </w:t>
-      </w:r>
-      <w:r>
-        <w:rPr>
-          <w:rFonts w:ascii="Times New Roman" w:eastAsia="Times New Roman" w:hAnsi="Times New Roman" w:cs="Times New Roman"/>
-          <w:color w:val="EE0000"/>
-          <w:sz w:val="24"/>
-          <w:szCs w:val="24"/>
-        </w:rPr>
-        <w:t>, a fines de que remita las actuaciones sumariales</w:t>
-      </w:r>
-      <w:r>
-        <w:rPr>
-          <w:rFonts w:ascii="Times New Roman" w:eastAsia="Times New Roman" w:hAnsi="Times New Roman" w:cs="Times New Roman"/>
-          <w:b/>
-          <w:bCs/>
-          <w:color w:val="EE0000"/>
-          <w:sz w:val="24"/>
-          <w:szCs w:val="24"/>
-        </w:rPr>
-        <w:t xml:space="preserve">                   </w:t>
-      </w:r>
-      <w:r>
-        <w:rPr>
-          <w:rFonts w:ascii="Times New Roman" w:eastAsia="Times New Roman" w:hAnsi="Times New Roman" w:cs="Times New Roman"/>
-          <w:color w:val="EE0000"/>
-          <w:sz w:val="24"/>
-          <w:szCs w:val="24"/>
-        </w:rPr>
-        <w:t xml:space="preserve"> iniciada como consecuencia del siniestro que da lugar al presente reclamo, donde resultara víctima la actora</w:t>
-      </w:r>
-      <w:r>
-        <w:rPr>
-          <w:rFonts w:ascii="Times New Roman" w:eastAsia="Times New Roman" w:hAnsi="Times New Roman" w:cs="Times New Roman"/>
-          <w:b/>
-          <w:bCs/>
-          <w:color w:val="EE0000"/>
-          <w:sz w:val="24"/>
-          <w:szCs w:val="24"/>
-        </w:rPr>
-        <w:t xml:space="preserve">                   </w:t>
-      </w:r>
-      <w:r>
-        <w:rPr>
-          <w:rFonts w:ascii="Times New Roman" w:eastAsia="Times New Roman" w:hAnsi="Times New Roman" w:cs="Times New Roman"/>
-          <w:color w:val="EE0000"/>
-          <w:sz w:val="24"/>
-          <w:szCs w:val="24"/>
-        </w:rPr>
-        <w:t>. Asimismo indique fiscalia interviniente y cualquier otro dato que pueda ser de interés para la presente causa.</w:t>
-      </w:r>
-      <w:r>
-        <w:rPr>
-          <w:rFonts w:ascii="Times New Roman" w:eastAsia="Times New Roman" w:hAnsi="Times New Roman" w:cs="Times New Roman"/>
-          <w:b/>
-          <w:bCs/>
-          <w:color w:val="EE0000"/>
+          <w:sz w:val="24"/>
+          <w:szCs w:val="24"/>
+        </w:rPr>
+      </w:pPr>
+      <w:r>
+        <w:rPr>
+          <w:rFonts w:ascii="Times New Roman" w:eastAsia="Times New Roman" w:hAnsi="Times New Roman" w:cs="Times New Roman"/>
+          <w:b/>
+          <w:bCs/>
+          <w:sz w:val="24"/>
+          <w:szCs w:val="24"/>
+          <w:highlight w:val="yellow"/>
+        </w:rPr>
+        <w:t xml:space="preserve">{{ </w:t>
+      </w:r>
+      <w:proofErr w:type="spellStart"/>
+      <w:r>
+        <w:rPr>
+          <w:rFonts w:ascii="Times New Roman" w:eastAsia="Times New Roman" w:hAnsi="Times New Roman" w:cs="Times New Roman"/>
+          <w:b/>
+          <w:bCs/>
+          <w:sz w:val="24"/>
+          <w:szCs w:val="24"/>
+          <w:highlight w:val="yellow"/>
+        </w:rPr>
+        <w:t>UnidadFiscal</w:t>
+      </w:r>
+      <w:proofErr w:type="spellEnd"/>
+      <w:r>
+        <w:rPr>
+          <w:rFonts w:ascii="Times New Roman" w:eastAsia="Times New Roman" w:hAnsi="Times New Roman" w:cs="Times New Roman"/>
+          <w:b/>
+          <w:bCs/>
+          <w:sz w:val="24"/>
+          <w:szCs w:val="24"/>
+          <w:highlight w:val="yellow"/>
+        </w:rPr>
+        <w:t xml:space="preserve"> }}</w:t>
+      </w:r>
+      <w:r>
+        <w:rPr>
+          <w:rFonts w:ascii="Times New Roman" w:eastAsia="Times New Roman" w:hAnsi="Times New Roman" w:cs="Times New Roman"/>
+          <w:b/>
+          <w:bCs/>
+          <w:sz w:val="24"/>
+          <w:szCs w:val="24"/>
+        </w:rPr>
+        <w:t xml:space="preserve"> </w:t>
+      </w:r>
+      <w:r>
+        <w:rPr>
+          <w:rFonts w:ascii="Times New Roman" w:eastAsia="Times New Roman" w:hAnsi="Times New Roman" w:cs="Times New Roman"/>
+          <w:b/>
+          <w:bCs/>
+          <w:sz w:val="24"/>
+          <w:szCs w:val="24"/>
+        </w:rPr>
+        <w:t>- Secretaría Única del Ministerio Público Fiscal</w:t>
+      </w:r>
+      <w:r>
+        <w:rPr>
+          <w:rFonts w:ascii="Times New Roman" w:eastAsia="Times New Roman" w:hAnsi="Times New Roman" w:cs="Times New Roman"/>
+          <w:b/>
+          <w:bCs/>
+          <w:sz w:val="24"/>
+          <w:szCs w:val="24"/>
+        </w:rPr>
+        <w:t xml:space="preserve">; a fines de que remita las </w:t>
+      </w:r>
+      <w:r>
+        <w:rPr>
+          <w:rFonts w:ascii="Times New Roman" w:eastAsia="Times New Roman" w:hAnsi="Times New Roman" w:cs="Times New Roman"/>
+          <w:b/>
+          <w:bCs/>
+          <w:sz w:val="24"/>
+          <w:szCs w:val="24"/>
+          <w:u w:val="single"/>
+        </w:rPr>
+        <w:t>actuaciones</w:t>
+      </w:r>
+      <w:r>
+        <w:rPr>
+          <w:rFonts w:ascii="Times New Roman" w:eastAsia="Times New Roman" w:hAnsi="Times New Roman" w:cs="Times New Roman"/>
+          <w:b/>
+          <w:bCs/>
+          <w:sz w:val="24"/>
+          <w:szCs w:val="24"/>
+        </w:rPr>
+        <w:t xml:space="preserve"> sumariales Nro.</w:t>
+      </w:r>
+      <w:r>
+        <w:rPr>
+          <w:rFonts w:ascii="Times New Roman" w:eastAsia="Times New Roman" w:hAnsi="Times New Roman" w:cs="Times New Roman"/>
+          <w:b/>
+          <w:bCs/>
+          <w:sz w:val="24"/>
+          <w:szCs w:val="24"/>
+        </w:rPr>
+        <w:t xml:space="preserve"> </w:t>
+      </w:r>
+      <w:r>
+        <w:rPr>
+          <w:rFonts w:ascii="Times New Roman" w:eastAsia="Times New Roman" w:hAnsi="Times New Roman" w:cs="Times New Roman"/>
+          <w:b/>
+          <w:bCs/>
+          <w:sz w:val="24"/>
+          <w:szCs w:val="24"/>
+          <w:highlight w:val="yellow"/>
+        </w:rPr>
+        <w:t xml:space="preserve">{{ </w:t>
+      </w:r>
+      <w:proofErr w:type="spellStart"/>
+      <w:r>
+        <w:rPr>
+          <w:rFonts w:ascii="Times New Roman" w:eastAsia="Times New Roman" w:hAnsi="Times New Roman" w:cs="Times New Roman"/>
+          <w:b/>
+          <w:bCs/>
+          <w:sz w:val="24"/>
+          <w:szCs w:val="24"/>
+          <w:highlight w:val="yellow"/>
+        </w:rPr>
+        <w:t>NumeroSumario</w:t>
+      </w:r>
+      <w:proofErr w:type="spellEnd"/>
+      <w:r>
+        <w:rPr>
+          <w:rFonts w:ascii="Times New Roman" w:eastAsia="Times New Roman" w:hAnsi="Times New Roman" w:cs="Times New Roman"/>
+          <w:b/>
+          <w:bCs/>
+          <w:sz w:val="24"/>
+          <w:szCs w:val="24"/>
+          <w:highlight w:val="yellow"/>
+        </w:rPr>
+        <w:t xml:space="preserve"> }}</w:t>
+      </w:r>
+      <w:r>
+        <w:rPr>
+          <w:rFonts w:ascii="Times New Roman" w:eastAsia="Times New Roman" w:hAnsi="Times New Roman" w:cs="Times New Roman"/>
+          <w:b/>
+          <w:bCs/>
+          <w:sz w:val="24"/>
+          <w:szCs w:val="24"/>
+        </w:rPr>
+        <w:t xml:space="preserve">;  en las que resultan damnificada la aquí actora  </w:t>
+      </w:r>
+      <w:r>
+        <w:rPr>
+          <w:rFonts w:ascii="Times New Roman" w:eastAsia="Times New Roman" w:hAnsi="Times New Roman" w:cs="Times New Roman"/>
+          <w:b/>
+          <w:bCs/>
+          <w:sz w:val="24"/>
+          <w:szCs w:val="24"/>
+          <w:highlight w:val="yellow"/>
+        </w:rPr>
+        <w:t>{{</w:t>
+      </w:r>
+      <w:proofErr w:type="spellStart"/>
+      <w:r>
+        <w:rPr>
+          <w:rFonts w:ascii="Times New Roman" w:eastAsia="Times New Roman" w:hAnsi="Times New Roman" w:cs="Times New Roman"/>
+          <w:sz w:val="24"/>
+          <w:szCs w:val="24"/>
+          <w:highlight w:val="yellow"/>
+        </w:rPr>
+        <w:t>NombreActor</w:t>
+      </w:r>
+      <w:proofErr w:type="spellEnd"/>
+      <w:r>
+        <w:rPr>
+          <w:rFonts w:ascii="Times New Roman" w:eastAsia="Times New Roman" w:hAnsi="Times New Roman" w:cs="Times New Roman"/>
+          <w:b/>
+          <w:bCs/>
+          <w:sz w:val="24"/>
+          <w:szCs w:val="24"/>
+          <w:highlight w:val="yellow"/>
+        </w:rPr>
+        <w:t>}}</w:t>
+      </w:r>
+      <w:r>
+        <w:rPr>
+          <w:rFonts w:ascii="Times New Roman" w:eastAsia="Times New Roman" w:hAnsi="Times New Roman" w:cs="Times New Roman"/>
+          <w:b/>
+          <w:bCs/>
+          <w:sz w:val="24"/>
+          <w:szCs w:val="24"/>
+        </w:rPr>
+        <w:t xml:space="preserve">  DNI</w:t>
+      </w:r>
+      <w:r>
+        <w:rPr>
+          <w:rFonts w:ascii="Times New Roman" w:eastAsia="Times New Roman" w:hAnsi="Times New Roman" w:cs="Times New Roman"/>
+          <w:b/>
+          <w:bCs/>
+          <w:sz w:val="24"/>
+          <w:szCs w:val="24"/>
+        </w:rPr>
+        <w:t xml:space="preserve"> </w:t>
+      </w:r>
+      <w:r>
+        <w:rPr>
+          <w:rFonts w:ascii="Times New Roman" w:eastAsia="Times New Roman" w:hAnsi="Times New Roman" w:cs="Times New Roman"/>
+          <w:b/>
+          <w:bCs/>
+          <w:sz w:val="24"/>
+          <w:szCs w:val="24"/>
+          <w:highlight w:val="yellow"/>
+        </w:rPr>
+        <w:t>{{</w:t>
+      </w:r>
+      <w:proofErr w:type="spellStart"/>
+      <w:r>
+        <w:rPr>
+          <w:rFonts w:ascii="Times New Roman" w:eastAsia="Times New Roman" w:hAnsi="Times New Roman" w:cs="Times New Roman"/>
+          <w:sz w:val="24"/>
+          <w:szCs w:val="24"/>
+          <w:highlight w:val="yellow"/>
+        </w:rPr>
+        <w:t>DniActor</w:t>
+      </w:r>
+      <w:proofErr w:type="spellEnd"/>
+      <w:r>
+        <w:rPr>
+          <w:rFonts w:ascii="Times New Roman" w:eastAsia="Times New Roman" w:hAnsi="Times New Roman" w:cs="Times New Roman"/>
+          <w:b/>
+          <w:bCs/>
+          <w:sz w:val="24"/>
+          <w:szCs w:val="24"/>
+          <w:highlight w:val="yellow"/>
+        </w:rPr>
+        <w:t>}}</w:t>
+      </w:r>
+      <w:r>
+        <w:rPr>
+          <w:rFonts w:ascii="Times New Roman" w:eastAsia="Times New Roman" w:hAnsi="Times New Roman" w:cs="Times New Roman"/>
+          <w:b/>
+          <w:bCs/>
+          <w:sz w:val="24"/>
+          <w:szCs w:val="24"/>
+        </w:rPr>
+        <w:t xml:space="preserve"> </w:t>
+      </w:r>
+      <w:r>
+        <w:rPr>
+          <w:rFonts w:ascii="Times New Roman" w:eastAsia="Times New Roman" w:hAnsi="Times New Roman" w:cs="Times New Roman"/>
+          <w:b/>
+          <w:bCs/>
+          <w:sz w:val="24"/>
+          <w:szCs w:val="24"/>
+        </w:rPr>
+        <w:t xml:space="preserve">, o en su defecto copia </w:t>
+      </w:r>
+      <w:r>
+        <w:rPr>
+          <w:rFonts w:ascii="Times New Roman" w:eastAsia="Times New Roman" w:hAnsi="Times New Roman" w:cs="Times New Roman"/>
+          <w:b/>
+          <w:bCs/>
+          <w:sz w:val="24"/>
+          <w:szCs w:val="24"/>
+        </w:rPr>
+        <w:t>certificada de las mismas, así como cualquier otro cualquier otro dato que pueda ser relevante para el presente reclamo.</w:t>
+      </w:r>
+      <w:r>
+        <w:rPr>
+          <w:rFonts w:ascii="Times New Roman" w:eastAsia="Times New Roman" w:hAnsi="Times New Roman" w:cs="Times New Roman"/>
+          <w:sz w:val="24"/>
+          <w:szCs w:val="24"/>
+        </w:rPr>
+        <w:t>.</w:t>
+      </w:r>
+      <w:r>
+        <w:rPr>
+          <w:rFonts w:ascii="Times New Roman" w:eastAsia="Times New Roman" w:hAnsi="Times New Roman" w:cs="Times New Roman"/>
+          <w:b/>
+          <w:bCs/>
           <w:sz w:val="24"/>
           <w:szCs w:val="24"/>
         </w:rPr>
@@ -6460,53 +8661,29 @@
           <w:rFonts w:ascii="Times New Roman" w:eastAsia="Times New Roman" w:hAnsi="Times New Roman" w:cs="Times New Roman"/>
           <w:b/>
           <w:bCs/>
-          <w:color w:val="EE0000"/>
-          <w:sz w:val="24"/>
-          <w:szCs w:val="24"/>
-        </w:rPr>
-      </w:pPr>
-      <w:r>
-        <w:rPr>
-          <w:rFonts w:ascii="Times New Roman" w:eastAsia="Times New Roman" w:hAnsi="Times New Roman" w:cs="Times New Roman"/>
-          <w:b/>
-          <w:bCs/>
-          <w:color w:val="EE0000"/>
-          <w:sz w:val="24"/>
-          <w:szCs w:val="24"/>
-        </w:rPr>
-        <w:t>3</w:t>
-      </w:r>
-      <w:commentRangeStart w:id="9"/>
-      <w:r>
-        <w:rPr>
-          <w:rFonts w:ascii="Times New Roman" w:eastAsia="Times New Roman" w:hAnsi="Times New Roman" w:cs="Times New Roman"/>
-          <w:b/>
-          <w:bCs/>
-          <w:color w:val="EE0000"/>
-          <w:sz w:val="24"/>
-          <w:szCs w:val="24"/>
-        </w:rPr>
-        <w:t>)       A                     ,</w:t>
-      </w:r>
-      <w:r>
-        <w:rPr>
-          <w:rFonts w:ascii="Times New Roman" w:eastAsia="Times New Roman" w:hAnsi="Times New Roman" w:cs="Times New Roman"/>
-          <w:color w:val="EE0000"/>
-          <w:sz w:val="24"/>
-          <w:szCs w:val="24"/>
-        </w:rPr>
-        <w:t xml:space="preserve"> para que informe:</w:t>
-      </w:r>
-      <w:r>
-        <w:rPr>
-          <w:rFonts w:ascii="Times New Roman" w:eastAsia="Times New Roman" w:hAnsi="Times New Roman" w:cs="Times New Roman"/>
-          <w:b/>
-          <w:bCs/>
-          <w:color w:val="EE0000"/>
-          <w:sz w:val="24"/>
-          <w:szCs w:val="24"/>
-        </w:rPr>
-        <w:t xml:space="preserve"> </w:t>
+          <w:sz w:val="24"/>
+          <w:szCs w:val="24"/>
+        </w:rPr>
+      </w:pPr>
+      <w:r>
+        <w:rPr>
+          <w:rFonts w:ascii="Times New Roman" w:eastAsia="Times New Roman" w:hAnsi="Times New Roman" w:cs="Times New Roman"/>
+          <w:b/>
+          <w:bCs/>
+          <w:sz w:val="24"/>
+          <w:szCs w:val="24"/>
+        </w:rPr>
+        <w:t xml:space="preserve">3)       </w:t>
+      </w:r>
+      <w:r>
+        <w:rPr>
+          <w:rFonts w:ascii="Times New Roman" w:eastAsia="Times New Roman" w:hAnsi="Times New Roman" w:cs="Times New Roman"/>
+          <w:b/>
+          <w:bCs/>
+          <w:sz w:val="24"/>
+          <w:szCs w:val="24"/>
+        </w:rPr>
+        <w:t>AL SAME- Sistema de Atención Médica de Emergencias de CABA para que informe:</w:t>
       </w:r>
     </w:p>
     <w:p>
@@ -6523,17 +8700,15 @@
         <w:jc w:val="both"/>
         <w:rPr>
           <w:rFonts w:ascii="Times New Roman" w:eastAsia="Times New Roman" w:hAnsi="Times New Roman" w:cs="Times New Roman"/>
-          <w:color w:val="EE0000"/>
-          <w:sz w:val="24"/>
-          <w:szCs w:val="24"/>
-        </w:rPr>
-      </w:pPr>
-      <w:r>
-        <w:rPr>
-          <w:rFonts w:ascii="Times New Roman" w:eastAsia="Times New Roman" w:hAnsi="Times New Roman" w:cs="Times New Roman"/>
-          <w:b/>
-          <w:bCs/>
-          <w:color w:val="EE0000"/>
+          <w:sz w:val="24"/>
+          <w:szCs w:val="24"/>
+        </w:rPr>
+      </w:pPr>
+      <w:r>
+        <w:rPr>
+          <w:rFonts w:ascii="Times New Roman" w:eastAsia="Times New Roman" w:hAnsi="Times New Roman" w:cs="Times New Roman"/>
+          <w:b/>
+          <w:bCs/>
           <w:sz w:val="24"/>
           <w:szCs w:val="24"/>
         </w:rPr>
@@ -6542,7 +8717,6 @@
       <w:r>
         <w:rPr>
           <w:rFonts w:ascii="Times New Roman" w:eastAsia="Times New Roman" w:hAnsi="Times New Roman" w:cs="Times New Roman"/>
-          <w:color w:val="EE0000"/>
           <w:sz w:val="24"/>
           <w:szCs w:val="24"/>
         </w:rPr>
@@ -6553,16 +8727,61 @@
           <w:rFonts w:ascii="Times New Roman" w:eastAsia="Times New Roman" w:hAnsi="Times New Roman" w:cs="Times New Roman"/>
           <w:b/>
           <w:bCs/>
-          <w:color w:val="EE0000"/>
-          <w:sz w:val="24"/>
-          <w:szCs w:val="24"/>
-        </w:rPr>
-        <w:t xml:space="preserve">                   </w:t>
-      </w:r>
-      <w:r>
-        <w:rPr>
-          <w:rFonts w:ascii="Times New Roman" w:eastAsia="Times New Roman" w:hAnsi="Times New Roman" w:cs="Times New Roman"/>
-          <w:color w:val="EE0000"/>
+          <w:sz w:val="24"/>
+          <w:szCs w:val="24"/>
+        </w:rPr>
+        <w:t xml:space="preserve">   </w:t>
+      </w:r>
+      <w:r>
+        <w:rPr>
+          <w:rFonts w:ascii="Times New Roman" w:eastAsia="Times New Roman" w:hAnsi="Times New Roman" w:cs="Times New Roman"/>
+          <w:sz w:val="24"/>
+          <w:szCs w:val="24"/>
+          <w:highlight w:val="yellow"/>
+        </w:rPr>
+        <w:t>{{</w:t>
+      </w:r>
+      <w:proofErr w:type="spellStart"/>
+      <w:r>
+        <w:rPr>
+          <w:rFonts w:ascii="Times New Roman" w:eastAsia="Times New Roman" w:hAnsi="Times New Roman" w:cs="Times New Roman"/>
+          <w:sz w:val="24"/>
+          <w:szCs w:val="24"/>
+          <w:highlight w:val="yellow"/>
+        </w:rPr>
+        <w:t>FechaHecho</w:t>
+      </w:r>
+      <w:proofErr w:type="spellEnd"/>
+      <w:r>
+        <w:rPr>
+          <w:rFonts w:ascii="Times New Roman" w:eastAsia="Times New Roman" w:hAnsi="Times New Roman" w:cs="Times New Roman"/>
+          <w:sz w:val="24"/>
+          <w:szCs w:val="24"/>
+          <w:highlight w:val="yellow"/>
+        </w:rPr>
+        <w:t>}}</w:t>
+      </w:r>
+      <w:r>
+        <w:rPr>
+          <w:rFonts w:ascii="Times New Roman" w:eastAsia="Times New Roman" w:hAnsi="Times New Roman" w:cs="Times New Roman"/>
+          <w:sz w:val="24"/>
+          <w:szCs w:val="24"/>
+        </w:rPr>
+        <w:t xml:space="preserve">, </w:t>
+      </w:r>
+      <w:r>
+        <w:rPr>
+          <w:rFonts w:ascii="Times New Roman" w:eastAsia="Times New Roman" w:hAnsi="Times New Roman" w:cs="Times New Roman"/>
+          <w:b/>
+          <w:bCs/>
+          <w:sz w:val="24"/>
+          <w:szCs w:val="24"/>
+        </w:rPr>
+        <w:t xml:space="preserve">                </w:t>
+      </w:r>
+      <w:r>
+        <w:rPr>
+          <w:rFonts w:ascii="Times New Roman" w:eastAsia="Times New Roman" w:hAnsi="Times New Roman" w:cs="Times New Roman"/>
           <w:sz w:val="24"/>
           <w:szCs w:val="24"/>
         </w:rPr>
@@ -6573,16 +8792,67 @@
           <w:rFonts w:ascii="Times New Roman" w:eastAsia="Times New Roman" w:hAnsi="Times New Roman" w:cs="Times New Roman"/>
           <w:b/>
           <w:bCs/>
-          <w:color w:val="EE0000"/>
-          <w:sz w:val="24"/>
-          <w:szCs w:val="24"/>
-        </w:rPr>
-        <w:t xml:space="preserve">                   </w:t>
-      </w:r>
-      <w:r>
-        <w:rPr>
-          <w:rFonts w:ascii="Times New Roman" w:eastAsia="Times New Roman" w:hAnsi="Times New Roman" w:cs="Times New Roman"/>
-          <w:color w:val="EE0000"/>
+          <w:sz w:val="24"/>
+          <w:szCs w:val="24"/>
+        </w:rPr>
+        <w:t xml:space="preserve">   </w:t>
+      </w:r>
+      <w:r>
+        <w:rPr>
+          <w:rFonts w:ascii="Times New Roman" w:eastAsia="Times New Roman" w:hAnsi="Times New Roman" w:cs="Times New Roman"/>
+          <w:b/>
+          <w:bCs/>
+          <w:sz w:val="24"/>
+          <w:szCs w:val="24"/>
+          <w:highlight w:val="yellow"/>
+        </w:rPr>
+        <w:t>{{</w:t>
+      </w:r>
+      <w:proofErr w:type="spellStart"/>
+      <w:r>
+        <w:rPr>
+          <w:rFonts w:ascii="Times New Roman" w:eastAsia="Times New Roman" w:hAnsi="Times New Roman" w:cs="Times New Roman"/>
+          <w:sz w:val="24"/>
+          <w:szCs w:val="24"/>
+          <w:highlight w:val="yellow"/>
+        </w:rPr>
+        <w:t>NombreActor</w:t>
+      </w:r>
+      <w:proofErr w:type="spellEnd"/>
+      <w:r>
+        <w:rPr>
+          <w:rFonts w:ascii="Times New Roman" w:eastAsia="Times New Roman" w:hAnsi="Times New Roman" w:cs="Times New Roman"/>
+          <w:b/>
+          <w:bCs/>
+          <w:sz w:val="24"/>
+          <w:szCs w:val="24"/>
+          <w:highlight w:val="yellow"/>
+        </w:rPr>
+        <w:t>}}</w:t>
+      </w:r>
+      <w:r>
+        <w:rPr>
+          <w:rFonts w:ascii="Times New Roman" w:eastAsia="Times New Roman" w:hAnsi="Times New Roman" w:cs="Times New Roman"/>
+          <w:b/>
+          <w:bCs/>
+          <w:sz w:val="24"/>
+          <w:szCs w:val="24"/>
+        </w:rPr>
+        <w:t xml:space="preserve">  </w:t>
+      </w:r>
+      <w:r>
+        <w:rPr>
+          <w:rFonts w:ascii="Times New Roman" w:eastAsia="Times New Roman" w:hAnsi="Times New Roman" w:cs="Times New Roman"/>
+          <w:b/>
+          <w:bCs/>
+          <w:sz w:val="24"/>
+          <w:szCs w:val="24"/>
+        </w:rPr>
+        <w:t xml:space="preserve">                </w:t>
+      </w:r>
+      <w:r>
+        <w:rPr>
+          <w:rFonts w:ascii="Times New Roman" w:eastAsia="Times New Roman" w:hAnsi="Times New Roman" w:cs="Times New Roman"/>
           <w:sz w:val="24"/>
           <w:szCs w:val="24"/>
         </w:rPr>
@@ -6593,20 +8863,53 @@
           <w:rFonts w:ascii="Times New Roman" w:eastAsia="Times New Roman" w:hAnsi="Times New Roman" w:cs="Times New Roman"/>
           <w:b/>
           <w:bCs/>
-          <w:color w:val="EE0000"/>
-          <w:sz w:val="24"/>
-          <w:szCs w:val="24"/>
-        </w:rPr>
-        <w:t xml:space="preserve">                   </w:t>
-      </w:r>
-      <w:r>
-        <w:rPr>
-          <w:rFonts w:ascii="Times New Roman" w:eastAsia="Times New Roman" w:hAnsi="Times New Roman" w:cs="Times New Roman"/>
-          <w:color w:val="EE0000"/>
-          <w:sz w:val="24"/>
-          <w:szCs w:val="24"/>
-        </w:rPr>
-        <w:t xml:space="preserve">, a las          hs ; </w:t>
+          <w:sz w:val="24"/>
+          <w:szCs w:val="24"/>
+        </w:rPr>
+        <w:t xml:space="preserve">   </w:t>
+      </w:r>
+      <w:r>
+        <w:rPr>
+          <w:rFonts w:ascii="Times New Roman" w:eastAsia="Times New Roman" w:hAnsi="Times New Roman" w:cs="Times New Roman"/>
+          <w:b/>
+          <w:bCs/>
+          <w:sz w:val="24"/>
+          <w:szCs w:val="24"/>
+          <w:highlight w:val="yellow"/>
+        </w:rPr>
+        <w:t>{{</w:t>
+      </w:r>
+      <w:proofErr w:type="spellStart"/>
+      <w:r>
+        <w:rPr>
+          <w:rFonts w:ascii="Times New Roman" w:eastAsia="Times New Roman" w:hAnsi="Times New Roman" w:cs="Times New Roman"/>
+          <w:sz w:val="24"/>
+          <w:szCs w:val="24"/>
+          <w:highlight w:val="yellow"/>
+        </w:rPr>
+        <w:t>LugarHecho</w:t>
+      </w:r>
+      <w:proofErr w:type="spellEnd"/>
+      <w:r>
+        <w:rPr>
+          <w:rFonts w:ascii="Times New Roman" w:eastAsia="Times New Roman" w:hAnsi="Times New Roman" w:cs="Times New Roman"/>
+          <w:b/>
+          <w:bCs/>
+          <w:sz w:val="24"/>
+          <w:szCs w:val="24"/>
+          <w:highlight w:val="yellow"/>
+        </w:rPr>
+        <w:t>}}</w:t>
+      </w:r>
+      <w:r>
+        <w:rPr>
+          <w:rFonts w:ascii="Times New Roman" w:eastAsia="Times New Roman" w:hAnsi="Times New Roman" w:cs="Times New Roman"/>
+          <w:b/>
+          <w:bCs/>
+          <w:sz w:val="24"/>
+          <w:szCs w:val="24"/>
+        </w:rPr>
+        <w:t>.</w:t>
       </w:r>
     </w:p>
     <w:p>
@@ -6623,17 +8926,15 @@
         <w:jc w:val="both"/>
         <w:rPr>
           <w:rFonts w:ascii="Times New Roman" w:eastAsia="Times New Roman" w:hAnsi="Times New Roman" w:cs="Times New Roman"/>
-          <w:color w:val="EE0000"/>
-          <w:sz w:val="24"/>
-          <w:szCs w:val="24"/>
-        </w:rPr>
-      </w:pPr>
-      <w:r>
-        <w:rPr>
-          <w:rFonts w:ascii="Times New Roman" w:eastAsia="Times New Roman" w:hAnsi="Times New Roman" w:cs="Times New Roman"/>
-          <w:b/>
-          <w:bCs/>
-          <w:color w:val="EE0000"/>
+          <w:sz w:val="24"/>
+          <w:szCs w:val="24"/>
+        </w:rPr>
+      </w:pPr>
+      <w:r>
+        <w:rPr>
+          <w:rFonts w:ascii="Times New Roman" w:eastAsia="Times New Roman" w:hAnsi="Times New Roman" w:cs="Times New Roman"/>
+          <w:b/>
+          <w:bCs/>
           <w:sz w:val="24"/>
           <w:szCs w:val="24"/>
         </w:rPr>
@@ -6642,22 +8943,10 @@
       <w:r>
         <w:rPr>
           <w:rFonts w:ascii="Times New Roman" w:eastAsia="Times New Roman" w:hAnsi="Times New Roman" w:cs="Times New Roman"/>
-          <w:color w:val="EE0000"/>
           <w:sz w:val="24"/>
           <w:szCs w:val="24"/>
         </w:rPr>
         <w:t>Remita copia de los registros de atenciones médicas y/o registros de ambulancia y/o cualquier documentación médica obrante sobre el actor correspondiente a dicha fecha.-</w:t>
-      </w:r>
-      <w:commentRangeEnd w:id="9"/>
-      <w:r>
-        <w:rPr>
-          <w:rStyle w:val="Refdecomentario"/>
-          <w:rFonts w:ascii="Times New Roman" w:eastAsia="Times New Roman" w:hAnsi="Times New Roman" w:cs="Times New Roman"/>
-          <w:color w:val="EE0000"/>
-          <w:sz w:val="24"/>
-          <w:szCs w:val="24"/>
-        </w:rPr>
-        <w:commentReference w:id="9"/>
       </w:r>
     </w:p>
     <w:p>
@@ -6850,7 +9139,16 @@
           <w:sz w:val="24"/>
           <w:szCs w:val="24"/>
         </w:rPr>
-        <w:t>Para el supuesto de que la citada en garantía reconozca o no el carácter aseguradora del rodado PERTENECIENTE A LA DEMANDADA, , solicito se designe perito contador único de oficio, para que constituyéndose en el domicilio de LA CITADA EN GARANTÍA </w:t>
+        <w:t xml:space="preserve">Para el supuesto de que la citada en garantía reconozca o no el carácter aseguradora del rodado PERTENECIENTE A LA DEMANDADA, , solicito se designe perito contador único de oficio, para que constituyéndose en el domicilio de LA CITADA EN </w:t>
+      </w:r>
+      <w:r>
+        <w:rPr>
+          <w:rFonts w:ascii="Times New Roman" w:eastAsia="Times New Roman" w:hAnsi="Times New Roman" w:cs="Times New Roman"/>
+          <w:sz w:val="24"/>
+          <w:szCs w:val="24"/>
+        </w:rPr>
+        <w:lastRenderedPageBreak/>
+        <w:t>GARANTÍA </w:t>
       </w:r>
       <w:r>
         <w:rPr>
@@ -6868,7 +9166,262 @@
           <w:sz w:val="24"/>
           <w:szCs w:val="24"/>
         </w:rPr>
-        <w:t xml:space="preserve"> o donde pudiera contar con el material necesario para realizar dicha pericia, examine todos los elementos atinentes a las operaciones y en su caso </w:t>
+        <w:t> o donde pudiera contar con el material necesario para realizar dicha pericia, examine todos los elementos atinentes a las operaciones y en su caso realice compulsas, arqueos y verificaciones, y teniendo a la vista sus libros de comercio, registros y constancias correspondientes, correspondencia y demás documentación complementaria de</w:t>
+      </w:r>
+      <w:r>
+        <w:rPr>
+          <w:rFonts w:ascii="Times New Roman" w:eastAsia="Times New Roman" w:hAnsi="Times New Roman" w:cs="Times New Roman"/>
+          <w:b/>
+          <w:bCs/>
+          <w:sz w:val="24"/>
+          <w:szCs w:val="24"/>
+        </w:rPr>
+        <w:t> </w:t>
+      </w:r>
+      <w:r>
+        <w:rPr>
+          <w:rFonts w:ascii="Times New Roman" w:eastAsia="Times New Roman" w:hAnsi="Times New Roman" w:cs="Times New Roman"/>
+          <w:sz w:val="24"/>
+          <w:szCs w:val="24"/>
+        </w:rPr>
+        <w:t>LA CITADA EN GARANTÍA</w:t>
+      </w:r>
+      <w:r>
+        <w:rPr>
+          <w:rFonts w:ascii="Times New Roman" w:eastAsia="Times New Roman" w:hAnsi="Times New Roman" w:cs="Times New Roman"/>
+          <w:b/>
+          <w:bCs/>
+          <w:sz w:val="24"/>
+          <w:szCs w:val="24"/>
+        </w:rPr>
+        <w:t>, </w:t>
+      </w:r>
+      <w:r>
+        <w:rPr>
+          <w:rFonts w:ascii="Times New Roman" w:eastAsia="Times New Roman" w:hAnsi="Times New Roman" w:cs="Times New Roman"/>
+          <w:sz w:val="24"/>
+          <w:szCs w:val="24"/>
+        </w:rPr>
+        <w:t>informe con indicación de la fuente documental de cada una de sus respuestas:</w:t>
+      </w:r>
+    </w:p>
+    <w:p>
+      <w:pPr>
+        <w:spacing w:after="0" w:line="360" w:lineRule="auto"/>
+        <w:jc w:val="both"/>
+        <w:rPr>
+          <w:rFonts w:ascii="Times New Roman" w:eastAsia="Times New Roman" w:hAnsi="Times New Roman" w:cs="Times New Roman"/>
+          <w:sz w:val="24"/>
+          <w:szCs w:val="24"/>
+        </w:rPr>
+      </w:pPr>
+      <w:r>
+        <w:rPr>
+          <w:rFonts w:ascii="Times New Roman" w:eastAsia="Times New Roman" w:hAnsi="Times New Roman" w:cs="Times New Roman"/>
+          <w:sz w:val="24"/>
+          <w:szCs w:val="24"/>
+        </w:rPr>
+        <w:t>1) Con la debida antelación, fecha y hora de la realización de la encomienda a fin de llevar a cabo el debido control.</w:t>
+      </w:r>
+    </w:p>
+    <w:p>
+      <w:pPr>
+        <w:spacing w:after="0" w:line="360" w:lineRule="auto"/>
+        <w:jc w:val="both"/>
+        <w:rPr>
+          <w:rFonts w:ascii="Times New Roman" w:eastAsia="Times New Roman" w:hAnsi="Times New Roman" w:cs="Times New Roman"/>
+          <w:sz w:val="24"/>
+          <w:szCs w:val="24"/>
+        </w:rPr>
+      </w:pPr>
+      <w:r>
+        <w:rPr>
+          <w:rFonts w:ascii="Times New Roman" w:eastAsia="Times New Roman" w:hAnsi="Times New Roman" w:cs="Times New Roman"/>
+          <w:sz w:val="24"/>
+          <w:szCs w:val="24"/>
+        </w:rPr>
+        <w:t>2) Si la empresa  CITADA EN GARANTÍA lleva en legal y debida forma sus libros y documentación contable, detallando cada uno de los libros examinados, si están rubricados, fecha y ante qué autoridades, si los asientos se llevan al día, con expresión del último folio utilizado y su contenido, con indicación de los principios científicos en que se funde para emitir su dictamen.</w:t>
+      </w:r>
+    </w:p>
+    <w:p>
+      <w:pPr>
+        <w:spacing w:after="0" w:line="360" w:lineRule="auto"/>
+        <w:ind w:firstLine="720"/>
+        <w:jc w:val="both"/>
+        <w:rPr>
+          <w:rFonts w:ascii="Times New Roman" w:eastAsia="Times New Roman" w:hAnsi="Times New Roman" w:cs="Times New Roman"/>
+          <w:sz w:val="24"/>
+          <w:szCs w:val="24"/>
+        </w:rPr>
+      </w:pPr>
+      <w:r>
+        <w:rPr>
+          <w:rFonts w:ascii="Times New Roman" w:eastAsia="Times New Roman" w:hAnsi="Times New Roman" w:cs="Times New Roman"/>
+          <w:sz w:val="24"/>
+          <w:szCs w:val="24"/>
+        </w:rPr>
+        <w:t>El experto debe tener en cuenta que los libros mercantiles que carezcan de alguna de las formalidades prescriptas en el art. 53 del Código de Comercio, o tengan algunos de los defectos y vicios notados en el art. 54 (espacios en blanco, huecos, interlineados, raspaduras, etc.), no tienen valor alguno en juicio a favor del comerciante a quien pertenezcan (art. 55 C.Com.).</w:t>
+      </w:r>
+    </w:p>
+    <w:p>
+      <w:pPr>
+        <w:spacing w:after="0" w:line="360" w:lineRule="auto"/>
+        <w:jc w:val="both"/>
+        <w:rPr>
+          <w:rFonts w:ascii="Times New Roman" w:eastAsia="Times New Roman" w:hAnsi="Times New Roman" w:cs="Times New Roman"/>
+          <w:sz w:val="24"/>
+          <w:szCs w:val="24"/>
+        </w:rPr>
+      </w:pPr>
+      <w:r>
+        <w:rPr>
+          <w:rFonts w:ascii="Times New Roman" w:eastAsia="Times New Roman" w:hAnsi="Times New Roman" w:cs="Times New Roman"/>
+          <w:sz w:val="24"/>
+          <w:szCs w:val="24"/>
+        </w:rPr>
+        <w:t>3) Si la empresa era la aseguradora del vehículo demandado a la fecha de ocurrencia del mismo.</w:t>
+      </w:r>
+    </w:p>
+    <w:p>
+      <w:pPr>
+        <w:spacing w:after="0" w:line="360" w:lineRule="auto"/>
+        <w:jc w:val="both"/>
+        <w:rPr>
+          <w:rFonts w:ascii="Times New Roman" w:eastAsia="Times New Roman" w:hAnsi="Times New Roman" w:cs="Times New Roman"/>
+          <w:sz w:val="24"/>
+          <w:szCs w:val="24"/>
+        </w:rPr>
+      </w:pPr>
+      <w:r>
+        <w:rPr>
+          <w:rFonts w:ascii="Times New Roman" w:eastAsia="Times New Roman" w:hAnsi="Times New Roman" w:cs="Times New Roman"/>
+          <w:sz w:val="24"/>
+          <w:szCs w:val="24"/>
+        </w:rPr>
+        <w:t>4) Quién era el propietario del vehículo mencionado en el punto anterior a la fecha de ocurrido el siniestro.</w:t>
+      </w:r>
+    </w:p>
+    <w:p>
+      <w:pPr>
+        <w:spacing w:after="0" w:line="360" w:lineRule="auto"/>
+        <w:jc w:val="both"/>
+        <w:rPr>
+          <w:rFonts w:ascii="Times New Roman" w:eastAsia="Times New Roman" w:hAnsi="Times New Roman" w:cs="Times New Roman"/>
+          <w:sz w:val="24"/>
+          <w:szCs w:val="24"/>
+        </w:rPr>
+      </w:pPr>
+      <w:r>
+        <w:rPr>
+          <w:rFonts w:ascii="Times New Roman" w:eastAsia="Times New Roman" w:hAnsi="Times New Roman" w:cs="Times New Roman"/>
+          <w:sz w:val="24"/>
+          <w:szCs w:val="24"/>
+        </w:rPr>
+        <w:t>5) Informe nombre y apellido de la persona que realizó la denuncia administrativa del siniestro de autos, y si en la misma se denunciaron lesiones de algún tipo sufridas por terceros. Informe si la mencionada denuncia la realizó a nombre de un particular o empresa, y en su caso, informe quién y/o cuál; además, informe el día, hora y lugar en que fue efectuada la denuncia. Manifieste si la vehículo que produjo el siniestro en el momento de acaecido el hecho, se encontraba realizando tareas o prestaba algún servicio para alguna empresa, en su caso mencione cuál, o cualquier otro dato de interés que pueda surgir de la información aportada por la compañía de seguros o que surge de la correspondiente documentación analizada y/o extraída por Ud.</w:t>
+      </w:r>
+    </w:p>
+    <w:p>
+      <w:pPr>
+        <w:spacing w:after="0" w:line="360" w:lineRule="auto"/>
+        <w:jc w:val="both"/>
+        <w:rPr>
+          <w:rFonts w:ascii="Times New Roman" w:eastAsia="Times New Roman" w:hAnsi="Times New Roman" w:cs="Times New Roman"/>
+          <w:sz w:val="24"/>
+          <w:szCs w:val="24"/>
+        </w:rPr>
+      </w:pPr>
+      <w:r>
+        <w:rPr>
+          <w:rFonts w:ascii="Times New Roman" w:eastAsia="Times New Roman" w:hAnsi="Times New Roman" w:cs="Times New Roman"/>
+          <w:sz w:val="24"/>
+          <w:szCs w:val="24"/>
+        </w:rPr>
+        <w:t>6) Quién conducía el vehículo mencionado al momento de ocurrido el accidente.</w:t>
+      </w:r>
+    </w:p>
+    <w:p>
+      <w:pPr>
+        <w:spacing w:after="0" w:line="360" w:lineRule="auto"/>
+        <w:jc w:val="both"/>
+        <w:rPr>
+          <w:rFonts w:ascii="Times New Roman" w:eastAsia="Times New Roman" w:hAnsi="Times New Roman" w:cs="Times New Roman"/>
+          <w:sz w:val="24"/>
+          <w:szCs w:val="24"/>
+        </w:rPr>
+      </w:pPr>
+      <w:r>
+        <w:rPr>
+          <w:rFonts w:ascii="Times New Roman" w:eastAsia="Times New Roman" w:hAnsi="Times New Roman" w:cs="Times New Roman"/>
+          <w:sz w:val="24"/>
+          <w:szCs w:val="24"/>
+        </w:rPr>
+        <w:t>7) Si existen en los registros de la empresa constancias de que en dicho siniestro haya sido víctima de lesiones graves </w:t>
+      </w:r>
+      <w:r>
+        <w:rPr>
+          <w:rFonts w:ascii="Times New Roman" w:eastAsia="Times New Roman" w:hAnsi="Times New Roman" w:cs="Times New Roman"/>
+          <w:b/>
+          <w:bCs/>
+          <w:sz w:val="24"/>
+          <w:szCs w:val="24"/>
+        </w:rPr>
+        <w:t>la actora.</w:t>
+      </w:r>
+    </w:p>
+    <w:p>
+      <w:pPr>
+        <w:spacing w:after="0" w:line="360" w:lineRule="auto"/>
+        <w:jc w:val="both"/>
+        <w:rPr>
+          <w:rFonts w:ascii="Times New Roman" w:eastAsia="Times New Roman" w:hAnsi="Times New Roman" w:cs="Times New Roman"/>
+          <w:sz w:val="24"/>
+          <w:szCs w:val="24"/>
+        </w:rPr>
+      </w:pPr>
+      <w:r>
+        <w:rPr>
+          <w:rFonts w:ascii="Times New Roman" w:eastAsia="Times New Roman" w:hAnsi="Times New Roman" w:cs="Times New Roman"/>
+          <w:sz w:val="24"/>
+          <w:szCs w:val="24"/>
+        </w:rPr>
+        <w:t>8) Si en algún momento, la citada en garantía se hizo cargo de la atención médica y de los gastos importantes en que debió y deba incurrir el actor como consecuencia del accidente.</w:t>
+      </w:r>
+    </w:p>
+    <w:p>
+      <w:pPr>
+        <w:spacing w:after="0" w:line="360" w:lineRule="auto"/>
+        <w:jc w:val="both"/>
+        <w:rPr>
+          <w:rFonts w:ascii="Times New Roman" w:eastAsia="Times New Roman" w:hAnsi="Times New Roman" w:cs="Times New Roman"/>
+          <w:sz w:val="24"/>
+          <w:szCs w:val="24"/>
+        </w:rPr>
+      </w:pPr>
+      <w:r>
+        <w:rPr>
+          <w:rFonts w:ascii="Times New Roman" w:eastAsia="Times New Roman" w:hAnsi="Times New Roman" w:cs="Times New Roman"/>
+          <w:sz w:val="24"/>
+          <w:szCs w:val="24"/>
+        </w:rPr>
+        <w:t xml:space="preserve">9) Constate la existencia de la póliza denunciada en autos por el demandado; informe si en la documentación, registros correspondientes, en el libro de emisión de pólizas, </w:t>
+      </w:r>
+      <w:proofErr w:type="spellStart"/>
+      <w:r>
+        <w:rPr>
+          <w:rFonts w:ascii="Times New Roman" w:eastAsia="Times New Roman" w:hAnsi="Times New Roman" w:cs="Times New Roman"/>
+          <w:sz w:val="24"/>
+          <w:szCs w:val="24"/>
+        </w:rPr>
+        <w:t>etc</w:t>
+      </w:r>
+      <w:proofErr w:type="spellEnd"/>
+      <w:r>
+        <w:rPr>
+          <w:rFonts w:ascii="Times New Roman" w:eastAsia="Times New Roman" w:hAnsi="Times New Roman" w:cs="Times New Roman"/>
+          <w:sz w:val="24"/>
+          <w:szCs w:val="24"/>
+        </w:rPr>
+        <w:t xml:space="preserve">, existió contrato de póliza, a nombre de quien/es, y si se encontraba vigente al día del siniestro, </w:t>
       </w:r>
       <w:r>
         <w:rPr>
@@ -6877,7 +9430,803 @@
           <w:szCs w:val="24"/>
         </w:rPr>
         <w:lastRenderedPageBreak/>
-        <w:t>realice compulsas, arqueos y verificaciones, y teniendo a la vista sus libros de comercio, registros y constancias correspondientes, correspondencia y demás documentación complementaria de</w:t>
+        <w:t>informando a su vez número de póliza, vigencia de la misma y cualquier otro dato de interés relacionado con la póliza en cuestión.</w:t>
+      </w:r>
+    </w:p>
+    <w:p>
+      <w:pPr>
+        <w:spacing w:after="0" w:line="360" w:lineRule="auto"/>
+        <w:jc w:val="both"/>
+        <w:rPr>
+          <w:rFonts w:ascii="Times New Roman" w:eastAsia="Times New Roman" w:hAnsi="Times New Roman" w:cs="Times New Roman"/>
+          <w:sz w:val="24"/>
+          <w:szCs w:val="24"/>
+        </w:rPr>
+      </w:pPr>
+      <w:r>
+        <w:rPr>
+          <w:rFonts w:ascii="Times New Roman" w:eastAsia="Times New Roman" w:hAnsi="Times New Roman" w:cs="Times New Roman"/>
+          <w:sz w:val="24"/>
+          <w:szCs w:val="24"/>
+        </w:rPr>
+        <w:t>10) Verifique en el libro de salvataje y recupero de siniestros de juicios, la existencia del siniestro de autos.</w:t>
+      </w:r>
+    </w:p>
+    <w:p>
+      <w:pPr>
+        <w:spacing w:after="0" w:line="360" w:lineRule="auto"/>
+        <w:jc w:val="both"/>
+        <w:rPr>
+          <w:rFonts w:ascii="Times New Roman" w:eastAsia="Times New Roman" w:hAnsi="Times New Roman" w:cs="Times New Roman"/>
+          <w:sz w:val="24"/>
+          <w:szCs w:val="24"/>
+        </w:rPr>
+      </w:pPr>
+      <w:r>
+        <w:rPr>
+          <w:rFonts w:ascii="Times New Roman" w:eastAsia="Times New Roman" w:hAnsi="Times New Roman" w:cs="Times New Roman"/>
+          <w:sz w:val="24"/>
+          <w:szCs w:val="24"/>
+        </w:rPr>
+        <w:t>11) Verifique si existió la denuncia en el libro de registros de denuncias administrativas.</w:t>
+      </w:r>
+    </w:p>
+    <w:p>
+      <w:pPr>
+        <w:spacing w:after="0" w:line="360" w:lineRule="auto"/>
+        <w:jc w:val="both"/>
+        <w:rPr>
+          <w:rFonts w:ascii="Times New Roman" w:eastAsia="Times New Roman" w:hAnsi="Times New Roman" w:cs="Times New Roman"/>
+          <w:sz w:val="24"/>
+          <w:szCs w:val="24"/>
+        </w:rPr>
+      </w:pPr>
+      <w:r>
+        <w:rPr>
+          <w:rFonts w:ascii="Times New Roman" w:eastAsia="Times New Roman" w:hAnsi="Times New Roman" w:cs="Times New Roman"/>
+          <w:sz w:val="24"/>
+          <w:szCs w:val="24"/>
+        </w:rPr>
+        <w:t>12) Mencione el carácter del reasegurador, razón social y  tipo de contrato.</w:t>
+      </w:r>
+    </w:p>
+    <w:p>
+      <w:pPr>
+        <w:spacing w:after="0" w:line="360" w:lineRule="auto"/>
+        <w:jc w:val="both"/>
+        <w:rPr>
+          <w:rFonts w:ascii="Times New Roman" w:eastAsia="Times New Roman" w:hAnsi="Times New Roman" w:cs="Times New Roman"/>
+          <w:sz w:val="24"/>
+          <w:szCs w:val="24"/>
+        </w:rPr>
+      </w:pPr>
+      <w:r>
+        <w:rPr>
+          <w:rFonts w:ascii="Times New Roman" w:eastAsia="Times New Roman" w:hAnsi="Times New Roman" w:cs="Times New Roman"/>
+          <w:sz w:val="24"/>
+          <w:szCs w:val="24"/>
+        </w:rPr>
+        <w:t>13) Informe acerca de los montos que recauda la empresa por unidad de vehículo asegurado en forma diaria, semanal y mensual, realizando dicha sumatoria, elaborando una planilla detallando los importes a que conducen, y especificando la cantidad de unidades aseguradas, incluyendo todo tipo de vehículo pertenecientes a particulares y/o empresas, correspondan estas a flotas o no, y  cualquier otro dato de interés con respecto a este ítem. </w:t>
+      </w:r>
+    </w:p>
+    <w:p>
+      <w:pPr>
+        <w:spacing w:after="0" w:line="360" w:lineRule="auto"/>
+        <w:jc w:val="both"/>
+        <w:rPr>
+          <w:rFonts w:ascii="Times New Roman" w:eastAsia="Times New Roman" w:hAnsi="Times New Roman" w:cs="Times New Roman"/>
+          <w:sz w:val="24"/>
+          <w:szCs w:val="24"/>
+        </w:rPr>
+      </w:pPr>
+      <w:r>
+        <w:rPr>
+          <w:rFonts w:ascii="Times New Roman" w:eastAsia="Times New Roman" w:hAnsi="Times New Roman" w:cs="Times New Roman"/>
+          <w:sz w:val="24"/>
+          <w:szCs w:val="24"/>
+        </w:rPr>
+        <w:t>14) Luego examine los importes declarados ante los entes de recaudación (nacionales y locales), exponga si existen diferencias con los informados en el punto anterior y diga a qué atribuye tal circunstancia. </w:t>
+      </w:r>
+    </w:p>
+    <w:p>
+      <w:pPr>
+        <w:spacing w:after="0" w:line="360" w:lineRule="auto"/>
+        <w:jc w:val="both"/>
+        <w:rPr>
+          <w:rFonts w:ascii="Times New Roman" w:eastAsia="Times New Roman" w:hAnsi="Times New Roman" w:cs="Times New Roman"/>
+          <w:sz w:val="24"/>
+          <w:szCs w:val="24"/>
+        </w:rPr>
+      </w:pPr>
+      <w:r>
+        <w:rPr>
+          <w:rFonts w:ascii="Times New Roman" w:eastAsia="Times New Roman" w:hAnsi="Times New Roman" w:cs="Times New Roman"/>
+          <w:sz w:val="24"/>
+          <w:szCs w:val="24"/>
+        </w:rPr>
+        <w:t xml:space="preserve">15) Informe con qué entidades bancarias opera la citada en garantía, además informe los números de cuentas bancarias con las cuales opera, especifique si son cuentas corrientes, cajas de ahorros, plazos fijos, </w:t>
+      </w:r>
+      <w:proofErr w:type="spellStart"/>
+      <w:r>
+        <w:rPr>
+          <w:rFonts w:ascii="Times New Roman" w:eastAsia="Times New Roman" w:hAnsi="Times New Roman" w:cs="Times New Roman"/>
+          <w:sz w:val="24"/>
+          <w:szCs w:val="24"/>
+        </w:rPr>
+        <w:t>etc</w:t>
+      </w:r>
+      <w:proofErr w:type="spellEnd"/>
+      <w:r>
+        <w:rPr>
+          <w:rFonts w:ascii="Times New Roman" w:eastAsia="Times New Roman" w:hAnsi="Times New Roman" w:cs="Times New Roman"/>
+          <w:sz w:val="24"/>
+          <w:szCs w:val="24"/>
+        </w:rPr>
+        <w:t>; si es titular/es de dicha/s cuenta/s; si estas cuentas son unipersonales o no, si se encuentran a nombre de otra/s persona/s, sean estas físicas o jurídicas. Informe los movimientos de estas cuentas bancarias y situación actual de las mismas.</w:t>
+      </w:r>
+    </w:p>
+    <w:p>
+      <w:pPr>
+        <w:spacing w:after="0" w:line="360" w:lineRule="auto"/>
+        <w:jc w:val="both"/>
+        <w:rPr>
+          <w:rFonts w:ascii="Times New Roman" w:eastAsia="Times New Roman" w:hAnsi="Times New Roman" w:cs="Times New Roman"/>
+          <w:sz w:val="24"/>
+          <w:szCs w:val="24"/>
+        </w:rPr>
+      </w:pPr>
+      <w:r>
+        <w:rPr>
+          <w:rFonts w:ascii="Times New Roman" w:eastAsia="Times New Roman" w:hAnsi="Times New Roman" w:cs="Times New Roman"/>
+          <w:sz w:val="24"/>
+          <w:szCs w:val="24"/>
+        </w:rPr>
+        <w:t>16) Informe sobre el estado patrimonial de los capitales activos. </w:t>
+      </w:r>
+    </w:p>
+    <w:p>
+      <w:pPr>
+        <w:spacing w:after="0" w:line="360" w:lineRule="auto"/>
+        <w:jc w:val="both"/>
+        <w:rPr>
+          <w:rFonts w:ascii="Times New Roman" w:eastAsia="Times New Roman" w:hAnsi="Times New Roman" w:cs="Times New Roman"/>
+          <w:sz w:val="24"/>
+          <w:szCs w:val="24"/>
+        </w:rPr>
+      </w:pPr>
+      <w:r>
+        <w:rPr>
+          <w:rFonts w:ascii="Times New Roman" w:eastAsia="Times New Roman" w:hAnsi="Times New Roman" w:cs="Times New Roman"/>
+          <w:sz w:val="24"/>
+          <w:szCs w:val="24"/>
+        </w:rPr>
+        <w:t>17) Informe y detalle los bienes muebles no registrables que obran en poder de la citada en garantía en sus distintos domicilios; como así también, los bienes muebles registrables e inmuebles que poseen, librándose a tal fin los respectivos oficios en la prueba informativa de la presente demanda.</w:t>
+      </w:r>
+    </w:p>
+    <w:p>
+      <w:pPr>
+        <w:spacing w:after="0" w:line="360" w:lineRule="auto"/>
+        <w:jc w:val="both"/>
+        <w:rPr>
+          <w:rFonts w:ascii="Times New Roman" w:eastAsia="Times New Roman" w:hAnsi="Times New Roman" w:cs="Times New Roman"/>
+          <w:sz w:val="24"/>
+          <w:szCs w:val="24"/>
+        </w:rPr>
+      </w:pPr>
+      <w:r>
+        <w:rPr>
+          <w:rFonts w:ascii="Times New Roman" w:eastAsia="Times New Roman" w:hAnsi="Times New Roman" w:cs="Times New Roman"/>
+          <w:sz w:val="24"/>
+          <w:szCs w:val="24"/>
+        </w:rPr>
+        <w:t>18) Informe sobre la fecha de inscripción en la Inspección General de Justicia y Secretaría de Industria y Comercio y subsiguientes modificaciones. </w:t>
+      </w:r>
+    </w:p>
+    <w:p>
+      <w:pPr>
+        <w:spacing w:after="0" w:line="360" w:lineRule="auto"/>
+        <w:jc w:val="both"/>
+        <w:rPr>
+          <w:rFonts w:ascii="Times New Roman" w:eastAsia="Times New Roman" w:hAnsi="Times New Roman" w:cs="Times New Roman"/>
+          <w:sz w:val="24"/>
+          <w:szCs w:val="24"/>
+        </w:rPr>
+      </w:pPr>
+      <w:r>
+        <w:rPr>
+          <w:rFonts w:ascii="Times New Roman" w:eastAsia="Times New Roman" w:hAnsi="Times New Roman" w:cs="Times New Roman"/>
+          <w:sz w:val="24"/>
+          <w:szCs w:val="24"/>
+        </w:rPr>
+        <w:t xml:space="preserve">19) Informe si la Citada en Garantía cumplió desde la fecha del siniestro de autos hasta la realización de la correspondiente pericia solicitada, con las leyes 17.418. 20.091 y 22.400; a su vez, si cumple con el decreto </w:t>
+      </w:r>
+      <w:proofErr w:type="spellStart"/>
+      <w:r>
+        <w:rPr>
+          <w:rFonts w:ascii="Times New Roman" w:eastAsia="Times New Roman" w:hAnsi="Times New Roman" w:cs="Times New Roman"/>
+          <w:sz w:val="24"/>
+          <w:szCs w:val="24"/>
+        </w:rPr>
+        <w:t>N°</w:t>
+      </w:r>
+      <w:proofErr w:type="spellEnd"/>
+      <w:r>
+        <w:rPr>
+          <w:rFonts w:ascii="Times New Roman" w:eastAsia="Times New Roman" w:hAnsi="Times New Roman" w:cs="Times New Roman"/>
+          <w:sz w:val="24"/>
+          <w:szCs w:val="24"/>
+        </w:rPr>
+        <w:t xml:space="preserve"> 558/02 y con las modificaciones del mismo; y por último si cumple con todas las resoluciones generales. </w:t>
+      </w:r>
+    </w:p>
+    <w:p>
+      <w:pPr>
+        <w:spacing w:after="0" w:line="360" w:lineRule="auto"/>
+        <w:jc w:val="both"/>
+        <w:rPr>
+          <w:rFonts w:ascii="Times New Roman" w:eastAsia="Times New Roman" w:hAnsi="Times New Roman" w:cs="Times New Roman"/>
+          <w:sz w:val="24"/>
+          <w:szCs w:val="24"/>
+        </w:rPr>
+      </w:pPr>
+      <w:r>
+        <w:rPr>
+          <w:rFonts w:ascii="Times New Roman" w:eastAsia="Times New Roman" w:hAnsi="Times New Roman" w:cs="Times New Roman"/>
+          <w:sz w:val="24"/>
+          <w:szCs w:val="24"/>
+        </w:rPr>
+        <w:t>20) Informe, extraiga y solicite a la citada en garantía cualquier otro tipo de información y/o documentación de la cual no se haga mención en los precedentes ítem, que pueda llegar a facilitar su labor como perito de oficio y aporte algún beneficio para esta litis.</w:t>
+      </w:r>
+    </w:p>
+    <w:p>
+      <w:pPr>
+        <w:spacing w:after="0" w:line="360" w:lineRule="auto"/>
+        <w:jc w:val="both"/>
+        <w:rPr>
+          <w:rFonts w:ascii="Times New Roman" w:eastAsia="Times New Roman" w:hAnsi="Times New Roman" w:cs="Times New Roman"/>
+          <w:sz w:val="24"/>
+          <w:szCs w:val="24"/>
+          <w:highlight w:val="yellow"/>
+        </w:rPr>
+      </w:pPr>
+    </w:p>
+    <w:p>
+      <w:pPr>
+        <w:spacing w:after="0" w:line="360" w:lineRule="auto"/>
+        <w:jc w:val="both"/>
+        <w:rPr>
+          <w:rFonts w:ascii="Times New Roman" w:eastAsia="Times New Roman" w:hAnsi="Times New Roman" w:cs="Times New Roman"/>
+          <w:b/>
+          <w:bCs/>
+          <w:sz w:val="24"/>
+          <w:szCs w:val="24"/>
+        </w:rPr>
+      </w:pPr>
+      <w:r>
+        <w:rPr>
+          <w:rFonts w:ascii="Times New Roman" w:eastAsia="Times New Roman" w:hAnsi="Times New Roman" w:cs="Times New Roman"/>
+          <w:b/>
+          <w:bCs/>
+          <w:sz w:val="24"/>
+          <w:szCs w:val="24"/>
+        </w:rPr>
+        <w:t xml:space="preserve">2) </w:t>
+      </w:r>
+      <w:r>
+        <w:rPr>
+          <w:rFonts w:ascii="Times New Roman" w:eastAsia="Times New Roman" w:hAnsi="Times New Roman" w:cs="Times New Roman"/>
+          <w:b/>
+          <w:bCs/>
+          <w:sz w:val="24"/>
+          <w:szCs w:val="24"/>
+          <w:u w:val="single"/>
+        </w:rPr>
+        <w:t>PERICIAL MECÁNICA</w:t>
+      </w:r>
+    </w:p>
+    <w:p>
+      <w:pPr>
+        <w:spacing w:after="0" w:line="360" w:lineRule="auto"/>
+        <w:ind w:firstLine="720"/>
+        <w:jc w:val="both"/>
+        <w:rPr>
+          <w:rFonts w:ascii="Times New Roman" w:eastAsia="Times New Roman" w:hAnsi="Times New Roman" w:cs="Times New Roman"/>
+          <w:sz w:val="24"/>
+          <w:szCs w:val="24"/>
+        </w:rPr>
+      </w:pPr>
+      <w:r>
+        <w:rPr>
+          <w:rFonts w:ascii="Times New Roman" w:eastAsia="Times New Roman" w:hAnsi="Times New Roman" w:cs="Times New Roman"/>
+          <w:sz w:val="24"/>
+          <w:szCs w:val="24"/>
+        </w:rPr>
+        <w:t xml:space="preserve">Se desinsacule por el Juzgado Perito Ingeniero Mecánico único de oficio, a los fines de que determine, previa inspección ocular de los vehículos intervinientes: </w:t>
+      </w:r>
+    </w:p>
+    <w:p>
+      <w:pPr>
+        <w:spacing w:after="0" w:line="360" w:lineRule="auto"/>
+        <w:jc w:val="both"/>
+        <w:rPr>
+          <w:rFonts w:ascii="Times New Roman" w:eastAsia="Times New Roman" w:hAnsi="Times New Roman" w:cs="Times New Roman"/>
+          <w:sz w:val="24"/>
+          <w:szCs w:val="24"/>
+        </w:rPr>
+      </w:pPr>
+      <w:r>
+        <w:rPr>
+          <w:rFonts w:ascii="Times New Roman" w:eastAsia="Times New Roman" w:hAnsi="Times New Roman" w:cs="Times New Roman"/>
+          <w:sz w:val="24"/>
+          <w:szCs w:val="24"/>
+        </w:rPr>
+        <w:lastRenderedPageBreak/>
+        <w:t xml:space="preserve">1) Con las constancias de autos determine conforme a los hechos relatados la posible trayectoria del vehículo del demandado, lugar del actor, velocidades, ubicación de los daños, etc.; </w:t>
+      </w:r>
+    </w:p>
+    <w:p>
+      <w:pPr>
+        <w:spacing w:after="0" w:line="360" w:lineRule="auto"/>
+        <w:jc w:val="both"/>
+        <w:rPr>
+          <w:rFonts w:ascii="Times New Roman" w:eastAsia="Times New Roman" w:hAnsi="Times New Roman" w:cs="Times New Roman"/>
+          <w:sz w:val="24"/>
+          <w:szCs w:val="24"/>
+        </w:rPr>
+      </w:pPr>
+      <w:r>
+        <w:rPr>
+          <w:rFonts w:ascii="Times New Roman" w:eastAsia="Times New Roman" w:hAnsi="Times New Roman" w:cs="Times New Roman"/>
+          <w:sz w:val="24"/>
+          <w:szCs w:val="24"/>
+        </w:rPr>
+        <w:t>2) Lleve a cabo un plano en escala de las calles y/o lugar donde se produjo el accidente, incluyendo dicho plano, toda señalización vertical y horizontal, el vehículo interviniente y la probable trayectoria del mismo, indicándose puntualmente el lugar del impacto;</w:t>
+      </w:r>
+    </w:p>
+    <w:p>
+      <w:pPr>
+        <w:spacing w:after="0" w:line="360" w:lineRule="auto"/>
+        <w:jc w:val="both"/>
+        <w:rPr>
+          <w:rFonts w:ascii="Times New Roman" w:eastAsia="Times New Roman" w:hAnsi="Times New Roman" w:cs="Times New Roman"/>
+          <w:sz w:val="24"/>
+          <w:szCs w:val="24"/>
+        </w:rPr>
+      </w:pPr>
+      <w:r>
+        <w:rPr>
+          <w:rFonts w:ascii="Times New Roman" w:eastAsia="Times New Roman" w:hAnsi="Times New Roman" w:cs="Times New Roman"/>
+          <w:sz w:val="24"/>
+          <w:szCs w:val="24"/>
+        </w:rPr>
+        <w:t xml:space="preserve">3) Determine si es verosímil que la mecánica del accidente origina los daños del actor que se denuncian en estos autos; </w:t>
+      </w:r>
+    </w:p>
+    <w:p>
+      <w:pPr>
+        <w:spacing w:after="0" w:line="360" w:lineRule="auto"/>
+        <w:jc w:val="both"/>
+        <w:rPr>
+          <w:rFonts w:ascii="Times New Roman" w:eastAsia="Times New Roman" w:hAnsi="Times New Roman" w:cs="Times New Roman"/>
+          <w:sz w:val="24"/>
+          <w:szCs w:val="24"/>
+        </w:rPr>
+      </w:pPr>
+      <w:r>
+        <w:rPr>
+          <w:rFonts w:ascii="Times New Roman" w:eastAsia="Times New Roman" w:hAnsi="Times New Roman" w:cs="Times New Roman"/>
+          <w:sz w:val="24"/>
+          <w:szCs w:val="24"/>
+        </w:rPr>
+        <w:t xml:space="preserve">4) Indique cuál ha sido el vehículo </w:t>
+      </w:r>
+      <w:proofErr w:type="spellStart"/>
+      <w:r>
+        <w:rPr>
+          <w:rFonts w:ascii="Times New Roman" w:eastAsia="Times New Roman" w:hAnsi="Times New Roman" w:cs="Times New Roman"/>
+          <w:sz w:val="24"/>
+          <w:szCs w:val="24"/>
+        </w:rPr>
+        <w:t>embistente</w:t>
+      </w:r>
+      <w:proofErr w:type="spellEnd"/>
+      <w:r>
+        <w:rPr>
+          <w:rFonts w:ascii="Times New Roman" w:eastAsia="Times New Roman" w:hAnsi="Times New Roman" w:cs="Times New Roman"/>
+          <w:sz w:val="24"/>
+          <w:szCs w:val="24"/>
+        </w:rPr>
+        <w:t xml:space="preserve"> y cual el agente activo de la colisión; </w:t>
+      </w:r>
+    </w:p>
+    <w:p>
+      <w:pPr>
+        <w:spacing w:after="0" w:line="360" w:lineRule="auto"/>
+        <w:jc w:val="both"/>
+        <w:rPr>
+          <w:rFonts w:ascii="Times New Roman" w:eastAsia="Times New Roman" w:hAnsi="Times New Roman" w:cs="Times New Roman"/>
+          <w:b/>
+          <w:bCs/>
+          <w:sz w:val="24"/>
+          <w:szCs w:val="24"/>
+        </w:rPr>
+      </w:pPr>
+      <w:r>
+        <w:rPr>
+          <w:rFonts w:ascii="Times New Roman" w:eastAsia="Times New Roman" w:hAnsi="Times New Roman" w:cs="Times New Roman"/>
+          <w:sz w:val="24"/>
+          <w:szCs w:val="24"/>
+        </w:rPr>
+        <w:t xml:space="preserve">5) Informe teniendo en cuenta propagación de los daños del rodado del actor y rodados de los demandados y posición final de los mismos, determine si la actora es impactada directamente por el vehículo </w:t>
+      </w:r>
+      <w:r>
+        <w:rPr>
+          <w:rFonts w:ascii="Times New Roman" w:eastAsia="Times New Roman" w:hAnsi="Times New Roman" w:cs="Times New Roman"/>
+          <w:b/>
+          <w:bCs/>
+          <w:sz w:val="24"/>
+          <w:szCs w:val="24"/>
+        </w:rPr>
+        <w:t>demandado.</w:t>
+      </w:r>
+    </w:p>
+    <w:p>
+      <w:pPr>
+        <w:spacing w:after="0" w:line="360" w:lineRule="auto"/>
+        <w:jc w:val="both"/>
+        <w:rPr>
+          <w:rFonts w:ascii="Times New Roman" w:eastAsia="Times New Roman" w:hAnsi="Times New Roman" w:cs="Times New Roman"/>
+          <w:sz w:val="24"/>
+          <w:szCs w:val="24"/>
+        </w:rPr>
+      </w:pPr>
+      <w:r>
+        <w:rPr>
+          <w:rFonts w:ascii="Times New Roman" w:eastAsia="Times New Roman" w:hAnsi="Times New Roman" w:cs="Times New Roman"/>
+          <w:sz w:val="24"/>
+          <w:szCs w:val="24"/>
+        </w:rPr>
+        <w:t xml:space="preserve">6) Si los daños son consecuencia del accidente que motiva estas actuaciones; </w:t>
+      </w:r>
+    </w:p>
+    <w:p>
+      <w:pPr>
+        <w:spacing w:after="0" w:line="360" w:lineRule="auto"/>
+        <w:jc w:val="both"/>
+        <w:rPr>
+          <w:rFonts w:ascii="Times New Roman" w:eastAsia="Times New Roman" w:hAnsi="Times New Roman" w:cs="Times New Roman"/>
+          <w:sz w:val="24"/>
+          <w:szCs w:val="24"/>
+        </w:rPr>
+      </w:pPr>
+      <w:r>
+        <w:rPr>
+          <w:rFonts w:ascii="Times New Roman" w:eastAsia="Times New Roman" w:hAnsi="Times New Roman" w:cs="Times New Roman"/>
+          <w:sz w:val="24"/>
+          <w:szCs w:val="24"/>
+        </w:rPr>
+        <w:t xml:space="preserve">7) Todo otro dato que el perito considere de interés para la resolución de la presente litis.- </w:t>
+      </w:r>
+    </w:p>
+    <w:p>
+      <w:pPr>
+        <w:spacing w:after="0" w:line="360" w:lineRule="auto"/>
+        <w:jc w:val="both"/>
+        <w:rPr>
+          <w:rFonts w:ascii="Times New Roman" w:eastAsia="Times New Roman" w:hAnsi="Times New Roman" w:cs="Times New Roman"/>
+          <w:sz w:val="24"/>
+          <w:szCs w:val="24"/>
+          <w:highlight w:val="yellow"/>
+        </w:rPr>
+      </w:pPr>
+    </w:p>
+    <w:p>
+      <w:pPr>
+        <w:spacing w:after="0" w:line="360" w:lineRule="auto"/>
+        <w:jc w:val="both"/>
+        <w:rPr>
+          <w:rFonts w:ascii="Times New Roman" w:eastAsia="Times New Roman" w:hAnsi="Times New Roman" w:cs="Times New Roman"/>
+          <w:sz w:val="24"/>
+          <w:szCs w:val="24"/>
+          <w:highlight w:val="yellow"/>
+        </w:rPr>
+      </w:pPr>
+    </w:p>
+    <w:p>
+      <w:pPr>
+        <w:spacing w:after="0" w:line="360" w:lineRule="auto"/>
+        <w:jc w:val="both"/>
+        <w:rPr>
+          <w:rFonts w:ascii="Times New Roman" w:eastAsia="Times New Roman" w:hAnsi="Times New Roman" w:cs="Times New Roman"/>
+          <w:b/>
+          <w:bCs/>
+          <w:sz w:val="24"/>
+          <w:szCs w:val="24"/>
+        </w:rPr>
+      </w:pPr>
+      <w:r>
+        <w:rPr>
+          <w:rFonts w:ascii="Times New Roman" w:eastAsia="Times New Roman" w:hAnsi="Times New Roman" w:cs="Times New Roman"/>
+          <w:b/>
+          <w:bCs/>
+          <w:sz w:val="24"/>
+          <w:szCs w:val="24"/>
+        </w:rPr>
+        <w:t xml:space="preserve">3) PERICIA MÉDICA </w:t>
+      </w:r>
+    </w:p>
+    <w:p>
+      <w:pPr>
+        <w:spacing w:after="0" w:line="360" w:lineRule="auto"/>
+        <w:jc w:val="both"/>
+        <w:rPr>
+          <w:rFonts w:ascii="Times New Roman" w:eastAsia="Times New Roman" w:hAnsi="Times New Roman" w:cs="Times New Roman"/>
+          <w:sz w:val="24"/>
+          <w:szCs w:val="24"/>
+        </w:rPr>
+      </w:pPr>
+      <w:r>
+        <w:rPr>
+          <w:rFonts w:ascii="Times New Roman" w:eastAsia="Times New Roman" w:hAnsi="Times New Roman" w:cs="Times New Roman"/>
+          <w:b/>
+          <w:bCs/>
+          <w:sz w:val="24"/>
+          <w:szCs w:val="24"/>
+        </w:rPr>
+        <w:t>A.</w:t>
+      </w:r>
+      <w:r>
+        <w:rPr>
+          <w:rFonts w:ascii="Times New Roman" w:eastAsia="Times New Roman" w:hAnsi="Times New Roman" w:cs="Times New Roman"/>
+          <w:sz w:val="24"/>
+          <w:szCs w:val="24"/>
+        </w:rPr>
+        <w:t xml:space="preserve"> Se designe perito médico de oficio, </w:t>
+      </w:r>
+      <w:r>
+        <w:rPr>
+          <w:rFonts w:ascii="Times New Roman" w:eastAsia="Times New Roman" w:hAnsi="Times New Roman" w:cs="Times New Roman"/>
+          <w:b/>
+          <w:bCs/>
+          <w:sz w:val="24"/>
+          <w:szCs w:val="24"/>
+        </w:rPr>
+        <w:t>especialista en traumatología</w:t>
+      </w:r>
+      <w:r>
+        <w:rPr>
+          <w:rFonts w:ascii="Times New Roman" w:eastAsia="Times New Roman" w:hAnsi="Times New Roman" w:cs="Times New Roman"/>
+          <w:sz w:val="24"/>
+          <w:szCs w:val="24"/>
+        </w:rPr>
+        <w:t> para que examinando a los actores y compulsando las actuaciones de autos responda los puntos de pericia  y los que acompaño como documental, e: </w:t>
+      </w:r>
+    </w:p>
+    <w:p>
+      <w:pPr>
+        <w:spacing w:after="0" w:line="360" w:lineRule="auto"/>
+        <w:jc w:val="both"/>
+        <w:rPr>
+          <w:rFonts w:ascii="Times New Roman" w:eastAsia="Times New Roman" w:hAnsi="Times New Roman" w:cs="Times New Roman"/>
+          <w:sz w:val="24"/>
+          <w:szCs w:val="24"/>
+        </w:rPr>
+      </w:pPr>
+      <w:r>
+        <w:rPr>
+          <w:rFonts w:ascii="Times New Roman" w:eastAsia="Times New Roman" w:hAnsi="Times New Roman" w:cs="Times New Roman"/>
+          <w:sz w:val="24"/>
+          <w:szCs w:val="24"/>
+        </w:rPr>
+        <w:t>1.- Interrogue al actor sobre su estado de salud previo al accidente y actividades laborales y particulares que desarrollaba.-</w:t>
+      </w:r>
+    </w:p>
+    <w:p>
+      <w:pPr>
+        <w:spacing w:after="0" w:line="360" w:lineRule="auto"/>
+        <w:jc w:val="both"/>
+        <w:rPr>
+          <w:rFonts w:ascii="Times New Roman" w:eastAsia="Times New Roman" w:hAnsi="Times New Roman" w:cs="Times New Roman"/>
+          <w:sz w:val="24"/>
+          <w:szCs w:val="24"/>
+        </w:rPr>
+      </w:pPr>
+      <w:r>
+        <w:rPr>
+          <w:rFonts w:ascii="Times New Roman" w:eastAsia="Times New Roman" w:hAnsi="Times New Roman" w:cs="Times New Roman"/>
+          <w:sz w:val="24"/>
+          <w:szCs w:val="24"/>
+        </w:rPr>
+        <w:t>2.- Examine a la actora y manifieste qué tipo de lesiones presenta, indicando el plazo aproximado para su recuperación definitiva.-</w:t>
+      </w:r>
+    </w:p>
+    <w:p>
+      <w:pPr>
+        <w:spacing w:after="0" w:line="360" w:lineRule="auto"/>
+        <w:jc w:val="both"/>
+        <w:rPr>
+          <w:rFonts w:ascii="Times New Roman" w:eastAsia="Times New Roman" w:hAnsi="Times New Roman" w:cs="Times New Roman"/>
+          <w:sz w:val="24"/>
+          <w:szCs w:val="24"/>
+        </w:rPr>
+      </w:pPr>
+      <w:r>
+        <w:rPr>
+          <w:rFonts w:ascii="Times New Roman" w:eastAsia="Times New Roman" w:hAnsi="Times New Roman" w:cs="Times New Roman"/>
+          <w:sz w:val="24"/>
+          <w:szCs w:val="24"/>
+        </w:rPr>
+        <w:t>3.- Informe si las curaciones, intervenciones y tratamientos a que la actora fue sometida en razón del siniestro de autos, los que recibió, recibe o deberá recibir, son dolorosas, qué tipo de molestias generaron y generarán, e incluso, si las mismas podrán presentarse de por vida, fundamente las mismas.-</w:t>
+      </w:r>
+    </w:p>
+    <w:p>
+      <w:pPr>
+        <w:spacing w:after="0" w:line="360" w:lineRule="auto"/>
+        <w:jc w:val="both"/>
+        <w:rPr>
+          <w:rFonts w:ascii="Times New Roman" w:eastAsia="Times New Roman" w:hAnsi="Times New Roman" w:cs="Times New Roman"/>
+          <w:sz w:val="24"/>
+          <w:szCs w:val="24"/>
+        </w:rPr>
+      </w:pPr>
+      <w:r>
+        <w:rPr>
+          <w:rFonts w:ascii="Times New Roman" w:eastAsia="Times New Roman" w:hAnsi="Times New Roman" w:cs="Times New Roman"/>
+          <w:sz w:val="24"/>
+          <w:szCs w:val="24"/>
+        </w:rPr>
+        <w:t>4.- Indique probables secuelas y complicaciones inmediatas y alejadas que puede presentar, no sólo en cuanto a las lesiones físicas y neurológicas, sino también desde el punto de vista de la funcionalidad de los órganos afectados y estética en su caso, manifestando en qué consisten las mismas, si son parciales o totales, temporales o permanentes, en su caso, las conceptúe en un porcentaje a los fines indemnizatorios.-</w:t>
+      </w:r>
+    </w:p>
+    <w:p>
+      <w:pPr>
+        <w:spacing w:after="0" w:line="360" w:lineRule="auto"/>
+        <w:jc w:val="both"/>
+        <w:rPr>
+          <w:rFonts w:ascii="Times New Roman" w:eastAsia="Times New Roman" w:hAnsi="Times New Roman" w:cs="Times New Roman"/>
+          <w:sz w:val="24"/>
+          <w:szCs w:val="24"/>
+        </w:rPr>
+      </w:pPr>
+      <w:r>
+        <w:rPr>
+          <w:rFonts w:ascii="Times New Roman" w:eastAsia="Times New Roman" w:hAnsi="Times New Roman" w:cs="Times New Roman"/>
+          <w:sz w:val="24"/>
+          <w:szCs w:val="24"/>
+        </w:rPr>
+        <w:t>5.- Indicará especialmente si constan en la Historia Clínica expedida por los centros donde fue asistida, la realización de internaciones, consultas, prácticas y tratamientos médicos relacionada con las lesiones padecidas por la actora. </w:t>
+      </w:r>
+    </w:p>
+    <w:p>
+      <w:pPr>
+        <w:spacing w:after="0" w:line="360" w:lineRule="auto"/>
+        <w:jc w:val="both"/>
+        <w:rPr>
+          <w:rFonts w:ascii="Times New Roman" w:eastAsia="Times New Roman" w:hAnsi="Times New Roman" w:cs="Times New Roman"/>
+          <w:sz w:val="24"/>
+          <w:szCs w:val="24"/>
+        </w:rPr>
+      </w:pPr>
+      <w:r>
+        <w:rPr>
+          <w:rFonts w:ascii="Times New Roman" w:eastAsia="Times New Roman" w:hAnsi="Times New Roman" w:cs="Times New Roman"/>
+          <w:sz w:val="24"/>
+          <w:szCs w:val="24"/>
+        </w:rPr>
+        <w:t>6.- Indique el experto si existe incapacidad física, en su caso, evaluando el grado y carácter de la misma, y baremo utilizado para calcular dicho porcentaje de incapacidad.-</w:t>
+      </w:r>
+    </w:p>
+    <w:p>
+      <w:pPr>
+        <w:spacing w:after="0" w:line="360" w:lineRule="auto"/>
+        <w:jc w:val="both"/>
+        <w:rPr>
+          <w:rFonts w:ascii="Times New Roman" w:eastAsia="Times New Roman" w:hAnsi="Times New Roman" w:cs="Times New Roman"/>
+          <w:sz w:val="24"/>
+          <w:szCs w:val="24"/>
+        </w:rPr>
+      </w:pPr>
+      <w:r>
+        <w:rPr>
+          <w:rFonts w:ascii="Times New Roman" w:eastAsia="Times New Roman" w:hAnsi="Times New Roman" w:cs="Times New Roman"/>
+          <w:sz w:val="24"/>
+          <w:szCs w:val="24"/>
+        </w:rPr>
+        <w:lastRenderedPageBreak/>
+        <w:t>7.- Informe si deberá realizar tratamiento de rehabilitación kinésica o, mencione los tratamientos que considere convenientes o necesarios a seguir por la actora, así como seguimientos médicos, indicando frecuencia, duración y costos aproximado de los mismos.-</w:t>
+      </w:r>
+    </w:p>
+    <w:p>
+      <w:pPr>
+        <w:spacing w:after="0" w:line="360" w:lineRule="auto"/>
+        <w:jc w:val="both"/>
+        <w:rPr>
+          <w:rFonts w:ascii="Times New Roman" w:eastAsia="Times New Roman" w:hAnsi="Times New Roman" w:cs="Times New Roman"/>
+          <w:sz w:val="24"/>
+          <w:szCs w:val="24"/>
+        </w:rPr>
+      </w:pPr>
+      <w:r>
+        <w:rPr>
+          <w:rFonts w:ascii="Times New Roman" w:eastAsia="Times New Roman" w:hAnsi="Times New Roman" w:cs="Times New Roman"/>
+          <w:sz w:val="24"/>
+          <w:szCs w:val="24"/>
+        </w:rPr>
+        <w:t>9.- Informe el experto el costo aproximado de la/s cirugía/s y riesgo de la/s misma/s.-</w:t>
+      </w:r>
+    </w:p>
+    <w:p>
+      <w:pPr>
+        <w:spacing w:after="0" w:line="360" w:lineRule="auto"/>
+        <w:jc w:val="both"/>
+        <w:rPr>
+          <w:rFonts w:ascii="Times New Roman" w:eastAsia="Times New Roman" w:hAnsi="Times New Roman" w:cs="Times New Roman"/>
+          <w:sz w:val="24"/>
+          <w:szCs w:val="24"/>
+        </w:rPr>
+      </w:pPr>
+      <w:r>
+        <w:rPr>
+          <w:rFonts w:ascii="Times New Roman" w:eastAsia="Times New Roman" w:hAnsi="Times New Roman" w:cs="Times New Roman"/>
+          <w:sz w:val="24"/>
+          <w:szCs w:val="24"/>
+        </w:rPr>
+        <w:t>10.- Determine el experto en qué porcentaje, producto al accidente sufrido por </w:t>
+      </w:r>
+      <w:r>
+        <w:rPr>
+          <w:rFonts w:ascii="Times New Roman" w:eastAsia="Times New Roman" w:hAnsi="Times New Roman" w:cs="Times New Roman"/>
+          <w:b/>
+          <w:bCs/>
+          <w:sz w:val="24"/>
+          <w:szCs w:val="24"/>
+        </w:rPr>
+        <w:t>el actor</w:t>
+      </w:r>
+      <w:r>
+        <w:rPr>
+          <w:rFonts w:ascii="Times New Roman" w:eastAsia="Times New Roman" w:hAnsi="Times New Roman" w:cs="Times New Roman"/>
+          <w:sz w:val="24"/>
+          <w:szCs w:val="24"/>
+        </w:rPr>
+        <w:t xml:space="preserve">, influye en su reinserción laboral, como así también determine el grado de incapacidad </w:t>
+      </w:r>
+      <w:proofErr w:type="spellStart"/>
+      <w:r>
+        <w:rPr>
+          <w:rFonts w:ascii="Times New Roman" w:eastAsia="Times New Roman" w:hAnsi="Times New Roman" w:cs="Times New Roman"/>
+          <w:sz w:val="24"/>
+          <w:szCs w:val="24"/>
+        </w:rPr>
+        <w:t>laborativa</w:t>
+      </w:r>
+      <w:proofErr w:type="spellEnd"/>
+      <w:r>
+        <w:rPr>
+          <w:rFonts w:ascii="Times New Roman" w:eastAsia="Times New Roman" w:hAnsi="Times New Roman" w:cs="Times New Roman"/>
+          <w:sz w:val="24"/>
+          <w:szCs w:val="24"/>
+        </w:rPr>
+        <w:t>.-</w:t>
+      </w:r>
+    </w:p>
+    <w:p>
+      <w:pPr>
+        <w:spacing w:after="0" w:line="360" w:lineRule="auto"/>
+        <w:jc w:val="both"/>
+        <w:rPr>
+          <w:rFonts w:ascii="Times New Roman" w:eastAsia="Times New Roman" w:hAnsi="Times New Roman" w:cs="Times New Roman"/>
+          <w:sz w:val="24"/>
+          <w:szCs w:val="24"/>
+        </w:rPr>
+      </w:pPr>
+      <w:r>
+        <w:rPr>
+          <w:rFonts w:ascii="Times New Roman" w:eastAsia="Times New Roman" w:hAnsi="Times New Roman" w:cs="Times New Roman"/>
+          <w:sz w:val="24"/>
+          <w:szCs w:val="24"/>
+        </w:rPr>
+        <w:t>11.- Examine al actor</w:t>
       </w:r>
       <w:r>
         <w:rPr>
@@ -6895,63 +10244,126 @@
           <w:sz w:val="24"/>
           <w:szCs w:val="24"/>
         </w:rPr>
-        <w:t>LA CITADA EN GARANTÍA</w:t>
-      </w:r>
-      <w:r>
-        <w:rPr>
-          <w:rFonts w:ascii="Times New Roman" w:eastAsia="Times New Roman" w:hAnsi="Times New Roman" w:cs="Times New Roman"/>
-          <w:b/>
-          <w:bCs/>
-          <w:sz w:val="24"/>
-          <w:szCs w:val="24"/>
-        </w:rPr>
-        <w:t>, </w:t>
-      </w:r>
-      <w:r>
-        <w:rPr>
-          <w:rFonts w:ascii="Times New Roman" w:eastAsia="Times New Roman" w:hAnsi="Times New Roman" w:cs="Times New Roman"/>
-          <w:sz w:val="24"/>
-          <w:szCs w:val="24"/>
-        </w:rPr>
-        <w:t>informe con indicación de la fuente documental de cada una de sus respuestas:</w:t>
-      </w:r>
-    </w:p>
-    <w:p>
-      <w:pPr>
-        <w:spacing w:after="0" w:line="360" w:lineRule="auto"/>
-        <w:jc w:val="both"/>
-        <w:rPr>
-          <w:rFonts w:ascii="Times New Roman" w:eastAsia="Times New Roman" w:hAnsi="Times New Roman" w:cs="Times New Roman"/>
-          <w:sz w:val="24"/>
-          <w:szCs w:val="24"/>
-        </w:rPr>
-      </w:pPr>
-      <w:r>
-        <w:rPr>
-          <w:rFonts w:ascii="Times New Roman" w:eastAsia="Times New Roman" w:hAnsi="Times New Roman" w:cs="Times New Roman"/>
-          <w:sz w:val="24"/>
-          <w:szCs w:val="24"/>
-        </w:rPr>
-        <w:t>1) Con la debida antelación, fecha y hora de la realización de la encomienda a fin de llevar a cabo el debido control.</w:t>
-      </w:r>
-    </w:p>
-    <w:p>
-      <w:pPr>
-        <w:spacing w:after="0" w:line="360" w:lineRule="auto"/>
-        <w:jc w:val="both"/>
-        <w:rPr>
-          <w:rFonts w:ascii="Times New Roman" w:eastAsia="Times New Roman" w:hAnsi="Times New Roman" w:cs="Times New Roman"/>
-          <w:sz w:val="24"/>
-          <w:szCs w:val="24"/>
-        </w:rPr>
-      </w:pPr>
-      <w:r>
-        <w:rPr>
-          <w:rFonts w:ascii="Times New Roman" w:eastAsia="Times New Roman" w:hAnsi="Times New Roman" w:cs="Times New Roman"/>
-          <w:sz w:val="24"/>
-          <w:szCs w:val="24"/>
-        </w:rPr>
-        <w:t>2) Si la empresa  CITADA EN GARANTÍA lleva en legal y debida forma sus libros y documentación contable, detallando cada uno de los libros examinados, si están rubricados, fecha y ante qué autoridades, si los asientos se llevan al día, con expresión del último folio utilizado y su contenido, con indicación de los principios científicos en que se funde para emitir su dictamen.</w:t>
+        <w:t>y diga qué lesiones presentan en su sistema osteoarticular y si las mismas son de origen traumático.-</w:t>
+      </w:r>
+    </w:p>
+    <w:p>
+      <w:pPr>
+        <w:spacing w:after="0" w:line="360" w:lineRule="auto"/>
+        <w:jc w:val="both"/>
+        <w:rPr>
+          <w:rFonts w:ascii="Times New Roman" w:eastAsia="Times New Roman" w:hAnsi="Times New Roman" w:cs="Times New Roman"/>
+          <w:sz w:val="24"/>
+          <w:szCs w:val="24"/>
+        </w:rPr>
+      </w:pPr>
+      <w:r>
+        <w:rPr>
+          <w:rFonts w:ascii="Times New Roman" w:eastAsia="Times New Roman" w:hAnsi="Times New Roman" w:cs="Times New Roman"/>
+          <w:sz w:val="24"/>
+          <w:szCs w:val="24"/>
+        </w:rPr>
+        <w:t>12.- Funde sus dichos con bibliografía reconocida científicamente y de fácil acceso a las partes.-</w:t>
+      </w:r>
+    </w:p>
+    <w:p>
+      <w:pPr>
+        <w:spacing w:after="0" w:line="360" w:lineRule="auto"/>
+        <w:jc w:val="both"/>
+        <w:rPr>
+          <w:rFonts w:ascii="Times New Roman" w:eastAsia="Times New Roman" w:hAnsi="Times New Roman" w:cs="Times New Roman"/>
+          <w:sz w:val="24"/>
+          <w:szCs w:val="24"/>
+        </w:rPr>
+      </w:pPr>
+      <w:r>
+        <w:rPr>
+          <w:rFonts w:ascii="Times New Roman" w:eastAsia="Times New Roman" w:hAnsi="Times New Roman" w:cs="Times New Roman"/>
+          <w:sz w:val="24"/>
+          <w:szCs w:val="24"/>
+        </w:rPr>
+        <w:t>13.- Informe cualquier otro dato de interés para la dilucidación del presente, o que el perito de oficio considere necesario para una mejor evaluación de la actora  y para el buen resultado de esta litis.-</w:t>
+      </w:r>
+    </w:p>
+    <w:p>
+      <w:pPr>
+        <w:spacing w:after="0" w:line="360" w:lineRule="auto"/>
+        <w:jc w:val="both"/>
+        <w:rPr>
+          <w:rFonts w:ascii="Times New Roman" w:eastAsia="Times New Roman" w:hAnsi="Times New Roman" w:cs="Times New Roman"/>
+          <w:sz w:val="24"/>
+          <w:szCs w:val="24"/>
+        </w:rPr>
+      </w:pPr>
+      <w:r>
+        <w:rPr>
+          <w:rFonts w:ascii="Times New Roman" w:eastAsia="Times New Roman" w:hAnsi="Times New Roman" w:cs="Times New Roman"/>
+          <w:sz w:val="24"/>
+          <w:szCs w:val="24"/>
+          <w:u w:val="single"/>
+        </w:rPr>
+        <w:t>CONSULTORES TÉCNICOS</w:t>
+      </w:r>
+      <w:r>
+        <w:rPr>
+          <w:rFonts w:ascii="Times New Roman" w:eastAsia="Times New Roman" w:hAnsi="Times New Roman" w:cs="Times New Roman"/>
+          <w:sz w:val="24"/>
+          <w:szCs w:val="24"/>
+        </w:rPr>
+        <w:t>: Mi parte propone como consultores a los Dres. Zambrano Jorge Alberto Roberto Novosad MN 91.170, Dr. Carlos Lema Mn 35.342, el Dr. Carlos Scarpati M.N 43.777, Carlos González Martín MN 47.707, con domicilio en la calle Paraná 425 Piso 6 os 3 Capital Federal, en los términos del Art.458 del C.P.C.C.N., solicitando que se tenga presente a sus efectos.-</w:t>
+      </w:r>
+    </w:p>
+    <w:p>
+      <w:pPr>
+        <w:spacing w:after="0" w:line="360" w:lineRule="auto"/>
+        <w:jc w:val="both"/>
+        <w:rPr>
+          <w:rFonts w:ascii="Times New Roman" w:eastAsia="Times New Roman" w:hAnsi="Times New Roman" w:cs="Times New Roman"/>
+          <w:sz w:val="24"/>
+          <w:szCs w:val="24"/>
+          <w:highlight w:val="yellow"/>
+        </w:rPr>
+      </w:pPr>
+    </w:p>
+    <w:p>
+      <w:pPr>
+        <w:spacing w:after="0" w:line="360" w:lineRule="auto"/>
+        <w:jc w:val="both"/>
+        <w:rPr>
+          <w:rFonts w:ascii="Times New Roman" w:eastAsia="Times New Roman" w:hAnsi="Times New Roman" w:cs="Times New Roman"/>
+          <w:sz w:val="24"/>
+          <w:szCs w:val="24"/>
+          <w:highlight w:val="yellow"/>
+        </w:rPr>
+      </w:pPr>
+    </w:p>
+    <w:p>
+      <w:pPr>
+        <w:spacing w:after="0" w:line="360" w:lineRule="auto"/>
+        <w:jc w:val="both"/>
+        <w:rPr>
+          <w:rFonts w:ascii="Times New Roman" w:eastAsia="Times New Roman" w:hAnsi="Times New Roman" w:cs="Times New Roman"/>
+          <w:sz w:val="24"/>
+          <w:szCs w:val="24"/>
+        </w:rPr>
+      </w:pPr>
+      <w:r>
+        <w:rPr>
+          <w:rFonts w:ascii="Times New Roman" w:eastAsia="Times New Roman" w:hAnsi="Times New Roman" w:cs="Times New Roman"/>
+          <w:b/>
+          <w:bCs/>
+          <w:sz w:val="24"/>
+          <w:szCs w:val="24"/>
+        </w:rPr>
+        <w:t>4) PERICIA PSICOLÓGICA O PSIQUIÁTRICA</w:t>
+      </w:r>
+      <w:r>
+        <w:rPr>
+          <w:rFonts w:ascii="Times New Roman" w:eastAsia="Times New Roman" w:hAnsi="Times New Roman" w:cs="Times New Roman"/>
+          <w:sz w:val="24"/>
+          <w:szCs w:val="24"/>
+        </w:rPr>
+        <w:t>:</w:t>
       </w:r>
     </w:p>
     <w:p>
@@ -6971,162 +10383,180 @@
           <w:sz w:val="24"/>
           <w:szCs w:val="24"/>
         </w:rPr>
-        <w:t>El experto debe tener en cuenta que los libros mercantiles que carezcan de alguna de las formalidades prescriptas en el art. 53 del Código de Comercio, o tengan algunos de los defectos y vicios notados en el art. 54 (espacios en blanco, huecos, interlineados, raspaduras, etc.), no tienen valor alguno en juicio a favor del comerciante a quien pertenezcan (art. 55 C.Com.).</w:t>
-      </w:r>
-    </w:p>
-    <w:p>
-      <w:pPr>
-        <w:spacing w:after="0" w:line="360" w:lineRule="auto"/>
-        <w:jc w:val="both"/>
-        <w:rPr>
-          <w:rFonts w:ascii="Times New Roman" w:eastAsia="Times New Roman" w:hAnsi="Times New Roman" w:cs="Times New Roman"/>
-          <w:sz w:val="24"/>
-          <w:szCs w:val="24"/>
-        </w:rPr>
-      </w:pPr>
-      <w:r>
-        <w:rPr>
-          <w:rFonts w:ascii="Times New Roman" w:eastAsia="Times New Roman" w:hAnsi="Times New Roman" w:cs="Times New Roman"/>
-          <w:sz w:val="24"/>
-          <w:szCs w:val="24"/>
-        </w:rPr>
-        <w:t>3) Si la empresa era la aseguradora del vehículo demandado a la fecha de ocurrencia del mismo.</w:t>
-      </w:r>
-    </w:p>
-    <w:p>
-      <w:pPr>
-        <w:spacing w:after="0" w:line="360" w:lineRule="auto"/>
-        <w:jc w:val="both"/>
-        <w:rPr>
-          <w:rFonts w:ascii="Times New Roman" w:eastAsia="Times New Roman" w:hAnsi="Times New Roman" w:cs="Times New Roman"/>
-          <w:sz w:val="24"/>
-          <w:szCs w:val="24"/>
-        </w:rPr>
-      </w:pPr>
-      <w:r>
-        <w:rPr>
-          <w:rFonts w:ascii="Times New Roman" w:eastAsia="Times New Roman" w:hAnsi="Times New Roman" w:cs="Times New Roman"/>
-          <w:sz w:val="24"/>
-          <w:szCs w:val="24"/>
-        </w:rPr>
-        <w:t>4) Quién era el propietario del vehículo mencionado en el punto anterior a la fecha de ocurrido el siniestro.</w:t>
-      </w:r>
-    </w:p>
-    <w:p>
-      <w:pPr>
-        <w:spacing w:after="0" w:line="360" w:lineRule="auto"/>
-        <w:jc w:val="both"/>
-        <w:rPr>
-          <w:rFonts w:ascii="Times New Roman" w:eastAsia="Times New Roman" w:hAnsi="Times New Roman" w:cs="Times New Roman"/>
-          <w:sz w:val="24"/>
-          <w:szCs w:val="24"/>
-        </w:rPr>
-      </w:pPr>
-      <w:r>
-        <w:rPr>
-          <w:rFonts w:ascii="Times New Roman" w:eastAsia="Times New Roman" w:hAnsi="Times New Roman" w:cs="Times New Roman"/>
-          <w:sz w:val="24"/>
-          <w:szCs w:val="24"/>
-        </w:rPr>
-        <w:t>5) Informe nombre y apellido de la persona que realizó la denuncia administrativa del siniestro de autos, y si en la misma se denunciaron lesiones de algún tipo sufridas por terceros. Informe si la mencionada denuncia la realizó a nombre de un particular o empresa, y en su caso, informe quién y/o cuál; además, informe el día, hora y lugar en que fue efectuada la denuncia. Manifieste si la vehículo que produjo el siniestro en el momento de acaecido el hecho, se encontraba realizando tareas o prestaba algún servicio para alguna empresa, en su caso mencione cuál, o cualquier otro dato de interés que pueda surgir de la información aportada por la compañía de seguros o que surge de la correspondiente documentación analizada y/o extraída por Ud.</w:t>
-      </w:r>
-    </w:p>
-    <w:p>
-      <w:pPr>
-        <w:spacing w:after="0" w:line="360" w:lineRule="auto"/>
-        <w:jc w:val="both"/>
-        <w:rPr>
-          <w:rFonts w:ascii="Times New Roman" w:eastAsia="Times New Roman" w:hAnsi="Times New Roman" w:cs="Times New Roman"/>
-          <w:sz w:val="24"/>
-          <w:szCs w:val="24"/>
-        </w:rPr>
-      </w:pPr>
-      <w:r>
-        <w:rPr>
-          <w:rFonts w:ascii="Times New Roman" w:eastAsia="Times New Roman" w:hAnsi="Times New Roman" w:cs="Times New Roman"/>
-          <w:sz w:val="24"/>
-          <w:szCs w:val="24"/>
-        </w:rPr>
-        <w:t>6) Quién conducía el vehículo mencionado al momento de ocurrido el accidente.</w:t>
-      </w:r>
-    </w:p>
-    <w:p>
-      <w:pPr>
-        <w:spacing w:after="0" w:line="360" w:lineRule="auto"/>
-        <w:jc w:val="both"/>
-        <w:rPr>
-          <w:rFonts w:ascii="Times New Roman" w:eastAsia="Times New Roman" w:hAnsi="Times New Roman" w:cs="Times New Roman"/>
-          <w:sz w:val="24"/>
-          <w:szCs w:val="24"/>
-        </w:rPr>
-      </w:pPr>
-      <w:r>
-        <w:rPr>
-          <w:rFonts w:ascii="Times New Roman" w:eastAsia="Times New Roman" w:hAnsi="Times New Roman" w:cs="Times New Roman"/>
-          <w:sz w:val="24"/>
-          <w:szCs w:val="24"/>
-        </w:rPr>
-        <w:t>7) Si existen en los registros de la empresa constancias de que en dicho siniestro haya sido víctima de lesiones graves </w:t>
-      </w:r>
-      <w:r>
-        <w:rPr>
-          <w:rFonts w:ascii="Times New Roman" w:eastAsia="Times New Roman" w:hAnsi="Times New Roman" w:cs="Times New Roman"/>
-          <w:b/>
-          <w:bCs/>
-          <w:sz w:val="24"/>
-          <w:szCs w:val="24"/>
-        </w:rPr>
-        <w:t>la actora.</w:t>
-      </w:r>
-    </w:p>
-    <w:p>
-      <w:pPr>
-        <w:spacing w:after="0" w:line="360" w:lineRule="auto"/>
-        <w:jc w:val="both"/>
-        <w:rPr>
-          <w:rFonts w:ascii="Times New Roman" w:eastAsia="Times New Roman" w:hAnsi="Times New Roman" w:cs="Times New Roman"/>
-          <w:sz w:val="24"/>
-          <w:szCs w:val="24"/>
-        </w:rPr>
-      </w:pPr>
-      <w:r>
-        <w:rPr>
-          <w:rFonts w:ascii="Times New Roman" w:eastAsia="Times New Roman" w:hAnsi="Times New Roman" w:cs="Times New Roman"/>
-          <w:sz w:val="24"/>
-          <w:szCs w:val="24"/>
-        </w:rPr>
-        <w:t>8) Si en algún momento, la citada en garantía se hizo cargo de la atención médica y de los gastos importantes en que debió y deba incurrir el actor como consecuencia del accidente.</w:t>
-      </w:r>
-    </w:p>
-    <w:p>
-      <w:pPr>
-        <w:spacing w:after="0" w:line="360" w:lineRule="auto"/>
-        <w:jc w:val="both"/>
-        <w:rPr>
-          <w:rFonts w:ascii="Times New Roman" w:eastAsia="Times New Roman" w:hAnsi="Times New Roman" w:cs="Times New Roman"/>
-          <w:sz w:val="24"/>
-          <w:szCs w:val="24"/>
-        </w:rPr>
-      </w:pPr>
-      <w:r>
-        <w:rPr>
-          <w:rFonts w:ascii="Times New Roman" w:eastAsia="Times New Roman" w:hAnsi="Times New Roman" w:cs="Times New Roman"/>
-          <w:sz w:val="24"/>
-          <w:szCs w:val="24"/>
-        </w:rPr>
-        <w:t>9) Constate la existencia de la póliza denunciada en autos por el demandado; informe si en la documentación, registros correspondientes, en el libro de emisión de pólizas, etc, existió contrato de póliza, a nombre de quien/es, y si se encontraba vigente al día del siniestro, informando a su vez número de póliza, vigencia de la misma y cualquier otro dato de interés relacionado con la póliza en cuestión.</w:t>
-      </w:r>
-    </w:p>
-    <w:p>
-      <w:pPr>
-        <w:spacing w:after="0" w:line="360" w:lineRule="auto"/>
-        <w:jc w:val="both"/>
-        <w:rPr>
-          <w:rFonts w:ascii="Times New Roman" w:eastAsia="Times New Roman" w:hAnsi="Times New Roman" w:cs="Times New Roman"/>
-          <w:sz w:val="24"/>
-          <w:szCs w:val="24"/>
-        </w:rPr>
-      </w:pPr>
+        <w:t>Se designe </w:t>
+      </w:r>
+      <w:r>
+        <w:rPr>
+          <w:rFonts w:ascii="Times New Roman" w:eastAsia="Times New Roman" w:hAnsi="Times New Roman" w:cs="Times New Roman"/>
+          <w:b/>
+          <w:bCs/>
+          <w:sz w:val="24"/>
+          <w:szCs w:val="24"/>
+        </w:rPr>
+        <w:t>perito psicológico o médico psiquiatra</w:t>
+      </w:r>
+      <w:r>
+        <w:rPr>
+          <w:rFonts w:ascii="Times New Roman" w:eastAsia="Times New Roman" w:hAnsi="Times New Roman" w:cs="Times New Roman"/>
+          <w:sz w:val="24"/>
+          <w:szCs w:val="24"/>
+        </w:rPr>
+        <w:t>, quien previa aceptación del cargo y revisión personal sobre el  accionante, indicará lo siguiente:</w:t>
+      </w:r>
+    </w:p>
+    <w:p>
+      <w:pPr>
+        <w:spacing w:after="0" w:line="360" w:lineRule="auto"/>
+        <w:jc w:val="both"/>
+        <w:rPr>
+          <w:rFonts w:ascii="Times New Roman" w:eastAsia="Times New Roman" w:hAnsi="Times New Roman" w:cs="Times New Roman"/>
+          <w:sz w:val="24"/>
+          <w:szCs w:val="24"/>
+        </w:rPr>
+      </w:pPr>
+      <w:r>
+        <w:rPr>
+          <w:rFonts w:ascii="Times New Roman" w:eastAsia="Times New Roman" w:hAnsi="Times New Roman" w:cs="Times New Roman"/>
+          <w:sz w:val="24"/>
+          <w:szCs w:val="24"/>
+        </w:rPr>
+        <w:t>1.- Describa si el accidente, las lesiones padecidas por el mismo, han influido negativamente en su psiquismo;</w:t>
+      </w:r>
+    </w:p>
+    <w:p>
+      <w:pPr>
+        <w:spacing w:after="0" w:line="360" w:lineRule="auto"/>
+        <w:jc w:val="both"/>
+        <w:rPr>
+          <w:rFonts w:ascii="Times New Roman" w:eastAsia="Times New Roman" w:hAnsi="Times New Roman" w:cs="Times New Roman"/>
+          <w:sz w:val="24"/>
+          <w:szCs w:val="24"/>
+        </w:rPr>
+      </w:pPr>
+      <w:r>
+        <w:rPr>
+          <w:rFonts w:ascii="Times New Roman" w:eastAsia="Times New Roman" w:hAnsi="Times New Roman" w:cs="Times New Roman"/>
+          <w:sz w:val="24"/>
+          <w:szCs w:val="24"/>
+        </w:rPr>
+        <w:t>2.- Si padecen algún tipo de incapacidad de orden psíquico como secuela del evento dañoso y en su caso indique el grado de la misma, tratamiento de diagnosticar su cuadro de angustia o neurosis, denunciando en su caso, cómo estos se manifiestan;</w:t>
+      </w:r>
+    </w:p>
+    <w:p>
+      <w:pPr>
+        <w:spacing w:after="0" w:line="360" w:lineRule="auto"/>
+        <w:jc w:val="both"/>
+        <w:rPr>
+          <w:rFonts w:ascii="Times New Roman" w:eastAsia="Times New Roman" w:hAnsi="Times New Roman" w:cs="Times New Roman"/>
+          <w:sz w:val="24"/>
+          <w:szCs w:val="24"/>
+        </w:rPr>
+      </w:pPr>
+      <w:r>
+        <w:rPr>
+          <w:rFonts w:ascii="Times New Roman" w:eastAsia="Times New Roman" w:hAnsi="Times New Roman" w:cs="Times New Roman"/>
+          <w:sz w:val="24"/>
+          <w:szCs w:val="24"/>
+        </w:rPr>
+        <w:t>3.- Informe asimismo, si a raíz de dichos cuadros neuróticos se pueden producir cambios en la personalidad del actor y si los mismos pueden influir en su vida de relación, mencione los tratamientos que considere convenientes o necesarios a realizar en el futuro, así como su frecuencia, duración y costo;   </w:t>
+      </w:r>
+    </w:p>
+    <w:p>
+      <w:pPr>
+        <w:spacing w:after="0" w:line="360" w:lineRule="auto"/>
+        <w:jc w:val="both"/>
+        <w:rPr>
+          <w:rFonts w:ascii="Times New Roman" w:eastAsia="Times New Roman" w:hAnsi="Times New Roman" w:cs="Times New Roman"/>
+          <w:b/>
+          <w:bCs/>
+          <w:sz w:val="24"/>
+          <w:szCs w:val="24"/>
+          <w:u w:val="single"/>
+        </w:rPr>
+      </w:pPr>
+      <w:r>
+        <w:rPr>
+          <w:rFonts w:ascii="Times New Roman" w:eastAsia="Times New Roman" w:hAnsi="Times New Roman" w:cs="Times New Roman"/>
+          <w:sz w:val="24"/>
+          <w:szCs w:val="24"/>
+        </w:rPr>
+        <w:t>4.- Así también todo otro dato de interés para la dilucidación del presente.</w:t>
+      </w:r>
+    </w:p>
+    <w:p>
+      <w:pPr>
+        <w:spacing w:after="0" w:line="360" w:lineRule="auto"/>
+        <w:jc w:val="both"/>
+        <w:rPr>
+          <w:rFonts w:ascii="Times New Roman" w:eastAsia="Times New Roman" w:hAnsi="Times New Roman" w:cs="Times New Roman"/>
+          <w:b/>
+          <w:bCs/>
+          <w:sz w:val="24"/>
+          <w:szCs w:val="24"/>
+          <w:highlight w:val="yellow"/>
+          <w:u w:val="single"/>
+        </w:rPr>
+      </w:pPr>
+    </w:p>
+    <w:p>
+      <w:pPr>
+        <w:spacing w:after="0" w:line="360" w:lineRule="auto"/>
+        <w:jc w:val="both"/>
+        <w:rPr>
+          <w:rFonts w:ascii="Times New Roman" w:eastAsia="Times New Roman" w:hAnsi="Times New Roman" w:cs="Times New Roman"/>
+          <w:b/>
+          <w:bCs/>
+          <w:sz w:val="24"/>
+          <w:szCs w:val="24"/>
+          <w:highlight w:val="yellow"/>
+          <w:u w:val="single"/>
+        </w:rPr>
+      </w:pPr>
+    </w:p>
+    <w:p>
+      <w:pPr>
+        <w:spacing w:after="0" w:line="360" w:lineRule="auto"/>
+        <w:jc w:val="both"/>
+        <w:rPr>
+          <w:rFonts w:ascii="Times New Roman" w:eastAsia="Times New Roman" w:hAnsi="Times New Roman" w:cs="Times New Roman"/>
+          <w:b/>
+          <w:bCs/>
+          <w:sz w:val="24"/>
+          <w:szCs w:val="24"/>
+          <w:u w:val="single"/>
+        </w:rPr>
+      </w:pPr>
+      <w:r>
+        <w:rPr>
+          <w:rFonts w:ascii="Times New Roman" w:eastAsia="Times New Roman" w:hAnsi="Times New Roman" w:cs="Times New Roman"/>
+          <w:b/>
+          <w:bCs/>
+          <w:sz w:val="24"/>
+          <w:szCs w:val="24"/>
+          <w:u w:val="single"/>
+        </w:rPr>
+        <w:t xml:space="preserve">XIV. SOLICITA PRUEBA MEDICA Y PSICOLOGICA ANTICIPADA. </w:t>
+      </w:r>
+    </w:p>
+    <w:p>
+      <w:pPr>
+        <w:spacing w:after="0" w:line="360" w:lineRule="auto"/>
+        <w:ind w:firstLine="720"/>
+        <w:jc w:val="both"/>
+        <w:rPr>
+          <w:rFonts w:ascii="Times New Roman" w:eastAsia="Times New Roman" w:hAnsi="Times New Roman" w:cs="Times New Roman"/>
+          <w:sz w:val="24"/>
+          <w:szCs w:val="24"/>
+        </w:rPr>
+      </w:pPr>
+      <w:r>
+        <w:rPr>
+          <w:rFonts w:ascii="Times New Roman" w:eastAsia="Times New Roman" w:hAnsi="Times New Roman" w:cs="Times New Roman"/>
+          <w:sz w:val="24"/>
+          <w:szCs w:val="24"/>
+        </w:rPr>
+        <w:t xml:space="preserve">A fin de preparar eficazmente el proceso judicial (arts. 1, 24, 25.1 y 8 de la Convención Americana sobre DD.HH), y contar las partes y V.S con la mayor información posible al celebrarse la audiencia preliminar, como previo recaudo y de manera excepcional </w:t>
+      </w:r>
       <w:r>
         <w:rPr>
           <w:rFonts w:ascii="Times New Roman" w:eastAsia="Times New Roman" w:hAnsi="Times New Roman" w:cs="Times New Roman"/>
@@ -7134,1041 +10564,7 @@
           <w:szCs w:val="24"/>
         </w:rPr>
         <w:lastRenderedPageBreak/>
-        <w:t>10) Verifique en el libro de salvataje y recupero de siniestros de juicios, la existencia del siniestro de autos.</w:t>
-      </w:r>
-    </w:p>
-    <w:p>
-      <w:pPr>
-        <w:spacing w:after="0" w:line="360" w:lineRule="auto"/>
-        <w:jc w:val="both"/>
-        <w:rPr>
-          <w:rFonts w:ascii="Times New Roman" w:eastAsia="Times New Roman" w:hAnsi="Times New Roman" w:cs="Times New Roman"/>
-          <w:sz w:val="24"/>
-          <w:szCs w:val="24"/>
-        </w:rPr>
-      </w:pPr>
-      <w:r>
-        <w:rPr>
-          <w:rFonts w:ascii="Times New Roman" w:eastAsia="Times New Roman" w:hAnsi="Times New Roman" w:cs="Times New Roman"/>
-          <w:sz w:val="24"/>
-          <w:szCs w:val="24"/>
-        </w:rPr>
-        <w:t>11) Verifique si existió la denuncia en el libro de registros de denuncias administrativas.</w:t>
-      </w:r>
-    </w:p>
-    <w:p>
-      <w:pPr>
-        <w:spacing w:after="0" w:line="360" w:lineRule="auto"/>
-        <w:jc w:val="both"/>
-        <w:rPr>
-          <w:rFonts w:ascii="Times New Roman" w:eastAsia="Times New Roman" w:hAnsi="Times New Roman" w:cs="Times New Roman"/>
-          <w:sz w:val="24"/>
-          <w:szCs w:val="24"/>
-        </w:rPr>
-      </w:pPr>
-      <w:r>
-        <w:rPr>
-          <w:rFonts w:ascii="Times New Roman" w:eastAsia="Times New Roman" w:hAnsi="Times New Roman" w:cs="Times New Roman"/>
-          <w:sz w:val="24"/>
-          <w:szCs w:val="24"/>
-        </w:rPr>
-        <w:t>12) Mencione el carácter del reasegurador, razón social y  tipo de contrato.</w:t>
-      </w:r>
-    </w:p>
-    <w:p>
-      <w:pPr>
-        <w:spacing w:after="0" w:line="360" w:lineRule="auto"/>
-        <w:jc w:val="both"/>
-        <w:rPr>
-          <w:rFonts w:ascii="Times New Roman" w:eastAsia="Times New Roman" w:hAnsi="Times New Roman" w:cs="Times New Roman"/>
-          <w:sz w:val="24"/>
-          <w:szCs w:val="24"/>
-        </w:rPr>
-      </w:pPr>
-      <w:r>
-        <w:rPr>
-          <w:rFonts w:ascii="Times New Roman" w:eastAsia="Times New Roman" w:hAnsi="Times New Roman" w:cs="Times New Roman"/>
-          <w:sz w:val="24"/>
-          <w:szCs w:val="24"/>
-        </w:rPr>
-        <w:t>13) Informe acerca de los montos que recauda la empresa por unidad de vehículo asegurado en forma diaria, semanal y mensual, realizando dicha sumatoria, elaborando una planilla detallando los importes a que conducen, y especificando la cantidad de unidades aseguradas, incluyendo todo tipo de vehículo pertenecientes a particulares y/o empresas, correspondan estas a flotas o no, y  cualquier otro dato de interés con respecto a este ítem. </w:t>
-      </w:r>
-    </w:p>
-    <w:p>
-      <w:pPr>
-        <w:spacing w:after="0" w:line="360" w:lineRule="auto"/>
-        <w:jc w:val="both"/>
-        <w:rPr>
-          <w:rFonts w:ascii="Times New Roman" w:eastAsia="Times New Roman" w:hAnsi="Times New Roman" w:cs="Times New Roman"/>
-          <w:sz w:val="24"/>
-          <w:szCs w:val="24"/>
-        </w:rPr>
-      </w:pPr>
-      <w:r>
-        <w:rPr>
-          <w:rFonts w:ascii="Times New Roman" w:eastAsia="Times New Roman" w:hAnsi="Times New Roman" w:cs="Times New Roman"/>
-          <w:sz w:val="24"/>
-          <w:szCs w:val="24"/>
-        </w:rPr>
-        <w:t>14) Luego examine los importes declarados ante los entes de recaudación (nacionales y locales), exponga si existen diferencias con los informados en el punto anterior y diga a qué atribuye tal circunstancia. </w:t>
-      </w:r>
-    </w:p>
-    <w:p>
-      <w:pPr>
-        <w:spacing w:after="0" w:line="360" w:lineRule="auto"/>
-        <w:jc w:val="both"/>
-        <w:rPr>
-          <w:rFonts w:ascii="Times New Roman" w:eastAsia="Times New Roman" w:hAnsi="Times New Roman" w:cs="Times New Roman"/>
-          <w:sz w:val="24"/>
-          <w:szCs w:val="24"/>
-        </w:rPr>
-      </w:pPr>
-      <w:r>
-        <w:rPr>
-          <w:rFonts w:ascii="Times New Roman" w:eastAsia="Times New Roman" w:hAnsi="Times New Roman" w:cs="Times New Roman"/>
-          <w:sz w:val="24"/>
-          <w:szCs w:val="24"/>
-        </w:rPr>
-        <w:t>15) Informe con qué entidades bancarias opera la citada en garantía, además informe los números de cuentas bancarias con las cuales opera, especifique si son cuentas corrientes, cajas de ahorros, plazos fijos, etc; si es titular/es de dicha/s cuenta/s; si estas cuentas son unipersonales o no, si se encuentran a nombre de otra/s persona/s, sean estas físicas o jurídicas. Informe los movimientos de estas cuentas bancarias y situación actual de las mismas.</w:t>
-      </w:r>
-    </w:p>
-    <w:p>
-      <w:pPr>
-        <w:spacing w:after="0" w:line="360" w:lineRule="auto"/>
-        <w:jc w:val="both"/>
-        <w:rPr>
-          <w:rFonts w:ascii="Times New Roman" w:eastAsia="Times New Roman" w:hAnsi="Times New Roman" w:cs="Times New Roman"/>
-          <w:sz w:val="24"/>
-          <w:szCs w:val="24"/>
-        </w:rPr>
-      </w:pPr>
-      <w:r>
-        <w:rPr>
-          <w:rFonts w:ascii="Times New Roman" w:eastAsia="Times New Roman" w:hAnsi="Times New Roman" w:cs="Times New Roman"/>
-          <w:sz w:val="24"/>
-          <w:szCs w:val="24"/>
-        </w:rPr>
-        <w:t>16) Informe sobre el estado patrimonial de los capitales activos. </w:t>
-      </w:r>
-    </w:p>
-    <w:p>
-      <w:pPr>
-        <w:spacing w:after="0" w:line="360" w:lineRule="auto"/>
-        <w:jc w:val="both"/>
-        <w:rPr>
-          <w:rFonts w:ascii="Times New Roman" w:eastAsia="Times New Roman" w:hAnsi="Times New Roman" w:cs="Times New Roman"/>
-          <w:sz w:val="24"/>
-          <w:szCs w:val="24"/>
-        </w:rPr>
-      </w:pPr>
-      <w:r>
-        <w:rPr>
-          <w:rFonts w:ascii="Times New Roman" w:eastAsia="Times New Roman" w:hAnsi="Times New Roman" w:cs="Times New Roman"/>
-          <w:sz w:val="24"/>
-          <w:szCs w:val="24"/>
-        </w:rPr>
-        <w:t>17) Informe y detalle los bienes muebles no registrables que obran en poder de la citada en garantía en sus distintos domicilios; como así también, los bienes muebles registrables e inmuebles que poseen, librándose a tal fin los respectivos oficios en la prueba informativa de la presente demanda.</w:t>
-      </w:r>
-    </w:p>
-    <w:p>
-      <w:pPr>
-        <w:spacing w:after="0" w:line="360" w:lineRule="auto"/>
-        <w:jc w:val="both"/>
-        <w:rPr>
-          <w:rFonts w:ascii="Times New Roman" w:eastAsia="Times New Roman" w:hAnsi="Times New Roman" w:cs="Times New Roman"/>
-          <w:sz w:val="24"/>
-          <w:szCs w:val="24"/>
-        </w:rPr>
-      </w:pPr>
-      <w:r>
-        <w:rPr>
-          <w:rFonts w:ascii="Times New Roman" w:eastAsia="Times New Roman" w:hAnsi="Times New Roman" w:cs="Times New Roman"/>
-          <w:sz w:val="24"/>
-          <w:szCs w:val="24"/>
-        </w:rPr>
-        <w:t>18) Informe sobre la fecha de inscripción en la Inspección General de Justicia y Secretaría de Industria y Comercio y subsiguientes modificaciones. </w:t>
-      </w:r>
-    </w:p>
-    <w:p>
-      <w:pPr>
-        <w:spacing w:after="0" w:line="360" w:lineRule="auto"/>
-        <w:jc w:val="both"/>
-        <w:rPr>
-          <w:rFonts w:ascii="Times New Roman" w:eastAsia="Times New Roman" w:hAnsi="Times New Roman" w:cs="Times New Roman"/>
-          <w:sz w:val="24"/>
-          <w:szCs w:val="24"/>
-        </w:rPr>
-      </w:pPr>
-      <w:r>
-        <w:rPr>
-          <w:rFonts w:ascii="Times New Roman" w:eastAsia="Times New Roman" w:hAnsi="Times New Roman" w:cs="Times New Roman"/>
-          <w:sz w:val="24"/>
-          <w:szCs w:val="24"/>
-        </w:rPr>
-        <w:t>19) Informe si la Citada en Garantía cumplió desde la fecha del siniestro de autos hasta la realización de la correspondiente pericia solicitada, con las leyes 17.418. 20.091 y 22.400; a su vez, si cumple con el decreto N° 558/02 y con las modificaciones del mismo; y por último si cumple con todas las resoluciones generales. </w:t>
-      </w:r>
-    </w:p>
-    <w:p>
-      <w:pPr>
-        <w:spacing w:after="0" w:line="360" w:lineRule="auto"/>
-        <w:jc w:val="both"/>
-        <w:rPr>
-          <w:rFonts w:ascii="Times New Roman" w:eastAsia="Times New Roman" w:hAnsi="Times New Roman" w:cs="Times New Roman"/>
-          <w:sz w:val="24"/>
-          <w:szCs w:val="24"/>
-        </w:rPr>
-      </w:pPr>
-      <w:r>
-        <w:rPr>
-          <w:rFonts w:ascii="Times New Roman" w:eastAsia="Times New Roman" w:hAnsi="Times New Roman" w:cs="Times New Roman"/>
-          <w:sz w:val="24"/>
-          <w:szCs w:val="24"/>
-        </w:rPr>
-        <w:t>20) Informe, extraiga y solicite a la citada en garantía cualquier otro tipo de información y/o documentación de la cual no se haga mención en los precedentes ítem, que pueda llegar a facilitar su labor como perito de oficio y aporte algún beneficio para esta litis.</w:t>
-      </w:r>
-    </w:p>
-    <w:p>
-      <w:pPr>
-        <w:spacing w:after="0" w:line="360" w:lineRule="auto"/>
-        <w:jc w:val="both"/>
-        <w:rPr>
-          <w:rFonts w:ascii="Times New Roman" w:eastAsia="Times New Roman" w:hAnsi="Times New Roman" w:cs="Times New Roman"/>
-          <w:sz w:val="24"/>
-          <w:szCs w:val="24"/>
-          <w:highlight w:val="yellow"/>
-        </w:rPr>
-      </w:pPr>
-    </w:p>
-    <w:p>
-      <w:pPr>
-        <w:spacing w:after="0" w:line="360" w:lineRule="auto"/>
-        <w:jc w:val="both"/>
-        <w:rPr>
-          <w:rFonts w:ascii="Times New Roman" w:eastAsia="Times New Roman" w:hAnsi="Times New Roman" w:cs="Times New Roman"/>
-          <w:b/>
-          <w:bCs/>
-          <w:sz w:val="24"/>
-          <w:szCs w:val="24"/>
-        </w:rPr>
-      </w:pPr>
-      <w:r>
-        <w:rPr>
-          <w:rFonts w:ascii="Times New Roman" w:eastAsia="Times New Roman" w:hAnsi="Times New Roman" w:cs="Times New Roman"/>
-          <w:b/>
-          <w:bCs/>
-          <w:sz w:val="24"/>
-          <w:szCs w:val="24"/>
-        </w:rPr>
-        <w:t xml:space="preserve">2) </w:t>
-      </w:r>
-      <w:r>
-        <w:rPr>
-          <w:rFonts w:ascii="Times New Roman" w:eastAsia="Times New Roman" w:hAnsi="Times New Roman" w:cs="Times New Roman"/>
-          <w:b/>
-          <w:bCs/>
-          <w:sz w:val="24"/>
-          <w:szCs w:val="24"/>
-          <w:u w:val="single"/>
-        </w:rPr>
-        <w:t>PERICIAL MECÁNICA</w:t>
-      </w:r>
-    </w:p>
-    <w:p>
-      <w:pPr>
-        <w:spacing w:after="0" w:line="360" w:lineRule="auto"/>
-        <w:ind w:firstLine="720"/>
-        <w:jc w:val="both"/>
-        <w:rPr>
-          <w:rFonts w:ascii="Times New Roman" w:eastAsia="Times New Roman" w:hAnsi="Times New Roman" w:cs="Times New Roman"/>
-          <w:sz w:val="24"/>
-          <w:szCs w:val="24"/>
-        </w:rPr>
-      </w:pPr>
-      <w:r>
-        <w:rPr>
-          <w:rFonts w:ascii="Times New Roman" w:eastAsia="Times New Roman" w:hAnsi="Times New Roman" w:cs="Times New Roman"/>
-          <w:sz w:val="24"/>
-          <w:szCs w:val="24"/>
-        </w:rPr>
-        <w:t xml:space="preserve">Se desinsacule por el Juzgado Perito Ingeniero Mecánico único de oficio, a los fines de que determine, previa inspección ocular de los vehículos intervinientes: </w:t>
-      </w:r>
-    </w:p>
-    <w:p>
-      <w:pPr>
-        <w:spacing w:after="0" w:line="360" w:lineRule="auto"/>
-        <w:jc w:val="both"/>
-        <w:rPr>
-          <w:rFonts w:ascii="Times New Roman" w:eastAsia="Times New Roman" w:hAnsi="Times New Roman" w:cs="Times New Roman"/>
-          <w:sz w:val="24"/>
-          <w:szCs w:val="24"/>
-        </w:rPr>
-      </w:pPr>
-      <w:r>
-        <w:rPr>
-          <w:rFonts w:ascii="Times New Roman" w:eastAsia="Times New Roman" w:hAnsi="Times New Roman" w:cs="Times New Roman"/>
-          <w:sz w:val="24"/>
-          <w:szCs w:val="24"/>
-        </w:rPr>
-        <w:t xml:space="preserve">1) Con las constancias de autos determine conforme a los hechos relatados la posible trayectoria del vehículo del demandado, lugar del actor, velocidades, ubicación de los daños, etc.; </w:t>
-      </w:r>
-    </w:p>
-    <w:p>
-      <w:pPr>
-        <w:spacing w:after="0" w:line="360" w:lineRule="auto"/>
-        <w:jc w:val="both"/>
-        <w:rPr>
-          <w:rFonts w:ascii="Times New Roman" w:eastAsia="Times New Roman" w:hAnsi="Times New Roman" w:cs="Times New Roman"/>
-          <w:sz w:val="24"/>
-          <w:szCs w:val="24"/>
-        </w:rPr>
-      </w:pPr>
-      <w:r>
-        <w:rPr>
-          <w:rFonts w:ascii="Times New Roman" w:eastAsia="Times New Roman" w:hAnsi="Times New Roman" w:cs="Times New Roman"/>
-          <w:sz w:val="24"/>
-          <w:szCs w:val="24"/>
-        </w:rPr>
-        <w:lastRenderedPageBreak/>
-        <w:t>2) Lleve a cabo un plano en escala de las calles y/o lugar donde se produjo el accidente, incluyendo dicho plano, toda señalización vertical y horizontal, el vehículo interviniente y la probable trayectoria del mismo, indicándose puntualmente el lugar del impacto;</w:t>
-      </w:r>
-    </w:p>
-    <w:p>
-      <w:pPr>
-        <w:spacing w:after="0" w:line="360" w:lineRule="auto"/>
-        <w:jc w:val="both"/>
-        <w:rPr>
-          <w:rFonts w:ascii="Times New Roman" w:eastAsia="Times New Roman" w:hAnsi="Times New Roman" w:cs="Times New Roman"/>
-          <w:sz w:val="24"/>
-          <w:szCs w:val="24"/>
-        </w:rPr>
-      </w:pPr>
-      <w:r>
-        <w:rPr>
-          <w:rFonts w:ascii="Times New Roman" w:eastAsia="Times New Roman" w:hAnsi="Times New Roman" w:cs="Times New Roman"/>
-          <w:sz w:val="24"/>
-          <w:szCs w:val="24"/>
-        </w:rPr>
-        <w:t xml:space="preserve">3) Determine si es verosímil que la mecánica del accidente origina los daños del actor que se denuncian en estos autos; </w:t>
-      </w:r>
-    </w:p>
-    <w:p>
-      <w:pPr>
-        <w:spacing w:after="0" w:line="360" w:lineRule="auto"/>
-        <w:jc w:val="both"/>
-        <w:rPr>
-          <w:rFonts w:ascii="Times New Roman" w:eastAsia="Times New Roman" w:hAnsi="Times New Roman" w:cs="Times New Roman"/>
-          <w:sz w:val="24"/>
-          <w:szCs w:val="24"/>
-        </w:rPr>
-      </w:pPr>
-      <w:r>
-        <w:rPr>
-          <w:rFonts w:ascii="Times New Roman" w:eastAsia="Times New Roman" w:hAnsi="Times New Roman" w:cs="Times New Roman"/>
-          <w:sz w:val="24"/>
-          <w:szCs w:val="24"/>
-        </w:rPr>
-        <w:t xml:space="preserve">4) Indique cuál ha sido el vehículo embistente y cual el agente activo de la colisión; </w:t>
-      </w:r>
-    </w:p>
-    <w:p>
-      <w:pPr>
-        <w:spacing w:after="0" w:line="360" w:lineRule="auto"/>
-        <w:jc w:val="both"/>
-        <w:rPr>
-          <w:rFonts w:ascii="Times New Roman" w:eastAsia="Times New Roman" w:hAnsi="Times New Roman" w:cs="Times New Roman"/>
-          <w:b/>
-          <w:bCs/>
-          <w:sz w:val="24"/>
-          <w:szCs w:val="24"/>
-        </w:rPr>
-      </w:pPr>
-      <w:r>
-        <w:rPr>
-          <w:rFonts w:ascii="Times New Roman" w:eastAsia="Times New Roman" w:hAnsi="Times New Roman" w:cs="Times New Roman"/>
-          <w:sz w:val="24"/>
-          <w:szCs w:val="24"/>
-        </w:rPr>
-        <w:t xml:space="preserve">5) Informe teniendo en cuenta propagación de los daños del rodado del actor y rodados de los demandados y posición final de los mismos, determine si la actora es impactada directamente por el vehículo </w:t>
-      </w:r>
-      <w:r>
-        <w:rPr>
-          <w:rFonts w:ascii="Times New Roman" w:eastAsia="Times New Roman" w:hAnsi="Times New Roman" w:cs="Times New Roman"/>
-          <w:b/>
-          <w:bCs/>
-          <w:sz w:val="24"/>
-          <w:szCs w:val="24"/>
-        </w:rPr>
-        <w:t>demandado.</w:t>
-      </w:r>
-    </w:p>
-    <w:p>
-      <w:pPr>
-        <w:spacing w:after="0" w:line="360" w:lineRule="auto"/>
-        <w:jc w:val="both"/>
-        <w:rPr>
-          <w:rFonts w:ascii="Times New Roman" w:eastAsia="Times New Roman" w:hAnsi="Times New Roman" w:cs="Times New Roman"/>
-          <w:sz w:val="24"/>
-          <w:szCs w:val="24"/>
-        </w:rPr>
-      </w:pPr>
-      <w:r>
-        <w:rPr>
-          <w:rFonts w:ascii="Times New Roman" w:eastAsia="Times New Roman" w:hAnsi="Times New Roman" w:cs="Times New Roman"/>
-          <w:sz w:val="24"/>
-          <w:szCs w:val="24"/>
-        </w:rPr>
-        <w:t xml:space="preserve">6) Si los daños son consecuencia del accidente que motiva estas actuaciones; </w:t>
-      </w:r>
-    </w:p>
-    <w:p>
-      <w:pPr>
-        <w:spacing w:after="0" w:line="360" w:lineRule="auto"/>
-        <w:jc w:val="both"/>
-        <w:rPr>
-          <w:rFonts w:ascii="Times New Roman" w:eastAsia="Times New Roman" w:hAnsi="Times New Roman" w:cs="Times New Roman"/>
-          <w:sz w:val="24"/>
-          <w:szCs w:val="24"/>
-        </w:rPr>
-      </w:pPr>
-      <w:r>
-        <w:rPr>
-          <w:rFonts w:ascii="Times New Roman" w:eastAsia="Times New Roman" w:hAnsi="Times New Roman" w:cs="Times New Roman"/>
-          <w:sz w:val="24"/>
-          <w:szCs w:val="24"/>
-        </w:rPr>
-        <w:t xml:space="preserve">7) Todo otro dato que el perito considere de interés para la resolución de la presente litis.- </w:t>
-      </w:r>
-    </w:p>
-    <w:p>
-      <w:pPr>
-        <w:spacing w:after="0" w:line="360" w:lineRule="auto"/>
-        <w:jc w:val="both"/>
-        <w:rPr>
-          <w:rFonts w:ascii="Times New Roman" w:eastAsia="Times New Roman" w:hAnsi="Times New Roman" w:cs="Times New Roman"/>
-          <w:sz w:val="24"/>
-          <w:szCs w:val="24"/>
-          <w:highlight w:val="yellow"/>
-        </w:rPr>
-      </w:pPr>
-    </w:p>
-    <w:p>
-      <w:pPr>
-        <w:spacing w:after="0" w:line="360" w:lineRule="auto"/>
-        <w:jc w:val="both"/>
-        <w:rPr>
-          <w:rFonts w:ascii="Times New Roman" w:eastAsia="Times New Roman" w:hAnsi="Times New Roman" w:cs="Times New Roman"/>
-          <w:sz w:val="24"/>
-          <w:szCs w:val="24"/>
-          <w:highlight w:val="yellow"/>
-        </w:rPr>
-      </w:pPr>
-    </w:p>
-    <w:p>
-      <w:pPr>
-        <w:spacing w:after="0" w:line="360" w:lineRule="auto"/>
-        <w:jc w:val="both"/>
-        <w:rPr>
-          <w:rFonts w:ascii="Times New Roman" w:eastAsia="Times New Roman" w:hAnsi="Times New Roman" w:cs="Times New Roman"/>
-          <w:b/>
-          <w:bCs/>
-          <w:sz w:val="24"/>
-          <w:szCs w:val="24"/>
-        </w:rPr>
-      </w:pPr>
-      <w:r>
-        <w:rPr>
-          <w:rFonts w:ascii="Times New Roman" w:eastAsia="Times New Roman" w:hAnsi="Times New Roman" w:cs="Times New Roman"/>
-          <w:b/>
-          <w:bCs/>
-          <w:sz w:val="24"/>
-          <w:szCs w:val="24"/>
-        </w:rPr>
-        <w:t xml:space="preserve">3) PERICIA MÉDICA </w:t>
-      </w:r>
-    </w:p>
-    <w:p>
-      <w:pPr>
-        <w:spacing w:after="0" w:line="360" w:lineRule="auto"/>
-        <w:jc w:val="both"/>
-        <w:rPr>
-          <w:rFonts w:ascii="Times New Roman" w:eastAsia="Times New Roman" w:hAnsi="Times New Roman" w:cs="Times New Roman"/>
-          <w:sz w:val="24"/>
-          <w:szCs w:val="24"/>
-        </w:rPr>
-      </w:pPr>
-      <w:r>
-        <w:rPr>
-          <w:rFonts w:ascii="Times New Roman" w:eastAsia="Times New Roman" w:hAnsi="Times New Roman" w:cs="Times New Roman"/>
-          <w:b/>
-          <w:bCs/>
-          <w:sz w:val="24"/>
-          <w:szCs w:val="24"/>
-        </w:rPr>
-        <w:t>A.</w:t>
-      </w:r>
-      <w:r>
-        <w:rPr>
-          <w:rFonts w:ascii="Times New Roman" w:eastAsia="Times New Roman" w:hAnsi="Times New Roman" w:cs="Times New Roman"/>
-          <w:sz w:val="24"/>
-          <w:szCs w:val="24"/>
-        </w:rPr>
-        <w:t xml:space="preserve"> Se designe perito médico de oficio, </w:t>
-      </w:r>
-      <w:r>
-        <w:rPr>
-          <w:rFonts w:ascii="Times New Roman" w:eastAsia="Times New Roman" w:hAnsi="Times New Roman" w:cs="Times New Roman"/>
-          <w:b/>
-          <w:bCs/>
-          <w:sz w:val="24"/>
-          <w:szCs w:val="24"/>
-        </w:rPr>
-        <w:t>especialista en traumatología</w:t>
-      </w:r>
-      <w:r>
-        <w:rPr>
-          <w:rFonts w:ascii="Times New Roman" w:eastAsia="Times New Roman" w:hAnsi="Times New Roman" w:cs="Times New Roman"/>
-          <w:sz w:val="24"/>
-          <w:szCs w:val="24"/>
-        </w:rPr>
-        <w:t> para que examinando a los actores y compulsando las actuaciones de autos responda los puntos de pericia  y los que acompaño como documental, e: </w:t>
-      </w:r>
-    </w:p>
-    <w:p>
-      <w:pPr>
-        <w:spacing w:after="0" w:line="360" w:lineRule="auto"/>
-        <w:jc w:val="both"/>
-        <w:rPr>
-          <w:rFonts w:ascii="Times New Roman" w:eastAsia="Times New Roman" w:hAnsi="Times New Roman" w:cs="Times New Roman"/>
-          <w:sz w:val="24"/>
-          <w:szCs w:val="24"/>
-        </w:rPr>
-      </w:pPr>
-      <w:r>
-        <w:rPr>
-          <w:rFonts w:ascii="Times New Roman" w:eastAsia="Times New Roman" w:hAnsi="Times New Roman" w:cs="Times New Roman"/>
-          <w:sz w:val="24"/>
-          <w:szCs w:val="24"/>
-        </w:rPr>
-        <w:t>1.- Interrogue al actor sobre su estado de salud previo al accidente y actividades laborales y particulares que desarrollaba.-</w:t>
-      </w:r>
-    </w:p>
-    <w:p>
-      <w:pPr>
-        <w:spacing w:after="0" w:line="360" w:lineRule="auto"/>
-        <w:jc w:val="both"/>
-        <w:rPr>
-          <w:rFonts w:ascii="Times New Roman" w:eastAsia="Times New Roman" w:hAnsi="Times New Roman" w:cs="Times New Roman"/>
-          <w:sz w:val="24"/>
-          <w:szCs w:val="24"/>
-        </w:rPr>
-      </w:pPr>
-      <w:r>
-        <w:rPr>
-          <w:rFonts w:ascii="Times New Roman" w:eastAsia="Times New Roman" w:hAnsi="Times New Roman" w:cs="Times New Roman"/>
-          <w:sz w:val="24"/>
-          <w:szCs w:val="24"/>
-        </w:rPr>
-        <w:t>2.- Examine a la actora y manifieste qué tipo de lesiones presenta, indicando el plazo aproximado para su recuperación definitiva.-</w:t>
-      </w:r>
-    </w:p>
-    <w:p>
-      <w:pPr>
-        <w:spacing w:after="0" w:line="360" w:lineRule="auto"/>
-        <w:jc w:val="both"/>
-        <w:rPr>
-          <w:rFonts w:ascii="Times New Roman" w:eastAsia="Times New Roman" w:hAnsi="Times New Roman" w:cs="Times New Roman"/>
-          <w:sz w:val="24"/>
-          <w:szCs w:val="24"/>
-        </w:rPr>
-      </w:pPr>
-      <w:r>
-        <w:rPr>
-          <w:rFonts w:ascii="Times New Roman" w:eastAsia="Times New Roman" w:hAnsi="Times New Roman" w:cs="Times New Roman"/>
-          <w:sz w:val="24"/>
-          <w:szCs w:val="24"/>
-        </w:rPr>
-        <w:t>3.- Informe si las curaciones, intervenciones y tratamientos a que la actora fue sometida en razón del siniestro de autos, los que recibió, recibe o deberá recibir, son dolorosas, qué tipo de molestias generaron y generarán, e incluso, si las mismas podrán presentarse de por vida, fundamente las mismas.-</w:t>
-      </w:r>
-    </w:p>
-    <w:p>
-      <w:pPr>
-        <w:spacing w:after="0" w:line="360" w:lineRule="auto"/>
-        <w:jc w:val="both"/>
-        <w:rPr>
-          <w:rFonts w:ascii="Times New Roman" w:eastAsia="Times New Roman" w:hAnsi="Times New Roman" w:cs="Times New Roman"/>
-          <w:sz w:val="24"/>
-          <w:szCs w:val="24"/>
-        </w:rPr>
-      </w:pPr>
-      <w:r>
-        <w:rPr>
-          <w:rFonts w:ascii="Times New Roman" w:eastAsia="Times New Roman" w:hAnsi="Times New Roman" w:cs="Times New Roman"/>
-          <w:sz w:val="24"/>
-          <w:szCs w:val="24"/>
-        </w:rPr>
-        <w:t>4.- Indique probables secuelas y complicaciones inmediatas y alejadas que puede presentar, no sólo en cuanto a las lesiones físicas y neurológicas, sino también desde el punto de vista de la funcionalidad de los órganos afectados y estética en su caso, manifestando en qué consisten las mismas, si son parciales o totales, temporales o permanentes, en su caso, las conceptúe en un porcentaje a los fines indemnizatorios.-</w:t>
-      </w:r>
-    </w:p>
-    <w:p>
-      <w:pPr>
-        <w:spacing w:after="0" w:line="360" w:lineRule="auto"/>
-        <w:jc w:val="both"/>
-        <w:rPr>
-          <w:rFonts w:ascii="Times New Roman" w:eastAsia="Times New Roman" w:hAnsi="Times New Roman" w:cs="Times New Roman"/>
-          <w:sz w:val="24"/>
-          <w:szCs w:val="24"/>
-        </w:rPr>
-      </w:pPr>
-      <w:r>
-        <w:rPr>
-          <w:rFonts w:ascii="Times New Roman" w:eastAsia="Times New Roman" w:hAnsi="Times New Roman" w:cs="Times New Roman"/>
-          <w:sz w:val="24"/>
-          <w:szCs w:val="24"/>
-        </w:rPr>
-        <w:t>5.- Indicará especialmente si constan en la Historia Clínica expedida por los centros donde fue asistida, la realización de internaciones, consultas, prácticas y tratamientos médicos relacionada con las lesiones padecidas por la actora. </w:t>
-      </w:r>
-    </w:p>
-    <w:p>
-      <w:pPr>
-        <w:spacing w:after="0" w:line="360" w:lineRule="auto"/>
-        <w:jc w:val="both"/>
-        <w:rPr>
-          <w:rFonts w:ascii="Times New Roman" w:eastAsia="Times New Roman" w:hAnsi="Times New Roman" w:cs="Times New Roman"/>
-          <w:sz w:val="24"/>
-          <w:szCs w:val="24"/>
-        </w:rPr>
-      </w:pPr>
-      <w:r>
-        <w:rPr>
-          <w:rFonts w:ascii="Times New Roman" w:eastAsia="Times New Roman" w:hAnsi="Times New Roman" w:cs="Times New Roman"/>
-          <w:sz w:val="24"/>
-          <w:szCs w:val="24"/>
-        </w:rPr>
-        <w:t>6.- Indique el experto si existe incapacidad física, en su caso, evaluando el grado y carácter de la misma, y baremo utilizado para calcular dicho porcentaje de incapacidad.-</w:t>
-      </w:r>
-    </w:p>
-    <w:p>
-      <w:pPr>
-        <w:spacing w:after="0" w:line="360" w:lineRule="auto"/>
-        <w:jc w:val="both"/>
-        <w:rPr>
-          <w:rFonts w:ascii="Times New Roman" w:eastAsia="Times New Roman" w:hAnsi="Times New Roman" w:cs="Times New Roman"/>
-          <w:sz w:val="24"/>
-          <w:szCs w:val="24"/>
-        </w:rPr>
-      </w:pPr>
-      <w:r>
-        <w:rPr>
-          <w:rFonts w:ascii="Times New Roman" w:eastAsia="Times New Roman" w:hAnsi="Times New Roman" w:cs="Times New Roman"/>
-          <w:sz w:val="24"/>
-          <w:szCs w:val="24"/>
-        </w:rPr>
-        <w:t>7.- Informe si deberá realizar tratamiento de rehabilitación kinésica o, mencione los tratamientos que considere convenientes o necesarios a seguir por la actora, así como seguimientos médicos, indicando frecuencia, duración y costos aproximado de los mismos.-</w:t>
-      </w:r>
-    </w:p>
-    <w:p>
-      <w:pPr>
-        <w:spacing w:after="0" w:line="360" w:lineRule="auto"/>
-        <w:jc w:val="both"/>
-        <w:rPr>
-          <w:rFonts w:ascii="Times New Roman" w:eastAsia="Times New Roman" w:hAnsi="Times New Roman" w:cs="Times New Roman"/>
-          <w:sz w:val="24"/>
-          <w:szCs w:val="24"/>
-        </w:rPr>
-      </w:pPr>
-      <w:r>
-        <w:rPr>
-          <w:rFonts w:ascii="Times New Roman" w:eastAsia="Times New Roman" w:hAnsi="Times New Roman" w:cs="Times New Roman"/>
-          <w:sz w:val="24"/>
-          <w:szCs w:val="24"/>
-        </w:rPr>
-        <w:t>9.- Informe el experto el costo aproximado de la/s cirugía/s y riesgo de la/s misma/s.-</w:t>
-      </w:r>
-    </w:p>
-    <w:p>
-      <w:pPr>
-        <w:spacing w:after="0" w:line="360" w:lineRule="auto"/>
-        <w:jc w:val="both"/>
-        <w:rPr>
-          <w:rFonts w:ascii="Times New Roman" w:eastAsia="Times New Roman" w:hAnsi="Times New Roman" w:cs="Times New Roman"/>
-          <w:sz w:val="24"/>
-          <w:szCs w:val="24"/>
-        </w:rPr>
-      </w:pPr>
-      <w:r>
-        <w:rPr>
-          <w:rFonts w:ascii="Times New Roman" w:eastAsia="Times New Roman" w:hAnsi="Times New Roman" w:cs="Times New Roman"/>
-          <w:sz w:val="24"/>
-          <w:szCs w:val="24"/>
-        </w:rPr>
-        <w:lastRenderedPageBreak/>
-        <w:t>10.- Determine el experto en qué porcentaje, producto al accidente sufrido por </w:t>
-      </w:r>
-      <w:r>
-        <w:rPr>
-          <w:rFonts w:ascii="Times New Roman" w:eastAsia="Times New Roman" w:hAnsi="Times New Roman" w:cs="Times New Roman"/>
-          <w:b/>
-          <w:bCs/>
-          <w:sz w:val="24"/>
-          <w:szCs w:val="24"/>
-        </w:rPr>
-        <w:t>el actor</w:t>
-      </w:r>
-      <w:r>
-        <w:rPr>
-          <w:rFonts w:ascii="Times New Roman" w:eastAsia="Times New Roman" w:hAnsi="Times New Roman" w:cs="Times New Roman"/>
-          <w:sz w:val="24"/>
-          <w:szCs w:val="24"/>
-        </w:rPr>
-        <w:t>, influye en su reinserción laboral, como así también determine el grado de incapacidad laborativa.-</w:t>
-      </w:r>
-    </w:p>
-    <w:p>
-      <w:pPr>
-        <w:spacing w:after="0" w:line="360" w:lineRule="auto"/>
-        <w:jc w:val="both"/>
-        <w:rPr>
-          <w:rFonts w:ascii="Times New Roman" w:eastAsia="Times New Roman" w:hAnsi="Times New Roman" w:cs="Times New Roman"/>
-          <w:sz w:val="24"/>
-          <w:szCs w:val="24"/>
-        </w:rPr>
-      </w:pPr>
-      <w:r>
-        <w:rPr>
-          <w:rFonts w:ascii="Times New Roman" w:eastAsia="Times New Roman" w:hAnsi="Times New Roman" w:cs="Times New Roman"/>
-          <w:sz w:val="24"/>
-          <w:szCs w:val="24"/>
-        </w:rPr>
-        <w:t>11.- Examine al actor</w:t>
-      </w:r>
-      <w:r>
-        <w:rPr>
-          <w:rFonts w:ascii="Times New Roman" w:eastAsia="Times New Roman" w:hAnsi="Times New Roman" w:cs="Times New Roman"/>
-          <w:b/>
-          <w:bCs/>
-          <w:sz w:val="24"/>
-          <w:szCs w:val="24"/>
-        </w:rPr>
-        <w:t> </w:t>
-      </w:r>
-      <w:r>
-        <w:rPr>
-          <w:rFonts w:ascii="Times New Roman" w:eastAsia="Times New Roman" w:hAnsi="Times New Roman" w:cs="Times New Roman"/>
-          <w:sz w:val="24"/>
-          <w:szCs w:val="24"/>
-        </w:rPr>
-        <w:t>y diga qué lesiones presentan en su sistema osteoarticular y si las mismas son de origen traumático.-</w:t>
-      </w:r>
-    </w:p>
-    <w:p>
-      <w:pPr>
-        <w:spacing w:after="0" w:line="360" w:lineRule="auto"/>
-        <w:jc w:val="both"/>
-        <w:rPr>
-          <w:rFonts w:ascii="Times New Roman" w:eastAsia="Times New Roman" w:hAnsi="Times New Roman" w:cs="Times New Roman"/>
-          <w:sz w:val="24"/>
-          <w:szCs w:val="24"/>
-        </w:rPr>
-      </w:pPr>
-      <w:r>
-        <w:rPr>
-          <w:rFonts w:ascii="Times New Roman" w:eastAsia="Times New Roman" w:hAnsi="Times New Roman" w:cs="Times New Roman"/>
-          <w:sz w:val="24"/>
-          <w:szCs w:val="24"/>
-        </w:rPr>
-        <w:t>12.- Funde sus dichos con bibliografía reconocida científicamente y de fácil acceso a las partes.-</w:t>
-      </w:r>
-    </w:p>
-    <w:p>
-      <w:pPr>
-        <w:spacing w:after="0" w:line="360" w:lineRule="auto"/>
-        <w:jc w:val="both"/>
-        <w:rPr>
-          <w:rFonts w:ascii="Times New Roman" w:eastAsia="Times New Roman" w:hAnsi="Times New Roman" w:cs="Times New Roman"/>
-          <w:sz w:val="24"/>
-          <w:szCs w:val="24"/>
-        </w:rPr>
-      </w:pPr>
-      <w:r>
-        <w:rPr>
-          <w:rFonts w:ascii="Times New Roman" w:eastAsia="Times New Roman" w:hAnsi="Times New Roman" w:cs="Times New Roman"/>
-          <w:sz w:val="24"/>
-          <w:szCs w:val="24"/>
-        </w:rPr>
-        <w:t>13.- Informe cualquier otro dato de interés para la dilucidación del presente, o que el perito de oficio considere necesario para una mejor evaluación de la actora  y para el buen resultado de esta litis.-</w:t>
-      </w:r>
-    </w:p>
-    <w:p>
-      <w:pPr>
-        <w:spacing w:after="0" w:line="360" w:lineRule="auto"/>
-        <w:jc w:val="both"/>
-        <w:rPr>
-          <w:rFonts w:ascii="Times New Roman" w:eastAsia="Times New Roman" w:hAnsi="Times New Roman" w:cs="Times New Roman"/>
-          <w:sz w:val="24"/>
-          <w:szCs w:val="24"/>
-        </w:rPr>
-      </w:pPr>
-      <w:r>
-        <w:rPr>
-          <w:rFonts w:ascii="Times New Roman" w:eastAsia="Times New Roman" w:hAnsi="Times New Roman" w:cs="Times New Roman"/>
-          <w:sz w:val="24"/>
-          <w:szCs w:val="24"/>
-          <w:u w:val="single"/>
-        </w:rPr>
-        <w:t>CONSULTORES TÉCNICOS</w:t>
-      </w:r>
-      <w:r>
-        <w:rPr>
-          <w:rFonts w:ascii="Times New Roman" w:eastAsia="Times New Roman" w:hAnsi="Times New Roman" w:cs="Times New Roman"/>
-          <w:sz w:val="24"/>
-          <w:szCs w:val="24"/>
-        </w:rPr>
-        <w:t>: Mi parte propone como consultores a los Dres. Zambrano Jorge Alberto Roberto Novosad MN 91.170, Dr. Carlos Lema Mn 35.342, el Dr. Carlos Scarpati M.N 43.777, Carlos González Martín MN 47.707, con domicilio en la calle Paraná 425 Piso 6 os 3 Capital Federal, en los términos del Art.458 del C.P.C.C.N., solicitando que se tenga presente a sus efectos.-</w:t>
-      </w:r>
-    </w:p>
-    <w:p>
-      <w:pPr>
-        <w:spacing w:after="0" w:line="360" w:lineRule="auto"/>
-        <w:jc w:val="both"/>
-        <w:rPr>
-          <w:rFonts w:ascii="Times New Roman" w:eastAsia="Times New Roman" w:hAnsi="Times New Roman" w:cs="Times New Roman"/>
-          <w:sz w:val="24"/>
-          <w:szCs w:val="24"/>
-          <w:highlight w:val="yellow"/>
-        </w:rPr>
-      </w:pPr>
-    </w:p>
-    <w:p>
-      <w:pPr>
-        <w:spacing w:after="0" w:line="360" w:lineRule="auto"/>
-        <w:jc w:val="both"/>
-        <w:rPr>
-          <w:rFonts w:ascii="Times New Roman" w:eastAsia="Times New Roman" w:hAnsi="Times New Roman" w:cs="Times New Roman"/>
-          <w:sz w:val="24"/>
-          <w:szCs w:val="24"/>
-          <w:highlight w:val="yellow"/>
-        </w:rPr>
-      </w:pPr>
-    </w:p>
-    <w:p>
-      <w:pPr>
-        <w:spacing w:after="0" w:line="360" w:lineRule="auto"/>
-        <w:jc w:val="both"/>
-        <w:rPr>
-          <w:rFonts w:ascii="Times New Roman" w:eastAsia="Times New Roman" w:hAnsi="Times New Roman" w:cs="Times New Roman"/>
-          <w:sz w:val="24"/>
-          <w:szCs w:val="24"/>
-        </w:rPr>
-      </w:pPr>
-      <w:r>
-        <w:rPr>
-          <w:rFonts w:ascii="Times New Roman" w:eastAsia="Times New Roman" w:hAnsi="Times New Roman" w:cs="Times New Roman"/>
-          <w:b/>
-          <w:bCs/>
-          <w:sz w:val="24"/>
-          <w:szCs w:val="24"/>
-        </w:rPr>
-        <w:t>4) PERICIA PSICOLÓGICA O PSIQUIÁTRICA</w:t>
-      </w:r>
-      <w:r>
-        <w:rPr>
-          <w:rFonts w:ascii="Times New Roman" w:eastAsia="Times New Roman" w:hAnsi="Times New Roman" w:cs="Times New Roman"/>
-          <w:sz w:val="24"/>
-          <w:szCs w:val="24"/>
-        </w:rPr>
-        <w:t>:</w:t>
-      </w:r>
-    </w:p>
-    <w:p>
-      <w:pPr>
-        <w:spacing w:after="0" w:line="360" w:lineRule="auto"/>
-        <w:ind w:firstLine="720"/>
-        <w:jc w:val="both"/>
-        <w:rPr>
-          <w:rFonts w:ascii="Times New Roman" w:eastAsia="Times New Roman" w:hAnsi="Times New Roman" w:cs="Times New Roman"/>
-          <w:sz w:val="24"/>
-          <w:szCs w:val="24"/>
-        </w:rPr>
-      </w:pPr>
-      <w:r>
-        <w:rPr>
-          <w:rFonts w:ascii="Times New Roman" w:eastAsia="Times New Roman" w:hAnsi="Times New Roman" w:cs="Times New Roman"/>
-          <w:sz w:val="24"/>
-          <w:szCs w:val="24"/>
-        </w:rPr>
-        <w:t>Se designe </w:t>
-      </w:r>
-      <w:r>
-        <w:rPr>
-          <w:rFonts w:ascii="Times New Roman" w:eastAsia="Times New Roman" w:hAnsi="Times New Roman" w:cs="Times New Roman"/>
-          <w:b/>
-          <w:bCs/>
-          <w:sz w:val="24"/>
-          <w:szCs w:val="24"/>
-        </w:rPr>
-        <w:t>perito psicológico o médico psiquiatra</w:t>
-      </w:r>
-      <w:r>
-        <w:rPr>
-          <w:rFonts w:ascii="Times New Roman" w:eastAsia="Times New Roman" w:hAnsi="Times New Roman" w:cs="Times New Roman"/>
-          <w:sz w:val="24"/>
-          <w:szCs w:val="24"/>
-        </w:rPr>
-        <w:t>, quien previa aceptación del cargo y revisión personal sobre el  accionante, indicará lo siguiente:</w:t>
-      </w:r>
-    </w:p>
-    <w:p>
-      <w:pPr>
-        <w:spacing w:after="0" w:line="360" w:lineRule="auto"/>
-        <w:jc w:val="both"/>
-        <w:rPr>
-          <w:rFonts w:ascii="Times New Roman" w:eastAsia="Times New Roman" w:hAnsi="Times New Roman" w:cs="Times New Roman"/>
-          <w:sz w:val="24"/>
-          <w:szCs w:val="24"/>
-        </w:rPr>
-      </w:pPr>
-      <w:r>
-        <w:rPr>
-          <w:rFonts w:ascii="Times New Roman" w:eastAsia="Times New Roman" w:hAnsi="Times New Roman" w:cs="Times New Roman"/>
-          <w:sz w:val="24"/>
-          <w:szCs w:val="24"/>
-        </w:rPr>
-        <w:t>1.- Describa si el accidente, las lesiones padecidas por el mismo, han influido negativamente en su psiquismo;</w:t>
-      </w:r>
-    </w:p>
-    <w:p>
-      <w:pPr>
-        <w:spacing w:after="0" w:line="360" w:lineRule="auto"/>
-        <w:jc w:val="both"/>
-        <w:rPr>
-          <w:rFonts w:ascii="Times New Roman" w:eastAsia="Times New Roman" w:hAnsi="Times New Roman" w:cs="Times New Roman"/>
-          <w:sz w:val="24"/>
-          <w:szCs w:val="24"/>
-        </w:rPr>
-      </w:pPr>
-      <w:r>
-        <w:rPr>
-          <w:rFonts w:ascii="Times New Roman" w:eastAsia="Times New Roman" w:hAnsi="Times New Roman" w:cs="Times New Roman"/>
-          <w:sz w:val="24"/>
-          <w:szCs w:val="24"/>
-        </w:rPr>
-        <w:t>2.- Si padecen algún tipo de incapacidad de orden psíquico como secuela del evento dañoso y en su caso indique el grado de la misma, tratamiento de diagnosticar su cuadro de angustia o neurosis, denunciando en su caso, cómo estos se manifiestan;</w:t>
-      </w:r>
-    </w:p>
-    <w:p>
-      <w:pPr>
-        <w:spacing w:after="0" w:line="360" w:lineRule="auto"/>
-        <w:jc w:val="both"/>
-        <w:rPr>
-          <w:rFonts w:ascii="Times New Roman" w:eastAsia="Times New Roman" w:hAnsi="Times New Roman" w:cs="Times New Roman"/>
-          <w:sz w:val="24"/>
-          <w:szCs w:val="24"/>
-        </w:rPr>
-      </w:pPr>
-      <w:r>
-        <w:rPr>
-          <w:rFonts w:ascii="Times New Roman" w:eastAsia="Times New Roman" w:hAnsi="Times New Roman" w:cs="Times New Roman"/>
-          <w:sz w:val="24"/>
-          <w:szCs w:val="24"/>
-        </w:rPr>
-        <w:t>3.- Informe asimismo, si a raíz de dichos cuadros neuróticos se pueden producir cambios en la personalidad del actor y si los mismos pueden influir en su vida de relación, mencione los tratamientos que considere convenientes o necesarios a realizar en el futuro, así como su frecuencia, duración y costo;   </w:t>
-      </w:r>
-    </w:p>
-    <w:p>
-      <w:pPr>
-        <w:spacing w:after="0" w:line="360" w:lineRule="auto"/>
-        <w:jc w:val="both"/>
-        <w:rPr>
-          <w:rFonts w:ascii="Times New Roman" w:eastAsia="Times New Roman" w:hAnsi="Times New Roman" w:cs="Times New Roman"/>
-          <w:b/>
-          <w:bCs/>
-          <w:sz w:val="24"/>
-          <w:szCs w:val="24"/>
-          <w:u w:val="single"/>
-        </w:rPr>
-      </w:pPr>
-      <w:r>
-        <w:rPr>
-          <w:rFonts w:ascii="Times New Roman" w:eastAsia="Times New Roman" w:hAnsi="Times New Roman" w:cs="Times New Roman"/>
-          <w:sz w:val="24"/>
-          <w:szCs w:val="24"/>
-        </w:rPr>
-        <w:t>4.- Así también todo otro dato de interés para la dilucidación del presente.</w:t>
-      </w:r>
-    </w:p>
-    <w:p>
-      <w:pPr>
-        <w:spacing w:after="0" w:line="360" w:lineRule="auto"/>
-        <w:jc w:val="both"/>
-        <w:rPr>
-          <w:rFonts w:ascii="Times New Roman" w:eastAsia="Times New Roman" w:hAnsi="Times New Roman" w:cs="Times New Roman"/>
-          <w:b/>
-          <w:bCs/>
-          <w:sz w:val="24"/>
-          <w:szCs w:val="24"/>
-          <w:highlight w:val="yellow"/>
-          <w:u w:val="single"/>
-        </w:rPr>
-      </w:pPr>
-    </w:p>
-    <w:p>
-      <w:pPr>
-        <w:spacing w:after="0" w:line="360" w:lineRule="auto"/>
-        <w:jc w:val="both"/>
-        <w:rPr>
-          <w:rFonts w:ascii="Times New Roman" w:eastAsia="Times New Roman" w:hAnsi="Times New Roman" w:cs="Times New Roman"/>
-          <w:b/>
-          <w:bCs/>
-          <w:sz w:val="24"/>
-          <w:szCs w:val="24"/>
-          <w:highlight w:val="yellow"/>
-          <w:u w:val="single"/>
-        </w:rPr>
-      </w:pPr>
-    </w:p>
-    <w:p>
-      <w:pPr>
-        <w:spacing w:after="0" w:line="360" w:lineRule="auto"/>
-        <w:jc w:val="both"/>
-        <w:rPr>
-          <w:rFonts w:ascii="Times New Roman" w:eastAsia="Times New Roman" w:hAnsi="Times New Roman" w:cs="Times New Roman"/>
-          <w:b/>
-          <w:bCs/>
-          <w:sz w:val="24"/>
-          <w:szCs w:val="24"/>
-          <w:u w:val="single"/>
-        </w:rPr>
-      </w:pPr>
-      <w:r>
-        <w:rPr>
-          <w:rFonts w:ascii="Times New Roman" w:eastAsia="Times New Roman" w:hAnsi="Times New Roman" w:cs="Times New Roman"/>
-          <w:b/>
-          <w:bCs/>
-          <w:sz w:val="24"/>
-          <w:szCs w:val="24"/>
-          <w:u w:val="single"/>
-        </w:rPr>
-        <w:t xml:space="preserve">XIV. SOLICITA PRUEBA MEDICA Y PSICOLOGICA ANTICIPADA. </w:t>
-      </w:r>
-    </w:p>
-    <w:p>
-      <w:pPr>
-        <w:spacing w:after="0" w:line="360" w:lineRule="auto"/>
-        <w:ind w:firstLine="720"/>
-        <w:jc w:val="both"/>
-        <w:rPr>
-          <w:rFonts w:ascii="Times New Roman" w:eastAsia="Times New Roman" w:hAnsi="Times New Roman" w:cs="Times New Roman"/>
-          <w:sz w:val="24"/>
-          <w:szCs w:val="24"/>
-        </w:rPr>
-      </w:pPr>
-      <w:r>
-        <w:rPr>
-          <w:rFonts w:ascii="Times New Roman" w:eastAsia="Times New Roman" w:hAnsi="Times New Roman" w:cs="Times New Roman"/>
-          <w:sz w:val="24"/>
-          <w:szCs w:val="24"/>
-        </w:rPr>
-        <w:t>A fin de preparar eficazmente el proceso judicial (arts. 1, 24, 25.1 y 8 de la Convención Americana sobre DD.HH), y contar las partes y V.S con la mayor información posible al celebrarse la audiencia preliminar, como previo recaudo y de manera excepcional en los términos del Art. 326 del CPCCN, en virtud de las lesiones subsistentes en el actor como producto del siniestro de autos, es que solicito respetuosamente a V.S se designe PERITO MÉDICO Y PERITO PSICÓLOGO, a fines de concretar dicha prueba de manera anterior a la audiencia preliminar.</w:t>
+        <w:t>en los términos del Art. 326 del CPCCN, en virtud de las lesiones subsistentes en el actor como producto del siniestro de autos, es que solicito respetuosamente a V.S se designe PERITO MÉDICO Y PERITO PSICÓLOGO, a fines de concretar dicha prueba de manera anterior a la audiencia preliminar.</w:t>
       </w:r>
     </w:p>
     <w:p>
@@ -8293,7 +10689,25 @@
           <w:sz w:val="24"/>
           <w:szCs w:val="24"/>
         </w:rPr>
-        <w:t> 35%, pudiendo observar que dicha incapacidad la coloca en un nivel de inferioridad importante, destacando asimismo que actualmente continúan  ambos con los tratamientos de rehabilitación. Por otra parte, a raíz del accidente  mi mandante ha tenido que afrontar  todos aquellos gastos que implican los tratamientos, ya sea de rehabilitación como los gastos farmacéuticos, de traslado, etc; que le significaron un endeudamiento atento a que han tenido que acudir a la ayuda de familiares y terceros para poder solventar los múltiples gastos que un accidente de esta magnitud requiere.                             </w:t>
+        <w:t xml:space="preserve"> 35%, pudiendo observar que dicha incapacidad la coloca en un nivel de inferioridad importante, destacando asimismo que actualmente continúan  ambos con los tratamientos de rehabilitación. Por otra parte, a raíz del accidente  mi mandante ha tenido que afrontar  todos aquellos gastos que implican los tratamientos, ya sea de rehabilitación como los gastos farmacéuticos, de traslado, </w:t>
+      </w:r>
+      <w:proofErr w:type="spellStart"/>
+      <w:r>
+        <w:rPr>
+          <w:rFonts w:ascii="Times New Roman" w:eastAsia="Times New Roman" w:hAnsi="Times New Roman" w:cs="Times New Roman"/>
+          <w:sz w:val="24"/>
+          <w:szCs w:val="24"/>
+        </w:rPr>
+        <w:t>etc</w:t>
+      </w:r>
+      <w:proofErr w:type="spellEnd"/>
+      <w:r>
+        <w:rPr>
+          <w:rFonts w:ascii="Times New Roman" w:eastAsia="Times New Roman" w:hAnsi="Times New Roman" w:cs="Times New Roman"/>
+          <w:sz w:val="24"/>
+          <w:szCs w:val="24"/>
+        </w:rPr>
+        <w:t>; que le significaron un endeudamiento atento a que han tenido que acudir a la ayuda de familiares y terceros para poder solventar los múltiples gastos que un accidente de esta magnitud requiere.                             </w:t>
       </w:r>
     </w:p>
     <w:p>
@@ -8447,6 +10861,7 @@
           <w:sz w:val="24"/>
           <w:szCs w:val="24"/>
         </w:rPr>
+        <w:lastRenderedPageBreak/>
         <w:t>Por ellos y por esta pretensión de igualdad entre las partes en proceso y garantía de defensa en juicio que ha tenido en mira la legislación al crear la institución del  beneficio de litigar sin gastos, es que esta parte insiste en la designación de los peritos médicos  solicitados y no a la designación del Honorable Cuerpo Médico Forense.-</w:t>
       </w:r>
     </w:p>
@@ -8472,261 +10887,361 @@
           <w:szCs w:val="24"/>
           <w:u w:val="single"/>
         </w:rPr>
+        <w:t>Se  resalta que los peritos solicitados por mi parte son imprescindibles.</w:t>
+      </w:r>
+    </w:p>
+    <w:p>
+      <w:pPr>
+        <w:spacing w:after="0" w:line="360" w:lineRule="auto"/>
+        <w:ind w:firstLine="720"/>
+        <w:jc w:val="both"/>
+        <w:rPr>
+          <w:rFonts w:ascii="Times New Roman" w:eastAsia="Times New Roman" w:hAnsi="Times New Roman" w:cs="Times New Roman"/>
+          <w:sz w:val="24"/>
+          <w:szCs w:val="24"/>
+        </w:rPr>
+      </w:pPr>
+      <w:r>
+        <w:rPr>
+          <w:rFonts w:ascii="Times New Roman" w:eastAsia="Times New Roman" w:hAnsi="Times New Roman" w:cs="Times New Roman"/>
+          <w:sz w:val="24"/>
+          <w:szCs w:val="24"/>
+        </w:rPr>
+        <w:t>Indudablemente, siendo hechos controvertidos deben ser objeto de prueba.  En el esclarecimiento de hechos están en juego principios tales como el de amplitud de la prueba, el derecho de defensa en juicio y aspiración por la verdad material.</w:t>
+      </w:r>
+    </w:p>
+    <w:p>
+      <w:pPr>
+        <w:spacing w:after="0" w:line="360" w:lineRule="auto"/>
+        <w:ind w:firstLine="720"/>
+        <w:jc w:val="both"/>
+        <w:rPr>
+          <w:rFonts w:ascii="Times New Roman" w:eastAsia="Times New Roman" w:hAnsi="Times New Roman" w:cs="Times New Roman"/>
+          <w:sz w:val="24"/>
+          <w:szCs w:val="24"/>
+        </w:rPr>
+      </w:pPr>
+      <w:r>
+        <w:rPr>
+          <w:rFonts w:ascii="Times New Roman" w:eastAsia="Times New Roman" w:hAnsi="Times New Roman" w:cs="Times New Roman"/>
+          <w:sz w:val="24"/>
+          <w:szCs w:val="24"/>
+        </w:rPr>
+        <w:t>Avala la petición de esta parte, lo expresamente preceptuado por el art. 457 del código ritual, en cuanto dispone que: “...será admisible la prueba pericial cuando la apreciación de los  hechos controvertidos requiere conocimientos técnicos.”</w:t>
+      </w:r>
+    </w:p>
+    <w:p>
+      <w:pPr>
+        <w:spacing w:after="0" w:line="360" w:lineRule="auto"/>
+        <w:ind w:firstLine="720"/>
+        <w:jc w:val="both"/>
+        <w:rPr>
+          <w:rFonts w:ascii="Times New Roman" w:eastAsia="Times New Roman" w:hAnsi="Times New Roman" w:cs="Times New Roman"/>
+          <w:sz w:val="24"/>
+          <w:szCs w:val="24"/>
+        </w:rPr>
+      </w:pPr>
+      <w:r>
+        <w:rPr>
+          <w:rFonts w:ascii="Times New Roman" w:eastAsia="Times New Roman" w:hAnsi="Times New Roman" w:cs="Times New Roman"/>
+          <w:sz w:val="24"/>
+          <w:szCs w:val="24"/>
+        </w:rPr>
+        <w:t>Que atento a  las constancias de autos y los conocimientos técnicos que poseen los mencionados peritos son indispensables para que VS. pueda determinar el monto indemnizatorio.</w:t>
+      </w:r>
+    </w:p>
+    <w:p>
+      <w:pPr>
+        <w:spacing w:after="0" w:line="240" w:lineRule="auto"/>
+        <w:rPr>
+          <w:rFonts w:ascii="Times New Roman" w:eastAsia="Times New Roman" w:hAnsi="Times New Roman" w:cs="Times New Roman"/>
+          <w:sz w:val="24"/>
+          <w:szCs w:val="24"/>
+          <w:highlight w:val="yellow"/>
+        </w:rPr>
+      </w:pPr>
+    </w:p>
+    <w:p>
+      <w:pPr>
+        <w:spacing w:after="0" w:line="240" w:lineRule="auto"/>
+        <w:rPr>
+          <w:rFonts w:ascii="Times New Roman" w:eastAsia="Times New Roman" w:hAnsi="Times New Roman" w:cs="Times New Roman"/>
+          <w:sz w:val="24"/>
+          <w:szCs w:val="24"/>
+          <w:highlight w:val="yellow"/>
+        </w:rPr>
+      </w:pPr>
+    </w:p>
+    <w:p>
+      <w:pPr>
+        <w:spacing w:after="0" w:line="360" w:lineRule="auto"/>
+        <w:jc w:val="both"/>
+        <w:rPr>
+          <w:rFonts w:ascii="Times New Roman" w:eastAsia="Times New Roman" w:hAnsi="Times New Roman" w:cs="Times New Roman"/>
+          <w:b/>
+          <w:bCs/>
+          <w:sz w:val="24"/>
+          <w:szCs w:val="24"/>
+          <w:u w:val="single"/>
+        </w:rPr>
+      </w:pPr>
+      <w:r>
+        <w:rPr>
+          <w:rFonts w:ascii="Times New Roman" w:eastAsia="Times New Roman" w:hAnsi="Times New Roman" w:cs="Times New Roman"/>
+          <w:b/>
+          <w:bCs/>
+          <w:sz w:val="24"/>
+          <w:szCs w:val="24"/>
+          <w:u w:val="single"/>
+        </w:rPr>
+        <w:t>XVI. BENEFICIO DE LITIGAR SIN GASTOS:</w:t>
+      </w:r>
+    </w:p>
+    <w:p>
+      <w:pPr>
+        <w:spacing w:after="0" w:line="360" w:lineRule="auto"/>
+        <w:ind w:firstLine="720"/>
+        <w:jc w:val="both"/>
+        <w:rPr>
+          <w:rFonts w:ascii="Times New Roman" w:eastAsia="Times New Roman" w:hAnsi="Times New Roman" w:cs="Times New Roman"/>
+          <w:sz w:val="24"/>
+          <w:szCs w:val="24"/>
+          <w:highlight w:val="yellow"/>
+        </w:rPr>
+      </w:pPr>
+      <w:r>
+        <w:rPr>
+          <w:rFonts w:ascii="Times New Roman" w:eastAsia="Times New Roman" w:hAnsi="Times New Roman" w:cs="Times New Roman"/>
+          <w:sz w:val="24"/>
+          <w:szCs w:val="24"/>
+        </w:rPr>
+        <w:t>El accionante carece de bienes de fortuna como para hacer frente al pago de la tasa de justicia, razón por la cual se inician al mismo tiempo las actuaciones respectivas. Hago reserva de ampliar las pruebas ofrecidas.- </w:t>
+      </w:r>
+    </w:p>
+    <w:p>
+      <w:pPr>
+        <w:spacing w:after="0" w:line="360" w:lineRule="auto"/>
+        <w:jc w:val="both"/>
+        <w:rPr>
+          <w:rFonts w:ascii="Times New Roman" w:eastAsia="Times New Roman" w:hAnsi="Times New Roman" w:cs="Times New Roman"/>
+          <w:sz w:val="24"/>
+          <w:szCs w:val="24"/>
+        </w:rPr>
+      </w:pPr>
+    </w:p>
+    <w:p>
+      <w:pPr>
+        <w:spacing w:after="0" w:line="360" w:lineRule="auto"/>
+        <w:jc w:val="both"/>
+        <w:rPr>
+          <w:rFonts w:ascii="Times New Roman" w:eastAsia="Times New Roman" w:hAnsi="Times New Roman" w:cs="Times New Roman"/>
+          <w:b/>
+          <w:bCs/>
+          <w:sz w:val="24"/>
+          <w:szCs w:val="24"/>
+          <w:u w:val="single"/>
+        </w:rPr>
+      </w:pPr>
+      <w:r>
+        <w:rPr>
+          <w:rFonts w:ascii="Times New Roman" w:eastAsia="Times New Roman" w:hAnsi="Times New Roman" w:cs="Times New Roman"/>
+          <w:b/>
+          <w:bCs/>
+          <w:sz w:val="24"/>
+          <w:szCs w:val="24"/>
+          <w:u w:val="single"/>
+        </w:rPr>
+        <w:t>XVII. CUMPLIMIENTO LEY 26.589:</w:t>
+      </w:r>
+    </w:p>
+    <w:p>
+      <w:pPr>
+        <w:spacing w:after="0" w:line="360" w:lineRule="auto"/>
+        <w:ind w:firstLine="720"/>
+        <w:jc w:val="both"/>
+        <w:rPr>
+          <w:rFonts w:ascii="Times New Roman" w:eastAsia="Times New Roman" w:hAnsi="Times New Roman" w:cs="Times New Roman"/>
+          <w:sz w:val="24"/>
+          <w:szCs w:val="24"/>
+        </w:rPr>
+      </w:pPr>
+      <w:r>
+        <w:rPr>
+          <w:rFonts w:ascii="Times New Roman" w:eastAsia="Times New Roman" w:hAnsi="Times New Roman" w:cs="Times New Roman"/>
+          <w:sz w:val="24"/>
+          <w:szCs w:val="24"/>
+        </w:rPr>
+        <w:t xml:space="preserve">Asimismo manifiesto a V.S. que se ha dado cumplimiento con la Ley </w:t>
+      </w:r>
+      <w:proofErr w:type="spellStart"/>
+      <w:r>
+        <w:rPr>
+          <w:rFonts w:ascii="Times New Roman" w:eastAsia="Times New Roman" w:hAnsi="Times New Roman" w:cs="Times New Roman"/>
+          <w:sz w:val="24"/>
+          <w:szCs w:val="24"/>
+        </w:rPr>
+        <w:t>N°</w:t>
+      </w:r>
+      <w:proofErr w:type="spellEnd"/>
+      <w:r>
+        <w:rPr>
+          <w:rFonts w:ascii="Times New Roman" w:eastAsia="Times New Roman" w:hAnsi="Times New Roman" w:cs="Times New Roman"/>
+          <w:sz w:val="24"/>
+          <w:szCs w:val="24"/>
+        </w:rPr>
+        <w:t xml:space="preserve"> 26.589 de mediación prejudicial obligatoria, que después de la audiencia cerramos la negociación sin llegar a ningún tipo de acuerdo, la respectiva acta ha sido adjuntada con la documental de la presente demanda.- </w:t>
+      </w:r>
+    </w:p>
+    <w:p>
+      <w:pPr>
+        <w:spacing w:after="0" w:line="360" w:lineRule="auto"/>
+        <w:jc w:val="both"/>
+        <w:rPr>
+          <w:rFonts w:ascii="Times New Roman" w:eastAsia="Times New Roman" w:hAnsi="Times New Roman" w:cs="Times New Roman"/>
+          <w:sz w:val="24"/>
+          <w:szCs w:val="24"/>
+          <w:highlight w:val="yellow"/>
+        </w:rPr>
+      </w:pPr>
+    </w:p>
+    <w:p>
+      <w:pPr>
+        <w:spacing w:after="0" w:line="360" w:lineRule="auto"/>
+        <w:jc w:val="both"/>
+        <w:rPr>
+          <w:rFonts w:ascii="Times New Roman" w:eastAsia="Times New Roman" w:hAnsi="Times New Roman" w:cs="Times New Roman"/>
+          <w:b/>
+          <w:bCs/>
+          <w:sz w:val="24"/>
+          <w:szCs w:val="24"/>
+          <w:u w:val="single"/>
+        </w:rPr>
+      </w:pPr>
+      <w:r>
+        <w:rPr>
+          <w:rFonts w:ascii="Times New Roman" w:eastAsia="Times New Roman" w:hAnsi="Times New Roman" w:cs="Times New Roman"/>
+          <w:b/>
+          <w:bCs/>
+          <w:sz w:val="24"/>
+          <w:szCs w:val="24"/>
+          <w:u w:val="single"/>
+        </w:rPr>
+        <w:t>XVIII. AUTORIZACIONES:</w:t>
+      </w:r>
+    </w:p>
+    <w:p>
+      <w:pPr>
+        <w:spacing w:after="0" w:line="360" w:lineRule="auto"/>
+        <w:ind w:firstLine="720"/>
+        <w:jc w:val="both"/>
+        <w:rPr>
+          <w:rFonts w:ascii="Times New Roman" w:eastAsia="Times New Roman" w:hAnsi="Times New Roman" w:cs="Times New Roman"/>
+          <w:sz w:val="24"/>
+          <w:szCs w:val="24"/>
+        </w:rPr>
+      </w:pPr>
+      <w:r>
+        <w:rPr>
+          <w:rFonts w:ascii="Times New Roman" w:eastAsia="Times New Roman" w:hAnsi="Times New Roman" w:cs="Times New Roman"/>
+          <w:sz w:val="24"/>
+          <w:szCs w:val="24"/>
+        </w:rPr>
+        <w:t>Solicito se autorice a correr con todas las diligencias a que el presente expediente diere menester a las Dra. María Mercedes Plá T°133 F°689 y/o Dra. Julieta Jaime T°143 F°537  y/o Guillermina Marcelli y/o quienes ellas designen, inclusive notificarse, retirar y presentar escritos, retirar y devolver expedientes, suscribir minutas, y demás trámites relativos al mismo.</w:t>
+      </w:r>
+    </w:p>
+    <w:p>
+      <w:pPr>
+        <w:spacing w:after="0" w:line="360" w:lineRule="auto"/>
+        <w:jc w:val="both"/>
+        <w:rPr>
+          <w:rFonts w:ascii="Times New Roman" w:eastAsia="Times New Roman" w:hAnsi="Times New Roman" w:cs="Times New Roman"/>
+          <w:sz w:val="24"/>
+          <w:szCs w:val="24"/>
+        </w:rPr>
+      </w:pPr>
+    </w:p>
+    <w:p>
+      <w:pPr>
+        <w:spacing w:after="0" w:line="480" w:lineRule="auto"/>
+        <w:jc w:val="both"/>
+        <w:rPr>
+          <w:rFonts w:ascii="Times New Roman" w:eastAsia="Times New Roman" w:hAnsi="Times New Roman" w:cs="Times New Roman"/>
+          <w:b/>
+          <w:bCs/>
+          <w:sz w:val="24"/>
+          <w:szCs w:val="24"/>
+          <w:u w:val="single"/>
+        </w:rPr>
+      </w:pPr>
+      <w:r>
+        <w:rPr>
+          <w:rFonts w:ascii="Times New Roman" w:eastAsia="Times New Roman" w:hAnsi="Times New Roman" w:cs="Times New Roman"/>
+          <w:b/>
+          <w:bCs/>
+          <w:sz w:val="24"/>
+          <w:szCs w:val="24"/>
+          <w:u w:val="single"/>
+        </w:rPr>
+        <w:t>XIX. PETITORIO:</w:t>
+      </w:r>
+    </w:p>
+    <w:p>
+      <w:pPr>
+        <w:spacing w:after="0" w:line="480" w:lineRule="auto"/>
+        <w:jc w:val="both"/>
+        <w:rPr>
+          <w:rFonts w:ascii="Times New Roman" w:eastAsia="Times New Roman" w:hAnsi="Times New Roman" w:cs="Times New Roman"/>
+          <w:sz w:val="24"/>
+          <w:szCs w:val="24"/>
+        </w:rPr>
+      </w:pPr>
+      <w:r>
+        <w:rPr>
+          <w:rFonts w:ascii="Times New Roman" w:eastAsia="Times New Roman" w:hAnsi="Times New Roman" w:cs="Times New Roman"/>
+          <w:sz w:val="24"/>
+          <w:szCs w:val="24"/>
+        </w:rPr>
+        <w:t>Por todo lo expuesto a V.S. solicito:</w:t>
+      </w:r>
+    </w:p>
+    <w:p>
+      <w:pPr>
+        <w:spacing w:after="0" w:line="480" w:lineRule="auto"/>
+        <w:jc w:val="both"/>
+        <w:rPr>
+          <w:rFonts w:ascii="Times New Roman" w:eastAsia="Times New Roman" w:hAnsi="Times New Roman" w:cs="Times New Roman"/>
+          <w:sz w:val="24"/>
+          <w:szCs w:val="24"/>
+        </w:rPr>
+      </w:pPr>
+      <w:r>
+        <w:rPr>
+          <w:rFonts w:ascii="Times New Roman" w:eastAsia="Times New Roman" w:hAnsi="Times New Roman" w:cs="Times New Roman"/>
+          <w:sz w:val="24"/>
+          <w:szCs w:val="24"/>
+        </w:rPr>
+        <w:t>a) Tenerme por presentado, por parte en mérito a la personería invocada y por constituido el domicilio; se agregue la documentación acompañada.-</w:t>
+      </w:r>
+    </w:p>
+    <w:p>
+      <w:pPr>
+        <w:spacing w:after="0" w:line="480" w:lineRule="auto"/>
+        <w:jc w:val="both"/>
+        <w:rPr>
+          <w:rFonts w:ascii="Times New Roman" w:eastAsia="Times New Roman" w:hAnsi="Times New Roman" w:cs="Times New Roman"/>
+          <w:sz w:val="24"/>
+          <w:szCs w:val="24"/>
+        </w:rPr>
+      </w:pPr>
+      <w:r>
+        <w:rPr>
+          <w:rFonts w:ascii="Times New Roman" w:eastAsia="Times New Roman" w:hAnsi="Times New Roman" w:cs="Times New Roman"/>
+          <w:sz w:val="24"/>
+          <w:szCs w:val="24"/>
+        </w:rPr>
         <w:lastRenderedPageBreak/>
-        <w:t>Se  resalta que los peritos solicitados por mi parte son imprescindibles.</w:t>
-      </w:r>
-    </w:p>
-    <w:p>
-      <w:pPr>
-        <w:spacing w:after="0" w:line="360" w:lineRule="auto"/>
-        <w:ind w:firstLine="720"/>
-        <w:jc w:val="both"/>
-        <w:rPr>
-          <w:rFonts w:ascii="Times New Roman" w:eastAsia="Times New Roman" w:hAnsi="Times New Roman" w:cs="Times New Roman"/>
-          <w:sz w:val="24"/>
-          <w:szCs w:val="24"/>
-        </w:rPr>
-      </w:pPr>
-      <w:r>
-        <w:rPr>
-          <w:rFonts w:ascii="Times New Roman" w:eastAsia="Times New Roman" w:hAnsi="Times New Roman" w:cs="Times New Roman"/>
-          <w:sz w:val="24"/>
-          <w:szCs w:val="24"/>
-        </w:rPr>
-        <w:t>Indudablemente, siendo hechos controvertidos deben ser objeto de prueba.  En el esclarecimiento de hechos están en juego principios tales como el de amplitud de la prueba, el derecho de defensa en juicio y aspiración por la verdad material.</w:t>
-      </w:r>
-    </w:p>
-    <w:p>
-      <w:pPr>
-        <w:spacing w:after="0" w:line="360" w:lineRule="auto"/>
-        <w:ind w:firstLine="720"/>
-        <w:jc w:val="both"/>
-        <w:rPr>
-          <w:rFonts w:ascii="Times New Roman" w:eastAsia="Times New Roman" w:hAnsi="Times New Roman" w:cs="Times New Roman"/>
-          <w:sz w:val="24"/>
-          <w:szCs w:val="24"/>
-        </w:rPr>
-      </w:pPr>
-      <w:r>
-        <w:rPr>
-          <w:rFonts w:ascii="Times New Roman" w:eastAsia="Times New Roman" w:hAnsi="Times New Roman" w:cs="Times New Roman"/>
-          <w:sz w:val="24"/>
-          <w:szCs w:val="24"/>
-        </w:rPr>
-        <w:t>Avala la petición de esta parte, lo expresamente preceptuado por el art. 457 del código ritual, en cuanto dispone que: “...será admisible la prueba pericial cuando la apreciación de los  hechos controvertidos requiere conocimientos técnicos.”</w:t>
-      </w:r>
-    </w:p>
-    <w:p>
-      <w:pPr>
-        <w:spacing w:after="0" w:line="360" w:lineRule="auto"/>
-        <w:ind w:firstLine="720"/>
-        <w:jc w:val="both"/>
-        <w:rPr>
-          <w:rFonts w:ascii="Times New Roman" w:eastAsia="Times New Roman" w:hAnsi="Times New Roman" w:cs="Times New Roman"/>
-          <w:sz w:val="24"/>
-          <w:szCs w:val="24"/>
-        </w:rPr>
-      </w:pPr>
-      <w:r>
-        <w:rPr>
-          <w:rFonts w:ascii="Times New Roman" w:eastAsia="Times New Roman" w:hAnsi="Times New Roman" w:cs="Times New Roman"/>
-          <w:sz w:val="24"/>
-          <w:szCs w:val="24"/>
-        </w:rPr>
-        <w:t>Que atento a  las constancias de autos y los conocimientos técnicos que poseen los mencionados peritos son indispensables para que VS. pueda determinar el monto indemnizatorio.</w:t>
-      </w:r>
-    </w:p>
-    <w:p>
-      <w:pPr>
-        <w:spacing w:after="0" w:line="240" w:lineRule="auto"/>
-        <w:rPr>
-          <w:rFonts w:ascii="Times New Roman" w:eastAsia="Times New Roman" w:hAnsi="Times New Roman" w:cs="Times New Roman"/>
-          <w:sz w:val="24"/>
-          <w:szCs w:val="24"/>
-          <w:highlight w:val="yellow"/>
-        </w:rPr>
-      </w:pPr>
-    </w:p>
-    <w:p>
-      <w:pPr>
-        <w:spacing w:after="0" w:line="240" w:lineRule="auto"/>
-        <w:rPr>
-          <w:rFonts w:ascii="Times New Roman" w:eastAsia="Times New Roman" w:hAnsi="Times New Roman" w:cs="Times New Roman"/>
-          <w:sz w:val="24"/>
-          <w:szCs w:val="24"/>
-          <w:highlight w:val="yellow"/>
-        </w:rPr>
-      </w:pPr>
-    </w:p>
-    <w:p>
-      <w:pPr>
-        <w:spacing w:after="0" w:line="360" w:lineRule="auto"/>
-        <w:jc w:val="both"/>
-        <w:rPr>
-          <w:rFonts w:ascii="Times New Roman" w:eastAsia="Times New Roman" w:hAnsi="Times New Roman" w:cs="Times New Roman"/>
-          <w:b/>
-          <w:bCs/>
-          <w:sz w:val="24"/>
-          <w:szCs w:val="24"/>
-          <w:u w:val="single"/>
-        </w:rPr>
-      </w:pPr>
-      <w:r>
-        <w:rPr>
-          <w:rFonts w:ascii="Times New Roman" w:eastAsia="Times New Roman" w:hAnsi="Times New Roman" w:cs="Times New Roman"/>
-          <w:b/>
-          <w:bCs/>
-          <w:sz w:val="24"/>
-          <w:szCs w:val="24"/>
-          <w:u w:val="single"/>
-        </w:rPr>
-        <w:t>XVI. BENEFICIO DE LITIGAR SIN GASTOS:</w:t>
-      </w:r>
-    </w:p>
-    <w:p>
-      <w:pPr>
-        <w:spacing w:after="0" w:line="360" w:lineRule="auto"/>
-        <w:ind w:firstLine="720"/>
-        <w:jc w:val="both"/>
-        <w:rPr>
-          <w:rFonts w:ascii="Times New Roman" w:eastAsia="Times New Roman" w:hAnsi="Times New Roman" w:cs="Times New Roman"/>
-          <w:sz w:val="24"/>
-          <w:szCs w:val="24"/>
-          <w:highlight w:val="yellow"/>
-        </w:rPr>
-      </w:pPr>
-      <w:r>
-        <w:rPr>
-          <w:rFonts w:ascii="Times New Roman" w:eastAsia="Times New Roman" w:hAnsi="Times New Roman" w:cs="Times New Roman"/>
-          <w:sz w:val="24"/>
-          <w:szCs w:val="24"/>
-        </w:rPr>
-        <w:t>El accionante carece de bienes de fortuna como para hacer frente al pago de la tasa de justicia, razón por la cual se inician al mismo tiempo las actuaciones respectivas. Hago reserva de ampliar las pruebas ofrecidas.- </w:t>
-      </w:r>
-    </w:p>
-    <w:p>
-      <w:pPr>
-        <w:spacing w:after="0" w:line="360" w:lineRule="auto"/>
-        <w:jc w:val="both"/>
-        <w:rPr>
-          <w:rFonts w:ascii="Times New Roman" w:eastAsia="Times New Roman" w:hAnsi="Times New Roman" w:cs="Times New Roman"/>
-          <w:sz w:val="24"/>
-          <w:szCs w:val="24"/>
-        </w:rPr>
-      </w:pPr>
-    </w:p>
-    <w:p>
-      <w:pPr>
-        <w:spacing w:after="0" w:line="360" w:lineRule="auto"/>
-        <w:jc w:val="both"/>
-        <w:rPr>
-          <w:rFonts w:ascii="Times New Roman" w:eastAsia="Times New Roman" w:hAnsi="Times New Roman" w:cs="Times New Roman"/>
-          <w:b/>
-          <w:bCs/>
-          <w:sz w:val="24"/>
-          <w:szCs w:val="24"/>
-          <w:u w:val="single"/>
-        </w:rPr>
-      </w:pPr>
-      <w:r>
-        <w:rPr>
-          <w:rFonts w:ascii="Times New Roman" w:eastAsia="Times New Roman" w:hAnsi="Times New Roman" w:cs="Times New Roman"/>
-          <w:b/>
-          <w:bCs/>
-          <w:sz w:val="24"/>
-          <w:szCs w:val="24"/>
-          <w:u w:val="single"/>
-        </w:rPr>
-        <w:t>XVII. CUMPLIMIENTO LEY 26.589:</w:t>
-      </w:r>
-    </w:p>
-    <w:p>
-      <w:pPr>
-        <w:spacing w:after="0" w:line="360" w:lineRule="auto"/>
-        <w:ind w:firstLine="720"/>
-        <w:jc w:val="both"/>
-        <w:rPr>
-          <w:rFonts w:ascii="Times New Roman" w:eastAsia="Times New Roman" w:hAnsi="Times New Roman" w:cs="Times New Roman"/>
-          <w:sz w:val="24"/>
-          <w:szCs w:val="24"/>
-        </w:rPr>
-      </w:pPr>
-      <w:r>
-        <w:rPr>
-          <w:rFonts w:ascii="Times New Roman" w:eastAsia="Times New Roman" w:hAnsi="Times New Roman" w:cs="Times New Roman"/>
-          <w:sz w:val="24"/>
-          <w:szCs w:val="24"/>
-        </w:rPr>
-        <w:t>Asimismo manifiesto a V.S. que se ha dado cumplimiento con la Ley N° 26.589 de mediación prejudicial obligatoria, que después de la audiencia cerramos la negociación sin llegar a ningún tipo de acuerdo, la respectiva acta ha sido adjuntada con la documental de la presente demanda.- </w:t>
-      </w:r>
-    </w:p>
-    <w:p>
-      <w:pPr>
-        <w:spacing w:after="0" w:line="360" w:lineRule="auto"/>
-        <w:jc w:val="both"/>
-        <w:rPr>
-          <w:rFonts w:ascii="Times New Roman" w:eastAsia="Times New Roman" w:hAnsi="Times New Roman" w:cs="Times New Roman"/>
-          <w:sz w:val="24"/>
-          <w:szCs w:val="24"/>
-          <w:highlight w:val="yellow"/>
-        </w:rPr>
-      </w:pPr>
-    </w:p>
-    <w:p>
-      <w:pPr>
-        <w:spacing w:after="0" w:line="360" w:lineRule="auto"/>
-        <w:jc w:val="both"/>
-        <w:rPr>
-          <w:rFonts w:ascii="Times New Roman" w:eastAsia="Times New Roman" w:hAnsi="Times New Roman" w:cs="Times New Roman"/>
-          <w:b/>
-          <w:bCs/>
-          <w:sz w:val="24"/>
-          <w:szCs w:val="24"/>
-          <w:u w:val="single"/>
-        </w:rPr>
-      </w:pPr>
-      <w:r>
-        <w:rPr>
-          <w:rFonts w:ascii="Times New Roman" w:eastAsia="Times New Roman" w:hAnsi="Times New Roman" w:cs="Times New Roman"/>
-          <w:b/>
-          <w:bCs/>
-          <w:sz w:val="24"/>
-          <w:szCs w:val="24"/>
-          <w:u w:val="single"/>
-        </w:rPr>
-        <w:t>XVIII. AUTORIZACIONES:</w:t>
-      </w:r>
-    </w:p>
-    <w:p>
-      <w:pPr>
-        <w:spacing w:after="0" w:line="360" w:lineRule="auto"/>
-        <w:ind w:firstLine="720"/>
-        <w:jc w:val="both"/>
-        <w:rPr>
-          <w:rFonts w:ascii="Times New Roman" w:eastAsia="Times New Roman" w:hAnsi="Times New Roman" w:cs="Times New Roman"/>
-          <w:sz w:val="24"/>
-          <w:szCs w:val="24"/>
-        </w:rPr>
-      </w:pPr>
-      <w:r>
-        <w:rPr>
-          <w:rFonts w:ascii="Times New Roman" w:eastAsia="Times New Roman" w:hAnsi="Times New Roman" w:cs="Times New Roman"/>
-          <w:sz w:val="24"/>
-          <w:szCs w:val="24"/>
-        </w:rPr>
-        <w:t>Solicito se autorice a correr con todas las diligencias a que el presente expediente diere menester a las Dra. María Mercedes Plá T°133 F°689 y/o Dra. Julieta Jaime T°143 F°537  y/o Guillermina Marcelli y/o quienes ellas designen, inclusive notificarse, retirar y presentar escritos, retirar y devolver expedientes, suscribir minutas, y demás trámites relativos al mismo.</w:t>
-      </w:r>
-    </w:p>
-    <w:p>
-      <w:pPr>
-        <w:spacing w:after="0" w:line="360" w:lineRule="auto"/>
-        <w:jc w:val="both"/>
-        <w:rPr>
-          <w:rFonts w:ascii="Times New Roman" w:eastAsia="Times New Roman" w:hAnsi="Times New Roman" w:cs="Times New Roman"/>
-          <w:sz w:val="24"/>
-          <w:szCs w:val="24"/>
-        </w:rPr>
-      </w:pPr>
+        <w:t>b) Imprimiéndose el trámite de juicio ORDINARIO, se corra traslado de la demanda a los accionados para que la contesten, comparezcan a estar a derecho y constituyan domicilio, bajo apercibimiento de ley.-</w:t>
+      </w:r>
     </w:p>
     <w:p>
       <w:pPr>
@@ -8734,23 +11249,17 @@
         <w:jc w:val="both"/>
         <w:rPr>
           <w:rFonts w:ascii="Times New Roman" w:eastAsia="Times New Roman" w:hAnsi="Times New Roman" w:cs="Times New Roman"/>
-          <w:b/>
-          <w:bCs/>
-          <w:sz w:val="24"/>
-          <w:szCs w:val="24"/>
-          <w:u w:val="single"/>
-        </w:rPr>
-      </w:pPr>
-      <w:r>
-        <w:rPr>
-          <w:rFonts w:ascii="Times New Roman" w:eastAsia="Times New Roman" w:hAnsi="Times New Roman" w:cs="Times New Roman"/>
-          <w:b/>
-          <w:bCs/>
-          <w:sz w:val="24"/>
-          <w:szCs w:val="24"/>
-          <w:u w:val="single"/>
-        </w:rPr>
-        <w:t>XIX. PETITORIO:</w:t>
+          <w:sz w:val="24"/>
+          <w:szCs w:val="24"/>
+        </w:rPr>
+      </w:pPr>
+      <w:r>
+        <w:rPr>
+          <w:rFonts w:ascii="Times New Roman" w:eastAsia="Times New Roman" w:hAnsi="Times New Roman" w:cs="Times New Roman"/>
+          <w:sz w:val="24"/>
+          <w:szCs w:val="24"/>
+        </w:rPr>
+        <w:t>c) Se tenga por ofrecida la prueba y la reserva de derechos formulada.-</w:t>
       </w:r>
     </w:p>
     <w:p>
@@ -8769,83 +11278,6 @@
           <w:sz w:val="24"/>
           <w:szCs w:val="24"/>
         </w:rPr>
-        <w:t>Por todo lo expuesto a V.S. solicito:</w:t>
-      </w:r>
-    </w:p>
-    <w:p>
-      <w:pPr>
-        <w:spacing w:after="0" w:line="480" w:lineRule="auto"/>
-        <w:jc w:val="both"/>
-        <w:rPr>
-          <w:rFonts w:ascii="Times New Roman" w:eastAsia="Times New Roman" w:hAnsi="Times New Roman" w:cs="Times New Roman"/>
-          <w:sz w:val="24"/>
-          <w:szCs w:val="24"/>
-        </w:rPr>
-      </w:pPr>
-      <w:r>
-        <w:rPr>
-          <w:rFonts w:ascii="Times New Roman" w:eastAsia="Times New Roman" w:hAnsi="Times New Roman" w:cs="Times New Roman"/>
-          <w:sz w:val="24"/>
-          <w:szCs w:val="24"/>
-        </w:rPr>
-        <w:t>a) Tenerme por presentado, por parte en mérito a la personería invocada y por constituido el domicilio; se agregue la documentación acompañada.-</w:t>
-      </w:r>
-    </w:p>
-    <w:p>
-      <w:pPr>
-        <w:spacing w:after="0" w:line="480" w:lineRule="auto"/>
-        <w:jc w:val="both"/>
-        <w:rPr>
-          <w:rFonts w:ascii="Times New Roman" w:eastAsia="Times New Roman" w:hAnsi="Times New Roman" w:cs="Times New Roman"/>
-          <w:sz w:val="24"/>
-          <w:szCs w:val="24"/>
-        </w:rPr>
-      </w:pPr>
-      <w:r>
-        <w:rPr>
-          <w:rFonts w:ascii="Times New Roman" w:eastAsia="Times New Roman" w:hAnsi="Times New Roman" w:cs="Times New Roman"/>
-          <w:sz w:val="24"/>
-          <w:szCs w:val="24"/>
-        </w:rPr>
-        <w:t>b) Imprimiéndose el trámite de juicio ORDINARIO, se corra traslado de la demanda a los accionados para que la contesten, comparezcan a estar a derecho y constituyan domicilio, bajo apercibimiento de ley.-</w:t>
-      </w:r>
-    </w:p>
-    <w:p>
-      <w:pPr>
-        <w:spacing w:after="0" w:line="480" w:lineRule="auto"/>
-        <w:jc w:val="both"/>
-        <w:rPr>
-          <w:rFonts w:ascii="Times New Roman" w:eastAsia="Times New Roman" w:hAnsi="Times New Roman" w:cs="Times New Roman"/>
-          <w:sz w:val="24"/>
-          <w:szCs w:val="24"/>
-        </w:rPr>
-      </w:pPr>
-      <w:r>
-        <w:rPr>
-          <w:rFonts w:ascii="Times New Roman" w:eastAsia="Times New Roman" w:hAnsi="Times New Roman" w:cs="Times New Roman"/>
-          <w:sz w:val="24"/>
-          <w:szCs w:val="24"/>
-        </w:rPr>
-        <w:t>c) Se tenga por ofrecida la prueba y la reserva de derechos formulada.-</w:t>
-      </w:r>
-    </w:p>
-    <w:p>
-      <w:pPr>
-        <w:spacing w:after="0" w:line="480" w:lineRule="auto"/>
-        <w:jc w:val="both"/>
-        <w:rPr>
-          <w:rFonts w:ascii="Times New Roman" w:eastAsia="Times New Roman" w:hAnsi="Times New Roman" w:cs="Times New Roman"/>
-          <w:sz w:val="24"/>
-          <w:szCs w:val="24"/>
-        </w:rPr>
-      </w:pPr>
-      <w:r>
-        <w:rPr>
-          <w:rFonts w:ascii="Times New Roman" w:eastAsia="Times New Roman" w:hAnsi="Times New Roman" w:cs="Times New Roman"/>
-          <w:sz w:val="24"/>
-          <w:szCs w:val="24"/>
-        </w:rPr>
-        <w:lastRenderedPageBreak/>
         <w:t>d) Se tengan presente las autorizaciones conferidas y la reserva del CASO FEDERAL impetrada.-</w:t>
       </w:r>
     </w:p>
@@ -8943,64 +11375,6 @@
     </w:sectPr>
   </w:body>
 </w:document>
-</file>
-
-<file path=word/comments.xml><?xml version="1.0" encoding="utf-8"?>
-<w:comments xmlns:wpc="http://schemas.microsoft.com/office/word/2010/wordprocessingCanvas" xmlns:cx="http://schemas.microsoft.com/office/drawing/2014/chartex" xmlns:cx1="http://schemas.microsoft.com/office/drawing/2015/9/8/chartex" xmlns:cx2="http://schemas.microsoft.com/office/drawing/2015/10/21/chartex" xmlns:cx3="http://schemas.microsoft.com/office/drawing/2016/5/9/chartex" xmlns:cx4="http://schemas.microsoft.com/office/drawing/2016/5/10/chartex" xmlns:cx5="http://schemas.microsoft.com/office/drawing/2016/5/11/chartex" xmlns:cx6="http://schemas.microsoft.com/office/drawing/2016/5/12/chartex" xmlns:cx7="http://schemas.microsoft.com/office/drawing/2016/5/13/chartex" xmlns:cx8="http://schemas.microsoft.com/office/drawing/2016/5/14/chartex" xmlns:mc="http://schemas.openxmlformats.org/markup-compatibility/2006" xmlns:aink="http://schemas.microsoft.com/office/drawing/2016/ink" xmlns:am3d="http://schemas.microsoft.com/office/drawing/2017/model3d" xmlns:o="urn:schemas-microsoft-com:office:office" xmlns:oel="http://schemas.microsoft.com/office/2019/extlst" xmlns:r="http://schemas.openxmlformats.org/officeDocument/2006/relationships" xmlns:m="http://schemas.openxmlformats.org/officeDocument/2006/math" xmlns:v="urn:schemas-microsoft-com:vml" xmlns:wp14="http://schemas.microsoft.com/office/word/2010/wordprocessingDrawing" xmlns:wp="http://schemas.openxmlformats.org/drawingml/2006/wordprocessingDrawing" xmlns:w10="urn:schemas-microsoft-com:office:word" xmlns:w="http://schemas.openxmlformats.org/wordprocessingml/2006/main" xmlns:w14="http://schemas.microsoft.com/office/word/2010/wordml" xmlns:w15="http://schemas.microsoft.com/office/word/2012/wordml" xmlns:w16cex="http://schemas.microsoft.com/office/word/2018/wordml/cex" xmlns:w16cid="http://schemas.microsoft.com/office/word/2016/wordml/cid" xmlns:w16="http://schemas.microsoft.com/office/word/2018/wordml" xmlns:w16du="http://schemas.microsoft.com/office/word/2023/wordml/word16du" xmlns:w16sdtdh="http://schemas.microsoft.com/office/word/2020/wordml/sdtdatahash" xmlns:w16sdtfl="http://schemas.microsoft.com/office/word/2024/wordml/sdtformatlock" xmlns:w16se="http://schemas.microsoft.com/office/word/2015/wordml/symex" xmlns:wpg="http://schemas.microsoft.com/office/word/2010/wordprocessingGroup" xmlns:wpi="http://schemas.microsoft.com/office/word/2010/wordprocessingInk" xmlns:wne="http://schemas.microsoft.com/office/word/2006/wordml" xmlns:wps="http://schemas.microsoft.com/office/word/2010/wordprocessingShape" mc:Ignorable="w14 w15 w16se w16cid w16 w16cex w16sdtdh w16sdtfl w16du wp14">
-  <w:comment w:id="8" w:author="Ignacio Martin Graneros" w:date="2026-04-22T21:54:00Z" w:initials="IG">
-    <w:p>
-      <w:pPr>
-        <w:pStyle w:val="Textocomentario"/>
-      </w:pPr>
-      <w:r>
-        <w:rPr>
-          <w:rStyle w:val="Refdecomentario"/>
-        </w:rPr>
-        <w:annotationRef/>
-      </w:r>
-      <w:r>
-        <w:t>Que dato va?</w:t>
-      </w:r>
-    </w:p>
-  </w:comment>
-  <w:comment w:id="9" w:author="Ignacio Martin Graneros" w:date="2026-04-22T21:55:00Z" w:initials="IG">
-    <w:p>
-      <w:pPr>
-        <w:pStyle w:val="Textocomentario"/>
-      </w:pPr>
-      <w:r>
-        <w:rPr>
-          <w:rStyle w:val="Refdecomentario"/>
-        </w:rPr>
-        <w:annotationRef/>
-      </w:r>
-      <w:r>
-        <w:t>??</w:t>
-      </w:r>
-    </w:p>
-  </w:comment>
-</w:comments>
-</file>
-
-<file path=word/commentsExtended.xml><?xml version="1.0" encoding="utf-8"?>
-<w15:commentsEx xmlns:wpc="http://schemas.microsoft.com/office/word/2010/wordprocessingCanvas" xmlns:cx="http://schemas.microsoft.com/office/drawing/2014/chartex" xmlns:cx1="http://schemas.microsoft.com/office/drawing/2015/9/8/chartex" xmlns:cx2="http://schemas.microsoft.com/office/drawing/2015/10/21/chartex" xmlns:cx3="http://schemas.microsoft.com/office/drawing/2016/5/9/chartex" xmlns:cx4="http://schemas.microsoft.com/office/drawing/2016/5/10/chartex" xmlns:cx5="http://schemas.microsoft.com/office/drawing/2016/5/11/chartex" xmlns:cx6="http://schemas.microsoft.com/office/drawing/2016/5/12/chartex" xmlns:cx7="http://schemas.microsoft.com/office/drawing/2016/5/13/chartex" xmlns:cx8="http://schemas.microsoft.com/office/drawing/2016/5/14/chartex" xmlns:mc="http://schemas.openxmlformats.org/markup-compatibility/2006" xmlns:aink="http://schemas.microsoft.com/office/drawing/2016/ink" xmlns:am3d="http://schemas.microsoft.com/office/drawing/2017/model3d" xmlns:o="urn:schemas-microsoft-com:office:office" xmlns:oel="http://schemas.microsoft.com/office/2019/extlst" xmlns:r="http://schemas.openxmlformats.org/officeDocument/2006/relationships" xmlns:m="http://schemas.openxmlformats.org/officeDocument/2006/math" xmlns:v="urn:schemas-microsoft-com:vml" xmlns:wp14="http://schemas.microsoft.com/office/word/2010/wordprocessingDrawing" xmlns:wp="http://schemas.openxmlformats.org/drawingml/2006/wordprocessingDrawing" xmlns:w10="urn:schemas-microsoft-com:office:word" xmlns:w="http://schemas.openxmlformats.org/wordprocessingml/2006/main" xmlns:w14="http://schemas.microsoft.com/office/word/2010/wordml" xmlns:w15="http://schemas.microsoft.com/office/word/2012/wordml" xmlns:w16cex="http://schemas.microsoft.com/office/word/2018/wordml/cex" xmlns:w16cid="http://schemas.microsoft.com/office/word/2016/wordml/cid" xmlns:w16="http://schemas.microsoft.com/office/word/2018/wordml" xmlns:w16du="http://schemas.microsoft.com/office/word/2023/wordml/word16du" xmlns:w16sdtdh="http://schemas.microsoft.com/office/word/2020/wordml/sdtdatahash" xmlns:w16sdtfl="http://schemas.microsoft.com/office/word/2024/wordml/sdtformatlock" xmlns:w16se="http://schemas.microsoft.com/office/word/2015/wordml/symex" xmlns:wpg="http://schemas.microsoft.com/office/word/2010/wordprocessingGroup" xmlns:wpi="http://schemas.microsoft.com/office/word/2010/wordprocessingInk" xmlns:wne="http://schemas.microsoft.com/office/word/2006/wordml" xmlns:wps="http://schemas.microsoft.com/office/word/2010/wordprocessingShape" mc:Ignorable="w14 w15 w16se w16cid w16 w16cex w16sdtdh w16sdtfl w16du wp14">
-  <w15:commentEx w15:paraId="427F9E85" w15:done="0"/>
-  <w15:commentEx w15:paraId="4503264B" w15:done="0"/>
-</w15:commentsEx>
-</file>
-
-<file path=word/commentsExtensible.xml><?xml version="1.0" encoding="utf-8"?>
-<w16cex:commentsExtensible xmlns:wpc="http://schemas.microsoft.com/office/word/2010/wordprocessingCanvas" xmlns:cx="http://schemas.microsoft.com/office/drawing/2014/chartex" xmlns:cx1="http://schemas.microsoft.com/office/drawing/2015/9/8/chartex" xmlns:cx2="http://schemas.microsoft.com/office/drawing/2015/10/21/chartex" xmlns:cx3="http://schemas.microsoft.com/office/drawing/2016/5/9/chartex" xmlns:cx4="http://schemas.microsoft.com/office/drawing/2016/5/10/chartex" xmlns:cx5="http://schemas.microsoft.com/office/drawing/2016/5/11/chartex" xmlns:cx6="http://schemas.microsoft.com/office/drawing/2016/5/12/chartex" xmlns:cx7="http://schemas.microsoft.com/office/drawing/2016/5/13/chartex" xmlns:cx8="http://schemas.microsoft.com/office/drawing/2016/5/14/chartex" xmlns:cr="http://schemas.microsoft.com/office/comments/2020/reactions" xmlns:mc="http://schemas.openxmlformats.org/markup-compatibility/2006" xmlns:aink="http://schemas.microsoft.com/office/drawing/2016/ink" xmlns:am3d="http://schemas.microsoft.com/office/drawing/2017/model3d" xmlns:o="urn:schemas-microsoft-com:office:office" xmlns:oel="http://schemas.microsoft.com/office/2019/extlst" xmlns:r="http://schemas.openxmlformats.org/officeDocument/2006/relationships" xmlns:m="http://schemas.openxmlformats.org/officeDocument/2006/math" xmlns:v="urn:schemas-microsoft-com:vml" xmlns:wp14="http://schemas.microsoft.com/office/word/2010/wordprocessingDrawing" xmlns:wp="http://schemas.openxmlformats.org/drawingml/2006/wordprocessingDrawing" xmlns:w10="urn:schemas-microsoft-com:office:word" xmlns:w="http://schemas.openxmlformats.org/wordprocessingml/2006/main" xmlns:w14="http://schemas.microsoft.com/office/word/2010/wordml" xmlns:w15="http://schemas.microsoft.com/office/word/2012/wordml" xmlns:w16cex="http://schemas.microsoft.com/office/word/2018/wordml/cex" xmlns:w16cid="http://schemas.microsoft.com/office/word/2016/wordml/cid" xmlns:w16="http://schemas.microsoft.com/office/word/2018/wordml" xmlns:w16du="http://schemas.microsoft.com/office/word/2023/wordml/word16du" xmlns:w16sdtdh="http://schemas.microsoft.com/office/word/2020/wordml/sdtdatahash" xmlns:w16sdtfl="http://schemas.microsoft.com/office/word/2024/wordml/sdtformatlock" xmlns:w16se="http://schemas.microsoft.com/office/word/2015/wordml/symex" xmlns:wpg="http://schemas.microsoft.com/office/word/2010/wordprocessingGroup" xmlns:wpi="http://schemas.microsoft.com/office/word/2010/wordprocessingInk" xmlns:wne="http://schemas.microsoft.com/office/word/2006/wordml" xmlns:wps="http://schemas.microsoft.com/office/word/2010/wordprocessingShape" mc:Ignorable="w14 w15 w16se w16cid w16 w16cex w16sdtdh w16sdtfl cr w16du wp14">
-  <w16cex:commentExtensible w16cex:durableId="560F6F1C" w16cex:dateUtc="2026-04-23T00:54:00Z"/>
-  <w16cex:commentExtensible w16cex:durableId="28F262D0" w16cex:dateUtc="2026-04-23T00:55:00Z"/>
-</w16cex:commentsExtensible>
-</file>
-
-<file path=word/commentsIds.xml><?xml version="1.0" encoding="utf-8"?>
-<w16cid:commentsIds xmlns:wpc="http://schemas.microsoft.com/office/word/2010/wordprocessingCanvas" xmlns:cx="http://schemas.microsoft.com/office/drawing/2014/chartex" xmlns:cx1="http://schemas.microsoft.com/office/drawing/2015/9/8/chartex" xmlns:cx2="http://schemas.microsoft.com/office/drawing/2015/10/21/chartex" xmlns:cx3="http://schemas.microsoft.com/office/drawing/2016/5/9/chartex" xmlns:cx4="http://schemas.microsoft.com/office/drawing/2016/5/10/chartex" xmlns:cx5="http://schemas.microsoft.com/office/drawing/2016/5/11/chartex" xmlns:cx6="http://schemas.microsoft.com/office/drawing/2016/5/12/chartex" xmlns:cx7="http://schemas.microsoft.com/office/drawing/2016/5/13/chartex" xmlns:cx8="http://schemas.microsoft.com/office/drawing/2016/5/14/chartex" xmlns:mc="http://schemas.openxmlformats.org/markup-compatibility/2006" xmlns:aink="http://schemas.microsoft.com/office/drawing/2016/ink" xmlns:am3d="http://schemas.microsoft.com/office/drawing/2017/model3d" xmlns:o="urn:schemas-microsoft-com:office:office" xmlns:oel="http://schemas.microsoft.com/office/2019/extlst" xmlns:r="http://schemas.openxmlformats.org/officeDocument/2006/relationships" xmlns:m="http://schemas.openxmlformats.org/officeDocument/2006/math" xmlns:v="urn:schemas-microsoft-com:vml" xmlns:wp14="http://schemas.microsoft.com/office/word/2010/wordprocessingDrawing" xmlns:wp="http://schemas.openxmlformats.org/drawingml/2006/wordprocessingDrawing" xmlns:w10="urn:schemas-microsoft-com:office:word" xmlns:w="http://schemas.openxmlformats.org/wordprocessingml/2006/main" xmlns:w14="http://schemas.microsoft.com/office/word/2010/wordml" xmlns:w15="http://schemas.microsoft.com/office/word/2012/wordml" xmlns:w16cex="http://schemas.microsoft.com/office/word/2018/wordml/cex" xmlns:w16cid="http://schemas.microsoft.com/office/word/2016/wordml/cid" xmlns:w16="http://schemas.microsoft.com/office/word/2018/wordml" xmlns:w16du="http://schemas.microsoft.com/office/word/2023/wordml/word16du" xmlns:w16sdtdh="http://schemas.microsoft.com/office/word/2020/wordml/sdtdatahash" xmlns:w16sdtfl="http://schemas.microsoft.com/office/word/2024/wordml/sdtformatlock" xmlns:w16se="http://schemas.microsoft.com/office/word/2015/wordml/symex" xmlns:wpg="http://schemas.microsoft.com/office/word/2010/wordprocessingGroup" xmlns:wpi="http://schemas.microsoft.com/office/word/2010/wordprocessingInk" xmlns:wne="http://schemas.microsoft.com/office/word/2006/wordml" xmlns:wps="http://schemas.microsoft.com/office/word/2010/wordprocessingShape" mc:Ignorable="w14 w15 w16se w16cid w16 w16cex w16sdtdh w16sdtfl w16du wp14">
-  <w16cid:commentId w16cid:paraId="427F9E85" w16cid:durableId="560F6F1C"/>
-  <w16cid:commentId w16cid:paraId="4503264B" w16cid:durableId="28F262D0"/>
-</w16cid:commentsIds>
 </file>
 
 <file path=word/endnotes.xml><?xml version="1.0" encoding="utf-8"?>
@@ -10057,14 +12431,6 @@
     <w:abstractNumId w:val="0"/>
   </w:num>
 </w:numbering>
-</file>
-
-<file path=word/people.xml><?xml version="1.0" encoding="utf-8"?>
-<w15:people xmlns:wpc="http://schemas.microsoft.com/office/word/2010/wordprocessingCanvas" xmlns:cx="http://schemas.microsoft.com/office/drawing/2014/chartex" xmlns:cx1="http://schemas.microsoft.com/office/drawing/2015/9/8/chartex" xmlns:cx2="http://schemas.microsoft.com/office/drawing/2015/10/21/chartex" xmlns:cx3="http://schemas.microsoft.com/office/drawing/2016/5/9/chartex" xmlns:cx4="http://schemas.microsoft.com/office/drawing/2016/5/10/chartex" xmlns:cx5="http://schemas.microsoft.com/office/drawing/2016/5/11/chartex" xmlns:cx6="http://schemas.microsoft.com/office/drawing/2016/5/12/chartex" xmlns:cx7="http://schemas.microsoft.com/office/drawing/2016/5/13/chartex" xmlns:cx8="http://schemas.microsoft.com/office/drawing/2016/5/14/chartex" xmlns:mc="http://schemas.openxmlformats.org/markup-compatibility/2006" xmlns:aink="http://schemas.microsoft.com/office/drawing/2016/ink" xmlns:am3d="http://schemas.microsoft.com/office/drawing/2017/model3d" xmlns:o="urn:schemas-microsoft-com:office:office" xmlns:oel="http://schemas.microsoft.com/office/2019/extlst" xmlns:r="http://schemas.openxmlformats.org/officeDocument/2006/relationships" xmlns:m="http://schemas.openxmlformats.org/officeDocument/2006/math" xmlns:v="urn:schemas-microsoft-com:vml" xmlns:wp14="http://schemas.microsoft.com/office/word/2010/wordprocessingDrawing" xmlns:wp="http://schemas.openxmlformats.org/drawingml/2006/wordprocessingDrawing" xmlns:w10="urn:schemas-microsoft-com:office:word" xmlns:w="http://schemas.openxmlformats.org/wordprocessingml/2006/main" xmlns:w14="http://schemas.microsoft.com/office/word/2010/wordml" xmlns:w15="http://schemas.microsoft.com/office/word/2012/wordml" xmlns:w16cex="http://schemas.microsoft.com/office/word/2018/wordml/cex" xmlns:w16cid="http://schemas.microsoft.com/office/word/2016/wordml/cid" xmlns:w16="http://schemas.microsoft.com/office/word/2018/wordml" xmlns:w16du="http://schemas.microsoft.com/office/word/2023/wordml/word16du" xmlns:w16sdtdh="http://schemas.microsoft.com/office/word/2020/wordml/sdtdatahash" xmlns:w16sdtfl="http://schemas.microsoft.com/office/word/2024/wordml/sdtformatlock" xmlns:w16se="http://schemas.microsoft.com/office/word/2015/wordml/symex" xmlns:wpg="http://schemas.microsoft.com/office/word/2010/wordprocessingGroup" xmlns:wpi="http://schemas.microsoft.com/office/word/2010/wordprocessingInk" xmlns:wne="http://schemas.microsoft.com/office/word/2006/wordml" xmlns:wps="http://schemas.microsoft.com/office/word/2010/wordprocessingShape" mc:Ignorable="w14 w15 w16se w16cid w16 w16cex w16sdtdh w16sdtfl w16du wp14">
-  <w15:person w15:author="Ignacio Martin Graneros">
-    <w15:presenceInfo w15:providerId="AD" w15:userId="S::igraneros@hanseatica.com::87ea1469-fa76-48fb-9bd4-a2d023874f64"/>
-  </w15:person>
-</w15:people>
 </file>
 
 <file path=word/styles.xml><?xml version="1.0" encoding="utf-8"?>

--- a/templates/Borrador_Demanda_Vehiculo_Peaton.docx
+++ b/templates/Borrador_Demanda_Vehiculo_Peaton.docx
@@ -261,17 +261,48 @@
           <w:sz w:val="24"/>
           <w:szCs w:val="24"/>
         </w:rPr>
-        <w:t xml:space="preserve"> por derecho propio, con el patrocinio letrado del </w:t>
-      </w:r>
-      <w:r>
-        <w:rPr>
-          <w:rFonts w:ascii="Times New Roman" w:eastAsia="Times New Roman" w:hAnsi="Times New Roman" w:cs="Times New Roman"/>
-          <w:b/>
-          <w:bCs/>
-          <w:sz w:val="24"/>
-          <w:szCs w:val="24"/>
-        </w:rPr>
-        <w:t xml:space="preserve"> Dr. SEGON MAXIMILIANO  </w:t>
+        <w:t xml:space="preserve"> por derecho propio, con el patrocinio letrado </w:t>
+      </w:r>
+      <w:proofErr w:type="gramStart"/>
+      <w:r>
+        <w:rPr>
+          <w:rFonts w:ascii="Times New Roman" w:eastAsia="Times New Roman" w:hAnsi="Times New Roman" w:cs="Times New Roman"/>
+          <w:sz w:val="24"/>
+          <w:szCs w:val="24"/>
+        </w:rPr>
+        <w:t xml:space="preserve">del </w:t>
+      </w:r>
+      <w:r>
+        <w:rPr>
+          <w:rFonts w:ascii="Times New Roman" w:eastAsia="Times New Roman" w:hAnsi="Times New Roman" w:cs="Times New Roman"/>
+          <w:b/>
+          <w:bCs/>
+          <w:sz w:val="24"/>
+          <w:szCs w:val="24"/>
+        </w:rPr>
+        <w:t xml:space="preserve"> Dr.</w:t>
+      </w:r>
+      <w:proofErr w:type="gramEnd"/>
+      <w:r>
+        <w:rPr>
+          <w:rFonts w:ascii="Times New Roman" w:eastAsia="Times New Roman" w:hAnsi="Times New Roman" w:cs="Times New Roman"/>
+          <w:b/>
+          <w:bCs/>
+          <w:sz w:val="24"/>
+          <w:szCs w:val="24"/>
+        </w:rPr>
+        <w:t xml:space="preserve"> SEGON </w:t>
+      </w:r>
+      <w:proofErr w:type="gramStart"/>
+      <w:r>
+        <w:rPr>
+          <w:rFonts w:ascii="Times New Roman" w:eastAsia="Times New Roman" w:hAnsi="Times New Roman" w:cs="Times New Roman"/>
+          <w:b/>
+          <w:bCs/>
+          <w:sz w:val="24"/>
+          <w:szCs w:val="24"/>
+        </w:rPr>
+        <w:t xml:space="preserve">MAXIMILIANO  </w:t>
       </w:r>
       <w:proofErr w:type="spellStart"/>
       <w:r>
@@ -282,7 +313,18 @@
           <w:sz w:val="24"/>
           <w:szCs w:val="24"/>
         </w:rPr>
-        <w:t>T°</w:t>
+        <w:t>T</w:t>
+      </w:r>
+      <w:proofErr w:type="gramEnd"/>
+      <w:r>
+        <w:rPr>
+          <w:rFonts w:ascii="Times New Roman" w:eastAsia="Times New Roman" w:hAnsi="Times New Roman" w:cs="Times New Roman"/>
+          <w:b/>
+          <w:bCs/>
+          <w:sz w:val="24"/>
+          <w:szCs w:val="24"/>
+        </w:rPr>
+        <w:t>°</w:t>
       </w:r>
       <w:proofErr w:type="spellEnd"/>
       <w:r>
@@ -321,7 +363,25 @@
           <w:sz w:val="24"/>
           <w:szCs w:val="24"/>
         </w:rPr>
-        <w:t xml:space="preserve"> y teléfono +54 9 11 3776-0853,  a V.S. me presento respetuosamente y digo:</w:t>
+        <w:t xml:space="preserve"> y teléfono +54 9 11 3776-</w:t>
+      </w:r>
+      <w:proofErr w:type="gramStart"/>
+      <w:r>
+        <w:rPr>
+          <w:rFonts w:ascii="Times New Roman" w:eastAsia="Times New Roman" w:hAnsi="Times New Roman" w:cs="Times New Roman"/>
+          <w:sz w:val="24"/>
+          <w:szCs w:val="24"/>
+        </w:rPr>
+        <w:t>0853,  a</w:t>
+      </w:r>
+      <w:proofErr w:type="gramEnd"/>
+      <w:r>
+        <w:rPr>
+          <w:rFonts w:ascii="Times New Roman" w:eastAsia="Times New Roman" w:hAnsi="Times New Roman" w:cs="Times New Roman"/>
+          <w:sz w:val="24"/>
+          <w:szCs w:val="24"/>
+        </w:rPr>
+        <w:t xml:space="preserve"> V.S. me presento respetuosamente y digo:</w:t>
       </w:r>
     </w:p>
     <w:p>
@@ -378,7 +438,25 @@
           <w:sz w:val="24"/>
           <w:szCs w:val="24"/>
         </w:rPr>
-        <w:t>Que vengo por el presente a  iniciar acción judicial contra:</w:t>
+        <w:t xml:space="preserve">Que vengo por el presente </w:t>
+      </w:r>
+      <w:proofErr w:type="gramStart"/>
+      <w:r>
+        <w:rPr>
+          <w:rFonts w:ascii="Times New Roman" w:eastAsia="Times New Roman" w:hAnsi="Times New Roman" w:cs="Times New Roman"/>
+          <w:sz w:val="24"/>
+          <w:szCs w:val="24"/>
+        </w:rPr>
+        <w:t>a  iniciar</w:t>
+      </w:r>
+      <w:proofErr w:type="gramEnd"/>
+      <w:r>
+        <w:rPr>
+          <w:rFonts w:ascii="Times New Roman" w:eastAsia="Times New Roman" w:hAnsi="Times New Roman" w:cs="Times New Roman"/>
+          <w:sz w:val="24"/>
+          <w:szCs w:val="24"/>
+        </w:rPr>
+        <w:t xml:space="preserve"> acción judicial contra:</w:t>
       </w:r>
       <w:r>
         <w:rPr>
@@ -553,26 +631,67 @@
           <w:sz w:val="24"/>
           <w:szCs w:val="24"/>
         </w:rPr>
-        <w:t xml:space="preserve">quien resulta ser conductor de un vehículo  </w:t>
-      </w:r>
-      <w:r>
-        <w:rPr>
-          <w:rFonts w:ascii="Times New Roman" w:eastAsia="Times New Roman" w:hAnsi="Times New Roman" w:cs="Times New Roman"/>
-          <w:b/>
-          <w:bCs/>
-          <w:sz w:val="24"/>
-          <w:szCs w:val="24"/>
-        </w:rPr>
-        <w:t xml:space="preserve">MARCA:   </w:t>
-      </w:r>
-      <w:r>
-        <w:rPr>
-          <w:rFonts w:ascii="Times New Roman" w:eastAsia="Times New Roman" w:hAnsi="Times New Roman" w:cs="Times New Roman"/>
-          <w:sz w:val="24"/>
-          <w:szCs w:val="24"/>
-          <w:highlight w:val="yellow"/>
-        </w:rPr>
-        <w:t>{{</w:t>
+        <w:t xml:space="preserve">quien resulta ser conductor de un </w:t>
+      </w:r>
+      <w:proofErr w:type="gramStart"/>
+      <w:r>
+        <w:rPr>
+          <w:rFonts w:ascii="Times New Roman" w:eastAsia="Times New Roman" w:hAnsi="Times New Roman" w:cs="Times New Roman"/>
+          <w:sz w:val="24"/>
+          <w:szCs w:val="24"/>
+        </w:rPr>
+        <w:t xml:space="preserve">vehículo  </w:t>
+      </w:r>
+      <w:r>
+        <w:rPr>
+          <w:rFonts w:ascii="Times New Roman" w:eastAsia="Times New Roman" w:hAnsi="Times New Roman" w:cs="Times New Roman"/>
+          <w:b/>
+          <w:bCs/>
+          <w:sz w:val="24"/>
+          <w:szCs w:val="24"/>
+        </w:rPr>
+        <w:t>MARCA</w:t>
+      </w:r>
+      <w:proofErr w:type="gramEnd"/>
+      <w:r>
+        <w:rPr>
+          <w:rFonts w:ascii="Times New Roman" w:eastAsia="Times New Roman" w:hAnsi="Times New Roman" w:cs="Times New Roman"/>
+          <w:b/>
+          <w:bCs/>
+          <w:sz w:val="24"/>
+          <w:szCs w:val="24"/>
+        </w:rPr>
+        <w:t>:</w:t>
+      </w:r>
+      <w:proofErr w:type="gramStart"/>
+      <w:r>
+        <w:rPr>
+          <w:rFonts w:ascii="Times New Roman" w:eastAsia="Times New Roman" w:hAnsi="Times New Roman" w:cs="Times New Roman"/>
+          <w:b/>
+          <w:bCs/>
+          <w:sz w:val="24"/>
+          <w:szCs w:val="24"/>
+        </w:rPr>
+        <w:t xml:space="preserve">   </w:t>
+      </w:r>
+      <w:r>
+        <w:rPr>
+          <w:rFonts w:ascii="Times New Roman" w:eastAsia="Times New Roman" w:hAnsi="Times New Roman" w:cs="Times New Roman"/>
+          <w:sz w:val="24"/>
+          <w:szCs w:val="24"/>
+          <w:highlight w:val="yellow"/>
+        </w:rPr>
+        <w:t>{</w:t>
+      </w:r>
+      <w:proofErr w:type="gramEnd"/>
+      <w:r>
+        <w:rPr>
+          <w:rFonts w:ascii="Times New Roman" w:eastAsia="Times New Roman" w:hAnsi="Times New Roman" w:cs="Times New Roman"/>
+          <w:sz w:val="24"/>
+          <w:szCs w:val="24"/>
+          <w:highlight w:val="yellow"/>
+        </w:rPr>
+        <w:t>{</w:t>
       </w:r>
       <w:proofErr w:type="spellStart"/>
       <w:r>
@@ -960,6 +1079,7 @@
         </w:rPr>
         <w:t xml:space="preserve"> </w:t>
       </w:r>
+      <w:proofErr w:type="gramStart"/>
       <w:r>
         <w:rPr>
           <w:rFonts w:ascii="Times New Roman" w:eastAsia="Times New Roman" w:hAnsi="Times New Roman" w:cs="Times New Roman"/>
@@ -979,6 +1099,69 @@
           <w:szCs w:val="24"/>
           <w:highlight w:val="yellow"/>
         </w:rPr>
+        <w:t>{</w:t>
+      </w:r>
+      <w:proofErr w:type="gramEnd"/>
+      <w:r>
+        <w:rPr>
+          <w:rFonts w:ascii="Times New Roman" w:eastAsia="Times New Roman" w:hAnsi="Times New Roman" w:cs="Times New Roman"/>
+          <w:b/>
+          <w:bCs/>
+          <w:sz w:val="24"/>
+          <w:szCs w:val="24"/>
+          <w:highlight w:val="yellow"/>
+        </w:rPr>
+        <w:t>{</w:t>
+      </w:r>
+      <w:proofErr w:type="spellStart"/>
+      <w:r>
+        <w:rPr>
+          <w:rFonts w:ascii="Times New Roman" w:eastAsia="Times New Roman" w:hAnsi="Times New Roman" w:cs="Times New Roman"/>
+          <w:sz w:val="24"/>
+          <w:szCs w:val="24"/>
+          <w:highlight w:val="yellow"/>
+        </w:rPr>
+        <w:t>CuitAseguradora</w:t>
+      </w:r>
+      <w:proofErr w:type="spellEnd"/>
+      <w:r>
+        <w:rPr>
+          <w:rFonts w:ascii="Times New Roman" w:eastAsia="Times New Roman" w:hAnsi="Times New Roman" w:cs="Times New Roman"/>
+          <w:b/>
+          <w:bCs/>
+          <w:sz w:val="24"/>
+          <w:szCs w:val="24"/>
+          <w:highlight w:val="yellow"/>
+        </w:rPr>
+        <w:t>}}</w:t>
+      </w:r>
+      <w:r>
+        <w:rPr>
+          <w:rFonts w:ascii="Times New Roman" w:eastAsia="Times New Roman" w:hAnsi="Times New Roman" w:cs="Times New Roman"/>
+          <w:b/>
+          <w:bCs/>
+          <w:sz w:val="24"/>
+          <w:szCs w:val="24"/>
+        </w:rPr>
+        <w:t xml:space="preserve">, </w:t>
+      </w:r>
+      <w:r>
+        <w:rPr>
+          <w:rFonts w:ascii="Times New Roman" w:eastAsia="Times New Roman" w:hAnsi="Times New Roman" w:cs="Times New Roman"/>
+          <w:sz w:val="24"/>
+          <w:szCs w:val="24"/>
+        </w:rPr>
+        <w:t xml:space="preserve">con domicilio sito en </w:t>
+      </w:r>
+      <w:r>
+        <w:rPr>
+          <w:rFonts w:ascii="Times New Roman" w:eastAsia="Times New Roman" w:hAnsi="Times New Roman" w:cs="Times New Roman"/>
+          <w:b/>
+          <w:bCs/>
+          <w:sz w:val="24"/>
+          <w:szCs w:val="24"/>
+          <w:highlight w:val="yellow"/>
+        </w:rPr>
         <w:t>{{</w:t>
       </w:r>
       <w:proofErr w:type="spellStart"/>
@@ -989,7 +1172,7 @@
           <w:szCs w:val="24"/>
           <w:highlight w:val="yellow"/>
         </w:rPr>
-        <w:t>CuitAseguradora</w:t>
+        <w:t>DomicilioAseguradora</w:t>
       </w:r>
       <w:proofErr w:type="spellEnd"/>
       <w:r>
@@ -1011,21 +1194,29 @@
           <w:sz w:val="24"/>
           <w:szCs w:val="24"/>
         </w:rPr>
-        <w:t xml:space="preserve">, </w:t>
-      </w:r>
-      <w:r>
-        <w:rPr>
-          <w:rFonts w:ascii="Times New Roman" w:eastAsia="Times New Roman" w:hAnsi="Times New Roman" w:cs="Times New Roman"/>
-          <w:sz w:val="24"/>
-          <w:szCs w:val="24"/>
-        </w:rPr>
-        <w:t xml:space="preserve">con domicilio sito en </w:t>
-      </w:r>
-      <w:r>
-        <w:rPr>
-          <w:rFonts w:ascii="Times New Roman" w:eastAsia="Times New Roman" w:hAnsi="Times New Roman" w:cs="Times New Roman"/>
-          <w:b/>
-          <w:bCs/>
+        <w:t>,</w:t>
+      </w:r>
+      <w:r>
+        <w:rPr>
+          <w:rFonts w:ascii="Times New Roman" w:eastAsia="Times New Roman" w:hAnsi="Times New Roman" w:cs="Times New Roman"/>
+          <w:sz w:val="24"/>
+          <w:szCs w:val="24"/>
+        </w:rPr>
+        <w:t xml:space="preserve"> compañía aseguradora de</w:t>
+      </w:r>
+      <w:r>
+        <w:rPr>
+          <w:rFonts w:ascii="Times New Roman" w:eastAsia="Times New Roman" w:hAnsi="Times New Roman" w:cs="Times New Roman"/>
+          <w:b/>
+          <w:bCs/>
+          <w:sz w:val="24"/>
+          <w:szCs w:val="24"/>
+        </w:rPr>
+        <w:t xml:space="preserve"> </w:t>
+      </w:r>
+      <w:r>
+        <w:rPr>
+          <w:rFonts w:ascii="Times New Roman" w:eastAsia="Times New Roman" w:hAnsi="Times New Roman" w:cs="Times New Roman"/>
           <w:sz w:val="24"/>
           <w:szCs w:val="24"/>
           <w:highlight w:val="yellow"/>
@@ -1033,52 +1224,23 @@
         <w:t>{{</w:t>
       </w:r>
       <w:proofErr w:type="spellStart"/>
-      <w:r>
-        <w:rPr>
-          <w:rFonts w:ascii="Times New Roman" w:eastAsia="Times New Roman" w:hAnsi="Times New Roman" w:cs="Times New Roman"/>
-          <w:sz w:val="24"/>
-          <w:szCs w:val="24"/>
-          <w:highlight w:val="yellow"/>
-        </w:rPr>
-        <w:t>DomicilioAseguradora</w:t>
+      <w:proofErr w:type="gramStart"/>
+      <w:r>
+        <w:rPr>
+          <w:rFonts w:ascii="Times New Roman" w:eastAsia="Times New Roman" w:hAnsi="Times New Roman" w:cs="Times New Roman"/>
+          <w:sz w:val="24"/>
+          <w:szCs w:val="24"/>
+          <w:highlight w:val="yellow"/>
+        </w:rPr>
+        <w:t>NombreDemandado</w:t>
       </w:r>
       <w:proofErr w:type="spellEnd"/>
       <w:r>
         <w:rPr>
           <w:rFonts w:ascii="Times New Roman" w:eastAsia="Times New Roman" w:hAnsi="Times New Roman" w:cs="Times New Roman"/>
-          <w:b/>
-          <w:bCs/>
-          <w:sz w:val="24"/>
-          <w:szCs w:val="24"/>
-          <w:highlight w:val="yellow"/>
-        </w:rPr>
-        <w:t>}}</w:t>
-      </w:r>
-      <w:r>
-        <w:rPr>
-          <w:rFonts w:ascii="Times New Roman" w:eastAsia="Times New Roman" w:hAnsi="Times New Roman" w:cs="Times New Roman"/>
-          <w:b/>
-          <w:bCs/>
-          <w:sz w:val="24"/>
-          <w:szCs w:val="24"/>
-        </w:rPr>
-        <w:t>,</w:t>
-      </w:r>
-      <w:r>
-        <w:rPr>
-          <w:rFonts w:ascii="Times New Roman" w:eastAsia="Times New Roman" w:hAnsi="Times New Roman" w:cs="Times New Roman"/>
-          <w:sz w:val="24"/>
-          <w:szCs w:val="24"/>
-        </w:rPr>
-        <w:t xml:space="preserve"> compañía aseguradora de</w:t>
-      </w:r>
-      <w:r>
-        <w:rPr>
-          <w:rFonts w:ascii="Times New Roman" w:eastAsia="Times New Roman" w:hAnsi="Times New Roman" w:cs="Times New Roman"/>
-          <w:b/>
-          <w:bCs/>
-          <w:sz w:val="24"/>
-          <w:szCs w:val="24"/>
+          <w:sz w:val="24"/>
+          <w:szCs w:val="24"/>
+          <w:highlight w:val="yellow"/>
         </w:rPr>
         <w:t xml:space="preserve"> </w:t>
       </w:r>
@@ -1089,36 +1251,17 @@
           <w:szCs w:val="24"/>
           <w:highlight w:val="yellow"/>
         </w:rPr>
-        <w:t>{{</w:t>
-      </w:r>
-      <w:proofErr w:type="spellStart"/>
-      <w:r>
-        <w:rPr>
-          <w:rFonts w:ascii="Times New Roman" w:eastAsia="Times New Roman" w:hAnsi="Times New Roman" w:cs="Times New Roman"/>
-          <w:sz w:val="24"/>
-          <w:szCs w:val="24"/>
-          <w:highlight w:val="yellow"/>
-        </w:rPr>
-        <w:t>NombreDemandado</w:t>
-      </w:r>
-      <w:proofErr w:type="spellEnd"/>
-      <w:r>
-        <w:rPr>
-          <w:rFonts w:ascii="Times New Roman" w:eastAsia="Times New Roman" w:hAnsi="Times New Roman" w:cs="Times New Roman"/>
-          <w:sz w:val="24"/>
-          <w:szCs w:val="24"/>
-          <w:highlight w:val="yellow"/>
-        </w:rPr>
-        <w:t xml:space="preserve"> </w:t>
-      </w:r>
-      <w:r>
-        <w:rPr>
-          <w:rFonts w:ascii="Times New Roman" w:eastAsia="Times New Roman" w:hAnsi="Times New Roman" w:cs="Times New Roman"/>
-          <w:sz w:val="24"/>
-          <w:szCs w:val="24"/>
-          <w:highlight w:val="yellow"/>
-        </w:rPr>
-        <w:t>}}</w:t>
+        <w:t>}</w:t>
+      </w:r>
+      <w:proofErr w:type="gramEnd"/>
+      <w:r>
+        <w:rPr>
+          <w:rFonts w:ascii="Times New Roman" w:eastAsia="Times New Roman" w:hAnsi="Times New Roman" w:cs="Times New Roman"/>
+          <w:sz w:val="24"/>
+          <w:szCs w:val="24"/>
+          <w:highlight w:val="yellow"/>
+        </w:rPr>
+        <w:t>}</w:t>
       </w:r>
       <w:r>
         <w:rPr>
@@ -1538,14 +1681,34 @@
           <w:szCs w:val="24"/>
         </w:rPr>
       </w:pPr>
-      <w:r>
-        <w:rPr>
-          <w:rFonts w:ascii="Times New Roman" w:eastAsia="Times New Roman" w:hAnsi="Times New Roman" w:cs="Times New Roman"/>
-          <w:sz w:val="24"/>
-          <w:szCs w:val="24"/>
-        </w:rPr>
-        <w:t>Sin lugar a dudas el accidente se produjo por la conducta imprudente y negligente del conductor del automóvil, quién no ha podido guardar el adecuado dominio de su rodado, lo que justifica su entera responsabilidad y la obligación de asumir los gastos de los daños causados a mi persona.-</w:t>
-      </w:r>
+      <w:proofErr w:type="gramStart"/>
+      <w:r>
+        <w:rPr>
+          <w:rFonts w:ascii="Times New Roman" w:eastAsia="Times New Roman" w:hAnsi="Times New Roman" w:cs="Times New Roman"/>
+          <w:sz w:val="24"/>
+          <w:szCs w:val="24"/>
+        </w:rPr>
+        <w:t>Sin lugar a dudas</w:t>
+      </w:r>
+      <w:proofErr w:type="gramEnd"/>
+      <w:r>
+        <w:rPr>
+          <w:rFonts w:ascii="Times New Roman" w:eastAsia="Times New Roman" w:hAnsi="Times New Roman" w:cs="Times New Roman"/>
+          <w:sz w:val="24"/>
+          <w:szCs w:val="24"/>
+        </w:rPr>
+        <w:t xml:space="preserve"> el accidente se produjo por la conducta imprudente y negligente del conductor del automóvil, quién no ha podido guardar el adecuado dominio de su rodado, lo que justifica su entera responsabilidad y la obligación de asumir los gastos de los daños causados a mi </w:t>
+      </w:r>
+      <w:proofErr w:type="gramStart"/>
+      <w:r>
+        <w:rPr>
+          <w:rFonts w:ascii="Times New Roman" w:eastAsia="Times New Roman" w:hAnsi="Times New Roman" w:cs="Times New Roman"/>
+          <w:sz w:val="24"/>
+          <w:szCs w:val="24"/>
+        </w:rPr>
+        <w:t>persona.-</w:t>
+      </w:r>
+      <w:proofErr w:type="gramEnd"/>
     </w:p>
     <w:p>
       <w:pPr>
@@ -1683,6 +1846,7 @@
           <w:highlight w:val="white"/>
         </w:rPr>
       </w:pPr>
+      <w:proofErr w:type="gramStart"/>
       <w:r>
         <w:rPr>
           <w:rFonts w:ascii="Times New Roman" w:eastAsia="Times New Roman" w:hAnsi="Times New Roman" w:cs="Times New Roman"/>
@@ -1712,16 +1876,50 @@
           <w:szCs w:val="24"/>
           <w:highlight w:val="white"/>
         </w:rPr>
-        <w:t>-A mayor abundamiento, corresponde traer a colación lo dispuesto por el art. 39 inciso “b” de la ley de tránsito nro. 24.449, el que dispone que “Los conductores deberán (…) b) En la vía pública, circular con cuidado y prevención, conservando en todo momento el dominio efectivo del vehículo, teniendo en cuenta los riesgos propios de la circulación y demás circunstancias del tránsito”.</w:t>
-      </w:r>
-      <w:r>
-        <w:rPr>
-          <w:rFonts w:ascii="Times New Roman" w:eastAsia="Times New Roman" w:hAnsi="Times New Roman" w:cs="Times New Roman"/>
+        <w:t>-</w:t>
+      </w:r>
+      <w:proofErr w:type="gramEnd"/>
+      <w:r>
+        <w:rPr>
+          <w:rFonts w:ascii="Times New Roman" w:eastAsia="Times New Roman" w:hAnsi="Times New Roman" w:cs="Times New Roman"/>
+          <w:i/>
+          <w:iCs/>
           <w:sz w:val="24"/>
           <w:szCs w:val="24"/>
           <w:highlight w:val="white"/>
         </w:rPr>
-        <w:t xml:space="preserve">. LEDESMA, RAUL ORLANDO C/ SANCHEZ, ALBERTO Y OTRO S/DAÑOS Y PERJUICIOS (ACC.TRAN.C/LES. O MUERTE) 2014, CNAC Sala “A”- </w:t>
+        <w:t>A mayor abundamiento, corresponde traer a colación lo dispuesto por el art. 39 inciso “b” de la ley de tránsito nro. 24.449, el que dispone que “Los conductores deberán (…) b) En la vía pública, circular con cuidado y prevención, conservando en todo momento el dominio efectivo del vehículo, teniendo en cuenta los riesgos propios de la circulación y demás circunstancias del tránsito</w:t>
+      </w:r>
+      <w:proofErr w:type="gramStart"/>
+      <w:r>
+        <w:rPr>
+          <w:rFonts w:ascii="Times New Roman" w:eastAsia="Times New Roman" w:hAnsi="Times New Roman" w:cs="Times New Roman"/>
+          <w:i/>
+          <w:iCs/>
+          <w:sz w:val="24"/>
+          <w:szCs w:val="24"/>
+          <w:highlight w:val="white"/>
+        </w:rPr>
+        <w:t>”.</w:t>
+      </w:r>
+      <w:r>
+        <w:rPr>
+          <w:rFonts w:ascii="Times New Roman" w:eastAsia="Times New Roman" w:hAnsi="Times New Roman" w:cs="Times New Roman"/>
+          <w:sz w:val="24"/>
+          <w:szCs w:val="24"/>
+          <w:highlight w:val="white"/>
+        </w:rPr>
+        <w:t>.</w:t>
+      </w:r>
+      <w:proofErr w:type="gramEnd"/>
+      <w:r>
+        <w:rPr>
+          <w:rFonts w:ascii="Times New Roman" w:eastAsia="Times New Roman" w:hAnsi="Times New Roman" w:cs="Times New Roman"/>
+          <w:sz w:val="24"/>
+          <w:szCs w:val="24"/>
+          <w:highlight w:val="white"/>
+        </w:rPr>
+        <w:t xml:space="preserve"> LEDESMA, RAUL ORLANDO C/ SANCHEZ, ALBERTO Y OTRO S/DAÑOS Y PERJUICIOS (ACC.TRAN.C/LES. O MUERTE) 2014, CNAC Sala “A”- </w:t>
       </w:r>
     </w:p>
     <w:p>
@@ -1757,9 +1955,20 @@
           <w:szCs w:val="24"/>
           <w:highlight w:val="white"/>
         </w:rPr>
-        <w:t>Hay culpa exclusiva del demandado en la producción del evento dañoso si no guardó el pleno dominio en la conducción de su rodado”  (</w:t>
+        <w:t xml:space="preserve">Hay culpa exclusiva del demandado en la producción del evento dañoso si no guardó el pleno dominio en la conducción de su </w:t>
+      </w:r>
+      <w:proofErr w:type="gramStart"/>
+      <w:r>
+        <w:rPr>
+          <w:rFonts w:ascii="Times New Roman" w:eastAsia="Times New Roman" w:hAnsi="Times New Roman" w:cs="Times New Roman"/>
+          <w:sz w:val="24"/>
+          <w:szCs w:val="24"/>
+          <w:highlight w:val="white"/>
+        </w:rPr>
+        <w:t>rodado”  (</w:t>
       </w:r>
       <w:proofErr w:type="spellStart"/>
+      <w:proofErr w:type="gramEnd"/>
       <w:r>
         <w:rPr>
           <w:rFonts w:ascii="Times New Roman" w:eastAsia="Times New Roman" w:hAnsi="Times New Roman" w:cs="Times New Roman"/>
@@ -1797,8 +2006,39 @@
           <w:szCs w:val="24"/>
           <w:highlight w:val="white"/>
         </w:rPr>
-        <w:t xml:space="preserve"> de seguros e/ Sergio Gerardo” I.I 139-772;24.121-S-J.A; 1970-5-3409).-</w:t>
-      </w:r>
+        <w:t xml:space="preserve"> de seguros e/ Sergio Gerardo” I.I 139-772;24.121-S-</w:t>
+      </w:r>
+      <w:proofErr w:type="gramStart"/>
+      <w:r>
+        <w:rPr>
+          <w:rFonts w:ascii="Times New Roman" w:eastAsia="Times New Roman" w:hAnsi="Times New Roman" w:cs="Times New Roman"/>
+          <w:sz w:val="24"/>
+          <w:szCs w:val="24"/>
+          <w:highlight w:val="white"/>
+        </w:rPr>
+        <w:t>J.A</w:t>
+      </w:r>
+      <w:proofErr w:type="gramEnd"/>
+      <w:r>
+        <w:rPr>
+          <w:rFonts w:ascii="Times New Roman" w:eastAsia="Times New Roman" w:hAnsi="Times New Roman" w:cs="Times New Roman"/>
+          <w:sz w:val="24"/>
+          <w:szCs w:val="24"/>
+          <w:highlight w:val="white"/>
+        </w:rPr>
+        <w:t>; 1970-5-3409</w:t>
+      </w:r>
+      <w:proofErr w:type="gramStart"/>
+      <w:r>
+        <w:rPr>
+          <w:rFonts w:ascii="Times New Roman" w:eastAsia="Times New Roman" w:hAnsi="Times New Roman" w:cs="Times New Roman"/>
+          <w:sz w:val="24"/>
+          <w:szCs w:val="24"/>
+          <w:highlight w:val="white"/>
+        </w:rPr>
+        <w:t>).-</w:t>
+      </w:r>
+      <w:proofErr w:type="gramEnd"/>
     </w:p>
     <w:p>
       <w:pPr>
@@ -1854,7 +2094,27 @@
           <w:szCs w:val="24"/>
           <w:highlight w:val="white"/>
         </w:rPr>
-        <w:t xml:space="preserve">., Sala D, 12/12/95, "Games, Daniela E. y otros c/ Firas Bunge, Susana E. y otros s/ daños y perjuicios").-  </w:t>
+        <w:t>., Sala D, 12/12/95, "Games, Daniela E. y otros c/ Firas Bunge, Susana E. y otros s/ daños y perjuicios"</w:t>
+      </w:r>
+      <w:proofErr w:type="gramStart"/>
+      <w:r>
+        <w:rPr>
+          <w:rFonts w:ascii="Times New Roman" w:eastAsia="Times New Roman" w:hAnsi="Times New Roman" w:cs="Times New Roman"/>
+          <w:sz w:val="24"/>
+          <w:szCs w:val="24"/>
+          <w:highlight w:val="white"/>
+        </w:rPr>
+        <w:t>).-</w:t>
+      </w:r>
+      <w:proofErr w:type="gramEnd"/>
+      <w:r>
+        <w:rPr>
+          <w:rFonts w:ascii="Times New Roman" w:eastAsia="Times New Roman" w:hAnsi="Times New Roman" w:cs="Times New Roman"/>
+          <w:sz w:val="24"/>
+          <w:szCs w:val="24"/>
+          <w:highlight w:val="white"/>
+        </w:rPr>
+        <w:t xml:space="preserve">  </w:t>
       </w:r>
     </w:p>
     <w:p>
@@ -1984,7 +2244,27 @@
           <w:szCs w:val="24"/>
           <w:highlight w:val="white"/>
         </w:rPr>
-        <w:t xml:space="preserve">”-CCI Art. 1109, CC0000 TL 10392 RSD-21-76 S 25-6-1992 , Juez CASARINI (SD)CARATULA: </w:t>
+        <w:t>”-CCI Art. 1109, CC0000 TL 10392 RSD-21-76 S 25-6-</w:t>
+      </w:r>
+      <w:proofErr w:type="gramStart"/>
+      <w:r>
+        <w:rPr>
+          <w:rFonts w:ascii="Times New Roman" w:eastAsia="Times New Roman" w:hAnsi="Times New Roman" w:cs="Times New Roman"/>
+          <w:sz w:val="24"/>
+          <w:szCs w:val="24"/>
+          <w:highlight w:val="white"/>
+        </w:rPr>
+        <w:t>1992 ,</w:t>
+      </w:r>
+      <w:proofErr w:type="gramEnd"/>
+      <w:r>
+        <w:rPr>
+          <w:rFonts w:ascii="Times New Roman" w:eastAsia="Times New Roman" w:hAnsi="Times New Roman" w:cs="Times New Roman"/>
+          <w:sz w:val="24"/>
+          <w:szCs w:val="24"/>
+          <w:highlight w:val="white"/>
+        </w:rPr>
+        <w:t xml:space="preserve"> Juez CASARINI (SD)CARATULA: </w:t>
       </w:r>
       <w:proofErr w:type="spellStart"/>
       <w:r>
@@ -2069,7 +2349,27 @@
           <w:szCs w:val="24"/>
           <w:highlight w:val="white"/>
         </w:rPr>
-        <w:t xml:space="preserve">”- CC0100 SN 3938 RSD-178-2 S 9-5-2002, Juez TELECHEA (SD),CARATULA: Acosta Eduardo José c/ </w:t>
+        <w:t>”- CC0100 SN 3938 RSD-178-2 S 9-5-2002, Juez TELECHEA (SD</w:t>
+      </w:r>
+      <w:proofErr w:type="gramStart"/>
+      <w:r>
+        <w:rPr>
+          <w:rFonts w:ascii="Times New Roman" w:eastAsia="Times New Roman" w:hAnsi="Times New Roman" w:cs="Times New Roman"/>
+          <w:sz w:val="24"/>
+          <w:szCs w:val="24"/>
+          <w:highlight w:val="white"/>
+        </w:rPr>
+        <w:t>),CARATULA</w:t>
+      </w:r>
+      <w:proofErr w:type="gramEnd"/>
+      <w:r>
+        <w:rPr>
+          <w:rFonts w:ascii="Times New Roman" w:eastAsia="Times New Roman" w:hAnsi="Times New Roman" w:cs="Times New Roman"/>
+          <w:sz w:val="24"/>
+          <w:szCs w:val="24"/>
+          <w:highlight w:val="white"/>
+        </w:rPr>
+        <w:t xml:space="preserve">: Acosta Eduardo José c/ </w:t>
       </w:r>
       <w:proofErr w:type="spellStart"/>
       <w:r>
@@ -2109,7 +2409,27 @@
           <w:szCs w:val="24"/>
           <w:highlight w:val="white"/>
         </w:rPr>
-        <w:t xml:space="preserve">. TRIB. DE ORIGEN: JCI 0402. CC0100 SN 9248 RSD-67-9 S 21-5-2009 , Juez TELECHEA (SD) CARATULA: </w:t>
+        <w:t>. TRIB. DE ORIGEN: JCI 0402. CC0100 SN 9248 RSD-67-9 S 21-5-</w:t>
+      </w:r>
+      <w:proofErr w:type="gramStart"/>
+      <w:r>
+        <w:rPr>
+          <w:rFonts w:ascii="Times New Roman" w:eastAsia="Times New Roman" w:hAnsi="Times New Roman" w:cs="Times New Roman"/>
+          <w:sz w:val="24"/>
+          <w:szCs w:val="24"/>
+          <w:highlight w:val="white"/>
+        </w:rPr>
+        <w:t>2009 ,</w:t>
+      </w:r>
+      <w:proofErr w:type="gramEnd"/>
+      <w:r>
+        <w:rPr>
+          <w:rFonts w:ascii="Times New Roman" w:eastAsia="Times New Roman" w:hAnsi="Times New Roman" w:cs="Times New Roman"/>
+          <w:sz w:val="24"/>
+          <w:szCs w:val="24"/>
+          <w:highlight w:val="white"/>
+        </w:rPr>
+        <w:t xml:space="preserve"> Juez TELECHEA (SD) CARATULA: </w:t>
       </w:r>
       <w:proofErr w:type="spellStart"/>
       <w:r>
@@ -2129,7 +2449,27 @@
           <w:szCs w:val="24"/>
           <w:highlight w:val="white"/>
         </w:rPr>
-        <w:t xml:space="preserve"> Yamil Ezequiel y otro c/ Parking Security And </w:t>
+        <w:t xml:space="preserve"> Yamil Ezequiel y otro c/ </w:t>
+      </w:r>
+      <w:proofErr w:type="gramStart"/>
+      <w:r>
+        <w:rPr>
+          <w:rFonts w:ascii="Times New Roman" w:eastAsia="Times New Roman" w:hAnsi="Times New Roman" w:cs="Times New Roman"/>
+          <w:sz w:val="24"/>
+          <w:szCs w:val="24"/>
+          <w:highlight w:val="white"/>
+        </w:rPr>
+        <w:t>Parking</w:t>
+      </w:r>
+      <w:proofErr w:type="gramEnd"/>
+      <w:r>
+        <w:rPr>
+          <w:rFonts w:ascii="Times New Roman" w:eastAsia="Times New Roman" w:hAnsi="Times New Roman" w:cs="Times New Roman"/>
+          <w:sz w:val="24"/>
+          <w:szCs w:val="24"/>
+          <w:highlight w:val="white"/>
+        </w:rPr>
+        <w:t xml:space="preserve"> Security And </w:t>
       </w:r>
       <w:proofErr w:type="spellStart"/>
       <w:r>
@@ -2294,7 +2634,27 @@
           <w:szCs w:val="24"/>
           <w:highlight w:val="white"/>
         </w:rPr>
-        <w:t xml:space="preserve">.”CC0001 SM 61058 RSD-79-9 S 4-6-2009 , Juez SANCHEZ PONS (SD), CARATULA: Salgueiro, Ariel A. c/ Municipalidad de Malvinas Argentinas de la Provincia de Buenos Aires s/ Daños y perjuicios, MAG. VOTANTES: </w:t>
+        <w:t>.”CC0001 SM 61058 RSD-79-9 S 4-6-</w:t>
+      </w:r>
+      <w:proofErr w:type="gramStart"/>
+      <w:r>
+        <w:rPr>
+          <w:rFonts w:ascii="Times New Roman" w:eastAsia="Times New Roman" w:hAnsi="Times New Roman" w:cs="Times New Roman"/>
+          <w:sz w:val="24"/>
+          <w:szCs w:val="24"/>
+          <w:highlight w:val="white"/>
+        </w:rPr>
+        <w:t>2009 ,</w:t>
+      </w:r>
+      <w:proofErr w:type="gramEnd"/>
+      <w:r>
+        <w:rPr>
+          <w:rFonts w:ascii="Times New Roman" w:eastAsia="Times New Roman" w:hAnsi="Times New Roman" w:cs="Times New Roman"/>
+          <w:sz w:val="24"/>
+          <w:szCs w:val="24"/>
+          <w:highlight w:val="white"/>
+        </w:rPr>
+        <w:t xml:space="preserve"> Juez SANCHEZ PONS (SD), CARATULA: Salgueiro, Ariel A. c/ Municipalidad de Malvinas Argentinas de la Provincia de Buenos Aires s/ Daños y perjuicios, MAG. VOTANTES: </w:t>
       </w:r>
       <w:proofErr w:type="spellStart"/>
       <w:r>
@@ -2411,8 +2771,19 @@
           <w:szCs w:val="24"/>
           <w:highlight w:val="white"/>
         </w:rPr>
-        <w:t>., Sala B, 8/8/96, “Zapatero, Osca H. c/Cimino, Jorge s/daños y perjuicios”).-</w:t>
-      </w:r>
+        <w:t>., Sala B, 8/8/96, “Zapatero, Osca H. c/Cimino, Jorge s/daños y perjuicios”</w:t>
+      </w:r>
+      <w:proofErr w:type="gramStart"/>
+      <w:r>
+        <w:rPr>
+          <w:rFonts w:ascii="Times New Roman" w:eastAsia="Times New Roman" w:hAnsi="Times New Roman" w:cs="Times New Roman"/>
+          <w:sz w:val="24"/>
+          <w:szCs w:val="24"/>
+          <w:highlight w:val="white"/>
+        </w:rPr>
+        <w:t>).-</w:t>
+      </w:r>
+      <w:proofErr w:type="gramEnd"/>
     </w:p>
     <w:p>
       <w:pPr>
@@ -2476,8 +2847,19 @@
           <w:szCs w:val="24"/>
           <w:highlight w:val="white"/>
         </w:rPr>
-        <w:t>., Sala B, 17/11/06, “Montenegro, Sara C. c/Olivari de Petti, Laura S. s/daños y perjuicios”).-</w:t>
-      </w:r>
+        <w:t>., Sala B, 17/11/06, “Montenegro, Sara C. c/Olivari de Petti, Laura S. s/daños y perjuicios”</w:t>
+      </w:r>
+      <w:proofErr w:type="gramStart"/>
+      <w:r>
+        <w:rPr>
+          <w:rFonts w:ascii="Times New Roman" w:eastAsia="Times New Roman" w:hAnsi="Times New Roman" w:cs="Times New Roman"/>
+          <w:sz w:val="24"/>
+          <w:szCs w:val="24"/>
+          <w:highlight w:val="white"/>
+        </w:rPr>
+        <w:t>).-</w:t>
+      </w:r>
+      <w:proofErr w:type="gramEnd"/>
     </w:p>
     <w:p>
       <w:pPr>
@@ -2541,7 +2923,27 @@
           <w:szCs w:val="24"/>
           <w:highlight w:val="white"/>
         </w:rPr>
-        <w:t xml:space="preserve">, Capital Federal, "Della Roscia,  Hugo Alberto y otro c/ </w:t>
+        <w:t xml:space="preserve">, Capital Federal, "Della </w:t>
+      </w:r>
+      <w:proofErr w:type="gramStart"/>
+      <w:r>
+        <w:rPr>
+          <w:rFonts w:ascii="Times New Roman" w:eastAsia="Times New Roman" w:hAnsi="Times New Roman" w:cs="Times New Roman"/>
+          <w:sz w:val="24"/>
+          <w:szCs w:val="24"/>
+          <w:highlight w:val="white"/>
+        </w:rPr>
+        <w:t>Roscia,  Hugo</w:t>
+      </w:r>
+      <w:proofErr w:type="gramEnd"/>
+      <w:r>
+        <w:rPr>
+          <w:rFonts w:ascii="Times New Roman" w:eastAsia="Times New Roman" w:hAnsi="Times New Roman" w:cs="Times New Roman"/>
+          <w:sz w:val="24"/>
+          <w:szCs w:val="24"/>
+          <w:highlight w:val="white"/>
+        </w:rPr>
+        <w:t xml:space="preserve"> Alberto y otro c/ </w:t>
       </w:r>
       <w:proofErr w:type="spellStart"/>
       <w:r>
@@ -2561,8 +2963,19 @@
           <w:szCs w:val="24"/>
           <w:highlight w:val="white"/>
         </w:rPr>
-        <w:t xml:space="preserve"> Saavedra S.A.T.A.C.E.I. y otros s/ Daños y Perjuicios, 05/02/2013, Fallo: 13020053).-</w:t>
-      </w:r>
+        <w:t xml:space="preserve"> Saavedra S.A.T.A.C.E.I. y otros s/ Daños y Perjuicios, 05/02/2013, Fallo: 13020053</w:t>
+      </w:r>
+      <w:proofErr w:type="gramStart"/>
+      <w:r>
+        <w:rPr>
+          <w:rFonts w:ascii="Times New Roman" w:eastAsia="Times New Roman" w:hAnsi="Times New Roman" w:cs="Times New Roman"/>
+          <w:sz w:val="24"/>
+          <w:szCs w:val="24"/>
+          <w:highlight w:val="white"/>
+        </w:rPr>
+        <w:t>).-</w:t>
+      </w:r>
+      <w:proofErr w:type="gramEnd"/>
     </w:p>
     <w:p>
       <w:pPr>
@@ -2576,6 +2989,7 @@
           <w:highlight w:val="white"/>
         </w:rPr>
       </w:pPr>
+      <w:proofErr w:type="gramStart"/>
       <w:r>
         <w:rPr>
           <w:rFonts w:ascii="Times New Roman" w:eastAsia="Times New Roman" w:hAnsi="Times New Roman" w:cs="Times New Roman"/>
@@ -2583,7 +2997,17 @@
           <w:szCs w:val="24"/>
           <w:highlight w:val="white"/>
         </w:rPr>
-        <w:t>Asimismo El CCCN, mantiene en vigor la aseveración de que el riesgo de la cosa "</w:t>
+        <w:t>Asimismo</w:t>
+      </w:r>
+      <w:proofErr w:type="gramEnd"/>
+      <w:r>
+        <w:rPr>
+          <w:rFonts w:ascii="Times New Roman" w:eastAsia="Times New Roman" w:hAnsi="Times New Roman" w:cs="Times New Roman"/>
+          <w:sz w:val="24"/>
+          <w:szCs w:val="24"/>
+          <w:highlight w:val="white"/>
+        </w:rPr>
+        <w:t xml:space="preserve"> El CCCN, mantiene en vigor la aseveración de que el riesgo de la cosa "</w:t>
       </w:r>
       <w:r>
         <w:rPr>
@@ -2625,7 +3049,27 @@
           <w:szCs w:val="24"/>
           <w:highlight w:val="white"/>
         </w:rPr>
-        <w:t>El fin específico de la figura del riesgo creado es posibilitar la indemnización del daño causado por el riesgo o vicio con indiferencia de toda idea de culpa. Es así que el riesgo creado regula la responsabilidad civil por el hecho de las cosas y constituye el principio rector de la materia. Ergo resulta responsable no sólo el conductor sino la titular registral del automóvil. Se cita jurisprudencia que avala nuestra postura:</w:t>
+        <w:t xml:space="preserve">El fin específico de la figura del riesgo creado es posibilitar la indemnización del daño causado por el riesgo o vicio con indiferencia de toda idea de culpa. Es así </w:t>
+      </w:r>
+      <w:proofErr w:type="gramStart"/>
+      <w:r>
+        <w:rPr>
+          <w:rFonts w:ascii="Times New Roman" w:eastAsia="Times New Roman" w:hAnsi="Times New Roman" w:cs="Times New Roman"/>
+          <w:sz w:val="24"/>
+          <w:szCs w:val="24"/>
+          <w:highlight w:val="white"/>
+        </w:rPr>
+        <w:t>que</w:t>
+      </w:r>
+      <w:proofErr w:type="gramEnd"/>
+      <w:r>
+        <w:rPr>
+          <w:rFonts w:ascii="Times New Roman" w:eastAsia="Times New Roman" w:hAnsi="Times New Roman" w:cs="Times New Roman"/>
+          <w:sz w:val="24"/>
+          <w:szCs w:val="24"/>
+          <w:highlight w:val="white"/>
+        </w:rPr>
+        <w:t xml:space="preserve"> el riesgo creado regula la responsabilidad civil por el hecho de las cosas y constituye el principio rector de la materia. Ergo resulta responsable no sólo el conductor sino la titular registral del automóvil. Se cita jurisprudencia que avala nuestra postura:</w:t>
       </w:r>
     </w:p>
     <w:p>
@@ -2650,8 +3094,39 @@
           <w:szCs w:val="24"/>
           <w:highlight w:val="white"/>
         </w:rPr>
-        <w:t>El factor de atribución de la responsabilidad es objetivo, tal y como se deriva de lo establecido por los arts. 1721, y 1722 del Código Civil y Comercial (Ley 26.994). Sin perjuicio de señalar que el demandado, desplegó una conducta temeraria, conducir por la Ciudad de Buenos Aires, y Gran Buenos Aires, debe tomarse como una tarea que requiere la más absoluta precaución e idoneidad. Por lo tanto debe castigarse a quienes lo hacen de manera imprudente.-</w:t>
-      </w:r>
+        <w:t xml:space="preserve">El factor de atribución de la responsabilidad es objetivo, tal y como se deriva de lo establecido por los arts. 1721, y 1722 del Código Civil y Comercial (Ley 26.994). Sin perjuicio de señalar que el demandado, desplegó una conducta temeraria, conducir por la Ciudad de Buenos Aires, y Gran Buenos Aires, debe tomarse como una tarea que requiere la más absoluta precaución e idoneidad. Por lo </w:t>
+      </w:r>
+      <w:proofErr w:type="gramStart"/>
+      <w:r>
+        <w:rPr>
+          <w:rFonts w:ascii="Times New Roman" w:eastAsia="Times New Roman" w:hAnsi="Times New Roman" w:cs="Times New Roman"/>
+          <w:sz w:val="24"/>
+          <w:szCs w:val="24"/>
+          <w:highlight w:val="white"/>
+        </w:rPr>
+        <w:t>tanto</w:t>
+      </w:r>
+      <w:proofErr w:type="gramEnd"/>
+      <w:r>
+        <w:rPr>
+          <w:rFonts w:ascii="Times New Roman" w:eastAsia="Times New Roman" w:hAnsi="Times New Roman" w:cs="Times New Roman"/>
+          <w:sz w:val="24"/>
+          <w:szCs w:val="24"/>
+          <w:highlight w:val="white"/>
+        </w:rPr>
+        <w:t xml:space="preserve"> debe castigarse a quienes lo hacen de manera </w:t>
+      </w:r>
+      <w:proofErr w:type="gramStart"/>
+      <w:r>
+        <w:rPr>
+          <w:rFonts w:ascii="Times New Roman" w:eastAsia="Times New Roman" w:hAnsi="Times New Roman" w:cs="Times New Roman"/>
+          <w:sz w:val="24"/>
+          <w:szCs w:val="24"/>
+          <w:highlight w:val="white"/>
+        </w:rPr>
+        <w:t>imprudente.-</w:t>
+      </w:r>
+      <w:proofErr w:type="gramEnd"/>
     </w:p>
     <w:p>
       <w:pPr>
@@ -2731,8 +3206,19 @@
           <w:szCs w:val="24"/>
           <w:highlight w:val="white"/>
         </w:rPr>
-        <w:t>Por lo expuesto y Jurisprudencia citada, solicito que oportunamente se haga lugar totalmente a la demanda instaurada, condenando al demandado al pago del capital reclamado, o lo que en más o menos resulte de las pruebas a producirse en autos, sus intereses, actualización monetaria en su caso, como los costos y costas del juicio.-</w:t>
-      </w:r>
+        <w:t xml:space="preserve">Por lo expuesto y Jurisprudencia citada, solicito que oportunamente se haga lugar totalmente a la demanda instaurada, condenando al demandado al pago del capital reclamado, o lo que en más o menos resulte de las pruebas a producirse en autos, sus intereses, actualización monetaria en su caso, como los costos y costas del </w:t>
+      </w:r>
+      <w:proofErr w:type="gramStart"/>
+      <w:r>
+        <w:rPr>
+          <w:rFonts w:ascii="Times New Roman" w:eastAsia="Times New Roman" w:hAnsi="Times New Roman" w:cs="Times New Roman"/>
+          <w:sz w:val="24"/>
+          <w:szCs w:val="24"/>
+          <w:highlight w:val="white"/>
+        </w:rPr>
+        <w:t>juicio.-</w:t>
+      </w:r>
+      <w:proofErr w:type="gramEnd"/>
     </w:p>
     <w:p>
       <w:pPr>
@@ -3262,14 +3748,25 @@
           <w:highlight w:val="yellow"/>
         </w:rPr>
       </w:pPr>
-      <w:r>
-        <w:rPr>
-          <w:rFonts w:ascii="Times New Roman" w:eastAsia="Times New Roman" w:hAnsi="Times New Roman" w:cs="Times New Roman"/>
-          <w:sz w:val="24"/>
-          <w:szCs w:val="24"/>
-          <w:highlight w:val="yellow"/>
-        </w:rPr>
-        <w:t>{{ secuela }}</w:t>
+      <w:proofErr w:type="gramStart"/>
+      <w:r>
+        <w:rPr>
+          <w:rFonts w:ascii="Times New Roman" w:eastAsia="Times New Roman" w:hAnsi="Times New Roman" w:cs="Times New Roman"/>
+          <w:sz w:val="24"/>
+          <w:szCs w:val="24"/>
+          <w:highlight w:val="yellow"/>
+        </w:rPr>
+        <w:t>{{ secuela</w:t>
+      </w:r>
+      <w:proofErr w:type="gramEnd"/>
+      <w:r>
+        <w:rPr>
+          <w:rFonts w:ascii="Times New Roman" w:eastAsia="Times New Roman" w:hAnsi="Times New Roman" w:cs="Times New Roman"/>
+          <w:sz w:val="24"/>
+          <w:szCs w:val="24"/>
+          <w:highlight w:val="yellow"/>
+        </w:rPr>
+        <w:t xml:space="preserve"> }}</w:t>
       </w:r>
     </w:p>
     <w:p>
@@ -3345,7 +3842,19 @@
           <w:szCs w:val="24"/>
           <w:u w:val="single"/>
         </w:rPr>
-        <w:t xml:space="preserve">una incapacidad física del  </w:t>
+        <w:t xml:space="preserve">una incapacidad física </w:t>
+      </w:r>
+      <w:proofErr w:type="gramStart"/>
+      <w:r>
+        <w:rPr>
+          <w:rFonts w:ascii="Times New Roman" w:eastAsia="Times New Roman" w:hAnsi="Times New Roman" w:cs="Times New Roman"/>
+          <w:b/>
+          <w:bCs/>
+          <w:sz w:val="24"/>
+          <w:szCs w:val="24"/>
+          <w:u w:val="single"/>
+        </w:rPr>
+        <w:t xml:space="preserve">del  </w:t>
       </w:r>
       <w:r>
         <w:rPr>
@@ -3357,7 +3866,20 @@
           <w:u w:val="single"/>
           <w:shd w:val="clear" w:color="auto" w:fill="FFFFFF"/>
         </w:rPr>
-        <w:t>{{</w:t>
+        <w:t>{</w:t>
+      </w:r>
+      <w:proofErr w:type="gramEnd"/>
+      <w:r>
+        <w:rPr>
+          <w:rFonts w:ascii="Segoe UI" w:hAnsi="Segoe UI" w:cs="Segoe UI"/>
+          <w:color w:val="242424"/>
+          <w:sz w:val="23"/>
+          <w:szCs w:val="23"/>
+          <w:highlight w:val="yellow"/>
+          <w:u w:val="single"/>
+          <w:shd w:val="clear" w:color="auto" w:fill="FFFFFF"/>
+        </w:rPr>
+        <w:t>{</w:t>
       </w:r>
       <w:proofErr w:type="spellStart"/>
       <w:r>
@@ -3405,8 +3927,9 @@
           <w:szCs w:val="24"/>
           <w:u w:val="single"/>
         </w:rPr>
-        <w:t>de la total obrera y la total</w:t>
-      </w:r>
+        <w:t xml:space="preserve">de la </w:t>
+      </w:r>
+      <w:proofErr w:type="gramStart"/>
       <w:r>
         <w:rPr>
           <w:rFonts w:ascii="Times New Roman" w:eastAsia="Times New Roman" w:hAnsi="Times New Roman" w:cs="Times New Roman"/>
@@ -3416,7 +3939,30 @@
           <w:szCs w:val="24"/>
           <w:u w:val="single"/>
         </w:rPr>
-        <w:t xml:space="preserve"> vida para la aquí actora.</w:t>
+        <w:t>total obrera y la total</w:t>
+      </w:r>
+      <w:r>
+        <w:rPr>
+          <w:rFonts w:ascii="Times New Roman" w:eastAsia="Times New Roman" w:hAnsi="Times New Roman" w:cs="Times New Roman"/>
+          <w:b/>
+          <w:bCs/>
+          <w:sz w:val="24"/>
+          <w:szCs w:val="24"/>
+          <w:u w:val="single"/>
+        </w:rPr>
+        <w:t xml:space="preserve"> vida</w:t>
+      </w:r>
+      <w:proofErr w:type="gramEnd"/>
+      <w:r>
+        <w:rPr>
+          <w:rFonts w:ascii="Times New Roman" w:eastAsia="Times New Roman" w:hAnsi="Times New Roman" w:cs="Times New Roman"/>
+          <w:b/>
+          <w:bCs/>
+          <w:sz w:val="24"/>
+          <w:szCs w:val="24"/>
+          <w:u w:val="single"/>
+        </w:rPr>
+        <w:t xml:space="preserve"> para la aquí actora.</w:t>
       </w:r>
     </w:p>
     <w:p>
@@ -3439,7 +3985,25 @@
           <w:sz w:val="24"/>
           <w:szCs w:val="24"/>
         </w:rPr>
-        <w:t>Reacción Vivencial Anormal Neurótica de IV grado . </w:t>
+        <w:t xml:space="preserve">Reacción Vivencial Anormal Neurótica de IV </w:t>
+      </w:r>
+      <w:proofErr w:type="gramStart"/>
+      <w:r>
+        <w:rPr>
+          <w:rFonts w:ascii="Times New Roman" w:eastAsia="Times New Roman" w:hAnsi="Times New Roman" w:cs="Times New Roman"/>
+          <w:sz w:val="24"/>
+          <w:szCs w:val="24"/>
+        </w:rPr>
+        <w:t>grado .</w:t>
+      </w:r>
+      <w:proofErr w:type="gramEnd"/>
+      <w:r>
+        <w:rPr>
+          <w:rFonts w:ascii="Times New Roman" w:eastAsia="Times New Roman" w:hAnsi="Times New Roman" w:cs="Times New Roman"/>
+          <w:sz w:val="24"/>
+          <w:szCs w:val="24"/>
+        </w:rPr>
+        <w:t> </w:t>
       </w:r>
     </w:p>
     <w:p>
@@ -3531,7 +4095,25 @@
           <w:sz w:val="24"/>
           <w:szCs w:val="24"/>
         </w:rPr>
-        <w:t>Fatigabilidad intelectual con afectación de asociación de ideas y de concentración . </w:t>
+        <w:t xml:space="preserve">Fatigabilidad intelectual con afectación de asociación de ideas y de </w:t>
+      </w:r>
+      <w:proofErr w:type="gramStart"/>
+      <w:r>
+        <w:rPr>
+          <w:rFonts w:ascii="Times New Roman" w:eastAsia="Times New Roman" w:hAnsi="Times New Roman" w:cs="Times New Roman"/>
+          <w:sz w:val="24"/>
+          <w:szCs w:val="24"/>
+        </w:rPr>
+        <w:t>concentración .</w:t>
+      </w:r>
+      <w:proofErr w:type="gramEnd"/>
+      <w:r>
+        <w:rPr>
+          <w:rFonts w:ascii="Times New Roman" w:eastAsia="Times New Roman" w:hAnsi="Times New Roman" w:cs="Times New Roman"/>
+          <w:sz w:val="24"/>
+          <w:szCs w:val="24"/>
+        </w:rPr>
+        <w:t> </w:t>
       </w:r>
     </w:p>
     <w:p>
@@ -3664,7 +4246,25 @@
           <w:sz w:val="24"/>
           <w:szCs w:val="24"/>
         </w:rPr>
-        <w:t>Sentimientos de desesperanza , temor, retracción social, embotamiento psíquico y disminución del interés en actividades que antes la gratificaban. </w:t>
+        <w:t xml:space="preserve">Sentimientos de </w:t>
+      </w:r>
+      <w:proofErr w:type="gramStart"/>
+      <w:r>
+        <w:rPr>
+          <w:rFonts w:ascii="Times New Roman" w:eastAsia="Times New Roman" w:hAnsi="Times New Roman" w:cs="Times New Roman"/>
+          <w:sz w:val="24"/>
+          <w:szCs w:val="24"/>
+        </w:rPr>
+        <w:t>desesperanza ,</w:t>
+      </w:r>
+      <w:proofErr w:type="gramEnd"/>
+      <w:r>
+        <w:rPr>
+          <w:rFonts w:ascii="Times New Roman" w:eastAsia="Times New Roman" w:hAnsi="Times New Roman" w:cs="Times New Roman"/>
+          <w:sz w:val="24"/>
+          <w:szCs w:val="24"/>
+        </w:rPr>
+        <w:t xml:space="preserve"> temor, retracción social, embotamiento psíquico y disminución del interés en actividades que antes la gratificaban. </w:t>
       </w:r>
     </w:p>
     <w:p>
@@ -3768,7 +4368,31 @@
           <w:szCs w:val="24"/>
           <w:u w:val="single"/>
         </w:rPr>
-        <w:t xml:space="preserve"> la total obrera y la total vida.</w:t>
+        <w:t xml:space="preserve"> la </w:t>
+      </w:r>
+      <w:proofErr w:type="gramStart"/>
+      <w:r>
+        <w:rPr>
+          <w:rFonts w:ascii="Times New Roman" w:eastAsia="Times New Roman" w:hAnsi="Times New Roman" w:cs="Times New Roman"/>
+          <w:b/>
+          <w:bCs/>
+          <w:sz w:val="24"/>
+          <w:szCs w:val="24"/>
+          <w:u w:val="single"/>
+        </w:rPr>
+        <w:t>total obrera y la total vida</w:t>
+      </w:r>
+      <w:proofErr w:type="gramEnd"/>
+      <w:r>
+        <w:rPr>
+          <w:rFonts w:ascii="Times New Roman" w:eastAsia="Times New Roman" w:hAnsi="Times New Roman" w:cs="Times New Roman"/>
+          <w:b/>
+          <w:bCs/>
+          <w:sz w:val="24"/>
+          <w:szCs w:val="24"/>
+          <w:u w:val="single"/>
+        </w:rPr>
+        <w:t>.</w:t>
       </w:r>
       <w:r>
         <w:rPr>
@@ -3827,7 +4451,25 @@
           <w:sz w:val="24"/>
           <w:szCs w:val="24"/>
         </w:rPr>
-        <w:t xml:space="preserve">El accidente ocurrió en hace tiempo ya y aún no recibe el alta médica, es decir, durante  meses y sin saber cuándo terminará este calvario, su vida se ha concentrado absolutamente en concurrir a médicos, hospitales, clínicas, guardias kinesiológicas y centros de </w:t>
+        <w:t xml:space="preserve">El accidente ocurrió en hace tiempo ya y aún no recibe el alta médica, es decir, </w:t>
+      </w:r>
+      <w:proofErr w:type="gramStart"/>
+      <w:r>
+        <w:rPr>
+          <w:rFonts w:ascii="Times New Roman" w:eastAsia="Times New Roman" w:hAnsi="Times New Roman" w:cs="Times New Roman"/>
+          <w:sz w:val="24"/>
+          <w:szCs w:val="24"/>
+        </w:rPr>
+        <w:t>durante  meses</w:t>
+      </w:r>
+      <w:proofErr w:type="gramEnd"/>
+      <w:r>
+        <w:rPr>
+          <w:rFonts w:ascii="Times New Roman" w:eastAsia="Times New Roman" w:hAnsi="Times New Roman" w:cs="Times New Roman"/>
+          <w:sz w:val="24"/>
+          <w:szCs w:val="24"/>
+        </w:rPr>
+        <w:t xml:space="preserve"> y sin saber cuándo terminará este calvario, su vida se ha concentrado absolutamente en concurrir a médicos, hospitales, clínicas, guardias kinesiológicas y centros de </w:t>
       </w:r>
       <w:r>
         <w:rPr>
@@ -4004,7 +4646,25 @@
           <w:sz w:val="24"/>
           <w:szCs w:val="24"/>
         </w:rPr>
-        <w:t>La reparación perseguida en autos, debe ser integral y tener por finalidad declarada poner a la víctima a expensas del responsable en tan parecida situación como fuera posible al estado de cosas preexistentes al hecho generador de responsabilidad. </w:t>
+        <w:t xml:space="preserve">La reparación perseguida en </w:t>
+      </w:r>
+      <w:proofErr w:type="gramStart"/>
+      <w:r>
+        <w:rPr>
+          <w:rFonts w:ascii="Times New Roman" w:eastAsia="Times New Roman" w:hAnsi="Times New Roman" w:cs="Times New Roman"/>
+          <w:sz w:val="24"/>
+          <w:szCs w:val="24"/>
+        </w:rPr>
+        <w:t>autos,</w:t>
+      </w:r>
+      <w:proofErr w:type="gramEnd"/>
+      <w:r>
+        <w:rPr>
+          <w:rFonts w:ascii="Times New Roman" w:eastAsia="Times New Roman" w:hAnsi="Times New Roman" w:cs="Times New Roman"/>
+          <w:sz w:val="24"/>
+          <w:szCs w:val="24"/>
+        </w:rPr>
+        <w:t xml:space="preserve"> debe ser integral y tener por finalidad declarada poner a la víctima a expensas del responsable en tan parecida situación como fuera posible al estado de cosas preexistentes al hecho generador de responsabilidad. </w:t>
       </w:r>
     </w:p>
     <w:p>
@@ -4138,7 +4798,16 @@
           <w:sz w:val="24"/>
           <w:szCs w:val="24"/>
         </w:rPr>
-        <w:t xml:space="preserve">La incapacidad de mi mandante se estimó a través de la evaluación del médico de parte en un </w:t>
+        <w:t xml:space="preserve">La incapacidad de mi mandante se estimó a través de la evaluación del médico de parte en </w:t>
+      </w:r>
+      <w:proofErr w:type="gramStart"/>
+      <w:r>
+        <w:rPr>
+          <w:rFonts w:ascii="Times New Roman" w:eastAsia="Times New Roman" w:hAnsi="Times New Roman" w:cs="Times New Roman"/>
+          <w:sz w:val="24"/>
+          <w:szCs w:val="24"/>
+        </w:rPr>
+        <w:t xml:space="preserve">un </w:t>
       </w:r>
       <w:r>
         <w:rPr>
@@ -4157,6 +4826,73 @@
           <w:szCs w:val="24"/>
           <w:highlight w:val="yellow"/>
         </w:rPr>
+        <w:t>{</w:t>
+      </w:r>
+      <w:proofErr w:type="gramEnd"/>
+      <w:r>
+        <w:rPr>
+          <w:rFonts w:ascii="Times New Roman" w:eastAsia="Times New Roman" w:hAnsi="Times New Roman" w:cs="Times New Roman"/>
+          <w:sz w:val="24"/>
+          <w:szCs w:val="24"/>
+          <w:highlight w:val="yellow"/>
+        </w:rPr>
+        <w:t>{</w:t>
+      </w:r>
+      <w:proofErr w:type="spellStart"/>
+      <w:r>
+        <w:rPr>
+          <w:rFonts w:ascii="Times New Roman" w:eastAsia="Times New Roman" w:hAnsi="Times New Roman" w:cs="Times New Roman"/>
+          <w:sz w:val="24"/>
+          <w:szCs w:val="24"/>
+          <w:highlight w:val="yellow"/>
+        </w:rPr>
+        <w:t>PuntosdeIncapacidad</w:t>
+      </w:r>
+      <w:proofErr w:type="spellEnd"/>
+      <w:proofErr w:type="gramStart"/>
+      <w:r>
+        <w:rPr>
+          <w:rFonts w:ascii="Times New Roman" w:eastAsia="Times New Roman" w:hAnsi="Times New Roman" w:cs="Times New Roman"/>
+          <w:sz w:val="24"/>
+          <w:szCs w:val="24"/>
+          <w:highlight w:val="yellow"/>
+        </w:rPr>
+        <w:t>}}</w:t>
+      </w:r>
+      <w:r>
+        <w:rPr>
+          <w:rFonts w:ascii="Times New Roman" w:eastAsia="Times New Roman" w:hAnsi="Times New Roman" w:cs="Times New Roman"/>
+          <w:sz w:val="24"/>
+          <w:szCs w:val="24"/>
+        </w:rPr>
+        <w:t>%</w:t>
+      </w:r>
+      <w:proofErr w:type="gramEnd"/>
+      <w:r>
+        <w:rPr>
+          <w:rFonts w:ascii="Times New Roman" w:eastAsia="Times New Roman" w:hAnsi="Times New Roman" w:cs="Times New Roman"/>
+          <w:sz w:val="24"/>
+          <w:szCs w:val="24"/>
+        </w:rPr>
+        <w:t xml:space="preserve">, en base a esta incapacidad, que resulta de gran magnitud para la aquí actora y lo precedentemente expuesto, sin perjuicio de las probanzas que se arrimaran en los presentes, por los daños físicos sufridos es que estimamos la indemnización en </w:t>
+      </w:r>
+      <w:r>
+        <w:rPr>
+          <w:rFonts w:ascii="Times New Roman" w:eastAsia="Times New Roman" w:hAnsi="Times New Roman" w:cs="Times New Roman"/>
+          <w:b/>
+          <w:bCs/>
+          <w:sz w:val="24"/>
+          <w:szCs w:val="24"/>
+        </w:rPr>
+        <w:t xml:space="preserve">PESOS </w:t>
+      </w:r>
+      <w:r>
+        <w:rPr>
+          <w:rFonts w:ascii="Times New Roman" w:eastAsia="Times New Roman" w:hAnsi="Times New Roman" w:cs="Times New Roman"/>
+          <w:sz w:val="24"/>
+          <w:szCs w:val="24"/>
+          <w:highlight w:val="yellow"/>
+        </w:rPr>
         <w:t>{{</w:t>
       </w:r>
       <w:proofErr w:type="spellStart"/>
@@ -4167,7 +4903,7 @@
           <w:szCs w:val="24"/>
           <w:highlight w:val="yellow"/>
         </w:rPr>
-        <w:t>PuntosdeIncapacidad</w:t>
+        <w:t>LiquiIncapacidadFisicaLetras</w:t>
       </w:r>
       <w:proofErr w:type="spellEnd"/>
       <w:r>
@@ -4185,17 +4921,38 @@
           <w:sz w:val="24"/>
           <w:szCs w:val="24"/>
         </w:rPr>
-        <w:t xml:space="preserve">%, en base a esta incapacidad, que resulta de gran magnitud para la aquí actora y lo precedentemente expuesto, sin perjuicio de las probanzas que se arrimaran en los presentes, por los daños físicos sufridos es que estimamos la indemnización en </w:t>
-      </w:r>
-      <w:r>
-        <w:rPr>
-          <w:rFonts w:ascii="Times New Roman" w:eastAsia="Times New Roman" w:hAnsi="Times New Roman" w:cs="Times New Roman"/>
-          <w:b/>
-          <w:bCs/>
-          <w:sz w:val="24"/>
-          <w:szCs w:val="24"/>
-        </w:rPr>
-        <w:t xml:space="preserve">PESOS </w:t>
+        <w:t xml:space="preserve"> </w:t>
+      </w:r>
+      <w:r>
+        <w:rPr>
+          <w:rFonts w:ascii="Times New Roman" w:eastAsia="Times New Roman" w:hAnsi="Times New Roman" w:cs="Times New Roman"/>
+          <w:b/>
+          <w:bCs/>
+          <w:sz w:val="24"/>
+          <w:szCs w:val="24"/>
+        </w:rPr>
+        <w:t xml:space="preserve">                     </w:t>
+      </w:r>
+    </w:p>
+    <w:p>
+      <w:pPr>
+        <w:spacing w:after="0" w:line="360" w:lineRule="auto"/>
+        <w:jc w:val="both"/>
+        <w:rPr>
+          <w:rFonts w:ascii="Times New Roman" w:eastAsia="Times New Roman" w:hAnsi="Times New Roman" w:cs="Times New Roman"/>
+          <w:sz w:val="24"/>
+          <w:szCs w:val="24"/>
+        </w:rPr>
+      </w:pPr>
+      <w:r>
+        <w:rPr>
+          <w:rFonts w:ascii="Times New Roman" w:eastAsia="Times New Roman" w:hAnsi="Times New Roman" w:cs="Times New Roman"/>
+          <w:b/>
+          <w:bCs/>
+          <w:sz w:val="24"/>
+          <w:szCs w:val="24"/>
+        </w:rPr>
+        <w:t xml:space="preserve">               ($ </w:t>
       </w:r>
       <w:r>
         <w:rPr>
@@ -4214,7 +4971,7 @@
           <w:szCs w:val="24"/>
           <w:highlight w:val="yellow"/>
         </w:rPr>
-        <w:t>LiquiIncapacidadFisicaLetras</w:t>
+        <w:t>LiquiIncapacidadFisicaNum</w:t>
       </w:r>
       <w:proofErr w:type="spellEnd"/>
       <w:r>
@@ -4232,85 +4989,39 @@
           <w:sz w:val="24"/>
           <w:szCs w:val="24"/>
         </w:rPr>
+        <w:t xml:space="preserve">) </w:t>
+      </w:r>
+      <w:r>
+        <w:rPr>
+          <w:rFonts w:ascii="Times New Roman" w:eastAsia="Times New Roman" w:hAnsi="Times New Roman" w:cs="Times New Roman"/>
+          <w:b/>
+          <w:bCs/>
+          <w:sz w:val="24"/>
+          <w:szCs w:val="24"/>
+        </w:rPr>
+        <w:t xml:space="preserve">por el daño físico e incapacidad del aquí actor                       </w:t>
+      </w:r>
+      <w:proofErr w:type="gramStart"/>
+      <w:r>
+        <w:rPr>
+          <w:rFonts w:ascii="Times New Roman" w:eastAsia="Times New Roman" w:hAnsi="Times New Roman" w:cs="Times New Roman"/>
+          <w:b/>
+          <w:bCs/>
+          <w:sz w:val="24"/>
+          <w:szCs w:val="24"/>
+        </w:rPr>
+        <w:t xml:space="preserve">  .</w:t>
+      </w:r>
+      <w:proofErr w:type="gramEnd"/>
+      <w:r>
+        <w:rPr>
+          <w:rFonts w:ascii="Times New Roman" w:eastAsia="Times New Roman" w:hAnsi="Times New Roman" w:cs="Times New Roman"/>
+          <w:b/>
+          <w:bCs/>
+          <w:sz w:val="24"/>
+          <w:szCs w:val="24"/>
+        </w:rPr>
         <w:t xml:space="preserve"> </w:t>
-      </w:r>
-      <w:r>
-        <w:rPr>
-          <w:rFonts w:ascii="Times New Roman" w:eastAsia="Times New Roman" w:hAnsi="Times New Roman" w:cs="Times New Roman"/>
-          <w:b/>
-          <w:bCs/>
-          <w:sz w:val="24"/>
-          <w:szCs w:val="24"/>
-        </w:rPr>
-        <w:t xml:space="preserve">                     </w:t>
-      </w:r>
-    </w:p>
-    <w:p>
-      <w:pPr>
-        <w:spacing w:after="0" w:line="360" w:lineRule="auto"/>
-        <w:jc w:val="both"/>
-        <w:rPr>
-          <w:rFonts w:ascii="Times New Roman" w:eastAsia="Times New Roman" w:hAnsi="Times New Roman" w:cs="Times New Roman"/>
-          <w:sz w:val="24"/>
-          <w:szCs w:val="24"/>
-        </w:rPr>
-      </w:pPr>
-      <w:r>
-        <w:rPr>
-          <w:rFonts w:ascii="Times New Roman" w:eastAsia="Times New Roman" w:hAnsi="Times New Roman" w:cs="Times New Roman"/>
-          <w:b/>
-          <w:bCs/>
-          <w:sz w:val="24"/>
-          <w:szCs w:val="24"/>
-        </w:rPr>
-        <w:t xml:space="preserve">               ($ </w:t>
-      </w:r>
-      <w:r>
-        <w:rPr>
-          <w:rFonts w:ascii="Times New Roman" w:eastAsia="Times New Roman" w:hAnsi="Times New Roman" w:cs="Times New Roman"/>
-          <w:sz w:val="24"/>
-          <w:szCs w:val="24"/>
-          <w:highlight w:val="yellow"/>
-        </w:rPr>
-        <w:t>{{</w:t>
-      </w:r>
-      <w:proofErr w:type="spellStart"/>
-      <w:r>
-        <w:rPr>
-          <w:rFonts w:ascii="Times New Roman" w:eastAsia="Times New Roman" w:hAnsi="Times New Roman" w:cs="Times New Roman"/>
-          <w:sz w:val="24"/>
-          <w:szCs w:val="24"/>
-          <w:highlight w:val="yellow"/>
-        </w:rPr>
-        <w:t>LiquiIncapacidadFisicaNum</w:t>
-      </w:r>
-      <w:proofErr w:type="spellEnd"/>
-      <w:r>
-        <w:rPr>
-          <w:rFonts w:ascii="Times New Roman" w:eastAsia="Times New Roman" w:hAnsi="Times New Roman" w:cs="Times New Roman"/>
-          <w:sz w:val="24"/>
-          <w:szCs w:val="24"/>
-          <w:highlight w:val="yellow"/>
-        </w:rPr>
-        <w:t>}}</w:t>
-      </w:r>
-      <w:r>
-        <w:rPr>
-          <w:rFonts w:ascii="Times New Roman" w:eastAsia="Times New Roman" w:hAnsi="Times New Roman" w:cs="Times New Roman"/>
-          <w:sz w:val="24"/>
-          <w:szCs w:val="24"/>
-        </w:rPr>
-        <w:t xml:space="preserve">) </w:t>
-      </w:r>
-      <w:r>
-        <w:rPr>
-          <w:rFonts w:ascii="Times New Roman" w:eastAsia="Times New Roman" w:hAnsi="Times New Roman" w:cs="Times New Roman"/>
-          <w:b/>
-          <w:bCs/>
-          <w:sz w:val="24"/>
-          <w:szCs w:val="24"/>
-        </w:rPr>
-        <w:t xml:space="preserve">por el daño físico e incapacidad del aquí actor                         . </w:t>
       </w:r>
     </w:p>
     <w:p>
@@ -4550,7 +5261,25 @@
           <w:sz w:val="24"/>
           <w:szCs w:val="24"/>
         </w:rPr>
-        <w:t xml:space="preserve">, la inestabilidad económica que eso produjo y sobre todo la afectación anímica, la cual se vio reflejada en estados de angustia , ansiedad y principio de depresión. </w:t>
+        <w:t xml:space="preserve">, la inestabilidad económica que eso produjo y sobre todo la afectación anímica, la cual se vio reflejada en estados de </w:t>
+      </w:r>
+      <w:proofErr w:type="gramStart"/>
+      <w:r>
+        <w:rPr>
+          <w:rFonts w:ascii="Times New Roman" w:eastAsia="Times New Roman" w:hAnsi="Times New Roman" w:cs="Times New Roman"/>
+          <w:sz w:val="24"/>
+          <w:szCs w:val="24"/>
+        </w:rPr>
+        <w:t>angustia ,</w:t>
+      </w:r>
+      <w:proofErr w:type="gramEnd"/>
+      <w:r>
+        <w:rPr>
+          <w:rFonts w:ascii="Times New Roman" w:eastAsia="Times New Roman" w:hAnsi="Times New Roman" w:cs="Times New Roman"/>
+          <w:sz w:val="24"/>
+          <w:szCs w:val="24"/>
+        </w:rPr>
+        <w:t xml:space="preserve"> ansiedad y principio de depresión. </w:t>
       </w:r>
     </w:p>
     <w:p>
@@ -4570,7 +5299,43 @@
           <w:sz w:val="24"/>
           <w:szCs w:val="24"/>
         </w:rPr>
-        <w:t xml:space="preserve">Actualmente, la aquí demandante, ha pasado de ser una persona absolutamente  alegre, plena de vigor y proyectos, a ser sumamente temerosa y dependiente de los cuidados que le profieren  sus familiares y amigos. </w:t>
+        <w:t xml:space="preserve">Actualmente, la aquí demandante, ha pasado de ser una persona </w:t>
+      </w:r>
+      <w:proofErr w:type="gramStart"/>
+      <w:r>
+        <w:rPr>
+          <w:rFonts w:ascii="Times New Roman" w:eastAsia="Times New Roman" w:hAnsi="Times New Roman" w:cs="Times New Roman"/>
+          <w:sz w:val="24"/>
+          <w:szCs w:val="24"/>
+        </w:rPr>
+        <w:t>absolutamente  alegre</w:t>
+      </w:r>
+      <w:proofErr w:type="gramEnd"/>
+      <w:r>
+        <w:rPr>
+          <w:rFonts w:ascii="Times New Roman" w:eastAsia="Times New Roman" w:hAnsi="Times New Roman" w:cs="Times New Roman"/>
+          <w:sz w:val="24"/>
+          <w:szCs w:val="24"/>
+        </w:rPr>
+        <w:t xml:space="preserve">, plena de vigor y proyectos, a ser sumamente temerosa y dependiente de los cuidados que le </w:t>
+      </w:r>
+      <w:proofErr w:type="gramStart"/>
+      <w:r>
+        <w:rPr>
+          <w:rFonts w:ascii="Times New Roman" w:eastAsia="Times New Roman" w:hAnsi="Times New Roman" w:cs="Times New Roman"/>
+          <w:sz w:val="24"/>
+          <w:szCs w:val="24"/>
+        </w:rPr>
+        <w:t>profieren  sus</w:t>
+      </w:r>
+      <w:proofErr w:type="gramEnd"/>
+      <w:r>
+        <w:rPr>
+          <w:rFonts w:ascii="Times New Roman" w:eastAsia="Times New Roman" w:hAnsi="Times New Roman" w:cs="Times New Roman"/>
+          <w:sz w:val="24"/>
+          <w:szCs w:val="24"/>
+        </w:rPr>
+        <w:t xml:space="preserve"> familiares y amigos. </w:t>
       </w:r>
     </w:p>
     <w:p>
@@ -4584,13 +5349,113 @@
           <w:szCs w:val="24"/>
         </w:rPr>
       </w:pPr>
-      <w:r>
-        <w:rPr>
-          <w:rFonts w:ascii="Times New Roman" w:eastAsia="Times New Roman" w:hAnsi="Times New Roman" w:cs="Times New Roman"/>
-          <w:sz w:val="24"/>
-          <w:szCs w:val="24"/>
-        </w:rPr>
-        <w:t>Lamentablemente  y a raíz del accidente se vio privado de realizar muchas  de las actividades que venía  realizando cotidianamente, desde la más trascendentales, hasta pasando por otras importantes para el mundo espiritual de un ser humano, como ir de visita a la casa de sus  amigos, quienes no han escatimado en cuidados y asistencia,  hasta la más simples pero  enriquecedoras como ir de paseo.</w:t>
+      <w:proofErr w:type="gramStart"/>
+      <w:r>
+        <w:rPr>
+          <w:rFonts w:ascii="Times New Roman" w:eastAsia="Times New Roman" w:hAnsi="Times New Roman" w:cs="Times New Roman"/>
+          <w:sz w:val="24"/>
+          <w:szCs w:val="24"/>
+        </w:rPr>
+        <w:t>Lamentablemente  y</w:t>
+      </w:r>
+      <w:proofErr w:type="gramEnd"/>
+      <w:r>
+        <w:rPr>
+          <w:rFonts w:ascii="Times New Roman" w:eastAsia="Times New Roman" w:hAnsi="Times New Roman" w:cs="Times New Roman"/>
+          <w:sz w:val="24"/>
+          <w:szCs w:val="24"/>
+        </w:rPr>
+        <w:t xml:space="preserve"> a raíz del accidente se vio privado de realizar </w:t>
+      </w:r>
+      <w:proofErr w:type="gramStart"/>
+      <w:r>
+        <w:rPr>
+          <w:rFonts w:ascii="Times New Roman" w:eastAsia="Times New Roman" w:hAnsi="Times New Roman" w:cs="Times New Roman"/>
+          <w:sz w:val="24"/>
+          <w:szCs w:val="24"/>
+        </w:rPr>
+        <w:t>muchas  de</w:t>
+      </w:r>
+      <w:proofErr w:type="gramEnd"/>
+      <w:r>
+        <w:rPr>
+          <w:rFonts w:ascii="Times New Roman" w:eastAsia="Times New Roman" w:hAnsi="Times New Roman" w:cs="Times New Roman"/>
+          <w:sz w:val="24"/>
+          <w:szCs w:val="24"/>
+        </w:rPr>
+        <w:t xml:space="preserve"> las actividades que </w:t>
+      </w:r>
+      <w:proofErr w:type="gramStart"/>
+      <w:r>
+        <w:rPr>
+          <w:rFonts w:ascii="Times New Roman" w:eastAsia="Times New Roman" w:hAnsi="Times New Roman" w:cs="Times New Roman"/>
+          <w:sz w:val="24"/>
+          <w:szCs w:val="24"/>
+        </w:rPr>
+        <w:t>venía  realizando</w:t>
+      </w:r>
+      <w:proofErr w:type="gramEnd"/>
+      <w:r>
+        <w:rPr>
+          <w:rFonts w:ascii="Times New Roman" w:eastAsia="Times New Roman" w:hAnsi="Times New Roman" w:cs="Times New Roman"/>
+          <w:sz w:val="24"/>
+          <w:szCs w:val="24"/>
+        </w:rPr>
+        <w:t xml:space="preserve"> cotidianamente, desde la más trascendentales, hasta pasando por otras importantes para el mundo espiritual de un ser humano, como ir de visita a la casa de </w:t>
+      </w:r>
+      <w:proofErr w:type="gramStart"/>
+      <w:r>
+        <w:rPr>
+          <w:rFonts w:ascii="Times New Roman" w:eastAsia="Times New Roman" w:hAnsi="Times New Roman" w:cs="Times New Roman"/>
+          <w:sz w:val="24"/>
+          <w:szCs w:val="24"/>
+        </w:rPr>
+        <w:t>sus  amigos</w:t>
+      </w:r>
+      <w:proofErr w:type="gramEnd"/>
+      <w:r>
+        <w:rPr>
+          <w:rFonts w:ascii="Times New Roman" w:eastAsia="Times New Roman" w:hAnsi="Times New Roman" w:cs="Times New Roman"/>
+          <w:sz w:val="24"/>
+          <w:szCs w:val="24"/>
+        </w:rPr>
+        <w:t xml:space="preserve">, quienes no han escatimado en cuidados y </w:t>
+      </w:r>
+      <w:proofErr w:type="gramStart"/>
+      <w:r>
+        <w:rPr>
+          <w:rFonts w:ascii="Times New Roman" w:eastAsia="Times New Roman" w:hAnsi="Times New Roman" w:cs="Times New Roman"/>
+          <w:sz w:val="24"/>
+          <w:szCs w:val="24"/>
+        </w:rPr>
+        <w:t>asistencia,  hasta</w:t>
+      </w:r>
+      <w:proofErr w:type="gramEnd"/>
+      <w:r>
+        <w:rPr>
+          <w:rFonts w:ascii="Times New Roman" w:eastAsia="Times New Roman" w:hAnsi="Times New Roman" w:cs="Times New Roman"/>
+          <w:sz w:val="24"/>
+          <w:szCs w:val="24"/>
+        </w:rPr>
+        <w:t xml:space="preserve"> la más simples </w:t>
+      </w:r>
+      <w:proofErr w:type="gramStart"/>
+      <w:r>
+        <w:rPr>
+          <w:rFonts w:ascii="Times New Roman" w:eastAsia="Times New Roman" w:hAnsi="Times New Roman" w:cs="Times New Roman"/>
+          <w:sz w:val="24"/>
+          <w:szCs w:val="24"/>
+        </w:rPr>
+        <w:t>pero  enriquecedoras</w:t>
+      </w:r>
+      <w:proofErr w:type="gramEnd"/>
+      <w:r>
+        <w:rPr>
+          <w:rFonts w:ascii="Times New Roman" w:eastAsia="Times New Roman" w:hAnsi="Times New Roman" w:cs="Times New Roman"/>
+          <w:sz w:val="24"/>
+          <w:szCs w:val="24"/>
+        </w:rPr>
+        <w:t xml:space="preserve"> como ir de paseo.</w:t>
       </w:r>
     </w:p>
     <w:p>
@@ -4610,8 +5475,18 @@
           <w:sz w:val="24"/>
           <w:szCs w:val="24"/>
         </w:rPr>
-        <w:t>Para satisfacer el principio de reparación integral con un criterio de estricta justicia, corresponde al demandado el pago del daño el que para una corriente doctrinaria y jurisprudencial cumple una función ejemplar y se impone al responsable del hecho a título punitivo y que para otra tendencia tiene un carácter resarcitorio, pues con él, se trata de proporcionar a la víctima una compensación por haber sido injustamente herida en sus afecciones legítimas. Tanto en un caso como en el otro, la indemnización por este rubro es procedente.-</w:t>
-      </w:r>
+        <w:t xml:space="preserve">Para satisfacer el principio de reparación integral con un criterio de estricta justicia, corresponde al demandado el pago del daño el que para una corriente doctrinaria y jurisprudencial cumple una función ejemplar y se impone al responsable del hecho a título punitivo y que para otra tendencia tiene un carácter resarcitorio, pues con él, se trata de proporcionar a la víctima una compensación por haber sido injustamente herida en sus afecciones legítimas. Tanto en un caso como en el otro, la indemnización por este rubro es </w:t>
+      </w:r>
+      <w:proofErr w:type="gramStart"/>
+      <w:r>
+        <w:rPr>
+          <w:rFonts w:ascii="Times New Roman" w:eastAsia="Times New Roman" w:hAnsi="Times New Roman" w:cs="Times New Roman"/>
+          <w:sz w:val="24"/>
+          <w:szCs w:val="24"/>
+        </w:rPr>
+        <w:t>procedente.-</w:t>
+      </w:r>
+      <w:proofErr w:type="gramEnd"/>
     </w:p>
     <w:p>
       <w:pPr>
@@ -4630,7 +5505,25 @@
           <w:sz w:val="24"/>
           <w:szCs w:val="24"/>
         </w:rPr>
-        <w:t>El desafortunado siniestro y las secuelas  morales que experimentó y que sufre actualmente mi mandante, genera un estado de dolor y una afección profunda en sus sentimientos.</w:t>
+        <w:t xml:space="preserve">El desafortunado siniestro y las </w:t>
+      </w:r>
+      <w:proofErr w:type="gramStart"/>
+      <w:r>
+        <w:rPr>
+          <w:rFonts w:ascii="Times New Roman" w:eastAsia="Times New Roman" w:hAnsi="Times New Roman" w:cs="Times New Roman"/>
+          <w:sz w:val="24"/>
+          <w:szCs w:val="24"/>
+        </w:rPr>
+        <w:t>secuelas  morales</w:t>
+      </w:r>
+      <w:proofErr w:type="gramEnd"/>
+      <w:r>
+        <w:rPr>
+          <w:rFonts w:ascii="Times New Roman" w:eastAsia="Times New Roman" w:hAnsi="Times New Roman" w:cs="Times New Roman"/>
+          <w:sz w:val="24"/>
+          <w:szCs w:val="24"/>
+        </w:rPr>
+        <w:t xml:space="preserve"> que experimentó y que sufre actualmente mi mandante, genera un estado de dolor y una afección profunda en sus sentimientos.</w:t>
       </w:r>
     </w:p>
     <w:p>
@@ -4708,7 +5601,25 @@
           <w:sz w:val="24"/>
           <w:szCs w:val="24"/>
         </w:rPr>
-        <w:t>En el caso que origina la presente demanda, el agravio moral resulta evidente ya que al padecimiento de las lesiones sufridas se suma la angustia del dolor físico durante la internación y los  tratamientos, un profundo malestar anímico por la imposibilidad de realizar las tareas diarias que desarrollaba cotidianamente.</w:t>
+        <w:t xml:space="preserve">En el caso que origina la presente demanda, el agravio moral resulta evidente ya que al padecimiento de las lesiones sufridas se suma la angustia del dolor físico durante la internación y </w:t>
+      </w:r>
+      <w:proofErr w:type="gramStart"/>
+      <w:r>
+        <w:rPr>
+          <w:rFonts w:ascii="Times New Roman" w:eastAsia="Times New Roman" w:hAnsi="Times New Roman" w:cs="Times New Roman"/>
+          <w:sz w:val="24"/>
+          <w:szCs w:val="24"/>
+        </w:rPr>
+        <w:t>los  tratamientos</w:t>
+      </w:r>
+      <w:proofErr w:type="gramEnd"/>
+      <w:r>
+        <w:rPr>
+          <w:rFonts w:ascii="Times New Roman" w:eastAsia="Times New Roman" w:hAnsi="Times New Roman" w:cs="Times New Roman"/>
+          <w:sz w:val="24"/>
+          <w:szCs w:val="24"/>
+        </w:rPr>
+        <w:t>, un profundo malestar anímico por la imposibilidad de realizar las tareas diarias que desarrollaba cotidianamente.</w:t>
       </w:r>
     </w:p>
     <w:p>
@@ -4949,8 +5860,18 @@
           <w:sz w:val="24"/>
           <w:szCs w:val="24"/>
         </w:rPr>
-        <w:t xml:space="preserve"> "Federico c/ Gobierno de la Pcia. de Santa Fe s/ Daños y Perjuicios”14/10/93).-</w:t>
-      </w:r>
+        <w:t xml:space="preserve"> "Federico c/ Gobierno de la Pcia. de Santa Fe s/ Daños y Perjuicios”14/10/93</w:t>
+      </w:r>
+      <w:proofErr w:type="gramStart"/>
+      <w:r>
+        <w:rPr>
+          <w:rFonts w:ascii="Times New Roman" w:eastAsia="Times New Roman" w:hAnsi="Times New Roman" w:cs="Times New Roman"/>
+          <w:sz w:val="24"/>
+          <w:szCs w:val="24"/>
+        </w:rPr>
+        <w:t>).-</w:t>
+      </w:r>
+      <w:proofErr w:type="gramEnd"/>
     </w:p>
     <w:p>
       <w:pPr>
@@ -5001,6 +5922,7 @@
         <w:t>LiquiDanoMoralLetras</w:t>
       </w:r>
       <w:proofErr w:type="spellEnd"/>
+      <w:proofErr w:type="gramStart"/>
       <w:r>
         <w:rPr>
           <w:rFonts w:ascii="Times New Roman" w:eastAsia="Times New Roman" w:hAnsi="Times New Roman" w:cs="Times New Roman"/>
@@ -5037,7 +5959,17 @@
           <w:szCs w:val="24"/>
           <w:highlight w:val="yellow"/>
         </w:rPr>
-        <w:t>{{</w:t>
+        <w:t>{</w:t>
+      </w:r>
+      <w:proofErr w:type="gramEnd"/>
+      <w:r>
+        <w:rPr>
+          <w:rFonts w:ascii="Times New Roman" w:eastAsia="Times New Roman" w:hAnsi="Times New Roman" w:cs="Times New Roman"/>
+          <w:sz w:val="24"/>
+          <w:szCs w:val="24"/>
+          <w:highlight w:val="yellow"/>
+        </w:rPr>
+        <w:t>{</w:t>
       </w:r>
       <w:proofErr w:type="spellStart"/>
       <w:r>
@@ -5173,7 +6105,43 @@
           <w:szCs w:val="24"/>
         </w:rPr>
         <w:lastRenderedPageBreak/>
-        <w:t>configura por la alteración o modificación patológica del aparato psíquico como consecuencia de un  trauma que desborda toda posibilidad de elaboración verbal o simbólica. Todo daño  inferido a la persona, corresponde apreciarlo en lo que representa como alteración y afección, no sólo del cuerpo físico, sino también del ámbito psíquico del individuo con el consiguiente quebranto de la persona.</w:t>
+        <w:t xml:space="preserve">configura por la alteración o modificación patológica del aparato psíquico como consecuencia de </w:t>
+      </w:r>
+      <w:proofErr w:type="gramStart"/>
+      <w:r>
+        <w:rPr>
+          <w:rFonts w:ascii="Times New Roman" w:eastAsia="Times New Roman" w:hAnsi="Times New Roman" w:cs="Times New Roman"/>
+          <w:sz w:val="24"/>
+          <w:szCs w:val="24"/>
+        </w:rPr>
+        <w:t>un  trauma</w:t>
+      </w:r>
+      <w:proofErr w:type="gramEnd"/>
+      <w:r>
+        <w:rPr>
+          <w:rFonts w:ascii="Times New Roman" w:eastAsia="Times New Roman" w:hAnsi="Times New Roman" w:cs="Times New Roman"/>
+          <w:sz w:val="24"/>
+          <w:szCs w:val="24"/>
+        </w:rPr>
+        <w:t xml:space="preserve"> que desborda toda posibilidad de elaboración verbal o simbólica. Todo </w:t>
+      </w:r>
+      <w:proofErr w:type="gramStart"/>
+      <w:r>
+        <w:rPr>
+          <w:rFonts w:ascii="Times New Roman" w:eastAsia="Times New Roman" w:hAnsi="Times New Roman" w:cs="Times New Roman"/>
+          <w:sz w:val="24"/>
+          <w:szCs w:val="24"/>
+        </w:rPr>
+        <w:t>daño  inferido</w:t>
+      </w:r>
+      <w:proofErr w:type="gramEnd"/>
+      <w:r>
+        <w:rPr>
+          <w:rFonts w:ascii="Times New Roman" w:eastAsia="Times New Roman" w:hAnsi="Times New Roman" w:cs="Times New Roman"/>
+          <w:sz w:val="24"/>
+          <w:szCs w:val="24"/>
+        </w:rPr>
+        <w:t xml:space="preserve"> a la persona, corresponde apreciarlo en lo que representa como alteración y afección, no sólo del cuerpo físico, sino también del ámbito psíquico del individuo con el consiguiente quebranto de la persona.</w:t>
       </w:r>
     </w:p>
     <w:p>
@@ -5233,7 +6201,25 @@
           <w:sz w:val="24"/>
           <w:szCs w:val="24"/>
         </w:rPr>
-        <w:t>El estado de ansiedad y tristeza, puede conllevar a cuadros psiquiátricos como pueden ser crisis de angustia psicosomática, melancolía, neurosis postraumática, etc.</w:t>
+        <w:t xml:space="preserve">El estado de ansiedad y </w:t>
+      </w:r>
+      <w:proofErr w:type="gramStart"/>
+      <w:r>
+        <w:rPr>
+          <w:rFonts w:ascii="Times New Roman" w:eastAsia="Times New Roman" w:hAnsi="Times New Roman" w:cs="Times New Roman"/>
+          <w:sz w:val="24"/>
+          <w:szCs w:val="24"/>
+        </w:rPr>
+        <w:t>tristeza,</w:t>
+      </w:r>
+      <w:proofErr w:type="gramEnd"/>
+      <w:r>
+        <w:rPr>
+          <w:rFonts w:ascii="Times New Roman" w:eastAsia="Times New Roman" w:hAnsi="Times New Roman" w:cs="Times New Roman"/>
+          <w:sz w:val="24"/>
+          <w:szCs w:val="24"/>
+        </w:rPr>
+        <w:t xml:space="preserve"> puede conllevar a cuadros psiquiátricos como pueden ser crisis de angustia psicosomática, melancolía, neurosis postraumática, etc.</w:t>
       </w:r>
     </w:p>
     <w:p>
@@ -5253,7 +6239,25 @@
           <w:sz w:val="24"/>
           <w:szCs w:val="24"/>
         </w:rPr>
-        <w:t>Antes del accidente,  era una persona alegre, divertida, sociable, que frecuentaban habitualmente a sus familiares y amigos, después del mismo se transformó en una persona retraída, antisocial y poco comunicativa con sus familiares, además, se encuentra inmersa en un estado de ansiedad permanente, el cual no le permite relajarse y distenderse ni mantener la calma. Su vida se vio modificada ya que se ha vuelto temerosa e insegura; el depender de terceros para realizar tareas la angustia permanentemente. Como así también tener que suspender todos los compromisos laborales futuros que tenían ya que no puede cumplirlos.</w:t>
+        <w:t xml:space="preserve">Antes del </w:t>
+      </w:r>
+      <w:proofErr w:type="gramStart"/>
+      <w:r>
+        <w:rPr>
+          <w:rFonts w:ascii="Times New Roman" w:eastAsia="Times New Roman" w:hAnsi="Times New Roman" w:cs="Times New Roman"/>
+          <w:sz w:val="24"/>
+          <w:szCs w:val="24"/>
+        </w:rPr>
+        <w:t>accidente,  era</w:t>
+      </w:r>
+      <w:proofErr w:type="gramEnd"/>
+      <w:r>
+        <w:rPr>
+          <w:rFonts w:ascii="Times New Roman" w:eastAsia="Times New Roman" w:hAnsi="Times New Roman" w:cs="Times New Roman"/>
+          <w:sz w:val="24"/>
+          <w:szCs w:val="24"/>
+        </w:rPr>
+        <w:t xml:space="preserve"> una persona alegre, divertida, sociable, que frecuentaban habitualmente a sus familiares y amigos, después del mismo se transformó en una persona retraída, antisocial y poco comunicativa con sus familiares, además, se encuentra inmersa en un estado de ansiedad permanente, el cual no le permite relajarse y distenderse ni mantener la calma. Su vida se vio modificada ya que se ha vuelto temerosa e insegura; el depender de terceros para realizar tareas la angustia permanentemente. Como así también tener que suspender todos los compromisos laborales futuros que tenían ya que no puede cumplirlos.</w:t>
       </w:r>
     </w:p>
     <w:p>
@@ -5273,7 +6277,61 @@
           <w:sz w:val="24"/>
           <w:szCs w:val="24"/>
         </w:rPr>
-        <w:t xml:space="preserve">Todo influye en su entorno familiar, manifestándose en bruscas contestaciones, frecuentes cambios de ánimo,  melancolía y aislamiento. Nuestra jurisprudencia viene sosteniendo: “La existencia del daño psicológico no depende de las secuelas incapacitantes en el aspecto físico, ya que ambos son compartimientos independientes en la salud de una persona y, si bien normalmente aparecen vinculados o en forma simultánea, no se correlacionan necesariamente. Además, la inmensa variedad que presenta la semiología en el ámbito psíquico, demuestra que algunos sujetos implementan mecanismos negadores o formaciones reactivas, en cuyo caso, la apariencia desconoce la intensidad del trauma psicológico recibido, siendo necesaria una evaluación científica adecuada para poder detectarlo” (Civil - Sala F HIGHTON DE NOLASCO Sentencia Definitiva C. F163577 ;PAYES, Raúl Alberto c/SALLES, Luis Alberto y </w:t>
+        <w:t xml:space="preserve">Todo influye en su entorno familiar, manifestándose en bruscas contestaciones, frecuentes cambios de </w:t>
+      </w:r>
+      <w:proofErr w:type="gramStart"/>
+      <w:r>
+        <w:rPr>
+          <w:rFonts w:ascii="Times New Roman" w:eastAsia="Times New Roman" w:hAnsi="Times New Roman" w:cs="Times New Roman"/>
+          <w:sz w:val="24"/>
+          <w:szCs w:val="24"/>
+        </w:rPr>
+        <w:t>ánimo,  melancolía</w:t>
+      </w:r>
+      <w:proofErr w:type="gramEnd"/>
+      <w:r>
+        <w:rPr>
+          <w:rFonts w:ascii="Times New Roman" w:eastAsia="Times New Roman" w:hAnsi="Times New Roman" w:cs="Times New Roman"/>
+          <w:sz w:val="24"/>
+          <w:szCs w:val="24"/>
+        </w:rPr>
+        <w:t xml:space="preserve"> y aislamiento. Nuestra jurisprudencia viene sosteniendo: “La existencia del daño psicológico no depende de las secuelas incapacitantes en el aspecto físico, ya que ambos son compartimientos independientes en la salud de una persona y, si bien normalmente aparecen vinculados o en forma simultánea, no se correlacionan necesariamente. Además, la inmensa variedad que presenta la semiología en el ámbito </w:t>
+      </w:r>
+      <w:proofErr w:type="gramStart"/>
+      <w:r>
+        <w:rPr>
+          <w:rFonts w:ascii="Times New Roman" w:eastAsia="Times New Roman" w:hAnsi="Times New Roman" w:cs="Times New Roman"/>
+          <w:sz w:val="24"/>
+          <w:szCs w:val="24"/>
+        </w:rPr>
+        <w:t>psíquico,</w:t>
+      </w:r>
+      <w:proofErr w:type="gramEnd"/>
+      <w:r>
+        <w:rPr>
+          <w:rFonts w:ascii="Times New Roman" w:eastAsia="Times New Roman" w:hAnsi="Times New Roman" w:cs="Times New Roman"/>
+          <w:sz w:val="24"/>
+          <w:szCs w:val="24"/>
+        </w:rPr>
+        <w:t xml:space="preserve"> demuestra que algunos sujetos implementan mecanismos negadores o formaciones reactivas, en cuyo caso, la apariencia desconoce la intensidad del trauma psicológico recibido, siendo necesaria una evaluación científica adecuada para poder detectarlo” (Civil - Sala F HIGHTON DE NOLASCO Sentencia Definitiva C. F</w:t>
+      </w:r>
+      <w:proofErr w:type="gramStart"/>
+      <w:r>
+        <w:rPr>
+          <w:rFonts w:ascii="Times New Roman" w:eastAsia="Times New Roman" w:hAnsi="Times New Roman" w:cs="Times New Roman"/>
+          <w:sz w:val="24"/>
+          <w:szCs w:val="24"/>
+        </w:rPr>
+        <w:t>163577 ;PAYES</w:t>
+      </w:r>
+      <w:proofErr w:type="gramEnd"/>
+      <w:r>
+        <w:rPr>
+          <w:rFonts w:ascii="Times New Roman" w:eastAsia="Times New Roman" w:hAnsi="Times New Roman" w:cs="Times New Roman"/>
+          <w:sz w:val="24"/>
+          <w:szCs w:val="24"/>
+        </w:rPr>
+        <w:t xml:space="preserve">, Raúl Alberto c/SALLES, Luis Alberto y </w:t>
       </w:r>
       <w:proofErr w:type="spellStart"/>
       <w:r>
@@ -5291,7 +6349,25 @@
           <w:sz w:val="24"/>
           <w:szCs w:val="24"/>
         </w:rPr>
-        <w:t xml:space="preserve">/ DAÑOS Y PERJUICIO 05/09/95). – “Todo daño inferido a la persona, corresponde apreciarlo en lo que representa como alteración y afectación no sólo del cuerpo físico sino también del ámbito psíquico del individuo, con el consiguiente quebranto de la personalidad, de manera que también importe un menoscabo en la salud, considerada en su aspecto integral y computándose también la incidencia o repercusión de todo ello, en alguna medida, puede aparejarse sobre la vida de relación del damnificado” ; (C.N. Esp. </w:t>
+        <w:t>/ DAÑOS Y PERJUICIO 05/09/95). – “Todo daño inferido a la persona, corresponde apreciarlo en lo que representa como alteración y afectación no sólo del cuerpo físico sino también del ámbito psíquico del individuo, con el consiguiente quebranto de la personalidad, de manera que también importe un menoscabo en la salud, considerada en su aspecto integral y computándose también la incidencia o repercusión de todo ello, en alguna medida, puede aparejarse sobre la vida de relación del damnificado</w:t>
+      </w:r>
+      <w:proofErr w:type="gramStart"/>
+      <w:r>
+        <w:rPr>
+          <w:rFonts w:ascii="Times New Roman" w:eastAsia="Times New Roman" w:hAnsi="Times New Roman" w:cs="Times New Roman"/>
+          <w:sz w:val="24"/>
+          <w:szCs w:val="24"/>
+        </w:rPr>
+        <w:t>” ;</w:t>
+      </w:r>
+      <w:proofErr w:type="gramEnd"/>
+      <w:r>
+        <w:rPr>
+          <w:rFonts w:ascii="Times New Roman" w:eastAsia="Times New Roman" w:hAnsi="Times New Roman" w:cs="Times New Roman"/>
+          <w:sz w:val="24"/>
+          <w:szCs w:val="24"/>
+        </w:rPr>
+        <w:t xml:space="preserve"> (C.N. Esp. </w:t>
       </w:r>
       <w:proofErr w:type="spellStart"/>
       <w:r>
@@ -5309,7 +6385,16 @@
           <w:sz w:val="24"/>
           <w:szCs w:val="24"/>
         </w:rPr>
-        <w:t>. Y Com. Sala II ;</w:t>
+        <w:t xml:space="preserve">. Y Com. Sala </w:t>
+      </w:r>
+      <w:proofErr w:type="gramStart"/>
+      <w:r>
+        <w:rPr>
+          <w:rFonts w:ascii="Times New Roman" w:eastAsia="Times New Roman" w:hAnsi="Times New Roman" w:cs="Times New Roman"/>
+          <w:sz w:val="24"/>
+          <w:szCs w:val="24"/>
+        </w:rPr>
+        <w:t>II ;</w:t>
       </w:r>
       <w:proofErr w:type="spellStart"/>
       <w:r>
@@ -5321,6 +6406,7 @@
         <w:t>Inkier</w:t>
       </w:r>
       <w:proofErr w:type="spellEnd"/>
+      <w:proofErr w:type="gramEnd"/>
       <w:r>
         <w:rPr>
           <w:rFonts w:ascii="Times New Roman" w:eastAsia="Times New Roman" w:hAnsi="Times New Roman" w:cs="Times New Roman"/>
@@ -5354,7 +6440,25 @@
           <w:sz w:val="24"/>
           <w:szCs w:val="24"/>
         </w:rPr>
-        <w:t>: A (MIGUEZ DE CANTORE - JARAZO VEIRAS - PEIRANO) - 29/04/97 ;ALI PACHA, MONICA C/ BERNARDINO RIVADAVIA SA. DE TRANSP. LINEA 63 S/ ORD.;). –</w:t>
+        <w:t>: A (MIGUEZ DE CANTORE - JARAZO VEIRAS - PEIRANO) - 29/04/</w:t>
+      </w:r>
+      <w:proofErr w:type="gramStart"/>
+      <w:r>
+        <w:rPr>
+          <w:rFonts w:ascii="Times New Roman" w:eastAsia="Times New Roman" w:hAnsi="Times New Roman" w:cs="Times New Roman"/>
+          <w:sz w:val="24"/>
+          <w:szCs w:val="24"/>
+        </w:rPr>
+        <w:t>97 ;ALI</w:t>
+      </w:r>
+      <w:proofErr w:type="gramEnd"/>
+      <w:r>
+        <w:rPr>
+          <w:rFonts w:ascii="Times New Roman" w:eastAsia="Times New Roman" w:hAnsi="Times New Roman" w:cs="Times New Roman"/>
+          <w:sz w:val="24"/>
+          <w:szCs w:val="24"/>
+        </w:rPr>
+        <w:t xml:space="preserve"> PACHA, MONICA C/ BERNARDINO RIVADAVIA SA. DE TRANSP. LINEA 63 S/ ORD.;). –</w:t>
       </w:r>
     </w:p>
     <w:p>
@@ -5394,17 +6498,55 @@
           <w:sz w:val="24"/>
           <w:szCs w:val="24"/>
         </w:rPr>
-        <w:t xml:space="preserve">La afección desde este punto de vista es manifiesta, es por ello que esta parte estima para responder por este rubro la suma de  </w:t>
-      </w:r>
-      <w:r>
-        <w:rPr>
-          <w:rFonts w:ascii="Times New Roman" w:eastAsia="Times New Roman" w:hAnsi="Times New Roman" w:cs="Times New Roman"/>
-          <w:b/>
-          <w:bCs/>
-          <w:sz w:val="24"/>
-          <w:szCs w:val="24"/>
-        </w:rPr>
-        <w:t xml:space="preserve">PESOS  </w:t>
+        <w:t xml:space="preserve">La afección desde este punto de vista es manifiesta, es por ello </w:t>
+      </w:r>
+      <w:proofErr w:type="gramStart"/>
+      <w:r>
+        <w:rPr>
+          <w:rFonts w:ascii="Times New Roman" w:eastAsia="Times New Roman" w:hAnsi="Times New Roman" w:cs="Times New Roman"/>
+          <w:sz w:val="24"/>
+          <w:szCs w:val="24"/>
+        </w:rPr>
+        <w:t>que</w:t>
+      </w:r>
+      <w:proofErr w:type="gramEnd"/>
+      <w:r>
+        <w:rPr>
+          <w:rFonts w:ascii="Times New Roman" w:eastAsia="Times New Roman" w:hAnsi="Times New Roman" w:cs="Times New Roman"/>
+          <w:sz w:val="24"/>
+          <w:szCs w:val="24"/>
+        </w:rPr>
+        <w:t xml:space="preserve"> esta parte estima para responder por este rubro la suma </w:t>
+      </w:r>
+      <w:proofErr w:type="gramStart"/>
+      <w:r>
+        <w:rPr>
+          <w:rFonts w:ascii="Times New Roman" w:eastAsia="Times New Roman" w:hAnsi="Times New Roman" w:cs="Times New Roman"/>
+          <w:sz w:val="24"/>
+          <w:szCs w:val="24"/>
+        </w:rPr>
+        <w:t xml:space="preserve">de  </w:t>
+      </w:r>
+      <w:r>
+        <w:rPr>
+          <w:rFonts w:ascii="Times New Roman" w:eastAsia="Times New Roman" w:hAnsi="Times New Roman" w:cs="Times New Roman"/>
+          <w:b/>
+          <w:bCs/>
+          <w:sz w:val="24"/>
+          <w:szCs w:val="24"/>
+        </w:rPr>
+        <w:t>PESOS</w:t>
+      </w:r>
+      <w:proofErr w:type="gramEnd"/>
+      <w:r>
+        <w:rPr>
+          <w:rFonts w:ascii="Times New Roman" w:eastAsia="Times New Roman" w:hAnsi="Times New Roman" w:cs="Times New Roman"/>
+          <w:b/>
+          <w:bCs/>
+          <w:sz w:val="24"/>
+          <w:szCs w:val="24"/>
+        </w:rPr>
+        <w:t xml:space="preserve">  </w:t>
       </w:r>
       <w:r>
         <w:rPr>
@@ -5523,7 +6665,25 @@
           <w:sz w:val="24"/>
           <w:szCs w:val="24"/>
         </w:rPr>
-        <w:t>o lo que en más en menos, V.S estime corresponder.</w:t>
+        <w:t xml:space="preserve">o lo </w:t>
+      </w:r>
+      <w:proofErr w:type="gramStart"/>
+      <w:r>
+        <w:rPr>
+          <w:rFonts w:ascii="Times New Roman" w:eastAsia="Times New Roman" w:hAnsi="Times New Roman" w:cs="Times New Roman"/>
+          <w:sz w:val="24"/>
+          <w:szCs w:val="24"/>
+        </w:rPr>
+        <w:t>que</w:t>
+      </w:r>
+      <w:proofErr w:type="gramEnd"/>
+      <w:r>
+        <w:rPr>
+          <w:rFonts w:ascii="Times New Roman" w:eastAsia="Times New Roman" w:hAnsi="Times New Roman" w:cs="Times New Roman"/>
+          <w:sz w:val="24"/>
+          <w:szCs w:val="24"/>
+        </w:rPr>
+        <w:t xml:space="preserve"> en más en menos, V.S estime corresponder.</w:t>
       </w:r>
     </w:p>
     <w:p>
@@ -5590,7 +6750,25 @@
           <w:sz w:val="24"/>
           <w:szCs w:val="24"/>
         </w:rPr>
-        <w:t>Como fuera mencionado ut supra, ha sido aconsejado la actora, para paliar las secuelas conflictivas del evento dañoso, una terapia tendiente a neutralizar los disturbios mentales que padece, los cuales tienen una raíz específica desde el accidente. Concretamente le ha sido recomendada la realización de un tratamiento psicológico, con dos sesiones semanales por el lapso aproximado de dos  años, lo cual se encuentra supeditado a su estado psicofísico actual y futuro.</w:t>
+        <w:t xml:space="preserve">Como fuera mencionado ut supra, ha sido aconsejado la actora, para paliar las secuelas conflictivas del evento dañoso, una terapia tendiente a neutralizar los disturbios mentales que padece, los cuales tienen una raíz específica desde el accidente. Concretamente le ha sido recomendada la realización de un tratamiento psicológico, con dos sesiones semanales por el lapso aproximado de </w:t>
+      </w:r>
+      <w:proofErr w:type="gramStart"/>
+      <w:r>
+        <w:rPr>
+          <w:rFonts w:ascii="Times New Roman" w:eastAsia="Times New Roman" w:hAnsi="Times New Roman" w:cs="Times New Roman"/>
+          <w:sz w:val="24"/>
+          <w:szCs w:val="24"/>
+        </w:rPr>
+        <w:t>dos  años</w:t>
+      </w:r>
+      <w:proofErr w:type="gramEnd"/>
+      <w:r>
+        <w:rPr>
+          <w:rFonts w:ascii="Times New Roman" w:eastAsia="Times New Roman" w:hAnsi="Times New Roman" w:cs="Times New Roman"/>
+          <w:sz w:val="24"/>
+          <w:szCs w:val="24"/>
+        </w:rPr>
+        <w:t>, lo cual se encuentra supeditado a su estado psicofísico actual y futuro.</w:t>
       </w:r>
     </w:p>
     <w:p>
@@ -5646,7 +6824,25 @@
           <w:sz w:val="24"/>
           <w:szCs w:val="24"/>
         </w:rPr>
-        <w:t>, Raúl R. s/ daños y perjuicios”). “Respecto al costo de una psicoterapia solicitada por la actora, sea que las lesiones de carácter psicológico, puedan superarse o no, corresponde resarcir lo que fuere necesario para el tratamiento, al menos con el propósito de evitar el empeoramiento; ello pese a que falte precisión en el dictamen acerca del costo de las sesiones” (</w:t>
+        <w:t xml:space="preserve">, Raúl R. s/ daños y perjuicios”). “Respecto al costo de una psicoterapia solicitada por la actora, sea que las lesiones de carácter </w:t>
+      </w:r>
+      <w:proofErr w:type="gramStart"/>
+      <w:r>
+        <w:rPr>
+          <w:rFonts w:ascii="Times New Roman" w:eastAsia="Times New Roman" w:hAnsi="Times New Roman" w:cs="Times New Roman"/>
+          <w:sz w:val="24"/>
+          <w:szCs w:val="24"/>
+        </w:rPr>
+        <w:t>psicológico,</w:t>
+      </w:r>
+      <w:proofErr w:type="gramEnd"/>
+      <w:r>
+        <w:rPr>
+          <w:rFonts w:ascii="Times New Roman" w:eastAsia="Times New Roman" w:hAnsi="Times New Roman" w:cs="Times New Roman"/>
+          <w:sz w:val="24"/>
+          <w:szCs w:val="24"/>
+        </w:rPr>
+        <w:t xml:space="preserve"> puedan superarse o no, corresponde resarcir lo que fuere necesario para el tratamiento, al menos con el propósito de evitar el empeoramiento; ello pese a que falte precisión en el dictamen acerca del costo de las sesiones” (</w:t>
       </w:r>
       <w:proofErr w:type="spellStart"/>
       <w:r>
@@ -5687,17 +6883,37 @@
           <w:szCs w:val="24"/>
         </w:rPr>
         <w:lastRenderedPageBreak/>
-        <w:t>Por lo expuesto reclamo por este rubro la suma de  </w:t>
-      </w:r>
-      <w:r>
-        <w:rPr>
-          <w:rFonts w:ascii="Times New Roman" w:eastAsia="Times New Roman" w:hAnsi="Times New Roman" w:cs="Times New Roman"/>
-          <w:b/>
-          <w:bCs/>
-          <w:sz w:val="24"/>
-          <w:szCs w:val="24"/>
-        </w:rPr>
-        <w:t xml:space="preserve">PESOS  </w:t>
+        <w:t xml:space="preserve">Por lo expuesto reclamo por este rubro la suma </w:t>
+      </w:r>
+      <w:proofErr w:type="gramStart"/>
+      <w:r>
+        <w:rPr>
+          <w:rFonts w:ascii="Times New Roman" w:eastAsia="Times New Roman" w:hAnsi="Times New Roman" w:cs="Times New Roman"/>
+          <w:sz w:val="24"/>
+          <w:szCs w:val="24"/>
+        </w:rPr>
+        <w:t>de  </w:t>
+      </w:r>
+      <w:r>
+        <w:rPr>
+          <w:rFonts w:ascii="Times New Roman" w:eastAsia="Times New Roman" w:hAnsi="Times New Roman" w:cs="Times New Roman"/>
+          <w:b/>
+          <w:bCs/>
+          <w:sz w:val="24"/>
+          <w:szCs w:val="24"/>
+        </w:rPr>
+        <w:t>PESOS</w:t>
+      </w:r>
+      <w:proofErr w:type="gramEnd"/>
+      <w:r>
+        <w:rPr>
+          <w:rFonts w:ascii="Times New Roman" w:eastAsia="Times New Roman" w:hAnsi="Times New Roman" w:cs="Times New Roman"/>
+          <w:b/>
+          <w:bCs/>
+          <w:sz w:val="24"/>
+          <w:szCs w:val="24"/>
+        </w:rPr>
+        <w:t xml:space="preserve">  </w:t>
       </w:r>
       <w:r>
         <w:rPr>
@@ -5746,16 +6962,37 @@
           <w:sz w:val="24"/>
           <w:szCs w:val="24"/>
         </w:rPr>
-        <w:t xml:space="preserve">($   </w:t>
-      </w:r>
-      <w:r>
-        <w:rPr>
-          <w:rFonts w:ascii="Times New Roman" w:eastAsia="Times New Roman" w:hAnsi="Times New Roman" w:cs="Times New Roman"/>
-          <w:sz w:val="24"/>
-          <w:szCs w:val="24"/>
-          <w:highlight w:val="yellow"/>
-        </w:rPr>
-        <w:t>{{</w:t>
+        <w:t>($</w:t>
+      </w:r>
+      <w:proofErr w:type="gramStart"/>
+      <w:r>
+        <w:rPr>
+          <w:rFonts w:ascii="Times New Roman" w:eastAsia="Times New Roman" w:hAnsi="Times New Roman" w:cs="Times New Roman"/>
+          <w:b/>
+          <w:bCs/>
+          <w:sz w:val="24"/>
+          <w:szCs w:val="24"/>
+        </w:rPr>
+        <w:t xml:space="preserve">   </w:t>
+      </w:r>
+      <w:r>
+        <w:rPr>
+          <w:rFonts w:ascii="Times New Roman" w:eastAsia="Times New Roman" w:hAnsi="Times New Roman" w:cs="Times New Roman"/>
+          <w:sz w:val="24"/>
+          <w:szCs w:val="24"/>
+          <w:highlight w:val="yellow"/>
+        </w:rPr>
+        <w:t>{</w:t>
+      </w:r>
+      <w:proofErr w:type="gramEnd"/>
+      <w:r>
+        <w:rPr>
+          <w:rFonts w:ascii="Times New Roman" w:eastAsia="Times New Roman" w:hAnsi="Times New Roman" w:cs="Times New Roman"/>
+          <w:sz w:val="24"/>
+          <w:szCs w:val="24"/>
+          <w:highlight w:val="yellow"/>
+        </w:rPr>
+        <w:t>{</w:t>
       </w:r>
       <w:proofErr w:type="spellStart"/>
       <w:r>
@@ -5860,7 +7097,25 @@
           <w:sz w:val="24"/>
           <w:szCs w:val="24"/>
         </w:rPr>
-        <w:t>La atención médica que recibió se realizó  en el centro mencionado, debiendo luego de la consulta continuar con tratamiento ambulatorio hasta la actualidad. Se generaron considerables gastos (tomografías, medicamentos, calmantes, analgésicos, antibióticos, radiografías, psicofármacos, estudios, inyectables, antiinflamatorios) los cuales fueron solventados con la ayuda de familiares y amigos.</w:t>
+        <w:t xml:space="preserve">La atención médica que recibió se </w:t>
+      </w:r>
+      <w:proofErr w:type="gramStart"/>
+      <w:r>
+        <w:rPr>
+          <w:rFonts w:ascii="Times New Roman" w:eastAsia="Times New Roman" w:hAnsi="Times New Roman" w:cs="Times New Roman"/>
+          <w:sz w:val="24"/>
+          <w:szCs w:val="24"/>
+        </w:rPr>
+        <w:t>realizó  en</w:t>
+      </w:r>
+      <w:proofErr w:type="gramEnd"/>
+      <w:r>
+        <w:rPr>
+          <w:rFonts w:ascii="Times New Roman" w:eastAsia="Times New Roman" w:hAnsi="Times New Roman" w:cs="Times New Roman"/>
+          <w:sz w:val="24"/>
+          <w:szCs w:val="24"/>
+        </w:rPr>
+        <w:t xml:space="preserve"> el centro mencionado, debiendo luego de la consulta continuar con tratamiento ambulatorio hasta la actualidad. Se generaron considerables gastos (tomografías, medicamentos, calmantes, analgésicos, antibióticos, radiografías, psicofármacos, estudios, inyectables, antiinflamatorios) los cuales fueron solventados con la ayuda de familiares y amigos.</w:t>
       </w:r>
     </w:p>
     <w:p>
@@ -5900,7 +7155,61 @@
           <w:sz w:val="24"/>
           <w:szCs w:val="24"/>
         </w:rPr>
-        <w:t>Entiendo, por otra parte, que es justo que el quantum se incremente en función de los gastos de traslado en que ha incurrido y deberá incurrir, pues las secuelas físicas que sufrió  la obligaron a asistir a hospitales diariamente debiendo tener que movilizarse en taxis y  remises, aunque de esto no  hayan quedado los comprobantes escritos.  </w:t>
+        <w:t xml:space="preserve">Entiendo, por otra parte, que es justo que el quantum se incremente en función de los gastos de traslado en que ha incurrido y deberá incurrir, pues las secuelas físicas que </w:t>
+      </w:r>
+      <w:proofErr w:type="gramStart"/>
+      <w:r>
+        <w:rPr>
+          <w:rFonts w:ascii="Times New Roman" w:eastAsia="Times New Roman" w:hAnsi="Times New Roman" w:cs="Times New Roman"/>
+          <w:sz w:val="24"/>
+          <w:szCs w:val="24"/>
+        </w:rPr>
+        <w:t>sufrió  la</w:t>
+      </w:r>
+      <w:proofErr w:type="gramEnd"/>
+      <w:r>
+        <w:rPr>
+          <w:rFonts w:ascii="Times New Roman" w:eastAsia="Times New Roman" w:hAnsi="Times New Roman" w:cs="Times New Roman"/>
+          <w:sz w:val="24"/>
+          <w:szCs w:val="24"/>
+        </w:rPr>
+        <w:t xml:space="preserve"> obligaron a asistir a hospitales diariamente debiendo tener que movilizarse en taxis </w:t>
+      </w:r>
+      <w:proofErr w:type="gramStart"/>
+      <w:r>
+        <w:rPr>
+          <w:rFonts w:ascii="Times New Roman" w:eastAsia="Times New Roman" w:hAnsi="Times New Roman" w:cs="Times New Roman"/>
+          <w:sz w:val="24"/>
+          <w:szCs w:val="24"/>
+        </w:rPr>
+        <w:t>y  remises</w:t>
+      </w:r>
+      <w:proofErr w:type="gramEnd"/>
+      <w:r>
+        <w:rPr>
+          <w:rFonts w:ascii="Times New Roman" w:eastAsia="Times New Roman" w:hAnsi="Times New Roman" w:cs="Times New Roman"/>
+          <w:sz w:val="24"/>
+          <w:szCs w:val="24"/>
+        </w:rPr>
+        <w:t xml:space="preserve">, aunque de esto </w:t>
+      </w:r>
+      <w:proofErr w:type="gramStart"/>
+      <w:r>
+        <w:rPr>
+          <w:rFonts w:ascii="Times New Roman" w:eastAsia="Times New Roman" w:hAnsi="Times New Roman" w:cs="Times New Roman"/>
+          <w:sz w:val="24"/>
+          <w:szCs w:val="24"/>
+        </w:rPr>
+        <w:t>no  hayan</w:t>
+      </w:r>
+      <w:proofErr w:type="gramEnd"/>
+      <w:r>
+        <w:rPr>
+          <w:rFonts w:ascii="Times New Roman" w:eastAsia="Times New Roman" w:hAnsi="Times New Roman" w:cs="Times New Roman"/>
+          <w:sz w:val="24"/>
+          <w:szCs w:val="24"/>
+        </w:rPr>
+        <w:t xml:space="preserve"> quedado los comprobantes escritos.  </w:t>
       </w:r>
     </w:p>
     <w:p>
@@ -5920,7 +7229,25 @@
           <w:sz w:val="24"/>
           <w:szCs w:val="24"/>
         </w:rPr>
-        <w:t xml:space="preserve">Es pacífica la jurisprudencia en conceder este rubro y se ha resuelto que probado el daño, este rubro procede sin necesidad de la prueba concreta y acabada. En efecto, en este sentido se manifiesta que: “Resulta procedente indemnizar los gastos médicos producidos como consecuencia del accidente, </w:t>
+        <w:t xml:space="preserve">Es pacífica la jurisprudencia en conceder este rubro y se ha resuelto </w:t>
+      </w:r>
+      <w:proofErr w:type="gramStart"/>
+      <w:r>
+        <w:rPr>
+          <w:rFonts w:ascii="Times New Roman" w:eastAsia="Times New Roman" w:hAnsi="Times New Roman" w:cs="Times New Roman"/>
+          <w:sz w:val="24"/>
+          <w:szCs w:val="24"/>
+        </w:rPr>
+        <w:t>que</w:t>
+      </w:r>
+      <w:proofErr w:type="gramEnd"/>
+      <w:r>
+        <w:rPr>
+          <w:rFonts w:ascii="Times New Roman" w:eastAsia="Times New Roman" w:hAnsi="Times New Roman" w:cs="Times New Roman"/>
+          <w:sz w:val="24"/>
+          <w:szCs w:val="24"/>
+        </w:rPr>
+        <w:t xml:space="preserve"> probado el daño, este rubro procede sin necesidad de la prueba concreta y acabada. En efecto, en este sentido se manifiesta que: “Resulta procedente indemnizar los gastos médicos producidos como consecuencia del accidente, </w:t>
       </w:r>
       <w:proofErr w:type="spellStart"/>
       <w:r>
@@ -6079,18 +7406,41 @@
           <w:sz w:val="24"/>
           <w:szCs w:val="24"/>
         </w:rPr>
-        <w:t xml:space="preserve">PESOS   </w:t>
-      </w:r>
-      <w:r>
-        <w:rPr>
-          <w:rFonts w:ascii="Times New Roman" w:eastAsia="Times New Roman" w:hAnsi="Times New Roman" w:cs="Times New Roman"/>
-          <w:b/>
-          <w:bCs/>
-          <w:sz w:val="24"/>
-          <w:szCs w:val="24"/>
-          <w:highlight w:val="yellow"/>
-        </w:rPr>
-        <w:t>{{</w:t>
+        <w:t>PESOS</w:t>
+      </w:r>
+      <w:proofErr w:type="gramStart"/>
+      <w:r>
+        <w:rPr>
+          <w:rFonts w:ascii="Times New Roman" w:eastAsia="Times New Roman" w:hAnsi="Times New Roman" w:cs="Times New Roman"/>
+          <w:b/>
+          <w:bCs/>
+          <w:sz w:val="24"/>
+          <w:szCs w:val="24"/>
+        </w:rPr>
+        <w:t xml:space="preserve">   </w:t>
+      </w:r>
+      <w:r>
+        <w:rPr>
+          <w:rFonts w:ascii="Times New Roman" w:eastAsia="Times New Roman" w:hAnsi="Times New Roman" w:cs="Times New Roman"/>
+          <w:b/>
+          <w:bCs/>
+          <w:sz w:val="24"/>
+          <w:szCs w:val="24"/>
+          <w:highlight w:val="yellow"/>
+        </w:rPr>
+        <w:t>{</w:t>
+      </w:r>
+      <w:proofErr w:type="gramEnd"/>
+      <w:r>
+        <w:rPr>
+          <w:rFonts w:ascii="Times New Roman" w:eastAsia="Times New Roman" w:hAnsi="Times New Roman" w:cs="Times New Roman"/>
+          <w:b/>
+          <w:bCs/>
+          <w:sz w:val="24"/>
+          <w:szCs w:val="24"/>
+          <w:highlight w:val="yellow"/>
+        </w:rPr>
+        <w:t>{</w:t>
       </w:r>
       <w:proofErr w:type="spellStart"/>
       <w:r>
@@ -6130,18 +7480,41 @@
           <w:sz w:val="24"/>
           <w:szCs w:val="24"/>
         </w:rPr>
-        <w:t xml:space="preserve">($  </w:t>
-      </w:r>
-      <w:r>
-        <w:rPr>
-          <w:rFonts w:ascii="Times New Roman" w:eastAsia="Times New Roman" w:hAnsi="Times New Roman" w:cs="Times New Roman"/>
-          <w:b/>
-          <w:bCs/>
-          <w:sz w:val="24"/>
-          <w:szCs w:val="24"/>
-          <w:highlight w:val="yellow"/>
-        </w:rPr>
-        <w:t>{{</w:t>
+        <w:t>(</w:t>
+      </w:r>
+      <w:proofErr w:type="gramStart"/>
+      <w:r>
+        <w:rPr>
+          <w:rFonts w:ascii="Times New Roman" w:eastAsia="Times New Roman" w:hAnsi="Times New Roman" w:cs="Times New Roman"/>
+          <w:b/>
+          <w:bCs/>
+          <w:sz w:val="24"/>
+          <w:szCs w:val="24"/>
+        </w:rPr>
+        <w:t xml:space="preserve">$  </w:t>
+      </w:r>
+      <w:r>
+        <w:rPr>
+          <w:rFonts w:ascii="Times New Roman" w:eastAsia="Times New Roman" w:hAnsi="Times New Roman" w:cs="Times New Roman"/>
+          <w:b/>
+          <w:bCs/>
+          <w:sz w:val="24"/>
+          <w:szCs w:val="24"/>
+          <w:highlight w:val="yellow"/>
+        </w:rPr>
+        <w:t>{</w:t>
+      </w:r>
+      <w:proofErr w:type="gramEnd"/>
+      <w:r>
+        <w:rPr>
+          <w:rFonts w:ascii="Times New Roman" w:eastAsia="Times New Roman" w:hAnsi="Times New Roman" w:cs="Times New Roman"/>
+          <w:b/>
+          <w:bCs/>
+          <w:sz w:val="24"/>
+          <w:szCs w:val="24"/>
+          <w:highlight w:val="yellow"/>
+        </w:rPr>
+        <w:t>{</w:t>
       </w:r>
       <w:proofErr w:type="spellStart"/>
       <w:r>
@@ -6161,7 +7534,17 @@
           <w:szCs w:val="24"/>
           <w:highlight w:val="yellow"/>
         </w:rPr>
-        <w:t>}}</w:t>
+        <w:t>}</w:t>
+      </w:r>
+      <w:proofErr w:type="gramStart"/>
+      <w:r>
+        <w:rPr>
+          <w:rFonts w:ascii="Times New Roman" w:eastAsia="Times New Roman" w:hAnsi="Times New Roman" w:cs="Times New Roman"/>
+          <w:sz w:val="24"/>
+          <w:szCs w:val="24"/>
+          <w:highlight w:val="yellow"/>
+        </w:rPr>
+        <w:t>}</w:t>
       </w:r>
       <w:r>
         <w:rPr>
@@ -6179,7 +7562,16 @@
           <w:sz w:val="24"/>
           <w:szCs w:val="24"/>
         </w:rPr>
-        <w:t xml:space="preserve"> por la asistencia médica y gastos farmacológicos del actor</w:t>
+        <w:t xml:space="preserve"> por</w:t>
+      </w:r>
+      <w:proofErr w:type="gramEnd"/>
+      <w:r>
+        <w:rPr>
+          <w:rFonts w:ascii="Times New Roman" w:eastAsia="Times New Roman" w:hAnsi="Times New Roman" w:cs="Times New Roman"/>
+          <w:sz w:val="24"/>
+          <w:szCs w:val="24"/>
+        </w:rPr>
+        <w:t xml:space="preserve"> la asistencia médica y gastos farmacológicos del actor</w:t>
       </w:r>
       <w:r>
         <w:rPr>
@@ -6297,7 +7689,79 @@
           <w:sz w:val="24"/>
           <w:szCs w:val="24"/>
         </w:rPr>
-        <w:t xml:space="preserve">1 DAÑO FÍSICO E INCAPACIDAD ……………… $  </w:t>
+        <w:t xml:space="preserve">1 DAÑO FÍSICO E INCAPACIDAD ……………… </w:t>
+      </w:r>
+      <w:proofErr w:type="gramStart"/>
+      <w:r>
+        <w:rPr>
+          <w:rFonts w:ascii="Times New Roman" w:eastAsia="Times New Roman" w:hAnsi="Times New Roman" w:cs="Times New Roman"/>
+          <w:b/>
+          <w:bCs/>
+          <w:sz w:val="24"/>
+          <w:szCs w:val="24"/>
+        </w:rPr>
+        <w:t xml:space="preserve">$  </w:t>
+      </w:r>
+      <w:r>
+        <w:rPr>
+          <w:rFonts w:ascii="Times New Roman" w:eastAsia="Times New Roman" w:hAnsi="Times New Roman" w:cs="Times New Roman"/>
+          <w:sz w:val="24"/>
+          <w:szCs w:val="24"/>
+          <w:highlight w:val="yellow"/>
+        </w:rPr>
+        <w:t>{</w:t>
+      </w:r>
+      <w:proofErr w:type="gramEnd"/>
+      <w:r>
+        <w:rPr>
+          <w:rFonts w:ascii="Times New Roman" w:eastAsia="Times New Roman" w:hAnsi="Times New Roman" w:cs="Times New Roman"/>
+          <w:sz w:val="24"/>
+          <w:szCs w:val="24"/>
+          <w:highlight w:val="yellow"/>
+        </w:rPr>
+        <w:t>{</w:t>
+      </w:r>
+      <w:proofErr w:type="spellStart"/>
+      <w:r>
+        <w:rPr>
+          <w:rFonts w:ascii="Times New Roman" w:eastAsia="Times New Roman" w:hAnsi="Times New Roman" w:cs="Times New Roman"/>
+          <w:sz w:val="24"/>
+          <w:szCs w:val="24"/>
+          <w:highlight w:val="yellow"/>
+        </w:rPr>
+        <w:t>LiquiIncapacidadFisicaNum</w:t>
+      </w:r>
+      <w:proofErr w:type="spellEnd"/>
+      <w:r>
+        <w:rPr>
+          <w:rFonts w:ascii="Times New Roman" w:eastAsia="Times New Roman" w:hAnsi="Times New Roman" w:cs="Times New Roman"/>
+          <w:sz w:val="24"/>
+          <w:szCs w:val="24"/>
+          <w:highlight w:val="yellow"/>
+        </w:rPr>
+        <w:t>}}</w:t>
+      </w:r>
+    </w:p>
+    <w:p>
+      <w:pPr>
+        <w:spacing w:after="0" w:line="360" w:lineRule="auto"/>
+        <w:rPr>
+          <w:rFonts w:ascii="Times New Roman" w:eastAsia="Times New Roman" w:hAnsi="Times New Roman" w:cs="Times New Roman"/>
+          <w:b/>
+          <w:bCs/>
+          <w:sz w:val="24"/>
+          <w:szCs w:val="24"/>
+        </w:rPr>
+      </w:pPr>
+      <w:r>
+        <w:rPr>
+          <w:rFonts w:ascii="Times New Roman" w:eastAsia="Times New Roman" w:hAnsi="Times New Roman" w:cs="Times New Roman"/>
+          <w:b/>
+          <w:bCs/>
+          <w:sz w:val="24"/>
+          <w:szCs w:val="24"/>
+        </w:rPr>
+        <w:t xml:space="preserve">2. DAÑO MORAL ………………………………$ </w:t>
       </w:r>
       <w:r>
         <w:rPr>
@@ -6316,7 +7780,7 @@
           <w:szCs w:val="24"/>
           <w:highlight w:val="yellow"/>
         </w:rPr>
-        <w:t>LiquiIncapacidadFisicaNum</w:t>
+        <w:t>LiquiDanoMoralNum</w:t>
       </w:r>
       <w:proofErr w:type="spellEnd"/>
       <w:r>
@@ -6348,7 +7812,7 @@
           <w:sz w:val="24"/>
           <w:szCs w:val="24"/>
         </w:rPr>
-        <w:t xml:space="preserve">2. DAÑO MORAL ………………………………$ </w:t>
+        <w:t xml:space="preserve">3. DAÑO PSICOLÓGICO …………………… $ </w:t>
       </w:r>
       <w:r>
         <w:rPr>
@@ -6367,7 +7831,7 @@
           <w:szCs w:val="24"/>
           <w:highlight w:val="yellow"/>
         </w:rPr>
-        <w:t>LiquiDanoMoralNum</w:t>
+        <w:t>LiquiDanoPsicologicoNum</w:t>
       </w:r>
       <w:proofErr w:type="spellEnd"/>
       <w:r>
@@ -6399,7 +7863,29 @@
           <w:sz w:val="24"/>
           <w:szCs w:val="24"/>
         </w:rPr>
-        <w:t xml:space="preserve">3. DAÑO PSICOLÓGICO …………………… $ </w:t>
+        <w:t>4. DAÑO PSICOFARMACOLÓGICO FUTURO</w:t>
+      </w:r>
+      <w:proofErr w:type="gramStart"/>
+      <w:r>
+        <w:rPr>
+          <w:rFonts w:ascii="Times New Roman" w:eastAsia="Times New Roman" w:hAnsi="Times New Roman" w:cs="Times New Roman"/>
+          <w:b/>
+          <w:bCs/>
+          <w:sz w:val="24"/>
+          <w:szCs w:val="24"/>
+        </w:rPr>
+        <w:t xml:space="preserve"> .…</w:t>
+      </w:r>
+      <w:proofErr w:type="gramEnd"/>
+      <w:r>
+        <w:rPr>
+          <w:rFonts w:ascii="Times New Roman" w:eastAsia="Times New Roman" w:hAnsi="Times New Roman" w:cs="Times New Roman"/>
+          <w:b/>
+          <w:bCs/>
+          <w:sz w:val="24"/>
+          <w:szCs w:val="24"/>
+        </w:rPr>
+        <w:t xml:space="preserve">$ </w:t>
       </w:r>
       <w:r>
         <w:rPr>
@@ -6418,7 +7904,7 @@
           <w:szCs w:val="24"/>
           <w:highlight w:val="yellow"/>
         </w:rPr>
-        <w:t>LiquiDanoPsicologicoNum</w:t>
+        <w:t>LiquiGastosFarmaciaNum</w:t>
       </w:r>
       <w:proofErr w:type="spellEnd"/>
       <w:r>
@@ -6436,21 +7922,41 @@
         <w:spacing w:after="0" w:line="360" w:lineRule="auto"/>
         <w:rPr>
           <w:rFonts w:ascii="Times New Roman" w:eastAsia="Times New Roman" w:hAnsi="Times New Roman" w:cs="Times New Roman"/>
-          <w:b/>
-          <w:bCs/>
-          <w:sz w:val="24"/>
-          <w:szCs w:val="24"/>
-        </w:rPr>
-      </w:pPr>
-      <w:r>
-        <w:rPr>
-          <w:rFonts w:ascii="Times New Roman" w:eastAsia="Times New Roman" w:hAnsi="Times New Roman" w:cs="Times New Roman"/>
-          <w:b/>
-          <w:bCs/>
-          <w:sz w:val="24"/>
-          <w:szCs w:val="24"/>
-        </w:rPr>
-        <w:t xml:space="preserve">4. DAÑO PSICOFARMACOLÓGICO FUTURO .…$ </w:t>
+          <w:sz w:val="24"/>
+          <w:szCs w:val="24"/>
+        </w:rPr>
+      </w:pPr>
+      <w:r>
+        <w:rPr>
+          <w:rFonts w:ascii="Times New Roman" w:eastAsia="Times New Roman" w:hAnsi="Times New Roman" w:cs="Times New Roman"/>
+          <w:b/>
+          <w:bCs/>
+          <w:sz w:val="24"/>
+          <w:szCs w:val="24"/>
+        </w:rPr>
+        <w:t xml:space="preserve">5. ASISTENCIA MÉDICA- GASTOS </w:t>
+      </w:r>
+      <w:proofErr w:type="gramStart"/>
+      <w:r>
+        <w:rPr>
+          <w:rFonts w:ascii="Times New Roman" w:eastAsia="Times New Roman" w:hAnsi="Times New Roman" w:cs="Times New Roman"/>
+          <w:b/>
+          <w:bCs/>
+          <w:sz w:val="24"/>
+          <w:szCs w:val="24"/>
+        </w:rPr>
+        <w:t>FARMACOLÓGICOS..</w:t>
+      </w:r>
+      <w:proofErr w:type="gramEnd"/>
+      <w:r>
+        <w:rPr>
+          <w:rFonts w:ascii="Times New Roman" w:eastAsia="Times New Roman" w:hAnsi="Times New Roman" w:cs="Times New Roman"/>
+          <w:b/>
+          <w:bCs/>
+          <w:sz w:val="24"/>
+          <w:szCs w:val="24"/>
+        </w:rPr>
+        <w:t xml:space="preserve"> $ </w:t>
       </w:r>
       <w:r>
         <w:rPr>
@@ -6469,7 +7975,7 @@
           <w:szCs w:val="24"/>
           <w:highlight w:val="yellow"/>
         </w:rPr>
-        <w:t>LiquiGastosFarmaciaNum</w:t>
+        <w:t>LiquiGastosMedicosNum</w:t>
       </w:r>
       <w:proofErr w:type="spellEnd"/>
       <w:r>
@@ -6499,11 +8005,125 @@
           <w:sz w:val="24"/>
           <w:szCs w:val="24"/>
         </w:rPr>
-        <w:t xml:space="preserve">5. ASISTENCIA MÉDICA- GASTOS FARMACOLÓGICOS.. $ </w:t>
-      </w:r>
-      <w:r>
-        <w:rPr>
-          <w:rFonts w:ascii="Times New Roman" w:eastAsia="Times New Roman" w:hAnsi="Times New Roman" w:cs="Times New Roman"/>
+        <w:t>6. DAÑO MATERIAL …………………………………</w:t>
+      </w:r>
+      <w:proofErr w:type="gramStart"/>
+      <w:r>
+        <w:rPr>
+          <w:rFonts w:ascii="Times New Roman" w:eastAsia="Times New Roman" w:hAnsi="Times New Roman" w:cs="Times New Roman"/>
+          <w:b/>
+          <w:bCs/>
+          <w:sz w:val="24"/>
+          <w:szCs w:val="24"/>
+        </w:rPr>
+        <w:t xml:space="preserve">$  </w:t>
+      </w:r>
+      <w:r>
+        <w:rPr>
+          <w:rFonts w:ascii="Times New Roman" w:eastAsia="Times New Roman" w:hAnsi="Times New Roman" w:cs="Times New Roman"/>
+          <w:sz w:val="24"/>
+          <w:szCs w:val="24"/>
+          <w:highlight w:val="yellow"/>
+        </w:rPr>
+        <w:t>{</w:t>
+      </w:r>
+      <w:proofErr w:type="gramEnd"/>
+      <w:r>
+        <w:rPr>
+          <w:rFonts w:ascii="Times New Roman" w:eastAsia="Times New Roman" w:hAnsi="Times New Roman" w:cs="Times New Roman"/>
+          <w:sz w:val="24"/>
+          <w:szCs w:val="24"/>
+          <w:highlight w:val="yellow"/>
+        </w:rPr>
+        <w:t>{</w:t>
+      </w:r>
+      <w:proofErr w:type="spellStart"/>
+      <w:r>
+        <w:rPr>
+          <w:rFonts w:ascii="Times New Roman" w:eastAsia="Times New Roman" w:hAnsi="Times New Roman" w:cs="Times New Roman"/>
+          <w:sz w:val="24"/>
+          <w:szCs w:val="24"/>
+          <w:highlight w:val="yellow"/>
+        </w:rPr>
+        <w:t>LiquiDanoMaterialNum</w:t>
+      </w:r>
+      <w:proofErr w:type="spellEnd"/>
+      <w:r>
+        <w:rPr>
+          <w:rFonts w:ascii="Times New Roman" w:eastAsia="Times New Roman" w:hAnsi="Times New Roman" w:cs="Times New Roman"/>
+          <w:sz w:val="24"/>
+          <w:szCs w:val="24"/>
+          <w:highlight w:val="yellow"/>
+        </w:rPr>
+        <w:t>}}</w:t>
+      </w:r>
+    </w:p>
+    <w:p>
+      <w:pPr>
+        <w:spacing w:after="0" w:line="360" w:lineRule="auto"/>
+        <w:rPr>
+          <w:rFonts w:ascii="Times New Roman" w:eastAsia="Times New Roman" w:hAnsi="Times New Roman" w:cs="Times New Roman"/>
+          <w:b/>
+          <w:bCs/>
+          <w:sz w:val="24"/>
+          <w:szCs w:val="24"/>
+        </w:rPr>
+      </w:pPr>
+    </w:p>
+    <w:p>
+      <w:pPr>
+        <w:spacing w:after="0" w:line="360" w:lineRule="auto"/>
+        <w:jc w:val="both"/>
+        <w:rPr>
+          <w:rFonts w:ascii="Times New Roman" w:eastAsia="Times New Roman" w:hAnsi="Times New Roman" w:cs="Times New Roman"/>
+          <w:b/>
+          <w:bCs/>
+          <w:sz w:val="24"/>
+          <w:szCs w:val="24"/>
+          <w:highlight w:val="yellow"/>
+        </w:rPr>
+      </w:pPr>
+    </w:p>
+    <w:p>
+      <w:pPr>
+        <w:spacing w:after="0" w:line="360" w:lineRule="auto"/>
+        <w:jc w:val="both"/>
+        <w:rPr>
+          <w:rFonts w:ascii="Times New Roman" w:eastAsia="Times New Roman" w:hAnsi="Times New Roman" w:cs="Times New Roman"/>
+          <w:b/>
+          <w:bCs/>
+          <w:sz w:val="24"/>
+          <w:szCs w:val="24"/>
+          <w:u w:val="single"/>
+        </w:rPr>
+      </w:pPr>
+      <w:r>
+        <w:rPr>
+          <w:rFonts w:ascii="Times New Roman" w:eastAsia="Times New Roman" w:hAnsi="Times New Roman" w:cs="Times New Roman"/>
+          <w:b/>
+          <w:bCs/>
+          <w:sz w:val="24"/>
+          <w:szCs w:val="24"/>
+          <w:u w:val="single"/>
+        </w:rPr>
+        <w:t>TOTAL</w:t>
+      </w:r>
+      <w:r>
+        <w:rPr>
+          <w:rFonts w:ascii="Times New Roman" w:eastAsia="Times New Roman" w:hAnsi="Times New Roman" w:cs="Times New Roman"/>
+          <w:b/>
+          <w:bCs/>
+          <w:sz w:val="24"/>
+          <w:szCs w:val="24"/>
+          <w:u w:val="single"/>
+        </w:rPr>
+        <w:t xml:space="preserve">: </w:t>
+      </w:r>
+      <w:r>
+        <w:rPr>
+          <w:rFonts w:ascii="Times New Roman" w:eastAsia="Times New Roman" w:hAnsi="Times New Roman" w:cs="Times New Roman"/>
+          <w:b/>
+          <w:bCs/>
           <w:sz w:val="24"/>
           <w:szCs w:val="24"/>
           <w:highlight w:val="yellow"/>
@@ -6518,41 +8138,37 @@
           <w:szCs w:val="24"/>
           <w:highlight w:val="yellow"/>
         </w:rPr>
-        <w:t>LiquiGastosMedicosNum</w:t>
+        <w:t>LiquiTotalLetras</w:t>
       </w:r>
       <w:proofErr w:type="spellEnd"/>
       <w:r>
         <w:rPr>
           <w:rFonts w:ascii="Times New Roman" w:eastAsia="Times New Roman" w:hAnsi="Times New Roman" w:cs="Times New Roman"/>
+          <w:b/>
+          <w:bCs/>
           <w:sz w:val="24"/>
           <w:szCs w:val="24"/>
           <w:highlight w:val="yellow"/>
         </w:rPr>
         <w:t>}}</w:t>
       </w:r>
-    </w:p>
-    <w:p>
-      <w:pPr>
-        <w:spacing w:after="0" w:line="360" w:lineRule="auto"/>
-        <w:rPr>
-          <w:rFonts w:ascii="Times New Roman" w:eastAsia="Times New Roman" w:hAnsi="Times New Roman" w:cs="Times New Roman"/>
-          <w:sz w:val="24"/>
-          <w:szCs w:val="24"/>
-        </w:rPr>
-      </w:pPr>
-      <w:r>
-        <w:rPr>
-          <w:rFonts w:ascii="Times New Roman" w:eastAsia="Times New Roman" w:hAnsi="Times New Roman" w:cs="Times New Roman"/>
-          <w:b/>
-          <w:bCs/>
-          <w:sz w:val="24"/>
-          <w:szCs w:val="24"/>
-        </w:rPr>
-        <w:t xml:space="preserve">6. DAÑO MATERIAL …………………………………$  </w:t>
-      </w:r>
-      <w:r>
-        <w:rPr>
-          <w:rFonts w:ascii="Times New Roman" w:eastAsia="Times New Roman" w:hAnsi="Times New Roman" w:cs="Times New Roman"/>
+      <w:r>
+        <w:rPr>
+          <w:rFonts w:ascii="Times New Roman" w:eastAsia="Times New Roman" w:hAnsi="Times New Roman" w:cs="Times New Roman"/>
+          <w:b/>
+          <w:bCs/>
+          <w:sz w:val="24"/>
+          <w:szCs w:val="24"/>
+          <w:highlight w:val="yellow"/>
+          <w:u w:val="single"/>
+        </w:rPr>
+        <w:t xml:space="preserve"> (</w:t>
+      </w:r>
+      <w:r>
+        <w:rPr>
+          <w:rFonts w:ascii="Times New Roman" w:eastAsia="Times New Roman" w:hAnsi="Times New Roman" w:cs="Times New Roman"/>
+          <w:b/>
+          <w:bCs/>
           <w:sz w:val="24"/>
           <w:szCs w:val="24"/>
           <w:highlight w:val="yellow"/>
@@ -6567,49 +8183,63 @@
           <w:szCs w:val="24"/>
           <w:highlight w:val="yellow"/>
         </w:rPr>
-        <w:t>LiquiDanoMaterialNum</w:t>
+        <w:t>LiquiTotalNum</w:t>
       </w:r>
       <w:proofErr w:type="spellEnd"/>
       <w:r>
         <w:rPr>
           <w:rFonts w:ascii="Times New Roman" w:eastAsia="Times New Roman" w:hAnsi="Times New Roman" w:cs="Times New Roman"/>
-          <w:sz w:val="24"/>
-          <w:szCs w:val="24"/>
-          <w:highlight w:val="yellow"/>
-        </w:rPr>
-        <w:t>}}</w:t>
-      </w:r>
-    </w:p>
-    <w:p>
-      <w:pPr>
-        <w:spacing w:after="0" w:line="360" w:lineRule="auto"/>
-        <w:rPr>
-          <w:rFonts w:ascii="Times New Roman" w:eastAsia="Times New Roman" w:hAnsi="Times New Roman" w:cs="Times New Roman"/>
-          <w:b/>
-          <w:bCs/>
-          <w:sz w:val="24"/>
-          <w:szCs w:val="24"/>
-        </w:rPr>
-      </w:pPr>
-    </w:p>
-    <w:p>
-      <w:pPr>
-        <w:spacing w:after="0" w:line="360" w:lineRule="auto"/>
-        <w:jc w:val="both"/>
-        <w:rPr>
-          <w:rFonts w:ascii="Times New Roman" w:eastAsia="Times New Roman" w:hAnsi="Times New Roman" w:cs="Times New Roman"/>
-          <w:b/>
-          <w:bCs/>
-          <w:sz w:val="24"/>
-          <w:szCs w:val="24"/>
-          <w:highlight w:val="yellow"/>
-        </w:rPr>
-      </w:pPr>
-    </w:p>
-    <w:p>
-      <w:pPr>
-        <w:spacing w:after="0" w:line="360" w:lineRule="auto"/>
-        <w:jc w:val="both"/>
+          <w:b/>
+          <w:bCs/>
+          <w:sz w:val="24"/>
+          <w:szCs w:val="24"/>
+          <w:highlight w:val="yellow"/>
+        </w:rPr>
+        <w:t>}}).​</w:t>
+      </w:r>
+      <w:r>
+        <w:rPr>
+          <w:rFonts w:ascii="Times New Roman" w:eastAsia="Times New Roman" w:hAnsi="Times New Roman" w:cs="Times New Roman"/>
+          <w:b/>
+          <w:bCs/>
+          <w:sz w:val="24"/>
+          <w:szCs w:val="24"/>
+        </w:rPr>
+        <w:t>       </w:t>
+      </w:r>
+      <w:r>
+        <w:rPr>
+          <w:rFonts w:ascii="Times New Roman" w:eastAsia="Times New Roman" w:hAnsi="Times New Roman" w:cs="Times New Roman"/>
+          <w:b/>
+          <w:bCs/>
+          <w:sz w:val="24"/>
+          <w:szCs w:val="24"/>
+        </w:rPr>
+        <w:t xml:space="preserve">                                               </w:t>
+      </w:r>
+    </w:p>
+    <w:p>
+      <w:pPr>
+        <w:spacing w:after="0" w:line="360" w:lineRule="auto"/>
+        <w:jc w:val="both"/>
+        <w:rPr>
+          <w:rFonts w:ascii="Times New Roman" w:eastAsia="Times New Roman" w:hAnsi="Times New Roman" w:cs="Times New Roman"/>
+          <w:sz w:val="24"/>
+          <w:szCs w:val="24"/>
+        </w:rPr>
+      </w:pPr>
+    </w:p>
+    <w:p>
+      <w:pPr>
+        <w:spacing w:after="0" w:line="360" w:lineRule="auto"/>
+        <w:jc w:val="both"/>
+        <w:rPr>
+          <w:rFonts w:ascii="Times New Roman" w:eastAsia="Times New Roman" w:hAnsi="Times New Roman" w:cs="Times New Roman"/>
+          <w:sz w:val="24"/>
+          <w:szCs w:val="24"/>
+        </w:rPr>
+      </w:pPr>
+      <w:r>
         <w:rPr>
           <w:rFonts w:ascii="Times New Roman" w:eastAsia="Times New Roman" w:hAnsi="Times New Roman" w:cs="Times New Roman"/>
           <w:b/>
@@ -6618,39 +8248,27 @@
           <w:szCs w:val="24"/>
           <w:u w:val="single"/>
         </w:rPr>
-      </w:pPr>
-      <w:r>
-        <w:rPr>
-          <w:rFonts w:ascii="Times New Roman" w:eastAsia="Times New Roman" w:hAnsi="Times New Roman" w:cs="Times New Roman"/>
-          <w:b/>
-          <w:bCs/>
-          <w:sz w:val="24"/>
-          <w:szCs w:val="24"/>
-          <w:u w:val="single"/>
-        </w:rPr>
-        <w:t>TOTAL</w:t>
-      </w:r>
-      <w:r>
-        <w:rPr>
-          <w:rFonts w:ascii="Times New Roman" w:eastAsia="Times New Roman" w:hAnsi="Times New Roman" w:cs="Times New Roman"/>
-          <w:b/>
-          <w:bCs/>
-          <w:sz w:val="24"/>
-          <w:szCs w:val="24"/>
-          <w:u w:val="single"/>
-        </w:rPr>
-        <w:t xml:space="preserve">: </w:t>
-      </w:r>
-      <w:r>
-        <w:rPr>
-          <w:rFonts w:ascii="Times New Roman" w:eastAsia="Times New Roman" w:hAnsi="Times New Roman" w:cs="Times New Roman"/>
-          <w:b/>
-          <w:bCs/>
-          <w:sz w:val="24"/>
-          <w:szCs w:val="24"/>
-          <w:highlight w:val="yellow"/>
-        </w:rPr>
-        <w:t>{{</w:t>
+        <w:t>IX.DESVALORIZACIÓN MONETARIA- RESERVA CASO FEDERAL:</w:t>
+      </w:r>
+    </w:p>
+    <w:p>
+      <w:pPr>
+        <w:spacing w:after="0" w:line="360" w:lineRule="auto"/>
+        <w:ind w:firstLine="720"/>
+        <w:jc w:val="both"/>
+        <w:rPr>
+          <w:rFonts w:ascii="Times New Roman" w:eastAsia="Times New Roman" w:hAnsi="Times New Roman" w:cs="Times New Roman"/>
+          <w:sz w:val="24"/>
+          <w:szCs w:val="24"/>
+        </w:rPr>
+      </w:pPr>
+      <w:r>
+        <w:rPr>
+          <w:rFonts w:ascii="Times New Roman" w:eastAsia="Times New Roman" w:hAnsi="Times New Roman" w:cs="Times New Roman"/>
+          <w:sz w:val="24"/>
+          <w:szCs w:val="24"/>
+        </w:rPr>
+        <w:t xml:space="preserve">Atento a la depreciación de la moneda de curso legal y que nuestra legislación aún no se ha adaptado al nuevo proceso inflacionario, ya que no se ha fijado método </w:t>
       </w:r>
       <w:proofErr w:type="spellStart"/>
       <w:r>
@@ -6658,44 +8276,279 @@
           <w:rFonts w:ascii="Times New Roman" w:eastAsia="Times New Roman" w:hAnsi="Times New Roman" w:cs="Times New Roman"/>
           <w:sz w:val="24"/>
           <w:szCs w:val="24"/>
-          <w:highlight w:val="yellow"/>
-        </w:rPr>
-        <w:t>LiquiTotalLetras</w:t>
+        </w:rPr>
+        <w:t>indexatorio</w:t>
       </w:r>
       <w:proofErr w:type="spellEnd"/>
       <w:r>
         <w:rPr>
           <w:rFonts w:ascii="Times New Roman" w:eastAsia="Times New Roman" w:hAnsi="Times New Roman" w:cs="Times New Roman"/>
-          <w:b/>
-          <w:bCs/>
-          <w:sz w:val="24"/>
-          <w:szCs w:val="24"/>
-          <w:highlight w:val="yellow"/>
-        </w:rPr>
-        <w:t>}}</w:t>
-      </w:r>
-      <w:r>
-        <w:rPr>
-          <w:rFonts w:ascii="Times New Roman" w:eastAsia="Times New Roman" w:hAnsi="Times New Roman" w:cs="Times New Roman"/>
-          <w:b/>
-          <w:bCs/>
-          <w:sz w:val="24"/>
-          <w:szCs w:val="24"/>
-          <w:highlight w:val="yellow"/>
-          <w:u w:val="single"/>
-        </w:rPr>
-        <w:t xml:space="preserve"> (</w:t>
-      </w:r>
-      <w:r>
-        <w:rPr>
-          <w:rFonts w:ascii="Times New Roman" w:eastAsia="Times New Roman" w:hAnsi="Times New Roman" w:cs="Times New Roman"/>
-          <w:b/>
-          <w:bCs/>
-          <w:sz w:val="24"/>
-          <w:szCs w:val="24"/>
-          <w:highlight w:val="yellow"/>
-        </w:rPr>
-        <w:t>{{</w:t>
+          <w:sz w:val="24"/>
+          <w:szCs w:val="24"/>
+        </w:rPr>
+        <w:t xml:space="preserve"> alguno sobre los montos de indemnización peticionados en el escrito de demanda en aplicación de la Ley 23.928, con las modificaciones y alcances de la Ley 25.561, es por ello que se plantea mediante el presente la teoría de la imprevisión, planteando la inconstitucionalidad de las referidas leyes por ser violatorias de los preceptos que emergen del art. 17 de la Constitución Nacional.</w:t>
+      </w:r>
+    </w:p>
+    <w:p>
+      <w:pPr>
+        <w:spacing w:after="0" w:line="360" w:lineRule="auto"/>
+        <w:ind w:firstLine="720"/>
+        <w:jc w:val="both"/>
+        <w:rPr>
+          <w:rFonts w:ascii="Times New Roman" w:eastAsia="Times New Roman" w:hAnsi="Times New Roman" w:cs="Times New Roman"/>
+          <w:sz w:val="24"/>
+          <w:szCs w:val="24"/>
+        </w:rPr>
+      </w:pPr>
+      <w:r>
+        <w:rPr>
+          <w:rFonts w:ascii="Times New Roman" w:eastAsia="Times New Roman" w:hAnsi="Times New Roman" w:cs="Times New Roman"/>
+          <w:sz w:val="24"/>
+          <w:szCs w:val="24"/>
+        </w:rPr>
+        <w:t>Subsidiariamente y para el caso que V.S. estime improcedente nuestro pedido se interpone formal reserva de recurrir a la Corte Suprema de Justicia de la Nación por vía del Recurso Extraordinario Federal consagrado en el art. 14 de la Ley 48.</w:t>
+      </w:r>
+    </w:p>
+    <w:p>
+      <w:pPr>
+        <w:spacing w:after="0" w:line="360" w:lineRule="auto"/>
+        <w:ind w:firstLine="720"/>
+        <w:jc w:val="both"/>
+        <w:rPr>
+          <w:rFonts w:ascii="Times New Roman" w:eastAsia="Times New Roman" w:hAnsi="Times New Roman" w:cs="Times New Roman"/>
+          <w:sz w:val="24"/>
+          <w:szCs w:val="24"/>
+        </w:rPr>
+      </w:pPr>
+      <w:r>
+        <w:rPr>
+          <w:rFonts w:ascii="Times New Roman" w:eastAsia="Times New Roman" w:hAnsi="Times New Roman" w:cs="Times New Roman"/>
+          <w:sz w:val="24"/>
+          <w:szCs w:val="24"/>
+        </w:rPr>
+        <w:t xml:space="preserve">Consecuentemente, y con el mayor respeto a V.S, a los efectos de ejemplificar lo expuesto, desarrollamos un breve cuadro de valores comparativos de distintos productos básicos, de los cuales se informa el costo de </w:t>
+      </w:r>
+      <w:proofErr w:type="gramStart"/>
+      <w:r>
+        <w:rPr>
+          <w:rFonts w:ascii="Times New Roman" w:eastAsia="Times New Roman" w:hAnsi="Times New Roman" w:cs="Times New Roman"/>
+          <w:sz w:val="24"/>
+          <w:szCs w:val="24"/>
+        </w:rPr>
+        <w:t>los mismos</w:t>
+      </w:r>
+      <w:proofErr w:type="gramEnd"/>
+      <w:r>
+        <w:rPr>
+          <w:rFonts w:ascii="Times New Roman" w:eastAsia="Times New Roman" w:hAnsi="Times New Roman" w:cs="Times New Roman"/>
+          <w:sz w:val="24"/>
+          <w:szCs w:val="24"/>
+        </w:rPr>
+        <w:t xml:space="preserve"> en el año 2001 y a modo de ejemplo el precio por el cual se consiguen en la actualidad. </w:t>
+      </w:r>
+    </w:p>
+    <w:p>
+      <w:pPr>
+        <w:spacing w:after="0" w:line="360" w:lineRule="auto"/>
+        <w:jc w:val="both"/>
+        <w:rPr>
+          <w:rFonts w:ascii="Times New Roman" w:eastAsia="Times New Roman" w:hAnsi="Times New Roman" w:cs="Times New Roman"/>
+          <w:b/>
+          <w:bCs/>
+          <w:sz w:val="24"/>
+          <w:szCs w:val="24"/>
+        </w:rPr>
+      </w:pPr>
+      <w:r>
+        <w:rPr>
+          <w:rFonts w:ascii="Times New Roman" w:eastAsia="Times New Roman" w:hAnsi="Times New Roman" w:cs="Times New Roman"/>
+          <w:b/>
+          <w:bCs/>
+          <w:sz w:val="24"/>
+          <w:szCs w:val="24"/>
+        </w:rPr>
+        <w:t xml:space="preserve">PRODUCTOS Y SERVICIOS </w:t>
+      </w:r>
+    </w:p>
+    <w:p>
+      <w:pPr>
+        <w:spacing w:after="0" w:line="360" w:lineRule="auto"/>
+        <w:jc w:val="both"/>
+        <w:rPr>
+          <w:rFonts w:ascii="Times New Roman" w:eastAsia="Times New Roman" w:hAnsi="Times New Roman" w:cs="Times New Roman"/>
+          <w:sz w:val="24"/>
+          <w:szCs w:val="24"/>
+        </w:rPr>
+      </w:pPr>
+      <w:r>
+        <w:rPr>
+          <w:rFonts w:ascii="Times New Roman" w:eastAsia="Times New Roman" w:hAnsi="Times New Roman" w:cs="Times New Roman"/>
+          <w:sz w:val="24"/>
+          <w:szCs w:val="24"/>
+        </w:rPr>
+        <w:t>*ACEITE NATURA POR LITRO- 2001 A $ 1.80 / 2023 A $ 3000,00</w:t>
+      </w:r>
+    </w:p>
+    <w:p>
+      <w:pPr>
+        <w:spacing w:after="0" w:line="360" w:lineRule="auto"/>
+        <w:jc w:val="both"/>
+        <w:rPr>
+          <w:rFonts w:ascii="Times New Roman" w:eastAsia="Times New Roman" w:hAnsi="Times New Roman" w:cs="Times New Roman"/>
+          <w:sz w:val="24"/>
+          <w:szCs w:val="24"/>
+        </w:rPr>
+      </w:pPr>
+      <w:r>
+        <w:rPr>
+          <w:rFonts w:ascii="Times New Roman" w:eastAsia="Times New Roman" w:hAnsi="Times New Roman" w:cs="Times New Roman"/>
+          <w:sz w:val="24"/>
+          <w:szCs w:val="24"/>
+        </w:rPr>
+        <w:t xml:space="preserve">*FIDEOS DON VICENTE 2001 A $1.20 / 2023 A $ 1000,00 </w:t>
+      </w:r>
+    </w:p>
+    <w:p>
+      <w:pPr>
+        <w:spacing w:after="0" w:line="360" w:lineRule="auto"/>
+        <w:jc w:val="both"/>
+        <w:rPr>
+          <w:rFonts w:ascii="Times New Roman" w:eastAsia="Times New Roman" w:hAnsi="Times New Roman" w:cs="Times New Roman"/>
+          <w:sz w:val="24"/>
+          <w:szCs w:val="24"/>
+        </w:rPr>
+      </w:pPr>
+      <w:r>
+        <w:rPr>
+          <w:rFonts w:ascii="Times New Roman" w:eastAsia="Times New Roman" w:hAnsi="Times New Roman" w:cs="Times New Roman"/>
+          <w:sz w:val="24"/>
+          <w:szCs w:val="24"/>
+        </w:rPr>
+        <w:t>*PÓLIZA DE RESPONSABILIDAD CIVIL EN CUALQUIER COMPAÑÍA AL AÑO 2001 EL VALOR MEDIO ERA DE $ 28 PESOS, EN LA ACTUALIDAD Y EN BASE AL ESTUDIO DE MERCADO REALIZADO POR ESTA PARTE, NINGUNA COMPAÑÍA BRINDA DICHA COBERTURA POR UNA SUMA MENOR A LOS $ 15000.</w:t>
+      </w:r>
+    </w:p>
+    <w:p>
+      <w:pPr>
+        <w:spacing w:after="0" w:line="360" w:lineRule="auto"/>
+        <w:ind w:firstLine="720"/>
+        <w:jc w:val="both"/>
+        <w:rPr>
+          <w:rFonts w:ascii="Times New Roman" w:eastAsia="Times New Roman" w:hAnsi="Times New Roman" w:cs="Times New Roman"/>
+          <w:sz w:val="24"/>
+          <w:szCs w:val="24"/>
+        </w:rPr>
+      </w:pPr>
+      <w:r>
+        <w:rPr>
+          <w:rFonts w:ascii="Times New Roman" w:eastAsia="Times New Roman" w:hAnsi="Times New Roman" w:cs="Times New Roman"/>
+          <w:sz w:val="24"/>
+          <w:szCs w:val="24"/>
+        </w:rPr>
+        <w:t xml:space="preserve">Dicho cuadro deviene de lo importante que resulta a esta parte resaltar que los montos establecidos en la generalidad de las sentencias no han variado en los últimos 7 años, situación por la cual resulta sumamente </w:t>
+      </w:r>
+      <w:proofErr w:type="gramStart"/>
+      <w:r>
+        <w:rPr>
+          <w:rFonts w:ascii="Times New Roman" w:eastAsia="Times New Roman" w:hAnsi="Times New Roman" w:cs="Times New Roman"/>
+          <w:sz w:val="24"/>
+          <w:szCs w:val="24"/>
+        </w:rPr>
+        <w:t>in equitativa</w:t>
+      </w:r>
+      <w:proofErr w:type="gramEnd"/>
+      <w:r>
+        <w:rPr>
+          <w:rFonts w:ascii="Times New Roman" w:eastAsia="Times New Roman" w:hAnsi="Times New Roman" w:cs="Times New Roman"/>
+          <w:sz w:val="24"/>
+          <w:szCs w:val="24"/>
+        </w:rPr>
+        <w:t xml:space="preserve"> teniendo en cuenta la inflación de la que </w:t>
+      </w:r>
+      <w:r>
+        <w:rPr>
+          <w:rFonts w:ascii="Times New Roman" w:eastAsia="Times New Roman" w:hAnsi="Times New Roman" w:cs="Times New Roman"/>
+          <w:sz w:val="24"/>
+          <w:szCs w:val="24"/>
+        </w:rPr>
+        <w:lastRenderedPageBreak/>
+        <w:t xml:space="preserve">resultamos víctimas todos los argentinos. </w:t>
+      </w:r>
+      <w:proofErr w:type="gramStart"/>
+      <w:r>
+        <w:rPr>
+          <w:rFonts w:ascii="Times New Roman" w:eastAsia="Times New Roman" w:hAnsi="Times New Roman" w:cs="Times New Roman"/>
+          <w:sz w:val="24"/>
+          <w:szCs w:val="24"/>
+        </w:rPr>
+        <w:t>Asimismo</w:t>
+      </w:r>
+      <w:proofErr w:type="gramEnd"/>
+      <w:r>
+        <w:rPr>
+          <w:rFonts w:ascii="Times New Roman" w:eastAsia="Times New Roman" w:hAnsi="Times New Roman" w:cs="Times New Roman"/>
+          <w:sz w:val="24"/>
+          <w:szCs w:val="24"/>
+        </w:rPr>
+        <w:t xml:space="preserve"> resulta procedente señalar que lo expuesto precedentemente también se puede corroborar en la nota periodística que se acompaña a la parte documental del presente libelo, emitida por el diario Clarín con fecha 11 de enero de 2009, en la cual se informa que en los últimos siete años hay precios que subieron más del 500%. Y desde allí hasta la actualidad los aumentos alcanzan un 250%, Consecuentemente con lo expuesto podemos arribar a las conclusiones mencionadas, ya que tal como manifiestan los representantes de la mayoría de las aseguradoras, les resulta más conveniente generar litigios que conciliaciones, consiguiendo con ello un claro colapso judicial y un importantísimo beneficio económico.</w:t>
+      </w:r>
+    </w:p>
+    <w:p>
+      <w:pPr>
+        <w:spacing w:after="0" w:line="360" w:lineRule="auto"/>
+        <w:ind w:firstLine="720"/>
+        <w:jc w:val="both"/>
+        <w:rPr>
+          <w:rFonts w:ascii="Times New Roman" w:eastAsia="Times New Roman" w:hAnsi="Times New Roman" w:cs="Times New Roman"/>
+          <w:sz w:val="24"/>
+          <w:szCs w:val="24"/>
+        </w:rPr>
+      </w:pPr>
+      <w:r>
+        <w:rPr>
+          <w:rFonts w:ascii="Times New Roman" w:eastAsia="Times New Roman" w:hAnsi="Times New Roman" w:cs="Times New Roman"/>
+          <w:sz w:val="24"/>
+          <w:szCs w:val="24"/>
+        </w:rPr>
+        <w:t>AHORA BIEN POR ÚLTIMO Y DE MAYOR RELEVANCIA ES DE MENCIONAR QUE COMO ES DE PÚBLICO CONOCIMIENTO DURANTE TODO 2020, HEMOS SUFRIDO UNA DEVALUACIÓN APROXIMADA DEL 40%, SIENDO RECONOCIDO OFICIALMENTE QUE LA INFLACIÓN TAN SOLO PARA EL MES DE ENERO DE ESE AÑO FUE DEL 4%, CONSECUENTEMENTE Y REALIZANDO UNA PROYECCIÓN PODRÍAMOS AFIRMAR QUE LA INFLACIÓN ANUAL EN 2022 RONDARÁ EL 1500%... SABIENDO ELLO S.S COMPRENDERÁ QUE NINGUNA DE LAS TASAS DE INTERÉS QUE SE APLICAN PARA ACTUALIZAR MONTOS DE SENTENCIAS SE CONDICEN CON LA REALIDAD DE NUESTRO PAÍS, MENOS AÚN LA TASA PASIVA Y/O LA DEL 8% LAS CUALES HOY POR HOY RESULTAN HASTA IRRISORIAS, SIENDO ESTO ÚNICAMENTE UN EXCELENTE NEGOCIO PARA LAS ASEGURADORAS, LAS CUALES AL DILATAR LOS PAGOS GENERAN UN PERJUICIO DESMESURADO EN LOS ACTORES QUIENES JAMÁS TENDRÁN UN RECLAMO AJUSTADO A LA REALIDAD QUE ATRAVESAMOS.</w:t>
+      </w:r>
+    </w:p>
+    <w:p>
+      <w:pPr>
+        <w:spacing w:after="0" w:line="360" w:lineRule="auto"/>
+        <w:ind w:firstLine="720"/>
+        <w:jc w:val="both"/>
+        <w:rPr>
+          <w:rFonts w:ascii="Times New Roman" w:eastAsia="Times New Roman" w:hAnsi="Times New Roman" w:cs="Times New Roman"/>
+          <w:sz w:val="24"/>
+          <w:szCs w:val="24"/>
+        </w:rPr>
+      </w:pPr>
+      <w:r>
+        <w:rPr>
+          <w:rFonts w:ascii="Times New Roman" w:eastAsia="Times New Roman" w:hAnsi="Times New Roman" w:cs="Times New Roman"/>
+          <w:sz w:val="24"/>
+          <w:szCs w:val="24"/>
+        </w:rPr>
+        <w:t xml:space="preserve">Cabe destacar que en los últimos años hasta el 2024 inclusive hemos sufrido un proceso inflacionario del orden del 150% aproximadamente en cada periodo anual. </w:t>
+      </w:r>
+    </w:p>
+    <w:p>
+      <w:pPr>
+        <w:spacing w:after="0" w:line="360" w:lineRule="auto"/>
+        <w:jc w:val="both"/>
+        <w:rPr>
+          <w:rFonts w:ascii="Times New Roman" w:eastAsia="Times New Roman" w:hAnsi="Times New Roman" w:cs="Times New Roman"/>
+          <w:sz w:val="24"/>
+          <w:szCs w:val="24"/>
+        </w:rPr>
+      </w:pPr>
+      <w:r>
+        <w:rPr>
+          <w:rFonts w:ascii="Times New Roman" w:eastAsia="Times New Roman" w:hAnsi="Times New Roman" w:cs="Times New Roman"/>
+          <w:sz w:val="24"/>
+          <w:szCs w:val="24"/>
+        </w:rPr>
+        <w:t>En este orden de ideas, la Suprema Corte de la Provincia de Buenos Aires, ha tenido una postura favorable a los argumentos esgrimidos, sentado un cambio de criterio en lo que refiere a la actualización de los créditos en las acciones de daños y perjuicios, conforme a la doctrina legal establecida por la Suprema Corte de Justicia en la causa C. 124.096, "Barrios, Héctor Francisco y otra C/ Lascano, Sandra Beatriz y otra. S/ Daños y Perjuicios" (</w:t>
       </w:r>
       <w:proofErr w:type="spellStart"/>
       <w:r>
@@ -6703,74 +8556,17 @@
           <w:rFonts w:ascii="Times New Roman" w:eastAsia="Times New Roman" w:hAnsi="Times New Roman" w:cs="Times New Roman"/>
           <w:sz w:val="24"/>
           <w:szCs w:val="24"/>
-          <w:highlight w:val="yellow"/>
-        </w:rPr>
-        <w:t>LiquiTotalNum</w:t>
+        </w:rPr>
+        <w:t>sent</w:t>
       </w:r>
       <w:proofErr w:type="spellEnd"/>
       <w:r>
         <w:rPr>
           <w:rFonts w:ascii="Times New Roman" w:eastAsia="Times New Roman" w:hAnsi="Times New Roman" w:cs="Times New Roman"/>
-          <w:b/>
-          <w:bCs/>
-          <w:sz w:val="24"/>
-          <w:szCs w:val="24"/>
-          <w:highlight w:val="yellow"/>
-        </w:rPr>
-        <w:t>}}).​</w:t>
-      </w:r>
-      <w:r>
-        <w:rPr>
-          <w:rFonts w:ascii="Times New Roman" w:eastAsia="Times New Roman" w:hAnsi="Times New Roman" w:cs="Times New Roman"/>
-          <w:b/>
-          <w:bCs/>
-          <w:sz w:val="24"/>
-          <w:szCs w:val="24"/>
-        </w:rPr>
-        <w:t>       </w:t>
-      </w:r>
-      <w:r>
-        <w:rPr>
-          <w:rFonts w:ascii="Times New Roman" w:eastAsia="Times New Roman" w:hAnsi="Times New Roman" w:cs="Times New Roman"/>
-          <w:b/>
-          <w:bCs/>
-          <w:sz w:val="24"/>
-          <w:szCs w:val="24"/>
-        </w:rPr>
-        <w:t xml:space="preserve">                                               </w:t>
-      </w:r>
-    </w:p>
-    <w:p>
-      <w:pPr>
-        <w:spacing w:after="0" w:line="360" w:lineRule="auto"/>
-        <w:jc w:val="both"/>
-        <w:rPr>
-          <w:rFonts w:ascii="Times New Roman" w:eastAsia="Times New Roman" w:hAnsi="Times New Roman" w:cs="Times New Roman"/>
-          <w:sz w:val="24"/>
-          <w:szCs w:val="24"/>
-        </w:rPr>
-      </w:pPr>
-    </w:p>
-    <w:p>
-      <w:pPr>
-        <w:spacing w:after="0" w:line="360" w:lineRule="auto"/>
-        <w:jc w:val="both"/>
-        <w:rPr>
-          <w:rFonts w:ascii="Times New Roman" w:eastAsia="Times New Roman" w:hAnsi="Times New Roman" w:cs="Times New Roman"/>
-          <w:sz w:val="24"/>
-          <w:szCs w:val="24"/>
-        </w:rPr>
-      </w:pPr>
-      <w:r>
-        <w:rPr>
-          <w:rFonts w:ascii="Times New Roman" w:eastAsia="Times New Roman" w:hAnsi="Times New Roman" w:cs="Times New Roman"/>
-          <w:b/>
-          <w:bCs/>
-          <w:sz w:val="24"/>
-          <w:szCs w:val="24"/>
-          <w:u w:val="single"/>
-        </w:rPr>
-        <w:t>IX.DESVALORIZACIÓN MONETARIA- RESERVA CASO FEDERAL:</w:t>
+          <w:sz w:val="24"/>
+          <w:szCs w:val="24"/>
+        </w:rPr>
+        <w:t xml:space="preserve">. del 17/4/2024). </w:t>
       </w:r>
     </w:p>
     <w:p>
@@ -6790,25 +8586,7 @@
           <w:sz w:val="24"/>
           <w:szCs w:val="24"/>
         </w:rPr>
-        <w:t xml:space="preserve">Atento a la depreciación de la moneda de curso legal y que nuestra legislación aún no se ha adaptado al nuevo proceso inflacionario, ya que no se ha fijado método </w:t>
-      </w:r>
-      <w:proofErr w:type="spellStart"/>
-      <w:r>
-        <w:rPr>
-          <w:rFonts w:ascii="Times New Roman" w:eastAsia="Times New Roman" w:hAnsi="Times New Roman" w:cs="Times New Roman"/>
-          <w:sz w:val="24"/>
-          <w:szCs w:val="24"/>
-        </w:rPr>
-        <w:t>indexatorio</w:t>
-      </w:r>
-      <w:proofErr w:type="spellEnd"/>
-      <w:r>
-        <w:rPr>
-          <w:rFonts w:ascii="Times New Roman" w:eastAsia="Times New Roman" w:hAnsi="Times New Roman" w:cs="Times New Roman"/>
-          <w:sz w:val="24"/>
-          <w:szCs w:val="24"/>
-        </w:rPr>
-        <w:t xml:space="preserve"> alguno sobre los montos de indemnización peticionados en el escrito de demanda en aplicación de la Ley 23.928, con las modificaciones y alcances de la Ley 25.561, es por ello que se plantea mediante el presente la teoría de la imprevisión, planteando la inconstitucionalidad de las referidas leyes por ser violatorias de los preceptos que emergen del art. 17 de la Constitución Nacional.</w:t>
+        <w:t xml:space="preserve">En cuanto, declaró la inconstitucionalidad sobrevenida del artículo 7 de la Ley 23.928 (texto según Ley 25.561), en cuanto prohíbe la actualización monetaria o la indexación de créditos para las obligaciones dinerarias. Asimismo, sentó los criterios para la determinación de las deudas de valor, como así también dispuso una serie de directrices para delimitar el alcance de la indexación. </w:t>
       </w:r>
     </w:p>
     <w:p>
@@ -6828,253 +8606,61 @@
           <w:sz w:val="24"/>
           <w:szCs w:val="24"/>
         </w:rPr>
-        <w:t>Subsidiariamente y para el caso que V.S. estime improcedente nuestro pedido se interpone formal reserva de recurrir a la Corte Suprema de Justicia de la Nación por vía del Recurso Extraordinario Federal consagrado en el art. 14 de la Ley 48.</w:t>
-      </w:r>
-    </w:p>
-    <w:p>
-      <w:pPr>
-        <w:spacing w:after="0" w:line="360" w:lineRule="auto"/>
-        <w:ind w:firstLine="720"/>
-        <w:jc w:val="both"/>
-        <w:rPr>
-          <w:rFonts w:ascii="Times New Roman" w:eastAsia="Times New Roman" w:hAnsi="Times New Roman" w:cs="Times New Roman"/>
-          <w:sz w:val="24"/>
-          <w:szCs w:val="24"/>
-        </w:rPr>
-      </w:pPr>
-      <w:r>
-        <w:rPr>
-          <w:rFonts w:ascii="Times New Roman" w:eastAsia="Times New Roman" w:hAnsi="Times New Roman" w:cs="Times New Roman"/>
-          <w:sz w:val="24"/>
-          <w:szCs w:val="24"/>
-        </w:rPr>
-        <w:t xml:space="preserve">Consecuentemente, y con el mayor respeto a V.S, a los efectos de ejemplificar lo expuesto, desarrollamos un breve cuadro de valores comparativos de distintos productos básicos, de los cuales se informa el costo de los mismos en el año 2001 y a modo de ejemplo el precio por el cual se consiguen en la actualidad. </w:t>
-      </w:r>
-    </w:p>
-    <w:p>
-      <w:pPr>
-        <w:spacing w:after="0" w:line="360" w:lineRule="auto"/>
-        <w:jc w:val="both"/>
-        <w:rPr>
-          <w:rFonts w:ascii="Times New Roman" w:eastAsia="Times New Roman" w:hAnsi="Times New Roman" w:cs="Times New Roman"/>
-          <w:b/>
-          <w:bCs/>
-          <w:sz w:val="24"/>
-          <w:szCs w:val="24"/>
-        </w:rPr>
-      </w:pPr>
-      <w:r>
-        <w:rPr>
-          <w:rFonts w:ascii="Times New Roman" w:eastAsia="Times New Roman" w:hAnsi="Times New Roman" w:cs="Times New Roman"/>
-          <w:b/>
-          <w:bCs/>
-          <w:sz w:val="24"/>
-          <w:szCs w:val="24"/>
-        </w:rPr>
-        <w:t xml:space="preserve">PRODUCTOS Y SERVICIOS </w:t>
-      </w:r>
-    </w:p>
-    <w:p>
-      <w:pPr>
-        <w:spacing w:after="0" w:line="360" w:lineRule="auto"/>
-        <w:jc w:val="both"/>
-        <w:rPr>
-          <w:rFonts w:ascii="Times New Roman" w:eastAsia="Times New Roman" w:hAnsi="Times New Roman" w:cs="Times New Roman"/>
-          <w:sz w:val="24"/>
-          <w:szCs w:val="24"/>
-        </w:rPr>
-      </w:pPr>
-      <w:r>
-        <w:rPr>
-          <w:rFonts w:ascii="Times New Roman" w:eastAsia="Times New Roman" w:hAnsi="Times New Roman" w:cs="Times New Roman"/>
-          <w:sz w:val="24"/>
-          <w:szCs w:val="24"/>
-        </w:rPr>
-        <w:t>*ACEITE NATURA POR LITRO- 2001 A $ 1.80 / 2023 A $ 3000,00</w:t>
-      </w:r>
-    </w:p>
-    <w:p>
-      <w:pPr>
-        <w:spacing w:after="0" w:line="360" w:lineRule="auto"/>
-        <w:jc w:val="both"/>
-        <w:rPr>
-          <w:rFonts w:ascii="Times New Roman" w:eastAsia="Times New Roman" w:hAnsi="Times New Roman" w:cs="Times New Roman"/>
-          <w:sz w:val="24"/>
-          <w:szCs w:val="24"/>
-        </w:rPr>
-      </w:pPr>
-      <w:r>
-        <w:rPr>
-          <w:rFonts w:ascii="Times New Roman" w:eastAsia="Times New Roman" w:hAnsi="Times New Roman" w:cs="Times New Roman"/>
-          <w:sz w:val="24"/>
-          <w:szCs w:val="24"/>
-        </w:rPr>
-        <w:t xml:space="preserve">*FIDEOS DON VICENTE 2001 A $1.20 / 2023 A $ 1000,00 </w:t>
-      </w:r>
-    </w:p>
-    <w:p>
-      <w:pPr>
-        <w:spacing w:after="0" w:line="360" w:lineRule="auto"/>
-        <w:jc w:val="both"/>
-        <w:rPr>
-          <w:rFonts w:ascii="Times New Roman" w:eastAsia="Times New Roman" w:hAnsi="Times New Roman" w:cs="Times New Roman"/>
-          <w:sz w:val="24"/>
-          <w:szCs w:val="24"/>
-        </w:rPr>
-      </w:pPr>
-      <w:r>
-        <w:rPr>
-          <w:rFonts w:ascii="Times New Roman" w:eastAsia="Times New Roman" w:hAnsi="Times New Roman" w:cs="Times New Roman"/>
-          <w:sz w:val="24"/>
-          <w:szCs w:val="24"/>
-        </w:rPr>
-        <w:t>*PÓLIZA DE RESPONSABILIDAD CIVIL EN CUALQUIER COMPAÑÍA AL AÑO 2001 EL VALOR MEDIO ERA DE $ 28 PESOS, EN LA ACTUALIDAD Y EN BASE AL ESTUDIO DE MERCADO REALIZADO POR ESTA PARTE, NINGUNA COMPAÑÍA BRINDA DICHA COBERTURA POR UNA SUMA MENOR A LOS $ 15000.</w:t>
-      </w:r>
-    </w:p>
-    <w:p>
-      <w:pPr>
-        <w:spacing w:after="0" w:line="360" w:lineRule="auto"/>
-        <w:ind w:firstLine="720"/>
-        <w:jc w:val="both"/>
-        <w:rPr>
-          <w:rFonts w:ascii="Times New Roman" w:eastAsia="Times New Roman" w:hAnsi="Times New Roman" w:cs="Times New Roman"/>
-          <w:sz w:val="24"/>
-          <w:szCs w:val="24"/>
-        </w:rPr>
-      </w:pPr>
-      <w:r>
-        <w:rPr>
-          <w:rFonts w:ascii="Times New Roman" w:eastAsia="Times New Roman" w:hAnsi="Times New Roman" w:cs="Times New Roman"/>
-          <w:sz w:val="24"/>
-          <w:szCs w:val="24"/>
-        </w:rPr>
-        <w:t xml:space="preserve">Dicho cuadro deviene de lo importante que resulta a esta parte resaltar que los montos establecidos en la generalidad de las sentencias no han variado en los últimos 7 años, situación por la cual resulta sumamente in equitativa teniendo en cuenta la inflación de la que </w:t>
-      </w:r>
-      <w:r>
-        <w:rPr>
-          <w:rFonts w:ascii="Times New Roman" w:eastAsia="Times New Roman" w:hAnsi="Times New Roman" w:cs="Times New Roman"/>
-          <w:sz w:val="24"/>
-          <w:szCs w:val="24"/>
-        </w:rPr>
-        <w:lastRenderedPageBreak/>
-        <w:t>resultamos víctimas todos los argentinos. Asimismo resulta procedente señalar que lo expuesto precedentemente también se puede corroborar en la nota periodística que se acompaña a la parte documental del presente libelo, emitida por el diario Clarín con fecha 11 de enero de 2009, en la cual se informa que en los últimos siete años hay precios que subieron más del 500%. Y desde allí hasta la actualidad los aumentos alcanzan un 250%, Consecuentemente con lo expuesto podemos arribar a las conclusiones mencionadas, ya que tal como manifiestan los representantes de la mayoría de las aseguradoras, les resulta más conveniente generar litigios que conciliaciones, consiguiendo con ello un claro colapso judicial y un importantísimo beneficio económico.</w:t>
-      </w:r>
-    </w:p>
-    <w:p>
-      <w:pPr>
-        <w:spacing w:after="0" w:line="360" w:lineRule="auto"/>
-        <w:ind w:firstLine="720"/>
-        <w:jc w:val="both"/>
-        <w:rPr>
-          <w:rFonts w:ascii="Times New Roman" w:eastAsia="Times New Roman" w:hAnsi="Times New Roman" w:cs="Times New Roman"/>
-          <w:sz w:val="24"/>
-          <w:szCs w:val="24"/>
-        </w:rPr>
-      </w:pPr>
-      <w:r>
-        <w:rPr>
-          <w:rFonts w:ascii="Times New Roman" w:eastAsia="Times New Roman" w:hAnsi="Times New Roman" w:cs="Times New Roman"/>
-          <w:sz w:val="24"/>
-          <w:szCs w:val="24"/>
-        </w:rPr>
-        <w:t>AHORA BIEN POR ÚLTIMO Y DE MAYOR RELEVANCIA ES DE MENCIONAR QUE COMO ES DE PÚBLICO CONOCIMIENTO DURANTE TODO 2020, HEMOS SUFRIDO UNA DEVALUACIÓN APROXIMADA DEL 40%, SIENDO RECONOCIDO OFICIALMENTE QUE LA INFLACIÓN TAN SOLO PARA EL MES DE ENERO DE ESE AÑO FUE DEL 4%, CONSECUENTEMENTE Y REALIZANDO UNA PROYECCIÓN PODRÍAMOS AFIRMAR QUE LA INFLACIÓN ANUAL EN 2022 RONDARÁ EL 1500%... SABIENDO ELLO S.S COMPRENDERÁ QUE NINGUNA DE LAS TASAS DE INTERÉS QUE SE APLICAN PARA ACTUALIZAR MONTOS DE SENTENCIAS SE CONDICEN CON LA REALIDAD DE NUESTRO PAÍS, MENOS AÚN LA TASA PASIVA Y/O LA DEL 8% LAS CUALES HOY POR HOY RESULTAN HASTA IRRISORIAS, SIENDO ESTO ÚNICAMENTE UN EXCELENTE NEGOCIO PARA LAS ASEGURADORAS, LAS CUALES AL DILATAR LOS PAGOS GENERAN UN PERJUICIO DESMESURADO EN LOS ACTORES QUIENES JAMÁS TENDRÁN UN RECLAMO AJUSTADO A LA REALIDAD QUE ATRAVESAMOS.</w:t>
-      </w:r>
-    </w:p>
-    <w:p>
-      <w:pPr>
-        <w:spacing w:after="0" w:line="360" w:lineRule="auto"/>
-        <w:ind w:firstLine="720"/>
-        <w:jc w:val="both"/>
-        <w:rPr>
-          <w:rFonts w:ascii="Times New Roman" w:eastAsia="Times New Roman" w:hAnsi="Times New Roman" w:cs="Times New Roman"/>
-          <w:sz w:val="24"/>
-          <w:szCs w:val="24"/>
-        </w:rPr>
-      </w:pPr>
-      <w:r>
-        <w:rPr>
-          <w:rFonts w:ascii="Times New Roman" w:eastAsia="Times New Roman" w:hAnsi="Times New Roman" w:cs="Times New Roman"/>
-          <w:sz w:val="24"/>
-          <w:szCs w:val="24"/>
-        </w:rPr>
-        <w:t xml:space="preserve">Cabe destacar que en los últimos años hasta el 2024 inclusive hemos sufrido un proceso inflacionario del orden del 150% aproximadamente en cada periodo anual. </w:t>
-      </w:r>
-    </w:p>
-    <w:p>
-      <w:pPr>
-        <w:spacing w:after="0" w:line="360" w:lineRule="auto"/>
-        <w:jc w:val="both"/>
-        <w:rPr>
-          <w:rFonts w:ascii="Times New Roman" w:eastAsia="Times New Roman" w:hAnsi="Times New Roman" w:cs="Times New Roman"/>
-          <w:sz w:val="24"/>
-          <w:szCs w:val="24"/>
-        </w:rPr>
-      </w:pPr>
-      <w:r>
-        <w:rPr>
-          <w:rFonts w:ascii="Times New Roman" w:eastAsia="Times New Roman" w:hAnsi="Times New Roman" w:cs="Times New Roman"/>
-          <w:sz w:val="24"/>
-          <w:szCs w:val="24"/>
-        </w:rPr>
-        <w:t>En este orden de ideas, la Suprema Corte de la Provincia de Buenos Aires, ha tenido una postura favorable a los argumentos esgrimidos, sentado un cambio de criterio en lo que refiere a la actualización de los créditos en las acciones de daños y perjuicios, conforme a la doctrina legal establecida por la Suprema Corte de Justicia en la causa C. 124.096, "Barrios, Héctor Francisco y otra C/ Lascano, Sandra Beatriz y otra. S/ Daños y Perjuicios" (</w:t>
-      </w:r>
-      <w:proofErr w:type="spellStart"/>
-      <w:r>
-        <w:rPr>
-          <w:rFonts w:ascii="Times New Roman" w:eastAsia="Times New Roman" w:hAnsi="Times New Roman" w:cs="Times New Roman"/>
-          <w:sz w:val="24"/>
-          <w:szCs w:val="24"/>
-        </w:rPr>
-        <w:t>sent</w:t>
-      </w:r>
-      <w:proofErr w:type="spellEnd"/>
-      <w:r>
-        <w:rPr>
-          <w:rFonts w:ascii="Times New Roman" w:eastAsia="Times New Roman" w:hAnsi="Times New Roman" w:cs="Times New Roman"/>
-          <w:sz w:val="24"/>
-          <w:szCs w:val="24"/>
-        </w:rPr>
-        <w:t xml:space="preserve">. del 17/4/2024). </w:t>
-      </w:r>
-    </w:p>
-    <w:p>
-      <w:pPr>
-        <w:spacing w:after="0" w:line="360" w:lineRule="auto"/>
-        <w:ind w:firstLine="720"/>
-        <w:jc w:val="both"/>
-        <w:rPr>
-          <w:rFonts w:ascii="Times New Roman" w:eastAsia="Times New Roman" w:hAnsi="Times New Roman" w:cs="Times New Roman"/>
-          <w:sz w:val="24"/>
-          <w:szCs w:val="24"/>
-        </w:rPr>
-      </w:pPr>
-      <w:r>
-        <w:rPr>
-          <w:rFonts w:ascii="Times New Roman" w:eastAsia="Times New Roman" w:hAnsi="Times New Roman" w:cs="Times New Roman"/>
-          <w:sz w:val="24"/>
-          <w:szCs w:val="24"/>
-        </w:rPr>
-        <w:t xml:space="preserve">En cuanto, declaró la inconstitucionalidad sobrevenida del artículo 7 de la Ley 23.928 (texto según Ley 25.561), en cuanto prohíbe la actualización monetaria o la indexación de créditos para las obligaciones dinerarias. Asimismo, sentó los criterios para la determinación de las deudas de valor, como así también dispuso una serie de directrices para delimitar el alcance de la indexación. </w:t>
-      </w:r>
-    </w:p>
-    <w:p>
-      <w:pPr>
-        <w:spacing w:after="0" w:line="360" w:lineRule="auto"/>
-        <w:ind w:firstLine="720"/>
-        <w:jc w:val="both"/>
-        <w:rPr>
-          <w:rFonts w:ascii="Times New Roman" w:eastAsia="Times New Roman" w:hAnsi="Times New Roman" w:cs="Times New Roman"/>
-          <w:sz w:val="24"/>
-          <w:szCs w:val="24"/>
-        </w:rPr>
-      </w:pPr>
-      <w:r>
-        <w:rPr>
-          <w:rFonts w:ascii="Times New Roman" w:eastAsia="Times New Roman" w:hAnsi="Times New Roman" w:cs="Times New Roman"/>
-          <w:sz w:val="24"/>
-          <w:szCs w:val="24"/>
-        </w:rPr>
-        <w:t xml:space="preserve">Se declara la inconstitucionalidad del artículo 7 de la Ley 23.928 y su inaplicabilidad, en virtud del cambio de escenario económico, ya que debe ser descalificado porque desconoce el principio de razonabilidad, el derecho de propiedad del reclamante y no permite proveer una tutela judicial eficaz (arts. 1 , 17 , 18 , 28 y </w:t>
+        <w:t xml:space="preserve">Se declara la inconstitucionalidad del artículo 7 de la Ley 23.928 y su inaplicabilidad, en virtud del cambio de escenario económico, ya que debe ser descalificado porque desconoce el principio de razonabilidad, el derecho de propiedad del reclamante y no permite proveer una tutela judicial eficaz (arts. </w:t>
+      </w:r>
+      <w:proofErr w:type="gramStart"/>
+      <w:r>
+        <w:rPr>
+          <w:rFonts w:ascii="Times New Roman" w:eastAsia="Times New Roman" w:hAnsi="Times New Roman" w:cs="Times New Roman"/>
+          <w:sz w:val="24"/>
+          <w:szCs w:val="24"/>
+        </w:rPr>
+        <w:t>1 ,</w:t>
+      </w:r>
+      <w:proofErr w:type="gramEnd"/>
+      <w:r>
+        <w:rPr>
+          <w:rFonts w:ascii="Times New Roman" w:eastAsia="Times New Roman" w:hAnsi="Times New Roman" w:cs="Times New Roman"/>
+          <w:sz w:val="24"/>
+          <w:szCs w:val="24"/>
+        </w:rPr>
+        <w:t xml:space="preserve"> </w:t>
+      </w:r>
+      <w:proofErr w:type="gramStart"/>
+      <w:r>
+        <w:rPr>
+          <w:rFonts w:ascii="Times New Roman" w:eastAsia="Times New Roman" w:hAnsi="Times New Roman" w:cs="Times New Roman"/>
+          <w:sz w:val="24"/>
+          <w:szCs w:val="24"/>
+        </w:rPr>
+        <w:t>17 ,</w:t>
+      </w:r>
+      <w:proofErr w:type="gramEnd"/>
+      <w:r>
+        <w:rPr>
+          <w:rFonts w:ascii="Times New Roman" w:eastAsia="Times New Roman" w:hAnsi="Times New Roman" w:cs="Times New Roman"/>
+          <w:sz w:val="24"/>
+          <w:szCs w:val="24"/>
+        </w:rPr>
+        <w:t xml:space="preserve"> </w:t>
+      </w:r>
+      <w:proofErr w:type="gramStart"/>
+      <w:r>
+        <w:rPr>
+          <w:rFonts w:ascii="Times New Roman" w:eastAsia="Times New Roman" w:hAnsi="Times New Roman" w:cs="Times New Roman"/>
+          <w:sz w:val="24"/>
+          <w:szCs w:val="24"/>
+        </w:rPr>
+        <w:t>18 ,</w:t>
+      </w:r>
+      <w:proofErr w:type="gramEnd"/>
+      <w:r>
+        <w:rPr>
+          <w:rFonts w:ascii="Times New Roman" w:eastAsia="Times New Roman" w:hAnsi="Times New Roman" w:cs="Times New Roman"/>
+          <w:sz w:val="24"/>
+          <w:szCs w:val="24"/>
+        </w:rPr>
+        <w:t xml:space="preserve"> 28 y </w:t>
       </w:r>
       <w:proofErr w:type="spellStart"/>
       <w:r>
@@ -7393,7 +8979,25 @@
           <w:sz w:val="24"/>
           <w:szCs w:val="24"/>
         </w:rPr>
-        <w:t>Fundo el derecho que me asiste en lo dispuesto en los arts. 726, 1721, 1722, 1723, 1724, 1725, 1731, 1741, 1753, 1757, 1758, 1769 del Código Civil y Comercial de la Nación; art. 118, Ley 17.418 y Ley 24.449, Ley Nacional de Tránsito, jurisprudencia y doctrina citadas en la presente demanda.- </w:t>
+        <w:t xml:space="preserve">Fundo el derecho que me asiste en lo dispuesto en los arts. 726, 1721, 1722, 1723, 1724, 1725, 1731, 1741, 1753, 1757, 1758, 1769 del Código Civil y Comercial de la Nación; art. 118, Ley 17.418 y Ley 24.449, Ley Nacional de Tránsito, jurisprudencia y doctrina citadas en la presente </w:t>
+      </w:r>
+      <w:proofErr w:type="gramStart"/>
+      <w:r>
+        <w:rPr>
+          <w:rFonts w:ascii="Times New Roman" w:eastAsia="Times New Roman" w:hAnsi="Times New Roman" w:cs="Times New Roman"/>
+          <w:sz w:val="24"/>
+          <w:szCs w:val="24"/>
+        </w:rPr>
+        <w:t>demanda.-</w:t>
+      </w:r>
+      <w:proofErr w:type="gramEnd"/>
+      <w:r>
+        <w:rPr>
+          <w:rFonts w:ascii="Times New Roman" w:eastAsia="Times New Roman" w:hAnsi="Times New Roman" w:cs="Times New Roman"/>
+          <w:sz w:val="24"/>
+          <w:szCs w:val="24"/>
+        </w:rPr>
+        <w:t> </w:t>
       </w:r>
     </w:p>
     <w:p>
@@ -7433,8 +9037,18 @@
           <w:sz w:val="24"/>
           <w:szCs w:val="24"/>
         </w:rPr>
-        <w:t>El hecho ilícito constituye en mora al deudor desde el momento en que se produce el hecho generador de la acción incoada (C.S.J.N. Fallos 191-280; 110-1-199; 238-44; 274-377, Recopilación doctrinaria y jurisprudencia E.D. 69.827).-</w:t>
-      </w:r>
+        <w:t>El hecho ilícito constituye en mora al deudor desde el momento en que se produce el hecho generador de la acción incoada (C.S.J.N. Fallos 191-280; 110-1-199; 238-44; 274-377, Recopilación doctrinaria y jurisprudencia E.D. 69.827</w:t>
+      </w:r>
+      <w:proofErr w:type="gramStart"/>
+      <w:r>
+        <w:rPr>
+          <w:rFonts w:ascii="Times New Roman" w:eastAsia="Times New Roman" w:hAnsi="Times New Roman" w:cs="Times New Roman"/>
+          <w:sz w:val="24"/>
+          <w:szCs w:val="24"/>
+        </w:rPr>
+        <w:t>).-</w:t>
+      </w:r>
+      <w:proofErr w:type="gramEnd"/>
     </w:p>
     <w:p>
       <w:pPr>
@@ -7512,6 +9126,7 @@
         <w:t>. en Pleno Cap. JA. 1960-1-624; C.C. 2a. La Plata, Sala III BJJBA 49-750; 50-201), sin que influya que en ese momento la deuda no sea líquida, pues para reclamarla solo se requiere que la obligación sea cierta (</w:t>
       </w:r>
       <w:proofErr w:type="spellStart"/>
+      <w:proofErr w:type="gramStart"/>
       <w:r>
         <w:rPr>
           <w:rFonts w:ascii="Times New Roman" w:eastAsia="Times New Roman" w:hAnsi="Times New Roman" w:cs="Times New Roman"/>
@@ -7521,6 +9136,7 @@
         <w:t>Cám.Apel.San</w:t>
       </w:r>
       <w:proofErr w:type="spellEnd"/>
+      <w:proofErr w:type="gramEnd"/>
       <w:r>
         <w:rPr>
           <w:rFonts w:ascii="Times New Roman" w:eastAsia="Times New Roman" w:hAnsi="Times New Roman" w:cs="Times New Roman"/>
@@ -7581,8 +9197,36 @@
           <w:sz w:val="24"/>
           <w:szCs w:val="24"/>
         </w:rPr>
-        <w:t>. Col. Abog. Pcia. de Bs.As.. p. 149).-</w:t>
-      </w:r>
+        <w:t xml:space="preserve">. Col. Abog. Pcia. de </w:t>
+      </w:r>
+      <w:proofErr w:type="gramStart"/>
+      <w:r>
+        <w:rPr>
+          <w:rFonts w:ascii="Times New Roman" w:eastAsia="Times New Roman" w:hAnsi="Times New Roman" w:cs="Times New Roman"/>
+          <w:sz w:val="24"/>
+          <w:szCs w:val="24"/>
+        </w:rPr>
+        <w:t>Bs.As..</w:t>
+      </w:r>
+      <w:proofErr w:type="gramEnd"/>
+      <w:r>
+        <w:rPr>
+          <w:rFonts w:ascii="Times New Roman" w:eastAsia="Times New Roman" w:hAnsi="Times New Roman" w:cs="Times New Roman"/>
+          <w:sz w:val="24"/>
+          <w:szCs w:val="24"/>
+        </w:rPr>
+        <w:t xml:space="preserve"> p. 149</w:t>
+      </w:r>
+      <w:proofErr w:type="gramStart"/>
+      <w:r>
+        <w:rPr>
+          <w:rFonts w:ascii="Times New Roman" w:eastAsia="Times New Roman" w:hAnsi="Times New Roman" w:cs="Times New Roman"/>
+          <w:sz w:val="24"/>
+          <w:szCs w:val="24"/>
+        </w:rPr>
+        <w:t>).-</w:t>
+      </w:r>
+      <w:proofErr w:type="gramEnd"/>
     </w:p>
     <w:p>
       <w:pPr>
@@ -7644,8 +9288,22 @@
           <w:sz w:val="24"/>
           <w:szCs w:val="24"/>
         </w:rPr>
-        <w:t>"Corresponde aplicar la tasa activa cartera general (préstamos) nominal anual vencida a treinta días del Banco de la Nación Argentina" 4-"La tasa de interés fijada debe computarse desde el inicio de la mora hasta el cumplimiento de la sentencia, salvo que su aplicación en el período transcurrido hasta el dictado de dicha sentencia implique una alteración del significado económico del capital de condena que configure un enriquecimiento indebido".-</w:t>
-      </w:r>
+        <w:t>"Corresponde aplicar la tasa activa cartera general (préstamos) nominal anual vencida a treinta días del Banco de la Nación Argentina" 4-"La tasa de interés fijada debe computarse desde el inicio de la mora hasta el cumplimiento de la sentencia, salvo que su aplicación en el período transcurrido hasta el dictado de dicha sentencia implique una alteración del significado económico del capital de condena que configure un enriquecimiento indebido</w:t>
+      </w:r>
+      <w:proofErr w:type="gramStart"/>
+      <w:r>
+        <w:rPr>
+          <w:rFonts w:ascii="Times New Roman" w:eastAsia="Times New Roman" w:hAnsi="Times New Roman" w:cs="Times New Roman"/>
+          <w:b/>
+          <w:bCs/>
+          <w:i/>
+          <w:iCs/>
+          <w:sz w:val="24"/>
+          <w:szCs w:val="24"/>
+        </w:rPr>
+        <w:t>".-</w:t>
+      </w:r>
+      <w:proofErr w:type="gramEnd"/>
       <w:r>
         <w:rPr>
           <w:rFonts w:ascii="Times New Roman" w:eastAsia="Times New Roman" w:hAnsi="Times New Roman" w:cs="Times New Roman"/>
@@ -7829,6 +9487,7 @@
         <w:t xml:space="preserve">{% for item in </w:t>
       </w:r>
       <w:proofErr w:type="spellStart"/>
+      <w:proofErr w:type="gramStart"/>
       <w:r>
         <w:rPr>
           <w:rFonts w:ascii="Times New Roman" w:eastAsia="Times New Roman" w:hAnsi="Times New Roman" w:cs="Times New Roman"/>
@@ -7850,6 +9509,7 @@
         </w:rPr>
         <w:t xml:space="preserve"> %}</w:t>
       </w:r>
+      <w:proofErr w:type="gramEnd"/>
     </w:p>
     <w:p>
       <w:pPr>
@@ -7874,6 +9534,7 @@
           <w:lang w:val="en-US"/>
         </w:rPr>
       </w:pPr>
+      <w:proofErr w:type="gramStart"/>
       <w:r>
         <w:rPr>
           <w:rFonts w:ascii="Times New Roman" w:eastAsia="Times New Roman" w:hAnsi="Times New Roman" w:cs="Times New Roman"/>
@@ -7882,7 +9543,18 @@
           <w:highlight w:val="yellow"/>
           <w:lang w:val="en-US"/>
         </w:rPr>
-        <w:t>{{ item }}</w:t>
+        <w:t>{{ item</w:t>
+      </w:r>
+      <w:proofErr w:type="gramEnd"/>
+      <w:r>
+        <w:rPr>
+          <w:rFonts w:ascii="Times New Roman" w:eastAsia="Times New Roman" w:hAnsi="Times New Roman" w:cs="Times New Roman"/>
+          <w:sz w:val="24"/>
+          <w:szCs w:val="24"/>
+          <w:highlight w:val="yellow"/>
+          <w:lang w:val="en-US"/>
+        </w:rPr>
+        <w:t xml:space="preserve"> }}</w:t>
       </w:r>
     </w:p>
     <w:p>
@@ -8152,6 +9824,7 @@
         <w:t>CentroMedico</w:t>
       </w:r>
       <w:proofErr w:type="spellEnd"/>
+      <w:proofErr w:type="gramStart"/>
       <w:r>
         <w:rPr>
           <w:rFonts w:ascii="Times New Roman" w:eastAsia="Times New Roman" w:hAnsi="Times New Roman" w:cs="Times New Roman"/>
@@ -8181,7 +9854,18 @@
           <w:sz w:val="24"/>
           <w:szCs w:val="24"/>
         </w:rPr>
-        <w:t xml:space="preserve">, sito en </w:t>
+        <w:t>,</w:t>
+      </w:r>
+      <w:proofErr w:type="gramEnd"/>
+      <w:r>
+        <w:rPr>
+          <w:rFonts w:ascii="Times New Roman" w:eastAsia="Times New Roman" w:hAnsi="Times New Roman" w:cs="Times New Roman"/>
+          <w:b/>
+          <w:bCs/>
+          <w:sz w:val="24"/>
+          <w:szCs w:val="24"/>
+        </w:rPr>
+        <w:t xml:space="preserve"> sito en </w:t>
       </w:r>
       <w:r>
         <w:rPr>
@@ -8205,6 +9889,7 @@
         <w:t>CentroMedicoDireccion</w:t>
       </w:r>
       <w:proofErr w:type="spellEnd"/>
+      <w:proofErr w:type="gramStart"/>
       <w:r>
         <w:rPr>
           <w:rFonts w:ascii="Times New Roman" w:eastAsia="Times New Roman" w:hAnsi="Times New Roman" w:cs="Times New Roman"/>
@@ -8240,7 +9925,16 @@
           <w:sz w:val="24"/>
           <w:szCs w:val="24"/>
         </w:rPr>
-        <w:t xml:space="preserve">a fin de que remita los certificados de atención médica de la aquí actora </w:t>
+        <w:t>a</w:t>
+      </w:r>
+      <w:proofErr w:type="gramEnd"/>
+      <w:r>
+        <w:rPr>
+          <w:rFonts w:ascii="Times New Roman" w:eastAsia="Times New Roman" w:hAnsi="Times New Roman" w:cs="Times New Roman"/>
+          <w:sz w:val="24"/>
+          <w:szCs w:val="24"/>
+        </w:rPr>
+        <w:t xml:space="preserve"> fin de que remita los certificados de atención médica de la aquí actora </w:t>
       </w:r>
       <w:r>
         <w:rPr>
@@ -8377,6 +10071,16 @@
           <w:bCs/>
           <w:sz w:val="24"/>
           <w:szCs w:val="24"/>
+        </w:rPr>
+        <w:t xml:space="preserve">A La Unidad Fiscal </w:t>
+      </w:r>
+      <w:r>
+        <w:rPr>
+          <w:rFonts w:ascii="Times New Roman" w:eastAsia="Times New Roman" w:hAnsi="Times New Roman" w:cs="Times New Roman"/>
+          <w:b/>
+          <w:bCs/>
+          <w:sz w:val="24"/>
+          <w:szCs w:val="24"/>
           <w:highlight w:val="yellow"/>
         </w:rPr>
         <w:t xml:space="preserve">{{ </w:t>
@@ -8442,20 +10146,157 @@
           <w:bCs/>
           <w:sz w:val="24"/>
           <w:szCs w:val="24"/>
-          <w:u w:val="single"/>
-        </w:rPr>
-        <w:t>actuaciones</w:t>
-      </w:r>
-      <w:r>
-        <w:rPr>
-          <w:rFonts w:ascii="Times New Roman" w:eastAsia="Times New Roman" w:hAnsi="Times New Roman" w:cs="Times New Roman"/>
-          <w:b/>
-          <w:bCs/>
-          <w:sz w:val="24"/>
-          <w:szCs w:val="24"/>
-        </w:rPr>
-        <w:t xml:space="preserve"> sumariales Nro.</w:t>
-      </w:r>
+        </w:rPr>
+        <w:t>actuaciones sumariales</w:t>
+      </w:r>
+      <w:r>
+        <w:rPr>
+          <w:rFonts w:ascii="Times New Roman" w:eastAsia="Times New Roman" w:hAnsi="Times New Roman" w:cs="Times New Roman"/>
+          <w:b/>
+          <w:bCs/>
+          <w:sz w:val="24"/>
+          <w:szCs w:val="24"/>
+        </w:rPr>
+        <w:t xml:space="preserve"> Nro. </w:t>
+      </w:r>
+      <w:proofErr w:type="gramStart"/>
+      <w:r>
+        <w:rPr>
+          <w:rFonts w:ascii="Times New Roman" w:eastAsia="Times New Roman" w:hAnsi="Times New Roman" w:cs="Times New Roman"/>
+          <w:b/>
+          <w:bCs/>
+          <w:sz w:val="24"/>
+          <w:szCs w:val="24"/>
+          <w:highlight w:val="yellow"/>
+        </w:rPr>
+        <w:t xml:space="preserve">{{ </w:t>
+      </w:r>
+      <w:proofErr w:type="spellStart"/>
+      <w:r>
+        <w:rPr>
+          <w:rFonts w:ascii="Times New Roman" w:eastAsia="Times New Roman" w:hAnsi="Times New Roman" w:cs="Times New Roman"/>
+          <w:b/>
+          <w:bCs/>
+          <w:sz w:val="24"/>
+          <w:szCs w:val="24"/>
+          <w:highlight w:val="yellow"/>
+        </w:rPr>
+        <w:t>NumeroSumario</w:t>
+      </w:r>
+      <w:proofErr w:type="spellEnd"/>
+      <w:proofErr w:type="gramEnd"/>
+      <w:r>
+        <w:rPr>
+          <w:rFonts w:ascii="Times New Roman" w:eastAsia="Times New Roman" w:hAnsi="Times New Roman" w:cs="Times New Roman"/>
+          <w:b/>
+          <w:bCs/>
+          <w:sz w:val="24"/>
+          <w:szCs w:val="24"/>
+          <w:highlight w:val="yellow"/>
+        </w:rPr>
+        <w:t xml:space="preserve"> }</w:t>
+      </w:r>
+      <w:proofErr w:type="gramStart"/>
+      <w:r>
+        <w:rPr>
+          <w:rFonts w:ascii="Times New Roman" w:eastAsia="Times New Roman" w:hAnsi="Times New Roman" w:cs="Times New Roman"/>
+          <w:b/>
+          <w:bCs/>
+          <w:sz w:val="24"/>
+          <w:szCs w:val="24"/>
+          <w:highlight w:val="yellow"/>
+        </w:rPr>
+        <w:t>}</w:t>
+      </w:r>
+      <w:r>
+        <w:rPr>
+          <w:rFonts w:ascii="Times New Roman" w:eastAsia="Times New Roman" w:hAnsi="Times New Roman" w:cs="Times New Roman"/>
+          <w:b/>
+          <w:bCs/>
+          <w:sz w:val="24"/>
+          <w:szCs w:val="24"/>
+        </w:rPr>
+        <w:t>;  en</w:t>
+      </w:r>
+      <w:proofErr w:type="gramEnd"/>
+      <w:r>
+        <w:rPr>
+          <w:rFonts w:ascii="Times New Roman" w:eastAsia="Times New Roman" w:hAnsi="Times New Roman" w:cs="Times New Roman"/>
+          <w:b/>
+          <w:bCs/>
+          <w:sz w:val="24"/>
+          <w:szCs w:val="24"/>
+        </w:rPr>
+        <w:t xml:space="preserve"> las que resultan damnificada la aquí </w:t>
+      </w:r>
+      <w:proofErr w:type="gramStart"/>
+      <w:r>
+        <w:rPr>
+          <w:rFonts w:ascii="Times New Roman" w:eastAsia="Times New Roman" w:hAnsi="Times New Roman" w:cs="Times New Roman"/>
+          <w:b/>
+          <w:bCs/>
+          <w:sz w:val="24"/>
+          <w:szCs w:val="24"/>
+        </w:rPr>
+        <w:t xml:space="preserve">actora  </w:t>
+      </w:r>
+      <w:r>
+        <w:rPr>
+          <w:rFonts w:ascii="Times New Roman" w:eastAsia="Times New Roman" w:hAnsi="Times New Roman" w:cs="Times New Roman"/>
+          <w:b/>
+          <w:bCs/>
+          <w:sz w:val="24"/>
+          <w:szCs w:val="24"/>
+          <w:highlight w:val="yellow"/>
+        </w:rPr>
+        <w:t>{</w:t>
+      </w:r>
+      <w:proofErr w:type="gramEnd"/>
+      <w:r>
+        <w:rPr>
+          <w:rFonts w:ascii="Times New Roman" w:eastAsia="Times New Roman" w:hAnsi="Times New Roman" w:cs="Times New Roman"/>
+          <w:b/>
+          <w:bCs/>
+          <w:sz w:val="24"/>
+          <w:szCs w:val="24"/>
+          <w:highlight w:val="yellow"/>
+        </w:rPr>
+        <w:t>{</w:t>
+      </w:r>
+      <w:proofErr w:type="spellStart"/>
+      <w:r>
+        <w:rPr>
+          <w:rFonts w:ascii="Times New Roman" w:eastAsia="Times New Roman" w:hAnsi="Times New Roman" w:cs="Times New Roman"/>
+          <w:sz w:val="24"/>
+          <w:szCs w:val="24"/>
+          <w:highlight w:val="yellow"/>
+        </w:rPr>
+        <w:t>NombreActor</w:t>
+      </w:r>
+      <w:proofErr w:type="spellEnd"/>
+      <w:proofErr w:type="gramStart"/>
+      <w:r>
+        <w:rPr>
+          <w:rFonts w:ascii="Times New Roman" w:eastAsia="Times New Roman" w:hAnsi="Times New Roman" w:cs="Times New Roman"/>
+          <w:b/>
+          <w:bCs/>
+          <w:sz w:val="24"/>
+          <w:szCs w:val="24"/>
+          <w:highlight w:val="yellow"/>
+        </w:rPr>
+        <w:t>}}</w:t>
+      </w:r>
+      <w:r>
+        <w:rPr>
+          <w:rFonts w:ascii="Times New Roman" w:eastAsia="Times New Roman" w:hAnsi="Times New Roman" w:cs="Times New Roman"/>
+          <w:b/>
+          <w:bCs/>
+          <w:sz w:val="24"/>
+          <w:szCs w:val="24"/>
+        </w:rPr>
+        <w:t xml:space="preserve">  DNI</w:t>
+      </w:r>
+      <w:proofErr w:type="gramEnd"/>
       <w:r>
         <w:rPr>
           <w:rFonts w:ascii="Times New Roman" w:eastAsia="Times New Roman" w:hAnsi="Times New Roman" w:cs="Times New Roman"/>
@@ -8475,19 +10316,17 @@
           <w:szCs w:val="24"/>
           <w:highlight w:val="yellow"/>
         </w:rPr>
-        <w:t xml:space="preserve">{{ </w:t>
+        <w:t>{{</w:t>
       </w:r>
       <w:proofErr w:type="spellStart"/>
       <w:r>
         <w:rPr>
           <w:rFonts w:ascii="Times New Roman" w:eastAsia="Times New Roman" w:hAnsi="Times New Roman" w:cs="Times New Roman"/>
-          <w:b/>
-          <w:bCs/>
-          <w:sz w:val="24"/>
-          <w:szCs w:val="24"/>
-          <w:highlight w:val="yellow"/>
-        </w:rPr>
-        <w:t>NumeroSumario</w:t>
+          <w:sz w:val="24"/>
+          <w:szCs w:val="24"/>
+          <w:highlight w:val="yellow"/>
+        </w:rPr>
+        <w:t>DniActor</w:t>
       </w:r>
       <w:proofErr w:type="spellEnd"/>
       <w:r>
@@ -8499,133 +10338,61 @@
           <w:szCs w:val="24"/>
           <w:highlight w:val="yellow"/>
         </w:rPr>
-        <w:t xml:space="preserve"> }}</w:t>
-      </w:r>
-      <w:r>
-        <w:rPr>
-          <w:rFonts w:ascii="Times New Roman" w:eastAsia="Times New Roman" w:hAnsi="Times New Roman" w:cs="Times New Roman"/>
-          <w:b/>
-          <w:bCs/>
-          <w:sz w:val="24"/>
-          <w:szCs w:val="24"/>
-        </w:rPr>
-        <w:t xml:space="preserve">;  en las que resultan damnificada la aquí actora  </w:t>
-      </w:r>
-      <w:r>
-        <w:rPr>
-          <w:rFonts w:ascii="Times New Roman" w:eastAsia="Times New Roman" w:hAnsi="Times New Roman" w:cs="Times New Roman"/>
-          <w:b/>
-          <w:bCs/>
-          <w:sz w:val="24"/>
-          <w:szCs w:val="24"/>
-          <w:highlight w:val="yellow"/>
-        </w:rPr>
-        <w:t>{{</w:t>
-      </w:r>
-      <w:proofErr w:type="spellStart"/>
-      <w:r>
-        <w:rPr>
-          <w:rFonts w:ascii="Times New Roman" w:eastAsia="Times New Roman" w:hAnsi="Times New Roman" w:cs="Times New Roman"/>
-          <w:sz w:val="24"/>
-          <w:szCs w:val="24"/>
-          <w:highlight w:val="yellow"/>
-        </w:rPr>
-        <w:t>NombreActor</w:t>
-      </w:r>
-      <w:proofErr w:type="spellEnd"/>
-      <w:r>
-        <w:rPr>
-          <w:rFonts w:ascii="Times New Roman" w:eastAsia="Times New Roman" w:hAnsi="Times New Roman" w:cs="Times New Roman"/>
-          <w:b/>
-          <w:bCs/>
-          <w:sz w:val="24"/>
-          <w:szCs w:val="24"/>
-          <w:highlight w:val="yellow"/>
-        </w:rPr>
-        <w:t>}}</w:t>
-      </w:r>
-      <w:r>
-        <w:rPr>
-          <w:rFonts w:ascii="Times New Roman" w:eastAsia="Times New Roman" w:hAnsi="Times New Roman" w:cs="Times New Roman"/>
-          <w:b/>
-          <w:bCs/>
-          <w:sz w:val="24"/>
-          <w:szCs w:val="24"/>
-        </w:rPr>
-        <w:t xml:space="preserve">  DNI</w:t>
-      </w:r>
-      <w:r>
-        <w:rPr>
-          <w:rFonts w:ascii="Times New Roman" w:eastAsia="Times New Roman" w:hAnsi="Times New Roman" w:cs="Times New Roman"/>
-          <w:b/>
-          <w:bCs/>
-          <w:sz w:val="24"/>
-          <w:szCs w:val="24"/>
-        </w:rPr>
-        <w:t xml:space="preserve"> </w:t>
-      </w:r>
-      <w:r>
-        <w:rPr>
-          <w:rFonts w:ascii="Times New Roman" w:eastAsia="Times New Roman" w:hAnsi="Times New Roman" w:cs="Times New Roman"/>
-          <w:b/>
-          <w:bCs/>
-          <w:sz w:val="24"/>
-          <w:szCs w:val="24"/>
-          <w:highlight w:val="yellow"/>
-        </w:rPr>
-        <w:t>{{</w:t>
-      </w:r>
-      <w:proofErr w:type="spellStart"/>
-      <w:r>
-        <w:rPr>
-          <w:rFonts w:ascii="Times New Roman" w:eastAsia="Times New Roman" w:hAnsi="Times New Roman" w:cs="Times New Roman"/>
-          <w:sz w:val="24"/>
-          <w:szCs w:val="24"/>
-          <w:highlight w:val="yellow"/>
-        </w:rPr>
-        <w:t>DniActor</w:t>
-      </w:r>
-      <w:proofErr w:type="spellEnd"/>
-      <w:r>
-        <w:rPr>
-          <w:rFonts w:ascii="Times New Roman" w:eastAsia="Times New Roman" w:hAnsi="Times New Roman" w:cs="Times New Roman"/>
-          <w:b/>
-          <w:bCs/>
-          <w:sz w:val="24"/>
-          <w:szCs w:val="24"/>
-          <w:highlight w:val="yellow"/>
-        </w:rPr>
-        <w:t>}}</w:t>
-      </w:r>
-      <w:r>
-        <w:rPr>
-          <w:rFonts w:ascii="Times New Roman" w:eastAsia="Times New Roman" w:hAnsi="Times New Roman" w:cs="Times New Roman"/>
-          <w:b/>
-          <w:bCs/>
-          <w:sz w:val="24"/>
-          <w:szCs w:val="24"/>
-        </w:rPr>
-        <w:t xml:space="preserve"> </w:t>
-      </w:r>
-      <w:r>
-        <w:rPr>
-          <w:rFonts w:ascii="Times New Roman" w:eastAsia="Times New Roman" w:hAnsi="Times New Roman" w:cs="Times New Roman"/>
-          <w:b/>
-          <w:bCs/>
-          <w:sz w:val="24"/>
-          <w:szCs w:val="24"/>
-        </w:rPr>
-        <w:t xml:space="preserve">, o en su defecto copia </w:t>
-      </w:r>
-      <w:r>
-        <w:rPr>
-          <w:rFonts w:ascii="Times New Roman" w:eastAsia="Times New Roman" w:hAnsi="Times New Roman" w:cs="Times New Roman"/>
-          <w:b/>
-          <w:bCs/>
-          <w:sz w:val="24"/>
-          <w:szCs w:val="24"/>
-        </w:rPr>
-        <w:t>certificada de las mismas, así como cualquier otro cualquier otro dato que pueda ser relevante para el presente reclamo.</w:t>
+        <w:t>}</w:t>
+      </w:r>
+      <w:proofErr w:type="gramStart"/>
+      <w:r>
+        <w:rPr>
+          <w:rFonts w:ascii="Times New Roman" w:eastAsia="Times New Roman" w:hAnsi="Times New Roman" w:cs="Times New Roman"/>
+          <w:b/>
+          <w:bCs/>
+          <w:sz w:val="24"/>
+          <w:szCs w:val="24"/>
+          <w:highlight w:val="yellow"/>
+        </w:rPr>
+        <w:t>}</w:t>
+      </w:r>
+      <w:r>
+        <w:rPr>
+          <w:rFonts w:ascii="Times New Roman" w:eastAsia="Times New Roman" w:hAnsi="Times New Roman" w:cs="Times New Roman"/>
+          <w:b/>
+          <w:bCs/>
+          <w:sz w:val="24"/>
+          <w:szCs w:val="24"/>
+        </w:rPr>
+        <w:t xml:space="preserve"> ,</w:t>
+      </w:r>
+      <w:proofErr w:type="gramEnd"/>
+      <w:r>
+        <w:rPr>
+          <w:rFonts w:ascii="Times New Roman" w:eastAsia="Times New Roman" w:hAnsi="Times New Roman" w:cs="Times New Roman"/>
+          <w:b/>
+          <w:bCs/>
+          <w:sz w:val="24"/>
+          <w:szCs w:val="24"/>
+        </w:rPr>
+        <w:t xml:space="preserve"> o en su defecto copia </w:t>
+      </w:r>
+      <w:r>
+        <w:rPr>
+          <w:rFonts w:ascii="Times New Roman" w:eastAsia="Times New Roman" w:hAnsi="Times New Roman" w:cs="Times New Roman"/>
+          <w:b/>
+          <w:bCs/>
+          <w:sz w:val="24"/>
+          <w:szCs w:val="24"/>
+        </w:rPr>
+        <w:t xml:space="preserve">certificada de las mismas, así como cualquier otro cualquier otro dato que pueda ser relevante para el presente </w:t>
+      </w:r>
+      <w:proofErr w:type="gramStart"/>
+      <w:r>
+        <w:rPr>
+          <w:rFonts w:ascii="Times New Roman" w:eastAsia="Times New Roman" w:hAnsi="Times New Roman" w:cs="Times New Roman"/>
+          <w:b/>
+          <w:bCs/>
+          <w:sz w:val="24"/>
+          <w:szCs w:val="24"/>
+        </w:rPr>
+        <w:t>reclamo.</w:t>
       </w:r>
       <w:r>
         <w:rPr>
@@ -8635,6 +10402,7 @@
         </w:rPr>
         <w:t>.</w:t>
       </w:r>
+      <w:proofErr w:type="gramEnd"/>
       <w:r>
         <w:rPr>
           <w:rFonts w:ascii="Times New Roman" w:eastAsia="Times New Roman" w:hAnsi="Times New Roman" w:cs="Times New Roman"/>
@@ -8722,6 +10490,7 @@
         </w:rPr>
         <w:t xml:space="preserve"> Sí el día</w:t>
       </w:r>
+      <w:proofErr w:type="gramStart"/>
       <w:r>
         <w:rPr>
           <w:rFonts w:ascii="Times New Roman" w:eastAsia="Times New Roman" w:hAnsi="Times New Roman" w:cs="Times New Roman"/>
@@ -8739,6 +10508,104 @@
           <w:szCs w:val="24"/>
           <w:highlight w:val="yellow"/>
         </w:rPr>
+        <w:t>{</w:t>
+      </w:r>
+      <w:proofErr w:type="gramEnd"/>
+      <w:r>
+        <w:rPr>
+          <w:rFonts w:ascii="Times New Roman" w:eastAsia="Times New Roman" w:hAnsi="Times New Roman" w:cs="Times New Roman"/>
+          <w:sz w:val="24"/>
+          <w:szCs w:val="24"/>
+          <w:highlight w:val="yellow"/>
+        </w:rPr>
+        <w:t>{</w:t>
+      </w:r>
+      <w:proofErr w:type="spellStart"/>
+      <w:r>
+        <w:rPr>
+          <w:rFonts w:ascii="Times New Roman" w:eastAsia="Times New Roman" w:hAnsi="Times New Roman" w:cs="Times New Roman"/>
+          <w:sz w:val="24"/>
+          <w:szCs w:val="24"/>
+          <w:highlight w:val="yellow"/>
+        </w:rPr>
+        <w:t>FechaHecho</w:t>
+      </w:r>
+      <w:proofErr w:type="spellEnd"/>
+      <w:r>
+        <w:rPr>
+          <w:rFonts w:ascii="Times New Roman" w:eastAsia="Times New Roman" w:hAnsi="Times New Roman" w:cs="Times New Roman"/>
+          <w:sz w:val="24"/>
+          <w:szCs w:val="24"/>
+          <w:highlight w:val="yellow"/>
+        </w:rPr>
+        <w:t>}</w:t>
+      </w:r>
+      <w:proofErr w:type="gramStart"/>
+      <w:r>
+        <w:rPr>
+          <w:rFonts w:ascii="Times New Roman" w:eastAsia="Times New Roman" w:hAnsi="Times New Roman" w:cs="Times New Roman"/>
+          <w:sz w:val="24"/>
+          <w:szCs w:val="24"/>
+          <w:highlight w:val="yellow"/>
+        </w:rPr>
+        <w:t>}</w:t>
+      </w:r>
+      <w:r>
+        <w:rPr>
+          <w:rFonts w:ascii="Times New Roman" w:eastAsia="Times New Roman" w:hAnsi="Times New Roman" w:cs="Times New Roman"/>
+          <w:sz w:val="24"/>
+          <w:szCs w:val="24"/>
+        </w:rPr>
+        <w:t xml:space="preserve">, </w:t>
+      </w:r>
+      <w:r>
+        <w:rPr>
+          <w:rFonts w:ascii="Times New Roman" w:eastAsia="Times New Roman" w:hAnsi="Times New Roman" w:cs="Times New Roman"/>
+          <w:b/>
+          <w:bCs/>
+          <w:sz w:val="24"/>
+          <w:szCs w:val="24"/>
+        </w:rPr>
+        <w:t xml:space="preserve">  </w:t>
+      </w:r>
+      <w:proofErr w:type="gramEnd"/>
+      <w:r>
+        <w:rPr>
+          <w:rFonts w:ascii="Times New Roman" w:eastAsia="Times New Roman" w:hAnsi="Times New Roman" w:cs="Times New Roman"/>
+          <w:b/>
+          <w:bCs/>
+          <w:sz w:val="24"/>
+          <w:szCs w:val="24"/>
+        </w:rPr>
+        <w:t xml:space="preserve">              </w:t>
+      </w:r>
+      <w:r>
+        <w:rPr>
+          <w:rFonts w:ascii="Times New Roman" w:eastAsia="Times New Roman" w:hAnsi="Times New Roman" w:cs="Times New Roman"/>
+          <w:sz w:val="24"/>
+          <w:szCs w:val="24"/>
+        </w:rPr>
+        <w:t xml:space="preserve"> asistió al Sr.</w:t>
+      </w:r>
+      <w:r>
+        <w:rPr>
+          <w:rFonts w:ascii="Times New Roman" w:eastAsia="Times New Roman" w:hAnsi="Times New Roman" w:cs="Times New Roman"/>
+          <w:b/>
+          <w:bCs/>
+          <w:sz w:val="24"/>
+          <w:szCs w:val="24"/>
+        </w:rPr>
+        <w:t xml:space="preserve">   </w:t>
+      </w:r>
+      <w:r>
+        <w:rPr>
+          <w:rFonts w:ascii="Times New Roman" w:eastAsia="Times New Roman" w:hAnsi="Times New Roman" w:cs="Times New Roman"/>
+          <w:b/>
+          <w:bCs/>
+          <w:sz w:val="24"/>
+          <w:szCs w:val="24"/>
+          <w:highlight w:val="yellow"/>
+        </w:rPr>
         <w:t>{{</w:t>
       </w:r>
       <w:proofErr w:type="spellStart"/>
@@ -8749,12 +10616,15 @@
           <w:szCs w:val="24"/>
           <w:highlight w:val="yellow"/>
         </w:rPr>
-        <w:t>FechaHecho</w:t>
+        <w:t>NombreActor</w:t>
       </w:r>
       <w:proofErr w:type="spellEnd"/>
-      <w:r>
-        <w:rPr>
-          <w:rFonts w:ascii="Times New Roman" w:eastAsia="Times New Roman" w:hAnsi="Times New Roman" w:cs="Times New Roman"/>
+      <w:proofErr w:type="gramStart"/>
+      <w:r>
+        <w:rPr>
+          <w:rFonts w:ascii="Times New Roman" w:eastAsia="Times New Roman" w:hAnsi="Times New Roman" w:cs="Times New Roman"/>
+          <w:b/>
+          <w:bCs/>
           <w:sz w:val="24"/>
           <w:szCs w:val="24"/>
           <w:highlight w:val="yellow"/>
@@ -8764,29 +10634,63 @@
       <w:r>
         <w:rPr>
           <w:rFonts w:ascii="Times New Roman" w:eastAsia="Times New Roman" w:hAnsi="Times New Roman" w:cs="Times New Roman"/>
-          <w:sz w:val="24"/>
-          <w:szCs w:val="24"/>
-        </w:rPr>
-        <w:t xml:space="preserve">, </w:t>
-      </w:r>
-      <w:r>
-        <w:rPr>
-          <w:rFonts w:ascii="Times New Roman" w:eastAsia="Times New Roman" w:hAnsi="Times New Roman" w:cs="Times New Roman"/>
-          <w:b/>
-          <w:bCs/>
-          <w:sz w:val="24"/>
-          <w:szCs w:val="24"/>
-        </w:rPr>
-        <w:t xml:space="preserve">                </w:t>
-      </w:r>
-      <w:r>
-        <w:rPr>
-          <w:rFonts w:ascii="Times New Roman" w:eastAsia="Times New Roman" w:hAnsi="Times New Roman" w:cs="Times New Roman"/>
-          <w:sz w:val="24"/>
-          <w:szCs w:val="24"/>
-        </w:rPr>
-        <w:t xml:space="preserve"> asistió al Sr.</w:t>
-      </w:r>
+          <w:b/>
+          <w:bCs/>
+          <w:sz w:val="24"/>
+          <w:szCs w:val="24"/>
+        </w:rPr>
+        <w:t xml:space="preserve">  </w:t>
+      </w:r>
+      <w:r>
+        <w:rPr>
+          <w:rFonts w:ascii="Times New Roman" w:eastAsia="Times New Roman" w:hAnsi="Times New Roman" w:cs="Times New Roman"/>
+          <w:b/>
+          <w:bCs/>
+          <w:sz w:val="24"/>
+          <w:szCs w:val="24"/>
+        </w:rPr>
+        <w:t xml:space="preserve"> </w:t>
+      </w:r>
+      <w:proofErr w:type="gramEnd"/>
+      <w:r>
+        <w:rPr>
+          <w:rFonts w:ascii="Times New Roman" w:eastAsia="Times New Roman" w:hAnsi="Times New Roman" w:cs="Times New Roman"/>
+          <w:b/>
+          <w:bCs/>
+          <w:sz w:val="24"/>
+          <w:szCs w:val="24"/>
+        </w:rPr>
+        <w:t xml:space="preserve">             </w:t>
+      </w:r>
+      <w:proofErr w:type="gramStart"/>
+      <w:r>
+        <w:rPr>
+          <w:rFonts w:ascii="Times New Roman" w:eastAsia="Times New Roman" w:hAnsi="Times New Roman" w:cs="Times New Roman"/>
+          <w:b/>
+          <w:bCs/>
+          <w:sz w:val="24"/>
+          <w:szCs w:val="24"/>
+        </w:rPr>
+        <w:t xml:space="preserve">  </w:t>
+      </w:r>
+      <w:r>
+        <w:rPr>
+          <w:rFonts w:ascii="Times New Roman" w:eastAsia="Times New Roman" w:hAnsi="Times New Roman" w:cs="Times New Roman"/>
+          <w:sz w:val="24"/>
+          <w:szCs w:val="24"/>
+        </w:rPr>
+        <w:t>,</w:t>
+      </w:r>
+      <w:proofErr w:type="gramEnd"/>
+      <w:r>
+        <w:rPr>
+          <w:rFonts w:ascii="Times New Roman" w:eastAsia="Times New Roman" w:hAnsi="Times New Roman" w:cs="Times New Roman"/>
+          <w:sz w:val="24"/>
+          <w:szCs w:val="24"/>
+        </w:rPr>
+        <w:t xml:space="preserve"> quien sufrió un accidente de tránsito en </w:t>
+      </w:r>
+      <w:proofErr w:type="gramStart"/>
       <w:r>
         <w:rPr>
           <w:rFonts w:ascii="Times New Roman" w:eastAsia="Times New Roman" w:hAnsi="Times New Roman" w:cs="Times New Roman"/>
@@ -8806,78 +10710,19 @@
           <w:szCs w:val="24"/>
           <w:highlight w:val="yellow"/>
         </w:rPr>
-        <w:t>{{</w:t>
-      </w:r>
-      <w:proofErr w:type="spellStart"/>
-      <w:r>
-        <w:rPr>
-          <w:rFonts w:ascii="Times New Roman" w:eastAsia="Times New Roman" w:hAnsi="Times New Roman" w:cs="Times New Roman"/>
-          <w:sz w:val="24"/>
-          <w:szCs w:val="24"/>
-          <w:highlight w:val="yellow"/>
-        </w:rPr>
-        <w:t>NombreActor</w:t>
-      </w:r>
-      <w:proofErr w:type="spellEnd"/>
-      <w:r>
-        <w:rPr>
-          <w:rFonts w:ascii="Times New Roman" w:eastAsia="Times New Roman" w:hAnsi="Times New Roman" w:cs="Times New Roman"/>
-          <w:b/>
-          <w:bCs/>
-          <w:sz w:val="24"/>
-          <w:szCs w:val="24"/>
-          <w:highlight w:val="yellow"/>
-        </w:rPr>
-        <w:t>}}</w:t>
-      </w:r>
-      <w:r>
-        <w:rPr>
-          <w:rFonts w:ascii="Times New Roman" w:eastAsia="Times New Roman" w:hAnsi="Times New Roman" w:cs="Times New Roman"/>
-          <w:b/>
-          <w:bCs/>
-          <w:sz w:val="24"/>
-          <w:szCs w:val="24"/>
-        </w:rPr>
-        <w:t xml:space="preserve">  </w:t>
-      </w:r>
-      <w:r>
-        <w:rPr>
-          <w:rFonts w:ascii="Times New Roman" w:eastAsia="Times New Roman" w:hAnsi="Times New Roman" w:cs="Times New Roman"/>
-          <w:b/>
-          <w:bCs/>
-          <w:sz w:val="24"/>
-          <w:szCs w:val="24"/>
-        </w:rPr>
-        <w:t xml:space="preserve">                </w:t>
-      </w:r>
-      <w:r>
-        <w:rPr>
-          <w:rFonts w:ascii="Times New Roman" w:eastAsia="Times New Roman" w:hAnsi="Times New Roman" w:cs="Times New Roman"/>
-          <w:sz w:val="24"/>
-          <w:szCs w:val="24"/>
-        </w:rPr>
-        <w:t xml:space="preserve">, quien sufrió un accidente de tránsito en </w:t>
-      </w:r>
-      <w:r>
-        <w:rPr>
-          <w:rFonts w:ascii="Times New Roman" w:eastAsia="Times New Roman" w:hAnsi="Times New Roman" w:cs="Times New Roman"/>
-          <w:b/>
-          <w:bCs/>
-          <w:sz w:val="24"/>
-          <w:szCs w:val="24"/>
-        </w:rPr>
-        <w:t xml:space="preserve">   </w:t>
-      </w:r>
-      <w:r>
-        <w:rPr>
-          <w:rFonts w:ascii="Times New Roman" w:eastAsia="Times New Roman" w:hAnsi="Times New Roman" w:cs="Times New Roman"/>
-          <w:b/>
-          <w:bCs/>
-          <w:sz w:val="24"/>
-          <w:szCs w:val="24"/>
-          <w:highlight w:val="yellow"/>
-        </w:rPr>
-        <w:t>{{</w:t>
+        <w:t>{</w:t>
+      </w:r>
+      <w:proofErr w:type="gramEnd"/>
+      <w:r>
+        <w:rPr>
+          <w:rFonts w:ascii="Times New Roman" w:eastAsia="Times New Roman" w:hAnsi="Times New Roman" w:cs="Times New Roman"/>
+          <w:b/>
+          <w:bCs/>
+          <w:sz w:val="24"/>
+          <w:szCs w:val="24"/>
+          <w:highlight w:val="yellow"/>
+        </w:rPr>
+        <w:t>{</w:t>
       </w:r>
       <w:proofErr w:type="spellStart"/>
       <w:r>
@@ -8946,8 +10791,18 @@
           <w:sz w:val="24"/>
           <w:szCs w:val="24"/>
         </w:rPr>
-        <w:t>Remita copia de los registros de atenciones médicas y/o registros de ambulancia y/o cualquier documentación médica obrante sobre el actor correspondiente a dicha fecha.-</w:t>
-      </w:r>
+        <w:t xml:space="preserve">Remita copia de los registros de atenciones médicas y/o registros de ambulancia y/o cualquier documentación médica obrante sobre el actor correspondiente a dicha </w:t>
+      </w:r>
+      <w:proofErr w:type="gramStart"/>
+      <w:r>
+        <w:rPr>
+          <w:rFonts w:ascii="Times New Roman" w:eastAsia="Times New Roman" w:hAnsi="Times New Roman" w:cs="Times New Roman"/>
+          <w:sz w:val="24"/>
+          <w:szCs w:val="24"/>
+        </w:rPr>
+        <w:t>fecha.-</w:t>
+      </w:r>
+      <w:proofErr w:type="gramEnd"/>
     </w:p>
     <w:p>
       <w:pPr>
@@ -9240,7 +11095,25 @@
           <w:sz w:val="24"/>
           <w:szCs w:val="24"/>
         </w:rPr>
-        <w:t>2) Si la empresa  CITADA EN GARANTÍA lleva en legal y debida forma sus libros y documentación contable, detallando cada uno de los libros examinados, si están rubricados, fecha y ante qué autoridades, si los asientos se llevan al día, con expresión del último folio utilizado y su contenido, con indicación de los principios científicos en que se funde para emitir su dictamen.</w:t>
+        <w:t xml:space="preserve">2) Si la </w:t>
+      </w:r>
+      <w:proofErr w:type="gramStart"/>
+      <w:r>
+        <w:rPr>
+          <w:rFonts w:ascii="Times New Roman" w:eastAsia="Times New Roman" w:hAnsi="Times New Roman" w:cs="Times New Roman"/>
+          <w:sz w:val="24"/>
+          <w:szCs w:val="24"/>
+        </w:rPr>
+        <w:t>empresa  CITADA</w:t>
+      </w:r>
+      <w:proofErr w:type="gramEnd"/>
+      <w:r>
+        <w:rPr>
+          <w:rFonts w:ascii="Times New Roman" w:eastAsia="Times New Roman" w:hAnsi="Times New Roman" w:cs="Times New Roman"/>
+          <w:sz w:val="24"/>
+          <w:szCs w:val="24"/>
+        </w:rPr>
+        <w:t xml:space="preserve"> EN GARANTÍA lleva en legal y debida forma sus libros y documentación contable, detallando cada uno de los libros examinados, si están rubricados, fecha y ante qué autoridades, si los asientos se llevan al día, con expresión del último folio utilizado y su contenido, con indicación de los principios científicos en que se funde para emitir su dictamen.</w:t>
       </w:r>
     </w:p>
     <w:p>
@@ -9279,7 +11152,25 @@
           <w:sz w:val="24"/>
           <w:szCs w:val="24"/>
         </w:rPr>
-        <w:t>3) Si la empresa era la aseguradora del vehículo demandado a la fecha de ocurrencia del mismo.</w:t>
+        <w:t xml:space="preserve">3) Si la empresa era la aseguradora del vehículo demandado a la fecha de ocurrencia </w:t>
+      </w:r>
+      <w:proofErr w:type="gramStart"/>
+      <w:r>
+        <w:rPr>
+          <w:rFonts w:ascii="Times New Roman" w:eastAsia="Times New Roman" w:hAnsi="Times New Roman" w:cs="Times New Roman"/>
+          <w:sz w:val="24"/>
+          <w:szCs w:val="24"/>
+        </w:rPr>
+        <w:t>del mismo</w:t>
+      </w:r>
+      <w:proofErr w:type="gramEnd"/>
+      <w:r>
+        <w:rPr>
+          <w:rFonts w:ascii="Times New Roman" w:eastAsia="Times New Roman" w:hAnsi="Times New Roman" w:cs="Times New Roman"/>
+          <w:sz w:val="24"/>
+          <w:szCs w:val="24"/>
+        </w:rPr>
+        <w:t>.</w:t>
       </w:r>
     </w:p>
     <w:p>
@@ -9430,7 +11321,25 @@
           <w:szCs w:val="24"/>
         </w:rPr>
         <w:lastRenderedPageBreak/>
-        <w:t>informando a su vez número de póliza, vigencia de la misma y cualquier otro dato de interés relacionado con la póliza en cuestión.</w:t>
+        <w:t xml:space="preserve">informando a su vez número de póliza, vigencia de </w:t>
+      </w:r>
+      <w:proofErr w:type="gramStart"/>
+      <w:r>
+        <w:rPr>
+          <w:rFonts w:ascii="Times New Roman" w:eastAsia="Times New Roman" w:hAnsi="Times New Roman" w:cs="Times New Roman"/>
+          <w:sz w:val="24"/>
+          <w:szCs w:val="24"/>
+        </w:rPr>
+        <w:t>la misma</w:t>
+      </w:r>
+      <w:proofErr w:type="gramEnd"/>
+      <w:r>
+        <w:rPr>
+          <w:rFonts w:ascii="Times New Roman" w:eastAsia="Times New Roman" w:hAnsi="Times New Roman" w:cs="Times New Roman"/>
+          <w:sz w:val="24"/>
+          <w:szCs w:val="24"/>
+        </w:rPr>
+        <w:t xml:space="preserve"> y cualquier otro dato de interés relacionado con la póliza en cuestión.</w:t>
       </w:r>
     </w:p>
     <w:p>
@@ -9487,26 +11396,62 @@
           <w:sz w:val="24"/>
           <w:szCs w:val="24"/>
         </w:rPr>
-        <w:t>12) Mencione el carácter del reasegurador, razón social y  tipo de contrato.</w:t>
-      </w:r>
-    </w:p>
-    <w:p>
-      <w:pPr>
-        <w:spacing w:after="0" w:line="360" w:lineRule="auto"/>
-        <w:jc w:val="both"/>
-        <w:rPr>
-          <w:rFonts w:ascii="Times New Roman" w:eastAsia="Times New Roman" w:hAnsi="Times New Roman" w:cs="Times New Roman"/>
-          <w:sz w:val="24"/>
-          <w:szCs w:val="24"/>
-        </w:rPr>
-      </w:pPr>
-      <w:r>
-        <w:rPr>
-          <w:rFonts w:ascii="Times New Roman" w:eastAsia="Times New Roman" w:hAnsi="Times New Roman" w:cs="Times New Roman"/>
-          <w:sz w:val="24"/>
-          <w:szCs w:val="24"/>
-        </w:rPr>
-        <w:t>13) Informe acerca de los montos que recauda la empresa por unidad de vehículo asegurado en forma diaria, semanal y mensual, realizando dicha sumatoria, elaborando una planilla detallando los importes a que conducen, y especificando la cantidad de unidades aseguradas, incluyendo todo tipo de vehículo pertenecientes a particulares y/o empresas, correspondan estas a flotas o no, y  cualquier otro dato de interés con respecto a este ítem. </w:t>
+        <w:t xml:space="preserve">12) Mencione el carácter del reasegurador, razón social </w:t>
+      </w:r>
+      <w:proofErr w:type="gramStart"/>
+      <w:r>
+        <w:rPr>
+          <w:rFonts w:ascii="Times New Roman" w:eastAsia="Times New Roman" w:hAnsi="Times New Roman" w:cs="Times New Roman"/>
+          <w:sz w:val="24"/>
+          <w:szCs w:val="24"/>
+        </w:rPr>
+        <w:t>y  tipo</w:t>
+      </w:r>
+      <w:proofErr w:type="gramEnd"/>
+      <w:r>
+        <w:rPr>
+          <w:rFonts w:ascii="Times New Roman" w:eastAsia="Times New Roman" w:hAnsi="Times New Roman" w:cs="Times New Roman"/>
+          <w:sz w:val="24"/>
+          <w:szCs w:val="24"/>
+        </w:rPr>
+        <w:t xml:space="preserve"> de contrato.</w:t>
+      </w:r>
+    </w:p>
+    <w:p>
+      <w:pPr>
+        <w:spacing w:after="0" w:line="360" w:lineRule="auto"/>
+        <w:jc w:val="both"/>
+        <w:rPr>
+          <w:rFonts w:ascii="Times New Roman" w:eastAsia="Times New Roman" w:hAnsi="Times New Roman" w:cs="Times New Roman"/>
+          <w:sz w:val="24"/>
+          <w:szCs w:val="24"/>
+        </w:rPr>
+      </w:pPr>
+      <w:r>
+        <w:rPr>
+          <w:rFonts w:ascii="Times New Roman" w:eastAsia="Times New Roman" w:hAnsi="Times New Roman" w:cs="Times New Roman"/>
+          <w:sz w:val="24"/>
+          <w:szCs w:val="24"/>
+        </w:rPr>
+        <w:t xml:space="preserve">13) Informe acerca de los montos que recauda la empresa por unidad de vehículo asegurado en forma diaria, semanal y mensual, realizando dicha sumatoria, elaborando una planilla detallando los importes a que conducen, y especificando la cantidad de unidades aseguradas, incluyendo todo tipo de vehículo pertenecientes a particulares y/o empresas, correspondan estas a flotas o no, </w:t>
+      </w:r>
+      <w:proofErr w:type="gramStart"/>
+      <w:r>
+        <w:rPr>
+          <w:rFonts w:ascii="Times New Roman" w:eastAsia="Times New Roman" w:hAnsi="Times New Roman" w:cs="Times New Roman"/>
+          <w:sz w:val="24"/>
+          <w:szCs w:val="24"/>
+        </w:rPr>
+        <w:t>y  cualquier</w:t>
+      </w:r>
+      <w:proofErr w:type="gramEnd"/>
+      <w:r>
+        <w:rPr>
+          <w:rFonts w:ascii="Times New Roman" w:eastAsia="Times New Roman" w:hAnsi="Times New Roman" w:cs="Times New Roman"/>
+          <w:sz w:val="24"/>
+          <w:szCs w:val="24"/>
+        </w:rPr>
+        <w:t xml:space="preserve"> otro dato de interés con respecto a este ítem. </w:t>
       </w:r>
     </w:p>
     <w:p>
@@ -9656,7 +11601,25 @@
           <w:sz w:val="24"/>
           <w:szCs w:val="24"/>
         </w:rPr>
-        <w:t xml:space="preserve"> 558/02 y con las modificaciones del mismo; y por último si cumple con todas las resoluciones generales. </w:t>
+        <w:t xml:space="preserve"> 558/02 y con las modificaciones </w:t>
+      </w:r>
+      <w:proofErr w:type="gramStart"/>
+      <w:r>
+        <w:rPr>
+          <w:rFonts w:ascii="Times New Roman" w:eastAsia="Times New Roman" w:hAnsi="Times New Roman" w:cs="Times New Roman"/>
+          <w:sz w:val="24"/>
+          <w:szCs w:val="24"/>
+        </w:rPr>
+        <w:t>del mismo</w:t>
+      </w:r>
+      <w:proofErr w:type="gramEnd"/>
+      <w:r>
+        <w:rPr>
+          <w:rFonts w:ascii="Times New Roman" w:eastAsia="Times New Roman" w:hAnsi="Times New Roman" w:cs="Times New Roman"/>
+          <w:sz w:val="24"/>
+          <w:szCs w:val="24"/>
+        </w:rPr>
+        <w:t>; y por último si cumple con todas las resoluciones generales. </w:t>
       </w:r>
     </w:p>
     <w:p>
@@ -9780,7 +11743,25 @@
           <w:sz w:val="24"/>
           <w:szCs w:val="24"/>
         </w:rPr>
-        <w:t>2) Lleve a cabo un plano en escala de las calles y/o lugar donde se produjo el accidente, incluyendo dicho plano, toda señalización vertical y horizontal, el vehículo interviniente y la probable trayectoria del mismo, indicándose puntualmente el lugar del impacto;</w:t>
+        <w:t xml:space="preserve">2) Lleve a cabo un plano en escala de las calles y/o lugar donde se produjo el accidente, incluyendo dicho plano, toda señalización vertical y horizontal, el vehículo interviniente y la probable trayectoria </w:t>
+      </w:r>
+      <w:proofErr w:type="gramStart"/>
+      <w:r>
+        <w:rPr>
+          <w:rFonts w:ascii="Times New Roman" w:eastAsia="Times New Roman" w:hAnsi="Times New Roman" w:cs="Times New Roman"/>
+          <w:sz w:val="24"/>
+          <w:szCs w:val="24"/>
+        </w:rPr>
+        <w:t>del mismo</w:t>
+      </w:r>
+      <w:proofErr w:type="gramEnd"/>
+      <w:r>
+        <w:rPr>
+          <w:rFonts w:ascii="Times New Roman" w:eastAsia="Times New Roman" w:hAnsi="Times New Roman" w:cs="Times New Roman"/>
+          <w:sz w:val="24"/>
+          <w:szCs w:val="24"/>
+        </w:rPr>
+        <w:t>, indicándose puntualmente el lugar del impacto;</w:t>
       </w:r>
     </w:p>
     <w:p>
@@ -9905,7 +11886,25 @@
           <w:sz w:val="24"/>
           <w:szCs w:val="24"/>
         </w:rPr>
-        <w:t xml:space="preserve">7) Todo otro dato que el perito considere de interés para la resolución de la presente litis.- </w:t>
+        <w:t xml:space="preserve">7) Todo otro dato que el perito considere de interés para la resolución de la presente </w:t>
+      </w:r>
+      <w:proofErr w:type="gramStart"/>
+      <w:r>
+        <w:rPr>
+          <w:rFonts w:ascii="Times New Roman" w:eastAsia="Times New Roman" w:hAnsi="Times New Roman" w:cs="Times New Roman"/>
+          <w:sz w:val="24"/>
+          <w:szCs w:val="24"/>
+        </w:rPr>
+        <w:t>litis.-</w:t>
+      </w:r>
+      <w:proofErr w:type="gramEnd"/>
+      <w:r>
+        <w:rPr>
+          <w:rFonts w:ascii="Times New Roman" w:eastAsia="Times New Roman" w:hAnsi="Times New Roman" w:cs="Times New Roman"/>
+          <w:sz w:val="24"/>
+          <w:szCs w:val="24"/>
+        </w:rPr>
+        <w:t xml:space="preserve"> </w:t>
       </w:r>
     </w:p>
     <w:p>
@@ -9999,84 +11998,160 @@
           <w:sz w:val="24"/>
           <w:szCs w:val="24"/>
         </w:rPr>
-        <w:t> para que examinando a los actores y compulsando las actuaciones de autos responda los puntos de pericia  y los que acompaño como documental, e: </w:t>
-      </w:r>
-    </w:p>
-    <w:p>
-      <w:pPr>
-        <w:spacing w:after="0" w:line="360" w:lineRule="auto"/>
-        <w:jc w:val="both"/>
-        <w:rPr>
-          <w:rFonts w:ascii="Times New Roman" w:eastAsia="Times New Roman" w:hAnsi="Times New Roman" w:cs="Times New Roman"/>
-          <w:sz w:val="24"/>
-          <w:szCs w:val="24"/>
-        </w:rPr>
-      </w:pPr>
-      <w:r>
-        <w:rPr>
-          <w:rFonts w:ascii="Times New Roman" w:eastAsia="Times New Roman" w:hAnsi="Times New Roman" w:cs="Times New Roman"/>
-          <w:sz w:val="24"/>
-          <w:szCs w:val="24"/>
-        </w:rPr>
-        <w:t>1.- Interrogue al actor sobre su estado de salud previo al accidente y actividades laborales y particulares que desarrollaba.-</w:t>
-      </w:r>
-    </w:p>
-    <w:p>
-      <w:pPr>
-        <w:spacing w:after="0" w:line="360" w:lineRule="auto"/>
-        <w:jc w:val="both"/>
-        <w:rPr>
-          <w:rFonts w:ascii="Times New Roman" w:eastAsia="Times New Roman" w:hAnsi="Times New Roman" w:cs="Times New Roman"/>
-          <w:sz w:val="24"/>
-          <w:szCs w:val="24"/>
-        </w:rPr>
-      </w:pPr>
-      <w:r>
-        <w:rPr>
-          <w:rFonts w:ascii="Times New Roman" w:eastAsia="Times New Roman" w:hAnsi="Times New Roman" w:cs="Times New Roman"/>
-          <w:sz w:val="24"/>
-          <w:szCs w:val="24"/>
-        </w:rPr>
-        <w:t>2.- Examine a la actora y manifieste qué tipo de lesiones presenta, indicando el plazo aproximado para su recuperación definitiva.-</w:t>
-      </w:r>
-    </w:p>
-    <w:p>
-      <w:pPr>
-        <w:spacing w:after="0" w:line="360" w:lineRule="auto"/>
-        <w:jc w:val="both"/>
-        <w:rPr>
-          <w:rFonts w:ascii="Times New Roman" w:eastAsia="Times New Roman" w:hAnsi="Times New Roman" w:cs="Times New Roman"/>
-          <w:sz w:val="24"/>
-          <w:szCs w:val="24"/>
-        </w:rPr>
-      </w:pPr>
-      <w:r>
-        <w:rPr>
-          <w:rFonts w:ascii="Times New Roman" w:eastAsia="Times New Roman" w:hAnsi="Times New Roman" w:cs="Times New Roman"/>
-          <w:sz w:val="24"/>
-          <w:szCs w:val="24"/>
-        </w:rPr>
-        <w:t>3.- Informe si las curaciones, intervenciones y tratamientos a que la actora fue sometida en razón del siniestro de autos, los que recibió, recibe o deberá recibir, son dolorosas, qué tipo de molestias generaron y generarán, e incluso, si las mismas podrán presentarse de por vida, fundamente las mismas.-</w:t>
-      </w:r>
-    </w:p>
-    <w:p>
-      <w:pPr>
-        <w:spacing w:after="0" w:line="360" w:lineRule="auto"/>
-        <w:jc w:val="both"/>
-        <w:rPr>
-          <w:rFonts w:ascii="Times New Roman" w:eastAsia="Times New Roman" w:hAnsi="Times New Roman" w:cs="Times New Roman"/>
-          <w:sz w:val="24"/>
-          <w:szCs w:val="24"/>
-        </w:rPr>
-      </w:pPr>
-      <w:r>
-        <w:rPr>
-          <w:rFonts w:ascii="Times New Roman" w:eastAsia="Times New Roman" w:hAnsi="Times New Roman" w:cs="Times New Roman"/>
-          <w:sz w:val="24"/>
-          <w:szCs w:val="24"/>
-        </w:rPr>
-        <w:t>4.- Indique probables secuelas y complicaciones inmediatas y alejadas que puede presentar, no sólo en cuanto a las lesiones físicas y neurológicas, sino también desde el punto de vista de la funcionalidad de los órganos afectados y estética en su caso, manifestando en qué consisten las mismas, si son parciales o totales, temporales o permanentes, en su caso, las conceptúe en un porcentaje a los fines indemnizatorios.-</w:t>
-      </w:r>
+        <w:t xml:space="preserve"> para que examinando a los actores y compulsando las actuaciones de autos responda los puntos de </w:t>
+      </w:r>
+      <w:proofErr w:type="gramStart"/>
+      <w:r>
+        <w:rPr>
+          <w:rFonts w:ascii="Times New Roman" w:eastAsia="Times New Roman" w:hAnsi="Times New Roman" w:cs="Times New Roman"/>
+          <w:sz w:val="24"/>
+          <w:szCs w:val="24"/>
+        </w:rPr>
+        <w:t>pericia  y</w:t>
+      </w:r>
+      <w:proofErr w:type="gramEnd"/>
+      <w:r>
+        <w:rPr>
+          <w:rFonts w:ascii="Times New Roman" w:eastAsia="Times New Roman" w:hAnsi="Times New Roman" w:cs="Times New Roman"/>
+          <w:sz w:val="24"/>
+          <w:szCs w:val="24"/>
+        </w:rPr>
+        <w:t xml:space="preserve"> los que acompaño como documental, e: </w:t>
+      </w:r>
+    </w:p>
+    <w:p>
+      <w:pPr>
+        <w:spacing w:after="0" w:line="360" w:lineRule="auto"/>
+        <w:jc w:val="both"/>
+        <w:rPr>
+          <w:rFonts w:ascii="Times New Roman" w:eastAsia="Times New Roman" w:hAnsi="Times New Roman" w:cs="Times New Roman"/>
+          <w:sz w:val="24"/>
+          <w:szCs w:val="24"/>
+        </w:rPr>
+      </w:pPr>
+      <w:r>
+        <w:rPr>
+          <w:rFonts w:ascii="Times New Roman" w:eastAsia="Times New Roman" w:hAnsi="Times New Roman" w:cs="Times New Roman"/>
+          <w:sz w:val="24"/>
+          <w:szCs w:val="24"/>
+        </w:rPr>
+        <w:t xml:space="preserve">1.- Interrogue al actor sobre su estado de salud previo al accidente y actividades laborales y particulares que </w:t>
+      </w:r>
+      <w:proofErr w:type="gramStart"/>
+      <w:r>
+        <w:rPr>
+          <w:rFonts w:ascii="Times New Roman" w:eastAsia="Times New Roman" w:hAnsi="Times New Roman" w:cs="Times New Roman"/>
+          <w:sz w:val="24"/>
+          <w:szCs w:val="24"/>
+        </w:rPr>
+        <w:t>desarrollaba.-</w:t>
+      </w:r>
+      <w:proofErr w:type="gramEnd"/>
+    </w:p>
+    <w:p>
+      <w:pPr>
+        <w:spacing w:after="0" w:line="360" w:lineRule="auto"/>
+        <w:jc w:val="both"/>
+        <w:rPr>
+          <w:rFonts w:ascii="Times New Roman" w:eastAsia="Times New Roman" w:hAnsi="Times New Roman" w:cs="Times New Roman"/>
+          <w:sz w:val="24"/>
+          <w:szCs w:val="24"/>
+        </w:rPr>
+      </w:pPr>
+      <w:r>
+        <w:rPr>
+          <w:rFonts w:ascii="Times New Roman" w:eastAsia="Times New Roman" w:hAnsi="Times New Roman" w:cs="Times New Roman"/>
+          <w:sz w:val="24"/>
+          <w:szCs w:val="24"/>
+        </w:rPr>
+        <w:t xml:space="preserve">2.- Examine a la actora y manifieste qué tipo de lesiones presenta, indicando el plazo aproximado para su recuperación </w:t>
+      </w:r>
+      <w:proofErr w:type="gramStart"/>
+      <w:r>
+        <w:rPr>
+          <w:rFonts w:ascii="Times New Roman" w:eastAsia="Times New Roman" w:hAnsi="Times New Roman" w:cs="Times New Roman"/>
+          <w:sz w:val="24"/>
+          <w:szCs w:val="24"/>
+        </w:rPr>
+        <w:t>definitiva.-</w:t>
+      </w:r>
+      <w:proofErr w:type="gramEnd"/>
+    </w:p>
+    <w:p>
+      <w:pPr>
+        <w:spacing w:after="0" w:line="360" w:lineRule="auto"/>
+        <w:jc w:val="both"/>
+        <w:rPr>
+          <w:rFonts w:ascii="Times New Roman" w:eastAsia="Times New Roman" w:hAnsi="Times New Roman" w:cs="Times New Roman"/>
+          <w:sz w:val="24"/>
+          <w:szCs w:val="24"/>
+        </w:rPr>
+      </w:pPr>
+      <w:r>
+        <w:rPr>
+          <w:rFonts w:ascii="Times New Roman" w:eastAsia="Times New Roman" w:hAnsi="Times New Roman" w:cs="Times New Roman"/>
+          <w:sz w:val="24"/>
+          <w:szCs w:val="24"/>
+        </w:rPr>
+        <w:t xml:space="preserve">3.- Informe si las curaciones, intervenciones y tratamientos a que la actora fue sometida </w:t>
+      </w:r>
+      <w:proofErr w:type="gramStart"/>
+      <w:r>
+        <w:rPr>
+          <w:rFonts w:ascii="Times New Roman" w:eastAsia="Times New Roman" w:hAnsi="Times New Roman" w:cs="Times New Roman"/>
+          <w:sz w:val="24"/>
+          <w:szCs w:val="24"/>
+        </w:rPr>
+        <w:t>en razón del</w:t>
+      </w:r>
+      <w:proofErr w:type="gramEnd"/>
+      <w:r>
+        <w:rPr>
+          <w:rFonts w:ascii="Times New Roman" w:eastAsia="Times New Roman" w:hAnsi="Times New Roman" w:cs="Times New Roman"/>
+          <w:sz w:val="24"/>
+          <w:szCs w:val="24"/>
+        </w:rPr>
+        <w:t xml:space="preserve"> siniestro de autos, los que recibió, recibe o deberá recibir, son dolorosas, qué tipo de molestias generaron y generarán, e incluso, si las mismas podrán presentarse de por vida, fundamente las </w:t>
+      </w:r>
+      <w:proofErr w:type="gramStart"/>
+      <w:r>
+        <w:rPr>
+          <w:rFonts w:ascii="Times New Roman" w:eastAsia="Times New Roman" w:hAnsi="Times New Roman" w:cs="Times New Roman"/>
+          <w:sz w:val="24"/>
+          <w:szCs w:val="24"/>
+        </w:rPr>
+        <w:t>mismas.-</w:t>
+      </w:r>
+      <w:proofErr w:type="gramEnd"/>
+    </w:p>
+    <w:p>
+      <w:pPr>
+        <w:spacing w:after="0" w:line="360" w:lineRule="auto"/>
+        <w:jc w:val="both"/>
+        <w:rPr>
+          <w:rFonts w:ascii="Times New Roman" w:eastAsia="Times New Roman" w:hAnsi="Times New Roman" w:cs="Times New Roman"/>
+          <w:sz w:val="24"/>
+          <w:szCs w:val="24"/>
+        </w:rPr>
+      </w:pPr>
+      <w:r>
+        <w:rPr>
+          <w:rFonts w:ascii="Times New Roman" w:eastAsia="Times New Roman" w:hAnsi="Times New Roman" w:cs="Times New Roman"/>
+          <w:sz w:val="24"/>
+          <w:szCs w:val="24"/>
+        </w:rPr>
+        <w:t xml:space="preserve">4.- Indique probables secuelas y complicaciones inmediatas y alejadas que puede presentar, no sólo en cuanto a las lesiones físicas y neurológicas, sino también desde el punto de vista de la funcionalidad de los órganos afectados y estética en su caso, manifestando en qué consisten las mismas, si son parciales o totales, temporales o permanentes, en su caso, las conceptúe en un porcentaje a los fines </w:t>
+      </w:r>
+      <w:proofErr w:type="gramStart"/>
+      <w:r>
+        <w:rPr>
+          <w:rFonts w:ascii="Times New Roman" w:eastAsia="Times New Roman" w:hAnsi="Times New Roman" w:cs="Times New Roman"/>
+          <w:sz w:val="24"/>
+          <w:szCs w:val="24"/>
+        </w:rPr>
+        <w:t>indemnizatorios.-</w:t>
+      </w:r>
+      <w:proofErr w:type="gramEnd"/>
     </w:p>
     <w:p>
       <w:pPr>
@@ -10113,8 +12188,36 @@
           <w:sz w:val="24"/>
           <w:szCs w:val="24"/>
         </w:rPr>
-        <w:t>6.- Indique el experto si existe incapacidad física, en su caso, evaluando el grado y carácter de la misma, y baremo utilizado para calcular dicho porcentaje de incapacidad.-</w:t>
-      </w:r>
+        <w:t xml:space="preserve">6.- Indique el experto si existe incapacidad física, en su caso, evaluando el grado y carácter de </w:t>
+      </w:r>
+      <w:proofErr w:type="gramStart"/>
+      <w:r>
+        <w:rPr>
+          <w:rFonts w:ascii="Times New Roman" w:eastAsia="Times New Roman" w:hAnsi="Times New Roman" w:cs="Times New Roman"/>
+          <w:sz w:val="24"/>
+          <w:szCs w:val="24"/>
+        </w:rPr>
+        <w:t>la misma</w:t>
+      </w:r>
+      <w:proofErr w:type="gramEnd"/>
+      <w:r>
+        <w:rPr>
+          <w:rFonts w:ascii="Times New Roman" w:eastAsia="Times New Roman" w:hAnsi="Times New Roman" w:cs="Times New Roman"/>
+          <w:sz w:val="24"/>
+          <w:szCs w:val="24"/>
+        </w:rPr>
+        <w:t xml:space="preserve">, y baremo utilizado para calcular dicho porcentaje de </w:t>
+      </w:r>
+      <w:proofErr w:type="gramStart"/>
+      <w:r>
+        <w:rPr>
+          <w:rFonts w:ascii="Times New Roman" w:eastAsia="Times New Roman" w:hAnsi="Times New Roman" w:cs="Times New Roman"/>
+          <w:sz w:val="24"/>
+          <w:szCs w:val="24"/>
+        </w:rPr>
+        <w:t>incapacidad.-</w:t>
+      </w:r>
+      <w:proofErr w:type="gramEnd"/>
     </w:p>
     <w:p>
       <w:pPr>
@@ -10133,8 +12236,18 @@
           <w:szCs w:val="24"/>
         </w:rPr>
         <w:lastRenderedPageBreak/>
-        <w:t>7.- Informe si deberá realizar tratamiento de rehabilitación kinésica o, mencione los tratamientos que considere convenientes o necesarios a seguir por la actora, así como seguimientos médicos, indicando frecuencia, duración y costos aproximado de los mismos.-</w:t>
-      </w:r>
+        <w:t xml:space="preserve">7.- Informe si deberá realizar tratamiento de rehabilitación kinésica o, mencione los tratamientos que considere convenientes o necesarios a seguir por la actora, así como seguimientos médicos, indicando frecuencia, duración y costos aproximado de los </w:t>
+      </w:r>
+      <w:proofErr w:type="gramStart"/>
+      <w:r>
+        <w:rPr>
+          <w:rFonts w:ascii="Times New Roman" w:eastAsia="Times New Roman" w:hAnsi="Times New Roman" w:cs="Times New Roman"/>
+          <w:sz w:val="24"/>
+          <w:szCs w:val="24"/>
+        </w:rPr>
+        <w:t>mismos.-</w:t>
+      </w:r>
+      <w:proofErr w:type="gramEnd"/>
     </w:p>
     <w:p>
       <w:pPr>
@@ -10192,6 +12305,7 @@
         <w:t xml:space="preserve">, influye en su reinserción laboral, como así también determine el grado de incapacidad </w:t>
       </w:r>
       <w:proofErr w:type="spellStart"/>
+      <w:proofErr w:type="gramStart"/>
       <w:r>
         <w:rPr>
           <w:rFonts w:ascii="Times New Roman" w:eastAsia="Times New Roman" w:hAnsi="Times New Roman" w:cs="Times New Roman"/>
@@ -10209,6 +12323,7 @@
         </w:rPr>
         <w:t>.-</w:t>
       </w:r>
+      <w:proofErr w:type="gramEnd"/>
     </w:p>
     <w:p>
       <w:pPr>
@@ -10244,46 +12359,94 @@
           <w:sz w:val="24"/>
           <w:szCs w:val="24"/>
         </w:rPr>
-        <w:t>y diga qué lesiones presentan en su sistema osteoarticular y si las mismas son de origen traumático.-</w:t>
-      </w:r>
-    </w:p>
-    <w:p>
-      <w:pPr>
-        <w:spacing w:after="0" w:line="360" w:lineRule="auto"/>
-        <w:jc w:val="both"/>
-        <w:rPr>
-          <w:rFonts w:ascii="Times New Roman" w:eastAsia="Times New Roman" w:hAnsi="Times New Roman" w:cs="Times New Roman"/>
-          <w:sz w:val="24"/>
-          <w:szCs w:val="24"/>
-        </w:rPr>
-      </w:pPr>
-      <w:r>
-        <w:rPr>
-          <w:rFonts w:ascii="Times New Roman" w:eastAsia="Times New Roman" w:hAnsi="Times New Roman" w:cs="Times New Roman"/>
-          <w:sz w:val="24"/>
-          <w:szCs w:val="24"/>
-        </w:rPr>
-        <w:t>12.- Funde sus dichos con bibliografía reconocida científicamente y de fácil acceso a las partes.-</w:t>
-      </w:r>
-    </w:p>
-    <w:p>
-      <w:pPr>
-        <w:spacing w:after="0" w:line="360" w:lineRule="auto"/>
-        <w:jc w:val="both"/>
-        <w:rPr>
-          <w:rFonts w:ascii="Times New Roman" w:eastAsia="Times New Roman" w:hAnsi="Times New Roman" w:cs="Times New Roman"/>
-          <w:sz w:val="24"/>
-          <w:szCs w:val="24"/>
-        </w:rPr>
-      </w:pPr>
-      <w:r>
-        <w:rPr>
-          <w:rFonts w:ascii="Times New Roman" w:eastAsia="Times New Roman" w:hAnsi="Times New Roman" w:cs="Times New Roman"/>
-          <w:sz w:val="24"/>
-          <w:szCs w:val="24"/>
-        </w:rPr>
-        <w:t>13.- Informe cualquier otro dato de interés para la dilucidación del presente, o que el perito de oficio considere necesario para una mejor evaluación de la actora  y para el buen resultado de esta litis.-</w:t>
-      </w:r>
+        <w:t xml:space="preserve">y diga qué lesiones presentan en su sistema osteoarticular y si las mismas son de origen </w:t>
+      </w:r>
+      <w:proofErr w:type="gramStart"/>
+      <w:r>
+        <w:rPr>
+          <w:rFonts w:ascii="Times New Roman" w:eastAsia="Times New Roman" w:hAnsi="Times New Roman" w:cs="Times New Roman"/>
+          <w:sz w:val="24"/>
+          <w:szCs w:val="24"/>
+        </w:rPr>
+        <w:t>traumático.-</w:t>
+      </w:r>
+      <w:proofErr w:type="gramEnd"/>
+    </w:p>
+    <w:p>
+      <w:pPr>
+        <w:spacing w:after="0" w:line="360" w:lineRule="auto"/>
+        <w:jc w:val="both"/>
+        <w:rPr>
+          <w:rFonts w:ascii="Times New Roman" w:eastAsia="Times New Roman" w:hAnsi="Times New Roman" w:cs="Times New Roman"/>
+          <w:sz w:val="24"/>
+          <w:szCs w:val="24"/>
+        </w:rPr>
+      </w:pPr>
+      <w:r>
+        <w:rPr>
+          <w:rFonts w:ascii="Times New Roman" w:eastAsia="Times New Roman" w:hAnsi="Times New Roman" w:cs="Times New Roman"/>
+          <w:sz w:val="24"/>
+          <w:szCs w:val="24"/>
+        </w:rPr>
+        <w:t xml:space="preserve">12.- Funde sus dichos con bibliografía reconocida científicamente y de fácil acceso a las </w:t>
+      </w:r>
+      <w:proofErr w:type="gramStart"/>
+      <w:r>
+        <w:rPr>
+          <w:rFonts w:ascii="Times New Roman" w:eastAsia="Times New Roman" w:hAnsi="Times New Roman" w:cs="Times New Roman"/>
+          <w:sz w:val="24"/>
+          <w:szCs w:val="24"/>
+        </w:rPr>
+        <w:t>partes.-</w:t>
+      </w:r>
+      <w:proofErr w:type="gramEnd"/>
+    </w:p>
+    <w:p>
+      <w:pPr>
+        <w:spacing w:after="0" w:line="360" w:lineRule="auto"/>
+        <w:jc w:val="both"/>
+        <w:rPr>
+          <w:rFonts w:ascii="Times New Roman" w:eastAsia="Times New Roman" w:hAnsi="Times New Roman" w:cs="Times New Roman"/>
+          <w:sz w:val="24"/>
+          <w:szCs w:val="24"/>
+        </w:rPr>
+      </w:pPr>
+      <w:r>
+        <w:rPr>
+          <w:rFonts w:ascii="Times New Roman" w:eastAsia="Times New Roman" w:hAnsi="Times New Roman" w:cs="Times New Roman"/>
+          <w:sz w:val="24"/>
+          <w:szCs w:val="24"/>
+        </w:rPr>
+        <w:t xml:space="preserve">13.- Informe cualquier otro dato de interés para la dilucidación del presente, o que el perito de oficio considere necesario para una mejor evaluación de la </w:t>
+      </w:r>
+      <w:proofErr w:type="gramStart"/>
+      <w:r>
+        <w:rPr>
+          <w:rFonts w:ascii="Times New Roman" w:eastAsia="Times New Roman" w:hAnsi="Times New Roman" w:cs="Times New Roman"/>
+          <w:sz w:val="24"/>
+          <w:szCs w:val="24"/>
+        </w:rPr>
+        <w:t>actora  y</w:t>
+      </w:r>
+      <w:proofErr w:type="gramEnd"/>
+      <w:r>
+        <w:rPr>
+          <w:rFonts w:ascii="Times New Roman" w:eastAsia="Times New Roman" w:hAnsi="Times New Roman" w:cs="Times New Roman"/>
+          <w:sz w:val="24"/>
+          <w:szCs w:val="24"/>
+        </w:rPr>
+        <w:t xml:space="preserve"> para el buen resultado de esta </w:t>
+      </w:r>
+      <w:proofErr w:type="gramStart"/>
+      <w:r>
+        <w:rPr>
+          <w:rFonts w:ascii="Times New Roman" w:eastAsia="Times New Roman" w:hAnsi="Times New Roman" w:cs="Times New Roman"/>
+          <w:sz w:val="24"/>
+          <w:szCs w:val="24"/>
+        </w:rPr>
+        <w:t>litis.-</w:t>
+      </w:r>
+      <w:proofErr w:type="gramEnd"/>
     </w:p>
     <w:p>
       <w:pPr>
@@ -10310,8 +12473,18 @@
           <w:sz w:val="24"/>
           <w:szCs w:val="24"/>
         </w:rPr>
-        <w:t>: Mi parte propone como consultores a los Dres. Zambrano Jorge Alberto Roberto Novosad MN 91.170, Dr. Carlos Lema Mn 35.342, el Dr. Carlos Scarpati M.N 43.777, Carlos González Martín MN 47.707, con domicilio en la calle Paraná 425 Piso 6 os 3 Capital Federal, en los términos del Art.458 del C.P.C.C.N., solicitando que se tenga presente a sus efectos.-</w:t>
-      </w:r>
+        <w:t xml:space="preserve">: Mi parte propone como consultores a los Dres. Zambrano Jorge Alberto Roberto Novosad MN 91.170, Dr. Carlos Lema Mn 35.342, el Dr. Carlos Scarpati M.N 43.777, Carlos González Martín MN 47.707, con domicilio en la calle Paraná 425 Piso 6 os 3 Capital Federal, en los términos del Art.458 del C.P.C.C.N., solicitando que se tenga presente a sus </w:t>
+      </w:r>
+      <w:proofErr w:type="gramStart"/>
+      <w:r>
+        <w:rPr>
+          <w:rFonts w:ascii="Times New Roman" w:eastAsia="Times New Roman" w:hAnsi="Times New Roman" w:cs="Times New Roman"/>
+          <w:sz w:val="24"/>
+          <w:szCs w:val="24"/>
+        </w:rPr>
+        <w:t>efectos.-</w:t>
+      </w:r>
+      <w:proofErr w:type="gramEnd"/>
     </w:p>
     <w:p>
       <w:pPr>
@@ -10401,7 +12574,25 @@
           <w:sz w:val="24"/>
           <w:szCs w:val="24"/>
         </w:rPr>
-        <w:t>, quien previa aceptación del cargo y revisión personal sobre el  accionante, indicará lo siguiente:</w:t>
+        <w:t xml:space="preserve">, quien previa aceptación del cargo y revisión personal sobre </w:t>
+      </w:r>
+      <w:proofErr w:type="gramStart"/>
+      <w:r>
+        <w:rPr>
+          <w:rFonts w:ascii="Times New Roman" w:eastAsia="Times New Roman" w:hAnsi="Times New Roman" w:cs="Times New Roman"/>
+          <w:sz w:val="24"/>
+          <w:szCs w:val="24"/>
+        </w:rPr>
+        <w:t>el  accionante</w:t>
+      </w:r>
+      <w:proofErr w:type="gramEnd"/>
+      <w:r>
+        <w:rPr>
+          <w:rFonts w:ascii="Times New Roman" w:eastAsia="Times New Roman" w:hAnsi="Times New Roman" w:cs="Times New Roman"/>
+          <w:sz w:val="24"/>
+          <w:szCs w:val="24"/>
+        </w:rPr>
+        <w:t>, indicará lo siguiente:</w:t>
       </w:r>
     </w:p>
     <w:p>
@@ -10439,26 +12630,62 @@
           <w:sz w:val="24"/>
           <w:szCs w:val="24"/>
         </w:rPr>
-        <w:t>2.- Si padecen algún tipo de incapacidad de orden psíquico como secuela del evento dañoso y en su caso indique el grado de la misma, tratamiento de diagnosticar su cuadro de angustia o neurosis, denunciando en su caso, cómo estos se manifiestan;</w:t>
-      </w:r>
-    </w:p>
-    <w:p>
-      <w:pPr>
-        <w:spacing w:after="0" w:line="360" w:lineRule="auto"/>
-        <w:jc w:val="both"/>
-        <w:rPr>
-          <w:rFonts w:ascii="Times New Roman" w:eastAsia="Times New Roman" w:hAnsi="Times New Roman" w:cs="Times New Roman"/>
-          <w:sz w:val="24"/>
-          <w:szCs w:val="24"/>
-        </w:rPr>
-      </w:pPr>
-      <w:r>
-        <w:rPr>
-          <w:rFonts w:ascii="Times New Roman" w:eastAsia="Times New Roman" w:hAnsi="Times New Roman" w:cs="Times New Roman"/>
-          <w:sz w:val="24"/>
-          <w:szCs w:val="24"/>
-        </w:rPr>
-        <w:t>3.- Informe asimismo, si a raíz de dichos cuadros neuróticos se pueden producir cambios en la personalidad del actor y si los mismos pueden influir en su vida de relación, mencione los tratamientos que considere convenientes o necesarios a realizar en el futuro, así como su frecuencia, duración y costo;   </w:t>
+        <w:t xml:space="preserve">2.- Si padecen algún tipo de incapacidad de orden psíquico como secuela del evento dañoso y en su caso indique el grado de </w:t>
+      </w:r>
+      <w:proofErr w:type="gramStart"/>
+      <w:r>
+        <w:rPr>
+          <w:rFonts w:ascii="Times New Roman" w:eastAsia="Times New Roman" w:hAnsi="Times New Roman" w:cs="Times New Roman"/>
+          <w:sz w:val="24"/>
+          <w:szCs w:val="24"/>
+        </w:rPr>
+        <w:t>la misma</w:t>
+      </w:r>
+      <w:proofErr w:type="gramEnd"/>
+      <w:r>
+        <w:rPr>
+          <w:rFonts w:ascii="Times New Roman" w:eastAsia="Times New Roman" w:hAnsi="Times New Roman" w:cs="Times New Roman"/>
+          <w:sz w:val="24"/>
+          <w:szCs w:val="24"/>
+        </w:rPr>
+        <w:t>, tratamiento de diagnosticar su cuadro de angustia o neurosis, denunciando en su caso, cómo estos se manifiestan;</w:t>
+      </w:r>
+    </w:p>
+    <w:p>
+      <w:pPr>
+        <w:spacing w:after="0" w:line="360" w:lineRule="auto"/>
+        <w:jc w:val="both"/>
+        <w:rPr>
+          <w:rFonts w:ascii="Times New Roman" w:eastAsia="Times New Roman" w:hAnsi="Times New Roman" w:cs="Times New Roman"/>
+          <w:sz w:val="24"/>
+          <w:szCs w:val="24"/>
+        </w:rPr>
+      </w:pPr>
+      <w:r>
+        <w:rPr>
+          <w:rFonts w:ascii="Times New Roman" w:eastAsia="Times New Roman" w:hAnsi="Times New Roman" w:cs="Times New Roman"/>
+          <w:sz w:val="24"/>
+          <w:szCs w:val="24"/>
+        </w:rPr>
+        <w:t xml:space="preserve">3.- </w:t>
+      </w:r>
+      <w:proofErr w:type="gramStart"/>
+      <w:r>
+        <w:rPr>
+          <w:rFonts w:ascii="Times New Roman" w:eastAsia="Times New Roman" w:hAnsi="Times New Roman" w:cs="Times New Roman"/>
+          <w:sz w:val="24"/>
+          <w:szCs w:val="24"/>
+        </w:rPr>
+        <w:t>Informe</w:t>
+      </w:r>
+      <w:proofErr w:type="gramEnd"/>
+      <w:r>
+        <w:rPr>
+          <w:rFonts w:ascii="Times New Roman" w:eastAsia="Times New Roman" w:hAnsi="Times New Roman" w:cs="Times New Roman"/>
+          <w:sz w:val="24"/>
+          <w:szCs w:val="24"/>
+        </w:rPr>
+        <w:t xml:space="preserve"> asimismo, si a raíz de dichos cuadros neuróticos se pueden producir cambios en la personalidad del actor y si los mismos pueden influir en su vida de relación, mencione los tratamientos que considere convenientes o necesarios a realizar en el futuro, así como su frecuencia, duración y costo;   </w:t>
       </w:r>
     </w:p>
     <w:p>
@@ -10611,7 +12838,31 @@
           <w:szCs w:val="24"/>
           <w:u w:val="single"/>
         </w:rPr>
-        <w:t>XV. SE  OPONE A LA DESIGNACIÓN DEL CUERPO MÉDICO FORENSE</w:t>
+        <w:t xml:space="preserve">XV. </w:t>
+      </w:r>
+      <w:proofErr w:type="gramStart"/>
+      <w:r>
+        <w:rPr>
+          <w:rFonts w:ascii="Times New Roman" w:eastAsia="Times New Roman" w:hAnsi="Times New Roman" w:cs="Times New Roman"/>
+          <w:b/>
+          <w:bCs/>
+          <w:sz w:val="24"/>
+          <w:szCs w:val="24"/>
+          <w:u w:val="single"/>
+        </w:rPr>
+        <w:t>SE  OPONE</w:t>
+      </w:r>
+      <w:proofErr w:type="gramEnd"/>
+      <w:r>
+        <w:rPr>
+          <w:rFonts w:ascii="Times New Roman" w:eastAsia="Times New Roman" w:hAnsi="Times New Roman" w:cs="Times New Roman"/>
+          <w:b/>
+          <w:bCs/>
+          <w:sz w:val="24"/>
+          <w:szCs w:val="24"/>
+          <w:u w:val="single"/>
+        </w:rPr>
+        <w:t xml:space="preserve"> A LA DESIGNACIÓN DEL CUERPO MÉDICO FORENSE</w:t>
       </w:r>
     </w:p>
     <w:p>
@@ -10625,13 +12876,95 @@
           <w:szCs w:val="24"/>
         </w:rPr>
       </w:pPr>
-      <w:r>
-        <w:rPr>
-          <w:rFonts w:ascii="Times New Roman" w:eastAsia="Times New Roman" w:hAnsi="Times New Roman" w:cs="Times New Roman"/>
-          <w:sz w:val="24"/>
-          <w:szCs w:val="24"/>
-        </w:rPr>
-        <w:t>Dada  la oposición  que habitualmente plantea  la parte demandada y/o citada en garantía en procesos como el presente, en cuanto pretenden la designación del Cuerpo Médico Forense –en  reemplazo de los peritos de oficio que solicita la parte demandante-, es que venimos desde ya  a expresar los fundamentos por los cuales consideramos imprescindible la designación de tales peritos médicos:</w:t>
+      <w:proofErr w:type="gramStart"/>
+      <w:r>
+        <w:rPr>
+          <w:rFonts w:ascii="Times New Roman" w:eastAsia="Times New Roman" w:hAnsi="Times New Roman" w:cs="Times New Roman"/>
+          <w:sz w:val="24"/>
+          <w:szCs w:val="24"/>
+        </w:rPr>
+        <w:t>Dada  la</w:t>
+      </w:r>
+      <w:proofErr w:type="gramEnd"/>
+      <w:r>
+        <w:rPr>
+          <w:rFonts w:ascii="Times New Roman" w:eastAsia="Times New Roman" w:hAnsi="Times New Roman" w:cs="Times New Roman"/>
+          <w:sz w:val="24"/>
+          <w:szCs w:val="24"/>
+        </w:rPr>
+        <w:t xml:space="preserve"> </w:t>
+      </w:r>
+      <w:proofErr w:type="gramStart"/>
+      <w:r>
+        <w:rPr>
+          <w:rFonts w:ascii="Times New Roman" w:eastAsia="Times New Roman" w:hAnsi="Times New Roman" w:cs="Times New Roman"/>
+          <w:sz w:val="24"/>
+          <w:szCs w:val="24"/>
+        </w:rPr>
+        <w:t>oposición  que</w:t>
+      </w:r>
+      <w:proofErr w:type="gramEnd"/>
+      <w:r>
+        <w:rPr>
+          <w:rFonts w:ascii="Times New Roman" w:eastAsia="Times New Roman" w:hAnsi="Times New Roman" w:cs="Times New Roman"/>
+          <w:sz w:val="24"/>
+          <w:szCs w:val="24"/>
+        </w:rPr>
+        <w:t xml:space="preserve"> habitualmente </w:t>
+      </w:r>
+      <w:proofErr w:type="gramStart"/>
+      <w:r>
+        <w:rPr>
+          <w:rFonts w:ascii="Times New Roman" w:eastAsia="Times New Roman" w:hAnsi="Times New Roman" w:cs="Times New Roman"/>
+          <w:sz w:val="24"/>
+          <w:szCs w:val="24"/>
+        </w:rPr>
+        <w:t>plantea  la</w:t>
+      </w:r>
+      <w:proofErr w:type="gramEnd"/>
+      <w:r>
+        <w:rPr>
+          <w:rFonts w:ascii="Times New Roman" w:eastAsia="Times New Roman" w:hAnsi="Times New Roman" w:cs="Times New Roman"/>
+          <w:sz w:val="24"/>
+          <w:szCs w:val="24"/>
+        </w:rPr>
+        <w:t xml:space="preserve"> parte demandada y/o citada en garantía en procesos como el presente, en cuanto pretenden la designación del Cuerpo Médico Forense –</w:t>
+      </w:r>
+      <w:proofErr w:type="gramStart"/>
+      <w:r>
+        <w:rPr>
+          <w:rFonts w:ascii="Times New Roman" w:eastAsia="Times New Roman" w:hAnsi="Times New Roman" w:cs="Times New Roman"/>
+          <w:sz w:val="24"/>
+          <w:szCs w:val="24"/>
+        </w:rPr>
+        <w:t>en  reemplazo</w:t>
+      </w:r>
+      <w:proofErr w:type="gramEnd"/>
+      <w:r>
+        <w:rPr>
+          <w:rFonts w:ascii="Times New Roman" w:eastAsia="Times New Roman" w:hAnsi="Times New Roman" w:cs="Times New Roman"/>
+          <w:sz w:val="24"/>
+          <w:szCs w:val="24"/>
+        </w:rPr>
+        <w:t xml:space="preserve"> de los peritos de oficio que solicita la parte demandante-, es que venimos desde </w:t>
+      </w:r>
+      <w:proofErr w:type="gramStart"/>
+      <w:r>
+        <w:rPr>
+          <w:rFonts w:ascii="Times New Roman" w:eastAsia="Times New Roman" w:hAnsi="Times New Roman" w:cs="Times New Roman"/>
+          <w:sz w:val="24"/>
+          <w:szCs w:val="24"/>
+        </w:rPr>
+        <w:t>ya  a</w:t>
+      </w:r>
+      <w:proofErr w:type="gramEnd"/>
+      <w:r>
+        <w:rPr>
+          <w:rFonts w:ascii="Times New Roman" w:eastAsia="Times New Roman" w:hAnsi="Times New Roman" w:cs="Times New Roman"/>
+          <w:sz w:val="24"/>
+          <w:szCs w:val="24"/>
+        </w:rPr>
+        <w:t xml:space="preserve"> expresar los fundamentos por los cuales consideramos imprescindible la designación de tales peritos médicos:</w:t>
       </w:r>
     </w:p>
     <w:p>
@@ -10651,8 +12984,72 @@
           <w:sz w:val="24"/>
           <w:szCs w:val="24"/>
         </w:rPr>
-        <w:t>En principio, cabe destacar que a raíz  del terrible accidente que ha sufrido la actora –y el cual es objeto de esta litis-, ha padecido lesiones de  consideración las cuales son detalladas en el informe médico que se acompaña junto con la presente y las cuales además pueden constatarse  en las fotografías que también se adjuntan,.</w:t>
-      </w:r>
+        <w:t xml:space="preserve">En principio, cabe destacar que a </w:t>
+      </w:r>
+      <w:proofErr w:type="gramStart"/>
+      <w:r>
+        <w:rPr>
+          <w:rFonts w:ascii="Times New Roman" w:eastAsia="Times New Roman" w:hAnsi="Times New Roman" w:cs="Times New Roman"/>
+          <w:sz w:val="24"/>
+          <w:szCs w:val="24"/>
+        </w:rPr>
+        <w:t>raíz  del</w:t>
+      </w:r>
+      <w:proofErr w:type="gramEnd"/>
+      <w:r>
+        <w:rPr>
+          <w:rFonts w:ascii="Times New Roman" w:eastAsia="Times New Roman" w:hAnsi="Times New Roman" w:cs="Times New Roman"/>
+          <w:sz w:val="24"/>
+          <w:szCs w:val="24"/>
+        </w:rPr>
+        <w:t xml:space="preserve"> terrible accidente que ha sufrido la actora –y el cual es objeto de esta litis-, ha padecido lesiones </w:t>
+      </w:r>
+      <w:proofErr w:type="gramStart"/>
+      <w:r>
+        <w:rPr>
+          <w:rFonts w:ascii="Times New Roman" w:eastAsia="Times New Roman" w:hAnsi="Times New Roman" w:cs="Times New Roman"/>
+          <w:sz w:val="24"/>
+          <w:szCs w:val="24"/>
+        </w:rPr>
+        <w:t>de  consideración</w:t>
+      </w:r>
+      <w:proofErr w:type="gramEnd"/>
+      <w:r>
+        <w:rPr>
+          <w:rFonts w:ascii="Times New Roman" w:eastAsia="Times New Roman" w:hAnsi="Times New Roman" w:cs="Times New Roman"/>
+          <w:sz w:val="24"/>
+          <w:szCs w:val="24"/>
+        </w:rPr>
+        <w:t xml:space="preserve"> las cuales son detalladas en el informe médico que se acompaña junto con la presente y las cuales además pueden </w:t>
+      </w:r>
+      <w:proofErr w:type="gramStart"/>
+      <w:r>
+        <w:rPr>
+          <w:rFonts w:ascii="Times New Roman" w:eastAsia="Times New Roman" w:hAnsi="Times New Roman" w:cs="Times New Roman"/>
+          <w:sz w:val="24"/>
+          <w:szCs w:val="24"/>
+        </w:rPr>
+        <w:t>constatarse  en</w:t>
+      </w:r>
+      <w:proofErr w:type="gramEnd"/>
+      <w:r>
+        <w:rPr>
+          <w:rFonts w:ascii="Times New Roman" w:eastAsia="Times New Roman" w:hAnsi="Times New Roman" w:cs="Times New Roman"/>
+          <w:sz w:val="24"/>
+          <w:szCs w:val="24"/>
+        </w:rPr>
+        <w:t xml:space="preserve"> las fotografías que también se </w:t>
+      </w:r>
+      <w:proofErr w:type="gramStart"/>
+      <w:r>
+        <w:rPr>
+          <w:rFonts w:ascii="Times New Roman" w:eastAsia="Times New Roman" w:hAnsi="Times New Roman" w:cs="Times New Roman"/>
+          <w:sz w:val="24"/>
+          <w:szCs w:val="24"/>
+        </w:rPr>
+        <w:t>adjuntan,.</w:t>
+      </w:r>
+      <w:proofErr w:type="gramEnd"/>
     </w:p>
     <w:p>
       <w:pPr>
@@ -10689,7 +13086,61 @@
           <w:sz w:val="24"/>
           <w:szCs w:val="24"/>
         </w:rPr>
-        <w:t xml:space="preserve"> 35%, pudiendo observar que dicha incapacidad la coloca en un nivel de inferioridad importante, destacando asimismo que actualmente continúan  ambos con los tratamientos de rehabilitación. Por otra parte, a raíz del accidente  mi mandante ha tenido que afrontar  todos aquellos gastos que implican los tratamientos, ya sea de rehabilitación como los gastos farmacéuticos, de traslado, </w:t>
+        <w:t xml:space="preserve"> 35%, pudiendo observar que dicha incapacidad la coloca en un nivel de inferioridad importante, destacando asimismo que actualmente </w:t>
+      </w:r>
+      <w:proofErr w:type="gramStart"/>
+      <w:r>
+        <w:rPr>
+          <w:rFonts w:ascii="Times New Roman" w:eastAsia="Times New Roman" w:hAnsi="Times New Roman" w:cs="Times New Roman"/>
+          <w:sz w:val="24"/>
+          <w:szCs w:val="24"/>
+        </w:rPr>
+        <w:t>continúan  ambos</w:t>
+      </w:r>
+      <w:proofErr w:type="gramEnd"/>
+      <w:r>
+        <w:rPr>
+          <w:rFonts w:ascii="Times New Roman" w:eastAsia="Times New Roman" w:hAnsi="Times New Roman" w:cs="Times New Roman"/>
+          <w:sz w:val="24"/>
+          <w:szCs w:val="24"/>
+        </w:rPr>
+        <w:t xml:space="preserve"> con los tratamientos de rehabilitación. Por otra parte, a raíz del </w:t>
+      </w:r>
+      <w:proofErr w:type="gramStart"/>
+      <w:r>
+        <w:rPr>
+          <w:rFonts w:ascii="Times New Roman" w:eastAsia="Times New Roman" w:hAnsi="Times New Roman" w:cs="Times New Roman"/>
+          <w:sz w:val="24"/>
+          <w:szCs w:val="24"/>
+        </w:rPr>
+        <w:t>accidente  mi</w:t>
+      </w:r>
+      <w:proofErr w:type="gramEnd"/>
+      <w:r>
+        <w:rPr>
+          <w:rFonts w:ascii="Times New Roman" w:eastAsia="Times New Roman" w:hAnsi="Times New Roman" w:cs="Times New Roman"/>
+          <w:sz w:val="24"/>
+          <w:szCs w:val="24"/>
+        </w:rPr>
+        <w:t xml:space="preserve"> mandante ha tenido que </w:t>
+      </w:r>
+      <w:proofErr w:type="gramStart"/>
+      <w:r>
+        <w:rPr>
+          <w:rFonts w:ascii="Times New Roman" w:eastAsia="Times New Roman" w:hAnsi="Times New Roman" w:cs="Times New Roman"/>
+          <w:sz w:val="24"/>
+          <w:szCs w:val="24"/>
+        </w:rPr>
+        <w:t>afrontar  todos</w:t>
+      </w:r>
+      <w:proofErr w:type="gramEnd"/>
+      <w:r>
+        <w:rPr>
+          <w:rFonts w:ascii="Times New Roman" w:eastAsia="Times New Roman" w:hAnsi="Times New Roman" w:cs="Times New Roman"/>
+          <w:sz w:val="24"/>
+          <w:szCs w:val="24"/>
+        </w:rPr>
+        <w:t xml:space="preserve"> aquellos gastos que implican los tratamientos, ya sea de rehabilitación como los gastos farmacéuticos, de traslado, </w:t>
       </w:r>
       <w:proofErr w:type="spellStart"/>
       <w:r>
@@ -10729,6 +13180,7 @@
         </w:rPr>
         <w:t>En base a lo expuesto, y en mérito a la </w:t>
       </w:r>
+      <w:proofErr w:type="gramStart"/>
       <w:r>
         <w:rPr>
           <w:rFonts w:ascii="Times New Roman" w:eastAsia="Times New Roman" w:hAnsi="Times New Roman" w:cs="Times New Roman"/>
@@ -10739,6 +13191,7 @@
         </w:rPr>
         <w:t>economía  y</w:t>
       </w:r>
+      <w:proofErr w:type="gramEnd"/>
       <w:r>
         <w:rPr>
           <w:rFonts w:ascii="Times New Roman" w:eastAsia="Times New Roman" w:hAnsi="Times New Roman" w:cs="Times New Roman"/>
@@ -10763,7 +13216,25 @@
           <w:sz w:val="24"/>
           <w:szCs w:val="24"/>
         </w:rPr>
-        <w:t>, esta parte se opone  en forma total y categórica a la designación del Cuerpo Médico Forense, por las consideraciones de hecho y de derecho que paso a detallar:</w:t>
+        <w:t xml:space="preserve">, esta parte se </w:t>
+      </w:r>
+      <w:proofErr w:type="gramStart"/>
+      <w:r>
+        <w:rPr>
+          <w:rFonts w:ascii="Times New Roman" w:eastAsia="Times New Roman" w:hAnsi="Times New Roman" w:cs="Times New Roman"/>
+          <w:sz w:val="24"/>
+          <w:szCs w:val="24"/>
+        </w:rPr>
+        <w:t>opone  en</w:t>
+      </w:r>
+      <w:proofErr w:type="gramEnd"/>
+      <w:r>
+        <w:rPr>
+          <w:rFonts w:ascii="Times New Roman" w:eastAsia="Times New Roman" w:hAnsi="Times New Roman" w:cs="Times New Roman"/>
+          <w:sz w:val="24"/>
+          <w:szCs w:val="24"/>
+        </w:rPr>
+        <w:t xml:space="preserve"> forma total y categórica a la designación del Cuerpo Médico Forense, por las consideraciones de hecho y de derecho que paso a detallar:</w:t>
       </w:r>
     </w:p>
     <w:p>
@@ -10783,7 +13254,43 @@
           <w:sz w:val="24"/>
           <w:szCs w:val="24"/>
         </w:rPr>
-        <w:t>La demora en la citación y luego en el dictamen, como es de público y notorio, con la que el Cuerpo Médico   Forense se expide, y la consiguiente demora que ello provoca en las tramitaciones judiciales, colocaría al actor en una situación realmente penosa, y restándole la oportunidad de realizar  los estudios físicos y  psicológicos  necesarios para la prosecución del tratamiento médico.</w:t>
+        <w:t xml:space="preserve">La demora en la citación y luego en el dictamen, como es de público y notorio, con la que el Cuerpo Médico   Forense se expide, y la consiguiente demora que ello provoca en las tramitaciones judiciales, colocaría al actor en una situación realmente penosa, y restándole la oportunidad de </w:t>
+      </w:r>
+      <w:proofErr w:type="gramStart"/>
+      <w:r>
+        <w:rPr>
+          <w:rFonts w:ascii="Times New Roman" w:eastAsia="Times New Roman" w:hAnsi="Times New Roman" w:cs="Times New Roman"/>
+          <w:sz w:val="24"/>
+          <w:szCs w:val="24"/>
+        </w:rPr>
+        <w:t>realizar  los</w:t>
+      </w:r>
+      <w:proofErr w:type="gramEnd"/>
+      <w:r>
+        <w:rPr>
+          <w:rFonts w:ascii="Times New Roman" w:eastAsia="Times New Roman" w:hAnsi="Times New Roman" w:cs="Times New Roman"/>
+          <w:sz w:val="24"/>
+          <w:szCs w:val="24"/>
+        </w:rPr>
+        <w:t xml:space="preserve"> estudios físicos </w:t>
+      </w:r>
+      <w:proofErr w:type="gramStart"/>
+      <w:r>
+        <w:rPr>
+          <w:rFonts w:ascii="Times New Roman" w:eastAsia="Times New Roman" w:hAnsi="Times New Roman" w:cs="Times New Roman"/>
+          <w:sz w:val="24"/>
+          <w:szCs w:val="24"/>
+        </w:rPr>
+        <w:t>y  psicológicos</w:t>
+      </w:r>
+      <w:proofErr w:type="gramEnd"/>
+      <w:r>
+        <w:rPr>
+          <w:rFonts w:ascii="Times New Roman" w:eastAsia="Times New Roman" w:hAnsi="Times New Roman" w:cs="Times New Roman"/>
+          <w:sz w:val="24"/>
+          <w:szCs w:val="24"/>
+        </w:rPr>
+        <w:t>  necesarios para la prosecución del tratamiento médico.</w:t>
       </w:r>
     </w:p>
     <w:p>
@@ -10803,7 +13310,43 @@
           <w:sz w:val="24"/>
           <w:szCs w:val="24"/>
         </w:rPr>
-        <w:t>Estaríamos pidiéndole a la actora –y  a sus dolencias- de casi más de año de espera para solucionar los daños  producidos por el demandado.</w:t>
+        <w:t>Estaríamos pidiéndole a la actora –</w:t>
+      </w:r>
+      <w:proofErr w:type="gramStart"/>
+      <w:r>
+        <w:rPr>
+          <w:rFonts w:ascii="Times New Roman" w:eastAsia="Times New Roman" w:hAnsi="Times New Roman" w:cs="Times New Roman"/>
+          <w:sz w:val="24"/>
+          <w:szCs w:val="24"/>
+        </w:rPr>
+        <w:t>y  a</w:t>
+      </w:r>
+      <w:proofErr w:type="gramEnd"/>
+      <w:r>
+        <w:rPr>
+          <w:rFonts w:ascii="Times New Roman" w:eastAsia="Times New Roman" w:hAnsi="Times New Roman" w:cs="Times New Roman"/>
+          <w:sz w:val="24"/>
+          <w:szCs w:val="24"/>
+        </w:rPr>
+        <w:t xml:space="preserve"> sus dolencias- de casi más de año de espera para solucionar los </w:t>
+      </w:r>
+      <w:proofErr w:type="gramStart"/>
+      <w:r>
+        <w:rPr>
+          <w:rFonts w:ascii="Times New Roman" w:eastAsia="Times New Roman" w:hAnsi="Times New Roman" w:cs="Times New Roman"/>
+          <w:sz w:val="24"/>
+          <w:szCs w:val="24"/>
+        </w:rPr>
+        <w:t>daños  producidos</w:t>
+      </w:r>
+      <w:proofErr w:type="gramEnd"/>
+      <w:r>
+        <w:rPr>
+          <w:rFonts w:ascii="Times New Roman" w:eastAsia="Times New Roman" w:hAnsi="Times New Roman" w:cs="Times New Roman"/>
+          <w:sz w:val="24"/>
+          <w:szCs w:val="24"/>
+        </w:rPr>
+        <w:t xml:space="preserve"> por el demandado.</w:t>
       </w:r>
     </w:p>
     <w:p>
@@ -10823,26 +13366,80 @@
           <w:sz w:val="24"/>
           <w:szCs w:val="24"/>
         </w:rPr>
-        <w:t xml:space="preserve">La enumeración de obligaciones de los cuerpos técnicos establecidas en el art. 56 del Decreto / ley 1285/58 impone una interpretación restrictiva en cuanto a su función  debiendo actuar a requerimiento de los jueces solo en casos excepcionales, y a entender     </w:t>
-      </w:r>
-    </w:p>
-    <w:p>
-      <w:pPr>
-        <w:spacing w:after="0" w:line="360" w:lineRule="auto"/>
-        <w:jc w:val="both"/>
-        <w:rPr>
-          <w:rFonts w:ascii="Times New Roman" w:eastAsia="Times New Roman" w:hAnsi="Times New Roman" w:cs="Times New Roman"/>
-          <w:sz w:val="24"/>
-          <w:szCs w:val="24"/>
-        </w:rPr>
-      </w:pPr>
-      <w:r>
-        <w:rPr>
-          <w:rFonts w:ascii="Times New Roman" w:eastAsia="Times New Roman" w:hAnsi="Times New Roman" w:cs="Times New Roman"/>
-          <w:sz w:val="24"/>
-          <w:szCs w:val="24"/>
-        </w:rPr>
-        <w:t>de esta parte, este es un caso dentro de los  cuales no entra el artículo mencionado, y por el hecho de que nuestros  mandantes no tengan la capacidad económica para abonar la tasa de justicia, no implica que tengan que ser examinados por el Cuerpo Médico Forense.  </w:t>
+        <w:t xml:space="preserve">La enumeración de obligaciones de los cuerpos técnicos establecidas en el art. 56 del Decreto / ley 1285/58 impone una interpretación restrictiva en cuanto a su </w:t>
+      </w:r>
+      <w:proofErr w:type="gramStart"/>
+      <w:r>
+        <w:rPr>
+          <w:rFonts w:ascii="Times New Roman" w:eastAsia="Times New Roman" w:hAnsi="Times New Roman" w:cs="Times New Roman"/>
+          <w:sz w:val="24"/>
+          <w:szCs w:val="24"/>
+        </w:rPr>
+        <w:t>función  debiendo</w:t>
+      </w:r>
+      <w:proofErr w:type="gramEnd"/>
+      <w:r>
+        <w:rPr>
+          <w:rFonts w:ascii="Times New Roman" w:eastAsia="Times New Roman" w:hAnsi="Times New Roman" w:cs="Times New Roman"/>
+          <w:sz w:val="24"/>
+          <w:szCs w:val="24"/>
+        </w:rPr>
+        <w:t xml:space="preserve"> actuar a requerimiento de los jueces solo en casos excepcionales, y a entender     </w:t>
+      </w:r>
+    </w:p>
+    <w:p>
+      <w:pPr>
+        <w:spacing w:after="0" w:line="360" w:lineRule="auto"/>
+        <w:jc w:val="both"/>
+        <w:rPr>
+          <w:rFonts w:ascii="Times New Roman" w:eastAsia="Times New Roman" w:hAnsi="Times New Roman" w:cs="Times New Roman"/>
+          <w:sz w:val="24"/>
+          <w:szCs w:val="24"/>
+        </w:rPr>
+      </w:pPr>
+      <w:r>
+        <w:rPr>
+          <w:rFonts w:ascii="Times New Roman" w:eastAsia="Times New Roman" w:hAnsi="Times New Roman" w:cs="Times New Roman"/>
+          <w:sz w:val="24"/>
+          <w:szCs w:val="24"/>
+        </w:rPr>
+        <w:t xml:space="preserve">de esta parte, este es un caso dentro de </w:t>
+      </w:r>
+      <w:proofErr w:type="gramStart"/>
+      <w:r>
+        <w:rPr>
+          <w:rFonts w:ascii="Times New Roman" w:eastAsia="Times New Roman" w:hAnsi="Times New Roman" w:cs="Times New Roman"/>
+          <w:sz w:val="24"/>
+          <w:szCs w:val="24"/>
+        </w:rPr>
+        <w:t>los  cuales</w:t>
+      </w:r>
+      <w:proofErr w:type="gramEnd"/>
+      <w:r>
+        <w:rPr>
+          <w:rFonts w:ascii="Times New Roman" w:eastAsia="Times New Roman" w:hAnsi="Times New Roman" w:cs="Times New Roman"/>
+          <w:sz w:val="24"/>
+          <w:szCs w:val="24"/>
+        </w:rPr>
+        <w:t xml:space="preserve"> no entra el artículo mencionado, y por el hecho de que </w:t>
+      </w:r>
+      <w:proofErr w:type="gramStart"/>
+      <w:r>
+        <w:rPr>
+          <w:rFonts w:ascii="Times New Roman" w:eastAsia="Times New Roman" w:hAnsi="Times New Roman" w:cs="Times New Roman"/>
+          <w:sz w:val="24"/>
+          <w:szCs w:val="24"/>
+        </w:rPr>
+        <w:t>nuestros  mandantes</w:t>
+      </w:r>
+      <w:proofErr w:type="gramEnd"/>
+      <w:r>
+        <w:rPr>
+          <w:rFonts w:ascii="Times New Roman" w:eastAsia="Times New Roman" w:hAnsi="Times New Roman" w:cs="Times New Roman"/>
+          <w:sz w:val="24"/>
+          <w:szCs w:val="24"/>
+        </w:rPr>
+        <w:t xml:space="preserve"> no tengan la capacidad económica para abonar la tasa de justicia, no implica que tengan que ser examinados por el Cuerpo Médico Forense.  </w:t>
       </w:r>
     </w:p>
     <w:p>
@@ -10862,8 +13459,54 @@
           <w:szCs w:val="24"/>
         </w:rPr>
         <w:lastRenderedPageBreak/>
-        <w:t>Por ellos y por esta pretensión de igualdad entre las partes en proceso y garantía de defensa en juicio que ha tenido en mira la legislación al crear la institución del  beneficio de litigar sin gastos, es que esta parte insiste en la designación de los peritos médicos  solicitados y no a la designación del Honorable Cuerpo Médico Forense.-</w:t>
-      </w:r>
+        <w:t xml:space="preserve">Por ellos y por esta pretensión de igualdad entre las partes en proceso y garantía de defensa en juicio que ha tenido en mira la legislación al crear la institución </w:t>
+      </w:r>
+      <w:proofErr w:type="gramStart"/>
+      <w:r>
+        <w:rPr>
+          <w:rFonts w:ascii="Times New Roman" w:eastAsia="Times New Roman" w:hAnsi="Times New Roman" w:cs="Times New Roman"/>
+          <w:sz w:val="24"/>
+          <w:szCs w:val="24"/>
+        </w:rPr>
+        <w:t>del  beneficio</w:t>
+      </w:r>
+      <w:proofErr w:type="gramEnd"/>
+      <w:r>
+        <w:rPr>
+          <w:rFonts w:ascii="Times New Roman" w:eastAsia="Times New Roman" w:hAnsi="Times New Roman" w:cs="Times New Roman"/>
+          <w:sz w:val="24"/>
+          <w:szCs w:val="24"/>
+        </w:rPr>
+        <w:t xml:space="preserve"> de litigar sin gastos, es que esta parte insiste en la designación de los peritos </w:t>
+      </w:r>
+      <w:proofErr w:type="gramStart"/>
+      <w:r>
+        <w:rPr>
+          <w:rFonts w:ascii="Times New Roman" w:eastAsia="Times New Roman" w:hAnsi="Times New Roman" w:cs="Times New Roman"/>
+          <w:sz w:val="24"/>
+          <w:szCs w:val="24"/>
+        </w:rPr>
+        <w:t>médicos  solicitados</w:t>
+      </w:r>
+      <w:proofErr w:type="gramEnd"/>
+      <w:r>
+        <w:rPr>
+          <w:rFonts w:ascii="Times New Roman" w:eastAsia="Times New Roman" w:hAnsi="Times New Roman" w:cs="Times New Roman"/>
+          <w:sz w:val="24"/>
+          <w:szCs w:val="24"/>
+        </w:rPr>
+        <w:t xml:space="preserve"> y no a la designación del Honorable Cuerpo Médico </w:t>
+      </w:r>
+      <w:proofErr w:type="gramStart"/>
+      <w:r>
+        <w:rPr>
+          <w:rFonts w:ascii="Times New Roman" w:eastAsia="Times New Roman" w:hAnsi="Times New Roman" w:cs="Times New Roman"/>
+          <w:sz w:val="24"/>
+          <w:szCs w:val="24"/>
+        </w:rPr>
+        <w:t>Forense.-</w:t>
+      </w:r>
+      <w:proofErr w:type="gramEnd"/>
     </w:p>
     <w:p>
       <w:pPr>
@@ -10878,6 +13521,7 @@
           <w:u w:val="single"/>
         </w:rPr>
       </w:pPr>
+      <w:proofErr w:type="gramStart"/>
       <w:r>
         <w:rPr>
           <w:rFonts w:ascii="Times New Roman" w:eastAsia="Times New Roman" w:hAnsi="Times New Roman" w:cs="Times New Roman"/>
@@ -10887,7 +13531,19 @@
           <w:szCs w:val="24"/>
           <w:u w:val="single"/>
         </w:rPr>
-        <w:t>Se  resalta que los peritos solicitados por mi parte son imprescindibles.</w:t>
+        <w:t>Se  resalta</w:t>
+      </w:r>
+      <w:proofErr w:type="gramEnd"/>
+      <w:r>
+        <w:rPr>
+          <w:rFonts w:ascii="Times New Roman" w:eastAsia="Times New Roman" w:hAnsi="Times New Roman" w:cs="Times New Roman"/>
+          <w:b/>
+          <w:bCs/>
+          <w:sz w:val="24"/>
+          <w:szCs w:val="24"/>
+          <w:u w:val="single"/>
+        </w:rPr>
+        <w:t xml:space="preserve"> que los peritos solicitados por mi parte son imprescindibles.</w:t>
       </w:r>
     </w:p>
     <w:p>
@@ -10927,7 +13583,25 @@
           <w:sz w:val="24"/>
           <w:szCs w:val="24"/>
         </w:rPr>
-        <w:t>Avala la petición de esta parte, lo expresamente preceptuado por el art. 457 del código ritual, en cuanto dispone que: “...será admisible la prueba pericial cuando la apreciación de los  hechos controvertidos requiere conocimientos técnicos.”</w:t>
+        <w:t xml:space="preserve">Avala la petición de esta parte, lo expresamente preceptuado por el art. 457 del código ritual, en cuanto dispone que: “...será admisible la prueba pericial cuando la apreciación de </w:t>
+      </w:r>
+      <w:proofErr w:type="gramStart"/>
+      <w:r>
+        <w:rPr>
+          <w:rFonts w:ascii="Times New Roman" w:eastAsia="Times New Roman" w:hAnsi="Times New Roman" w:cs="Times New Roman"/>
+          <w:sz w:val="24"/>
+          <w:szCs w:val="24"/>
+        </w:rPr>
+        <w:t>los  hechos</w:t>
+      </w:r>
+      <w:proofErr w:type="gramEnd"/>
+      <w:r>
+        <w:rPr>
+          <w:rFonts w:ascii="Times New Roman" w:eastAsia="Times New Roman" w:hAnsi="Times New Roman" w:cs="Times New Roman"/>
+          <w:sz w:val="24"/>
+          <w:szCs w:val="24"/>
+        </w:rPr>
+        <w:t xml:space="preserve"> controvertidos requiere conocimientos técnicos.”</w:t>
       </w:r>
     </w:p>
     <w:p>
@@ -10947,7 +13621,25 @@
           <w:sz w:val="24"/>
           <w:szCs w:val="24"/>
         </w:rPr>
-        <w:t>Que atento a  las constancias de autos y los conocimientos técnicos que poseen los mencionados peritos son indispensables para que VS. pueda determinar el monto indemnizatorio.</w:t>
+        <w:t xml:space="preserve">Que atento </w:t>
+      </w:r>
+      <w:proofErr w:type="gramStart"/>
+      <w:r>
+        <w:rPr>
+          <w:rFonts w:ascii="Times New Roman" w:eastAsia="Times New Roman" w:hAnsi="Times New Roman" w:cs="Times New Roman"/>
+          <w:sz w:val="24"/>
+          <w:szCs w:val="24"/>
+        </w:rPr>
+        <w:t>a  las</w:t>
+      </w:r>
+      <w:proofErr w:type="gramEnd"/>
+      <w:r>
+        <w:rPr>
+          <w:rFonts w:ascii="Times New Roman" w:eastAsia="Times New Roman" w:hAnsi="Times New Roman" w:cs="Times New Roman"/>
+          <w:sz w:val="24"/>
+          <w:szCs w:val="24"/>
+        </w:rPr>
+        <w:t xml:space="preserve"> constancias de autos y los conocimientos técnicos que poseen los mencionados peritos son indispensables para que VS. pueda determinar el monto indemnizatorio.</w:t>
       </w:r>
     </w:p>
     <w:p>
@@ -11015,7 +13707,25 @@
           <w:sz w:val="24"/>
           <w:szCs w:val="24"/>
         </w:rPr>
-        <w:t>El accionante carece de bienes de fortuna como para hacer frente al pago de la tasa de justicia, razón por la cual se inician al mismo tiempo las actuaciones respectivas. Hago reserva de ampliar las pruebas ofrecidas.- </w:t>
+        <w:t xml:space="preserve">El accionante carece de bienes de fortuna como para hacer frente al pago de la tasa de justicia, razón por la cual se inician al mismo tiempo las actuaciones respectivas. Hago reserva de ampliar las pruebas </w:t>
+      </w:r>
+      <w:proofErr w:type="gramStart"/>
+      <w:r>
+        <w:rPr>
+          <w:rFonts w:ascii="Times New Roman" w:eastAsia="Times New Roman" w:hAnsi="Times New Roman" w:cs="Times New Roman"/>
+          <w:sz w:val="24"/>
+          <w:szCs w:val="24"/>
+        </w:rPr>
+        <w:t>ofrecidas.-</w:t>
+      </w:r>
+      <w:proofErr w:type="gramEnd"/>
+      <w:r>
+        <w:rPr>
+          <w:rFonts w:ascii="Times New Roman" w:eastAsia="Times New Roman" w:hAnsi="Times New Roman" w:cs="Times New Roman"/>
+          <w:sz w:val="24"/>
+          <w:szCs w:val="24"/>
+        </w:rPr>
+        <w:t> </w:t>
       </w:r>
     </w:p>
     <w:p>
@@ -11065,13 +13775,23 @@
           <w:szCs w:val="24"/>
         </w:rPr>
       </w:pPr>
-      <w:r>
-        <w:rPr>
-          <w:rFonts w:ascii="Times New Roman" w:eastAsia="Times New Roman" w:hAnsi="Times New Roman" w:cs="Times New Roman"/>
-          <w:sz w:val="24"/>
-          <w:szCs w:val="24"/>
-        </w:rPr>
-        <w:t xml:space="preserve">Asimismo manifiesto a V.S. que se ha dado cumplimiento con la Ley </w:t>
+      <w:proofErr w:type="gramStart"/>
+      <w:r>
+        <w:rPr>
+          <w:rFonts w:ascii="Times New Roman" w:eastAsia="Times New Roman" w:hAnsi="Times New Roman" w:cs="Times New Roman"/>
+          <w:sz w:val="24"/>
+          <w:szCs w:val="24"/>
+        </w:rPr>
+        <w:t>Asimismo</w:t>
+      </w:r>
+      <w:proofErr w:type="gramEnd"/>
+      <w:r>
+        <w:rPr>
+          <w:rFonts w:ascii="Times New Roman" w:eastAsia="Times New Roman" w:hAnsi="Times New Roman" w:cs="Times New Roman"/>
+          <w:sz w:val="24"/>
+          <w:szCs w:val="24"/>
+        </w:rPr>
+        <w:t xml:space="preserve"> manifiesto a V.S. que se ha dado cumplimiento con la Ley </w:t>
       </w:r>
       <w:proofErr w:type="spellStart"/>
       <w:r>
@@ -11089,7 +13809,25 @@
           <w:sz w:val="24"/>
           <w:szCs w:val="24"/>
         </w:rPr>
-        <w:t xml:space="preserve"> 26.589 de mediación prejudicial obligatoria, que después de la audiencia cerramos la negociación sin llegar a ningún tipo de acuerdo, la respectiva acta ha sido adjuntada con la documental de la presente demanda.- </w:t>
+        <w:t xml:space="preserve"> 26.589 de mediación prejudicial obligatoria, que después de la audiencia cerramos la negociación sin llegar a ningún tipo de acuerdo, la respectiva acta ha sido adjuntada con la documental de la presente </w:t>
+      </w:r>
+      <w:proofErr w:type="gramStart"/>
+      <w:r>
+        <w:rPr>
+          <w:rFonts w:ascii="Times New Roman" w:eastAsia="Times New Roman" w:hAnsi="Times New Roman" w:cs="Times New Roman"/>
+          <w:sz w:val="24"/>
+          <w:szCs w:val="24"/>
+        </w:rPr>
+        <w:t>demanda.-</w:t>
+      </w:r>
+      <w:proofErr w:type="gramEnd"/>
+      <w:r>
+        <w:rPr>
+          <w:rFonts w:ascii="Times New Roman" w:eastAsia="Times New Roman" w:hAnsi="Times New Roman" w:cs="Times New Roman"/>
+          <w:sz w:val="24"/>
+          <w:szCs w:val="24"/>
+        </w:rPr>
+        <w:t> </w:t>
       </w:r>
     </w:p>
     <w:p>
@@ -11146,7 +13884,25 @@
           <w:sz w:val="24"/>
           <w:szCs w:val="24"/>
         </w:rPr>
-        <w:t>Solicito se autorice a correr con todas las diligencias a que el presente expediente diere menester a las Dra. María Mercedes Plá T°133 F°689 y/o Dra. Julieta Jaime T°143 F°537  y/o Guillermina Marcelli y/o quienes ellas designen, inclusive notificarse, retirar y presentar escritos, retirar y devolver expedientes, suscribir minutas, y demás trámites relativos al mismo.</w:t>
+        <w:t>Solicito se autorice a correr con todas las diligencias a que el presente expediente diere menester a las Dra. María Mercedes Plá T°133 F°689 y/o Dra. Julieta Jaime T°143 F°</w:t>
+      </w:r>
+      <w:proofErr w:type="gramStart"/>
+      <w:r>
+        <w:rPr>
+          <w:rFonts w:ascii="Times New Roman" w:eastAsia="Times New Roman" w:hAnsi="Times New Roman" w:cs="Times New Roman"/>
+          <w:sz w:val="24"/>
+          <w:szCs w:val="24"/>
+        </w:rPr>
+        <w:t>537  y</w:t>
+      </w:r>
+      <w:proofErr w:type="gramEnd"/>
+      <w:r>
+        <w:rPr>
+          <w:rFonts w:ascii="Times New Roman" w:eastAsia="Times New Roman" w:hAnsi="Times New Roman" w:cs="Times New Roman"/>
+          <w:sz w:val="24"/>
+          <w:szCs w:val="24"/>
+        </w:rPr>
+        <w:t>/o Guillermina Marcelli y/o quienes ellas designen, inclusive notificarse, retirar y presentar escritos, retirar y devolver expedientes, suscribir minutas, y demás trámites relativos al mismo.</w:t>
       </w:r>
     </w:p>
     <w:p>
@@ -11220,8 +13976,18 @@
           <w:sz w:val="24"/>
           <w:szCs w:val="24"/>
         </w:rPr>
-        <w:t>a) Tenerme por presentado, por parte en mérito a la personería invocada y por constituido el domicilio; se agregue la documentación acompañada.-</w:t>
-      </w:r>
+        <w:t xml:space="preserve">a) Tenerme por presentado, por parte en mérito a la personería invocada y por constituido el domicilio; se agregue la documentación </w:t>
+      </w:r>
+      <w:proofErr w:type="gramStart"/>
+      <w:r>
+        <w:rPr>
+          <w:rFonts w:ascii="Times New Roman" w:eastAsia="Times New Roman" w:hAnsi="Times New Roman" w:cs="Times New Roman"/>
+          <w:sz w:val="24"/>
+          <w:szCs w:val="24"/>
+        </w:rPr>
+        <w:t>acompañada.-</w:t>
+      </w:r>
+      <w:proofErr w:type="gramEnd"/>
     </w:p>
     <w:p>
       <w:pPr>
@@ -11240,8 +14006,18 @@
           <w:szCs w:val="24"/>
         </w:rPr>
         <w:lastRenderedPageBreak/>
-        <w:t>b) Imprimiéndose el trámite de juicio ORDINARIO, se corra traslado de la demanda a los accionados para que la contesten, comparezcan a estar a derecho y constituyan domicilio, bajo apercibimiento de ley.-</w:t>
-      </w:r>
+        <w:t xml:space="preserve">b) Imprimiéndose el trámite de juicio ORDINARIO, se corra traslado de la demanda a los accionados para que la contesten, comparezcan a estar a derecho y constituyan domicilio, bajo apercibimiento de </w:t>
+      </w:r>
+      <w:proofErr w:type="gramStart"/>
+      <w:r>
+        <w:rPr>
+          <w:rFonts w:ascii="Times New Roman" w:eastAsia="Times New Roman" w:hAnsi="Times New Roman" w:cs="Times New Roman"/>
+          <w:sz w:val="24"/>
+          <w:szCs w:val="24"/>
+        </w:rPr>
+        <w:t>ley.-</w:t>
+      </w:r>
+      <w:proofErr w:type="gramEnd"/>
     </w:p>
     <w:p>
       <w:pPr>
@@ -11259,8 +14035,18 @@
           <w:sz w:val="24"/>
           <w:szCs w:val="24"/>
         </w:rPr>
-        <w:t>c) Se tenga por ofrecida la prueba y la reserva de derechos formulada.-</w:t>
-      </w:r>
+        <w:t xml:space="preserve">c) Se tenga por ofrecida la prueba y la reserva de derechos </w:t>
+      </w:r>
+      <w:proofErr w:type="gramStart"/>
+      <w:r>
+        <w:rPr>
+          <w:rFonts w:ascii="Times New Roman" w:eastAsia="Times New Roman" w:hAnsi="Times New Roman" w:cs="Times New Roman"/>
+          <w:sz w:val="24"/>
+          <w:szCs w:val="24"/>
+        </w:rPr>
+        <w:t>formulada.-</w:t>
+      </w:r>
+      <w:proofErr w:type="gramEnd"/>
     </w:p>
     <w:p>
       <w:pPr>
@@ -11278,8 +14064,18 @@
           <w:sz w:val="24"/>
           <w:szCs w:val="24"/>
         </w:rPr>
-        <w:t>d) Se tengan presente las autorizaciones conferidas y la reserva del CASO FEDERAL impetrada.-</w:t>
-      </w:r>
+        <w:t xml:space="preserve">d) Se tengan presente las autorizaciones conferidas y la reserva del CASO FEDERAL </w:t>
+      </w:r>
+      <w:proofErr w:type="gramStart"/>
+      <w:r>
+        <w:rPr>
+          <w:rFonts w:ascii="Times New Roman" w:eastAsia="Times New Roman" w:hAnsi="Times New Roman" w:cs="Times New Roman"/>
+          <w:sz w:val="24"/>
+          <w:szCs w:val="24"/>
+        </w:rPr>
+        <w:t>impetrada.-</w:t>
+      </w:r>
+      <w:proofErr w:type="gramEnd"/>
     </w:p>
     <w:p>
       <w:pPr>
@@ -11297,8 +14093,18 @@
           <w:sz w:val="24"/>
           <w:szCs w:val="24"/>
         </w:rPr>
-        <w:t>e) Oportunamente se haga lugar a la demanda incoada en todas sus partes, con intereses, costos y costas.-</w:t>
-      </w:r>
+        <w:t xml:space="preserve">e) Oportunamente se haga lugar a la demanda incoada en todas sus partes, con intereses, costos y </w:t>
+      </w:r>
+      <w:proofErr w:type="gramStart"/>
+      <w:r>
+        <w:rPr>
+          <w:rFonts w:ascii="Times New Roman" w:eastAsia="Times New Roman" w:hAnsi="Times New Roman" w:cs="Times New Roman"/>
+          <w:sz w:val="24"/>
+          <w:szCs w:val="24"/>
+        </w:rPr>
+        <w:t>costas.-</w:t>
+      </w:r>
+      <w:proofErr w:type="gramEnd"/>
     </w:p>
     <w:p>
       <w:pPr>
@@ -11316,7 +14122,43 @@
           <w:sz w:val="24"/>
           <w:szCs w:val="24"/>
         </w:rPr>
-        <w:t>f) Que conjuntamente con estas actuaciones se inician los autos caratulados “S/BENEFICIO DE LITIGAR SIN GASTOS”, por los que ante la conexidad existente entre ambas actuaciones, pido que se sorteen en el mismo juzgado.</w:t>
+        <w:t xml:space="preserve">f) Que </w:t>
+      </w:r>
+      <w:proofErr w:type="gramStart"/>
+      <w:r>
+        <w:rPr>
+          <w:rFonts w:ascii="Times New Roman" w:eastAsia="Times New Roman" w:hAnsi="Times New Roman" w:cs="Times New Roman"/>
+          <w:sz w:val="24"/>
+          <w:szCs w:val="24"/>
+        </w:rPr>
+        <w:t>conjuntamente con</w:t>
+      </w:r>
+      <w:proofErr w:type="gramEnd"/>
+      <w:r>
+        <w:rPr>
+          <w:rFonts w:ascii="Times New Roman" w:eastAsia="Times New Roman" w:hAnsi="Times New Roman" w:cs="Times New Roman"/>
+          <w:sz w:val="24"/>
+          <w:szCs w:val="24"/>
+        </w:rPr>
+        <w:t xml:space="preserve"> estas actuaciones se inician los autos caratulados “S/BENEFICIO DE LITIGAR SIN GASTOS”, por los </w:t>
+      </w:r>
+      <w:proofErr w:type="gramStart"/>
+      <w:r>
+        <w:rPr>
+          <w:rFonts w:ascii="Times New Roman" w:eastAsia="Times New Roman" w:hAnsi="Times New Roman" w:cs="Times New Roman"/>
+          <w:sz w:val="24"/>
+          <w:szCs w:val="24"/>
+        </w:rPr>
+        <w:t>que</w:t>
+      </w:r>
+      <w:proofErr w:type="gramEnd"/>
+      <w:r>
+        <w:rPr>
+          <w:rFonts w:ascii="Times New Roman" w:eastAsia="Times New Roman" w:hAnsi="Times New Roman" w:cs="Times New Roman"/>
+          <w:sz w:val="24"/>
+          <w:szCs w:val="24"/>
+        </w:rPr>
+        <w:t xml:space="preserve"> ante la conexidad existente entre ambas actuaciones, pido que se sorteen en el mismo juzgado.</w:t>
       </w:r>
     </w:p>
     <w:p>
@@ -12957,6 +15799,7 @@
   <w:style w:type="character" w:default="1" w:styleId="Fuentedeprrafopredeter">
     <w:name w:val="Default Paragraph Font"/>
     <w:uiPriority w:val="1"/>
+    <w:semiHidden/>
     <w:unhideWhenUsed/>
   </w:style>
   <w:style w:type="table" w:default="1" w:styleId="Tablanormal">

--- a/templates/Borrador_Demanda_Vehiculo_Peaton.docx
+++ b/templates/Borrador_Demanda_Vehiculo_Peaton.docx
@@ -9772,10 +9772,752 @@
     </w:p>
     <w:p>
       <w:pPr>
-        <w:numPr>
-          <w:ilvl w:val="0"/>
-          <w:numId w:val="6"/>
-        </w:numPr>
+        <w:rPr>
+          <w:rFonts w:ascii="Times New Roman" w:hAnsi="Times New Roman" w:cs="Times New Roman"/>
+          <w:sz w:val="24"/>
+          <w:szCs w:val="24"/>
+        </w:rPr>
+      </w:pPr>
+      <w:r>
+        <w:rPr>
+          <w:rFonts w:ascii="Times New Roman" w:hAnsi="Times New Roman" w:cs="Times New Roman"/>
+          <w:sz w:val="24"/>
+          <w:szCs w:val="24"/>
+        </w:rPr>
+        <w:t xml:space="preserve">Al </w:t>
+      </w:r>
+      <w:r>
+        <w:rPr>
+          <w:rFonts w:ascii="Times New Roman" w:hAnsi="Times New Roman" w:cs="Times New Roman"/>
+          <w:sz w:val="24"/>
+          <w:szCs w:val="24"/>
+          <w:highlight w:val="yellow"/>
+        </w:rPr>
+        <w:t>{{</w:t>
+      </w:r>
+      <w:proofErr w:type="spellStart"/>
+      <w:r>
+        <w:rPr>
+          <w:rFonts w:ascii="Times New Roman" w:hAnsi="Times New Roman" w:cs="Times New Roman"/>
+          <w:sz w:val="24"/>
+          <w:szCs w:val="24"/>
+          <w:highlight w:val="yellow"/>
+        </w:rPr>
+        <w:t>CentroMedico</w:t>
+      </w:r>
+      <w:proofErr w:type="spellEnd"/>
+      <w:proofErr w:type="gramStart"/>
+      <w:r>
+        <w:rPr>
+          <w:rFonts w:ascii="Times New Roman" w:hAnsi="Times New Roman" w:cs="Times New Roman"/>
+          <w:sz w:val="24"/>
+          <w:szCs w:val="24"/>
+          <w:highlight w:val="yellow"/>
+        </w:rPr>
+        <w:t>}}</w:t>
+      </w:r>
+      <w:r>
+        <w:rPr>
+          <w:rFonts w:ascii="Times New Roman" w:hAnsi="Times New Roman" w:cs="Times New Roman"/>
+          <w:sz w:val="24"/>
+          <w:szCs w:val="24"/>
+        </w:rPr>
+        <w:t xml:space="preserve">  </w:t>
+      </w:r>
+      <w:r>
+        <w:rPr>
+          <w:rFonts w:ascii="Times New Roman" w:hAnsi="Times New Roman" w:cs="Times New Roman"/>
+          <w:sz w:val="24"/>
+          <w:szCs w:val="24"/>
+        </w:rPr>
+        <w:t>,</w:t>
+      </w:r>
+      <w:proofErr w:type="gramEnd"/>
+      <w:r>
+        <w:rPr>
+          <w:rFonts w:ascii="Times New Roman" w:hAnsi="Times New Roman" w:cs="Times New Roman"/>
+          <w:sz w:val="24"/>
+          <w:szCs w:val="24"/>
+        </w:rPr>
+        <w:t xml:space="preserve"> sito en </w:t>
+      </w:r>
+      <w:r>
+        <w:rPr>
+          <w:rFonts w:ascii="Times New Roman" w:hAnsi="Times New Roman" w:cs="Times New Roman"/>
+          <w:sz w:val="24"/>
+          <w:szCs w:val="24"/>
+          <w:highlight w:val="yellow"/>
+        </w:rPr>
+        <w:t>{{</w:t>
+      </w:r>
+      <w:proofErr w:type="spellStart"/>
+      <w:r>
+        <w:rPr>
+          <w:rFonts w:ascii="Times New Roman" w:hAnsi="Times New Roman" w:cs="Times New Roman"/>
+          <w:sz w:val="24"/>
+          <w:szCs w:val="24"/>
+          <w:highlight w:val="yellow"/>
+        </w:rPr>
+        <w:t>CentroMedicoDireccion</w:t>
+      </w:r>
+      <w:proofErr w:type="spellEnd"/>
+      <w:proofErr w:type="gramStart"/>
+      <w:r>
+        <w:rPr>
+          <w:rFonts w:ascii="Times New Roman" w:hAnsi="Times New Roman" w:cs="Times New Roman"/>
+          <w:sz w:val="24"/>
+          <w:szCs w:val="24"/>
+          <w:highlight w:val="yellow"/>
+        </w:rPr>
+        <w:t>}}</w:t>
+      </w:r>
+      <w:r>
+        <w:rPr>
+          <w:rFonts w:ascii="Times New Roman" w:hAnsi="Times New Roman" w:cs="Times New Roman"/>
+          <w:sz w:val="24"/>
+          <w:szCs w:val="24"/>
+        </w:rPr>
+        <w:t xml:space="preserve">  </w:t>
+      </w:r>
+      <w:r>
+        <w:rPr>
+          <w:rFonts w:ascii="Times New Roman" w:hAnsi="Times New Roman" w:cs="Times New Roman"/>
+          <w:sz w:val="24"/>
+          <w:szCs w:val="24"/>
+        </w:rPr>
+        <w:t>a</w:t>
+      </w:r>
+      <w:proofErr w:type="gramEnd"/>
+      <w:r>
+        <w:rPr>
+          <w:rFonts w:ascii="Times New Roman" w:hAnsi="Times New Roman" w:cs="Times New Roman"/>
+          <w:sz w:val="24"/>
+          <w:szCs w:val="24"/>
+        </w:rPr>
+        <w:t xml:space="preserve"> fin de que remita los certificados de atención médica de la aquí actora </w:t>
+      </w:r>
+      <w:r>
+        <w:rPr>
+          <w:rFonts w:ascii="Times New Roman" w:hAnsi="Times New Roman" w:cs="Times New Roman"/>
+          <w:sz w:val="24"/>
+          <w:szCs w:val="24"/>
+          <w:highlight w:val="yellow"/>
+        </w:rPr>
+        <w:t>{{</w:t>
+      </w:r>
+      <w:proofErr w:type="spellStart"/>
+      <w:r>
+        <w:rPr>
+          <w:rFonts w:ascii="Times New Roman" w:hAnsi="Times New Roman" w:cs="Times New Roman"/>
+          <w:sz w:val="24"/>
+          <w:szCs w:val="24"/>
+          <w:highlight w:val="yellow"/>
+        </w:rPr>
+        <w:t>NombreActor</w:t>
+      </w:r>
+      <w:proofErr w:type="spellEnd"/>
+      <w:r>
+        <w:rPr>
+          <w:rFonts w:ascii="Times New Roman" w:hAnsi="Times New Roman" w:cs="Times New Roman"/>
+          <w:sz w:val="24"/>
+          <w:szCs w:val="24"/>
+          <w:highlight w:val="yellow"/>
+        </w:rPr>
+        <w:t>}}</w:t>
+      </w:r>
+      <w:r>
+        <w:rPr>
+          <w:rFonts w:ascii="Times New Roman" w:hAnsi="Times New Roman" w:cs="Times New Roman"/>
+          <w:sz w:val="24"/>
+          <w:szCs w:val="24"/>
+        </w:rPr>
+        <w:t xml:space="preserve"> </w:t>
+      </w:r>
+      <w:r>
+        <w:rPr>
+          <w:rFonts w:ascii="Times New Roman" w:hAnsi="Times New Roman" w:cs="Times New Roman"/>
+          <w:sz w:val="24"/>
+          <w:szCs w:val="24"/>
+        </w:rPr>
+        <w:t xml:space="preserve">desde la fecha del accidente </w:t>
+      </w:r>
+      <w:r>
+        <w:rPr>
+          <w:rFonts w:ascii="Times New Roman" w:hAnsi="Times New Roman" w:cs="Times New Roman"/>
+          <w:sz w:val="24"/>
+          <w:szCs w:val="24"/>
+        </w:rPr>
+        <w:t>(</w:t>
+      </w:r>
+      <w:r>
+        <w:rPr>
+          <w:rFonts w:ascii="Times New Roman" w:hAnsi="Times New Roman" w:cs="Times New Roman"/>
+          <w:sz w:val="24"/>
+          <w:szCs w:val="24"/>
+          <w:highlight w:val="yellow"/>
+        </w:rPr>
+        <w:t>{{</w:t>
+      </w:r>
+      <w:proofErr w:type="spellStart"/>
+      <w:r>
+        <w:rPr>
+          <w:rFonts w:ascii="Times New Roman" w:hAnsi="Times New Roman" w:cs="Times New Roman"/>
+          <w:sz w:val="24"/>
+          <w:szCs w:val="24"/>
+          <w:highlight w:val="yellow"/>
+        </w:rPr>
+        <w:t>FechaHecho</w:t>
+      </w:r>
+      <w:proofErr w:type="spellEnd"/>
+      <w:r>
+        <w:rPr>
+          <w:rFonts w:ascii="Times New Roman" w:hAnsi="Times New Roman" w:cs="Times New Roman"/>
+          <w:sz w:val="24"/>
+          <w:szCs w:val="24"/>
+          <w:highlight w:val="yellow"/>
+        </w:rPr>
+        <w:t>}}</w:t>
+      </w:r>
+      <w:r>
+        <w:rPr>
+          <w:rFonts w:ascii="Times New Roman" w:hAnsi="Times New Roman" w:cs="Times New Roman"/>
+          <w:sz w:val="24"/>
+          <w:szCs w:val="24"/>
+          <w:highlight w:val="white"/>
+        </w:rPr>
+        <w:t>)</w:t>
+      </w:r>
+      <w:r>
+        <w:rPr>
+          <w:rFonts w:ascii="Times New Roman" w:hAnsi="Times New Roman" w:cs="Times New Roman"/>
+          <w:sz w:val="24"/>
+          <w:szCs w:val="24"/>
+        </w:rPr>
+        <w:t xml:space="preserve">, historia clínica, estudios médicos, epicrisis y cualquier otro dato que pueda ser relevante para la presente demanda. </w:t>
+      </w:r>
+    </w:p>
+    <w:p>
+      <w:pPr>
+        <w:rPr>
+          <w:rFonts w:ascii="Times New Roman" w:hAnsi="Times New Roman" w:cs="Times New Roman"/>
+          <w:sz w:val="24"/>
+          <w:szCs w:val="24"/>
+        </w:rPr>
+      </w:pPr>
+      <w:r>
+        <w:rPr>
+          <w:rFonts w:ascii="Times New Roman" w:hAnsi="Times New Roman" w:cs="Times New Roman"/>
+          <w:sz w:val="24"/>
+          <w:szCs w:val="24"/>
+        </w:rPr>
+        <w:t xml:space="preserve">A La Unidad Fiscal </w:t>
+      </w:r>
+      <w:proofErr w:type="gramStart"/>
+      <w:r>
+        <w:rPr>
+          <w:rFonts w:ascii="Times New Roman" w:hAnsi="Times New Roman" w:cs="Times New Roman"/>
+          <w:sz w:val="24"/>
+          <w:szCs w:val="24"/>
+          <w:highlight w:val="yellow"/>
+        </w:rPr>
+        <w:t>{{ UnidadFiscal</w:t>
+      </w:r>
+      <w:proofErr w:type="gramEnd"/>
+      <w:r>
+        <w:rPr>
+          <w:rFonts w:ascii="Times New Roman" w:hAnsi="Times New Roman" w:cs="Times New Roman"/>
+          <w:sz w:val="24"/>
+          <w:szCs w:val="24"/>
+          <w:highlight w:val="yellow"/>
+        </w:rPr>
+        <w:t xml:space="preserve"> }}</w:t>
+      </w:r>
+      <w:r>
+        <w:rPr>
+          <w:rFonts w:ascii="Times New Roman" w:hAnsi="Times New Roman" w:cs="Times New Roman"/>
+          <w:sz w:val="24"/>
+          <w:szCs w:val="24"/>
+        </w:rPr>
+        <w:t xml:space="preserve"> </w:t>
+      </w:r>
+      <w:r>
+        <w:rPr>
+          <w:rFonts w:ascii="Times New Roman" w:hAnsi="Times New Roman" w:cs="Times New Roman"/>
+          <w:sz w:val="24"/>
+          <w:szCs w:val="24"/>
+        </w:rPr>
+        <w:t>- Secretaría Única del Ministerio Público Fiscal</w:t>
+      </w:r>
+      <w:r>
+        <w:rPr>
+          <w:rFonts w:ascii="Times New Roman" w:hAnsi="Times New Roman" w:cs="Times New Roman"/>
+          <w:sz w:val="24"/>
+          <w:szCs w:val="24"/>
+        </w:rPr>
+        <w:t xml:space="preserve">; a fines de que remita las actuaciones sumariales Nro. </w:t>
+      </w:r>
+      <w:proofErr w:type="gramStart"/>
+      <w:r>
+        <w:rPr>
+          <w:rFonts w:ascii="Times New Roman" w:hAnsi="Times New Roman" w:cs="Times New Roman"/>
+          <w:sz w:val="24"/>
+          <w:szCs w:val="24"/>
+          <w:highlight w:val="yellow"/>
+        </w:rPr>
+        <w:t>{{ NumeroSumario</w:t>
+      </w:r>
+      <w:proofErr w:type="gramEnd"/>
+      <w:r>
+        <w:rPr>
+          <w:rFonts w:ascii="Times New Roman" w:hAnsi="Times New Roman" w:cs="Times New Roman"/>
+          <w:sz w:val="24"/>
+          <w:szCs w:val="24"/>
+          <w:highlight w:val="yellow"/>
+        </w:rPr>
+        <w:t xml:space="preserve"> }</w:t>
+      </w:r>
+      <w:proofErr w:type="gramStart"/>
+      <w:r>
+        <w:rPr>
+          <w:rFonts w:ascii="Times New Roman" w:hAnsi="Times New Roman" w:cs="Times New Roman"/>
+          <w:sz w:val="24"/>
+          <w:szCs w:val="24"/>
+          <w:highlight w:val="yellow"/>
+        </w:rPr>
+        <w:t>}</w:t>
+      </w:r>
+      <w:r>
+        <w:rPr>
+          <w:rFonts w:ascii="Times New Roman" w:hAnsi="Times New Roman" w:cs="Times New Roman"/>
+          <w:sz w:val="24"/>
+          <w:szCs w:val="24"/>
+        </w:rPr>
+        <w:t>;  en</w:t>
+      </w:r>
+      <w:proofErr w:type="gramEnd"/>
+      <w:r>
+        <w:rPr>
+          <w:rFonts w:ascii="Times New Roman" w:hAnsi="Times New Roman" w:cs="Times New Roman"/>
+          <w:sz w:val="24"/>
+          <w:szCs w:val="24"/>
+        </w:rPr>
+        <w:t xml:space="preserve"> las que resultan damnificada la aquí </w:t>
+      </w:r>
+      <w:proofErr w:type="gramStart"/>
+      <w:r>
+        <w:rPr>
+          <w:rFonts w:ascii="Times New Roman" w:hAnsi="Times New Roman" w:cs="Times New Roman"/>
+          <w:sz w:val="24"/>
+          <w:szCs w:val="24"/>
+        </w:rPr>
+        <w:t xml:space="preserve">actora  </w:t>
+      </w:r>
+      <w:r>
+        <w:rPr>
+          <w:rFonts w:ascii="Times New Roman" w:hAnsi="Times New Roman" w:cs="Times New Roman"/>
+          <w:sz w:val="24"/>
+          <w:szCs w:val="24"/>
+          <w:highlight w:val="yellow"/>
+        </w:rPr>
+        <w:t>{</w:t>
+      </w:r>
+      <w:proofErr w:type="gramEnd"/>
+      <w:r>
+        <w:rPr>
+          <w:rFonts w:ascii="Times New Roman" w:hAnsi="Times New Roman" w:cs="Times New Roman"/>
+          <w:sz w:val="24"/>
+          <w:szCs w:val="24"/>
+          <w:highlight w:val="yellow"/>
+        </w:rPr>
+        <w:t>{</w:t>
+      </w:r>
+      <w:proofErr w:type="spellStart"/>
+      <w:r>
+        <w:rPr>
+          <w:rFonts w:ascii="Times New Roman" w:hAnsi="Times New Roman" w:cs="Times New Roman"/>
+          <w:sz w:val="24"/>
+          <w:szCs w:val="24"/>
+          <w:highlight w:val="yellow"/>
+        </w:rPr>
+        <w:t>NombreActor</w:t>
+      </w:r>
+      <w:proofErr w:type="spellEnd"/>
+      <w:proofErr w:type="gramStart"/>
+      <w:r>
+        <w:rPr>
+          <w:rFonts w:ascii="Times New Roman" w:hAnsi="Times New Roman" w:cs="Times New Roman"/>
+          <w:sz w:val="24"/>
+          <w:szCs w:val="24"/>
+          <w:highlight w:val="yellow"/>
+        </w:rPr>
+        <w:t>}}</w:t>
+      </w:r>
+      <w:r>
+        <w:rPr>
+          <w:rFonts w:ascii="Times New Roman" w:hAnsi="Times New Roman" w:cs="Times New Roman"/>
+          <w:sz w:val="24"/>
+          <w:szCs w:val="24"/>
+        </w:rPr>
+        <w:t xml:space="preserve">  DNI</w:t>
+      </w:r>
+      <w:proofErr w:type="gramEnd"/>
+      <w:r>
+        <w:rPr>
+          <w:rFonts w:ascii="Times New Roman" w:hAnsi="Times New Roman" w:cs="Times New Roman"/>
+          <w:sz w:val="24"/>
+          <w:szCs w:val="24"/>
+        </w:rPr>
+        <w:t xml:space="preserve"> </w:t>
+      </w:r>
+      <w:r>
+        <w:rPr>
+          <w:rFonts w:ascii="Times New Roman" w:hAnsi="Times New Roman" w:cs="Times New Roman"/>
+          <w:sz w:val="24"/>
+          <w:szCs w:val="24"/>
+          <w:highlight w:val="yellow"/>
+        </w:rPr>
+        <w:t>{{</w:t>
+      </w:r>
+      <w:proofErr w:type="spellStart"/>
+      <w:r>
+        <w:rPr>
+          <w:rFonts w:ascii="Times New Roman" w:hAnsi="Times New Roman" w:cs="Times New Roman"/>
+          <w:sz w:val="24"/>
+          <w:szCs w:val="24"/>
+          <w:highlight w:val="yellow"/>
+        </w:rPr>
+        <w:t>DniActor</w:t>
+      </w:r>
+      <w:proofErr w:type="spellEnd"/>
+      <w:r>
+        <w:rPr>
+          <w:rFonts w:ascii="Times New Roman" w:hAnsi="Times New Roman" w:cs="Times New Roman"/>
+          <w:sz w:val="24"/>
+          <w:szCs w:val="24"/>
+          <w:highlight w:val="yellow"/>
+        </w:rPr>
+        <w:t>}</w:t>
+      </w:r>
+      <w:proofErr w:type="gramStart"/>
+      <w:r>
+        <w:rPr>
+          <w:rFonts w:ascii="Times New Roman" w:hAnsi="Times New Roman" w:cs="Times New Roman"/>
+          <w:sz w:val="24"/>
+          <w:szCs w:val="24"/>
+          <w:highlight w:val="yellow"/>
+        </w:rPr>
+        <w:t>}</w:t>
+      </w:r>
+      <w:r>
+        <w:rPr>
+          <w:rFonts w:ascii="Times New Roman" w:hAnsi="Times New Roman" w:cs="Times New Roman"/>
+          <w:sz w:val="24"/>
+          <w:szCs w:val="24"/>
+        </w:rPr>
+        <w:t xml:space="preserve"> ,</w:t>
+      </w:r>
+      <w:proofErr w:type="gramEnd"/>
+      <w:r>
+        <w:rPr>
+          <w:rFonts w:ascii="Times New Roman" w:hAnsi="Times New Roman" w:cs="Times New Roman"/>
+          <w:sz w:val="24"/>
+          <w:szCs w:val="24"/>
+        </w:rPr>
+        <w:t xml:space="preserve"> o en su defecto copia certificada de las mismas, así como cualquier otro cualquier otro dato que pueda ser relevante para el presente </w:t>
+      </w:r>
+      <w:proofErr w:type="gramStart"/>
+      <w:r>
+        <w:rPr>
+          <w:rFonts w:ascii="Times New Roman" w:hAnsi="Times New Roman" w:cs="Times New Roman"/>
+          <w:sz w:val="24"/>
+          <w:szCs w:val="24"/>
+        </w:rPr>
+        <w:t>reclamo.</w:t>
+      </w:r>
+      <w:r>
+        <w:rPr>
+          <w:rFonts w:ascii="Times New Roman" w:hAnsi="Times New Roman" w:cs="Times New Roman"/>
+          <w:sz w:val="24"/>
+          <w:szCs w:val="24"/>
+        </w:rPr>
+        <w:t>.</w:t>
+      </w:r>
+      <w:proofErr w:type="gramEnd"/>
+      <w:r>
+        <w:rPr>
+          <w:rFonts w:ascii="Times New Roman" w:hAnsi="Times New Roman" w:cs="Times New Roman"/>
+          <w:sz w:val="24"/>
+          <w:szCs w:val="24"/>
+        </w:rPr>
+        <w:t xml:space="preserve"> </w:t>
+      </w:r>
+    </w:p>
+    <w:p>
+      <w:pPr>
+        <w:rPr>
+          <w:rFonts w:ascii="Times New Roman" w:hAnsi="Times New Roman" w:cs="Times New Roman"/>
+          <w:sz w:val="24"/>
+          <w:szCs w:val="24"/>
+        </w:rPr>
+      </w:pPr>
+      <w:r>
+        <w:rPr>
+          <w:rFonts w:ascii="Times New Roman" w:hAnsi="Times New Roman" w:cs="Times New Roman"/>
+          <w:sz w:val="24"/>
+          <w:szCs w:val="24"/>
+        </w:rPr>
+        <w:t xml:space="preserve">3)       </w:t>
+      </w:r>
+      <w:r>
+        <w:rPr>
+          <w:rFonts w:ascii="Times New Roman" w:hAnsi="Times New Roman" w:cs="Times New Roman"/>
+          <w:sz w:val="24"/>
+          <w:szCs w:val="24"/>
+        </w:rPr>
+        <w:t>AL SAME- Sistema de Atención Médica de Emergencias de CABA para que informe:</w:t>
+      </w:r>
+    </w:p>
+    <w:p>
+      <w:pPr>
+        <w:rPr>
+          <w:rFonts w:ascii="Times New Roman" w:hAnsi="Times New Roman" w:cs="Times New Roman"/>
+          <w:sz w:val="24"/>
+          <w:szCs w:val="24"/>
+        </w:rPr>
+      </w:pPr>
+      <w:r>
+        <w:rPr>
+          <w:rFonts w:ascii="Times New Roman" w:hAnsi="Times New Roman" w:cs="Times New Roman"/>
+          <w:sz w:val="24"/>
+          <w:szCs w:val="24"/>
+        </w:rPr>
+        <w:t>a) Sí el día</w:t>
+      </w:r>
+      <w:proofErr w:type="gramStart"/>
+      <w:r>
+        <w:rPr>
+          <w:rFonts w:ascii="Times New Roman" w:hAnsi="Times New Roman" w:cs="Times New Roman"/>
+          <w:sz w:val="24"/>
+          <w:szCs w:val="24"/>
+        </w:rPr>
+        <w:t xml:space="preserve">   </w:t>
+      </w:r>
+      <w:r>
+        <w:rPr>
+          <w:rFonts w:ascii="Times New Roman" w:hAnsi="Times New Roman" w:cs="Times New Roman"/>
+          <w:sz w:val="24"/>
+          <w:szCs w:val="24"/>
+          <w:highlight w:val="yellow"/>
+        </w:rPr>
+        <w:t>{</w:t>
+      </w:r>
+      <w:proofErr w:type="gramEnd"/>
+      <w:r>
+        <w:rPr>
+          <w:rFonts w:ascii="Times New Roman" w:hAnsi="Times New Roman" w:cs="Times New Roman"/>
+          <w:sz w:val="24"/>
+          <w:szCs w:val="24"/>
+          <w:highlight w:val="yellow"/>
+        </w:rPr>
+        <w:t>{</w:t>
+      </w:r>
+      <w:proofErr w:type="spellStart"/>
+      <w:r>
+        <w:rPr>
+          <w:rFonts w:ascii="Times New Roman" w:hAnsi="Times New Roman" w:cs="Times New Roman"/>
+          <w:sz w:val="24"/>
+          <w:szCs w:val="24"/>
+          <w:highlight w:val="yellow"/>
+        </w:rPr>
+        <w:t>FechaHecho</w:t>
+      </w:r>
+      <w:proofErr w:type="spellEnd"/>
+      <w:r>
+        <w:rPr>
+          <w:rFonts w:ascii="Times New Roman" w:hAnsi="Times New Roman" w:cs="Times New Roman"/>
+          <w:sz w:val="24"/>
+          <w:szCs w:val="24"/>
+          <w:highlight w:val="yellow"/>
+        </w:rPr>
+        <w:t>}</w:t>
+      </w:r>
+      <w:proofErr w:type="gramStart"/>
+      <w:r>
+        <w:rPr>
+          <w:rFonts w:ascii="Times New Roman" w:hAnsi="Times New Roman" w:cs="Times New Roman"/>
+          <w:sz w:val="24"/>
+          <w:szCs w:val="24"/>
+          <w:highlight w:val="yellow"/>
+        </w:rPr>
+        <w:t>}</w:t>
+      </w:r>
+      <w:r>
+        <w:rPr>
+          <w:rFonts w:ascii="Times New Roman" w:hAnsi="Times New Roman" w:cs="Times New Roman"/>
+          <w:sz w:val="24"/>
+          <w:szCs w:val="24"/>
+        </w:rPr>
+        <w:t>,</w:t>
+      </w:r>
+      <w:r>
+        <w:rPr>
+          <w:rFonts w:ascii="Times New Roman" w:hAnsi="Times New Roman" w:cs="Times New Roman"/>
+          <w:sz w:val="24"/>
+          <w:szCs w:val="24"/>
+        </w:rPr>
+        <w:t xml:space="preserve">  asistió</w:t>
+      </w:r>
+      <w:proofErr w:type="gramEnd"/>
+      <w:r>
+        <w:rPr>
+          <w:rFonts w:ascii="Times New Roman" w:hAnsi="Times New Roman" w:cs="Times New Roman"/>
+          <w:sz w:val="24"/>
+          <w:szCs w:val="24"/>
+        </w:rPr>
+        <w:t xml:space="preserve"> al Sr.   </w:t>
+      </w:r>
+      <w:r>
+        <w:rPr>
+          <w:rFonts w:ascii="Times New Roman" w:hAnsi="Times New Roman" w:cs="Times New Roman"/>
+          <w:sz w:val="24"/>
+          <w:szCs w:val="24"/>
+          <w:highlight w:val="yellow"/>
+        </w:rPr>
+        <w:t>{{</w:t>
+      </w:r>
+      <w:proofErr w:type="spellStart"/>
+      <w:r>
+        <w:rPr>
+          <w:rFonts w:ascii="Times New Roman" w:hAnsi="Times New Roman" w:cs="Times New Roman"/>
+          <w:sz w:val="24"/>
+          <w:szCs w:val="24"/>
+          <w:highlight w:val="yellow"/>
+        </w:rPr>
+        <w:t>NombreActor</w:t>
+      </w:r>
+      <w:proofErr w:type="spellEnd"/>
+      <w:r>
+        <w:rPr>
+          <w:rFonts w:ascii="Times New Roman" w:hAnsi="Times New Roman" w:cs="Times New Roman"/>
+          <w:sz w:val="24"/>
+          <w:szCs w:val="24"/>
+          <w:highlight w:val="yellow"/>
+        </w:rPr>
+        <w:t>}</w:t>
+      </w:r>
+      <w:proofErr w:type="gramStart"/>
+      <w:r>
+        <w:rPr>
+          <w:rFonts w:ascii="Times New Roman" w:hAnsi="Times New Roman" w:cs="Times New Roman"/>
+          <w:sz w:val="24"/>
+          <w:szCs w:val="24"/>
+          <w:highlight w:val="yellow"/>
+        </w:rPr>
+        <w:t>}</w:t>
+      </w:r>
+      <w:r>
+        <w:rPr>
+          <w:rFonts w:ascii="Times New Roman" w:hAnsi="Times New Roman" w:cs="Times New Roman"/>
+          <w:sz w:val="24"/>
+          <w:szCs w:val="24"/>
+        </w:rPr>
+        <w:t xml:space="preserve"> ,</w:t>
+      </w:r>
+      <w:proofErr w:type="gramEnd"/>
+      <w:r>
+        <w:rPr>
+          <w:rFonts w:ascii="Times New Roman" w:hAnsi="Times New Roman" w:cs="Times New Roman"/>
+          <w:sz w:val="24"/>
+          <w:szCs w:val="24"/>
+        </w:rPr>
+        <w:t xml:space="preserve"> quien sufrió un accidente de tránsito en </w:t>
+      </w:r>
+      <w:proofErr w:type="gramStart"/>
+      <w:r>
+        <w:rPr>
+          <w:rFonts w:ascii="Times New Roman" w:hAnsi="Times New Roman" w:cs="Times New Roman"/>
+          <w:sz w:val="24"/>
+          <w:szCs w:val="24"/>
+        </w:rPr>
+        <w:t xml:space="preserve">   </w:t>
+      </w:r>
+      <w:r>
+        <w:rPr>
+          <w:rFonts w:ascii="Times New Roman" w:hAnsi="Times New Roman" w:cs="Times New Roman"/>
+          <w:sz w:val="24"/>
+          <w:szCs w:val="24"/>
+          <w:highlight w:val="yellow"/>
+        </w:rPr>
+        <w:t>{</w:t>
+      </w:r>
+      <w:proofErr w:type="gramEnd"/>
+      <w:r>
+        <w:rPr>
+          <w:rFonts w:ascii="Times New Roman" w:hAnsi="Times New Roman" w:cs="Times New Roman"/>
+          <w:sz w:val="24"/>
+          <w:szCs w:val="24"/>
+          <w:highlight w:val="yellow"/>
+        </w:rPr>
+        <w:t>{</w:t>
+      </w:r>
+      <w:proofErr w:type="spellStart"/>
+      <w:r>
+        <w:rPr>
+          <w:rFonts w:ascii="Times New Roman" w:hAnsi="Times New Roman" w:cs="Times New Roman"/>
+          <w:sz w:val="24"/>
+          <w:szCs w:val="24"/>
+          <w:highlight w:val="yellow"/>
+        </w:rPr>
+        <w:t>LugarHecho</w:t>
+      </w:r>
+      <w:proofErr w:type="spellEnd"/>
+      <w:r>
+        <w:rPr>
+          <w:rFonts w:ascii="Times New Roman" w:hAnsi="Times New Roman" w:cs="Times New Roman"/>
+          <w:sz w:val="24"/>
+          <w:szCs w:val="24"/>
+          <w:highlight w:val="yellow"/>
+        </w:rPr>
+        <w:t>}}</w:t>
+      </w:r>
+      <w:r>
+        <w:rPr>
+          <w:rFonts w:ascii="Times New Roman" w:hAnsi="Times New Roman" w:cs="Times New Roman"/>
+          <w:sz w:val="24"/>
+          <w:szCs w:val="24"/>
+        </w:rPr>
+        <w:t>.</w:t>
+      </w:r>
+    </w:p>
+    <w:p>
+      <w:pPr>
+        <w:rPr>
+          <w:rFonts w:ascii="Times New Roman" w:hAnsi="Times New Roman" w:cs="Times New Roman"/>
+          <w:sz w:val="24"/>
+          <w:szCs w:val="24"/>
+        </w:rPr>
+      </w:pPr>
+      <w:r>
+        <w:rPr>
+          <w:rFonts w:ascii="Times New Roman" w:hAnsi="Times New Roman" w:cs="Times New Roman"/>
+          <w:sz w:val="24"/>
+          <w:szCs w:val="24"/>
+        </w:rPr>
+        <w:t xml:space="preserve">b) Remita copia de los registros de atenciones médicas y/o registros de ambulancia y/o cualquier documentación médica obrante sobre el actor correspondiente a dicha </w:t>
+      </w:r>
+      <w:proofErr w:type="gramStart"/>
+      <w:r>
+        <w:rPr>
+          <w:rFonts w:ascii="Times New Roman" w:hAnsi="Times New Roman" w:cs="Times New Roman"/>
+          <w:sz w:val="24"/>
+          <w:szCs w:val="24"/>
+        </w:rPr>
+        <w:t>fecha.-</w:t>
+      </w:r>
+      <w:proofErr w:type="gramEnd"/>
+    </w:p>
+    <w:p>
+      <w:pPr>
         <w:pBdr>
           <w:top w:val="nil"/>
           <w:left w:val="nil"/>
@@ -9784,268 +10526,19 @@
           <w:between w:val="nil"/>
         </w:pBdr>
         <w:spacing w:after="0" w:line="360" w:lineRule="auto"/>
-        <w:ind w:left="0" w:firstLine="0"/>
-        <w:jc w:val="both"/>
-        <w:rPr>
-          <w:rFonts w:ascii="Times New Roman" w:eastAsia="Times New Roman" w:hAnsi="Times New Roman" w:cs="Times New Roman"/>
-          <w:sz w:val="24"/>
-          <w:szCs w:val="24"/>
-        </w:rPr>
-      </w:pPr>
-      <w:r>
-        <w:rPr>
-          <w:rFonts w:ascii="Times New Roman" w:eastAsia="Times New Roman" w:hAnsi="Times New Roman" w:cs="Times New Roman"/>
-          <w:b/>
-          <w:bCs/>
-          <w:sz w:val="24"/>
-          <w:szCs w:val="24"/>
-        </w:rPr>
-        <w:t xml:space="preserve">Al </w:t>
-      </w:r>
-      <w:r>
-        <w:rPr>
-          <w:rFonts w:ascii="Times New Roman" w:eastAsia="Times New Roman" w:hAnsi="Times New Roman" w:cs="Times New Roman"/>
-          <w:b/>
-          <w:bCs/>
-          <w:sz w:val="24"/>
-          <w:szCs w:val="24"/>
-          <w:highlight w:val="yellow"/>
-        </w:rPr>
-        <w:t>{{</w:t>
-      </w:r>
-      <w:proofErr w:type="spellStart"/>
-      <w:r>
-        <w:rPr>
-          <w:rFonts w:ascii="Times New Roman" w:eastAsia="Times New Roman" w:hAnsi="Times New Roman" w:cs="Times New Roman"/>
-          <w:sz w:val="24"/>
-          <w:szCs w:val="24"/>
-          <w:highlight w:val="yellow"/>
-        </w:rPr>
-        <w:t>CentroMedico</w:t>
-      </w:r>
-      <w:proofErr w:type="spellEnd"/>
-      <w:proofErr w:type="gramStart"/>
-      <w:r>
-        <w:rPr>
-          <w:rFonts w:ascii="Times New Roman" w:eastAsia="Times New Roman" w:hAnsi="Times New Roman" w:cs="Times New Roman"/>
-          <w:b/>
-          <w:bCs/>
-          <w:sz w:val="24"/>
-          <w:szCs w:val="24"/>
-          <w:highlight w:val="yellow"/>
-        </w:rPr>
-        <w:t>}}</w:t>
-      </w:r>
-      <w:r>
-        <w:rPr>
-          <w:rFonts w:ascii="Times New Roman" w:eastAsia="Times New Roman" w:hAnsi="Times New Roman" w:cs="Times New Roman"/>
-          <w:b/>
-          <w:bCs/>
-          <w:sz w:val="24"/>
-          <w:szCs w:val="24"/>
-        </w:rPr>
-        <w:t xml:space="preserve">  </w:t>
-      </w:r>
-      <w:r>
-        <w:rPr>
-          <w:rFonts w:ascii="Times New Roman" w:eastAsia="Times New Roman" w:hAnsi="Times New Roman" w:cs="Times New Roman"/>
-          <w:b/>
-          <w:bCs/>
-          <w:sz w:val="24"/>
-          <w:szCs w:val="24"/>
-        </w:rPr>
-        <w:t>,</w:t>
-      </w:r>
-      <w:proofErr w:type="gramEnd"/>
-      <w:r>
-        <w:rPr>
-          <w:rFonts w:ascii="Times New Roman" w:eastAsia="Times New Roman" w:hAnsi="Times New Roman" w:cs="Times New Roman"/>
-          <w:b/>
-          <w:bCs/>
-          <w:sz w:val="24"/>
-          <w:szCs w:val="24"/>
-        </w:rPr>
-        <w:t xml:space="preserve"> sito en </w:t>
-      </w:r>
-      <w:r>
-        <w:rPr>
-          <w:rFonts w:ascii="Times New Roman" w:eastAsia="Times New Roman" w:hAnsi="Times New Roman" w:cs="Times New Roman"/>
-          <w:b/>
-          <w:bCs/>
-          <w:sz w:val="24"/>
-          <w:szCs w:val="24"/>
-          <w:highlight w:val="yellow"/>
-        </w:rPr>
-        <w:t>{{</w:t>
-      </w:r>
-      <w:proofErr w:type="spellStart"/>
-      <w:r>
-        <w:rPr>
-          <w:rFonts w:ascii="Times New Roman" w:eastAsia="Times New Roman" w:hAnsi="Times New Roman" w:cs="Times New Roman"/>
-          <w:sz w:val="24"/>
-          <w:szCs w:val="24"/>
-          <w:highlight w:val="yellow"/>
-        </w:rPr>
-        <w:t>CentroMedicoDireccion</w:t>
-      </w:r>
-      <w:proofErr w:type="spellEnd"/>
-      <w:proofErr w:type="gramStart"/>
-      <w:r>
-        <w:rPr>
-          <w:rFonts w:ascii="Times New Roman" w:eastAsia="Times New Roman" w:hAnsi="Times New Roman" w:cs="Times New Roman"/>
-          <w:b/>
-          <w:bCs/>
-          <w:sz w:val="24"/>
-          <w:szCs w:val="24"/>
-          <w:highlight w:val="yellow"/>
-        </w:rPr>
-        <w:t>}}</w:t>
-      </w:r>
-      <w:r>
-        <w:rPr>
-          <w:rFonts w:ascii="Times New Roman" w:eastAsia="Times New Roman" w:hAnsi="Times New Roman" w:cs="Times New Roman"/>
-          <w:b/>
-          <w:bCs/>
-          <w:sz w:val="24"/>
-          <w:szCs w:val="24"/>
-        </w:rPr>
-        <w:t xml:space="preserve"> </w:t>
-      </w:r>
-      <w:r>
-        <w:rPr>
-          <w:rFonts w:ascii="Times New Roman" w:eastAsia="Times New Roman" w:hAnsi="Times New Roman" w:cs="Times New Roman"/>
-          <w:sz w:val="24"/>
-          <w:szCs w:val="24"/>
-        </w:rPr>
-        <w:t xml:space="preserve"> </w:t>
-      </w:r>
-      <w:r>
-        <w:rPr>
-          <w:rFonts w:ascii="Times New Roman" w:eastAsia="Times New Roman" w:hAnsi="Times New Roman" w:cs="Times New Roman"/>
-          <w:sz w:val="24"/>
-          <w:szCs w:val="24"/>
-        </w:rPr>
-        <w:t>a</w:t>
-      </w:r>
-      <w:proofErr w:type="gramEnd"/>
-      <w:r>
-        <w:rPr>
-          <w:rFonts w:ascii="Times New Roman" w:eastAsia="Times New Roman" w:hAnsi="Times New Roman" w:cs="Times New Roman"/>
-          <w:sz w:val="24"/>
-          <w:szCs w:val="24"/>
-        </w:rPr>
-        <w:t xml:space="preserve"> fin de que remita los certificados de atención médica de la aquí actora </w:t>
-      </w:r>
-      <w:r>
-        <w:rPr>
-          <w:rFonts w:ascii="Times New Roman" w:eastAsia="Times New Roman" w:hAnsi="Times New Roman" w:cs="Times New Roman"/>
-          <w:b/>
-          <w:bCs/>
-          <w:sz w:val="24"/>
-          <w:szCs w:val="24"/>
-          <w:highlight w:val="yellow"/>
-        </w:rPr>
-        <w:t>{{</w:t>
-      </w:r>
-      <w:proofErr w:type="spellStart"/>
-      <w:r>
-        <w:rPr>
-          <w:rFonts w:ascii="Times New Roman" w:eastAsia="Times New Roman" w:hAnsi="Times New Roman" w:cs="Times New Roman"/>
-          <w:sz w:val="24"/>
-          <w:szCs w:val="24"/>
-          <w:highlight w:val="yellow"/>
-        </w:rPr>
-        <w:t>NombreActor</w:t>
-      </w:r>
-      <w:proofErr w:type="spellEnd"/>
-      <w:r>
-        <w:rPr>
-          <w:rFonts w:ascii="Times New Roman" w:eastAsia="Times New Roman" w:hAnsi="Times New Roman" w:cs="Times New Roman"/>
-          <w:b/>
-          <w:bCs/>
-          <w:sz w:val="24"/>
-          <w:szCs w:val="24"/>
-          <w:highlight w:val="yellow"/>
-        </w:rPr>
-        <w:t>}}</w:t>
-      </w:r>
-      <w:r>
-        <w:rPr>
-          <w:rFonts w:ascii="Times New Roman" w:eastAsia="Times New Roman" w:hAnsi="Times New Roman" w:cs="Times New Roman"/>
-          <w:b/>
-          <w:bCs/>
-          <w:sz w:val="24"/>
-          <w:szCs w:val="24"/>
-        </w:rPr>
-        <w:t xml:space="preserve"> </w:t>
-      </w:r>
-      <w:r>
-        <w:rPr>
-          <w:rFonts w:ascii="Times New Roman" w:eastAsia="Times New Roman" w:hAnsi="Times New Roman" w:cs="Times New Roman"/>
-          <w:sz w:val="24"/>
-          <w:szCs w:val="24"/>
-        </w:rPr>
-        <w:t xml:space="preserve">desde la fecha del accidente </w:t>
-      </w:r>
-      <w:r>
-        <w:rPr>
-          <w:rFonts w:ascii="Times New Roman" w:eastAsia="Times New Roman" w:hAnsi="Times New Roman" w:cs="Times New Roman"/>
-          <w:sz w:val="24"/>
-          <w:szCs w:val="24"/>
-        </w:rPr>
-        <w:t>(</w:t>
-      </w:r>
-      <w:r>
-        <w:rPr>
-          <w:rFonts w:ascii="Times New Roman" w:eastAsia="Times New Roman" w:hAnsi="Times New Roman" w:cs="Times New Roman"/>
-          <w:sz w:val="24"/>
-          <w:szCs w:val="24"/>
-          <w:highlight w:val="yellow"/>
-        </w:rPr>
-        <w:t>{{</w:t>
-      </w:r>
-      <w:proofErr w:type="spellStart"/>
-      <w:r>
-        <w:rPr>
-          <w:rFonts w:ascii="Times New Roman" w:eastAsia="Times New Roman" w:hAnsi="Times New Roman" w:cs="Times New Roman"/>
-          <w:sz w:val="24"/>
-          <w:szCs w:val="24"/>
-          <w:highlight w:val="yellow"/>
-        </w:rPr>
-        <w:t>FechaHecho</w:t>
-      </w:r>
-      <w:proofErr w:type="spellEnd"/>
-      <w:r>
-        <w:rPr>
-          <w:rFonts w:ascii="Times New Roman" w:eastAsia="Times New Roman" w:hAnsi="Times New Roman" w:cs="Times New Roman"/>
-          <w:sz w:val="24"/>
-          <w:szCs w:val="24"/>
-          <w:highlight w:val="yellow"/>
-        </w:rPr>
-        <w:t>}}</w:t>
-      </w:r>
-      <w:r>
-        <w:rPr>
-          <w:rFonts w:ascii="Times New Roman" w:eastAsia="Times New Roman" w:hAnsi="Times New Roman" w:cs="Times New Roman"/>
-          <w:highlight w:val="white"/>
-        </w:rPr>
-        <w:t>)</w:t>
-      </w:r>
-      <w:r>
-        <w:rPr>
-          <w:rFonts w:ascii="Times New Roman" w:eastAsia="Times New Roman" w:hAnsi="Times New Roman" w:cs="Times New Roman"/>
-          <w:sz w:val="24"/>
-          <w:szCs w:val="24"/>
-        </w:rPr>
-        <w:t xml:space="preserve">, historia clínica, estudios médicos, epicrisis y cualquier otro dato que pueda ser relevante para la presente demanda. </w:t>
-      </w:r>
-    </w:p>
-    <w:p>
-      <w:pPr>
-        <w:numPr>
-          <w:ilvl w:val="0"/>
-          <w:numId w:val="6"/>
-        </w:numPr>
+        <w:jc w:val="both"/>
+        <w:rPr>
+          <w:rFonts w:ascii="Times New Roman" w:eastAsia="Times New Roman" w:hAnsi="Times New Roman" w:cs="Times New Roman"/>
+          <w:b/>
+          <w:bCs/>
+          <w:color w:val="EE0000"/>
+          <w:sz w:val="24"/>
+          <w:szCs w:val="24"/>
+        </w:rPr>
+      </w:pPr>
+    </w:p>
+    <w:p>
+      <w:pPr>
         <w:pBdr>
           <w:top w:val="nil"/>
           <w:left w:val="nil"/>
@@ -10054,365 +10547,14 @@
           <w:between w:val="nil"/>
         </w:pBdr>
         <w:spacing w:after="0" w:line="360" w:lineRule="auto"/>
-        <w:ind w:left="0" w:firstLine="0"/>
-        <w:jc w:val="both"/>
-        <w:rPr>
-          <w:rFonts w:ascii="Times New Roman" w:eastAsia="Times New Roman" w:hAnsi="Times New Roman" w:cs="Times New Roman"/>
-          <w:b/>
-          <w:bCs/>
-          <w:sz w:val="24"/>
-          <w:szCs w:val="24"/>
-        </w:rPr>
-      </w:pPr>
-      <w:r>
-        <w:rPr>
-          <w:rFonts w:ascii="Times New Roman" w:eastAsia="Times New Roman" w:hAnsi="Times New Roman" w:cs="Times New Roman"/>
-          <w:b/>
-          <w:bCs/>
-          <w:sz w:val="24"/>
-          <w:szCs w:val="24"/>
-        </w:rPr>
-        <w:t xml:space="preserve">A La Unidad Fiscal </w:t>
-      </w:r>
-      <w:r>
-        <w:rPr>
-          <w:rFonts w:ascii="Times New Roman" w:eastAsia="Times New Roman" w:hAnsi="Times New Roman" w:cs="Times New Roman"/>
-          <w:b/>
-          <w:bCs/>
-          <w:sz w:val="24"/>
-          <w:szCs w:val="24"/>
-          <w:highlight w:val="yellow"/>
-        </w:rPr>
-        <w:t xml:space="preserve">{{ </w:t>
-      </w:r>
-      <w:proofErr w:type="spellStart"/>
-      <w:r>
-        <w:rPr>
-          <w:rFonts w:ascii="Times New Roman" w:eastAsia="Times New Roman" w:hAnsi="Times New Roman" w:cs="Times New Roman"/>
-          <w:b/>
-          <w:bCs/>
-          <w:sz w:val="24"/>
-          <w:szCs w:val="24"/>
-          <w:highlight w:val="yellow"/>
-        </w:rPr>
-        <w:t>UnidadFiscal</w:t>
-      </w:r>
-      <w:proofErr w:type="spellEnd"/>
-      <w:r>
-        <w:rPr>
-          <w:rFonts w:ascii="Times New Roman" w:eastAsia="Times New Roman" w:hAnsi="Times New Roman" w:cs="Times New Roman"/>
-          <w:b/>
-          <w:bCs/>
-          <w:sz w:val="24"/>
-          <w:szCs w:val="24"/>
-          <w:highlight w:val="yellow"/>
-        </w:rPr>
-        <w:t xml:space="preserve"> }}</w:t>
-      </w:r>
-      <w:r>
-        <w:rPr>
-          <w:rFonts w:ascii="Times New Roman" w:eastAsia="Times New Roman" w:hAnsi="Times New Roman" w:cs="Times New Roman"/>
-          <w:b/>
-          <w:bCs/>
-          <w:sz w:val="24"/>
-          <w:szCs w:val="24"/>
-        </w:rPr>
-        <w:t xml:space="preserve"> </w:t>
-      </w:r>
-      <w:r>
-        <w:rPr>
-          <w:rFonts w:ascii="Times New Roman" w:eastAsia="Times New Roman" w:hAnsi="Times New Roman" w:cs="Times New Roman"/>
-          <w:b/>
-          <w:bCs/>
-          <w:sz w:val="24"/>
-          <w:szCs w:val="24"/>
-        </w:rPr>
-        <w:t>- Secretaría Única del Ministerio Público Fiscal</w:t>
-      </w:r>
-      <w:r>
-        <w:rPr>
-          <w:rFonts w:ascii="Times New Roman" w:eastAsia="Times New Roman" w:hAnsi="Times New Roman" w:cs="Times New Roman"/>
-          <w:b/>
-          <w:bCs/>
-          <w:sz w:val="24"/>
-          <w:szCs w:val="24"/>
-        </w:rPr>
-        <w:t xml:space="preserve">; a fines de que remita las </w:t>
-      </w:r>
-      <w:r>
-        <w:rPr>
-          <w:rFonts w:ascii="Times New Roman" w:eastAsia="Times New Roman" w:hAnsi="Times New Roman" w:cs="Times New Roman"/>
-          <w:b/>
-          <w:bCs/>
-          <w:sz w:val="24"/>
-          <w:szCs w:val="24"/>
-        </w:rPr>
-        <w:t>actuaciones sumariales</w:t>
-      </w:r>
-      <w:r>
-        <w:rPr>
-          <w:rFonts w:ascii="Times New Roman" w:eastAsia="Times New Roman" w:hAnsi="Times New Roman" w:cs="Times New Roman"/>
-          <w:b/>
-          <w:bCs/>
-          <w:sz w:val="24"/>
-          <w:szCs w:val="24"/>
-        </w:rPr>
-        <w:t xml:space="preserve"> Nro. </w:t>
-      </w:r>
-      <w:proofErr w:type="gramStart"/>
-      <w:r>
-        <w:rPr>
-          <w:rFonts w:ascii="Times New Roman" w:eastAsia="Times New Roman" w:hAnsi="Times New Roman" w:cs="Times New Roman"/>
-          <w:b/>
-          <w:bCs/>
-          <w:sz w:val="24"/>
-          <w:szCs w:val="24"/>
-          <w:highlight w:val="yellow"/>
-        </w:rPr>
-        <w:t xml:space="preserve">{{ </w:t>
-      </w:r>
-      <w:proofErr w:type="spellStart"/>
-      <w:r>
-        <w:rPr>
-          <w:rFonts w:ascii="Times New Roman" w:eastAsia="Times New Roman" w:hAnsi="Times New Roman" w:cs="Times New Roman"/>
-          <w:b/>
-          <w:bCs/>
-          <w:sz w:val="24"/>
-          <w:szCs w:val="24"/>
-          <w:highlight w:val="yellow"/>
-        </w:rPr>
-        <w:t>NumeroSumario</w:t>
-      </w:r>
-      <w:proofErr w:type="spellEnd"/>
-      <w:proofErr w:type="gramEnd"/>
-      <w:r>
-        <w:rPr>
-          <w:rFonts w:ascii="Times New Roman" w:eastAsia="Times New Roman" w:hAnsi="Times New Roman" w:cs="Times New Roman"/>
-          <w:b/>
-          <w:bCs/>
-          <w:sz w:val="24"/>
-          <w:szCs w:val="24"/>
-          <w:highlight w:val="yellow"/>
-        </w:rPr>
-        <w:t xml:space="preserve"> }</w:t>
-      </w:r>
-      <w:proofErr w:type="gramStart"/>
-      <w:r>
-        <w:rPr>
-          <w:rFonts w:ascii="Times New Roman" w:eastAsia="Times New Roman" w:hAnsi="Times New Roman" w:cs="Times New Roman"/>
-          <w:b/>
-          <w:bCs/>
-          <w:sz w:val="24"/>
-          <w:szCs w:val="24"/>
-          <w:highlight w:val="yellow"/>
-        </w:rPr>
-        <w:t>}</w:t>
-      </w:r>
-      <w:r>
-        <w:rPr>
-          <w:rFonts w:ascii="Times New Roman" w:eastAsia="Times New Roman" w:hAnsi="Times New Roman" w:cs="Times New Roman"/>
-          <w:b/>
-          <w:bCs/>
-          <w:sz w:val="24"/>
-          <w:szCs w:val="24"/>
-        </w:rPr>
-        <w:t>;  en</w:t>
-      </w:r>
-      <w:proofErr w:type="gramEnd"/>
-      <w:r>
-        <w:rPr>
-          <w:rFonts w:ascii="Times New Roman" w:eastAsia="Times New Roman" w:hAnsi="Times New Roman" w:cs="Times New Roman"/>
-          <w:b/>
-          <w:bCs/>
-          <w:sz w:val="24"/>
-          <w:szCs w:val="24"/>
-        </w:rPr>
-        <w:t xml:space="preserve"> las que resultan damnificada la aquí </w:t>
-      </w:r>
-      <w:proofErr w:type="gramStart"/>
-      <w:r>
-        <w:rPr>
-          <w:rFonts w:ascii="Times New Roman" w:eastAsia="Times New Roman" w:hAnsi="Times New Roman" w:cs="Times New Roman"/>
-          <w:b/>
-          <w:bCs/>
-          <w:sz w:val="24"/>
-          <w:szCs w:val="24"/>
-        </w:rPr>
-        <w:t xml:space="preserve">actora  </w:t>
-      </w:r>
-      <w:r>
-        <w:rPr>
-          <w:rFonts w:ascii="Times New Roman" w:eastAsia="Times New Roman" w:hAnsi="Times New Roman" w:cs="Times New Roman"/>
-          <w:b/>
-          <w:bCs/>
-          <w:sz w:val="24"/>
-          <w:szCs w:val="24"/>
-          <w:highlight w:val="yellow"/>
-        </w:rPr>
-        <w:t>{</w:t>
-      </w:r>
-      <w:proofErr w:type="gramEnd"/>
-      <w:r>
-        <w:rPr>
-          <w:rFonts w:ascii="Times New Roman" w:eastAsia="Times New Roman" w:hAnsi="Times New Roman" w:cs="Times New Roman"/>
-          <w:b/>
-          <w:bCs/>
-          <w:sz w:val="24"/>
-          <w:szCs w:val="24"/>
-          <w:highlight w:val="yellow"/>
-        </w:rPr>
-        <w:t>{</w:t>
-      </w:r>
-      <w:proofErr w:type="spellStart"/>
-      <w:r>
-        <w:rPr>
-          <w:rFonts w:ascii="Times New Roman" w:eastAsia="Times New Roman" w:hAnsi="Times New Roman" w:cs="Times New Roman"/>
-          <w:sz w:val="24"/>
-          <w:szCs w:val="24"/>
-          <w:highlight w:val="yellow"/>
-        </w:rPr>
-        <w:t>NombreActor</w:t>
-      </w:r>
-      <w:proofErr w:type="spellEnd"/>
-      <w:proofErr w:type="gramStart"/>
-      <w:r>
-        <w:rPr>
-          <w:rFonts w:ascii="Times New Roman" w:eastAsia="Times New Roman" w:hAnsi="Times New Roman" w:cs="Times New Roman"/>
-          <w:b/>
-          <w:bCs/>
-          <w:sz w:val="24"/>
-          <w:szCs w:val="24"/>
-          <w:highlight w:val="yellow"/>
-        </w:rPr>
-        <w:t>}}</w:t>
-      </w:r>
-      <w:r>
-        <w:rPr>
-          <w:rFonts w:ascii="Times New Roman" w:eastAsia="Times New Roman" w:hAnsi="Times New Roman" w:cs="Times New Roman"/>
-          <w:b/>
-          <w:bCs/>
-          <w:sz w:val="24"/>
-          <w:szCs w:val="24"/>
-        </w:rPr>
-        <w:t xml:space="preserve">  DNI</w:t>
-      </w:r>
-      <w:proofErr w:type="gramEnd"/>
-      <w:r>
-        <w:rPr>
-          <w:rFonts w:ascii="Times New Roman" w:eastAsia="Times New Roman" w:hAnsi="Times New Roman" w:cs="Times New Roman"/>
-          <w:b/>
-          <w:bCs/>
-          <w:sz w:val="24"/>
-          <w:szCs w:val="24"/>
-        </w:rPr>
-        <w:t xml:space="preserve"> </w:t>
-      </w:r>
-      <w:r>
-        <w:rPr>
-          <w:rFonts w:ascii="Times New Roman" w:eastAsia="Times New Roman" w:hAnsi="Times New Roman" w:cs="Times New Roman"/>
-          <w:b/>
-          <w:bCs/>
-          <w:sz w:val="24"/>
-          <w:szCs w:val="24"/>
-          <w:highlight w:val="yellow"/>
-        </w:rPr>
-        <w:t>{{</w:t>
-      </w:r>
-      <w:proofErr w:type="spellStart"/>
-      <w:r>
-        <w:rPr>
-          <w:rFonts w:ascii="Times New Roman" w:eastAsia="Times New Roman" w:hAnsi="Times New Roman" w:cs="Times New Roman"/>
-          <w:sz w:val="24"/>
-          <w:szCs w:val="24"/>
-          <w:highlight w:val="yellow"/>
-        </w:rPr>
-        <w:t>DniActor</w:t>
-      </w:r>
-      <w:proofErr w:type="spellEnd"/>
-      <w:r>
-        <w:rPr>
-          <w:rFonts w:ascii="Times New Roman" w:eastAsia="Times New Roman" w:hAnsi="Times New Roman" w:cs="Times New Roman"/>
-          <w:b/>
-          <w:bCs/>
-          <w:sz w:val="24"/>
-          <w:szCs w:val="24"/>
-          <w:highlight w:val="yellow"/>
-        </w:rPr>
-        <w:t>}</w:t>
-      </w:r>
-      <w:proofErr w:type="gramStart"/>
-      <w:r>
-        <w:rPr>
-          <w:rFonts w:ascii="Times New Roman" w:eastAsia="Times New Roman" w:hAnsi="Times New Roman" w:cs="Times New Roman"/>
-          <w:b/>
-          <w:bCs/>
-          <w:sz w:val="24"/>
-          <w:szCs w:val="24"/>
-          <w:highlight w:val="yellow"/>
-        </w:rPr>
-        <w:t>}</w:t>
-      </w:r>
-      <w:r>
-        <w:rPr>
-          <w:rFonts w:ascii="Times New Roman" w:eastAsia="Times New Roman" w:hAnsi="Times New Roman" w:cs="Times New Roman"/>
-          <w:b/>
-          <w:bCs/>
-          <w:sz w:val="24"/>
-          <w:szCs w:val="24"/>
-        </w:rPr>
-        <w:t xml:space="preserve"> ,</w:t>
-      </w:r>
-      <w:proofErr w:type="gramEnd"/>
-      <w:r>
-        <w:rPr>
-          <w:rFonts w:ascii="Times New Roman" w:eastAsia="Times New Roman" w:hAnsi="Times New Roman" w:cs="Times New Roman"/>
-          <w:b/>
-          <w:bCs/>
-          <w:sz w:val="24"/>
-          <w:szCs w:val="24"/>
-        </w:rPr>
-        <w:t xml:space="preserve"> o en su defecto copia </w:t>
-      </w:r>
-      <w:r>
-        <w:rPr>
-          <w:rFonts w:ascii="Times New Roman" w:eastAsia="Times New Roman" w:hAnsi="Times New Roman" w:cs="Times New Roman"/>
-          <w:b/>
-          <w:bCs/>
-          <w:sz w:val="24"/>
-          <w:szCs w:val="24"/>
-        </w:rPr>
-        <w:t xml:space="preserve">certificada de las mismas, así como cualquier otro cualquier otro dato que pueda ser relevante para el presente </w:t>
-      </w:r>
-      <w:proofErr w:type="gramStart"/>
-      <w:r>
-        <w:rPr>
-          <w:rFonts w:ascii="Times New Roman" w:eastAsia="Times New Roman" w:hAnsi="Times New Roman" w:cs="Times New Roman"/>
-          <w:b/>
-          <w:bCs/>
-          <w:sz w:val="24"/>
-          <w:szCs w:val="24"/>
-        </w:rPr>
-        <w:t>reclamo.</w:t>
-      </w:r>
-      <w:r>
-        <w:rPr>
-          <w:rFonts w:ascii="Times New Roman" w:eastAsia="Times New Roman" w:hAnsi="Times New Roman" w:cs="Times New Roman"/>
-          <w:sz w:val="24"/>
-          <w:szCs w:val="24"/>
-        </w:rPr>
-        <w:t>.</w:t>
-      </w:r>
-      <w:proofErr w:type="gramEnd"/>
-      <w:r>
-        <w:rPr>
-          <w:rFonts w:ascii="Times New Roman" w:eastAsia="Times New Roman" w:hAnsi="Times New Roman" w:cs="Times New Roman"/>
-          <w:b/>
-          <w:bCs/>
-          <w:sz w:val="24"/>
-          <w:szCs w:val="24"/>
-        </w:rPr>
-        <w:t xml:space="preserve"> </w:t>
-      </w:r>
+        <w:jc w:val="both"/>
+        <w:rPr>
+          <w:rFonts w:ascii="Times New Roman" w:eastAsia="Times New Roman" w:hAnsi="Times New Roman" w:cs="Times New Roman"/>
+          <w:sz w:val="24"/>
+          <w:szCs w:val="24"/>
+          <w:highlight w:val="yellow"/>
+        </w:rPr>
+      </w:pPr>
     </w:p>
     <w:p>
       <w:pPr>
@@ -10427,32 +10569,11 @@
         <w:jc w:val="both"/>
         <w:rPr>
           <w:rFonts w:ascii="Times New Roman" w:eastAsia="Times New Roman" w:hAnsi="Times New Roman" w:cs="Times New Roman"/>
-          <w:b/>
-          <w:bCs/>
-          <w:sz w:val="24"/>
-          <w:szCs w:val="24"/>
-        </w:rPr>
-      </w:pPr>
-      <w:r>
-        <w:rPr>
-          <w:rFonts w:ascii="Times New Roman" w:eastAsia="Times New Roman" w:hAnsi="Times New Roman" w:cs="Times New Roman"/>
-          <w:b/>
-          <w:bCs/>
-          <w:sz w:val="24"/>
-          <w:szCs w:val="24"/>
-        </w:rPr>
-        <w:t xml:space="preserve">3)       </w:t>
-      </w:r>
-      <w:r>
-        <w:rPr>
-          <w:rFonts w:ascii="Times New Roman" w:eastAsia="Times New Roman" w:hAnsi="Times New Roman" w:cs="Times New Roman"/>
-          <w:b/>
-          <w:bCs/>
-          <w:sz w:val="24"/>
-          <w:szCs w:val="24"/>
-        </w:rPr>
-        <w:t>AL SAME- Sistema de Atención Médica de Emergencias de CABA para que informe:</w:t>
-      </w:r>
+          <w:sz w:val="24"/>
+          <w:szCs w:val="24"/>
+          <w:highlight w:val="yellow"/>
+        </w:rPr>
+      </w:pPr>
     </w:p>
     <w:p>
       <w:pPr>
@@ -10464,297 +10585,33 @@
           <w:between w:val="nil"/>
         </w:pBdr>
         <w:spacing w:after="0" w:line="360" w:lineRule="auto"/>
-        <w:ind w:firstLine="720"/>
-        <w:jc w:val="both"/>
-        <w:rPr>
-          <w:rFonts w:ascii="Times New Roman" w:eastAsia="Times New Roman" w:hAnsi="Times New Roman" w:cs="Times New Roman"/>
-          <w:sz w:val="24"/>
-          <w:szCs w:val="24"/>
-        </w:rPr>
-      </w:pPr>
-      <w:r>
-        <w:rPr>
-          <w:rFonts w:ascii="Times New Roman" w:eastAsia="Times New Roman" w:hAnsi="Times New Roman" w:cs="Times New Roman"/>
-          <w:b/>
-          <w:bCs/>
-          <w:sz w:val="24"/>
-          <w:szCs w:val="24"/>
-        </w:rPr>
-        <w:t>a)</w:t>
-      </w:r>
-      <w:r>
-        <w:rPr>
-          <w:rFonts w:ascii="Times New Roman" w:eastAsia="Times New Roman" w:hAnsi="Times New Roman" w:cs="Times New Roman"/>
-          <w:sz w:val="24"/>
-          <w:szCs w:val="24"/>
-        </w:rPr>
-        <w:t xml:space="preserve"> Sí el día</w:t>
-      </w:r>
-      <w:proofErr w:type="gramStart"/>
-      <w:r>
-        <w:rPr>
-          <w:rFonts w:ascii="Times New Roman" w:eastAsia="Times New Roman" w:hAnsi="Times New Roman" w:cs="Times New Roman"/>
-          <w:b/>
-          <w:bCs/>
-          <w:sz w:val="24"/>
-          <w:szCs w:val="24"/>
-        </w:rPr>
-        <w:t xml:space="preserve">   </w:t>
-      </w:r>
-      <w:r>
-        <w:rPr>
-          <w:rFonts w:ascii="Times New Roman" w:eastAsia="Times New Roman" w:hAnsi="Times New Roman" w:cs="Times New Roman"/>
-          <w:sz w:val="24"/>
-          <w:szCs w:val="24"/>
-          <w:highlight w:val="yellow"/>
-        </w:rPr>
-        <w:t>{</w:t>
-      </w:r>
-      <w:proofErr w:type="gramEnd"/>
-      <w:r>
-        <w:rPr>
-          <w:rFonts w:ascii="Times New Roman" w:eastAsia="Times New Roman" w:hAnsi="Times New Roman" w:cs="Times New Roman"/>
-          <w:sz w:val="24"/>
-          <w:szCs w:val="24"/>
-          <w:highlight w:val="yellow"/>
-        </w:rPr>
-        <w:t>{</w:t>
-      </w:r>
-      <w:proofErr w:type="spellStart"/>
-      <w:r>
-        <w:rPr>
-          <w:rFonts w:ascii="Times New Roman" w:eastAsia="Times New Roman" w:hAnsi="Times New Roman" w:cs="Times New Roman"/>
-          <w:sz w:val="24"/>
-          <w:szCs w:val="24"/>
-          <w:highlight w:val="yellow"/>
-        </w:rPr>
-        <w:t>FechaHecho</w:t>
-      </w:r>
-      <w:proofErr w:type="spellEnd"/>
-      <w:r>
-        <w:rPr>
-          <w:rFonts w:ascii="Times New Roman" w:eastAsia="Times New Roman" w:hAnsi="Times New Roman" w:cs="Times New Roman"/>
-          <w:sz w:val="24"/>
-          <w:szCs w:val="24"/>
-          <w:highlight w:val="yellow"/>
-        </w:rPr>
-        <w:t>}</w:t>
-      </w:r>
-      <w:proofErr w:type="gramStart"/>
-      <w:r>
-        <w:rPr>
-          <w:rFonts w:ascii="Times New Roman" w:eastAsia="Times New Roman" w:hAnsi="Times New Roman" w:cs="Times New Roman"/>
-          <w:sz w:val="24"/>
-          <w:szCs w:val="24"/>
-          <w:highlight w:val="yellow"/>
-        </w:rPr>
-        <w:t>}</w:t>
-      </w:r>
-      <w:r>
-        <w:rPr>
-          <w:rFonts w:ascii="Times New Roman" w:eastAsia="Times New Roman" w:hAnsi="Times New Roman" w:cs="Times New Roman"/>
-          <w:sz w:val="24"/>
-          <w:szCs w:val="24"/>
-        </w:rPr>
-        <w:t xml:space="preserve">, </w:t>
-      </w:r>
-      <w:r>
-        <w:rPr>
-          <w:rFonts w:ascii="Times New Roman" w:eastAsia="Times New Roman" w:hAnsi="Times New Roman" w:cs="Times New Roman"/>
-          <w:b/>
-          <w:bCs/>
-          <w:sz w:val="24"/>
-          <w:szCs w:val="24"/>
-        </w:rPr>
-        <w:t xml:space="preserve">  </w:t>
-      </w:r>
-      <w:proofErr w:type="gramEnd"/>
-      <w:r>
-        <w:rPr>
-          <w:rFonts w:ascii="Times New Roman" w:eastAsia="Times New Roman" w:hAnsi="Times New Roman" w:cs="Times New Roman"/>
-          <w:b/>
-          <w:bCs/>
-          <w:sz w:val="24"/>
-          <w:szCs w:val="24"/>
-        </w:rPr>
-        <w:t xml:space="preserve">              </w:t>
-      </w:r>
-      <w:r>
-        <w:rPr>
-          <w:rFonts w:ascii="Times New Roman" w:eastAsia="Times New Roman" w:hAnsi="Times New Roman" w:cs="Times New Roman"/>
-          <w:sz w:val="24"/>
-          <w:szCs w:val="24"/>
-        </w:rPr>
-        <w:t xml:space="preserve"> asistió al Sr.</w:t>
-      </w:r>
-      <w:r>
-        <w:rPr>
-          <w:rFonts w:ascii="Times New Roman" w:eastAsia="Times New Roman" w:hAnsi="Times New Roman" w:cs="Times New Roman"/>
-          <w:b/>
-          <w:bCs/>
-          <w:sz w:val="24"/>
-          <w:szCs w:val="24"/>
-        </w:rPr>
-        <w:t xml:space="preserve">   </w:t>
-      </w:r>
-      <w:r>
-        <w:rPr>
-          <w:rFonts w:ascii="Times New Roman" w:eastAsia="Times New Roman" w:hAnsi="Times New Roman" w:cs="Times New Roman"/>
-          <w:b/>
-          <w:bCs/>
-          <w:sz w:val="24"/>
-          <w:szCs w:val="24"/>
-          <w:highlight w:val="yellow"/>
-        </w:rPr>
-        <w:t>{{</w:t>
-      </w:r>
-      <w:proofErr w:type="spellStart"/>
-      <w:r>
-        <w:rPr>
-          <w:rFonts w:ascii="Times New Roman" w:eastAsia="Times New Roman" w:hAnsi="Times New Roman" w:cs="Times New Roman"/>
-          <w:sz w:val="24"/>
-          <w:szCs w:val="24"/>
-          <w:highlight w:val="yellow"/>
-        </w:rPr>
-        <w:t>NombreActor</w:t>
-      </w:r>
-      <w:proofErr w:type="spellEnd"/>
-      <w:proofErr w:type="gramStart"/>
-      <w:r>
-        <w:rPr>
-          <w:rFonts w:ascii="Times New Roman" w:eastAsia="Times New Roman" w:hAnsi="Times New Roman" w:cs="Times New Roman"/>
-          <w:b/>
-          <w:bCs/>
-          <w:sz w:val="24"/>
-          <w:szCs w:val="24"/>
-          <w:highlight w:val="yellow"/>
-        </w:rPr>
-        <w:t>}}</w:t>
-      </w:r>
-      <w:r>
-        <w:rPr>
-          <w:rFonts w:ascii="Times New Roman" w:eastAsia="Times New Roman" w:hAnsi="Times New Roman" w:cs="Times New Roman"/>
-          <w:b/>
-          <w:bCs/>
-          <w:sz w:val="24"/>
-          <w:szCs w:val="24"/>
-        </w:rPr>
-        <w:t xml:space="preserve">  </w:t>
-      </w:r>
-      <w:r>
-        <w:rPr>
-          <w:rFonts w:ascii="Times New Roman" w:eastAsia="Times New Roman" w:hAnsi="Times New Roman" w:cs="Times New Roman"/>
-          <w:b/>
-          <w:bCs/>
-          <w:sz w:val="24"/>
-          <w:szCs w:val="24"/>
-        </w:rPr>
-        <w:t xml:space="preserve"> </w:t>
-      </w:r>
-      <w:proofErr w:type="gramEnd"/>
-      <w:r>
-        <w:rPr>
-          <w:rFonts w:ascii="Times New Roman" w:eastAsia="Times New Roman" w:hAnsi="Times New Roman" w:cs="Times New Roman"/>
-          <w:b/>
-          <w:bCs/>
-          <w:sz w:val="24"/>
-          <w:szCs w:val="24"/>
-        </w:rPr>
-        <w:t xml:space="preserve">             </w:t>
-      </w:r>
-      <w:proofErr w:type="gramStart"/>
-      <w:r>
-        <w:rPr>
-          <w:rFonts w:ascii="Times New Roman" w:eastAsia="Times New Roman" w:hAnsi="Times New Roman" w:cs="Times New Roman"/>
-          <w:b/>
-          <w:bCs/>
-          <w:sz w:val="24"/>
-          <w:szCs w:val="24"/>
-        </w:rPr>
-        <w:t xml:space="preserve">  </w:t>
-      </w:r>
-      <w:r>
-        <w:rPr>
-          <w:rFonts w:ascii="Times New Roman" w:eastAsia="Times New Roman" w:hAnsi="Times New Roman" w:cs="Times New Roman"/>
-          <w:sz w:val="24"/>
-          <w:szCs w:val="24"/>
-        </w:rPr>
-        <w:t>,</w:t>
-      </w:r>
-      <w:proofErr w:type="gramEnd"/>
-      <w:r>
-        <w:rPr>
-          <w:rFonts w:ascii="Times New Roman" w:eastAsia="Times New Roman" w:hAnsi="Times New Roman" w:cs="Times New Roman"/>
-          <w:sz w:val="24"/>
-          <w:szCs w:val="24"/>
-        </w:rPr>
-        <w:t xml:space="preserve"> quien sufrió un accidente de tránsito en </w:t>
-      </w:r>
-      <w:proofErr w:type="gramStart"/>
-      <w:r>
-        <w:rPr>
-          <w:rFonts w:ascii="Times New Roman" w:eastAsia="Times New Roman" w:hAnsi="Times New Roman" w:cs="Times New Roman"/>
-          <w:b/>
-          <w:bCs/>
-          <w:sz w:val="24"/>
-          <w:szCs w:val="24"/>
-        </w:rPr>
-        <w:t xml:space="preserve">   </w:t>
-      </w:r>
-      <w:r>
-        <w:rPr>
-          <w:rFonts w:ascii="Times New Roman" w:eastAsia="Times New Roman" w:hAnsi="Times New Roman" w:cs="Times New Roman"/>
-          <w:b/>
-          <w:bCs/>
-          <w:sz w:val="24"/>
-          <w:szCs w:val="24"/>
-          <w:highlight w:val="yellow"/>
-        </w:rPr>
-        <w:t>{</w:t>
-      </w:r>
-      <w:proofErr w:type="gramEnd"/>
-      <w:r>
-        <w:rPr>
-          <w:rFonts w:ascii="Times New Roman" w:eastAsia="Times New Roman" w:hAnsi="Times New Roman" w:cs="Times New Roman"/>
-          <w:b/>
-          <w:bCs/>
-          <w:sz w:val="24"/>
-          <w:szCs w:val="24"/>
-          <w:highlight w:val="yellow"/>
-        </w:rPr>
-        <w:t>{</w:t>
-      </w:r>
-      <w:proofErr w:type="spellStart"/>
-      <w:r>
-        <w:rPr>
-          <w:rFonts w:ascii="Times New Roman" w:eastAsia="Times New Roman" w:hAnsi="Times New Roman" w:cs="Times New Roman"/>
-          <w:sz w:val="24"/>
-          <w:szCs w:val="24"/>
-          <w:highlight w:val="yellow"/>
-        </w:rPr>
-        <w:t>LugarHecho</w:t>
-      </w:r>
-      <w:proofErr w:type="spellEnd"/>
-      <w:r>
-        <w:rPr>
-          <w:rFonts w:ascii="Times New Roman" w:eastAsia="Times New Roman" w:hAnsi="Times New Roman" w:cs="Times New Roman"/>
-          <w:b/>
-          <w:bCs/>
-          <w:sz w:val="24"/>
-          <w:szCs w:val="24"/>
-          <w:highlight w:val="yellow"/>
-        </w:rPr>
-        <w:t>}}</w:t>
-      </w:r>
-      <w:r>
-        <w:rPr>
-          <w:rFonts w:ascii="Times New Roman" w:eastAsia="Times New Roman" w:hAnsi="Times New Roman" w:cs="Times New Roman"/>
-          <w:b/>
-          <w:bCs/>
-          <w:sz w:val="24"/>
-          <w:szCs w:val="24"/>
-        </w:rPr>
-        <w:t>.</w:t>
+        <w:jc w:val="both"/>
+        <w:rPr>
+          <w:rFonts w:ascii="Times New Roman" w:eastAsia="Times New Roman" w:hAnsi="Times New Roman" w:cs="Times New Roman"/>
+          <w:sz w:val="24"/>
+          <w:szCs w:val="24"/>
+        </w:rPr>
+      </w:pPr>
+      <w:r>
+        <w:rPr>
+          <w:rFonts w:ascii="Times New Roman" w:eastAsia="Times New Roman" w:hAnsi="Times New Roman" w:cs="Times New Roman"/>
+          <w:b/>
+          <w:bCs/>
+          <w:i/>
+          <w:iCs/>
+          <w:sz w:val="24"/>
+          <w:szCs w:val="24"/>
+          <w:u w:val="single"/>
+        </w:rPr>
+        <w:t>C) PERICIAL</w:t>
+      </w:r>
+      <w:r>
+        <w:rPr>
+          <w:rFonts w:ascii="Times New Roman" w:eastAsia="Times New Roman" w:hAnsi="Times New Roman" w:cs="Times New Roman"/>
+          <w:sz w:val="24"/>
+          <w:szCs w:val="24"/>
+        </w:rPr>
+        <w:t>:</w:t>
       </w:r>
     </w:p>
     <w:p>
@@ -10767,6 +10624,74 @@
           <w:between w:val="nil"/>
         </w:pBdr>
         <w:spacing w:after="0" w:line="360" w:lineRule="auto"/>
+        <w:jc w:val="both"/>
+        <w:rPr>
+          <w:rFonts w:ascii="Times New Roman" w:eastAsia="Times New Roman" w:hAnsi="Times New Roman" w:cs="Times New Roman"/>
+          <w:sz w:val="24"/>
+          <w:szCs w:val="24"/>
+        </w:rPr>
+      </w:pPr>
+    </w:p>
+    <w:p>
+      <w:pPr>
+        <w:spacing w:after="0" w:line="360" w:lineRule="auto"/>
+        <w:jc w:val="both"/>
+        <w:rPr>
+          <w:rFonts w:ascii="Times New Roman" w:eastAsia="Times New Roman" w:hAnsi="Times New Roman" w:cs="Times New Roman"/>
+          <w:b/>
+          <w:bCs/>
+          <w:sz w:val="24"/>
+          <w:szCs w:val="24"/>
+        </w:rPr>
+      </w:pPr>
+      <w:r>
+        <w:rPr>
+          <w:rFonts w:ascii="Times New Roman" w:eastAsia="Times New Roman" w:hAnsi="Times New Roman" w:cs="Times New Roman"/>
+          <w:b/>
+          <w:bCs/>
+          <w:sz w:val="24"/>
+          <w:szCs w:val="24"/>
+        </w:rPr>
+        <w:t>1) CONTABLE:</w:t>
+      </w:r>
+    </w:p>
+    <w:p>
+      <w:pPr>
+        <w:spacing w:after="0" w:line="360" w:lineRule="auto"/>
+        <w:jc w:val="both"/>
+        <w:rPr>
+          <w:rFonts w:ascii="Times New Roman" w:eastAsia="Times New Roman" w:hAnsi="Times New Roman" w:cs="Times New Roman"/>
+          <w:b/>
+          <w:bCs/>
+          <w:sz w:val="24"/>
+          <w:szCs w:val="24"/>
+        </w:rPr>
+      </w:pPr>
+    </w:p>
+    <w:p>
+      <w:pPr>
+        <w:spacing w:after="0" w:line="360" w:lineRule="auto"/>
+        <w:jc w:val="both"/>
+        <w:rPr>
+          <w:rFonts w:ascii="Times New Roman" w:eastAsia="Times New Roman" w:hAnsi="Times New Roman" w:cs="Times New Roman"/>
+          <w:sz w:val="24"/>
+          <w:szCs w:val="24"/>
+        </w:rPr>
+      </w:pPr>
+      <w:r>
+        <w:rPr>
+          <w:rFonts w:ascii="Times New Roman" w:eastAsia="Times New Roman" w:hAnsi="Times New Roman" w:cs="Times New Roman"/>
+          <w:b/>
+          <w:bCs/>
+          <w:sz w:val="24"/>
+          <w:szCs w:val="24"/>
+        </w:rPr>
+        <w:t>A.- PARA LAS CITADAS EN GARANTÍA</w:t>
+      </w:r>
+    </w:p>
+    <w:p>
+      <w:pPr>
+        <w:spacing w:after="0" w:line="360" w:lineRule="auto"/>
         <w:ind w:firstLine="720"/>
         <w:jc w:val="both"/>
         <w:rPr>
@@ -10778,31 +10703,1806 @@
       <w:r>
         <w:rPr>
           <w:rFonts w:ascii="Times New Roman" w:eastAsia="Times New Roman" w:hAnsi="Times New Roman" w:cs="Times New Roman"/>
-          <w:b/>
-          <w:bCs/>
-          <w:sz w:val="24"/>
-          <w:szCs w:val="24"/>
-        </w:rPr>
-        <w:t xml:space="preserve">b) </w:t>
-      </w:r>
-      <w:r>
-        <w:rPr>
-          <w:rFonts w:ascii="Times New Roman" w:eastAsia="Times New Roman" w:hAnsi="Times New Roman" w:cs="Times New Roman"/>
-          <w:sz w:val="24"/>
-          <w:szCs w:val="24"/>
-        </w:rPr>
-        <w:t xml:space="preserve">Remita copia de los registros de atenciones médicas y/o registros de ambulancia y/o cualquier documentación médica obrante sobre el actor correspondiente a dicha </w:t>
-      </w:r>
-      <w:proofErr w:type="gramStart"/>
-      <w:r>
-        <w:rPr>
-          <w:rFonts w:ascii="Times New Roman" w:eastAsia="Times New Roman" w:hAnsi="Times New Roman" w:cs="Times New Roman"/>
-          <w:sz w:val="24"/>
-          <w:szCs w:val="24"/>
-        </w:rPr>
-        <w:t>fecha.-</w:t>
-      </w:r>
-      <w:proofErr w:type="gramEnd"/>
+          <w:sz w:val="24"/>
+          <w:szCs w:val="24"/>
+        </w:rPr>
+        <w:t>Para el supuesto de que la citada en garantía reconozca o no el carácter aseguradora del rodado PERTENECIENTE A LA DEMANDADA, , solicito se designe perito contador único de oficio, para que constituyéndose en el domicilio de LA CITADA EN GARANTÍA </w:t>
+      </w:r>
+      <w:r>
+        <w:rPr>
+          <w:rFonts w:ascii="Times New Roman" w:eastAsia="Times New Roman" w:hAnsi="Times New Roman" w:cs="Times New Roman"/>
+          <w:b/>
+          <w:bCs/>
+          <w:sz w:val="24"/>
+          <w:szCs w:val="24"/>
+        </w:rPr>
+        <w:t> (sector contable)</w:t>
+      </w:r>
+      <w:r>
+        <w:rPr>
+          <w:rFonts w:ascii="Times New Roman" w:eastAsia="Times New Roman" w:hAnsi="Times New Roman" w:cs="Times New Roman"/>
+          <w:sz w:val="24"/>
+          <w:szCs w:val="24"/>
+        </w:rPr>
+        <w:t xml:space="preserve"> o donde pudiera contar con el material necesario para </w:t>
+      </w:r>
+      <w:r>
+        <w:rPr>
+          <w:rFonts w:ascii="Times New Roman" w:eastAsia="Times New Roman" w:hAnsi="Times New Roman" w:cs="Times New Roman"/>
+          <w:sz w:val="24"/>
+          <w:szCs w:val="24"/>
+        </w:rPr>
+        <w:lastRenderedPageBreak/>
+        <w:t>realizar dicha pericia, examine todos los elementos atinentes a las operaciones y en su caso realice compulsas, arqueos y verificaciones, y teniendo a la vista sus libros de comercio, registros y constancias correspondientes, correspondencia y demás documentación complementaria de</w:t>
+      </w:r>
+      <w:r>
+        <w:rPr>
+          <w:rFonts w:ascii="Times New Roman" w:eastAsia="Times New Roman" w:hAnsi="Times New Roman" w:cs="Times New Roman"/>
+          <w:b/>
+          <w:bCs/>
+          <w:sz w:val="24"/>
+          <w:szCs w:val="24"/>
+        </w:rPr>
+        <w:t> </w:t>
+      </w:r>
+      <w:r>
+        <w:rPr>
+          <w:rFonts w:ascii="Times New Roman" w:eastAsia="Times New Roman" w:hAnsi="Times New Roman" w:cs="Times New Roman"/>
+          <w:sz w:val="24"/>
+          <w:szCs w:val="24"/>
+        </w:rPr>
+        <w:t>LA CITADA EN GARANTÍA</w:t>
+      </w:r>
+      <w:r>
+        <w:rPr>
+          <w:rFonts w:ascii="Times New Roman" w:eastAsia="Times New Roman" w:hAnsi="Times New Roman" w:cs="Times New Roman"/>
+          <w:b/>
+          <w:bCs/>
+          <w:sz w:val="24"/>
+          <w:szCs w:val="24"/>
+        </w:rPr>
+        <w:t>, </w:t>
+      </w:r>
+      <w:r>
+        <w:rPr>
+          <w:rFonts w:ascii="Times New Roman" w:eastAsia="Times New Roman" w:hAnsi="Times New Roman" w:cs="Times New Roman"/>
+          <w:sz w:val="24"/>
+          <w:szCs w:val="24"/>
+        </w:rPr>
+        <w:t>informe con indicación de la fuente documental de cada una de sus respuestas:</w:t>
+      </w:r>
+    </w:p>
+    <w:p>
+      <w:pPr>
+        <w:spacing w:after="0" w:line="360" w:lineRule="auto"/>
+        <w:jc w:val="both"/>
+        <w:rPr>
+          <w:rFonts w:ascii="Times New Roman" w:eastAsia="Times New Roman" w:hAnsi="Times New Roman" w:cs="Times New Roman"/>
+          <w:sz w:val="24"/>
+          <w:szCs w:val="24"/>
+        </w:rPr>
+      </w:pPr>
+      <w:r>
+        <w:rPr>
+          <w:rFonts w:ascii="Times New Roman" w:eastAsia="Times New Roman" w:hAnsi="Times New Roman" w:cs="Times New Roman"/>
+          <w:sz w:val="24"/>
+          <w:szCs w:val="24"/>
+        </w:rPr>
+        <w:t>1) Con la debida antelación, fecha y hora de la realización de la encomienda a fin de llevar a cabo el debido control.</w:t>
+      </w:r>
+    </w:p>
+    <w:p>
+      <w:pPr>
+        <w:spacing w:after="0" w:line="360" w:lineRule="auto"/>
+        <w:jc w:val="both"/>
+        <w:rPr>
+          <w:rFonts w:ascii="Times New Roman" w:eastAsia="Times New Roman" w:hAnsi="Times New Roman" w:cs="Times New Roman"/>
+          <w:sz w:val="24"/>
+          <w:szCs w:val="24"/>
+        </w:rPr>
+      </w:pPr>
+      <w:r>
+        <w:rPr>
+          <w:rFonts w:ascii="Times New Roman" w:eastAsia="Times New Roman" w:hAnsi="Times New Roman" w:cs="Times New Roman"/>
+          <w:sz w:val="24"/>
+          <w:szCs w:val="24"/>
+        </w:rPr>
+        <w:t xml:space="preserve">2) Si la </w:t>
+      </w:r>
+      <w:proofErr w:type="gramStart"/>
+      <w:r>
+        <w:rPr>
+          <w:rFonts w:ascii="Times New Roman" w:eastAsia="Times New Roman" w:hAnsi="Times New Roman" w:cs="Times New Roman"/>
+          <w:sz w:val="24"/>
+          <w:szCs w:val="24"/>
+        </w:rPr>
+        <w:t>empresa  CITADA</w:t>
+      </w:r>
+      <w:proofErr w:type="gramEnd"/>
+      <w:r>
+        <w:rPr>
+          <w:rFonts w:ascii="Times New Roman" w:eastAsia="Times New Roman" w:hAnsi="Times New Roman" w:cs="Times New Roman"/>
+          <w:sz w:val="24"/>
+          <w:szCs w:val="24"/>
+        </w:rPr>
+        <w:t xml:space="preserve"> EN GARANTÍA lleva en legal y debida forma sus libros y documentación contable, detallando cada uno de los libros examinados, si están rubricados, fecha y ante qué autoridades, si los asientos se llevan al día, con expresión del último folio utilizado y su contenido, con indicación de los principios científicos en que se funde para emitir su dictamen.</w:t>
+      </w:r>
+    </w:p>
+    <w:p>
+      <w:pPr>
+        <w:spacing w:after="0" w:line="360" w:lineRule="auto"/>
+        <w:ind w:firstLine="720"/>
+        <w:jc w:val="both"/>
+        <w:rPr>
+          <w:rFonts w:ascii="Times New Roman" w:eastAsia="Times New Roman" w:hAnsi="Times New Roman" w:cs="Times New Roman"/>
+          <w:sz w:val="24"/>
+          <w:szCs w:val="24"/>
+        </w:rPr>
+      </w:pPr>
+      <w:r>
+        <w:rPr>
+          <w:rFonts w:ascii="Times New Roman" w:eastAsia="Times New Roman" w:hAnsi="Times New Roman" w:cs="Times New Roman"/>
+          <w:sz w:val="24"/>
+          <w:szCs w:val="24"/>
+        </w:rPr>
+        <w:t>El experto debe tener en cuenta que los libros mercantiles que carezcan de alguna de las formalidades prescriptas en el art. 53 del Código de Comercio, o tengan algunos de los defectos y vicios notados en el art. 54 (espacios en blanco, huecos, interlineados, raspaduras, etc.), no tienen valor alguno en juicio a favor del comerciante a quien pertenezcan (art. 55 C.Com.).</w:t>
+      </w:r>
+    </w:p>
+    <w:p>
+      <w:pPr>
+        <w:spacing w:after="0" w:line="360" w:lineRule="auto"/>
+        <w:jc w:val="both"/>
+        <w:rPr>
+          <w:rFonts w:ascii="Times New Roman" w:eastAsia="Times New Roman" w:hAnsi="Times New Roman" w:cs="Times New Roman"/>
+          <w:sz w:val="24"/>
+          <w:szCs w:val="24"/>
+        </w:rPr>
+      </w:pPr>
+      <w:r>
+        <w:rPr>
+          <w:rFonts w:ascii="Times New Roman" w:eastAsia="Times New Roman" w:hAnsi="Times New Roman" w:cs="Times New Roman"/>
+          <w:sz w:val="24"/>
+          <w:szCs w:val="24"/>
+        </w:rPr>
+        <w:t xml:space="preserve">3) Si la empresa era la aseguradora del vehículo demandado a la fecha de ocurrencia </w:t>
+      </w:r>
+      <w:proofErr w:type="gramStart"/>
+      <w:r>
+        <w:rPr>
+          <w:rFonts w:ascii="Times New Roman" w:eastAsia="Times New Roman" w:hAnsi="Times New Roman" w:cs="Times New Roman"/>
+          <w:sz w:val="24"/>
+          <w:szCs w:val="24"/>
+        </w:rPr>
+        <w:t>del mismo</w:t>
+      </w:r>
+      <w:proofErr w:type="gramEnd"/>
+      <w:r>
+        <w:rPr>
+          <w:rFonts w:ascii="Times New Roman" w:eastAsia="Times New Roman" w:hAnsi="Times New Roman" w:cs="Times New Roman"/>
+          <w:sz w:val="24"/>
+          <w:szCs w:val="24"/>
+        </w:rPr>
+        <w:t>.</w:t>
+      </w:r>
+    </w:p>
+    <w:p>
+      <w:pPr>
+        <w:spacing w:after="0" w:line="360" w:lineRule="auto"/>
+        <w:jc w:val="both"/>
+        <w:rPr>
+          <w:rFonts w:ascii="Times New Roman" w:eastAsia="Times New Roman" w:hAnsi="Times New Roman" w:cs="Times New Roman"/>
+          <w:sz w:val="24"/>
+          <w:szCs w:val="24"/>
+        </w:rPr>
+      </w:pPr>
+      <w:r>
+        <w:rPr>
+          <w:rFonts w:ascii="Times New Roman" w:eastAsia="Times New Roman" w:hAnsi="Times New Roman" w:cs="Times New Roman"/>
+          <w:sz w:val="24"/>
+          <w:szCs w:val="24"/>
+        </w:rPr>
+        <w:t>4) Quién era el propietario del vehículo mencionado en el punto anterior a la fecha de ocurrido el siniestro.</w:t>
+      </w:r>
+    </w:p>
+    <w:p>
+      <w:pPr>
+        <w:spacing w:after="0" w:line="360" w:lineRule="auto"/>
+        <w:jc w:val="both"/>
+        <w:rPr>
+          <w:rFonts w:ascii="Times New Roman" w:eastAsia="Times New Roman" w:hAnsi="Times New Roman" w:cs="Times New Roman"/>
+          <w:sz w:val="24"/>
+          <w:szCs w:val="24"/>
+        </w:rPr>
+      </w:pPr>
+      <w:r>
+        <w:rPr>
+          <w:rFonts w:ascii="Times New Roman" w:eastAsia="Times New Roman" w:hAnsi="Times New Roman" w:cs="Times New Roman"/>
+          <w:sz w:val="24"/>
+          <w:szCs w:val="24"/>
+        </w:rPr>
+        <w:t>5) Informe nombre y apellido de la persona que realizó la denuncia administrativa del siniestro de autos, y si en la misma se denunciaron lesiones de algún tipo sufridas por terceros. Informe si la mencionada denuncia la realizó a nombre de un particular o empresa, y en su caso, informe quién y/o cuál; además, informe el día, hora y lugar en que fue efectuada la denuncia. Manifieste si la vehículo que produjo el siniestro en el momento de acaecido el hecho, se encontraba realizando tareas o prestaba algún servicio para alguna empresa, en su caso mencione cuál, o cualquier otro dato de interés que pueda surgir de la información aportada por la compañía de seguros o que surge de la correspondiente documentación analizada y/o extraída por Ud.</w:t>
+      </w:r>
+    </w:p>
+    <w:p>
+      <w:pPr>
+        <w:spacing w:after="0" w:line="360" w:lineRule="auto"/>
+        <w:jc w:val="both"/>
+        <w:rPr>
+          <w:rFonts w:ascii="Times New Roman" w:eastAsia="Times New Roman" w:hAnsi="Times New Roman" w:cs="Times New Roman"/>
+          <w:sz w:val="24"/>
+          <w:szCs w:val="24"/>
+        </w:rPr>
+      </w:pPr>
+      <w:r>
+        <w:rPr>
+          <w:rFonts w:ascii="Times New Roman" w:eastAsia="Times New Roman" w:hAnsi="Times New Roman" w:cs="Times New Roman"/>
+          <w:sz w:val="24"/>
+          <w:szCs w:val="24"/>
+        </w:rPr>
+        <w:t>6) Quién conducía el vehículo mencionado al momento de ocurrido el accidente.</w:t>
+      </w:r>
+    </w:p>
+    <w:p>
+      <w:pPr>
+        <w:spacing w:after="0" w:line="360" w:lineRule="auto"/>
+        <w:jc w:val="both"/>
+        <w:rPr>
+          <w:rFonts w:ascii="Times New Roman" w:eastAsia="Times New Roman" w:hAnsi="Times New Roman" w:cs="Times New Roman"/>
+          <w:sz w:val="24"/>
+          <w:szCs w:val="24"/>
+        </w:rPr>
+      </w:pPr>
+      <w:r>
+        <w:rPr>
+          <w:rFonts w:ascii="Times New Roman" w:eastAsia="Times New Roman" w:hAnsi="Times New Roman" w:cs="Times New Roman"/>
+          <w:sz w:val="24"/>
+          <w:szCs w:val="24"/>
+        </w:rPr>
+        <w:t>7) Si existen en los registros de la empresa constancias de que en dicho siniestro haya sido víctima de lesiones graves </w:t>
+      </w:r>
+      <w:r>
+        <w:rPr>
+          <w:rFonts w:ascii="Times New Roman" w:eastAsia="Times New Roman" w:hAnsi="Times New Roman" w:cs="Times New Roman"/>
+          <w:b/>
+          <w:bCs/>
+          <w:sz w:val="24"/>
+          <w:szCs w:val="24"/>
+        </w:rPr>
+        <w:t>la actora.</w:t>
+      </w:r>
+    </w:p>
+    <w:p>
+      <w:pPr>
+        <w:spacing w:after="0" w:line="360" w:lineRule="auto"/>
+        <w:jc w:val="both"/>
+        <w:rPr>
+          <w:rFonts w:ascii="Times New Roman" w:eastAsia="Times New Roman" w:hAnsi="Times New Roman" w:cs="Times New Roman"/>
+          <w:sz w:val="24"/>
+          <w:szCs w:val="24"/>
+        </w:rPr>
+      </w:pPr>
+      <w:r>
+        <w:rPr>
+          <w:rFonts w:ascii="Times New Roman" w:eastAsia="Times New Roman" w:hAnsi="Times New Roman" w:cs="Times New Roman"/>
+          <w:sz w:val="24"/>
+          <w:szCs w:val="24"/>
+        </w:rPr>
+        <w:t>8) Si en algún momento, la citada en garantía se hizo cargo de la atención médica y de los gastos importantes en que debió y deba incurrir el actor como consecuencia del accidente.</w:t>
+      </w:r>
+    </w:p>
+    <w:p>
+      <w:pPr>
+        <w:spacing w:after="0" w:line="360" w:lineRule="auto"/>
+        <w:jc w:val="both"/>
+        <w:rPr>
+          <w:rFonts w:ascii="Times New Roman" w:eastAsia="Times New Roman" w:hAnsi="Times New Roman" w:cs="Times New Roman"/>
+          <w:sz w:val="24"/>
+          <w:szCs w:val="24"/>
+        </w:rPr>
+      </w:pPr>
+      <w:r>
+        <w:rPr>
+          <w:rFonts w:ascii="Times New Roman" w:eastAsia="Times New Roman" w:hAnsi="Times New Roman" w:cs="Times New Roman"/>
+          <w:sz w:val="24"/>
+          <w:szCs w:val="24"/>
+        </w:rPr>
+        <w:t xml:space="preserve">9) Constate la existencia de la póliza denunciada en autos por el demandado; informe si en la documentación, registros correspondientes, en el libro de emisión de pólizas, </w:t>
+      </w:r>
+      <w:proofErr w:type="spellStart"/>
+      <w:r>
+        <w:rPr>
+          <w:rFonts w:ascii="Times New Roman" w:eastAsia="Times New Roman" w:hAnsi="Times New Roman" w:cs="Times New Roman"/>
+          <w:sz w:val="24"/>
+          <w:szCs w:val="24"/>
+        </w:rPr>
+        <w:t>etc</w:t>
+      </w:r>
+      <w:proofErr w:type="spellEnd"/>
+      <w:r>
+        <w:rPr>
+          <w:rFonts w:ascii="Times New Roman" w:eastAsia="Times New Roman" w:hAnsi="Times New Roman" w:cs="Times New Roman"/>
+          <w:sz w:val="24"/>
+          <w:szCs w:val="24"/>
+        </w:rPr>
+        <w:t xml:space="preserve">, existió contrato de póliza, a nombre de quien/es, y si se encontraba vigente al día del siniestro, informando a su vez número de póliza, vigencia de </w:t>
+      </w:r>
+      <w:proofErr w:type="gramStart"/>
+      <w:r>
+        <w:rPr>
+          <w:rFonts w:ascii="Times New Roman" w:eastAsia="Times New Roman" w:hAnsi="Times New Roman" w:cs="Times New Roman"/>
+          <w:sz w:val="24"/>
+          <w:szCs w:val="24"/>
+        </w:rPr>
+        <w:t>la misma</w:t>
+      </w:r>
+      <w:proofErr w:type="gramEnd"/>
+      <w:r>
+        <w:rPr>
+          <w:rFonts w:ascii="Times New Roman" w:eastAsia="Times New Roman" w:hAnsi="Times New Roman" w:cs="Times New Roman"/>
+          <w:sz w:val="24"/>
+          <w:szCs w:val="24"/>
+        </w:rPr>
+        <w:t xml:space="preserve"> y cualquier otro dato de interés relacionado con la póliza en cuestión.</w:t>
+      </w:r>
+    </w:p>
+    <w:p>
+      <w:pPr>
+        <w:spacing w:after="0" w:line="360" w:lineRule="auto"/>
+        <w:jc w:val="both"/>
+        <w:rPr>
+          <w:rFonts w:ascii="Times New Roman" w:eastAsia="Times New Roman" w:hAnsi="Times New Roman" w:cs="Times New Roman"/>
+          <w:sz w:val="24"/>
+          <w:szCs w:val="24"/>
+        </w:rPr>
+      </w:pPr>
+      <w:r>
+        <w:rPr>
+          <w:rFonts w:ascii="Times New Roman" w:eastAsia="Times New Roman" w:hAnsi="Times New Roman" w:cs="Times New Roman"/>
+          <w:sz w:val="24"/>
+          <w:szCs w:val="24"/>
+        </w:rPr>
+        <w:lastRenderedPageBreak/>
+        <w:t>10) Verifique en el libro de salvataje y recupero de siniestros de juicios, la existencia del siniestro de autos.</w:t>
+      </w:r>
+    </w:p>
+    <w:p>
+      <w:pPr>
+        <w:spacing w:after="0" w:line="360" w:lineRule="auto"/>
+        <w:jc w:val="both"/>
+        <w:rPr>
+          <w:rFonts w:ascii="Times New Roman" w:eastAsia="Times New Roman" w:hAnsi="Times New Roman" w:cs="Times New Roman"/>
+          <w:sz w:val="24"/>
+          <w:szCs w:val="24"/>
+        </w:rPr>
+      </w:pPr>
+      <w:r>
+        <w:rPr>
+          <w:rFonts w:ascii="Times New Roman" w:eastAsia="Times New Roman" w:hAnsi="Times New Roman" w:cs="Times New Roman"/>
+          <w:sz w:val="24"/>
+          <w:szCs w:val="24"/>
+        </w:rPr>
+        <w:t>11) Verifique si existió la denuncia en el libro de registros de denuncias administrativas.</w:t>
+      </w:r>
+    </w:p>
+    <w:p>
+      <w:pPr>
+        <w:spacing w:after="0" w:line="360" w:lineRule="auto"/>
+        <w:jc w:val="both"/>
+        <w:rPr>
+          <w:rFonts w:ascii="Times New Roman" w:eastAsia="Times New Roman" w:hAnsi="Times New Roman" w:cs="Times New Roman"/>
+          <w:sz w:val="24"/>
+          <w:szCs w:val="24"/>
+        </w:rPr>
+      </w:pPr>
+      <w:r>
+        <w:rPr>
+          <w:rFonts w:ascii="Times New Roman" w:eastAsia="Times New Roman" w:hAnsi="Times New Roman" w:cs="Times New Roman"/>
+          <w:sz w:val="24"/>
+          <w:szCs w:val="24"/>
+        </w:rPr>
+        <w:t xml:space="preserve">12) Mencione el carácter del reasegurador, razón social </w:t>
+      </w:r>
+      <w:proofErr w:type="gramStart"/>
+      <w:r>
+        <w:rPr>
+          <w:rFonts w:ascii="Times New Roman" w:eastAsia="Times New Roman" w:hAnsi="Times New Roman" w:cs="Times New Roman"/>
+          <w:sz w:val="24"/>
+          <w:szCs w:val="24"/>
+        </w:rPr>
+        <w:t>y  tipo</w:t>
+      </w:r>
+      <w:proofErr w:type="gramEnd"/>
+      <w:r>
+        <w:rPr>
+          <w:rFonts w:ascii="Times New Roman" w:eastAsia="Times New Roman" w:hAnsi="Times New Roman" w:cs="Times New Roman"/>
+          <w:sz w:val="24"/>
+          <w:szCs w:val="24"/>
+        </w:rPr>
+        <w:t xml:space="preserve"> de contrato.</w:t>
+      </w:r>
+    </w:p>
+    <w:p>
+      <w:pPr>
+        <w:spacing w:after="0" w:line="360" w:lineRule="auto"/>
+        <w:jc w:val="both"/>
+        <w:rPr>
+          <w:rFonts w:ascii="Times New Roman" w:eastAsia="Times New Roman" w:hAnsi="Times New Roman" w:cs="Times New Roman"/>
+          <w:sz w:val="24"/>
+          <w:szCs w:val="24"/>
+        </w:rPr>
+      </w:pPr>
+      <w:r>
+        <w:rPr>
+          <w:rFonts w:ascii="Times New Roman" w:eastAsia="Times New Roman" w:hAnsi="Times New Roman" w:cs="Times New Roman"/>
+          <w:sz w:val="24"/>
+          <w:szCs w:val="24"/>
+        </w:rPr>
+        <w:t xml:space="preserve">13) Informe acerca de los montos que recauda la empresa por unidad de vehículo asegurado en forma diaria, semanal y mensual, realizando dicha sumatoria, elaborando una planilla detallando los importes a que conducen, y especificando la cantidad de unidades aseguradas, incluyendo todo tipo de vehículo pertenecientes a particulares y/o empresas, correspondan estas a flotas o no, </w:t>
+      </w:r>
+      <w:proofErr w:type="gramStart"/>
+      <w:r>
+        <w:rPr>
+          <w:rFonts w:ascii="Times New Roman" w:eastAsia="Times New Roman" w:hAnsi="Times New Roman" w:cs="Times New Roman"/>
+          <w:sz w:val="24"/>
+          <w:szCs w:val="24"/>
+        </w:rPr>
+        <w:t>y  cualquier</w:t>
+      </w:r>
+      <w:proofErr w:type="gramEnd"/>
+      <w:r>
+        <w:rPr>
+          <w:rFonts w:ascii="Times New Roman" w:eastAsia="Times New Roman" w:hAnsi="Times New Roman" w:cs="Times New Roman"/>
+          <w:sz w:val="24"/>
+          <w:szCs w:val="24"/>
+        </w:rPr>
+        <w:t xml:space="preserve"> otro dato de interés con respecto a este ítem. </w:t>
+      </w:r>
+    </w:p>
+    <w:p>
+      <w:pPr>
+        <w:spacing w:after="0" w:line="360" w:lineRule="auto"/>
+        <w:jc w:val="both"/>
+        <w:rPr>
+          <w:rFonts w:ascii="Times New Roman" w:eastAsia="Times New Roman" w:hAnsi="Times New Roman" w:cs="Times New Roman"/>
+          <w:sz w:val="24"/>
+          <w:szCs w:val="24"/>
+        </w:rPr>
+      </w:pPr>
+      <w:r>
+        <w:rPr>
+          <w:rFonts w:ascii="Times New Roman" w:eastAsia="Times New Roman" w:hAnsi="Times New Roman" w:cs="Times New Roman"/>
+          <w:sz w:val="24"/>
+          <w:szCs w:val="24"/>
+        </w:rPr>
+        <w:t>14) Luego examine los importes declarados ante los entes de recaudación (nacionales y locales), exponga si existen diferencias con los informados en el punto anterior y diga a qué atribuye tal circunstancia. </w:t>
+      </w:r>
+    </w:p>
+    <w:p>
+      <w:pPr>
+        <w:spacing w:after="0" w:line="360" w:lineRule="auto"/>
+        <w:jc w:val="both"/>
+        <w:rPr>
+          <w:rFonts w:ascii="Times New Roman" w:eastAsia="Times New Roman" w:hAnsi="Times New Roman" w:cs="Times New Roman"/>
+          <w:sz w:val="24"/>
+          <w:szCs w:val="24"/>
+        </w:rPr>
+      </w:pPr>
+      <w:r>
+        <w:rPr>
+          <w:rFonts w:ascii="Times New Roman" w:eastAsia="Times New Roman" w:hAnsi="Times New Roman" w:cs="Times New Roman"/>
+          <w:sz w:val="24"/>
+          <w:szCs w:val="24"/>
+        </w:rPr>
+        <w:t xml:space="preserve">15) Informe con qué entidades bancarias opera la citada en garantía, además informe los números de cuentas bancarias con las cuales opera, especifique si son cuentas corrientes, cajas de ahorros, plazos fijos, </w:t>
+      </w:r>
+      <w:proofErr w:type="spellStart"/>
+      <w:r>
+        <w:rPr>
+          <w:rFonts w:ascii="Times New Roman" w:eastAsia="Times New Roman" w:hAnsi="Times New Roman" w:cs="Times New Roman"/>
+          <w:sz w:val="24"/>
+          <w:szCs w:val="24"/>
+        </w:rPr>
+        <w:t>etc</w:t>
+      </w:r>
+      <w:proofErr w:type="spellEnd"/>
+      <w:r>
+        <w:rPr>
+          <w:rFonts w:ascii="Times New Roman" w:eastAsia="Times New Roman" w:hAnsi="Times New Roman" w:cs="Times New Roman"/>
+          <w:sz w:val="24"/>
+          <w:szCs w:val="24"/>
+        </w:rPr>
+        <w:t>; si es titular/es de dicha/s cuenta/s; si estas cuentas son unipersonales o no, si se encuentran a nombre de otra/s persona/s, sean estas físicas o jurídicas. Informe los movimientos de estas cuentas bancarias y situación actual de las mismas.</w:t>
+      </w:r>
+    </w:p>
+    <w:p>
+      <w:pPr>
+        <w:spacing w:after="0" w:line="360" w:lineRule="auto"/>
+        <w:jc w:val="both"/>
+        <w:rPr>
+          <w:rFonts w:ascii="Times New Roman" w:eastAsia="Times New Roman" w:hAnsi="Times New Roman" w:cs="Times New Roman"/>
+          <w:sz w:val="24"/>
+          <w:szCs w:val="24"/>
+        </w:rPr>
+      </w:pPr>
+      <w:r>
+        <w:rPr>
+          <w:rFonts w:ascii="Times New Roman" w:eastAsia="Times New Roman" w:hAnsi="Times New Roman" w:cs="Times New Roman"/>
+          <w:sz w:val="24"/>
+          <w:szCs w:val="24"/>
+        </w:rPr>
+        <w:t>16) Informe sobre el estado patrimonial de los capitales activos. </w:t>
+      </w:r>
+    </w:p>
+    <w:p>
+      <w:pPr>
+        <w:spacing w:after="0" w:line="360" w:lineRule="auto"/>
+        <w:jc w:val="both"/>
+        <w:rPr>
+          <w:rFonts w:ascii="Times New Roman" w:eastAsia="Times New Roman" w:hAnsi="Times New Roman" w:cs="Times New Roman"/>
+          <w:sz w:val="24"/>
+          <w:szCs w:val="24"/>
+        </w:rPr>
+      </w:pPr>
+      <w:r>
+        <w:rPr>
+          <w:rFonts w:ascii="Times New Roman" w:eastAsia="Times New Roman" w:hAnsi="Times New Roman" w:cs="Times New Roman"/>
+          <w:sz w:val="24"/>
+          <w:szCs w:val="24"/>
+        </w:rPr>
+        <w:t>17) Informe y detalle los bienes muebles no registrables que obran en poder de la citada en garantía en sus distintos domicilios; como así también, los bienes muebles registrables e inmuebles que poseen, librándose a tal fin los respectivos oficios en la prueba informativa de la presente demanda.</w:t>
+      </w:r>
+    </w:p>
+    <w:p>
+      <w:pPr>
+        <w:spacing w:after="0" w:line="360" w:lineRule="auto"/>
+        <w:jc w:val="both"/>
+        <w:rPr>
+          <w:rFonts w:ascii="Times New Roman" w:eastAsia="Times New Roman" w:hAnsi="Times New Roman" w:cs="Times New Roman"/>
+          <w:sz w:val="24"/>
+          <w:szCs w:val="24"/>
+        </w:rPr>
+      </w:pPr>
+      <w:r>
+        <w:rPr>
+          <w:rFonts w:ascii="Times New Roman" w:eastAsia="Times New Roman" w:hAnsi="Times New Roman" w:cs="Times New Roman"/>
+          <w:sz w:val="24"/>
+          <w:szCs w:val="24"/>
+        </w:rPr>
+        <w:t>18) Informe sobre la fecha de inscripción en la Inspección General de Justicia y Secretaría de Industria y Comercio y subsiguientes modificaciones. </w:t>
+      </w:r>
+    </w:p>
+    <w:p>
+      <w:pPr>
+        <w:spacing w:after="0" w:line="360" w:lineRule="auto"/>
+        <w:jc w:val="both"/>
+        <w:rPr>
+          <w:rFonts w:ascii="Times New Roman" w:eastAsia="Times New Roman" w:hAnsi="Times New Roman" w:cs="Times New Roman"/>
+          <w:sz w:val="24"/>
+          <w:szCs w:val="24"/>
+        </w:rPr>
+      </w:pPr>
+      <w:r>
+        <w:rPr>
+          <w:rFonts w:ascii="Times New Roman" w:eastAsia="Times New Roman" w:hAnsi="Times New Roman" w:cs="Times New Roman"/>
+          <w:sz w:val="24"/>
+          <w:szCs w:val="24"/>
+        </w:rPr>
+        <w:t xml:space="preserve">19) Informe si la Citada en Garantía cumplió desde la fecha del siniestro de autos hasta la realización de la correspondiente pericia solicitada, con las leyes 17.418. 20.091 y 22.400; a su vez, si cumple con el decreto </w:t>
+      </w:r>
+      <w:proofErr w:type="spellStart"/>
+      <w:r>
+        <w:rPr>
+          <w:rFonts w:ascii="Times New Roman" w:eastAsia="Times New Roman" w:hAnsi="Times New Roman" w:cs="Times New Roman"/>
+          <w:sz w:val="24"/>
+          <w:szCs w:val="24"/>
+        </w:rPr>
+        <w:t>N°</w:t>
+      </w:r>
+      <w:proofErr w:type="spellEnd"/>
+      <w:r>
+        <w:rPr>
+          <w:rFonts w:ascii="Times New Roman" w:eastAsia="Times New Roman" w:hAnsi="Times New Roman" w:cs="Times New Roman"/>
+          <w:sz w:val="24"/>
+          <w:szCs w:val="24"/>
+        </w:rPr>
+        <w:t xml:space="preserve"> 558/02 y con las modificaciones </w:t>
+      </w:r>
+      <w:proofErr w:type="gramStart"/>
+      <w:r>
+        <w:rPr>
+          <w:rFonts w:ascii="Times New Roman" w:eastAsia="Times New Roman" w:hAnsi="Times New Roman" w:cs="Times New Roman"/>
+          <w:sz w:val="24"/>
+          <w:szCs w:val="24"/>
+        </w:rPr>
+        <w:t>del mismo</w:t>
+      </w:r>
+      <w:proofErr w:type="gramEnd"/>
+      <w:r>
+        <w:rPr>
+          <w:rFonts w:ascii="Times New Roman" w:eastAsia="Times New Roman" w:hAnsi="Times New Roman" w:cs="Times New Roman"/>
+          <w:sz w:val="24"/>
+          <w:szCs w:val="24"/>
+        </w:rPr>
+        <w:t>; y por último si cumple con todas las resoluciones generales. </w:t>
+      </w:r>
+    </w:p>
+    <w:p>
+      <w:pPr>
+        <w:spacing w:after="0" w:line="360" w:lineRule="auto"/>
+        <w:jc w:val="both"/>
+        <w:rPr>
+          <w:rFonts w:ascii="Times New Roman" w:eastAsia="Times New Roman" w:hAnsi="Times New Roman" w:cs="Times New Roman"/>
+          <w:sz w:val="24"/>
+          <w:szCs w:val="24"/>
+        </w:rPr>
+      </w:pPr>
+      <w:r>
+        <w:rPr>
+          <w:rFonts w:ascii="Times New Roman" w:eastAsia="Times New Roman" w:hAnsi="Times New Roman" w:cs="Times New Roman"/>
+          <w:sz w:val="24"/>
+          <w:szCs w:val="24"/>
+        </w:rPr>
+        <w:t>20) Informe, extraiga y solicite a la citada en garantía cualquier otro tipo de información y/o documentación de la cual no se haga mención en los precedentes ítem, que pueda llegar a facilitar su labor como perito de oficio y aporte algún beneficio para esta litis.</w:t>
+      </w:r>
+    </w:p>
+    <w:p>
+      <w:pPr>
+        <w:spacing w:after="0" w:line="360" w:lineRule="auto"/>
+        <w:jc w:val="both"/>
+        <w:rPr>
+          <w:rFonts w:ascii="Times New Roman" w:eastAsia="Times New Roman" w:hAnsi="Times New Roman" w:cs="Times New Roman"/>
+          <w:sz w:val="24"/>
+          <w:szCs w:val="24"/>
+          <w:highlight w:val="yellow"/>
+        </w:rPr>
+      </w:pPr>
+    </w:p>
+    <w:p>
+      <w:pPr>
+        <w:spacing w:after="0" w:line="360" w:lineRule="auto"/>
+        <w:jc w:val="both"/>
+        <w:rPr>
+          <w:rFonts w:ascii="Times New Roman" w:eastAsia="Times New Roman" w:hAnsi="Times New Roman" w:cs="Times New Roman"/>
+          <w:b/>
+          <w:bCs/>
+          <w:sz w:val="24"/>
+          <w:szCs w:val="24"/>
+        </w:rPr>
+      </w:pPr>
+      <w:r>
+        <w:rPr>
+          <w:rFonts w:ascii="Times New Roman" w:eastAsia="Times New Roman" w:hAnsi="Times New Roman" w:cs="Times New Roman"/>
+          <w:b/>
+          <w:bCs/>
+          <w:sz w:val="24"/>
+          <w:szCs w:val="24"/>
+        </w:rPr>
+        <w:t xml:space="preserve">2) </w:t>
+      </w:r>
+      <w:r>
+        <w:rPr>
+          <w:rFonts w:ascii="Times New Roman" w:eastAsia="Times New Roman" w:hAnsi="Times New Roman" w:cs="Times New Roman"/>
+          <w:b/>
+          <w:bCs/>
+          <w:sz w:val="24"/>
+          <w:szCs w:val="24"/>
+          <w:u w:val="single"/>
+        </w:rPr>
+        <w:t>PERICIAL MECÁNICA</w:t>
+      </w:r>
+    </w:p>
+    <w:p>
+      <w:pPr>
+        <w:spacing w:after="0" w:line="360" w:lineRule="auto"/>
+        <w:ind w:firstLine="720"/>
+        <w:jc w:val="both"/>
+        <w:rPr>
+          <w:rFonts w:ascii="Times New Roman" w:eastAsia="Times New Roman" w:hAnsi="Times New Roman" w:cs="Times New Roman"/>
+          <w:sz w:val="24"/>
+          <w:szCs w:val="24"/>
+        </w:rPr>
+      </w:pPr>
+      <w:r>
+        <w:rPr>
+          <w:rFonts w:ascii="Times New Roman" w:eastAsia="Times New Roman" w:hAnsi="Times New Roman" w:cs="Times New Roman"/>
+          <w:sz w:val="24"/>
+          <w:szCs w:val="24"/>
+        </w:rPr>
+        <w:t xml:space="preserve">Se desinsacule por el Juzgado Perito Ingeniero Mecánico único de oficio, a los fines de que determine, previa inspección ocular de los vehículos intervinientes: </w:t>
+      </w:r>
+    </w:p>
+    <w:p>
+      <w:pPr>
+        <w:spacing w:after="0" w:line="360" w:lineRule="auto"/>
+        <w:jc w:val="both"/>
+        <w:rPr>
+          <w:rFonts w:ascii="Times New Roman" w:eastAsia="Times New Roman" w:hAnsi="Times New Roman" w:cs="Times New Roman"/>
+          <w:sz w:val="24"/>
+          <w:szCs w:val="24"/>
+        </w:rPr>
+      </w:pPr>
+      <w:r>
+        <w:rPr>
+          <w:rFonts w:ascii="Times New Roman" w:eastAsia="Times New Roman" w:hAnsi="Times New Roman" w:cs="Times New Roman"/>
+          <w:sz w:val="24"/>
+          <w:szCs w:val="24"/>
+        </w:rPr>
+        <w:t xml:space="preserve">1) Con las constancias de autos determine conforme a los hechos relatados la posible trayectoria del vehículo del demandado, lugar del actor, velocidades, ubicación de los daños, etc.; </w:t>
+      </w:r>
+    </w:p>
+    <w:p>
+      <w:pPr>
+        <w:spacing w:after="0" w:line="360" w:lineRule="auto"/>
+        <w:jc w:val="both"/>
+        <w:rPr>
+          <w:rFonts w:ascii="Times New Roman" w:eastAsia="Times New Roman" w:hAnsi="Times New Roman" w:cs="Times New Roman"/>
+          <w:sz w:val="24"/>
+          <w:szCs w:val="24"/>
+        </w:rPr>
+      </w:pPr>
+      <w:r>
+        <w:rPr>
+          <w:rFonts w:ascii="Times New Roman" w:eastAsia="Times New Roman" w:hAnsi="Times New Roman" w:cs="Times New Roman"/>
+          <w:sz w:val="24"/>
+          <w:szCs w:val="24"/>
+        </w:rPr>
+        <w:lastRenderedPageBreak/>
+        <w:t xml:space="preserve">2) Lleve a cabo un plano en escala de las calles y/o lugar donde se produjo el accidente, incluyendo dicho plano, toda señalización vertical y horizontal, el vehículo interviniente y la probable trayectoria </w:t>
+      </w:r>
+      <w:proofErr w:type="gramStart"/>
+      <w:r>
+        <w:rPr>
+          <w:rFonts w:ascii="Times New Roman" w:eastAsia="Times New Roman" w:hAnsi="Times New Roman" w:cs="Times New Roman"/>
+          <w:sz w:val="24"/>
+          <w:szCs w:val="24"/>
+        </w:rPr>
+        <w:t>del mismo</w:t>
+      </w:r>
+      <w:proofErr w:type="gramEnd"/>
+      <w:r>
+        <w:rPr>
+          <w:rFonts w:ascii="Times New Roman" w:eastAsia="Times New Roman" w:hAnsi="Times New Roman" w:cs="Times New Roman"/>
+          <w:sz w:val="24"/>
+          <w:szCs w:val="24"/>
+        </w:rPr>
+        <w:t>, indicándose puntualmente el lugar del impacto;</w:t>
+      </w:r>
+    </w:p>
+    <w:p>
+      <w:pPr>
+        <w:spacing w:after="0" w:line="360" w:lineRule="auto"/>
+        <w:jc w:val="both"/>
+        <w:rPr>
+          <w:rFonts w:ascii="Times New Roman" w:eastAsia="Times New Roman" w:hAnsi="Times New Roman" w:cs="Times New Roman"/>
+          <w:sz w:val="24"/>
+          <w:szCs w:val="24"/>
+        </w:rPr>
+      </w:pPr>
+      <w:r>
+        <w:rPr>
+          <w:rFonts w:ascii="Times New Roman" w:eastAsia="Times New Roman" w:hAnsi="Times New Roman" w:cs="Times New Roman"/>
+          <w:sz w:val="24"/>
+          <w:szCs w:val="24"/>
+        </w:rPr>
+        <w:t xml:space="preserve">3) Determine si es verosímil que la mecánica del accidente origina los daños del actor que se denuncian en estos autos; </w:t>
+      </w:r>
+    </w:p>
+    <w:p>
+      <w:pPr>
+        <w:spacing w:after="0" w:line="360" w:lineRule="auto"/>
+        <w:jc w:val="both"/>
+        <w:rPr>
+          <w:rFonts w:ascii="Times New Roman" w:eastAsia="Times New Roman" w:hAnsi="Times New Roman" w:cs="Times New Roman"/>
+          <w:sz w:val="24"/>
+          <w:szCs w:val="24"/>
+        </w:rPr>
+      </w:pPr>
+      <w:r>
+        <w:rPr>
+          <w:rFonts w:ascii="Times New Roman" w:eastAsia="Times New Roman" w:hAnsi="Times New Roman" w:cs="Times New Roman"/>
+          <w:sz w:val="24"/>
+          <w:szCs w:val="24"/>
+        </w:rPr>
+        <w:t xml:space="preserve">4) Indique cuál ha sido el vehículo </w:t>
+      </w:r>
+      <w:proofErr w:type="spellStart"/>
+      <w:r>
+        <w:rPr>
+          <w:rFonts w:ascii="Times New Roman" w:eastAsia="Times New Roman" w:hAnsi="Times New Roman" w:cs="Times New Roman"/>
+          <w:sz w:val="24"/>
+          <w:szCs w:val="24"/>
+        </w:rPr>
+        <w:t>embistente</w:t>
+      </w:r>
+      <w:proofErr w:type="spellEnd"/>
+      <w:r>
+        <w:rPr>
+          <w:rFonts w:ascii="Times New Roman" w:eastAsia="Times New Roman" w:hAnsi="Times New Roman" w:cs="Times New Roman"/>
+          <w:sz w:val="24"/>
+          <w:szCs w:val="24"/>
+        </w:rPr>
+        <w:t xml:space="preserve"> y cual el agente activo de la colisión; </w:t>
+      </w:r>
+    </w:p>
+    <w:p>
+      <w:pPr>
+        <w:spacing w:after="0" w:line="360" w:lineRule="auto"/>
+        <w:jc w:val="both"/>
+        <w:rPr>
+          <w:rFonts w:ascii="Times New Roman" w:eastAsia="Times New Roman" w:hAnsi="Times New Roman" w:cs="Times New Roman"/>
+          <w:b/>
+          <w:bCs/>
+          <w:sz w:val="24"/>
+          <w:szCs w:val="24"/>
+        </w:rPr>
+      </w:pPr>
+      <w:r>
+        <w:rPr>
+          <w:rFonts w:ascii="Times New Roman" w:eastAsia="Times New Roman" w:hAnsi="Times New Roman" w:cs="Times New Roman"/>
+          <w:sz w:val="24"/>
+          <w:szCs w:val="24"/>
+        </w:rPr>
+        <w:t xml:space="preserve">5) Informe teniendo en cuenta propagación de los daños del rodado del actor y rodados de los demandados y posición final de los mismos, determine si la actora es impactada directamente por el vehículo </w:t>
+      </w:r>
+      <w:r>
+        <w:rPr>
+          <w:rFonts w:ascii="Times New Roman" w:eastAsia="Times New Roman" w:hAnsi="Times New Roman" w:cs="Times New Roman"/>
+          <w:b/>
+          <w:bCs/>
+          <w:sz w:val="24"/>
+          <w:szCs w:val="24"/>
+        </w:rPr>
+        <w:t>demandado.</w:t>
+      </w:r>
+    </w:p>
+    <w:p>
+      <w:pPr>
+        <w:spacing w:after="0" w:line="360" w:lineRule="auto"/>
+        <w:jc w:val="both"/>
+        <w:rPr>
+          <w:rFonts w:ascii="Times New Roman" w:eastAsia="Times New Roman" w:hAnsi="Times New Roman" w:cs="Times New Roman"/>
+          <w:sz w:val="24"/>
+          <w:szCs w:val="24"/>
+        </w:rPr>
+      </w:pPr>
+      <w:r>
+        <w:rPr>
+          <w:rFonts w:ascii="Times New Roman" w:eastAsia="Times New Roman" w:hAnsi="Times New Roman" w:cs="Times New Roman"/>
+          <w:sz w:val="24"/>
+          <w:szCs w:val="24"/>
+        </w:rPr>
+        <w:t xml:space="preserve">6) Si los daños son consecuencia del accidente que motiva estas actuaciones; </w:t>
+      </w:r>
+    </w:p>
+    <w:p>
+      <w:pPr>
+        <w:spacing w:after="0" w:line="360" w:lineRule="auto"/>
+        <w:jc w:val="both"/>
+        <w:rPr>
+          <w:rFonts w:ascii="Times New Roman" w:eastAsia="Times New Roman" w:hAnsi="Times New Roman" w:cs="Times New Roman"/>
+          <w:sz w:val="24"/>
+          <w:szCs w:val="24"/>
+        </w:rPr>
+      </w:pPr>
+      <w:r>
+        <w:rPr>
+          <w:rFonts w:ascii="Times New Roman" w:eastAsia="Times New Roman" w:hAnsi="Times New Roman" w:cs="Times New Roman"/>
+          <w:sz w:val="24"/>
+          <w:szCs w:val="24"/>
+        </w:rPr>
+        <w:t xml:space="preserve">7) Todo otro dato que el perito considere de interés para la resolución de la presente </w:t>
+      </w:r>
+      <w:proofErr w:type="gramStart"/>
+      <w:r>
+        <w:rPr>
+          <w:rFonts w:ascii="Times New Roman" w:eastAsia="Times New Roman" w:hAnsi="Times New Roman" w:cs="Times New Roman"/>
+          <w:sz w:val="24"/>
+          <w:szCs w:val="24"/>
+        </w:rPr>
+        <w:t>litis.-</w:t>
+      </w:r>
+      <w:proofErr w:type="gramEnd"/>
+      <w:r>
+        <w:rPr>
+          <w:rFonts w:ascii="Times New Roman" w:eastAsia="Times New Roman" w:hAnsi="Times New Roman" w:cs="Times New Roman"/>
+          <w:sz w:val="24"/>
+          <w:szCs w:val="24"/>
+        </w:rPr>
+        <w:t xml:space="preserve"> </w:t>
+      </w:r>
+    </w:p>
+    <w:p>
+      <w:pPr>
+        <w:spacing w:after="0" w:line="360" w:lineRule="auto"/>
+        <w:jc w:val="both"/>
+        <w:rPr>
+          <w:rFonts w:ascii="Times New Roman" w:eastAsia="Times New Roman" w:hAnsi="Times New Roman" w:cs="Times New Roman"/>
+          <w:sz w:val="24"/>
+          <w:szCs w:val="24"/>
+          <w:highlight w:val="yellow"/>
+        </w:rPr>
+      </w:pPr>
+    </w:p>
+    <w:p>
+      <w:pPr>
+        <w:spacing w:after="0" w:line="360" w:lineRule="auto"/>
+        <w:jc w:val="both"/>
+        <w:rPr>
+          <w:rFonts w:ascii="Times New Roman" w:eastAsia="Times New Roman" w:hAnsi="Times New Roman" w:cs="Times New Roman"/>
+          <w:sz w:val="24"/>
+          <w:szCs w:val="24"/>
+          <w:highlight w:val="yellow"/>
+        </w:rPr>
+      </w:pPr>
+    </w:p>
+    <w:p>
+      <w:pPr>
+        <w:spacing w:after="0" w:line="360" w:lineRule="auto"/>
+        <w:jc w:val="both"/>
+        <w:rPr>
+          <w:rFonts w:ascii="Times New Roman" w:eastAsia="Times New Roman" w:hAnsi="Times New Roman" w:cs="Times New Roman"/>
+          <w:b/>
+          <w:bCs/>
+          <w:sz w:val="24"/>
+          <w:szCs w:val="24"/>
+        </w:rPr>
+      </w:pPr>
+      <w:r>
+        <w:rPr>
+          <w:rFonts w:ascii="Times New Roman" w:eastAsia="Times New Roman" w:hAnsi="Times New Roman" w:cs="Times New Roman"/>
+          <w:b/>
+          <w:bCs/>
+          <w:sz w:val="24"/>
+          <w:szCs w:val="24"/>
+        </w:rPr>
+        <w:t xml:space="preserve">3) PERICIA MÉDICA </w:t>
+      </w:r>
+    </w:p>
+    <w:p>
+      <w:pPr>
+        <w:spacing w:after="0" w:line="360" w:lineRule="auto"/>
+        <w:jc w:val="both"/>
+        <w:rPr>
+          <w:rFonts w:ascii="Times New Roman" w:eastAsia="Times New Roman" w:hAnsi="Times New Roman" w:cs="Times New Roman"/>
+          <w:sz w:val="24"/>
+          <w:szCs w:val="24"/>
+        </w:rPr>
+      </w:pPr>
+      <w:r>
+        <w:rPr>
+          <w:rFonts w:ascii="Times New Roman" w:eastAsia="Times New Roman" w:hAnsi="Times New Roman" w:cs="Times New Roman"/>
+          <w:b/>
+          <w:bCs/>
+          <w:sz w:val="24"/>
+          <w:szCs w:val="24"/>
+        </w:rPr>
+        <w:t>A.</w:t>
+      </w:r>
+      <w:r>
+        <w:rPr>
+          <w:rFonts w:ascii="Times New Roman" w:eastAsia="Times New Roman" w:hAnsi="Times New Roman" w:cs="Times New Roman"/>
+          <w:sz w:val="24"/>
+          <w:szCs w:val="24"/>
+        </w:rPr>
+        <w:t xml:space="preserve"> Se designe perito médico de oficio, </w:t>
+      </w:r>
+      <w:r>
+        <w:rPr>
+          <w:rFonts w:ascii="Times New Roman" w:eastAsia="Times New Roman" w:hAnsi="Times New Roman" w:cs="Times New Roman"/>
+          <w:b/>
+          <w:bCs/>
+          <w:sz w:val="24"/>
+          <w:szCs w:val="24"/>
+        </w:rPr>
+        <w:t>especialista en traumatología</w:t>
+      </w:r>
+      <w:r>
+        <w:rPr>
+          <w:rFonts w:ascii="Times New Roman" w:eastAsia="Times New Roman" w:hAnsi="Times New Roman" w:cs="Times New Roman"/>
+          <w:sz w:val="24"/>
+          <w:szCs w:val="24"/>
+        </w:rPr>
+        <w:t xml:space="preserve"> para que examinando a los actores y compulsando las actuaciones de autos responda los puntos de </w:t>
+      </w:r>
+      <w:proofErr w:type="gramStart"/>
+      <w:r>
+        <w:rPr>
+          <w:rFonts w:ascii="Times New Roman" w:eastAsia="Times New Roman" w:hAnsi="Times New Roman" w:cs="Times New Roman"/>
+          <w:sz w:val="24"/>
+          <w:szCs w:val="24"/>
+        </w:rPr>
+        <w:t>pericia  y</w:t>
+      </w:r>
+      <w:proofErr w:type="gramEnd"/>
+      <w:r>
+        <w:rPr>
+          <w:rFonts w:ascii="Times New Roman" w:eastAsia="Times New Roman" w:hAnsi="Times New Roman" w:cs="Times New Roman"/>
+          <w:sz w:val="24"/>
+          <w:szCs w:val="24"/>
+        </w:rPr>
+        <w:t xml:space="preserve"> los que acompaño como documental, e: </w:t>
+      </w:r>
+    </w:p>
+    <w:p>
+      <w:pPr>
+        <w:spacing w:after="0" w:line="360" w:lineRule="auto"/>
+        <w:jc w:val="both"/>
+        <w:rPr>
+          <w:rFonts w:ascii="Times New Roman" w:eastAsia="Times New Roman" w:hAnsi="Times New Roman" w:cs="Times New Roman"/>
+          <w:sz w:val="24"/>
+          <w:szCs w:val="24"/>
+        </w:rPr>
+      </w:pPr>
+      <w:r>
+        <w:rPr>
+          <w:rFonts w:ascii="Times New Roman" w:eastAsia="Times New Roman" w:hAnsi="Times New Roman" w:cs="Times New Roman"/>
+          <w:sz w:val="24"/>
+          <w:szCs w:val="24"/>
+        </w:rPr>
+        <w:t xml:space="preserve">1.- Interrogue al actor sobre su estado de salud previo al accidente y actividades laborales y particulares que </w:t>
+      </w:r>
+      <w:proofErr w:type="gramStart"/>
+      <w:r>
+        <w:rPr>
+          <w:rFonts w:ascii="Times New Roman" w:eastAsia="Times New Roman" w:hAnsi="Times New Roman" w:cs="Times New Roman"/>
+          <w:sz w:val="24"/>
+          <w:szCs w:val="24"/>
+        </w:rPr>
+        <w:t>desarrollaba.-</w:t>
+      </w:r>
+      <w:proofErr w:type="gramEnd"/>
+    </w:p>
+    <w:p>
+      <w:pPr>
+        <w:spacing w:after="0" w:line="360" w:lineRule="auto"/>
+        <w:jc w:val="both"/>
+        <w:rPr>
+          <w:rFonts w:ascii="Times New Roman" w:eastAsia="Times New Roman" w:hAnsi="Times New Roman" w:cs="Times New Roman"/>
+          <w:sz w:val="24"/>
+          <w:szCs w:val="24"/>
+        </w:rPr>
+      </w:pPr>
+      <w:r>
+        <w:rPr>
+          <w:rFonts w:ascii="Times New Roman" w:eastAsia="Times New Roman" w:hAnsi="Times New Roman" w:cs="Times New Roman"/>
+          <w:sz w:val="24"/>
+          <w:szCs w:val="24"/>
+        </w:rPr>
+        <w:t xml:space="preserve">2.- Examine a la actora y manifieste qué tipo de lesiones presenta, indicando el plazo aproximado para su recuperación </w:t>
+      </w:r>
+      <w:proofErr w:type="gramStart"/>
+      <w:r>
+        <w:rPr>
+          <w:rFonts w:ascii="Times New Roman" w:eastAsia="Times New Roman" w:hAnsi="Times New Roman" w:cs="Times New Roman"/>
+          <w:sz w:val="24"/>
+          <w:szCs w:val="24"/>
+        </w:rPr>
+        <w:t>definitiva.-</w:t>
+      </w:r>
+      <w:proofErr w:type="gramEnd"/>
+    </w:p>
+    <w:p>
+      <w:pPr>
+        <w:spacing w:after="0" w:line="360" w:lineRule="auto"/>
+        <w:jc w:val="both"/>
+        <w:rPr>
+          <w:rFonts w:ascii="Times New Roman" w:eastAsia="Times New Roman" w:hAnsi="Times New Roman" w:cs="Times New Roman"/>
+          <w:sz w:val="24"/>
+          <w:szCs w:val="24"/>
+        </w:rPr>
+      </w:pPr>
+      <w:r>
+        <w:rPr>
+          <w:rFonts w:ascii="Times New Roman" w:eastAsia="Times New Roman" w:hAnsi="Times New Roman" w:cs="Times New Roman"/>
+          <w:sz w:val="24"/>
+          <w:szCs w:val="24"/>
+        </w:rPr>
+        <w:t xml:space="preserve">3.- Informe si las curaciones, intervenciones y tratamientos a que la actora fue sometida </w:t>
+      </w:r>
+      <w:proofErr w:type="gramStart"/>
+      <w:r>
+        <w:rPr>
+          <w:rFonts w:ascii="Times New Roman" w:eastAsia="Times New Roman" w:hAnsi="Times New Roman" w:cs="Times New Roman"/>
+          <w:sz w:val="24"/>
+          <w:szCs w:val="24"/>
+        </w:rPr>
+        <w:t>en razón del</w:t>
+      </w:r>
+      <w:proofErr w:type="gramEnd"/>
+      <w:r>
+        <w:rPr>
+          <w:rFonts w:ascii="Times New Roman" w:eastAsia="Times New Roman" w:hAnsi="Times New Roman" w:cs="Times New Roman"/>
+          <w:sz w:val="24"/>
+          <w:szCs w:val="24"/>
+        </w:rPr>
+        <w:t xml:space="preserve"> siniestro de autos, los que recibió, recibe o deberá recibir, son dolorosas, qué tipo de molestias generaron y generarán, e incluso, si las mismas podrán presentarse de por vida, fundamente las </w:t>
+      </w:r>
+      <w:proofErr w:type="gramStart"/>
+      <w:r>
+        <w:rPr>
+          <w:rFonts w:ascii="Times New Roman" w:eastAsia="Times New Roman" w:hAnsi="Times New Roman" w:cs="Times New Roman"/>
+          <w:sz w:val="24"/>
+          <w:szCs w:val="24"/>
+        </w:rPr>
+        <w:t>mismas.-</w:t>
+      </w:r>
+      <w:proofErr w:type="gramEnd"/>
+    </w:p>
+    <w:p>
+      <w:pPr>
+        <w:spacing w:after="0" w:line="360" w:lineRule="auto"/>
+        <w:jc w:val="both"/>
+        <w:rPr>
+          <w:rFonts w:ascii="Times New Roman" w:eastAsia="Times New Roman" w:hAnsi="Times New Roman" w:cs="Times New Roman"/>
+          <w:sz w:val="24"/>
+          <w:szCs w:val="24"/>
+        </w:rPr>
+      </w:pPr>
+      <w:r>
+        <w:rPr>
+          <w:rFonts w:ascii="Times New Roman" w:eastAsia="Times New Roman" w:hAnsi="Times New Roman" w:cs="Times New Roman"/>
+          <w:sz w:val="24"/>
+          <w:szCs w:val="24"/>
+        </w:rPr>
+        <w:t xml:space="preserve">4.- Indique probables secuelas y complicaciones inmediatas y alejadas que puede presentar, no sólo en cuanto a las lesiones físicas y neurológicas, sino también desde el punto de vista de la funcionalidad de los órganos afectados y estética en su caso, manifestando en qué consisten las mismas, si son parciales o totales, temporales o permanentes, en su caso, las conceptúe en un porcentaje a los fines </w:t>
+      </w:r>
+      <w:proofErr w:type="gramStart"/>
+      <w:r>
+        <w:rPr>
+          <w:rFonts w:ascii="Times New Roman" w:eastAsia="Times New Roman" w:hAnsi="Times New Roman" w:cs="Times New Roman"/>
+          <w:sz w:val="24"/>
+          <w:szCs w:val="24"/>
+        </w:rPr>
+        <w:t>indemnizatorios.-</w:t>
+      </w:r>
+      <w:proofErr w:type="gramEnd"/>
+    </w:p>
+    <w:p>
+      <w:pPr>
+        <w:spacing w:after="0" w:line="360" w:lineRule="auto"/>
+        <w:jc w:val="both"/>
+        <w:rPr>
+          <w:rFonts w:ascii="Times New Roman" w:eastAsia="Times New Roman" w:hAnsi="Times New Roman" w:cs="Times New Roman"/>
+          <w:sz w:val="24"/>
+          <w:szCs w:val="24"/>
+        </w:rPr>
+      </w:pPr>
+      <w:r>
+        <w:rPr>
+          <w:rFonts w:ascii="Times New Roman" w:eastAsia="Times New Roman" w:hAnsi="Times New Roman" w:cs="Times New Roman"/>
+          <w:sz w:val="24"/>
+          <w:szCs w:val="24"/>
+        </w:rPr>
+        <w:t>5.- Indicará especialmente si constan en la Historia Clínica expedida por los centros donde fue asistida, la realización de internaciones, consultas, prácticas y tratamientos médicos relacionada con las lesiones padecidas por la actora. </w:t>
+      </w:r>
+    </w:p>
+    <w:p>
+      <w:pPr>
+        <w:spacing w:after="0" w:line="360" w:lineRule="auto"/>
+        <w:jc w:val="both"/>
+        <w:rPr>
+          <w:rFonts w:ascii="Times New Roman" w:eastAsia="Times New Roman" w:hAnsi="Times New Roman" w:cs="Times New Roman"/>
+          <w:sz w:val="24"/>
+          <w:szCs w:val="24"/>
+        </w:rPr>
+      </w:pPr>
+      <w:r>
+        <w:rPr>
+          <w:rFonts w:ascii="Times New Roman" w:eastAsia="Times New Roman" w:hAnsi="Times New Roman" w:cs="Times New Roman"/>
+          <w:sz w:val="24"/>
+          <w:szCs w:val="24"/>
+        </w:rPr>
+        <w:t xml:space="preserve">6.- Indique el experto si existe incapacidad física, en su caso, evaluando el grado y carácter de </w:t>
+      </w:r>
+      <w:proofErr w:type="gramStart"/>
+      <w:r>
+        <w:rPr>
+          <w:rFonts w:ascii="Times New Roman" w:eastAsia="Times New Roman" w:hAnsi="Times New Roman" w:cs="Times New Roman"/>
+          <w:sz w:val="24"/>
+          <w:szCs w:val="24"/>
+        </w:rPr>
+        <w:t>la misma</w:t>
+      </w:r>
+      <w:proofErr w:type="gramEnd"/>
+      <w:r>
+        <w:rPr>
+          <w:rFonts w:ascii="Times New Roman" w:eastAsia="Times New Roman" w:hAnsi="Times New Roman" w:cs="Times New Roman"/>
+          <w:sz w:val="24"/>
+          <w:szCs w:val="24"/>
+        </w:rPr>
+        <w:t xml:space="preserve">, y baremo utilizado para calcular dicho porcentaje de </w:t>
+      </w:r>
+      <w:proofErr w:type="gramStart"/>
+      <w:r>
+        <w:rPr>
+          <w:rFonts w:ascii="Times New Roman" w:eastAsia="Times New Roman" w:hAnsi="Times New Roman" w:cs="Times New Roman"/>
+          <w:sz w:val="24"/>
+          <w:szCs w:val="24"/>
+        </w:rPr>
+        <w:t>incapacidad.-</w:t>
+      </w:r>
+      <w:proofErr w:type="gramEnd"/>
+    </w:p>
+    <w:p>
+      <w:pPr>
+        <w:spacing w:after="0" w:line="360" w:lineRule="auto"/>
+        <w:jc w:val="both"/>
+        <w:rPr>
+          <w:rFonts w:ascii="Times New Roman" w:eastAsia="Times New Roman" w:hAnsi="Times New Roman" w:cs="Times New Roman"/>
+          <w:sz w:val="24"/>
+          <w:szCs w:val="24"/>
+        </w:rPr>
+      </w:pPr>
+      <w:r>
+        <w:rPr>
+          <w:rFonts w:ascii="Times New Roman" w:eastAsia="Times New Roman" w:hAnsi="Times New Roman" w:cs="Times New Roman"/>
+          <w:sz w:val="24"/>
+          <w:szCs w:val="24"/>
+        </w:rPr>
+        <w:t xml:space="preserve">7.- Informe si deberá realizar tratamiento de rehabilitación kinésica o, mencione los tratamientos que considere convenientes o necesarios a seguir por la actora, así como seguimientos médicos, indicando frecuencia, duración y costos aproximado de los </w:t>
+      </w:r>
+      <w:proofErr w:type="gramStart"/>
+      <w:r>
+        <w:rPr>
+          <w:rFonts w:ascii="Times New Roman" w:eastAsia="Times New Roman" w:hAnsi="Times New Roman" w:cs="Times New Roman"/>
+          <w:sz w:val="24"/>
+          <w:szCs w:val="24"/>
+        </w:rPr>
+        <w:t>mismos.-</w:t>
+      </w:r>
+      <w:proofErr w:type="gramEnd"/>
+    </w:p>
+    <w:p>
+      <w:pPr>
+        <w:spacing w:after="0" w:line="360" w:lineRule="auto"/>
+        <w:jc w:val="both"/>
+        <w:rPr>
+          <w:rFonts w:ascii="Times New Roman" w:eastAsia="Times New Roman" w:hAnsi="Times New Roman" w:cs="Times New Roman"/>
+          <w:sz w:val="24"/>
+          <w:szCs w:val="24"/>
+        </w:rPr>
+      </w:pPr>
+      <w:r>
+        <w:rPr>
+          <w:rFonts w:ascii="Times New Roman" w:eastAsia="Times New Roman" w:hAnsi="Times New Roman" w:cs="Times New Roman"/>
+          <w:sz w:val="24"/>
+          <w:szCs w:val="24"/>
+        </w:rPr>
+        <w:t>9.- Informe el experto el costo aproximado de la/s cirugía/s y riesgo de la/s misma/s.-</w:t>
+      </w:r>
+    </w:p>
+    <w:p>
+      <w:pPr>
+        <w:spacing w:after="0" w:line="360" w:lineRule="auto"/>
+        <w:jc w:val="both"/>
+        <w:rPr>
+          <w:rFonts w:ascii="Times New Roman" w:eastAsia="Times New Roman" w:hAnsi="Times New Roman" w:cs="Times New Roman"/>
+          <w:sz w:val="24"/>
+          <w:szCs w:val="24"/>
+        </w:rPr>
+      </w:pPr>
+      <w:r>
+        <w:rPr>
+          <w:rFonts w:ascii="Times New Roman" w:eastAsia="Times New Roman" w:hAnsi="Times New Roman" w:cs="Times New Roman"/>
+          <w:sz w:val="24"/>
+          <w:szCs w:val="24"/>
+        </w:rPr>
+        <w:lastRenderedPageBreak/>
+        <w:t>10.- Determine el experto en qué porcentaje, producto al accidente sufrido por </w:t>
+      </w:r>
+      <w:r>
+        <w:rPr>
+          <w:rFonts w:ascii="Times New Roman" w:eastAsia="Times New Roman" w:hAnsi="Times New Roman" w:cs="Times New Roman"/>
+          <w:b/>
+          <w:bCs/>
+          <w:sz w:val="24"/>
+          <w:szCs w:val="24"/>
+        </w:rPr>
+        <w:t>el actor</w:t>
+      </w:r>
+      <w:r>
+        <w:rPr>
+          <w:rFonts w:ascii="Times New Roman" w:eastAsia="Times New Roman" w:hAnsi="Times New Roman" w:cs="Times New Roman"/>
+          <w:sz w:val="24"/>
+          <w:szCs w:val="24"/>
+        </w:rPr>
+        <w:t xml:space="preserve">, influye en su reinserción laboral, como así también determine el grado de incapacidad </w:t>
+      </w:r>
+      <w:proofErr w:type="spellStart"/>
+      <w:proofErr w:type="gramStart"/>
+      <w:r>
+        <w:rPr>
+          <w:rFonts w:ascii="Times New Roman" w:eastAsia="Times New Roman" w:hAnsi="Times New Roman" w:cs="Times New Roman"/>
+          <w:sz w:val="24"/>
+          <w:szCs w:val="24"/>
+        </w:rPr>
+        <w:t>laborativa</w:t>
+      </w:r>
+      <w:proofErr w:type="spellEnd"/>
+      <w:r>
+        <w:rPr>
+          <w:rFonts w:ascii="Times New Roman" w:eastAsia="Times New Roman" w:hAnsi="Times New Roman" w:cs="Times New Roman"/>
+          <w:sz w:val="24"/>
+          <w:szCs w:val="24"/>
+        </w:rPr>
+        <w:t>.-</w:t>
+      </w:r>
+      <w:proofErr w:type="gramEnd"/>
+    </w:p>
+    <w:p>
+      <w:pPr>
+        <w:spacing w:after="0" w:line="360" w:lineRule="auto"/>
+        <w:jc w:val="both"/>
+        <w:rPr>
+          <w:rFonts w:ascii="Times New Roman" w:eastAsia="Times New Roman" w:hAnsi="Times New Roman" w:cs="Times New Roman"/>
+          <w:sz w:val="24"/>
+          <w:szCs w:val="24"/>
+        </w:rPr>
+      </w:pPr>
+      <w:r>
+        <w:rPr>
+          <w:rFonts w:ascii="Times New Roman" w:eastAsia="Times New Roman" w:hAnsi="Times New Roman" w:cs="Times New Roman"/>
+          <w:sz w:val="24"/>
+          <w:szCs w:val="24"/>
+        </w:rPr>
+        <w:t>11.- Examine al actor</w:t>
+      </w:r>
+      <w:r>
+        <w:rPr>
+          <w:rFonts w:ascii="Times New Roman" w:eastAsia="Times New Roman" w:hAnsi="Times New Roman" w:cs="Times New Roman"/>
+          <w:b/>
+          <w:bCs/>
+          <w:sz w:val="24"/>
+          <w:szCs w:val="24"/>
+        </w:rPr>
+        <w:t> </w:t>
+      </w:r>
+      <w:r>
+        <w:rPr>
+          <w:rFonts w:ascii="Times New Roman" w:eastAsia="Times New Roman" w:hAnsi="Times New Roman" w:cs="Times New Roman"/>
+          <w:sz w:val="24"/>
+          <w:szCs w:val="24"/>
+        </w:rPr>
+        <w:t xml:space="preserve">y diga qué lesiones presentan en su sistema osteoarticular y si las mismas son de origen </w:t>
+      </w:r>
+      <w:proofErr w:type="gramStart"/>
+      <w:r>
+        <w:rPr>
+          <w:rFonts w:ascii="Times New Roman" w:eastAsia="Times New Roman" w:hAnsi="Times New Roman" w:cs="Times New Roman"/>
+          <w:sz w:val="24"/>
+          <w:szCs w:val="24"/>
+        </w:rPr>
+        <w:t>traumático.-</w:t>
+      </w:r>
+      <w:proofErr w:type="gramEnd"/>
+    </w:p>
+    <w:p>
+      <w:pPr>
+        <w:spacing w:after="0" w:line="360" w:lineRule="auto"/>
+        <w:jc w:val="both"/>
+        <w:rPr>
+          <w:rFonts w:ascii="Times New Roman" w:eastAsia="Times New Roman" w:hAnsi="Times New Roman" w:cs="Times New Roman"/>
+          <w:sz w:val="24"/>
+          <w:szCs w:val="24"/>
+        </w:rPr>
+      </w:pPr>
+      <w:r>
+        <w:rPr>
+          <w:rFonts w:ascii="Times New Roman" w:eastAsia="Times New Roman" w:hAnsi="Times New Roman" w:cs="Times New Roman"/>
+          <w:sz w:val="24"/>
+          <w:szCs w:val="24"/>
+        </w:rPr>
+        <w:t xml:space="preserve">12.- Funde sus dichos con bibliografía reconocida científicamente y de fácil acceso a las </w:t>
+      </w:r>
+      <w:proofErr w:type="gramStart"/>
+      <w:r>
+        <w:rPr>
+          <w:rFonts w:ascii="Times New Roman" w:eastAsia="Times New Roman" w:hAnsi="Times New Roman" w:cs="Times New Roman"/>
+          <w:sz w:val="24"/>
+          <w:szCs w:val="24"/>
+        </w:rPr>
+        <w:t>partes.-</w:t>
+      </w:r>
+      <w:proofErr w:type="gramEnd"/>
+    </w:p>
+    <w:p>
+      <w:pPr>
+        <w:spacing w:after="0" w:line="360" w:lineRule="auto"/>
+        <w:jc w:val="both"/>
+        <w:rPr>
+          <w:rFonts w:ascii="Times New Roman" w:eastAsia="Times New Roman" w:hAnsi="Times New Roman" w:cs="Times New Roman"/>
+          <w:sz w:val="24"/>
+          <w:szCs w:val="24"/>
+        </w:rPr>
+      </w:pPr>
+      <w:r>
+        <w:rPr>
+          <w:rFonts w:ascii="Times New Roman" w:eastAsia="Times New Roman" w:hAnsi="Times New Roman" w:cs="Times New Roman"/>
+          <w:sz w:val="24"/>
+          <w:szCs w:val="24"/>
+        </w:rPr>
+        <w:t xml:space="preserve">13.- Informe cualquier otro dato de interés para la dilucidación del presente, o que el perito de oficio considere necesario para una mejor evaluación de la </w:t>
+      </w:r>
+      <w:proofErr w:type="gramStart"/>
+      <w:r>
+        <w:rPr>
+          <w:rFonts w:ascii="Times New Roman" w:eastAsia="Times New Roman" w:hAnsi="Times New Roman" w:cs="Times New Roman"/>
+          <w:sz w:val="24"/>
+          <w:szCs w:val="24"/>
+        </w:rPr>
+        <w:t>actora  y</w:t>
+      </w:r>
+      <w:proofErr w:type="gramEnd"/>
+      <w:r>
+        <w:rPr>
+          <w:rFonts w:ascii="Times New Roman" w:eastAsia="Times New Roman" w:hAnsi="Times New Roman" w:cs="Times New Roman"/>
+          <w:sz w:val="24"/>
+          <w:szCs w:val="24"/>
+        </w:rPr>
+        <w:t xml:space="preserve"> para el buen resultado de esta </w:t>
+      </w:r>
+      <w:proofErr w:type="gramStart"/>
+      <w:r>
+        <w:rPr>
+          <w:rFonts w:ascii="Times New Roman" w:eastAsia="Times New Roman" w:hAnsi="Times New Roman" w:cs="Times New Roman"/>
+          <w:sz w:val="24"/>
+          <w:szCs w:val="24"/>
+        </w:rPr>
+        <w:t>litis.-</w:t>
+      </w:r>
+      <w:proofErr w:type="gramEnd"/>
+    </w:p>
+    <w:p>
+      <w:pPr>
+        <w:spacing w:after="0" w:line="360" w:lineRule="auto"/>
+        <w:jc w:val="both"/>
+        <w:rPr>
+          <w:rFonts w:ascii="Times New Roman" w:eastAsia="Times New Roman" w:hAnsi="Times New Roman" w:cs="Times New Roman"/>
+          <w:sz w:val="24"/>
+          <w:szCs w:val="24"/>
+        </w:rPr>
+      </w:pPr>
+      <w:r>
+        <w:rPr>
+          <w:rFonts w:ascii="Times New Roman" w:eastAsia="Times New Roman" w:hAnsi="Times New Roman" w:cs="Times New Roman"/>
+          <w:sz w:val="24"/>
+          <w:szCs w:val="24"/>
+          <w:u w:val="single"/>
+        </w:rPr>
+        <w:t>CONSULTORES TÉCNICOS</w:t>
+      </w:r>
+      <w:r>
+        <w:rPr>
+          <w:rFonts w:ascii="Times New Roman" w:eastAsia="Times New Roman" w:hAnsi="Times New Roman" w:cs="Times New Roman"/>
+          <w:sz w:val="24"/>
+          <w:szCs w:val="24"/>
+        </w:rPr>
+        <w:t xml:space="preserve">: Mi parte propone como consultores a los Dres. Zambrano Jorge Alberto Roberto Novosad MN 91.170, Dr. Carlos Lema Mn 35.342, el Dr. Carlos Scarpati M.N 43.777, Carlos González Martín MN 47.707, con domicilio en la calle Paraná 425 Piso 6 os 3 Capital Federal, en los términos del Art.458 del C.P.C.C.N., solicitando que se tenga presente a sus </w:t>
+      </w:r>
+      <w:proofErr w:type="gramStart"/>
+      <w:r>
+        <w:rPr>
+          <w:rFonts w:ascii="Times New Roman" w:eastAsia="Times New Roman" w:hAnsi="Times New Roman" w:cs="Times New Roman"/>
+          <w:sz w:val="24"/>
+          <w:szCs w:val="24"/>
+        </w:rPr>
+        <w:t>efectos.-</w:t>
+      </w:r>
+      <w:proofErr w:type="gramEnd"/>
+    </w:p>
+    <w:p>
+      <w:pPr>
+        <w:spacing w:after="0" w:line="360" w:lineRule="auto"/>
+        <w:jc w:val="both"/>
+        <w:rPr>
+          <w:rFonts w:ascii="Times New Roman" w:eastAsia="Times New Roman" w:hAnsi="Times New Roman" w:cs="Times New Roman"/>
+          <w:sz w:val="24"/>
+          <w:szCs w:val="24"/>
+          <w:highlight w:val="yellow"/>
+        </w:rPr>
+      </w:pPr>
+    </w:p>
+    <w:p>
+      <w:pPr>
+        <w:spacing w:after="0" w:line="360" w:lineRule="auto"/>
+        <w:jc w:val="both"/>
+        <w:rPr>
+          <w:rFonts w:ascii="Times New Roman" w:eastAsia="Times New Roman" w:hAnsi="Times New Roman" w:cs="Times New Roman"/>
+          <w:sz w:val="24"/>
+          <w:szCs w:val="24"/>
+          <w:highlight w:val="yellow"/>
+        </w:rPr>
+      </w:pPr>
+    </w:p>
+    <w:p>
+      <w:pPr>
+        <w:spacing w:after="0" w:line="360" w:lineRule="auto"/>
+        <w:jc w:val="both"/>
+        <w:rPr>
+          <w:rFonts w:ascii="Times New Roman" w:eastAsia="Times New Roman" w:hAnsi="Times New Roman" w:cs="Times New Roman"/>
+          <w:sz w:val="24"/>
+          <w:szCs w:val="24"/>
+        </w:rPr>
+      </w:pPr>
+      <w:r>
+        <w:rPr>
+          <w:rFonts w:ascii="Times New Roman" w:eastAsia="Times New Roman" w:hAnsi="Times New Roman" w:cs="Times New Roman"/>
+          <w:b/>
+          <w:bCs/>
+          <w:sz w:val="24"/>
+          <w:szCs w:val="24"/>
+        </w:rPr>
+        <w:t>4) PERICIA PSICOLÓGICA O PSIQUIÁTRICA</w:t>
+      </w:r>
+      <w:r>
+        <w:rPr>
+          <w:rFonts w:ascii="Times New Roman" w:eastAsia="Times New Roman" w:hAnsi="Times New Roman" w:cs="Times New Roman"/>
+          <w:sz w:val="24"/>
+          <w:szCs w:val="24"/>
+        </w:rPr>
+        <w:t>:</w:t>
+      </w:r>
+    </w:p>
+    <w:p>
+      <w:pPr>
+        <w:spacing w:after="0" w:line="360" w:lineRule="auto"/>
+        <w:ind w:firstLine="720"/>
+        <w:jc w:val="both"/>
+        <w:rPr>
+          <w:rFonts w:ascii="Times New Roman" w:eastAsia="Times New Roman" w:hAnsi="Times New Roman" w:cs="Times New Roman"/>
+          <w:sz w:val="24"/>
+          <w:szCs w:val="24"/>
+        </w:rPr>
+      </w:pPr>
+      <w:r>
+        <w:rPr>
+          <w:rFonts w:ascii="Times New Roman" w:eastAsia="Times New Roman" w:hAnsi="Times New Roman" w:cs="Times New Roman"/>
+          <w:sz w:val="24"/>
+          <w:szCs w:val="24"/>
+        </w:rPr>
+        <w:t>Se designe </w:t>
+      </w:r>
+      <w:r>
+        <w:rPr>
+          <w:rFonts w:ascii="Times New Roman" w:eastAsia="Times New Roman" w:hAnsi="Times New Roman" w:cs="Times New Roman"/>
+          <w:b/>
+          <w:bCs/>
+          <w:sz w:val="24"/>
+          <w:szCs w:val="24"/>
+        </w:rPr>
+        <w:t>perito psicológico o médico psiquiatra</w:t>
+      </w:r>
+      <w:r>
+        <w:rPr>
+          <w:rFonts w:ascii="Times New Roman" w:eastAsia="Times New Roman" w:hAnsi="Times New Roman" w:cs="Times New Roman"/>
+          <w:sz w:val="24"/>
+          <w:szCs w:val="24"/>
+        </w:rPr>
+        <w:t xml:space="preserve">, quien previa aceptación del cargo y revisión personal sobre </w:t>
+      </w:r>
+      <w:proofErr w:type="gramStart"/>
+      <w:r>
+        <w:rPr>
+          <w:rFonts w:ascii="Times New Roman" w:eastAsia="Times New Roman" w:hAnsi="Times New Roman" w:cs="Times New Roman"/>
+          <w:sz w:val="24"/>
+          <w:szCs w:val="24"/>
+        </w:rPr>
+        <w:t>el  accionante</w:t>
+      </w:r>
+      <w:proofErr w:type="gramEnd"/>
+      <w:r>
+        <w:rPr>
+          <w:rFonts w:ascii="Times New Roman" w:eastAsia="Times New Roman" w:hAnsi="Times New Roman" w:cs="Times New Roman"/>
+          <w:sz w:val="24"/>
+          <w:szCs w:val="24"/>
+        </w:rPr>
+        <w:t>, indicará lo siguiente:</w:t>
+      </w:r>
+    </w:p>
+    <w:p>
+      <w:pPr>
+        <w:spacing w:after="0" w:line="360" w:lineRule="auto"/>
+        <w:jc w:val="both"/>
+        <w:rPr>
+          <w:rFonts w:ascii="Times New Roman" w:eastAsia="Times New Roman" w:hAnsi="Times New Roman" w:cs="Times New Roman"/>
+          <w:sz w:val="24"/>
+          <w:szCs w:val="24"/>
+        </w:rPr>
+      </w:pPr>
+      <w:r>
+        <w:rPr>
+          <w:rFonts w:ascii="Times New Roman" w:eastAsia="Times New Roman" w:hAnsi="Times New Roman" w:cs="Times New Roman"/>
+          <w:sz w:val="24"/>
+          <w:szCs w:val="24"/>
+        </w:rPr>
+        <w:t>1.- Describa si el accidente, las lesiones padecidas por el mismo, han influido negativamente en su psiquismo;</w:t>
+      </w:r>
+    </w:p>
+    <w:p>
+      <w:pPr>
+        <w:spacing w:after="0" w:line="360" w:lineRule="auto"/>
+        <w:jc w:val="both"/>
+        <w:rPr>
+          <w:rFonts w:ascii="Times New Roman" w:eastAsia="Times New Roman" w:hAnsi="Times New Roman" w:cs="Times New Roman"/>
+          <w:sz w:val="24"/>
+          <w:szCs w:val="24"/>
+        </w:rPr>
+      </w:pPr>
+      <w:r>
+        <w:rPr>
+          <w:rFonts w:ascii="Times New Roman" w:eastAsia="Times New Roman" w:hAnsi="Times New Roman" w:cs="Times New Roman"/>
+          <w:sz w:val="24"/>
+          <w:szCs w:val="24"/>
+        </w:rPr>
+        <w:t xml:space="preserve">2.- Si padecen algún tipo de incapacidad de orden psíquico como secuela del evento dañoso y en su caso indique el grado de </w:t>
+      </w:r>
+      <w:proofErr w:type="gramStart"/>
+      <w:r>
+        <w:rPr>
+          <w:rFonts w:ascii="Times New Roman" w:eastAsia="Times New Roman" w:hAnsi="Times New Roman" w:cs="Times New Roman"/>
+          <w:sz w:val="24"/>
+          <w:szCs w:val="24"/>
+        </w:rPr>
+        <w:t>la misma</w:t>
+      </w:r>
+      <w:proofErr w:type="gramEnd"/>
+      <w:r>
+        <w:rPr>
+          <w:rFonts w:ascii="Times New Roman" w:eastAsia="Times New Roman" w:hAnsi="Times New Roman" w:cs="Times New Roman"/>
+          <w:sz w:val="24"/>
+          <w:szCs w:val="24"/>
+        </w:rPr>
+        <w:t>, tratamiento de diagnosticar su cuadro de angustia o neurosis, denunciando en su caso, cómo estos se manifiestan;</w:t>
+      </w:r>
+    </w:p>
+    <w:p>
+      <w:pPr>
+        <w:spacing w:after="0" w:line="360" w:lineRule="auto"/>
+        <w:jc w:val="both"/>
+        <w:rPr>
+          <w:rFonts w:ascii="Times New Roman" w:eastAsia="Times New Roman" w:hAnsi="Times New Roman" w:cs="Times New Roman"/>
+          <w:sz w:val="24"/>
+          <w:szCs w:val="24"/>
+        </w:rPr>
+      </w:pPr>
+      <w:r>
+        <w:rPr>
+          <w:rFonts w:ascii="Times New Roman" w:eastAsia="Times New Roman" w:hAnsi="Times New Roman" w:cs="Times New Roman"/>
+          <w:sz w:val="24"/>
+          <w:szCs w:val="24"/>
+        </w:rPr>
+        <w:t xml:space="preserve">3.- </w:t>
+      </w:r>
+      <w:proofErr w:type="gramStart"/>
+      <w:r>
+        <w:rPr>
+          <w:rFonts w:ascii="Times New Roman" w:eastAsia="Times New Roman" w:hAnsi="Times New Roman" w:cs="Times New Roman"/>
+          <w:sz w:val="24"/>
+          <w:szCs w:val="24"/>
+        </w:rPr>
+        <w:t>Informe</w:t>
+      </w:r>
+      <w:proofErr w:type="gramEnd"/>
+      <w:r>
+        <w:rPr>
+          <w:rFonts w:ascii="Times New Roman" w:eastAsia="Times New Roman" w:hAnsi="Times New Roman" w:cs="Times New Roman"/>
+          <w:sz w:val="24"/>
+          <w:szCs w:val="24"/>
+        </w:rPr>
+        <w:t xml:space="preserve"> asimismo, si a raíz de dichos cuadros neuróticos se pueden producir cambios en la personalidad del actor y si los mismos pueden influir en su vida de relación, mencione los tratamientos que considere convenientes o necesarios a realizar en el futuro, así como su frecuencia, duración y costo;   </w:t>
+      </w:r>
+    </w:p>
+    <w:p>
+      <w:pPr>
+        <w:spacing w:after="0" w:line="360" w:lineRule="auto"/>
+        <w:jc w:val="both"/>
+        <w:rPr>
+          <w:rFonts w:ascii="Times New Roman" w:eastAsia="Times New Roman" w:hAnsi="Times New Roman" w:cs="Times New Roman"/>
+          <w:b/>
+          <w:bCs/>
+          <w:sz w:val="24"/>
+          <w:szCs w:val="24"/>
+          <w:u w:val="single"/>
+        </w:rPr>
+      </w:pPr>
+      <w:r>
+        <w:rPr>
+          <w:rFonts w:ascii="Times New Roman" w:eastAsia="Times New Roman" w:hAnsi="Times New Roman" w:cs="Times New Roman"/>
+          <w:sz w:val="24"/>
+          <w:szCs w:val="24"/>
+        </w:rPr>
+        <w:t>4.- Así también todo otro dato de interés para la dilucidación del presente.</w:t>
+      </w:r>
+    </w:p>
+    <w:p>
+      <w:pPr>
+        <w:spacing w:after="0" w:line="360" w:lineRule="auto"/>
+        <w:jc w:val="both"/>
+        <w:rPr>
+          <w:rFonts w:ascii="Times New Roman" w:eastAsia="Times New Roman" w:hAnsi="Times New Roman" w:cs="Times New Roman"/>
+          <w:b/>
+          <w:bCs/>
+          <w:sz w:val="24"/>
+          <w:szCs w:val="24"/>
+          <w:highlight w:val="yellow"/>
+          <w:u w:val="single"/>
+        </w:rPr>
+      </w:pPr>
+    </w:p>
+    <w:p>
+      <w:pPr>
+        <w:spacing w:after="0" w:line="360" w:lineRule="auto"/>
+        <w:jc w:val="both"/>
+        <w:rPr>
+          <w:rFonts w:ascii="Times New Roman" w:eastAsia="Times New Roman" w:hAnsi="Times New Roman" w:cs="Times New Roman"/>
+          <w:b/>
+          <w:bCs/>
+          <w:sz w:val="24"/>
+          <w:szCs w:val="24"/>
+          <w:highlight w:val="yellow"/>
+          <w:u w:val="single"/>
+        </w:rPr>
+      </w:pPr>
+    </w:p>
+    <w:p>
+      <w:pPr>
+        <w:spacing w:after="0" w:line="360" w:lineRule="auto"/>
+        <w:jc w:val="both"/>
+        <w:rPr>
+          <w:rFonts w:ascii="Times New Roman" w:eastAsia="Times New Roman" w:hAnsi="Times New Roman" w:cs="Times New Roman"/>
+          <w:b/>
+          <w:bCs/>
+          <w:sz w:val="24"/>
+          <w:szCs w:val="24"/>
+          <w:u w:val="single"/>
+        </w:rPr>
+      </w:pPr>
+      <w:r>
+        <w:rPr>
+          <w:rFonts w:ascii="Times New Roman" w:eastAsia="Times New Roman" w:hAnsi="Times New Roman" w:cs="Times New Roman"/>
+          <w:b/>
+          <w:bCs/>
+          <w:sz w:val="24"/>
+          <w:szCs w:val="24"/>
+          <w:u w:val="single"/>
+        </w:rPr>
+        <w:t xml:space="preserve">XIV. SOLICITA PRUEBA MEDICA Y PSICOLOGICA ANTICIPADA. </w:t>
+      </w:r>
+    </w:p>
+    <w:p>
+      <w:pPr>
+        <w:spacing w:after="0" w:line="360" w:lineRule="auto"/>
+        <w:ind w:firstLine="720"/>
+        <w:jc w:val="both"/>
+        <w:rPr>
+          <w:rFonts w:ascii="Times New Roman" w:eastAsia="Times New Roman" w:hAnsi="Times New Roman" w:cs="Times New Roman"/>
+          <w:sz w:val="24"/>
+          <w:szCs w:val="24"/>
+        </w:rPr>
+      </w:pPr>
+      <w:r>
+        <w:rPr>
+          <w:rFonts w:ascii="Times New Roman" w:eastAsia="Times New Roman" w:hAnsi="Times New Roman" w:cs="Times New Roman"/>
+          <w:sz w:val="24"/>
+          <w:szCs w:val="24"/>
+        </w:rPr>
+        <w:t>A fin de preparar eficazmente el proceso judicial (arts. 1, 24, 25.1 y 8 de la Convención Americana sobre DD.HH), y contar las partes y V.S con la mayor información posible al celebrarse la audiencia preliminar, como previo recaudo y de manera excepcional en los términos del Art. 326 del CPCCN, en virtud de las lesiones subsistentes en el actor como producto del siniestro de autos, es que solicito respetuosamente a V.S se designe PERITO MÉDICO Y PERITO PSICÓLOGO, a fines de concretar dicha prueba de manera anterior a la audiencia preliminar.</w:t>
+      </w:r>
+    </w:p>
+    <w:p>
+      <w:pPr>
+        <w:spacing w:after="0" w:line="360" w:lineRule="auto"/>
+        <w:jc w:val="both"/>
+        <w:rPr>
+          <w:rFonts w:ascii="Times New Roman" w:eastAsia="Times New Roman" w:hAnsi="Times New Roman" w:cs="Times New Roman"/>
+          <w:b/>
+          <w:bCs/>
+          <w:sz w:val="24"/>
+          <w:szCs w:val="24"/>
+          <w:highlight w:val="yellow"/>
+          <w:u w:val="single"/>
+        </w:rPr>
+      </w:pPr>
     </w:p>
     <w:p>
       <w:pPr>
@@ -10819,162 +12519,45 @@
           <w:rFonts w:ascii="Times New Roman" w:eastAsia="Times New Roman" w:hAnsi="Times New Roman" w:cs="Times New Roman"/>
           <w:b/>
           <w:bCs/>
-          <w:color w:val="EE0000"/>
-          <w:sz w:val="24"/>
-          <w:szCs w:val="24"/>
-        </w:rPr>
-      </w:pPr>
-    </w:p>
-    <w:p>
-      <w:pPr>
-        <w:pBdr>
-          <w:top w:val="nil"/>
-          <w:left w:val="nil"/>
-          <w:bottom w:val="nil"/>
-          <w:right w:val="nil"/>
-          <w:between w:val="nil"/>
-        </w:pBdr>
-        <w:spacing w:after="0" w:line="360" w:lineRule="auto"/>
-        <w:jc w:val="both"/>
-        <w:rPr>
-          <w:rFonts w:ascii="Times New Roman" w:eastAsia="Times New Roman" w:hAnsi="Times New Roman" w:cs="Times New Roman"/>
-          <w:sz w:val="24"/>
-          <w:szCs w:val="24"/>
-          <w:highlight w:val="yellow"/>
-        </w:rPr>
-      </w:pPr>
-    </w:p>
-    <w:p>
-      <w:pPr>
-        <w:pBdr>
-          <w:top w:val="nil"/>
-          <w:left w:val="nil"/>
-          <w:bottom w:val="nil"/>
-          <w:right w:val="nil"/>
-          <w:between w:val="nil"/>
-        </w:pBdr>
-        <w:spacing w:after="0" w:line="360" w:lineRule="auto"/>
-        <w:jc w:val="both"/>
-        <w:rPr>
-          <w:rFonts w:ascii="Times New Roman" w:eastAsia="Times New Roman" w:hAnsi="Times New Roman" w:cs="Times New Roman"/>
-          <w:sz w:val="24"/>
-          <w:szCs w:val="24"/>
-          <w:highlight w:val="yellow"/>
-        </w:rPr>
-      </w:pPr>
-    </w:p>
-    <w:p>
-      <w:pPr>
-        <w:pBdr>
-          <w:top w:val="nil"/>
-          <w:left w:val="nil"/>
-          <w:bottom w:val="nil"/>
-          <w:right w:val="nil"/>
-          <w:between w:val="nil"/>
-        </w:pBdr>
-        <w:spacing w:after="0" w:line="360" w:lineRule="auto"/>
-        <w:jc w:val="both"/>
-        <w:rPr>
-          <w:rFonts w:ascii="Times New Roman" w:eastAsia="Times New Roman" w:hAnsi="Times New Roman" w:cs="Times New Roman"/>
-          <w:sz w:val="24"/>
-          <w:szCs w:val="24"/>
-        </w:rPr>
-      </w:pPr>
-      <w:r>
-        <w:rPr>
-          <w:rFonts w:ascii="Times New Roman" w:eastAsia="Times New Roman" w:hAnsi="Times New Roman" w:cs="Times New Roman"/>
-          <w:b/>
-          <w:bCs/>
-          <w:i/>
-          <w:iCs/>
           <w:sz w:val="24"/>
           <w:szCs w:val="24"/>
           <w:u w:val="single"/>
         </w:rPr>
-        <w:t>C) PERICIAL</w:t>
-      </w:r>
-      <w:r>
-        <w:rPr>
-          <w:rFonts w:ascii="Times New Roman" w:eastAsia="Times New Roman" w:hAnsi="Times New Roman" w:cs="Times New Roman"/>
-          <w:sz w:val="24"/>
-          <w:szCs w:val="24"/>
-        </w:rPr>
-        <w:t>:</w:t>
-      </w:r>
-    </w:p>
-    <w:p>
-      <w:pPr>
-        <w:pBdr>
-          <w:top w:val="nil"/>
-          <w:left w:val="nil"/>
-          <w:bottom w:val="nil"/>
-          <w:right w:val="nil"/>
-          <w:between w:val="nil"/>
-        </w:pBdr>
-        <w:spacing w:after="0" w:line="360" w:lineRule="auto"/>
-        <w:jc w:val="both"/>
-        <w:rPr>
-          <w:rFonts w:ascii="Times New Roman" w:eastAsia="Times New Roman" w:hAnsi="Times New Roman" w:cs="Times New Roman"/>
-          <w:sz w:val="24"/>
-          <w:szCs w:val="24"/>
-        </w:rPr>
-      </w:pPr>
-    </w:p>
-    <w:p>
-      <w:pPr>
-        <w:spacing w:after="0" w:line="360" w:lineRule="auto"/>
-        <w:jc w:val="both"/>
-        <w:rPr>
-          <w:rFonts w:ascii="Times New Roman" w:eastAsia="Times New Roman" w:hAnsi="Times New Roman" w:cs="Times New Roman"/>
-          <w:b/>
-          <w:bCs/>
-          <w:sz w:val="24"/>
-          <w:szCs w:val="24"/>
-        </w:rPr>
-      </w:pPr>
-      <w:r>
-        <w:rPr>
-          <w:rFonts w:ascii="Times New Roman" w:eastAsia="Times New Roman" w:hAnsi="Times New Roman" w:cs="Times New Roman"/>
-          <w:b/>
-          <w:bCs/>
-          <w:sz w:val="24"/>
-          <w:szCs w:val="24"/>
-        </w:rPr>
-        <w:t>1) CONTABLE:</w:t>
-      </w:r>
-    </w:p>
-    <w:p>
-      <w:pPr>
-        <w:spacing w:after="0" w:line="360" w:lineRule="auto"/>
-        <w:jc w:val="both"/>
-        <w:rPr>
-          <w:rFonts w:ascii="Times New Roman" w:eastAsia="Times New Roman" w:hAnsi="Times New Roman" w:cs="Times New Roman"/>
-          <w:b/>
-          <w:bCs/>
-          <w:sz w:val="24"/>
-          <w:szCs w:val="24"/>
-        </w:rPr>
-      </w:pPr>
-    </w:p>
-    <w:p>
-      <w:pPr>
-        <w:spacing w:after="0" w:line="360" w:lineRule="auto"/>
-        <w:jc w:val="both"/>
-        <w:rPr>
-          <w:rFonts w:ascii="Times New Roman" w:eastAsia="Times New Roman" w:hAnsi="Times New Roman" w:cs="Times New Roman"/>
-          <w:sz w:val="24"/>
-          <w:szCs w:val="24"/>
-        </w:rPr>
-      </w:pPr>
-      <w:r>
-        <w:rPr>
-          <w:rFonts w:ascii="Times New Roman" w:eastAsia="Times New Roman" w:hAnsi="Times New Roman" w:cs="Times New Roman"/>
-          <w:b/>
-          <w:bCs/>
-          <w:sz w:val="24"/>
-          <w:szCs w:val="24"/>
-        </w:rPr>
-        <w:t>A.- PARA LAS CITADAS EN GARANTÍA</w:t>
+      </w:pPr>
+      <w:r>
+        <w:rPr>
+          <w:rFonts w:ascii="Times New Roman" w:eastAsia="Times New Roman" w:hAnsi="Times New Roman" w:cs="Times New Roman"/>
+          <w:b/>
+          <w:bCs/>
+          <w:sz w:val="24"/>
+          <w:szCs w:val="24"/>
+          <w:u w:val="single"/>
+        </w:rPr>
+        <w:t xml:space="preserve">XV. </w:t>
+      </w:r>
+      <w:proofErr w:type="gramStart"/>
+      <w:r>
+        <w:rPr>
+          <w:rFonts w:ascii="Times New Roman" w:eastAsia="Times New Roman" w:hAnsi="Times New Roman" w:cs="Times New Roman"/>
+          <w:b/>
+          <w:bCs/>
+          <w:sz w:val="24"/>
+          <w:szCs w:val="24"/>
+          <w:u w:val="single"/>
+        </w:rPr>
+        <w:t>SE  OPONE</w:t>
+      </w:r>
+      <w:proofErr w:type="gramEnd"/>
+      <w:r>
+        <w:rPr>
+          <w:rFonts w:ascii="Times New Roman" w:eastAsia="Times New Roman" w:hAnsi="Times New Roman" w:cs="Times New Roman"/>
+          <w:b/>
+          <w:bCs/>
+          <w:sz w:val="24"/>
+          <w:szCs w:val="24"/>
+          <w:u w:val="single"/>
+        </w:rPr>
+        <w:t xml:space="preserve"> A LA DESIGNACIÓN DEL CUERPO MÉDICO FORENSE</w:t>
       </w:r>
     </w:p>
     <w:p>
@@ -10988,132 +12571,892 @@
           <w:szCs w:val="24"/>
         </w:rPr>
       </w:pPr>
-      <w:r>
-        <w:rPr>
-          <w:rFonts w:ascii="Times New Roman" w:eastAsia="Times New Roman" w:hAnsi="Times New Roman" w:cs="Times New Roman"/>
-          <w:sz w:val="24"/>
-          <w:szCs w:val="24"/>
-        </w:rPr>
-        <w:t xml:space="preserve">Para el supuesto de que la citada en garantía reconozca o no el carácter aseguradora del rodado PERTENECIENTE A LA DEMANDADA, , solicito se designe perito contador único de oficio, para que constituyéndose en el domicilio de LA CITADA EN </w:t>
-      </w:r>
-      <w:r>
-        <w:rPr>
-          <w:rFonts w:ascii="Times New Roman" w:eastAsia="Times New Roman" w:hAnsi="Times New Roman" w:cs="Times New Roman"/>
-          <w:sz w:val="24"/>
-          <w:szCs w:val="24"/>
+      <w:proofErr w:type="gramStart"/>
+      <w:r>
+        <w:rPr>
+          <w:rFonts w:ascii="Times New Roman" w:eastAsia="Times New Roman" w:hAnsi="Times New Roman" w:cs="Times New Roman"/>
+          <w:sz w:val="24"/>
+          <w:szCs w:val="24"/>
+        </w:rPr>
+        <w:t>Dada  la</w:t>
+      </w:r>
+      <w:proofErr w:type="gramEnd"/>
+      <w:r>
+        <w:rPr>
+          <w:rFonts w:ascii="Times New Roman" w:eastAsia="Times New Roman" w:hAnsi="Times New Roman" w:cs="Times New Roman"/>
+          <w:sz w:val="24"/>
+          <w:szCs w:val="24"/>
+        </w:rPr>
+        <w:t xml:space="preserve"> </w:t>
+      </w:r>
+      <w:proofErr w:type="gramStart"/>
+      <w:r>
+        <w:rPr>
+          <w:rFonts w:ascii="Times New Roman" w:eastAsia="Times New Roman" w:hAnsi="Times New Roman" w:cs="Times New Roman"/>
+          <w:sz w:val="24"/>
+          <w:szCs w:val="24"/>
+        </w:rPr>
+        <w:t>oposición  que</w:t>
+      </w:r>
+      <w:proofErr w:type="gramEnd"/>
+      <w:r>
+        <w:rPr>
+          <w:rFonts w:ascii="Times New Roman" w:eastAsia="Times New Roman" w:hAnsi="Times New Roman" w:cs="Times New Roman"/>
+          <w:sz w:val="24"/>
+          <w:szCs w:val="24"/>
+        </w:rPr>
+        <w:t xml:space="preserve"> habitualmente </w:t>
+      </w:r>
+      <w:proofErr w:type="gramStart"/>
+      <w:r>
+        <w:rPr>
+          <w:rFonts w:ascii="Times New Roman" w:eastAsia="Times New Roman" w:hAnsi="Times New Roman" w:cs="Times New Roman"/>
+          <w:sz w:val="24"/>
+          <w:szCs w:val="24"/>
+        </w:rPr>
+        <w:t>plantea  la</w:t>
+      </w:r>
+      <w:proofErr w:type="gramEnd"/>
+      <w:r>
+        <w:rPr>
+          <w:rFonts w:ascii="Times New Roman" w:eastAsia="Times New Roman" w:hAnsi="Times New Roman" w:cs="Times New Roman"/>
+          <w:sz w:val="24"/>
+          <w:szCs w:val="24"/>
+        </w:rPr>
+        <w:t xml:space="preserve"> parte demandada y/o citada en garantía en procesos como el presente, en cuanto pretenden la designación del Cuerpo Médico Forense –</w:t>
+      </w:r>
+      <w:proofErr w:type="gramStart"/>
+      <w:r>
+        <w:rPr>
+          <w:rFonts w:ascii="Times New Roman" w:eastAsia="Times New Roman" w:hAnsi="Times New Roman" w:cs="Times New Roman"/>
+          <w:sz w:val="24"/>
+          <w:szCs w:val="24"/>
+        </w:rPr>
+        <w:t>en  reemplazo</w:t>
+      </w:r>
+      <w:proofErr w:type="gramEnd"/>
+      <w:r>
+        <w:rPr>
+          <w:rFonts w:ascii="Times New Roman" w:eastAsia="Times New Roman" w:hAnsi="Times New Roman" w:cs="Times New Roman"/>
+          <w:sz w:val="24"/>
+          <w:szCs w:val="24"/>
+        </w:rPr>
+        <w:t xml:space="preserve"> de los peritos de oficio que solicita la parte demandante-, es que venimos desde </w:t>
+      </w:r>
+      <w:proofErr w:type="gramStart"/>
+      <w:r>
+        <w:rPr>
+          <w:rFonts w:ascii="Times New Roman" w:eastAsia="Times New Roman" w:hAnsi="Times New Roman" w:cs="Times New Roman"/>
+          <w:sz w:val="24"/>
+          <w:szCs w:val="24"/>
+        </w:rPr>
+        <w:t>ya  a</w:t>
+      </w:r>
+      <w:proofErr w:type="gramEnd"/>
+      <w:r>
+        <w:rPr>
+          <w:rFonts w:ascii="Times New Roman" w:eastAsia="Times New Roman" w:hAnsi="Times New Roman" w:cs="Times New Roman"/>
+          <w:sz w:val="24"/>
+          <w:szCs w:val="24"/>
+        </w:rPr>
+        <w:t xml:space="preserve"> expresar los fundamentos por los cuales consideramos imprescindible la designación de tales peritos médicos:</w:t>
+      </w:r>
+    </w:p>
+    <w:p>
+      <w:pPr>
+        <w:spacing w:after="0" w:line="360" w:lineRule="auto"/>
+        <w:ind w:firstLine="720"/>
+        <w:jc w:val="both"/>
+        <w:rPr>
+          <w:rFonts w:ascii="Times New Roman" w:eastAsia="Times New Roman" w:hAnsi="Times New Roman" w:cs="Times New Roman"/>
+          <w:sz w:val="24"/>
+          <w:szCs w:val="24"/>
+        </w:rPr>
+      </w:pPr>
+      <w:r>
+        <w:rPr>
+          <w:rFonts w:ascii="Times New Roman" w:eastAsia="Times New Roman" w:hAnsi="Times New Roman" w:cs="Times New Roman"/>
+          <w:sz w:val="24"/>
+          <w:szCs w:val="24"/>
+        </w:rPr>
+        <w:t xml:space="preserve">En principio, cabe destacar que a </w:t>
+      </w:r>
+      <w:proofErr w:type="gramStart"/>
+      <w:r>
+        <w:rPr>
+          <w:rFonts w:ascii="Times New Roman" w:eastAsia="Times New Roman" w:hAnsi="Times New Roman" w:cs="Times New Roman"/>
+          <w:sz w:val="24"/>
+          <w:szCs w:val="24"/>
+        </w:rPr>
+        <w:t>raíz  del</w:t>
+      </w:r>
+      <w:proofErr w:type="gramEnd"/>
+      <w:r>
+        <w:rPr>
+          <w:rFonts w:ascii="Times New Roman" w:eastAsia="Times New Roman" w:hAnsi="Times New Roman" w:cs="Times New Roman"/>
+          <w:sz w:val="24"/>
+          <w:szCs w:val="24"/>
+        </w:rPr>
+        <w:t xml:space="preserve"> terrible accidente que ha sufrido la actora –y el cual es objeto de esta litis-, ha padecido lesiones </w:t>
+      </w:r>
+      <w:proofErr w:type="gramStart"/>
+      <w:r>
+        <w:rPr>
+          <w:rFonts w:ascii="Times New Roman" w:eastAsia="Times New Roman" w:hAnsi="Times New Roman" w:cs="Times New Roman"/>
+          <w:sz w:val="24"/>
+          <w:szCs w:val="24"/>
+        </w:rPr>
+        <w:t>de  consideración</w:t>
+      </w:r>
+      <w:proofErr w:type="gramEnd"/>
+      <w:r>
+        <w:rPr>
+          <w:rFonts w:ascii="Times New Roman" w:eastAsia="Times New Roman" w:hAnsi="Times New Roman" w:cs="Times New Roman"/>
+          <w:sz w:val="24"/>
+          <w:szCs w:val="24"/>
+        </w:rPr>
+        <w:t xml:space="preserve"> las cuales son detalladas en el informe médico que se acompaña junto con la presente y las cuales además pueden </w:t>
+      </w:r>
+      <w:proofErr w:type="gramStart"/>
+      <w:r>
+        <w:rPr>
+          <w:rFonts w:ascii="Times New Roman" w:eastAsia="Times New Roman" w:hAnsi="Times New Roman" w:cs="Times New Roman"/>
+          <w:sz w:val="24"/>
+          <w:szCs w:val="24"/>
+        </w:rPr>
+        <w:t>constatarse  en</w:t>
+      </w:r>
+      <w:proofErr w:type="gramEnd"/>
+      <w:r>
+        <w:rPr>
+          <w:rFonts w:ascii="Times New Roman" w:eastAsia="Times New Roman" w:hAnsi="Times New Roman" w:cs="Times New Roman"/>
+          <w:sz w:val="24"/>
+          <w:szCs w:val="24"/>
+        </w:rPr>
+        <w:t xml:space="preserve"> las fotografías que también se </w:t>
+      </w:r>
+      <w:proofErr w:type="gramStart"/>
+      <w:r>
+        <w:rPr>
+          <w:rFonts w:ascii="Times New Roman" w:eastAsia="Times New Roman" w:hAnsi="Times New Roman" w:cs="Times New Roman"/>
+          <w:sz w:val="24"/>
+          <w:szCs w:val="24"/>
+        </w:rPr>
+        <w:t>adjuntan,.</w:t>
+      </w:r>
+      <w:proofErr w:type="gramEnd"/>
+    </w:p>
+    <w:p>
+      <w:pPr>
+        <w:spacing w:after="0" w:line="360" w:lineRule="auto"/>
+        <w:ind w:firstLine="720"/>
+        <w:jc w:val="both"/>
+        <w:rPr>
+          <w:rFonts w:ascii="Times New Roman" w:eastAsia="Times New Roman" w:hAnsi="Times New Roman" w:cs="Times New Roman"/>
+          <w:sz w:val="24"/>
+          <w:szCs w:val="24"/>
+        </w:rPr>
+      </w:pPr>
+      <w:r>
+        <w:rPr>
+          <w:rFonts w:ascii="Times New Roman" w:eastAsia="Times New Roman" w:hAnsi="Times New Roman" w:cs="Times New Roman"/>
+          <w:sz w:val="24"/>
+          <w:szCs w:val="24"/>
+        </w:rPr>
+        <w:t>Sin temor a ser reiterativos y amén de estar cuidadosamente detallado en el escrito de inicio, mi mandante sufrió lesiones de carácter grave. Se ha estimado la incapacidad de la </w:t>
+      </w:r>
+      <w:r>
+        <w:rPr>
+          <w:rFonts w:ascii="Times New Roman" w:eastAsia="Times New Roman" w:hAnsi="Times New Roman" w:cs="Times New Roman"/>
+          <w:b/>
+          <w:bCs/>
+          <w:sz w:val="24"/>
+          <w:szCs w:val="24"/>
+        </w:rPr>
+        <w:t>actora en</w:t>
+      </w:r>
+      <w:r>
+        <w:rPr>
+          <w:rFonts w:ascii="Times New Roman" w:eastAsia="Times New Roman" w:hAnsi="Times New Roman" w:cs="Times New Roman"/>
+          <w:sz w:val="24"/>
+          <w:szCs w:val="24"/>
+        </w:rPr>
+        <w:t xml:space="preserve"> 35%, pudiendo observar que dicha incapacidad la coloca en un nivel de inferioridad importante, destacando asimismo que actualmente </w:t>
+      </w:r>
+      <w:proofErr w:type="gramStart"/>
+      <w:r>
+        <w:rPr>
+          <w:rFonts w:ascii="Times New Roman" w:eastAsia="Times New Roman" w:hAnsi="Times New Roman" w:cs="Times New Roman"/>
+          <w:sz w:val="24"/>
+          <w:szCs w:val="24"/>
+        </w:rPr>
+        <w:t>continúan  ambos</w:t>
+      </w:r>
+      <w:proofErr w:type="gramEnd"/>
+      <w:r>
+        <w:rPr>
+          <w:rFonts w:ascii="Times New Roman" w:eastAsia="Times New Roman" w:hAnsi="Times New Roman" w:cs="Times New Roman"/>
+          <w:sz w:val="24"/>
+          <w:szCs w:val="24"/>
+        </w:rPr>
+        <w:t xml:space="preserve"> con los tratamientos de rehabilitación. Por otra parte, a raíz del </w:t>
+      </w:r>
+      <w:proofErr w:type="gramStart"/>
+      <w:r>
+        <w:rPr>
+          <w:rFonts w:ascii="Times New Roman" w:eastAsia="Times New Roman" w:hAnsi="Times New Roman" w:cs="Times New Roman"/>
+          <w:sz w:val="24"/>
+          <w:szCs w:val="24"/>
+        </w:rPr>
+        <w:t>accidente  mi</w:t>
+      </w:r>
+      <w:proofErr w:type="gramEnd"/>
+      <w:r>
+        <w:rPr>
+          <w:rFonts w:ascii="Times New Roman" w:eastAsia="Times New Roman" w:hAnsi="Times New Roman" w:cs="Times New Roman"/>
+          <w:sz w:val="24"/>
+          <w:szCs w:val="24"/>
+        </w:rPr>
+        <w:t xml:space="preserve"> mandante ha tenido que </w:t>
+      </w:r>
+      <w:proofErr w:type="gramStart"/>
+      <w:r>
+        <w:rPr>
+          <w:rFonts w:ascii="Times New Roman" w:eastAsia="Times New Roman" w:hAnsi="Times New Roman" w:cs="Times New Roman"/>
+          <w:sz w:val="24"/>
+          <w:szCs w:val="24"/>
+        </w:rPr>
+        <w:t>afrontar  todos</w:t>
+      </w:r>
+      <w:proofErr w:type="gramEnd"/>
+      <w:r>
+        <w:rPr>
+          <w:rFonts w:ascii="Times New Roman" w:eastAsia="Times New Roman" w:hAnsi="Times New Roman" w:cs="Times New Roman"/>
+          <w:sz w:val="24"/>
+          <w:szCs w:val="24"/>
+        </w:rPr>
+        <w:t xml:space="preserve"> aquellos gastos que implican los tratamientos, ya sea de rehabilitación como los gastos farmacéuticos, de traslado, </w:t>
+      </w:r>
+      <w:proofErr w:type="spellStart"/>
+      <w:r>
+        <w:rPr>
+          <w:rFonts w:ascii="Times New Roman" w:eastAsia="Times New Roman" w:hAnsi="Times New Roman" w:cs="Times New Roman"/>
+          <w:sz w:val="24"/>
+          <w:szCs w:val="24"/>
+        </w:rPr>
+        <w:t>etc</w:t>
+      </w:r>
+      <w:proofErr w:type="spellEnd"/>
+      <w:r>
+        <w:rPr>
+          <w:rFonts w:ascii="Times New Roman" w:eastAsia="Times New Roman" w:hAnsi="Times New Roman" w:cs="Times New Roman"/>
+          <w:sz w:val="24"/>
+          <w:szCs w:val="24"/>
+        </w:rPr>
+        <w:t>; que le significaron un endeudamiento atento a que han tenido que acudir a la ayuda de familiares y terceros para poder solventar los múltiples gastos que un accidente de esta magnitud requiere.                             </w:t>
+      </w:r>
+    </w:p>
+    <w:p>
+      <w:pPr>
+        <w:spacing w:after="0" w:line="360" w:lineRule="auto"/>
+        <w:ind w:firstLine="720"/>
+        <w:jc w:val="both"/>
+        <w:rPr>
+          <w:rFonts w:ascii="Times New Roman" w:eastAsia="Times New Roman" w:hAnsi="Times New Roman" w:cs="Times New Roman"/>
+          <w:sz w:val="24"/>
+          <w:szCs w:val="24"/>
+        </w:rPr>
+      </w:pPr>
+      <w:r>
+        <w:rPr>
+          <w:rFonts w:ascii="Times New Roman" w:eastAsia="Times New Roman" w:hAnsi="Times New Roman" w:cs="Times New Roman"/>
+          <w:sz w:val="24"/>
+          <w:szCs w:val="24"/>
+        </w:rPr>
+        <w:t>En base a lo expuesto, y en mérito a la </w:t>
+      </w:r>
+      <w:proofErr w:type="gramStart"/>
+      <w:r>
+        <w:rPr>
+          <w:rFonts w:ascii="Times New Roman" w:eastAsia="Times New Roman" w:hAnsi="Times New Roman" w:cs="Times New Roman"/>
+          <w:b/>
+          <w:bCs/>
+          <w:sz w:val="24"/>
+          <w:szCs w:val="24"/>
+        </w:rPr>
+        <w:t>economía  y</w:t>
+      </w:r>
+      <w:proofErr w:type="gramEnd"/>
+      <w:r>
+        <w:rPr>
+          <w:rFonts w:ascii="Times New Roman" w:eastAsia="Times New Roman" w:hAnsi="Times New Roman" w:cs="Times New Roman"/>
+          <w:sz w:val="24"/>
+          <w:szCs w:val="24"/>
+        </w:rPr>
+        <w:t> </w:t>
+      </w:r>
+      <w:r>
+        <w:rPr>
+          <w:rFonts w:ascii="Times New Roman" w:eastAsia="Times New Roman" w:hAnsi="Times New Roman" w:cs="Times New Roman"/>
+          <w:b/>
+          <w:bCs/>
+          <w:sz w:val="24"/>
+          <w:szCs w:val="24"/>
+        </w:rPr>
+        <w:t>celeridad procesal</w:t>
+      </w:r>
+      <w:r>
+        <w:rPr>
+          <w:rFonts w:ascii="Times New Roman" w:eastAsia="Times New Roman" w:hAnsi="Times New Roman" w:cs="Times New Roman"/>
+          <w:sz w:val="24"/>
+          <w:szCs w:val="24"/>
+        </w:rPr>
+        <w:t xml:space="preserve">, esta parte se </w:t>
+      </w:r>
+      <w:proofErr w:type="gramStart"/>
+      <w:r>
+        <w:rPr>
+          <w:rFonts w:ascii="Times New Roman" w:eastAsia="Times New Roman" w:hAnsi="Times New Roman" w:cs="Times New Roman"/>
+          <w:sz w:val="24"/>
+          <w:szCs w:val="24"/>
+        </w:rPr>
+        <w:t>opone  en</w:t>
+      </w:r>
+      <w:proofErr w:type="gramEnd"/>
+      <w:r>
+        <w:rPr>
+          <w:rFonts w:ascii="Times New Roman" w:eastAsia="Times New Roman" w:hAnsi="Times New Roman" w:cs="Times New Roman"/>
+          <w:sz w:val="24"/>
+          <w:szCs w:val="24"/>
+        </w:rPr>
+        <w:t xml:space="preserve"> forma total y categórica a la designación del Cuerpo Médico Forense, por las consideraciones de hecho y de derecho que paso a detallar:</w:t>
+      </w:r>
+    </w:p>
+    <w:p>
+      <w:pPr>
+        <w:spacing w:after="0" w:line="360" w:lineRule="auto"/>
+        <w:ind w:firstLine="720"/>
+        <w:jc w:val="both"/>
+        <w:rPr>
+          <w:rFonts w:ascii="Times New Roman" w:eastAsia="Times New Roman" w:hAnsi="Times New Roman" w:cs="Times New Roman"/>
+          <w:sz w:val="24"/>
+          <w:szCs w:val="24"/>
+        </w:rPr>
+      </w:pPr>
+      <w:r>
+        <w:rPr>
+          <w:rFonts w:ascii="Times New Roman" w:eastAsia="Times New Roman" w:hAnsi="Times New Roman" w:cs="Times New Roman"/>
+          <w:sz w:val="24"/>
+          <w:szCs w:val="24"/>
+        </w:rPr>
+        <w:t xml:space="preserve">La demora en la citación y luego en el dictamen, como es de público y notorio, con la que el Cuerpo Médico   Forense se expide, y la consiguiente demora que ello provoca en las tramitaciones judiciales, colocaría al actor en una situación realmente penosa, y restándole la oportunidad de </w:t>
+      </w:r>
+      <w:proofErr w:type="gramStart"/>
+      <w:r>
+        <w:rPr>
+          <w:rFonts w:ascii="Times New Roman" w:eastAsia="Times New Roman" w:hAnsi="Times New Roman" w:cs="Times New Roman"/>
+          <w:sz w:val="24"/>
+          <w:szCs w:val="24"/>
+        </w:rPr>
+        <w:t>realizar  los</w:t>
+      </w:r>
+      <w:proofErr w:type="gramEnd"/>
+      <w:r>
+        <w:rPr>
+          <w:rFonts w:ascii="Times New Roman" w:eastAsia="Times New Roman" w:hAnsi="Times New Roman" w:cs="Times New Roman"/>
+          <w:sz w:val="24"/>
+          <w:szCs w:val="24"/>
+        </w:rPr>
+        <w:t xml:space="preserve"> estudios físicos </w:t>
+      </w:r>
+      <w:proofErr w:type="gramStart"/>
+      <w:r>
+        <w:rPr>
+          <w:rFonts w:ascii="Times New Roman" w:eastAsia="Times New Roman" w:hAnsi="Times New Roman" w:cs="Times New Roman"/>
+          <w:sz w:val="24"/>
+          <w:szCs w:val="24"/>
+        </w:rPr>
+        <w:t>y  psicológicos</w:t>
+      </w:r>
+      <w:proofErr w:type="gramEnd"/>
+      <w:r>
+        <w:rPr>
+          <w:rFonts w:ascii="Times New Roman" w:eastAsia="Times New Roman" w:hAnsi="Times New Roman" w:cs="Times New Roman"/>
+          <w:sz w:val="24"/>
+          <w:szCs w:val="24"/>
+        </w:rPr>
+        <w:t>  necesarios para la prosecución del tratamiento médico.</w:t>
+      </w:r>
+    </w:p>
+    <w:p>
+      <w:pPr>
+        <w:spacing w:after="0" w:line="360" w:lineRule="auto"/>
+        <w:ind w:firstLine="720"/>
+        <w:jc w:val="both"/>
+        <w:rPr>
+          <w:rFonts w:ascii="Times New Roman" w:eastAsia="Times New Roman" w:hAnsi="Times New Roman" w:cs="Times New Roman"/>
+          <w:sz w:val="24"/>
+          <w:szCs w:val="24"/>
+        </w:rPr>
+      </w:pPr>
+      <w:r>
+        <w:rPr>
+          <w:rFonts w:ascii="Times New Roman" w:eastAsia="Times New Roman" w:hAnsi="Times New Roman" w:cs="Times New Roman"/>
+          <w:sz w:val="24"/>
+          <w:szCs w:val="24"/>
+        </w:rPr>
+        <w:t>Estaríamos pidiéndole a la actora –</w:t>
+      </w:r>
+      <w:proofErr w:type="gramStart"/>
+      <w:r>
+        <w:rPr>
+          <w:rFonts w:ascii="Times New Roman" w:eastAsia="Times New Roman" w:hAnsi="Times New Roman" w:cs="Times New Roman"/>
+          <w:sz w:val="24"/>
+          <w:szCs w:val="24"/>
+        </w:rPr>
+        <w:t>y  a</w:t>
+      </w:r>
+      <w:proofErr w:type="gramEnd"/>
+      <w:r>
+        <w:rPr>
+          <w:rFonts w:ascii="Times New Roman" w:eastAsia="Times New Roman" w:hAnsi="Times New Roman" w:cs="Times New Roman"/>
+          <w:sz w:val="24"/>
+          <w:szCs w:val="24"/>
+        </w:rPr>
+        <w:t xml:space="preserve"> sus dolencias- de casi más de año de espera para solucionar los </w:t>
+      </w:r>
+      <w:proofErr w:type="gramStart"/>
+      <w:r>
+        <w:rPr>
+          <w:rFonts w:ascii="Times New Roman" w:eastAsia="Times New Roman" w:hAnsi="Times New Roman" w:cs="Times New Roman"/>
+          <w:sz w:val="24"/>
+          <w:szCs w:val="24"/>
+        </w:rPr>
+        <w:t>daños  producidos</w:t>
+      </w:r>
+      <w:proofErr w:type="gramEnd"/>
+      <w:r>
+        <w:rPr>
+          <w:rFonts w:ascii="Times New Roman" w:eastAsia="Times New Roman" w:hAnsi="Times New Roman" w:cs="Times New Roman"/>
+          <w:sz w:val="24"/>
+          <w:szCs w:val="24"/>
+        </w:rPr>
+        <w:t xml:space="preserve"> por el demandado.</w:t>
+      </w:r>
+    </w:p>
+    <w:p>
+      <w:pPr>
+        <w:spacing w:after="0" w:line="360" w:lineRule="auto"/>
+        <w:ind w:firstLine="720"/>
+        <w:jc w:val="both"/>
+        <w:rPr>
+          <w:rFonts w:ascii="Times New Roman" w:eastAsia="Times New Roman" w:hAnsi="Times New Roman" w:cs="Times New Roman"/>
+          <w:sz w:val="24"/>
+          <w:szCs w:val="24"/>
+        </w:rPr>
+      </w:pPr>
+      <w:r>
+        <w:rPr>
+          <w:rFonts w:ascii="Times New Roman" w:eastAsia="Times New Roman" w:hAnsi="Times New Roman" w:cs="Times New Roman"/>
+          <w:sz w:val="24"/>
+          <w:szCs w:val="24"/>
+        </w:rPr>
+        <w:t xml:space="preserve">La enumeración de obligaciones de los cuerpos técnicos establecidas en el art. 56 del Decreto / ley 1285/58 impone una interpretación restrictiva en cuanto a su </w:t>
+      </w:r>
+      <w:proofErr w:type="gramStart"/>
+      <w:r>
+        <w:rPr>
+          <w:rFonts w:ascii="Times New Roman" w:eastAsia="Times New Roman" w:hAnsi="Times New Roman" w:cs="Times New Roman"/>
+          <w:sz w:val="24"/>
+          <w:szCs w:val="24"/>
+        </w:rPr>
+        <w:t>función  debiendo</w:t>
+      </w:r>
+      <w:proofErr w:type="gramEnd"/>
+      <w:r>
+        <w:rPr>
+          <w:rFonts w:ascii="Times New Roman" w:eastAsia="Times New Roman" w:hAnsi="Times New Roman" w:cs="Times New Roman"/>
+          <w:sz w:val="24"/>
+          <w:szCs w:val="24"/>
+        </w:rPr>
+        <w:t xml:space="preserve"> actuar a requerimiento de los jueces solo en casos excepcionales, y a entender     </w:t>
+      </w:r>
+    </w:p>
+    <w:p>
+      <w:pPr>
+        <w:spacing w:after="0" w:line="360" w:lineRule="auto"/>
+        <w:jc w:val="both"/>
+        <w:rPr>
+          <w:rFonts w:ascii="Times New Roman" w:eastAsia="Times New Roman" w:hAnsi="Times New Roman" w:cs="Times New Roman"/>
+          <w:sz w:val="24"/>
+          <w:szCs w:val="24"/>
+        </w:rPr>
+      </w:pPr>
+      <w:r>
+        <w:rPr>
+          <w:rFonts w:ascii="Times New Roman" w:eastAsia="Times New Roman" w:hAnsi="Times New Roman" w:cs="Times New Roman"/>
+          <w:sz w:val="24"/>
+          <w:szCs w:val="24"/>
+        </w:rPr>
+        <w:t xml:space="preserve">de esta parte, este es un caso dentro de </w:t>
+      </w:r>
+      <w:proofErr w:type="gramStart"/>
+      <w:r>
+        <w:rPr>
+          <w:rFonts w:ascii="Times New Roman" w:eastAsia="Times New Roman" w:hAnsi="Times New Roman" w:cs="Times New Roman"/>
+          <w:sz w:val="24"/>
+          <w:szCs w:val="24"/>
+        </w:rPr>
+        <w:t>los  cuales</w:t>
+      </w:r>
+      <w:proofErr w:type="gramEnd"/>
+      <w:r>
+        <w:rPr>
+          <w:rFonts w:ascii="Times New Roman" w:eastAsia="Times New Roman" w:hAnsi="Times New Roman" w:cs="Times New Roman"/>
+          <w:sz w:val="24"/>
+          <w:szCs w:val="24"/>
+        </w:rPr>
+        <w:t xml:space="preserve"> no entra el artículo mencionado, y por el hecho de que </w:t>
+      </w:r>
+      <w:proofErr w:type="gramStart"/>
+      <w:r>
+        <w:rPr>
+          <w:rFonts w:ascii="Times New Roman" w:eastAsia="Times New Roman" w:hAnsi="Times New Roman" w:cs="Times New Roman"/>
+          <w:sz w:val="24"/>
+          <w:szCs w:val="24"/>
+        </w:rPr>
+        <w:t>nuestros  mandantes</w:t>
+      </w:r>
+      <w:proofErr w:type="gramEnd"/>
+      <w:r>
+        <w:rPr>
+          <w:rFonts w:ascii="Times New Roman" w:eastAsia="Times New Roman" w:hAnsi="Times New Roman" w:cs="Times New Roman"/>
+          <w:sz w:val="24"/>
+          <w:szCs w:val="24"/>
+        </w:rPr>
+        <w:t xml:space="preserve"> no tengan la capacidad económica para abonar la tasa de justicia, no implica que tengan que ser examinados por el Cuerpo Médico Forense.  </w:t>
+      </w:r>
+    </w:p>
+    <w:p>
+      <w:pPr>
+        <w:spacing w:after="0" w:line="360" w:lineRule="auto"/>
+        <w:jc w:val="both"/>
+        <w:rPr>
+          <w:rFonts w:ascii="Times New Roman" w:eastAsia="Times New Roman" w:hAnsi="Times New Roman" w:cs="Times New Roman"/>
+          <w:sz w:val="24"/>
+          <w:szCs w:val="24"/>
+        </w:rPr>
+      </w:pPr>
+      <w:r>
+        <w:rPr>
+          <w:rFonts w:ascii="Times New Roman" w:eastAsia="Times New Roman" w:hAnsi="Times New Roman" w:cs="Times New Roman"/>
+          <w:sz w:val="24"/>
+          <w:szCs w:val="24"/>
+        </w:rPr>
+        <w:t xml:space="preserve">Por ellos y por esta pretensión de igualdad entre las partes en proceso y garantía de defensa en juicio que ha tenido en mira la legislación al crear la institución </w:t>
+      </w:r>
+      <w:proofErr w:type="gramStart"/>
+      <w:r>
+        <w:rPr>
+          <w:rFonts w:ascii="Times New Roman" w:eastAsia="Times New Roman" w:hAnsi="Times New Roman" w:cs="Times New Roman"/>
+          <w:sz w:val="24"/>
+          <w:szCs w:val="24"/>
+        </w:rPr>
+        <w:t>del  beneficio</w:t>
+      </w:r>
+      <w:proofErr w:type="gramEnd"/>
+      <w:r>
+        <w:rPr>
+          <w:rFonts w:ascii="Times New Roman" w:eastAsia="Times New Roman" w:hAnsi="Times New Roman" w:cs="Times New Roman"/>
+          <w:sz w:val="24"/>
+          <w:szCs w:val="24"/>
+        </w:rPr>
+        <w:t xml:space="preserve"> de litigar sin gastos, es que esta parte insiste en la designación de los peritos </w:t>
+      </w:r>
+      <w:proofErr w:type="gramStart"/>
+      <w:r>
+        <w:rPr>
+          <w:rFonts w:ascii="Times New Roman" w:eastAsia="Times New Roman" w:hAnsi="Times New Roman" w:cs="Times New Roman"/>
+          <w:sz w:val="24"/>
+          <w:szCs w:val="24"/>
+        </w:rPr>
+        <w:t>médicos  solicitados</w:t>
+      </w:r>
+      <w:proofErr w:type="gramEnd"/>
+      <w:r>
+        <w:rPr>
+          <w:rFonts w:ascii="Times New Roman" w:eastAsia="Times New Roman" w:hAnsi="Times New Roman" w:cs="Times New Roman"/>
+          <w:sz w:val="24"/>
+          <w:szCs w:val="24"/>
+        </w:rPr>
+        <w:t xml:space="preserve"> y no a la designación del Honorable Cuerpo Médico </w:t>
+      </w:r>
+      <w:proofErr w:type="gramStart"/>
+      <w:r>
+        <w:rPr>
+          <w:rFonts w:ascii="Times New Roman" w:eastAsia="Times New Roman" w:hAnsi="Times New Roman" w:cs="Times New Roman"/>
+          <w:sz w:val="24"/>
+          <w:szCs w:val="24"/>
+        </w:rPr>
+        <w:t>Forense.-</w:t>
+      </w:r>
+      <w:proofErr w:type="gramEnd"/>
+    </w:p>
+    <w:p>
+      <w:pPr>
+        <w:spacing w:after="0" w:line="360" w:lineRule="auto"/>
+        <w:jc w:val="both"/>
+        <w:rPr>
+          <w:rFonts w:ascii="Times New Roman" w:eastAsia="Times New Roman" w:hAnsi="Times New Roman" w:cs="Times New Roman"/>
+          <w:b/>
+          <w:bCs/>
+          <w:sz w:val="24"/>
+          <w:szCs w:val="24"/>
+          <w:u w:val="single"/>
+        </w:rPr>
+      </w:pPr>
+      <w:proofErr w:type="gramStart"/>
+      <w:r>
+        <w:rPr>
+          <w:rFonts w:ascii="Times New Roman" w:eastAsia="Times New Roman" w:hAnsi="Times New Roman" w:cs="Times New Roman"/>
+          <w:b/>
+          <w:bCs/>
+          <w:sz w:val="24"/>
+          <w:szCs w:val="24"/>
+          <w:u w:val="single"/>
         </w:rPr>
         <w:lastRenderedPageBreak/>
-        <w:t>GARANTÍA </w:t>
-      </w:r>
-      <w:r>
-        <w:rPr>
-          <w:rFonts w:ascii="Times New Roman" w:eastAsia="Times New Roman" w:hAnsi="Times New Roman" w:cs="Times New Roman"/>
-          <w:b/>
-          <w:bCs/>
-          <w:sz w:val="24"/>
-          <w:szCs w:val="24"/>
-        </w:rPr>
-        <w:t> (sector contable)</w:t>
-      </w:r>
-      <w:r>
-        <w:rPr>
-          <w:rFonts w:ascii="Times New Roman" w:eastAsia="Times New Roman" w:hAnsi="Times New Roman" w:cs="Times New Roman"/>
-          <w:sz w:val="24"/>
-          <w:szCs w:val="24"/>
-        </w:rPr>
-        <w:t> o donde pudiera contar con el material necesario para realizar dicha pericia, examine todos los elementos atinentes a las operaciones y en su caso realice compulsas, arqueos y verificaciones, y teniendo a la vista sus libros de comercio, registros y constancias correspondientes, correspondencia y demás documentación complementaria de</w:t>
-      </w:r>
-      <w:r>
-        <w:rPr>
-          <w:rFonts w:ascii="Times New Roman" w:eastAsia="Times New Roman" w:hAnsi="Times New Roman" w:cs="Times New Roman"/>
-          <w:b/>
-          <w:bCs/>
+        <w:t>Se  resalta</w:t>
+      </w:r>
+      <w:proofErr w:type="gramEnd"/>
+      <w:r>
+        <w:rPr>
+          <w:rFonts w:ascii="Times New Roman" w:eastAsia="Times New Roman" w:hAnsi="Times New Roman" w:cs="Times New Roman"/>
+          <w:b/>
+          <w:bCs/>
+          <w:sz w:val="24"/>
+          <w:szCs w:val="24"/>
+          <w:u w:val="single"/>
+        </w:rPr>
+        <w:t xml:space="preserve"> que los peritos solicitados por mi parte son imprescindibles.</w:t>
+      </w:r>
+    </w:p>
+    <w:p>
+      <w:pPr>
+        <w:spacing w:after="0" w:line="360" w:lineRule="auto"/>
+        <w:ind w:firstLine="720"/>
+        <w:jc w:val="both"/>
+        <w:rPr>
+          <w:rFonts w:ascii="Times New Roman" w:eastAsia="Times New Roman" w:hAnsi="Times New Roman" w:cs="Times New Roman"/>
+          <w:sz w:val="24"/>
+          <w:szCs w:val="24"/>
+        </w:rPr>
+      </w:pPr>
+      <w:r>
+        <w:rPr>
+          <w:rFonts w:ascii="Times New Roman" w:eastAsia="Times New Roman" w:hAnsi="Times New Roman" w:cs="Times New Roman"/>
+          <w:sz w:val="24"/>
+          <w:szCs w:val="24"/>
+        </w:rPr>
+        <w:t>Indudablemente, siendo hechos controvertidos deben ser objeto de prueba.  En el esclarecimiento de hechos están en juego principios tales como el de amplitud de la prueba, el derecho de defensa en juicio y aspiración por la verdad material.</w:t>
+      </w:r>
+    </w:p>
+    <w:p>
+      <w:pPr>
+        <w:spacing w:after="0" w:line="360" w:lineRule="auto"/>
+        <w:ind w:firstLine="720"/>
+        <w:jc w:val="both"/>
+        <w:rPr>
+          <w:rFonts w:ascii="Times New Roman" w:eastAsia="Times New Roman" w:hAnsi="Times New Roman" w:cs="Times New Roman"/>
+          <w:sz w:val="24"/>
+          <w:szCs w:val="24"/>
+        </w:rPr>
+      </w:pPr>
+      <w:r>
+        <w:rPr>
+          <w:rFonts w:ascii="Times New Roman" w:eastAsia="Times New Roman" w:hAnsi="Times New Roman" w:cs="Times New Roman"/>
+          <w:sz w:val="24"/>
+          <w:szCs w:val="24"/>
+        </w:rPr>
+        <w:t xml:space="preserve">Avala la petición de esta parte, lo expresamente preceptuado por el art. 457 del código ritual, en cuanto dispone que: “...será admisible la prueba pericial cuando la apreciación de </w:t>
+      </w:r>
+      <w:proofErr w:type="gramStart"/>
+      <w:r>
+        <w:rPr>
+          <w:rFonts w:ascii="Times New Roman" w:eastAsia="Times New Roman" w:hAnsi="Times New Roman" w:cs="Times New Roman"/>
+          <w:sz w:val="24"/>
+          <w:szCs w:val="24"/>
+        </w:rPr>
+        <w:t>los  hechos</w:t>
+      </w:r>
+      <w:proofErr w:type="gramEnd"/>
+      <w:r>
+        <w:rPr>
+          <w:rFonts w:ascii="Times New Roman" w:eastAsia="Times New Roman" w:hAnsi="Times New Roman" w:cs="Times New Roman"/>
+          <w:sz w:val="24"/>
+          <w:szCs w:val="24"/>
+        </w:rPr>
+        <w:t xml:space="preserve"> controvertidos requiere conocimientos técnicos.”</w:t>
+      </w:r>
+    </w:p>
+    <w:p>
+      <w:pPr>
+        <w:spacing w:after="0" w:line="360" w:lineRule="auto"/>
+        <w:ind w:firstLine="720"/>
+        <w:jc w:val="both"/>
+        <w:rPr>
+          <w:rFonts w:ascii="Times New Roman" w:eastAsia="Times New Roman" w:hAnsi="Times New Roman" w:cs="Times New Roman"/>
+          <w:sz w:val="24"/>
+          <w:szCs w:val="24"/>
+        </w:rPr>
+      </w:pPr>
+      <w:r>
+        <w:rPr>
+          <w:rFonts w:ascii="Times New Roman" w:eastAsia="Times New Roman" w:hAnsi="Times New Roman" w:cs="Times New Roman"/>
+          <w:sz w:val="24"/>
+          <w:szCs w:val="24"/>
+        </w:rPr>
+        <w:t xml:space="preserve">Que atento </w:t>
+      </w:r>
+      <w:proofErr w:type="gramStart"/>
+      <w:r>
+        <w:rPr>
+          <w:rFonts w:ascii="Times New Roman" w:eastAsia="Times New Roman" w:hAnsi="Times New Roman" w:cs="Times New Roman"/>
+          <w:sz w:val="24"/>
+          <w:szCs w:val="24"/>
+        </w:rPr>
+        <w:t>a  las</w:t>
+      </w:r>
+      <w:proofErr w:type="gramEnd"/>
+      <w:r>
+        <w:rPr>
+          <w:rFonts w:ascii="Times New Roman" w:eastAsia="Times New Roman" w:hAnsi="Times New Roman" w:cs="Times New Roman"/>
+          <w:sz w:val="24"/>
+          <w:szCs w:val="24"/>
+        </w:rPr>
+        <w:t xml:space="preserve"> constancias de autos y los conocimientos técnicos que poseen los mencionados peritos son indispensables para que VS. pueda determinar el monto indemnizatorio.</w:t>
+      </w:r>
+    </w:p>
+    <w:p>
+      <w:pPr>
+        <w:spacing w:after="0" w:line="240" w:lineRule="auto"/>
+        <w:rPr>
+          <w:rFonts w:ascii="Times New Roman" w:eastAsia="Times New Roman" w:hAnsi="Times New Roman" w:cs="Times New Roman"/>
+          <w:sz w:val="24"/>
+          <w:szCs w:val="24"/>
+          <w:highlight w:val="yellow"/>
+        </w:rPr>
+      </w:pPr>
+    </w:p>
+    <w:p>
+      <w:pPr>
+        <w:spacing w:after="0" w:line="240" w:lineRule="auto"/>
+        <w:rPr>
+          <w:rFonts w:ascii="Times New Roman" w:eastAsia="Times New Roman" w:hAnsi="Times New Roman" w:cs="Times New Roman"/>
+          <w:sz w:val="24"/>
+          <w:szCs w:val="24"/>
+          <w:highlight w:val="yellow"/>
+        </w:rPr>
+      </w:pPr>
+    </w:p>
+    <w:p>
+      <w:pPr>
+        <w:spacing w:after="0" w:line="360" w:lineRule="auto"/>
+        <w:jc w:val="both"/>
+        <w:rPr>
+          <w:rFonts w:ascii="Times New Roman" w:eastAsia="Times New Roman" w:hAnsi="Times New Roman" w:cs="Times New Roman"/>
+          <w:b/>
+          <w:bCs/>
+          <w:sz w:val="24"/>
+          <w:szCs w:val="24"/>
+          <w:u w:val="single"/>
+        </w:rPr>
+      </w:pPr>
+      <w:r>
+        <w:rPr>
+          <w:rFonts w:ascii="Times New Roman" w:eastAsia="Times New Roman" w:hAnsi="Times New Roman" w:cs="Times New Roman"/>
+          <w:b/>
+          <w:bCs/>
+          <w:sz w:val="24"/>
+          <w:szCs w:val="24"/>
+          <w:u w:val="single"/>
+        </w:rPr>
+        <w:t>XVI. BENEFICIO DE LITIGAR SIN GASTOS:</w:t>
+      </w:r>
+    </w:p>
+    <w:p>
+      <w:pPr>
+        <w:spacing w:after="0" w:line="360" w:lineRule="auto"/>
+        <w:ind w:firstLine="720"/>
+        <w:jc w:val="both"/>
+        <w:rPr>
+          <w:rFonts w:ascii="Times New Roman" w:eastAsia="Times New Roman" w:hAnsi="Times New Roman" w:cs="Times New Roman"/>
+          <w:sz w:val="24"/>
+          <w:szCs w:val="24"/>
+          <w:highlight w:val="yellow"/>
+        </w:rPr>
+      </w:pPr>
+      <w:r>
+        <w:rPr>
+          <w:rFonts w:ascii="Times New Roman" w:eastAsia="Times New Roman" w:hAnsi="Times New Roman" w:cs="Times New Roman"/>
+          <w:sz w:val="24"/>
+          <w:szCs w:val="24"/>
+        </w:rPr>
+        <w:t xml:space="preserve">El accionante carece de bienes de fortuna como para hacer frente al pago de la tasa de justicia, razón por la cual se inician al mismo tiempo las actuaciones respectivas. Hago reserva de ampliar las pruebas </w:t>
+      </w:r>
+      <w:proofErr w:type="gramStart"/>
+      <w:r>
+        <w:rPr>
+          <w:rFonts w:ascii="Times New Roman" w:eastAsia="Times New Roman" w:hAnsi="Times New Roman" w:cs="Times New Roman"/>
+          <w:sz w:val="24"/>
+          <w:szCs w:val="24"/>
+        </w:rPr>
+        <w:t>ofrecidas.-</w:t>
+      </w:r>
+      <w:proofErr w:type="gramEnd"/>
+      <w:r>
+        <w:rPr>
+          <w:rFonts w:ascii="Times New Roman" w:eastAsia="Times New Roman" w:hAnsi="Times New Roman" w:cs="Times New Roman"/>
           <w:sz w:val="24"/>
           <w:szCs w:val="24"/>
         </w:rPr>
         <w:t> </w:t>
       </w:r>
-      <w:r>
-        <w:rPr>
-          <w:rFonts w:ascii="Times New Roman" w:eastAsia="Times New Roman" w:hAnsi="Times New Roman" w:cs="Times New Roman"/>
-          <w:sz w:val="24"/>
-          <w:szCs w:val="24"/>
-        </w:rPr>
-        <w:t>LA CITADA EN GARANTÍA</w:t>
-      </w:r>
-      <w:r>
-        <w:rPr>
-          <w:rFonts w:ascii="Times New Roman" w:eastAsia="Times New Roman" w:hAnsi="Times New Roman" w:cs="Times New Roman"/>
-          <w:b/>
-          <w:bCs/>
-          <w:sz w:val="24"/>
-          <w:szCs w:val="24"/>
-        </w:rPr>
-        <w:t>, </w:t>
-      </w:r>
-      <w:r>
-        <w:rPr>
-          <w:rFonts w:ascii="Times New Roman" w:eastAsia="Times New Roman" w:hAnsi="Times New Roman" w:cs="Times New Roman"/>
-          <w:sz w:val="24"/>
-          <w:szCs w:val="24"/>
-        </w:rPr>
-        <w:t>informe con indicación de la fuente documental de cada una de sus respuestas:</w:t>
-      </w:r>
-    </w:p>
-    <w:p>
-      <w:pPr>
-        <w:spacing w:after="0" w:line="360" w:lineRule="auto"/>
-        <w:jc w:val="both"/>
-        <w:rPr>
-          <w:rFonts w:ascii="Times New Roman" w:eastAsia="Times New Roman" w:hAnsi="Times New Roman" w:cs="Times New Roman"/>
-          <w:sz w:val="24"/>
-          <w:szCs w:val="24"/>
-        </w:rPr>
-      </w:pPr>
-      <w:r>
-        <w:rPr>
-          <w:rFonts w:ascii="Times New Roman" w:eastAsia="Times New Roman" w:hAnsi="Times New Roman" w:cs="Times New Roman"/>
-          <w:sz w:val="24"/>
-          <w:szCs w:val="24"/>
-        </w:rPr>
-        <w:t>1) Con la debida antelación, fecha y hora de la realización de la encomienda a fin de llevar a cabo el debido control.</w:t>
-      </w:r>
-    </w:p>
-    <w:p>
-      <w:pPr>
-        <w:spacing w:after="0" w:line="360" w:lineRule="auto"/>
-        <w:jc w:val="both"/>
-        <w:rPr>
-          <w:rFonts w:ascii="Times New Roman" w:eastAsia="Times New Roman" w:hAnsi="Times New Roman" w:cs="Times New Roman"/>
-          <w:sz w:val="24"/>
-          <w:szCs w:val="24"/>
-        </w:rPr>
-      </w:pPr>
-      <w:r>
-        <w:rPr>
-          <w:rFonts w:ascii="Times New Roman" w:eastAsia="Times New Roman" w:hAnsi="Times New Roman" w:cs="Times New Roman"/>
-          <w:sz w:val="24"/>
-          <w:szCs w:val="24"/>
-        </w:rPr>
-        <w:t xml:space="preserve">2) Si la </w:t>
-      </w:r>
-      <w:proofErr w:type="gramStart"/>
-      <w:r>
-        <w:rPr>
-          <w:rFonts w:ascii="Times New Roman" w:eastAsia="Times New Roman" w:hAnsi="Times New Roman" w:cs="Times New Roman"/>
-          <w:sz w:val="24"/>
-          <w:szCs w:val="24"/>
-        </w:rPr>
-        <w:t>empresa  CITADA</w:t>
-      </w:r>
-      <w:proofErr w:type="gramEnd"/>
-      <w:r>
-        <w:rPr>
-          <w:rFonts w:ascii="Times New Roman" w:eastAsia="Times New Roman" w:hAnsi="Times New Roman" w:cs="Times New Roman"/>
-          <w:sz w:val="24"/>
-          <w:szCs w:val="24"/>
-        </w:rPr>
-        <w:t xml:space="preserve"> EN GARANTÍA lleva en legal y debida forma sus libros y documentación contable, detallando cada uno de los libros examinados, si están rubricados, fecha y ante qué autoridades, si los asientos se llevan al día, con expresión del último folio utilizado y su contenido, con indicación de los principios científicos en que se funde para emitir su dictamen.</w:t>
+    </w:p>
+    <w:p>
+      <w:pPr>
+        <w:spacing w:after="0" w:line="360" w:lineRule="auto"/>
+        <w:jc w:val="both"/>
+        <w:rPr>
+          <w:rFonts w:ascii="Times New Roman" w:eastAsia="Times New Roman" w:hAnsi="Times New Roman" w:cs="Times New Roman"/>
+          <w:sz w:val="24"/>
+          <w:szCs w:val="24"/>
+        </w:rPr>
+      </w:pPr>
+    </w:p>
+    <w:p>
+      <w:pPr>
+        <w:spacing w:after="0" w:line="360" w:lineRule="auto"/>
+        <w:jc w:val="both"/>
+        <w:rPr>
+          <w:rFonts w:ascii="Times New Roman" w:eastAsia="Times New Roman" w:hAnsi="Times New Roman" w:cs="Times New Roman"/>
+          <w:b/>
+          <w:bCs/>
+          <w:sz w:val="24"/>
+          <w:szCs w:val="24"/>
+          <w:u w:val="single"/>
+        </w:rPr>
+      </w:pPr>
+      <w:r>
+        <w:rPr>
+          <w:rFonts w:ascii="Times New Roman" w:eastAsia="Times New Roman" w:hAnsi="Times New Roman" w:cs="Times New Roman"/>
+          <w:b/>
+          <w:bCs/>
+          <w:sz w:val="24"/>
+          <w:szCs w:val="24"/>
+          <w:u w:val="single"/>
+        </w:rPr>
+        <w:t>XVII. CUMPLIMIENTO LEY 26.589:</w:t>
       </w:r>
     </w:p>
     <w:p>
@@ -11127,174 +13470,23 @@
           <w:szCs w:val="24"/>
         </w:rPr>
       </w:pPr>
-      <w:r>
-        <w:rPr>
-          <w:rFonts w:ascii="Times New Roman" w:eastAsia="Times New Roman" w:hAnsi="Times New Roman" w:cs="Times New Roman"/>
-          <w:sz w:val="24"/>
-          <w:szCs w:val="24"/>
-        </w:rPr>
-        <w:t>El experto debe tener en cuenta que los libros mercantiles que carezcan de alguna de las formalidades prescriptas en el art. 53 del Código de Comercio, o tengan algunos de los defectos y vicios notados en el art. 54 (espacios en blanco, huecos, interlineados, raspaduras, etc.), no tienen valor alguno en juicio a favor del comerciante a quien pertenezcan (art. 55 C.Com.).</w:t>
-      </w:r>
-    </w:p>
-    <w:p>
-      <w:pPr>
-        <w:spacing w:after="0" w:line="360" w:lineRule="auto"/>
-        <w:jc w:val="both"/>
-        <w:rPr>
-          <w:rFonts w:ascii="Times New Roman" w:eastAsia="Times New Roman" w:hAnsi="Times New Roman" w:cs="Times New Roman"/>
-          <w:sz w:val="24"/>
-          <w:szCs w:val="24"/>
-        </w:rPr>
-      </w:pPr>
-      <w:r>
-        <w:rPr>
-          <w:rFonts w:ascii="Times New Roman" w:eastAsia="Times New Roman" w:hAnsi="Times New Roman" w:cs="Times New Roman"/>
-          <w:sz w:val="24"/>
-          <w:szCs w:val="24"/>
-        </w:rPr>
-        <w:t xml:space="preserve">3) Si la empresa era la aseguradora del vehículo demandado a la fecha de ocurrencia </w:t>
-      </w:r>
-      <w:proofErr w:type="gramStart"/>
-      <w:r>
-        <w:rPr>
-          <w:rFonts w:ascii="Times New Roman" w:eastAsia="Times New Roman" w:hAnsi="Times New Roman" w:cs="Times New Roman"/>
-          <w:sz w:val="24"/>
-          <w:szCs w:val="24"/>
-        </w:rPr>
-        <w:t>del mismo</w:t>
-      </w:r>
-      <w:proofErr w:type="gramEnd"/>
-      <w:r>
-        <w:rPr>
-          <w:rFonts w:ascii="Times New Roman" w:eastAsia="Times New Roman" w:hAnsi="Times New Roman" w:cs="Times New Roman"/>
-          <w:sz w:val="24"/>
-          <w:szCs w:val="24"/>
-        </w:rPr>
-        <w:t>.</w:t>
-      </w:r>
-    </w:p>
-    <w:p>
-      <w:pPr>
-        <w:spacing w:after="0" w:line="360" w:lineRule="auto"/>
-        <w:jc w:val="both"/>
-        <w:rPr>
-          <w:rFonts w:ascii="Times New Roman" w:eastAsia="Times New Roman" w:hAnsi="Times New Roman" w:cs="Times New Roman"/>
-          <w:sz w:val="24"/>
-          <w:szCs w:val="24"/>
-        </w:rPr>
-      </w:pPr>
-      <w:r>
-        <w:rPr>
-          <w:rFonts w:ascii="Times New Roman" w:eastAsia="Times New Roman" w:hAnsi="Times New Roman" w:cs="Times New Roman"/>
-          <w:sz w:val="24"/>
-          <w:szCs w:val="24"/>
-        </w:rPr>
-        <w:t>4) Quién era el propietario del vehículo mencionado en el punto anterior a la fecha de ocurrido el siniestro.</w:t>
-      </w:r>
-    </w:p>
-    <w:p>
-      <w:pPr>
-        <w:spacing w:after="0" w:line="360" w:lineRule="auto"/>
-        <w:jc w:val="both"/>
-        <w:rPr>
-          <w:rFonts w:ascii="Times New Roman" w:eastAsia="Times New Roman" w:hAnsi="Times New Roman" w:cs="Times New Roman"/>
-          <w:sz w:val="24"/>
-          <w:szCs w:val="24"/>
-        </w:rPr>
-      </w:pPr>
-      <w:r>
-        <w:rPr>
-          <w:rFonts w:ascii="Times New Roman" w:eastAsia="Times New Roman" w:hAnsi="Times New Roman" w:cs="Times New Roman"/>
-          <w:sz w:val="24"/>
-          <w:szCs w:val="24"/>
-        </w:rPr>
-        <w:t>5) Informe nombre y apellido de la persona que realizó la denuncia administrativa del siniestro de autos, y si en la misma se denunciaron lesiones de algún tipo sufridas por terceros. Informe si la mencionada denuncia la realizó a nombre de un particular o empresa, y en su caso, informe quién y/o cuál; además, informe el día, hora y lugar en que fue efectuada la denuncia. Manifieste si la vehículo que produjo el siniestro en el momento de acaecido el hecho, se encontraba realizando tareas o prestaba algún servicio para alguna empresa, en su caso mencione cuál, o cualquier otro dato de interés que pueda surgir de la información aportada por la compañía de seguros o que surge de la correspondiente documentación analizada y/o extraída por Ud.</w:t>
-      </w:r>
-    </w:p>
-    <w:p>
-      <w:pPr>
-        <w:spacing w:after="0" w:line="360" w:lineRule="auto"/>
-        <w:jc w:val="both"/>
-        <w:rPr>
-          <w:rFonts w:ascii="Times New Roman" w:eastAsia="Times New Roman" w:hAnsi="Times New Roman" w:cs="Times New Roman"/>
-          <w:sz w:val="24"/>
-          <w:szCs w:val="24"/>
-        </w:rPr>
-      </w:pPr>
-      <w:r>
-        <w:rPr>
-          <w:rFonts w:ascii="Times New Roman" w:eastAsia="Times New Roman" w:hAnsi="Times New Roman" w:cs="Times New Roman"/>
-          <w:sz w:val="24"/>
-          <w:szCs w:val="24"/>
-        </w:rPr>
-        <w:t>6) Quién conducía el vehículo mencionado al momento de ocurrido el accidente.</w:t>
-      </w:r>
-    </w:p>
-    <w:p>
-      <w:pPr>
-        <w:spacing w:after="0" w:line="360" w:lineRule="auto"/>
-        <w:jc w:val="both"/>
-        <w:rPr>
-          <w:rFonts w:ascii="Times New Roman" w:eastAsia="Times New Roman" w:hAnsi="Times New Roman" w:cs="Times New Roman"/>
-          <w:sz w:val="24"/>
-          <w:szCs w:val="24"/>
-        </w:rPr>
-      </w:pPr>
-      <w:r>
-        <w:rPr>
-          <w:rFonts w:ascii="Times New Roman" w:eastAsia="Times New Roman" w:hAnsi="Times New Roman" w:cs="Times New Roman"/>
-          <w:sz w:val="24"/>
-          <w:szCs w:val="24"/>
-        </w:rPr>
-        <w:t>7) Si existen en los registros de la empresa constancias de que en dicho siniestro haya sido víctima de lesiones graves </w:t>
-      </w:r>
-      <w:r>
-        <w:rPr>
-          <w:rFonts w:ascii="Times New Roman" w:eastAsia="Times New Roman" w:hAnsi="Times New Roman" w:cs="Times New Roman"/>
-          <w:b/>
-          <w:bCs/>
-          <w:sz w:val="24"/>
-          <w:szCs w:val="24"/>
-        </w:rPr>
-        <w:t>la actora.</w:t>
-      </w:r>
-    </w:p>
-    <w:p>
-      <w:pPr>
-        <w:spacing w:after="0" w:line="360" w:lineRule="auto"/>
-        <w:jc w:val="both"/>
-        <w:rPr>
-          <w:rFonts w:ascii="Times New Roman" w:eastAsia="Times New Roman" w:hAnsi="Times New Roman" w:cs="Times New Roman"/>
-          <w:sz w:val="24"/>
-          <w:szCs w:val="24"/>
-        </w:rPr>
-      </w:pPr>
-      <w:r>
-        <w:rPr>
-          <w:rFonts w:ascii="Times New Roman" w:eastAsia="Times New Roman" w:hAnsi="Times New Roman" w:cs="Times New Roman"/>
-          <w:sz w:val="24"/>
-          <w:szCs w:val="24"/>
-        </w:rPr>
-        <w:t>8) Si en algún momento, la citada en garantía se hizo cargo de la atención médica y de los gastos importantes en que debió y deba incurrir el actor como consecuencia del accidente.</w:t>
-      </w:r>
-    </w:p>
-    <w:p>
-      <w:pPr>
-        <w:spacing w:after="0" w:line="360" w:lineRule="auto"/>
-        <w:jc w:val="both"/>
-        <w:rPr>
-          <w:rFonts w:ascii="Times New Roman" w:eastAsia="Times New Roman" w:hAnsi="Times New Roman" w:cs="Times New Roman"/>
-          <w:sz w:val="24"/>
-          <w:szCs w:val="24"/>
-        </w:rPr>
-      </w:pPr>
-      <w:r>
-        <w:rPr>
-          <w:rFonts w:ascii="Times New Roman" w:eastAsia="Times New Roman" w:hAnsi="Times New Roman" w:cs="Times New Roman"/>
-          <w:sz w:val="24"/>
-          <w:szCs w:val="24"/>
-        </w:rPr>
-        <w:t xml:space="preserve">9) Constate la existencia de la póliza denunciada en autos por el demandado; informe si en la documentación, registros correspondientes, en el libro de emisión de pólizas, </w:t>
+      <w:proofErr w:type="gramStart"/>
+      <w:r>
+        <w:rPr>
+          <w:rFonts w:ascii="Times New Roman" w:eastAsia="Times New Roman" w:hAnsi="Times New Roman" w:cs="Times New Roman"/>
+          <w:sz w:val="24"/>
+          <w:szCs w:val="24"/>
+        </w:rPr>
+        <w:t>Asimismo</w:t>
+      </w:r>
+      <w:proofErr w:type="gramEnd"/>
+      <w:r>
+        <w:rPr>
+          <w:rFonts w:ascii="Times New Roman" w:eastAsia="Times New Roman" w:hAnsi="Times New Roman" w:cs="Times New Roman"/>
+          <w:sz w:val="24"/>
+          <w:szCs w:val="24"/>
+        </w:rPr>
+        <w:t xml:space="preserve"> manifiesto a V.S. que se ha dado cumplimiento con la Ley </w:t>
       </w:r>
       <w:proofErr w:type="spellStart"/>
       <w:r>
@@ -11303,7 +13495,7 @@
           <w:sz w:val="24"/>
           <w:szCs w:val="24"/>
         </w:rPr>
-        <w:t>etc</w:t>
+        <w:t>N°</w:t>
       </w:r>
       <w:proofErr w:type="spellEnd"/>
       <w:r>
@@ -11312,8 +13504,254 @@
           <w:sz w:val="24"/>
           <w:szCs w:val="24"/>
         </w:rPr>
-        <w:t xml:space="preserve">, existió contrato de póliza, a nombre de quien/es, y si se encontraba vigente al día del siniestro, </w:t>
-      </w:r>
+        <w:t xml:space="preserve"> 26.589 de mediación prejudicial obligatoria, que después de la audiencia cerramos la negociación sin llegar a ningún tipo de acuerdo, la respectiva acta ha sido adjuntada con la documental de la presente </w:t>
+      </w:r>
+      <w:proofErr w:type="gramStart"/>
+      <w:r>
+        <w:rPr>
+          <w:rFonts w:ascii="Times New Roman" w:eastAsia="Times New Roman" w:hAnsi="Times New Roman" w:cs="Times New Roman"/>
+          <w:sz w:val="24"/>
+          <w:szCs w:val="24"/>
+        </w:rPr>
+        <w:t>demanda.-</w:t>
+      </w:r>
+      <w:proofErr w:type="gramEnd"/>
+      <w:r>
+        <w:rPr>
+          <w:rFonts w:ascii="Times New Roman" w:eastAsia="Times New Roman" w:hAnsi="Times New Roman" w:cs="Times New Roman"/>
+          <w:sz w:val="24"/>
+          <w:szCs w:val="24"/>
+        </w:rPr>
+        <w:t> </w:t>
+      </w:r>
+    </w:p>
+    <w:p>
+      <w:pPr>
+        <w:spacing w:after="0" w:line="360" w:lineRule="auto"/>
+        <w:jc w:val="both"/>
+        <w:rPr>
+          <w:rFonts w:ascii="Times New Roman" w:eastAsia="Times New Roman" w:hAnsi="Times New Roman" w:cs="Times New Roman"/>
+          <w:sz w:val="24"/>
+          <w:szCs w:val="24"/>
+          <w:highlight w:val="yellow"/>
+        </w:rPr>
+      </w:pPr>
+    </w:p>
+    <w:p>
+      <w:pPr>
+        <w:spacing w:after="0" w:line="360" w:lineRule="auto"/>
+        <w:jc w:val="both"/>
+        <w:rPr>
+          <w:rFonts w:ascii="Times New Roman" w:eastAsia="Times New Roman" w:hAnsi="Times New Roman" w:cs="Times New Roman"/>
+          <w:b/>
+          <w:bCs/>
+          <w:sz w:val="24"/>
+          <w:szCs w:val="24"/>
+          <w:u w:val="single"/>
+        </w:rPr>
+      </w:pPr>
+      <w:r>
+        <w:rPr>
+          <w:rFonts w:ascii="Times New Roman" w:eastAsia="Times New Roman" w:hAnsi="Times New Roman" w:cs="Times New Roman"/>
+          <w:b/>
+          <w:bCs/>
+          <w:sz w:val="24"/>
+          <w:szCs w:val="24"/>
+          <w:u w:val="single"/>
+        </w:rPr>
+        <w:t>XVIII. AUTORIZACIONES:</w:t>
+      </w:r>
+    </w:p>
+    <w:p>
+      <w:pPr>
+        <w:spacing w:after="0" w:line="360" w:lineRule="auto"/>
+        <w:ind w:firstLine="720"/>
+        <w:jc w:val="both"/>
+        <w:rPr>
+          <w:rFonts w:ascii="Times New Roman" w:eastAsia="Times New Roman" w:hAnsi="Times New Roman" w:cs="Times New Roman"/>
+          <w:sz w:val="24"/>
+          <w:szCs w:val="24"/>
+        </w:rPr>
+      </w:pPr>
+      <w:r>
+        <w:rPr>
+          <w:rFonts w:ascii="Times New Roman" w:eastAsia="Times New Roman" w:hAnsi="Times New Roman" w:cs="Times New Roman"/>
+          <w:sz w:val="24"/>
+          <w:szCs w:val="24"/>
+        </w:rPr>
+        <w:t>Solicito se autorice a correr con todas las diligencias a que el presente expediente diere menester a las Dra. María Mercedes Plá T°133 F°689 y/o Dra. Julieta Jaime T°143 F°</w:t>
+      </w:r>
+      <w:proofErr w:type="gramStart"/>
+      <w:r>
+        <w:rPr>
+          <w:rFonts w:ascii="Times New Roman" w:eastAsia="Times New Roman" w:hAnsi="Times New Roman" w:cs="Times New Roman"/>
+          <w:sz w:val="24"/>
+          <w:szCs w:val="24"/>
+        </w:rPr>
+        <w:t>537  y</w:t>
+      </w:r>
+      <w:proofErr w:type="gramEnd"/>
+      <w:r>
+        <w:rPr>
+          <w:rFonts w:ascii="Times New Roman" w:eastAsia="Times New Roman" w:hAnsi="Times New Roman" w:cs="Times New Roman"/>
+          <w:sz w:val="24"/>
+          <w:szCs w:val="24"/>
+        </w:rPr>
+        <w:t>/o Guillermina Marcelli y/o quienes ellas designen, inclusive notificarse, retirar y presentar escritos, retirar y devolver expedientes, suscribir minutas, y demás trámites relativos al mismo.</w:t>
+      </w:r>
+    </w:p>
+    <w:p>
+      <w:pPr>
+        <w:spacing w:after="0" w:line="360" w:lineRule="auto"/>
+        <w:jc w:val="both"/>
+        <w:rPr>
+          <w:rFonts w:ascii="Times New Roman" w:eastAsia="Times New Roman" w:hAnsi="Times New Roman" w:cs="Times New Roman"/>
+          <w:sz w:val="24"/>
+          <w:szCs w:val="24"/>
+        </w:rPr>
+      </w:pPr>
+    </w:p>
+    <w:p>
+      <w:pPr>
+        <w:spacing w:after="0" w:line="480" w:lineRule="auto"/>
+        <w:jc w:val="both"/>
+        <w:rPr>
+          <w:rFonts w:ascii="Times New Roman" w:eastAsia="Times New Roman" w:hAnsi="Times New Roman" w:cs="Times New Roman"/>
+          <w:b/>
+          <w:bCs/>
+          <w:sz w:val="24"/>
+          <w:szCs w:val="24"/>
+          <w:u w:val="single"/>
+        </w:rPr>
+      </w:pPr>
+      <w:r>
+        <w:rPr>
+          <w:rFonts w:ascii="Times New Roman" w:eastAsia="Times New Roman" w:hAnsi="Times New Roman" w:cs="Times New Roman"/>
+          <w:b/>
+          <w:bCs/>
+          <w:sz w:val="24"/>
+          <w:szCs w:val="24"/>
+          <w:u w:val="single"/>
+        </w:rPr>
+        <w:t>XIX. PETITORIO:</w:t>
+      </w:r>
+    </w:p>
+    <w:p>
+      <w:pPr>
+        <w:spacing w:after="0" w:line="480" w:lineRule="auto"/>
+        <w:jc w:val="both"/>
+        <w:rPr>
+          <w:rFonts w:ascii="Times New Roman" w:eastAsia="Times New Roman" w:hAnsi="Times New Roman" w:cs="Times New Roman"/>
+          <w:sz w:val="24"/>
+          <w:szCs w:val="24"/>
+        </w:rPr>
+      </w:pPr>
+      <w:r>
+        <w:rPr>
+          <w:rFonts w:ascii="Times New Roman" w:eastAsia="Times New Roman" w:hAnsi="Times New Roman" w:cs="Times New Roman"/>
+          <w:sz w:val="24"/>
+          <w:szCs w:val="24"/>
+        </w:rPr>
+        <w:t>Por todo lo expuesto a V.S. solicito:</w:t>
+      </w:r>
+    </w:p>
+    <w:p>
+      <w:pPr>
+        <w:spacing w:after="0" w:line="480" w:lineRule="auto"/>
+        <w:jc w:val="both"/>
+        <w:rPr>
+          <w:rFonts w:ascii="Times New Roman" w:eastAsia="Times New Roman" w:hAnsi="Times New Roman" w:cs="Times New Roman"/>
+          <w:sz w:val="24"/>
+          <w:szCs w:val="24"/>
+        </w:rPr>
+      </w:pPr>
+      <w:r>
+        <w:rPr>
+          <w:rFonts w:ascii="Times New Roman" w:eastAsia="Times New Roman" w:hAnsi="Times New Roman" w:cs="Times New Roman"/>
+          <w:sz w:val="24"/>
+          <w:szCs w:val="24"/>
+        </w:rPr>
+        <w:t xml:space="preserve">a) Tenerme por presentado, por parte en mérito a la personería invocada y por constituido el domicilio; se agregue la documentación </w:t>
+      </w:r>
+      <w:proofErr w:type="gramStart"/>
+      <w:r>
+        <w:rPr>
+          <w:rFonts w:ascii="Times New Roman" w:eastAsia="Times New Roman" w:hAnsi="Times New Roman" w:cs="Times New Roman"/>
+          <w:sz w:val="24"/>
+          <w:szCs w:val="24"/>
+        </w:rPr>
+        <w:t>acompañada.-</w:t>
+      </w:r>
+      <w:proofErr w:type="gramEnd"/>
+    </w:p>
+    <w:p>
+      <w:pPr>
+        <w:spacing w:after="0" w:line="480" w:lineRule="auto"/>
+        <w:jc w:val="both"/>
+        <w:rPr>
+          <w:rFonts w:ascii="Times New Roman" w:eastAsia="Times New Roman" w:hAnsi="Times New Roman" w:cs="Times New Roman"/>
+          <w:sz w:val="24"/>
+          <w:szCs w:val="24"/>
+        </w:rPr>
+      </w:pPr>
+      <w:r>
+        <w:rPr>
+          <w:rFonts w:ascii="Times New Roman" w:eastAsia="Times New Roman" w:hAnsi="Times New Roman" w:cs="Times New Roman"/>
+          <w:sz w:val="24"/>
+          <w:szCs w:val="24"/>
+        </w:rPr>
+        <w:t xml:space="preserve">b) Imprimiéndose el trámite de juicio ORDINARIO, se corra traslado de la demanda a los accionados para que la contesten, comparezcan a estar a derecho y constituyan domicilio, bajo apercibimiento de </w:t>
+      </w:r>
+      <w:proofErr w:type="gramStart"/>
+      <w:r>
+        <w:rPr>
+          <w:rFonts w:ascii="Times New Roman" w:eastAsia="Times New Roman" w:hAnsi="Times New Roman" w:cs="Times New Roman"/>
+          <w:sz w:val="24"/>
+          <w:szCs w:val="24"/>
+        </w:rPr>
+        <w:t>ley.-</w:t>
+      </w:r>
+      <w:proofErr w:type="gramEnd"/>
+    </w:p>
+    <w:p>
+      <w:pPr>
+        <w:spacing w:after="0" w:line="480" w:lineRule="auto"/>
+        <w:jc w:val="both"/>
+        <w:rPr>
+          <w:rFonts w:ascii="Times New Roman" w:eastAsia="Times New Roman" w:hAnsi="Times New Roman" w:cs="Times New Roman"/>
+          <w:sz w:val="24"/>
+          <w:szCs w:val="24"/>
+        </w:rPr>
+      </w:pPr>
+      <w:r>
+        <w:rPr>
+          <w:rFonts w:ascii="Times New Roman" w:eastAsia="Times New Roman" w:hAnsi="Times New Roman" w:cs="Times New Roman"/>
+          <w:sz w:val="24"/>
+          <w:szCs w:val="24"/>
+        </w:rPr>
+        <w:t xml:space="preserve">c) Se tenga por ofrecida la prueba y la reserva de derechos </w:t>
+      </w:r>
+      <w:proofErr w:type="gramStart"/>
+      <w:r>
+        <w:rPr>
+          <w:rFonts w:ascii="Times New Roman" w:eastAsia="Times New Roman" w:hAnsi="Times New Roman" w:cs="Times New Roman"/>
+          <w:sz w:val="24"/>
+          <w:szCs w:val="24"/>
+        </w:rPr>
+        <w:t>formulada.-</w:t>
+      </w:r>
+      <w:proofErr w:type="gramEnd"/>
+    </w:p>
+    <w:p>
+      <w:pPr>
+        <w:spacing w:after="0" w:line="480" w:lineRule="auto"/>
+        <w:jc w:val="both"/>
+        <w:rPr>
+          <w:rFonts w:ascii="Times New Roman" w:eastAsia="Times New Roman" w:hAnsi="Times New Roman" w:cs="Times New Roman"/>
+          <w:sz w:val="24"/>
+          <w:szCs w:val="24"/>
+        </w:rPr>
+      </w:pPr>
       <w:r>
         <w:rPr>
           <w:rFonts w:ascii="Times New Roman" w:eastAsia="Times New Roman" w:hAnsi="Times New Roman" w:cs="Times New Roman"/>
@@ -11321,2749 +13759,6 @@
           <w:szCs w:val="24"/>
         </w:rPr>
         <w:lastRenderedPageBreak/>
-        <w:t xml:space="preserve">informando a su vez número de póliza, vigencia de </w:t>
-      </w:r>
-      <w:proofErr w:type="gramStart"/>
-      <w:r>
-        <w:rPr>
-          <w:rFonts w:ascii="Times New Roman" w:eastAsia="Times New Roman" w:hAnsi="Times New Roman" w:cs="Times New Roman"/>
-          <w:sz w:val="24"/>
-          <w:szCs w:val="24"/>
-        </w:rPr>
-        <w:t>la misma</w:t>
-      </w:r>
-      <w:proofErr w:type="gramEnd"/>
-      <w:r>
-        <w:rPr>
-          <w:rFonts w:ascii="Times New Roman" w:eastAsia="Times New Roman" w:hAnsi="Times New Roman" w:cs="Times New Roman"/>
-          <w:sz w:val="24"/>
-          <w:szCs w:val="24"/>
-        </w:rPr>
-        <w:t xml:space="preserve"> y cualquier otro dato de interés relacionado con la póliza en cuestión.</w:t>
-      </w:r>
-    </w:p>
-    <w:p>
-      <w:pPr>
-        <w:spacing w:after="0" w:line="360" w:lineRule="auto"/>
-        <w:jc w:val="both"/>
-        <w:rPr>
-          <w:rFonts w:ascii="Times New Roman" w:eastAsia="Times New Roman" w:hAnsi="Times New Roman" w:cs="Times New Roman"/>
-          <w:sz w:val="24"/>
-          <w:szCs w:val="24"/>
-        </w:rPr>
-      </w:pPr>
-      <w:r>
-        <w:rPr>
-          <w:rFonts w:ascii="Times New Roman" w:eastAsia="Times New Roman" w:hAnsi="Times New Roman" w:cs="Times New Roman"/>
-          <w:sz w:val="24"/>
-          <w:szCs w:val="24"/>
-        </w:rPr>
-        <w:t>10) Verifique en el libro de salvataje y recupero de siniestros de juicios, la existencia del siniestro de autos.</w:t>
-      </w:r>
-    </w:p>
-    <w:p>
-      <w:pPr>
-        <w:spacing w:after="0" w:line="360" w:lineRule="auto"/>
-        <w:jc w:val="both"/>
-        <w:rPr>
-          <w:rFonts w:ascii="Times New Roman" w:eastAsia="Times New Roman" w:hAnsi="Times New Roman" w:cs="Times New Roman"/>
-          <w:sz w:val="24"/>
-          <w:szCs w:val="24"/>
-        </w:rPr>
-      </w:pPr>
-      <w:r>
-        <w:rPr>
-          <w:rFonts w:ascii="Times New Roman" w:eastAsia="Times New Roman" w:hAnsi="Times New Roman" w:cs="Times New Roman"/>
-          <w:sz w:val="24"/>
-          <w:szCs w:val="24"/>
-        </w:rPr>
-        <w:t>11) Verifique si existió la denuncia en el libro de registros de denuncias administrativas.</w:t>
-      </w:r>
-    </w:p>
-    <w:p>
-      <w:pPr>
-        <w:spacing w:after="0" w:line="360" w:lineRule="auto"/>
-        <w:jc w:val="both"/>
-        <w:rPr>
-          <w:rFonts w:ascii="Times New Roman" w:eastAsia="Times New Roman" w:hAnsi="Times New Roman" w:cs="Times New Roman"/>
-          <w:sz w:val="24"/>
-          <w:szCs w:val="24"/>
-        </w:rPr>
-      </w:pPr>
-      <w:r>
-        <w:rPr>
-          <w:rFonts w:ascii="Times New Roman" w:eastAsia="Times New Roman" w:hAnsi="Times New Roman" w:cs="Times New Roman"/>
-          <w:sz w:val="24"/>
-          <w:szCs w:val="24"/>
-        </w:rPr>
-        <w:t xml:space="preserve">12) Mencione el carácter del reasegurador, razón social </w:t>
-      </w:r>
-      <w:proofErr w:type="gramStart"/>
-      <w:r>
-        <w:rPr>
-          <w:rFonts w:ascii="Times New Roman" w:eastAsia="Times New Roman" w:hAnsi="Times New Roman" w:cs="Times New Roman"/>
-          <w:sz w:val="24"/>
-          <w:szCs w:val="24"/>
-        </w:rPr>
-        <w:t>y  tipo</w:t>
-      </w:r>
-      <w:proofErr w:type="gramEnd"/>
-      <w:r>
-        <w:rPr>
-          <w:rFonts w:ascii="Times New Roman" w:eastAsia="Times New Roman" w:hAnsi="Times New Roman" w:cs="Times New Roman"/>
-          <w:sz w:val="24"/>
-          <w:szCs w:val="24"/>
-        </w:rPr>
-        <w:t xml:space="preserve"> de contrato.</w:t>
-      </w:r>
-    </w:p>
-    <w:p>
-      <w:pPr>
-        <w:spacing w:after="0" w:line="360" w:lineRule="auto"/>
-        <w:jc w:val="both"/>
-        <w:rPr>
-          <w:rFonts w:ascii="Times New Roman" w:eastAsia="Times New Roman" w:hAnsi="Times New Roman" w:cs="Times New Roman"/>
-          <w:sz w:val="24"/>
-          <w:szCs w:val="24"/>
-        </w:rPr>
-      </w:pPr>
-      <w:r>
-        <w:rPr>
-          <w:rFonts w:ascii="Times New Roman" w:eastAsia="Times New Roman" w:hAnsi="Times New Roman" w:cs="Times New Roman"/>
-          <w:sz w:val="24"/>
-          <w:szCs w:val="24"/>
-        </w:rPr>
-        <w:t xml:space="preserve">13) Informe acerca de los montos que recauda la empresa por unidad de vehículo asegurado en forma diaria, semanal y mensual, realizando dicha sumatoria, elaborando una planilla detallando los importes a que conducen, y especificando la cantidad de unidades aseguradas, incluyendo todo tipo de vehículo pertenecientes a particulares y/o empresas, correspondan estas a flotas o no, </w:t>
-      </w:r>
-      <w:proofErr w:type="gramStart"/>
-      <w:r>
-        <w:rPr>
-          <w:rFonts w:ascii="Times New Roman" w:eastAsia="Times New Roman" w:hAnsi="Times New Roman" w:cs="Times New Roman"/>
-          <w:sz w:val="24"/>
-          <w:szCs w:val="24"/>
-        </w:rPr>
-        <w:t>y  cualquier</w:t>
-      </w:r>
-      <w:proofErr w:type="gramEnd"/>
-      <w:r>
-        <w:rPr>
-          <w:rFonts w:ascii="Times New Roman" w:eastAsia="Times New Roman" w:hAnsi="Times New Roman" w:cs="Times New Roman"/>
-          <w:sz w:val="24"/>
-          <w:szCs w:val="24"/>
-        </w:rPr>
-        <w:t xml:space="preserve"> otro dato de interés con respecto a este ítem. </w:t>
-      </w:r>
-    </w:p>
-    <w:p>
-      <w:pPr>
-        <w:spacing w:after="0" w:line="360" w:lineRule="auto"/>
-        <w:jc w:val="both"/>
-        <w:rPr>
-          <w:rFonts w:ascii="Times New Roman" w:eastAsia="Times New Roman" w:hAnsi="Times New Roman" w:cs="Times New Roman"/>
-          <w:sz w:val="24"/>
-          <w:szCs w:val="24"/>
-        </w:rPr>
-      </w:pPr>
-      <w:r>
-        <w:rPr>
-          <w:rFonts w:ascii="Times New Roman" w:eastAsia="Times New Roman" w:hAnsi="Times New Roman" w:cs="Times New Roman"/>
-          <w:sz w:val="24"/>
-          <w:szCs w:val="24"/>
-        </w:rPr>
-        <w:t>14) Luego examine los importes declarados ante los entes de recaudación (nacionales y locales), exponga si existen diferencias con los informados en el punto anterior y diga a qué atribuye tal circunstancia. </w:t>
-      </w:r>
-    </w:p>
-    <w:p>
-      <w:pPr>
-        <w:spacing w:after="0" w:line="360" w:lineRule="auto"/>
-        <w:jc w:val="both"/>
-        <w:rPr>
-          <w:rFonts w:ascii="Times New Roman" w:eastAsia="Times New Roman" w:hAnsi="Times New Roman" w:cs="Times New Roman"/>
-          <w:sz w:val="24"/>
-          <w:szCs w:val="24"/>
-        </w:rPr>
-      </w:pPr>
-      <w:r>
-        <w:rPr>
-          <w:rFonts w:ascii="Times New Roman" w:eastAsia="Times New Roman" w:hAnsi="Times New Roman" w:cs="Times New Roman"/>
-          <w:sz w:val="24"/>
-          <w:szCs w:val="24"/>
-        </w:rPr>
-        <w:t xml:space="preserve">15) Informe con qué entidades bancarias opera la citada en garantía, además informe los números de cuentas bancarias con las cuales opera, especifique si son cuentas corrientes, cajas de ahorros, plazos fijos, </w:t>
-      </w:r>
-      <w:proofErr w:type="spellStart"/>
-      <w:r>
-        <w:rPr>
-          <w:rFonts w:ascii="Times New Roman" w:eastAsia="Times New Roman" w:hAnsi="Times New Roman" w:cs="Times New Roman"/>
-          <w:sz w:val="24"/>
-          <w:szCs w:val="24"/>
-        </w:rPr>
-        <w:t>etc</w:t>
-      </w:r>
-      <w:proofErr w:type="spellEnd"/>
-      <w:r>
-        <w:rPr>
-          <w:rFonts w:ascii="Times New Roman" w:eastAsia="Times New Roman" w:hAnsi="Times New Roman" w:cs="Times New Roman"/>
-          <w:sz w:val="24"/>
-          <w:szCs w:val="24"/>
-        </w:rPr>
-        <w:t>; si es titular/es de dicha/s cuenta/s; si estas cuentas son unipersonales o no, si se encuentran a nombre de otra/s persona/s, sean estas físicas o jurídicas. Informe los movimientos de estas cuentas bancarias y situación actual de las mismas.</w:t>
-      </w:r>
-    </w:p>
-    <w:p>
-      <w:pPr>
-        <w:spacing w:after="0" w:line="360" w:lineRule="auto"/>
-        <w:jc w:val="both"/>
-        <w:rPr>
-          <w:rFonts w:ascii="Times New Roman" w:eastAsia="Times New Roman" w:hAnsi="Times New Roman" w:cs="Times New Roman"/>
-          <w:sz w:val="24"/>
-          <w:szCs w:val="24"/>
-        </w:rPr>
-      </w:pPr>
-      <w:r>
-        <w:rPr>
-          <w:rFonts w:ascii="Times New Roman" w:eastAsia="Times New Roman" w:hAnsi="Times New Roman" w:cs="Times New Roman"/>
-          <w:sz w:val="24"/>
-          <w:szCs w:val="24"/>
-        </w:rPr>
-        <w:t>16) Informe sobre el estado patrimonial de los capitales activos. </w:t>
-      </w:r>
-    </w:p>
-    <w:p>
-      <w:pPr>
-        <w:spacing w:after="0" w:line="360" w:lineRule="auto"/>
-        <w:jc w:val="both"/>
-        <w:rPr>
-          <w:rFonts w:ascii="Times New Roman" w:eastAsia="Times New Roman" w:hAnsi="Times New Roman" w:cs="Times New Roman"/>
-          <w:sz w:val="24"/>
-          <w:szCs w:val="24"/>
-        </w:rPr>
-      </w:pPr>
-      <w:r>
-        <w:rPr>
-          <w:rFonts w:ascii="Times New Roman" w:eastAsia="Times New Roman" w:hAnsi="Times New Roman" w:cs="Times New Roman"/>
-          <w:sz w:val="24"/>
-          <w:szCs w:val="24"/>
-        </w:rPr>
-        <w:t>17) Informe y detalle los bienes muebles no registrables que obran en poder de la citada en garantía en sus distintos domicilios; como así también, los bienes muebles registrables e inmuebles que poseen, librándose a tal fin los respectivos oficios en la prueba informativa de la presente demanda.</w:t>
-      </w:r>
-    </w:p>
-    <w:p>
-      <w:pPr>
-        <w:spacing w:after="0" w:line="360" w:lineRule="auto"/>
-        <w:jc w:val="both"/>
-        <w:rPr>
-          <w:rFonts w:ascii="Times New Roman" w:eastAsia="Times New Roman" w:hAnsi="Times New Roman" w:cs="Times New Roman"/>
-          <w:sz w:val="24"/>
-          <w:szCs w:val="24"/>
-        </w:rPr>
-      </w:pPr>
-      <w:r>
-        <w:rPr>
-          <w:rFonts w:ascii="Times New Roman" w:eastAsia="Times New Roman" w:hAnsi="Times New Roman" w:cs="Times New Roman"/>
-          <w:sz w:val="24"/>
-          <w:szCs w:val="24"/>
-        </w:rPr>
-        <w:t>18) Informe sobre la fecha de inscripción en la Inspección General de Justicia y Secretaría de Industria y Comercio y subsiguientes modificaciones. </w:t>
-      </w:r>
-    </w:p>
-    <w:p>
-      <w:pPr>
-        <w:spacing w:after="0" w:line="360" w:lineRule="auto"/>
-        <w:jc w:val="both"/>
-        <w:rPr>
-          <w:rFonts w:ascii="Times New Roman" w:eastAsia="Times New Roman" w:hAnsi="Times New Roman" w:cs="Times New Roman"/>
-          <w:sz w:val="24"/>
-          <w:szCs w:val="24"/>
-        </w:rPr>
-      </w:pPr>
-      <w:r>
-        <w:rPr>
-          <w:rFonts w:ascii="Times New Roman" w:eastAsia="Times New Roman" w:hAnsi="Times New Roman" w:cs="Times New Roman"/>
-          <w:sz w:val="24"/>
-          <w:szCs w:val="24"/>
-        </w:rPr>
-        <w:t xml:space="preserve">19) Informe si la Citada en Garantía cumplió desde la fecha del siniestro de autos hasta la realización de la correspondiente pericia solicitada, con las leyes 17.418. 20.091 y 22.400; a su vez, si cumple con el decreto </w:t>
-      </w:r>
-      <w:proofErr w:type="spellStart"/>
-      <w:r>
-        <w:rPr>
-          <w:rFonts w:ascii="Times New Roman" w:eastAsia="Times New Roman" w:hAnsi="Times New Roman" w:cs="Times New Roman"/>
-          <w:sz w:val="24"/>
-          <w:szCs w:val="24"/>
-        </w:rPr>
-        <w:t>N°</w:t>
-      </w:r>
-      <w:proofErr w:type="spellEnd"/>
-      <w:r>
-        <w:rPr>
-          <w:rFonts w:ascii="Times New Roman" w:eastAsia="Times New Roman" w:hAnsi="Times New Roman" w:cs="Times New Roman"/>
-          <w:sz w:val="24"/>
-          <w:szCs w:val="24"/>
-        </w:rPr>
-        <w:t xml:space="preserve"> 558/02 y con las modificaciones </w:t>
-      </w:r>
-      <w:proofErr w:type="gramStart"/>
-      <w:r>
-        <w:rPr>
-          <w:rFonts w:ascii="Times New Roman" w:eastAsia="Times New Roman" w:hAnsi="Times New Roman" w:cs="Times New Roman"/>
-          <w:sz w:val="24"/>
-          <w:szCs w:val="24"/>
-        </w:rPr>
-        <w:t>del mismo</w:t>
-      </w:r>
-      <w:proofErr w:type="gramEnd"/>
-      <w:r>
-        <w:rPr>
-          <w:rFonts w:ascii="Times New Roman" w:eastAsia="Times New Roman" w:hAnsi="Times New Roman" w:cs="Times New Roman"/>
-          <w:sz w:val="24"/>
-          <w:szCs w:val="24"/>
-        </w:rPr>
-        <w:t>; y por último si cumple con todas las resoluciones generales. </w:t>
-      </w:r>
-    </w:p>
-    <w:p>
-      <w:pPr>
-        <w:spacing w:after="0" w:line="360" w:lineRule="auto"/>
-        <w:jc w:val="both"/>
-        <w:rPr>
-          <w:rFonts w:ascii="Times New Roman" w:eastAsia="Times New Roman" w:hAnsi="Times New Roman" w:cs="Times New Roman"/>
-          <w:sz w:val="24"/>
-          <w:szCs w:val="24"/>
-        </w:rPr>
-      </w:pPr>
-      <w:r>
-        <w:rPr>
-          <w:rFonts w:ascii="Times New Roman" w:eastAsia="Times New Roman" w:hAnsi="Times New Roman" w:cs="Times New Roman"/>
-          <w:sz w:val="24"/>
-          <w:szCs w:val="24"/>
-        </w:rPr>
-        <w:t>20) Informe, extraiga y solicite a la citada en garantía cualquier otro tipo de información y/o documentación de la cual no se haga mención en los precedentes ítem, que pueda llegar a facilitar su labor como perito de oficio y aporte algún beneficio para esta litis.</w:t>
-      </w:r>
-    </w:p>
-    <w:p>
-      <w:pPr>
-        <w:spacing w:after="0" w:line="360" w:lineRule="auto"/>
-        <w:jc w:val="both"/>
-        <w:rPr>
-          <w:rFonts w:ascii="Times New Roman" w:eastAsia="Times New Roman" w:hAnsi="Times New Roman" w:cs="Times New Roman"/>
-          <w:sz w:val="24"/>
-          <w:szCs w:val="24"/>
-          <w:highlight w:val="yellow"/>
-        </w:rPr>
-      </w:pPr>
-    </w:p>
-    <w:p>
-      <w:pPr>
-        <w:spacing w:after="0" w:line="360" w:lineRule="auto"/>
-        <w:jc w:val="both"/>
-        <w:rPr>
-          <w:rFonts w:ascii="Times New Roman" w:eastAsia="Times New Roman" w:hAnsi="Times New Roman" w:cs="Times New Roman"/>
-          <w:b/>
-          <w:bCs/>
-          <w:sz w:val="24"/>
-          <w:szCs w:val="24"/>
-        </w:rPr>
-      </w:pPr>
-      <w:r>
-        <w:rPr>
-          <w:rFonts w:ascii="Times New Roman" w:eastAsia="Times New Roman" w:hAnsi="Times New Roman" w:cs="Times New Roman"/>
-          <w:b/>
-          <w:bCs/>
-          <w:sz w:val="24"/>
-          <w:szCs w:val="24"/>
-        </w:rPr>
-        <w:t xml:space="preserve">2) </w:t>
-      </w:r>
-      <w:r>
-        <w:rPr>
-          <w:rFonts w:ascii="Times New Roman" w:eastAsia="Times New Roman" w:hAnsi="Times New Roman" w:cs="Times New Roman"/>
-          <w:b/>
-          <w:bCs/>
-          <w:sz w:val="24"/>
-          <w:szCs w:val="24"/>
-          <w:u w:val="single"/>
-        </w:rPr>
-        <w:t>PERICIAL MECÁNICA</w:t>
-      </w:r>
-    </w:p>
-    <w:p>
-      <w:pPr>
-        <w:spacing w:after="0" w:line="360" w:lineRule="auto"/>
-        <w:ind w:firstLine="720"/>
-        <w:jc w:val="both"/>
-        <w:rPr>
-          <w:rFonts w:ascii="Times New Roman" w:eastAsia="Times New Roman" w:hAnsi="Times New Roman" w:cs="Times New Roman"/>
-          <w:sz w:val="24"/>
-          <w:szCs w:val="24"/>
-        </w:rPr>
-      </w:pPr>
-      <w:r>
-        <w:rPr>
-          <w:rFonts w:ascii="Times New Roman" w:eastAsia="Times New Roman" w:hAnsi="Times New Roman" w:cs="Times New Roman"/>
-          <w:sz w:val="24"/>
-          <w:szCs w:val="24"/>
-        </w:rPr>
-        <w:t xml:space="preserve">Se desinsacule por el Juzgado Perito Ingeniero Mecánico único de oficio, a los fines de que determine, previa inspección ocular de los vehículos intervinientes: </w:t>
-      </w:r>
-    </w:p>
-    <w:p>
-      <w:pPr>
-        <w:spacing w:after="0" w:line="360" w:lineRule="auto"/>
-        <w:jc w:val="both"/>
-        <w:rPr>
-          <w:rFonts w:ascii="Times New Roman" w:eastAsia="Times New Roman" w:hAnsi="Times New Roman" w:cs="Times New Roman"/>
-          <w:sz w:val="24"/>
-          <w:szCs w:val="24"/>
-        </w:rPr>
-      </w:pPr>
-      <w:r>
-        <w:rPr>
-          <w:rFonts w:ascii="Times New Roman" w:eastAsia="Times New Roman" w:hAnsi="Times New Roman" w:cs="Times New Roman"/>
-          <w:sz w:val="24"/>
-          <w:szCs w:val="24"/>
-        </w:rPr>
-        <w:lastRenderedPageBreak/>
-        <w:t xml:space="preserve">1) Con las constancias de autos determine conforme a los hechos relatados la posible trayectoria del vehículo del demandado, lugar del actor, velocidades, ubicación de los daños, etc.; </w:t>
-      </w:r>
-    </w:p>
-    <w:p>
-      <w:pPr>
-        <w:spacing w:after="0" w:line="360" w:lineRule="auto"/>
-        <w:jc w:val="both"/>
-        <w:rPr>
-          <w:rFonts w:ascii="Times New Roman" w:eastAsia="Times New Roman" w:hAnsi="Times New Roman" w:cs="Times New Roman"/>
-          <w:sz w:val="24"/>
-          <w:szCs w:val="24"/>
-        </w:rPr>
-      </w:pPr>
-      <w:r>
-        <w:rPr>
-          <w:rFonts w:ascii="Times New Roman" w:eastAsia="Times New Roman" w:hAnsi="Times New Roman" w:cs="Times New Roman"/>
-          <w:sz w:val="24"/>
-          <w:szCs w:val="24"/>
-        </w:rPr>
-        <w:t xml:space="preserve">2) Lleve a cabo un plano en escala de las calles y/o lugar donde se produjo el accidente, incluyendo dicho plano, toda señalización vertical y horizontal, el vehículo interviniente y la probable trayectoria </w:t>
-      </w:r>
-      <w:proofErr w:type="gramStart"/>
-      <w:r>
-        <w:rPr>
-          <w:rFonts w:ascii="Times New Roman" w:eastAsia="Times New Roman" w:hAnsi="Times New Roman" w:cs="Times New Roman"/>
-          <w:sz w:val="24"/>
-          <w:szCs w:val="24"/>
-        </w:rPr>
-        <w:t>del mismo</w:t>
-      </w:r>
-      <w:proofErr w:type="gramEnd"/>
-      <w:r>
-        <w:rPr>
-          <w:rFonts w:ascii="Times New Roman" w:eastAsia="Times New Roman" w:hAnsi="Times New Roman" w:cs="Times New Roman"/>
-          <w:sz w:val="24"/>
-          <w:szCs w:val="24"/>
-        </w:rPr>
-        <w:t>, indicándose puntualmente el lugar del impacto;</w:t>
-      </w:r>
-    </w:p>
-    <w:p>
-      <w:pPr>
-        <w:spacing w:after="0" w:line="360" w:lineRule="auto"/>
-        <w:jc w:val="both"/>
-        <w:rPr>
-          <w:rFonts w:ascii="Times New Roman" w:eastAsia="Times New Roman" w:hAnsi="Times New Roman" w:cs="Times New Roman"/>
-          <w:sz w:val="24"/>
-          <w:szCs w:val="24"/>
-        </w:rPr>
-      </w:pPr>
-      <w:r>
-        <w:rPr>
-          <w:rFonts w:ascii="Times New Roman" w:eastAsia="Times New Roman" w:hAnsi="Times New Roman" w:cs="Times New Roman"/>
-          <w:sz w:val="24"/>
-          <w:szCs w:val="24"/>
-        </w:rPr>
-        <w:t xml:space="preserve">3) Determine si es verosímil que la mecánica del accidente origina los daños del actor que se denuncian en estos autos; </w:t>
-      </w:r>
-    </w:p>
-    <w:p>
-      <w:pPr>
-        <w:spacing w:after="0" w:line="360" w:lineRule="auto"/>
-        <w:jc w:val="both"/>
-        <w:rPr>
-          <w:rFonts w:ascii="Times New Roman" w:eastAsia="Times New Roman" w:hAnsi="Times New Roman" w:cs="Times New Roman"/>
-          <w:sz w:val="24"/>
-          <w:szCs w:val="24"/>
-        </w:rPr>
-      </w:pPr>
-      <w:r>
-        <w:rPr>
-          <w:rFonts w:ascii="Times New Roman" w:eastAsia="Times New Roman" w:hAnsi="Times New Roman" w:cs="Times New Roman"/>
-          <w:sz w:val="24"/>
-          <w:szCs w:val="24"/>
-        </w:rPr>
-        <w:t xml:space="preserve">4) Indique cuál ha sido el vehículo </w:t>
-      </w:r>
-      <w:proofErr w:type="spellStart"/>
-      <w:r>
-        <w:rPr>
-          <w:rFonts w:ascii="Times New Roman" w:eastAsia="Times New Roman" w:hAnsi="Times New Roman" w:cs="Times New Roman"/>
-          <w:sz w:val="24"/>
-          <w:szCs w:val="24"/>
-        </w:rPr>
-        <w:t>embistente</w:t>
-      </w:r>
-      <w:proofErr w:type="spellEnd"/>
-      <w:r>
-        <w:rPr>
-          <w:rFonts w:ascii="Times New Roman" w:eastAsia="Times New Roman" w:hAnsi="Times New Roman" w:cs="Times New Roman"/>
-          <w:sz w:val="24"/>
-          <w:szCs w:val="24"/>
-        </w:rPr>
-        <w:t xml:space="preserve"> y cual el agente activo de la colisión; </w:t>
-      </w:r>
-    </w:p>
-    <w:p>
-      <w:pPr>
-        <w:spacing w:after="0" w:line="360" w:lineRule="auto"/>
-        <w:jc w:val="both"/>
-        <w:rPr>
-          <w:rFonts w:ascii="Times New Roman" w:eastAsia="Times New Roman" w:hAnsi="Times New Roman" w:cs="Times New Roman"/>
-          <w:b/>
-          <w:bCs/>
-          <w:sz w:val="24"/>
-          <w:szCs w:val="24"/>
-        </w:rPr>
-      </w:pPr>
-      <w:r>
-        <w:rPr>
-          <w:rFonts w:ascii="Times New Roman" w:eastAsia="Times New Roman" w:hAnsi="Times New Roman" w:cs="Times New Roman"/>
-          <w:sz w:val="24"/>
-          <w:szCs w:val="24"/>
-        </w:rPr>
-        <w:t xml:space="preserve">5) Informe teniendo en cuenta propagación de los daños del rodado del actor y rodados de los demandados y posición final de los mismos, determine si la actora es impactada directamente por el vehículo </w:t>
-      </w:r>
-      <w:r>
-        <w:rPr>
-          <w:rFonts w:ascii="Times New Roman" w:eastAsia="Times New Roman" w:hAnsi="Times New Roman" w:cs="Times New Roman"/>
-          <w:b/>
-          <w:bCs/>
-          <w:sz w:val="24"/>
-          <w:szCs w:val="24"/>
-        </w:rPr>
-        <w:t>demandado.</w:t>
-      </w:r>
-    </w:p>
-    <w:p>
-      <w:pPr>
-        <w:spacing w:after="0" w:line="360" w:lineRule="auto"/>
-        <w:jc w:val="both"/>
-        <w:rPr>
-          <w:rFonts w:ascii="Times New Roman" w:eastAsia="Times New Roman" w:hAnsi="Times New Roman" w:cs="Times New Roman"/>
-          <w:sz w:val="24"/>
-          <w:szCs w:val="24"/>
-        </w:rPr>
-      </w:pPr>
-      <w:r>
-        <w:rPr>
-          <w:rFonts w:ascii="Times New Roman" w:eastAsia="Times New Roman" w:hAnsi="Times New Roman" w:cs="Times New Roman"/>
-          <w:sz w:val="24"/>
-          <w:szCs w:val="24"/>
-        </w:rPr>
-        <w:t xml:space="preserve">6) Si los daños son consecuencia del accidente que motiva estas actuaciones; </w:t>
-      </w:r>
-    </w:p>
-    <w:p>
-      <w:pPr>
-        <w:spacing w:after="0" w:line="360" w:lineRule="auto"/>
-        <w:jc w:val="both"/>
-        <w:rPr>
-          <w:rFonts w:ascii="Times New Roman" w:eastAsia="Times New Roman" w:hAnsi="Times New Roman" w:cs="Times New Roman"/>
-          <w:sz w:val="24"/>
-          <w:szCs w:val="24"/>
-        </w:rPr>
-      </w:pPr>
-      <w:r>
-        <w:rPr>
-          <w:rFonts w:ascii="Times New Roman" w:eastAsia="Times New Roman" w:hAnsi="Times New Roman" w:cs="Times New Roman"/>
-          <w:sz w:val="24"/>
-          <w:szCs w:val="24"/>
-        </w:rPr>
-        <w:t xml:space="preserve">7) Todo otro dato que el perito considere de interés para la resolución de la presente </w:t>
-      </w:r>
-      <w:proofErr w:type="gramStart"/>
-      <w:r>
-        <w:rPr>
-          <w:rFonts w:ascii="Times New Roman" w:eastAsia="Times New Roman" w:hAnsi="Times New Roman" w:cs="Times New Roman"/>
-          <w:sz w:val="24"/>
-          <w:szCs w:val="24"/>
-        </w:rPr>
-        <w:t>litis.-</w:t>
-      </w:r>
-      <w:proofErr w:type="gramEnd"/>
-      <w:r>
-        <w:rPr>
-          <w:rFonts w:ascii="Times New Roman" w:eastAsia="Times New Roman" w:hAnsi="Times New Roman" w:cs="Times New Roman"/>
-          <w:sz w:val="24"/>
-          <w:szCs w:val="24"/>
-        </w:rPr>
-        <w:t xml:space="preserve"> </w:t>
-      </w:r>
-    </w:p>
-    <w:p>
-      <w:pPr>
-        <w:spacing w:after="0" w:line="360" w:lineRule="auto"/>
-        <w:jc w:val="both"/>
-        <w:rPr>
-          <w:rFonts w:ascii="Times New Roman" w:eastAsia="Times New Roman" w:hAnsi="Times New Roman" w:cs="Times New Roman"/>
-          <w:sz w:val="24"/>
-          <w:szCs w:val="24"/>
-          <w:highlight w:val="yellow"/>
-        </w:rPr>
-      </w:pPr>
-    </w:p>
-    <w:p>
-      <w:pPr>
-        <w:spacing w:after="0" w:line="360" w:lineRule="auto"/>
-        <w:jc w:val="both"/>
-        <w:rPr>
-          <w:rFonts w:ascii="Times New Roman" w:eastAsia="Times New Roman" w:hAnsi="Times New Roman" w:cs="Times New Roman"/>
-          <w:sz w:val="24"/>
-          <w:szCs w:val="24"/>
-          <w:highlight w:val="yellow"/>
-        </w:rPr>
-      </w:pPr>
-    </w:p>
-    <w:p>
-      <w:pPr>
-        <w:spacing w:after="0" w:line="360" w:lineRule="auto"/>
-        <w:jc w:val="both"/>
-        <w:rPr>
-          <w:rFonts w:ascii="Times New Roman" w:eastAsia="Times New Roman" w:hAnsi="Times New Roman" w:cs="Times New Roman"/>
-          <w:b/>
-          <w:bCs/>
-          <w:sz w:val="24"/>
-          <w:szCs w:val="24"/>
-        </w:rPr>
-      </w:pPr>
-      <w:r>
-        <w:rPr>
-          <w:rFonts w:ascii="Times New Roman" w:eastAsia="Times New Roman" w:hAnsi="Times New Roman" w:cs="Times New Roman"/>
-          <w:b/>
-          <w:bCs/>
-          <w:sz w:val="24"/>
-          <w:szCs w:val="24"/>
-        </w:rPr>
-        <w:t xml:space="preserve">3) PERICIA MÉDICA </w:t>
-      </w:r>
-    </w:p>
-    <w:p>
-      <w:pPr>
-        <w:spacing w:after="0" w:line="360" w:lineRule="auto"/>
-        <w:jc w:val="both"/>
-        <w:rPr>
-          <w:rFonts w:ascii="Times New Roman" w:eastAsia="Times New Roman" w:hAnsi="Times New Roman" w:cs="Times New Roman"/>
-          <w:sz w:val="24"/>
-          <w:szCs w:val="24"/>
-        </w:rPr>
-      </w:pPr>
-      <w:r>
-        <w:rPr>
-          <w:rFonts w:ascii="Times New Roman" w:eastAsia="Times New Roman" w:hAnsi="Times New Roman" w:cs="Times New Roman"/>
-          <w:b/>
-          <w:bCs/>
-          <w:sz w:val="24"/>
-          <w:szCs w:val="24"/>
-        </w:rPr>
-        <w:t>A.</w:t>
-      </w:r>
-      <w:r>
-        <w:rPr>
-          <w:rFonts w:ascii="Times New Roman" w:eastAsia="Times New Roman" w:hAnsi="Times New Roman" w:cs="Times New Roman"/>
-          <w:sz w:val="24"/>
-          <w:szCs w:val="24"/>
-        </w:rPr>
-        <w:t xml:space="preserve"> Se designe perito médico de oficio, </w:t>
-      </w:r>
-      <w:r>
-        <w:rPr>
-          <w:rFonts w:ascii="Times New Roman" w:eastAsia="Times New Roman" w:hAnsi="Times New Roman" w:cs="Times New Roman"/>
-          <w:b/>
-          <w:bCs/>
-          <w:sz w:val="24"/>
-          <w:szCs w:val="24"/>
-        </w:rPr>
-        <w:t>especialista en traumatología</w:t>
-      </w:r>
-      <w:r>
-        <w:rPr>
-          <w:rFonts w:ascii="Times New Roman" w:eastAsia="Times New Roman" w:hAnsi="Times New Roman" w:cs="Times New Roman"/>
-          <w:sz w:val="24"/>
-          <w:szCs w:val="24"/>
-        </w:rPr>
-        <w:t xml:space="preserve"> para que examinando a los actores y compulsando las actuaciones de autos responda los puntos de </w:t>
-      </w:r>
-      <w:proofErr w:type="gramStart"/>
-      <w:r>
-        <w:rPr>
-          <w:rFonts w:ascii="Times New Roman" w:eastAsia="Times New Roman" w:hAnsi="Times New Roman" w:cs="Times New Roman"/>
-          <w:sz w:val="24"/>
-          <w:szCs w:val="24"/>
-        </w:rPr>
-        <w:t>pericia  y</w:t>
-      </w:r>
-      <w:proofErr w:type="gramEnd"/>
-      <w:r>
-        <w:rPr>
-          <w:rFonts w:ascii="Times New Roman" w:eastAsia="Times New Roman" w:hAnsi="Times New Roman" w:cs="Times New Roman"/>
-          <w:sz w:val="24"/>
-          <w:szCs w:val="24"/>
-        </w:rPr>
-        <w:t xml:space="preserve"> los que acompaño como documental, e: </w:t>
-      </w:r>
-    </w:p>
-    <w:p>
-      <w:pPr>
-        <w:spacing w:after="0" w:line="360" w:lineRule="auto"/>
-        <w:jc w:val="both"/>
-        <w:rPr>
-          <w:rFonts w:ascii="Times New Roman" w:eastAsia="Times New Roman" w:hAnsi="Times New Roman" w:cs="Times New Roman"/>
-          <w:sz w:val="24"/>
-          <w:szCs w:val="24"/>
-        </w:rPr>
-      </w:pPr>
-      <w:r>
-        <w:rPr>
-          <w:rFonts w:ascii="Times New Roman" w:eastAsia="Times New Roman" w:hAnsi="Times New Roman" w:cs="Times New Roman"/>
-          <w:sz w:val="24"/>
-          <w:szCs w:val="24"/>
-        </w:rPr>
-        <w:t xml:space="preserve">1.- Interrogue al actor sobre su estado de salud previo al accidente y actividades laborales y particulares que </w:t>
-      </w:r>
-      <w:proofErr w:type="gramStart"/>
-      <w:r>
-        <w:rPr>
-          <w:rFonts w:ascii="Times New Roman" w:eastAsia="Times New Roman" w:hAnsi="Times New Roman" w:cs="Times New Roman"/>
-          <w:sz w:val="24"/>
-          <w:szCs w:val="24"/>
-        </w:rPr>
-        <w:t>desarrollaba.-</w:t>
-      </w:r>
-      <w:proofErr w:type="gramEnd"/>
-    </w:p>
-    <w:p>
-      <w:pPr>
-        <w:spacing w:after="0" w:line="360" w:lineRule="auto"/>
-        <w:jc w:val="both"/>
-        <w:rPr>
-          <w:rFonts w:ascii="Times New Roman" w:eastAsia="Times New Roman" w:hAnsi="Times New Roman" w:cs="Times New Roman"/>
-          <w:sz w:val="24"/>
-          <w:szCs w:val="24"/>
-        </w:rPr>
-      </w:pPr>
-      <w:r>
-        <w:rPr>
-          <w:rFonts w:ascii="Times New Roman" w:eastAsia="Times New Roman" w:hAnsi="Times New Roman" w:cs="Times New Roman"/>
-          <w:sz w:val="24"/>
-          <w:szCs w:val="24"/>
-        </w:rPr>
-        <w:t xml:space="preserve">2.- Examine a la actora y manifieste qué tipo de lesiones presenta, indicando el plazo aproximado para su recuperación </w:t>
-      </w:r>
-      <w:proofErr w:type="gramStart"/>
-      <w:r>
-        <w:rPr>
-          <w:rFonts w:ascii="Times New Roman" w:eastAsia="Times New Roman" w:hAnsi="Times New Roman" w:cs="Times New Roman"/>
-          <w:sz w:val="24"/>
-          <w:szCs w:val="24"/>
-        </w:rPr>
-        <w:t>definitiva.-</w:t>
-      </w:r>
-      <w:proofErr w:type="gramEnd"/>
-    </w:p>
-    <w:p>
-      <w:pPr>
-        <w:spacing w:after="0" w:line="360" w:lineRule="auto"/>
-        <w:jc w:val="both"/>
-        <w:rPr>
-          <w:rFonts w:ascii="Times New Roman" w:eastAsia="Times New Roman" w:hAnsi="Times New Roman" w:cs="Times New Roman"/>
-          <w:sz w:val="24"/>
-          <w:szCs w:val="24"/>
-        </w:rPr>
-      </w:pPr>
-      <w:r>
-        <w:rPr>
-          <w:rFonts w:ascii="Times New Roman" w:eastAsia="Times New Roman" w:hAnsi="Times New Roman" w:cs="Times New Roman"/>
-          <w:sz w:val="24"/>
-          <w:szCs w:val="24"/>
-        </w:rPr>
-        <w:t xml:space="preserve">3.- Informe si las curaciones, intervenciones y tratamientos a que la actora fue sometida </w:t>
-      </w:r>
-      <w:proofErr w:type="gramStart"/>
-      <w:r>
-        <w:rPr>
-          <w:rFonts w:ascii="Times New Roman" w:eastAsia="Times New Roman" w:hAnsi="Times New Roman" w:cs="Times New Roman"/>
-          <w:sz w:val="24"/>
-          <w:szCs w:val="24"/>
-        </w:rPr>
-        <w:t>en razón del</w:t>
-      </w:r>
-      <w:proofErr w:type="gramEnd"/>
-      <w:r>
-        <w:rPr>
-          <w:rFonts w:ascii="Times New Roman" w:eastAsia="Times New Roman" w:hAnsi="Times New Roman" w:cs="Times New Roman"/>
-          <w:sz w:val="24"/>
-          <w:szCs w:val="24"/>
-        </w:rPr>
-        <w:t xml:space="preserve"> siniestro de autos, los que recibió, recibe o deberá recibir, son dolorosas, qué tipo de molestias generaron y generarán, e incluso, si las mismas podrán presentarse de por vida, fundamente las </w:t>
-      </w:r>
-      <w:proofErr w:type="gramStart"/>
-      <w:r>
-        <w:rPr>
-          <w:rFonts w:ascii="Times New Roman" w:eastAsia="Times New Roman" w:hAnsi="Times New Roman" w:cs="Times New Roman"/>
-          <w:sz w:val="24"/>
-          <w:szCs w:val="24"/>
-        </w:rPr>
-        <w:t>mismas.-</w:t>
-      </w:r>
-      <w:proofErr w:type="gramEnd"/>
-    </w:p>
-    <w:p>
-      <w:pPr>
-        <w:spacing w:after="0" w:line="360" w:lineRule="auto"/>
-        <w:jc w:val="both"/>
-        <w:rPr>
-          <w:rFonts w:ascii="Times New Roman" w:eastAsia="Times New Roman" w:hAnsi="Times New Roman" w:cs="Times New Roman"/>
-          <w:sz w:val="24"/>
-          <w:szCs w:val="24"/>
-        </w:rPr>
-      </w:pPr>
-      <w:r>
-        <w:rPr>
-          <w:rFonts w:ascii="Times New Roman" w:eastAsia="Times New Roman" w:hAnsi="Times New Roman" w:cs="Times New Roman"/>
-          <w:sz w:val="24"/>
-          <w:szCs w:val="24"/>
-        </w:rPr>
-        <w:t xml:space="preserve">4.- Indique probables secuelas y complicaciones inmediatas y alejadas que puede presentar, no sólo en cuanto a las lesiones físicas y neurológicas, sino también desde el punto de vista de la funcionalidad de los órganos afectados y estética en su caso, manifestando en qué consisten las mismas, si son parciales o totales, temporales o permanentes, en su caso, las conceptúe en un porcentaje a los fines </w:t>
-      </w:r>
-      <w:proofErr w:type="gramStart"/>
-      <w:r>
-        <w:rPr>
-          <w:rFonts w:ascii="Times New Roman" w:eastAsia="Times New Roman" w:hAnsi="Times New Roman" w:cs="Times New Roman"/>
-          <w:sz w:val="24"/>
-          <w:szCs w:val="24"/>
-        </w:rPr>
-        <w:t>indemnizatorios.-</w:t>
-      </w:r>
-      <w:proofErr w:type="gramEnd"/>
-    </w:p>
-    <w:p>
-      <w:pPr>
-        <w:spacing w:after="0" w:line="360" w:lineRule="auto"/>
-        <w:jc w:val="both"/>
-        <w:rPr>
-          <w:rFonts w:ascii="Times New Roman" w:eastAsia="Times New Roman" w:hAnsi="Times New Roman" w:cs="Times New Roman"/>
-          <w:sz w:val="24"/>
-          <w:szCs w:val="24"/>
-        </w:rPr>
-      </w:pPr>
-      <w:r>
-        <w:rPr>
-          <w:rFonts w:ascii="Times New Roman" w:eastAsia="Times New Roman" w:hAnsi="Times New Roman" w:cs="Times New Roman"/>
-          <w:sz w:val="24"/>
-          <w:szCs w:val="24"/>
-        </w:rPr>
-        <w:t>5.- Indicará especialmente si constan en la Historia Clínica expedida por los centros donde fue asistida, la realización de internaciones, consultas, prácticas y tratamientos médicos relacionada con las lesiones padecidas por la actora. </w:t>
-      </w:r>
-    </w:p>
-    <w:p>
-      <w:pPr>
-        <w:spacing w:after="0" w:line="360" w:lineRule="auto"/>
-        <w:jc w:val="both"/>
-        <w:rPr>
-          <w:rFonts w:ascii="Times New Roman" w:eastAsia="Times New Roman" w:hAnsi="Times New Roman" w:cs="Times New Roman"/>
-          <w:sz w:val="24"/>
-          <w:szCs w:val="24"/>
-        </w:rPr>
-      </w:pPr>
-      <w:r>
-        <w:rPr>
-          <w:rFonts w:ascii="Times New Roman" w:eastAsia="Times New Roman" w:hAnsi="Times New Roman" w:cs="Times New Roman"/>
-          <w:sz w:val="24"/>
-          <w:szCs w:val="24"/>
-        </w:rPr>
-        <w:t xml:space="preserve">6.- Indique el experto si existe incapacidad física, en su caso, evaluando el grado y carácter de </w:t>
-      </w:r>
-      <w:proofErr w:type="gramStart"/>
-      <w:r>
-        <w:rPr>
-          <w:rFonts w:ascii="Times New Roman" w:eastAsia="Times New Roman" w:hAnsi="Times New Roman" w:cs="Times New Roman"/>
-          <w:sz w:val="24"/>
-          <w:szCs w:val="24"/>
-        </w:rPr>
-        <w:t>la misma</w:t>
-      </w:r>
-      <w:proofErr w:type="gramEnd"/>
-      <w:r>
-        <w:rPr>
-          <w:rFonts w:ascii="Times New Roman" w:eastAsia="Times New Roman" w:hAnsi="Times New Roman" w:cs="Times New Roman"/>
-          <w:sz w:val="24"/>
-          <w:szCs w:val="24"/>
-        </w:rPr>
-        <w:t xml:space="preserve">, y baremo utilizado para calcular dicho porcentaje de </w:t>
-      </w:r>
-      <w:proofErr w:type="gramStart"/>
-      <w:r>
-        <w:rPr>
-          <w:rFonts w:ascii="Times New Roman" w:eastAsia="Times New Roman" w:hAnsi="Times New Roman" w:cs="Times New Roman"/>
-          <w:sz w:val="24"/>
-          <w:szCs w:val="24"/>
-        </w:rPr>
-        <w:t>incapacidad.-</w:t>
-      </w:r>
-      <w:proofErr w:type="gramEnd"/>
-    </w:p>
-    <w:p>
-      <w:pPr>
-        <w:spacing w:after="0" w:line="360" w:lineRule="auto"/>
-        <w:jc w:val="both"/>
-        <w:rPr>
-          <w:rFonts w:ascii="Times New Roman" w:eastAsia="Times New Roman" w:hAnsi="Times New Roman" w:cs="Times New Roman"/>
-          <w:sz w:val="24"/>
-          <w:szCs w:val="24"/>
-        </w:rPr>
-      </w:pPr>
-      <w:r>
-        <w:rPr>
-          <w:rFonts w:ascii="Times New Roman" w:eastAsia="Times New Roman" w:hAnsi="Times New Roman" w:cs="Times New Roman"/>
-          <w:sz w:val="24"/>
-          <w:szCs w:val="24"/>
-        </w:rPr>
-        <w:lastRenderedPageBreak/>
-        <w:t xml:space="preserve">7.- Informe si deberá realizar tratamiento de rehabilitación kinésica o, mencione los tratamientos que considere convenientes o necesarios a seguir por la actora, así como seguimientos médicos, indicando frecuencia, duración y costos aproximado de los </w:t>
-      </w:r>
-      <w:proofErr w:type="gramStart"/>
-      <w:r>
-        <w:rPr>
-          <w:rFonts w:ascii="Times New Roman" w:eastAsia="Times New Roman" w:hAnsi="Times New Roman" w:cs="Times New Roman"/>
-          <w:sz w:val="24"/>
-          <w:szCs w:val="24"/>
-        </w:rPr>
-        <w:t>mismos.-</w:t>
-      </w:r>
-      <w:proofErr w:type="gramEnd"/>
-    </w:p>
-    <w:p>
-      <w:pPr>
-        <w:spacing w:after="0" w:line="360" w:lineRule="auto"/>
-        <w:jc w:val="both"/>
-        <w:rPr>
-          <w:rFonts w:ascii="Times New Roman" w:eastAsia="Times New Roman" w:hAnsi="Times New Roman" w:cs="Times New Roman"/>
-          <w:sz w:val="24"/>
-          <w:szCs w:val="24"/>
-        </w:rPr>
-      </w:pPr>
-      <w:r>
-        <w:rPr>
-          <w:rFonts w:ascii="Times New Roman" w:eastAsia="Times New Roman" w:hAnsi="Times New Roman" w:cs="Times New Roman"/>
-          <w:sz w:val="24"/>
-          <w:szCs w:val="24"/>
-        </w:rPr>
-        <w:t>9.- Informe el experto el costo aproximado de la/s cirugía/s y riesgo de la/s misma/s.-</w:t>
-      </w:r>
-    </w:p>
-    <w:p>
-      <w:pPr>
-        <w:spacing w:after="0" w:line="360" w:lineRule="auto"/>
-        <w:jc w:val="both"/>
-        <w:rPr>
-          <w:rFonts w:ascii="Times New Roman" w:eastAsia="Times New Roman" w:hAnsi="Times New Roman" w:cs="Times New Roman"/>
-          <w:sz w:val="24"/>
-          <w:szCs w:val="24"/>
-        </w:rPr>
-      </w:pPr>
-      <w:r>
-        <w:rPr>
-          <w:rFonts w:ascii="Times New Roman" w:eastAsia="Times New Roman" w:hAnsi="Times New Roman" w:cs="Times New Roman"/>
-          <w:sz w:val="24"/>
-          <w:szCs w:val="24"/>
-        </w:rPr>
-        <w:t>10.- Determine el experto en qué porcentaje, producto al accidente sufrido por </w:t>
-      </w:r>
-      <w:r>
-        <w:rPr>
-          <w:rFonts w:ascii="Times New Roman" w:eastAsia="Times New Roman" w:hAnsi="Times New Roman" w:cs="Times New Roman"/>
-          <w:b/>
-          <w:bCs/>
-          <w:sz w:val="24"/>
-          <w:szCs w:val="24"/>
-        </w:rPr>
-        <w:t>el actor</w:t>
-      </w:r>
-      <w:r>
-        <w:rPr>
-          <w:rFonts w:ascii="Times New Roman" w:eastAsia="Times New Roman" w:hAnsi="Times New Roman" w:cs="Times New Roman"/>
-          <w:sz w:val="24"/>
-          <w:szCs w:val="24"/>
-        </w:rPr>
-        <w:t xml:space="preserve">, influye en su reinserción laboral, como así también determine el grado de incapacidad </w:t>
-      </w:r>
-      <w:proofErr w:type="spellStart"/>
-      <w:proofErr w:type="gramStart"/>
-      <w:r>
-        <w:rPr>
-          <w:rFonts w:ascii="Times New Roman" w:eastAsia="Times New Roman" w:hAnsi="Times New Roman" w:cs="Times New Roman"/>
-          <w:sz w:val="24"/>
-          <w:szCs w:val="24"/>
-        </w:rPr>
-        <w:t>laborativa</w:t>
-      </w:r>
-      <w:proofErr w:type="spellEnd"/>
-      <w:r>
-        <w:rPr>
-          <w:rFonts w:ascii="Times New Roman" w:eastAsia="Times New Roman" w:hAnsi="Times New Roman" w:cs="Times New Roman"/>
-          <w:sz w:val="24"/>
-          <w:szCs w:val="24"/>
-        </w:rPr>
-        <w:t>.-</w:t>
-      </w:r>
-      <w:proofErr w:type="gramEnd"/>
-    </w:p>
-    <w:p>
-      <w:pPr>
-        <w:spacing w:after="0" w:line="360" w:lineRule="auto"/>
-        <w:jc w:val="both"/>
-        <w:rPr>
-          <w:rFonts w:ascii="Times New Roman" w:eastAsia="Times New Roman" w:hAnsi="Times New Roman" w:cs="Times New Roman"/>
-          <w:sz w:val="24"/>
-          <w:szCs w:val="24"/>
-        </w:rPr>
-      </w:pPr>
-      <w:r>
-        <w:rPr>
-          <w:rFonts w:ascii="Times New Roman" w:eastAsia="Times New Roman" w:hAnsi="Times New Roman" w:cs="Times New Roman"/>
-          <w:sz w:val="24"/>
-          <w:szCs w:val="24"/>
-        </w:rPr>
-        <w:t>11.- Examine al actor</w:t>
-      </w:r>
-      <w:r>
-        <w:rPr>
-          <w:rFonts w:ascii="Times New Roman" w:eastAsia="Times New Roman" w:hAnsi="Times New Roman" w:cs="Times New Roman"/>
-          <w:b/>
-          <w:bCs/>
-          <w:sz w:val="24"/>
-          <w:szCs w:val="24"/>
-        </w:rPr>
-        <w:t> </w:t>
-      </w:r>
-      <w:r>
-        <w:rPr>
-          <w:rFonts w:ascii="Times New Roman" w:eastAsia="Times New Roman" w:hAnsi="Times New Roman" w:cs="Times New Roman"/>
-          <w:sz w:val="24"/>
-          <w:szCs w:val="24"/>
-        </w:rPr>
-        <w:t xml:space="preserve">y diga qué lesiones presentan en su sistema osteoarticular y si las mismas son de origen </w:t>
-      </w:r>
-      <w:proofErr w:type="gramStart"/>
-      <w:r>
-        <w:rPr>
-          <w:rFonts w:ascii="Times New Roman" w:eastAsia="Times New Roman" w:hAnsi="Times New Roman" w:cs="Times New Roman"/>
-          <w:sz w:val="24"/>
-          <w:szCs w:val="24"/>
-        </w:rPr>
-        <w:t>traumático.-</w:t>
-      </w:r>
-      <w:proofErr w:type="gramEnd"/>
-    </w:p>
-    <w:p>
-      <w:pPr>
-        <w:spacing w:after="0" w:line="360" w:lineRule="auto"/>
-        <w:jc w:val="both"/>
-        <w:rPr>
-          <w:rFonts w:ascii="Times New Roman" w:eastAsia="Times New Roman" w:hAnsi="Times New Roman" w:cs="Times New Roman"/>
-          <w:sz w:val="24"/>
-          <w:szCs w:val="24"/>
-        </w:rPr>
-      </w:pPr>
-      <w:r>
-        <w:rPr>
-          <w:rFonts w:ascii="Times New Roman" w:eastAsia="Times New Roman" w:hAnsi="Times New Roman" w:cs="Times New Roman"/>
-          <w:sz w:val="24"/>
-          <w:szCs w:val="24"/>
-        </w:rPr>
-        <w:t xml:space="preserve">12.- Funde sus dichos con bibliografía reconocida científicamente y de fácil acceso a las </w:t>
-      </w:r>
-      <w:proofErr w:type="gramStart"/>
-      <w:r>
-        <w:rPr>
-          <w:rFonts w:ascii="Times New Roman" w:eastAsia="Times New Roman" w:hAnsi="Times New Roman" w:cs="Times New Roman"/>
-          <w:sz w:val="24"/>
-          <w:szCs w:val="24"/>
-        </w:rPr>
-        <w:t>partes.-</w:t>
-      </w:r>
-      <w:proofErr w:type="gramEnd"/>
-    </w:p>
-    <w:p>
-      <w:pPr>
-        <w:spacing w:after="0" w:line="360" w:lineRule="auto"/>
-        <w:jc w:val="both"/>
-        <w:rPr>
-          <w:rFonts w:ascii="Times New Roman" w:eastAsia="Times New Roman" w:hAnsi="Times New Roman" w:cs="Times New Roman"/>
-          <w:sz w:val="24"/>
-          <w:szCs w:val="24"/>
-        </w:rPr>
-      </w:pPr>
-      <w:r>
-        <w:rPr>
-          <w:rFonts w:ascii="Times New Roman" w:eastAsia="Times New Roman" w:hAnsi="Times New Roman" w:cs="Times New Roman"/>
-          <w:sz w:val="24"/>
-          <w:szCs w:val="24"/>
-        </w:rPr>
-        <w:t xml:space="preserve">13.- Informe cualquier otro dato de interés para la dilucidación del presente, o que el perito de oficio considere necesario para una mejor evaluación de la </w:t>
-      </w:r>
-      <w:proofErr w:type="gramStart"/>
-      <w:r>
-        <w:rPr>
-          <w:rFonts w:ascii="Times New Roman" w:eastAsia="Times New Roman" w:hAnsi="Times New Roman" w:cs="Times New Roman"/>
-          <w:sz w:val="24"/>
-          <w:szCs w:val="24"/>
-        </w:rPr>
-        <w:t>actora  y</w:t>
-      </w:r>
-      <w:proofErr w:type="gramEnd"/>
-      <w:r>
-        <w:rPr>
-          <w:rFonts w:ascii="Times New Roman" w:eastAsia="Times New Roman" w:hAnsi="Times New Roman" w:cs="Times New Roman"/>
-          <w:sz w:val="24"/>
-          <w:szCs w:val="24"/>
-        </w:rPr>
-        <w:t xml:space="preserve"> para el buen resultado de esta </w:t>
-      </w:r>
-      <w:proofErr w:type="gramStart"/>
-      <w:r>
-        <w:rPr>
-          <w:rFonts w:ascii="Times New Roman" w:eastAsia="Times New Roman" w:hAnsi="Times New Roman" w:cs="Times New Roman"/>
-          <w:sz w:val="24"/>
-          <w:szCs w:val="24"/>
-        </w:rPr>
-        <w:t>litis.-</w:t>
-      </w:r>
-      <w:proofErr w:type="gramEnd"/>
-    </w:p>
-    <w:p>
-      <w:pPr>
-        <w:spacing w:after="0" w:line="360" w:lineRule="auto"/>
-        <w:jc w:val="both"/>
-        <w:rPr>
-          <w:rFonts w:ascii="Times New Roman" w:eastAsia="Times New Roman" w:hAnsi="Times New Roman" w:cs="Times New Roman"/>
-          <w:sz w:val="24"/>
-          <w:szCs w:val="24"/>
-        </w:rPr>
-      </w:pPr>
-      <w:r>
-        <w:rPr>
-          <w:rFonts w:ascii="Times New Roman" w:eastAsia="Times New Roman" w:hAnsi="Times New Roman" w:cs="Times New Roman"/>
-          <w:sz w:val="24"/>
-          <w:szCs w:val="24"/>
-          <w:u w:val="single"/>
-        </w:rPr>
-        <w:t>CONSULTORES TÉCNICOS</w:t>
-      </w:r>
-      <w:r>
-        <w:rPr>
-          <w:rFonts w:ascii="Times New Roman" w:eastAsia="Times New Roman" w:hAnsi="Times New Roman" w:cs="Times New Roman"/>
-          <w:sz w:val="24"/>
-          <w:szCs w:val="24"/>
-        </w:rPr>
-        <w:t xml:space="preserve">: Mi parte propone como consultores a los Dres. Zambrano Jorge Alberto Roberto Novosad MN 91.170, Dr. Carlos Lema Mn 35.342, el Dr. Carlos Scarpati M.N 43.777, Carlos González Martín MN 47.707, con domicilio en la calle Paraná 425 Piso 6 os 3 Capital Federal, en los términos del Art.458 del C.P.C.C.N., solicitando que se tenga presente a sus </w:t>
-      </w:r>
-      <w:proofErr w:type="gramStart"/>
-      <w:r>
-        <w:rPr>
-          <w:rFonts w:ascii="Times New Roman" w:eastAsia="Times New Roman" w:hAnsi="Times New Roman" w:cs="Times New Roman"/>
-          <w:sz w:val="24"/>
-          <w:szCs w:val="24"/>
-        </w:rPr>
-        <w:t>efectos.-</w:t>
-      </w:r>
-      <w:proofErr w:type="gramEnd"/>
-    </w:p>
-    <w:p>
-      <w:pPr>
-        <w:spacing w:after="0" w:line="360" w:lineRule="auto"/>
-        <w:jc w:val="both"/>
-        <w:rPr>
-          <w:rFonts w:ascii="Times New Roman" w:eastAsia="Times New Roman" w:hAnsi="Times New Roman" w:cs="Times New Roman"/>
-          <w:sz w:val="24"/>
-          <w:szCs w:val="24"/>
-          <w:highlight w:val="yellow"/>
-        </w:rPr>
-      </w:pPr>
-    </w:p>
-    <w:p>
-      <w:pPr>
-        <w:spacing w:after="0" w:line="360" w:lineRule="auto"/>
-        <w:jc w:val="both"/>
-        <w:rPr>
-          <w:rFonts w:ascii="Times New Roman" w:eastAsia="Times New Roman" w:hAnsi="Times New Roman" w:cs="Times New Roman"/>
-          <w:sz w:val="24"/>
-          <w:szCs w:val="24"/>
-          <w:highlight w:val="yellow"/>
-        </w:rPr>
-      </w:pPr>
-    </w:p>
-    <w:p>
-      <w:pPr>
-        <w:spacing w:after="0" w:line="360" w:lineRule="auto"/>
-        <w:jc w:val="both"/>
-        <w:rPr>
-          <w:rFonts w:ascii="Times New Roman" w:eastAsia="Times New Roman" w:hAnsi="Times New Roman" w:cs="Times New Roman"/>
-          <w:sz w:val="24"/>
-          <w:szCs w:val="24"/>
-        </w:rPr>
-      </w:pPr>
-      <w:r>
-        <w:rPr>
-          <w:rFonts w:ascii="Times New Roman" w:eastAsia="Times New Roman" w:hAnsi="Times New Roman" w:cs="Times New Roman"/>
-          <w:b/>
-          <w:bCs/>
-          <w:sz w:val="24"/>
-          <w:szCs w:val="24"/>
-        </w:rPr>
-        <w:t>4) PERICIA PSICOLÓGICA O PSIQUIÁTRICA</w:t>
-      </w:r>
-      <w:r>
-        <w:rPr>
-          <w:rFonts w:ascii="Times New Roman" w:eastAsia="Times New Roman" w:hAnsi="Times New Roman" w:cs="Times New Roman"/>
-          <w:sz w:val="24"/>
-          <w:szCs w:val="24"/>
-        </w:rPr>
-        <w:t>:</w:t>
-      </w:r>
-    </w:p>
-    <w:p>
-      <w:pPr>
-        <w:spacing w:after="0" w:line="360" w:lineRule="auto"/>
-        <w:ind w:firstLine="720"/>
-        <w:jc w:val="both"/>
-        <w:rPr>
-          <w:rFonts w:ascii="Times New Roman" w:eastAsia="Times New Roman" w:hAnsi="Times New Roman" w:cs="Times New Roman"/>
-          <w:sz w:val="24"/>
-          <w:szCs w:val="24"/>
-        </w:rPr>
-      </w:pPr>
-      <w:r>
-        <w:rPr>
-          <w:rFonts w:ascii="Times New Roman" w:eastAsia="Times New Roman" w:hAnsi="Times New Roman" w:cs="Times New Roman"/>
-          <w:sz w:val="24"/>
-          <w:szCs w:val="24"/>
-        </w:rPr>
-        <w:t>Se designe </w:t>
-      </w:r>
-      <w:r>
-        <w:rPr>
-          <w:rFonts w:ascii="Times New Roman" w:eastAsia="Times New Roman" w:hAnsi="Times New Roman" w:cs="Times New Roman"/>
-          <w:b/>
-          <w:bCs/>
-          <w:sz w:val="24"/>
-          <w:szCs w:val="24"/>
-        </w:rPr>
-        <w:t>perito psicológico o médico psiquiatra</w:t>
-      </w:r>
-      <w:r>
-        <w:rPr>
-          <w:rFonts w:ascii="Times New Roman" w:eastAsia="Times New Roman" w:hAnsi="Times New Roman" w:cs="Times New Roman"/>
-          <w:sz w:val="24"/>
-          <w:szCs w:val="24"/>
-        </w:rPr>
-        <w:t xml:space="preserve">, quien previa aceptación del cargo y revisión personal sobre </w:t>
-      </w:r>
-      <w:proofErr w:type="gramStart"/>
-      <w:r>
-        <w:rPr>
-          <w:rFonts w:ascii="Times New Roman" w:eastAsia="Times New Roman" w:hAnsi="Times New Roman" w:cs="Times New Roman"/>
-          <w:sz w:val="24"/>
-          <w:szCs w:val="24"/>
-        </w:rPr>
-        <w:t>el  accionante</w:t>
-      </w:r>
-      <w:proofErr w:type="gramEnd"/>
-      <w:r>
-        <w:rPr>
-          <w:rFonts w:ascii="Times New Roman" w:eastAsia="Times New Roman" w:hAnsi="Times New Roman" w:cs="Times New Roman"/>
-          <w:sz w:val="24"/>
-          <w:szCs w:val="24"/>
-        </w:rPr>
-        <w:t>, indicará lo siguiente:</w:t>
-      </w:r>
-    </w:p>
-    <w:p>
-      <w:pPr>
-        <w:spacing w:after="0" w:line="360" w:lineRule="auto"/>
-        <w:jc w:val="both"/>
-        <w:rPr>
-          <w:rFonts w:ascii="Times New Roman" w:eastAsia="Times New Roman" w:hAnsi="Times New Roman" w:cs="Times New Roman"/>
-          <w:sz w:val="24"/>
-          <w:szCs w:val="24"/>
-        </w:rPr>
-      </w:pPr>
-      <w:r>
-        <w:rPr>
-          <w:rFonts w:ascii="Times New Roman" w:eastAsia="Times New Roman" w:hAnsi="Times New Roman" w:cs="Times New Roman"/>
-          <w:sz w:val="24"/>
-          <w:szCs w:val="24"/>
-        </w:rPr>
-        <w:t>1.- Describa si el accidente, las lesiones padecidas por el mismo, han influido negativamente en su psiquismo;</w:t>
-      </w:r>
-    </w:p>
-    <w:p>
-      <w:pPr>
-        <w:spacing w:after="0" w:line="360" w:lineRule="auto"/>
-        <w:jc w:val="both"/>
-        <w:rPr>
-          <w:rFonts w:ascii="Times New Roman" w:eastAsia="Times New Roman" w:hAnsi="Times New Roman" w:cs="Times New Roman"/>
-          <w:sz w:val="24"/>
-          <w:szCs w:val="24"/>
-        </w:rPr>
-      </w:pPr>
-      <w:r>
-        <w:rPr>
-          <w:rFonts w:ascii="Times New Roman" w:eastAsia="Times New Roman" w:hAnsi="Times New Roman" w:cs="Times New Roman"/>
-          <w:sz w:val="24"/>
-          <w:szCs w:val="24"/>
-        </w:rPr>
-        <w:t xml:space="preserve">2.- Si padecen algún tipo de incapacidad de orden psíquico como secuela del evento dañoso y en su caso indique el grado de </w:t>
-      </w:r>
-      <w:proofErr w:type="gramStart"/>
-      <w:r>
-        <w:rPr>
-          <w:rFonts w:ascii="Times New Roman" w:eastAsia="Times New Roman" w:hAnsi="Times New Roman" w:cs="Times New Roman"/>
-          <w:sz w:val="24"/>
-          <w:szCs w:val="24"/>
-        </w:rPr>
-        <w:t>la misma</w:t>
-      </w:r>
-      <w:proofErr w:type="gramEnd"/>
-      <w:r>
-        <w:rPr>
-          <w:rFonts w:ascii="Times New Roman" w:eastAsia="Times New Roman" w:hAnsi="Times New Roman" w:cs="Times New Roman"/>
-          <w:sz w:val="24"/>
-          <w:szCs w:val="24"/>
-        </w:rPr>
-        <w:t>, tratamiento de diagnosticar su cuadro de angustia o neurosis, denunciando en su caso, cómo estos se manifiestan;</w:t>
-      </w:r>
-    </w:p>
-    <w:p>
-      <w:pPr>
-        <w:spacing w:after="0" w:line="360" w:lineRule="auto"/>
-        <w:jc w:val="both"/>
-        <w:rPr>
-          <w:rFonts w:ascii="Times New Roman" w:eastAsia="Times New Roman" w:hAnsi="Times New Roman" w:cs="Times New Roman"/>
-          <w:sz w:val="24"/>
-          <w:szCs w:val="24"/>
-        </w:rPr>
-      </w:pPr>
-      <w:r>
-        <w:rPr>
-          <w:rFonts w:ascii="Times New Roman" w:eastAsia="Times New Roman" w:hAnsi="Times New Roman" w:cs="Times New Roman"/>
-          <w:sz w:val="24"/>
-          <w:szCs w:val="24"/>
-        </w:rPr>
-        <w:t xml:space="preserve">3.- </w:t>
-      </w:r>
-      <w:proofErr w:type="gramStart"/>
-      <w:r>
-        <w:rPr>
-          <w:rFonts w:ascii="Times New Roman" w:eastAsia="Times New Roman" w:hAnsi="Times New Roman" w:cs="Times New Roman"/>
-          <w:sz w:val="24"/>
-          <w:szCs w:val="24"/>
-        </w:rPr>
-        <w:t>Informe</w:t>
-      </w:r>
-      <w:proofErr w:type="gramEnd"/>
-      <w:r>
-        <w:rPr>
-          <w:rFonts w:ascii="Times New Roman" w:eastAsia="Times New Roman" w:hAnsi="Times New Roman" w:cs="Times New Roman"/>
-          <w:sz w:val="24"/>
-          <w:szCs w:val="24"/>
-        </w:rPr>
-        <w:t xml:space="preserve"> asimismo, si a raíz de dichos cuadros neuróticos se pueden producir cambios en la personalidad del actor y si los mismos pueden influir en su vida de relación, mencione los tratamientos que considere convenientes o necesarios a realizar en el futuro, así como su frecuencia, duración y costo;   </w:t>
-      </w:r>
-    </w:p>
-    <w:p>
-      <w:pPr>
-        <w:spacing w:after="0" w:line="360" w:lineRule="auto"/>
-        <w:jc w:val="both"/>
-        <w:rPr>
-          <w:rFonts w:ascii="Times New Roman" w:eastAsia="Times New Roman" w:hAnsi="Times New Roman" w:cs="Times New Roman"/>
-          <w:b/>
-          <w:bCs/>
-          <w:sz w:val="24"/>
-          <w:szCs w:val="24"/>
-          <w:u w:val="single"/>
-        </w:rPr>
-      </w:pPr>
-      <w:r>
-        <w:rPr>
-          <w:rFonts w:ascii="Times New Roman" w:eastAsia="Times New Roman" w:hAnsi="Times New Roman" w:cs="Times New Roman"/>
-          <w:sz w:val="24"/>
-          <w:szCs w:val="24"/>
-        </w:rPr>
-        <w:t>4.- Así también todo otro dato de interés para la dilucidación del presente.</w:t>
-      </w:r>
-    </w:p>
-    <w:p>
-      <w:pPr>
-        <w:spacing w:after="0" w:line="360" w:lineRule="auto"/>
-        <w:jc w:val="both"/>
-        <w:rPr>
-          <w:rFonts w:ascii="Times New Roman" w:eastAsia="Times New Roman" w:hAnsi="Times New Roman" w:cs="Times New Roman"/>
-          <w:b/>
-          <w:bCs/>
-          <w:sz w:val="24"/>
-          <w:szCs w:val="24"/>
-          <w:highlight w:val="yellow"/>
-          <w:u w:val="single"/>
-        </w:rPr>
-      </w:pPr>
-    </w:p>
-    <w:p>
-      <w:pPr>
-        <w:spacing w:after="0" w:line="360" w:lineRule="auto"/>
-        <w:jc w:val="both"/>
-        <w:rPr>
-          <w:rFonts w:ascii="Times New Roman" w:eastAsia="Times New Roman" w:hAnsi="Times New Roman" w:cs="Times New Roman"/>
-          <w:b/>
-          <w:bCs/>
-          <w:sz w:val="24"/>
-          <w:szCs w:val="24"/>
-          <w:highlight w:val="yellow"/>
-          <w:u w:val="single"/>
-        </w:rPr>
-      </w:pPr>
-    </w:p>
-    <w:p>
-      <w:pPr>
-        <w:spacing w:after="0" w:line="360" w:lineRule="auto"/>
-        <w:jc w:val="both"/>
-        <w:rPr>
-          <w:rFonts w:ascii="Times New Roman" w:eastAsia="Times New Roman" w:hAnsi="Times New Roman" w:cs="Times New Roman"/>
-          <w:b/>
-          <w:bCs/>
-          <w:sz w:val="24"/>
-          <w:szCs w:val="24"/>
-          <w:u w:val="single"/>
-        </w:rPr>
-      </w:pPr>
-      <w:r>
-        <w:rPr>
-          <w:rFonts w:ascii="Times New Roman" w:eastAsia="Times New Roman" w:hAnsi="Times New Roman" w:cs="Times New Roman"/>
-          <w:b/>
-          <w:bCs/>
-          <w:sz w:val="24"/>
-          <w:szCs w:val="24"/>
-          <w:u w:val="single"/>
-        </w:rPr>
-        <w:t xml:space="preserve">XIV. SOLICITA PRUEBA MEDICA Y PSICOLOGICA ANTICIPADA. </w:t>
-      </w:r>
-    </w:p>
-    <w:p>
-      <w:pPr>
-        <w:spacing w:after="0" w:line="360" w:lineRule="auto"/>
-        <w:ind w:firstLine="720"/>
-        <w:jc w:val="both"/>
-        <w:rPr>
-          <w:rFonts w:ascii="Times New Roman" w:eastAsia="Times New Roman" w:hAnsi="Times New Roman" w:cs="Times New Roman"/>
-          <w:sz w:val="24"/>
-          <w:szCs w:val="24"/>
-        </w:rPr>
-      </w:pPr>
-      <w:r>
-        <w:rPr>
-          <w:rFonts w:ascii="Times New Roman" w:eastAsia="Times New Roman" w:hAnsi="Times New Roman" w:cs="Times New Roman"/>
-          <w:sz w:val="24"/>
-          <w:szCs w:val="24"/>
-        </w:rPr>
-        <w:t xml:space="preserve">A fin de preparar eficazmente el proceso judicial (arts. 1, 24, 25.1 y 8 de la Convención Americana sobre DD.HH), y contar las partes y V.S con la mayor información posible al celebrarse la audiencia preliminar, como previo recaudo y de manera excepcional </w:t>
-      </w:r>
-      <w:r>
-        <w:rPr>
-          <w:rFonts w:ascii="Times New Roman" w:eastAsia="Times New Roman" w:hAnsi="Times New Roman" w:cs="Times New Roman"/>
-          <w:sz w:val="24"/>
-          <w:szCs w:val="24"/>
-        </w:rPr>
-        <w:lastRenderedPageBreak/>
-        <w:t>en los términos del Art. 326 del CPCCN, en virtud de las lesiones subsistentes en el actor como producto del siniestro de autos, es que solicito respetuosamente a V.S se designe PERITO MÉDICO Y PERITO PSICÓLOGO, a fines de concretar dicha prueba de manera anterior a la audiencia preliminar.</w:t>
-      </w:r>
-    </w:p>
-    <w:p>
-      <w:pPr>
-        <w:spacing w:after="0" w:line="360" w:lineRule="auto"/>
-        <w:jc w:val="both"/>
-        <w:rPr>
-          <w:rFonts w:ascii="Times New Roman" w:eastAsia="Times New Roman" w:hAnsi="Times New Roman" w:cs="Times New Roman"/>
-          <w:b/>
-          <w:bCs/>
-          <w:sz w:val="24"/>
-          <w:szCs w:val="24"/>
-          <w:highlight w:val="yellow"/>
-          <w:u w:val="single"/>
-        </w:rPr>
-      </w:pPr>
-    </w:p>
-    <w:p>
-      <w:pPr>
-        <w:pBdr>
-          <w:top w:val="nil"/>
-          <w:left w:val="nil"/>
-          <w:bottom w:val="nil"/>
-          <w:right w:val="nil"/>
-          <w:between w:val="nil"/>
-        </w:pBdr>
-        <w:spacing w:after="0" w:line="360" w:lineRule="auto"/>
-        <w:jc w:val="both"/>
-        <w:rPr>
-          <w:rFonts w:ascii="Times New Roman" w:eastAsia="Times New Roman" w:hAnsi="Times New Roman" w:cs="Times New Roman"/>
-          <w:b/>
-          <w:bCs/>
-          <w:sz w:val="24"/>
-          <w:szCs w:val="24"/>
-          <w:u w:val="single"/>
-        </w:rPr>
-      </w:pPr>
-      <w:r>
-        <w:rPr>
-          <w:rFonts w:ascii="Times New Roman" w:eastAsia="Times New Roman" w:hAnsi="Times New Roman" w:cs="Times New Roman"/>
-          <w:b/>
-          <w:bCs/>
-          <w:sz w:val="24"/>
-          <w:szCs w:val="24"/>
-          <w:u w:val="single"/>
-        </w:rPr>
-        <w:t xml:space="preserve">XV. </w:t>
-      </w:r>
-      <w:proofErr w:type="gramStart"/>
-      <w:r>
-        <w:rPr>
-          <w:rFonts w:ascii="Times New Roman" w:eastAsia="Times New Roman" w:hAnsi="Times New Roman" w:cs="Times New Roman"/>
-          <w:b/>
-          <w:bCs/>
-          <w:sz w:val="24"/>
-          <w:szCs w:val="24"/>
-          <w:u w:val="single"/>
-        </w:rPr>
-        <w:t>SE  OPONE</w:t>
-      </w:r>
-      <w:proofErr w:type="gramEnd"/>
-      <w:r>
-        <w:rPr>
-          <w:rFonts w:ascii="Times New Roman" w:eastAsia="Times New Roman" w:hAnsi="Times New Roman" w:cs="Times New Roman"/>
-          <w:b/>
-          <w:bCs/>
-          <w:sz w:val="24"/>
-          <w:szCs w:val="24"/>
-          <w:u w:val="single"/>
-        </w:rPr>
-        <w:t xml:space="preserve"> A LA DESIGNACIÓN DEL CUERPO MÉDICO FORENSE</w:t>
-      </w:r>
-    </w:p>
-    <w:p>
-      <w:pPr>
-        <w:spacing w:after="0" w:line="360" w:lineRule="auto"/>
-        <w:ind w:firstLine="720"/>
-        <w:jc w:val="both"/>
-        <w:rPr>
-          <w:rFonts w:ascii="Times New Roman" w:eastAsia="Times New Roman" w:hAnsi="Times New Roman" w:cs="Times New Roman"/>
-          <w:sz w:val="24"/>
-          <w:szCs w:val="24"/>
-        </w:rPr>
-      </w:pPr>
-      <w:proofErr w:type="gramStart"/>
-      <w:r>
-        <w:rPr>
-          <w:rFonts w:ascii="Times New Roman" w:eastAsia="Times New Roman" w:hAnsi="Times New Roman" w:cs="Times New Roman"/>
-          <w:sz w:val="24"/>
-          <w:szCs w:val="24"/>
-        </w:rPr>
-        <w:t>Dada  la</w:t>
-      </w:r>
-      <w:proofErr w:type="gramEnd"/>
-      <w:r>
-        <w:rPr>
-          <w:rFonts w:ascii="Times New Roman" w:eastAsia="Times New Roman" w:hAnsi="Times New Roman" w:cs="Times New Roman"/>
-          <w:sz w:val="24"/>
-          <w:szCs w:val="24"/>
-        </w:rPr>
-        <w:t xml:space="preserve"> </w:t>
-      </w:r>
-      <w:proofErr w:type="gramStart"/>
-      <w:r>
-        <w:rPr>
-          <w:rFonts w:ascii="Times New Roman" w:eastAsia="Times New Roman" w:hAnsi="Times New Roman" w:cs="Times New Roman"/>
-          <w:sz w:val="24"/>
-          <w:szCs w:val="24"/>
-        </w:rPr>
-        <w:t>oposición  que</w:t>
-      </w:r>
-      <w:proofErr w:type="gramEnd"/>
-      <w:r>
-        <w:rPr>
-          <w:rFonts w:ascii="Times New Roman" w:eastAsia="Times New Roman" w:hAnsi="Times New Roman" w:cs="Times New Roman"/>
-          <w:sz w:val="24"/>
-          <w:szCs w:val="24"/>
-        </w:rPr>
-        <w:t xml:space="preserve"> habitualmente </w:t>
-      </w:r>
-      <w:proofErr w:type="gramStart"/>
-      <w:r>
-        <w:rPr>
-          <w:rFonts w:ascii="Times New Roman" w:eastAsia="Times New Roman" w:hAnsi="Times New Roman" w:cs="Times New Roman"/>
-          <w:sz w:val="24"/>
-          <w:szCs w:val="24"/>
-        </w:rPr>
-        <w:t>plantea  la</w:t>
-      </w:r>
-      <w:proofErr w:type="gramEnd"/>
-      <w:r>
-        <w:rPr>
-          <w:rFonts w:ascii="Times New Roman" w:eastAsia="Times New Roman" w:hAnsi="Times New Roman" w:cs="Times New Roman"/>
-          <w:sz w:val="24"/>
-          <w:szCs w:val="24"/>
-        </w:rPr>
-        <w:t xml:space="preserve"> parte demandada y/o citada en garantía en procesos como el presente, en cuanto pretenden la designación del Cuerpo Médico Forense –</w:t>
-      </w:r>
-      <w:proofErr w:type="gramStart"/>
-      <w:r>
-        <w:rPr>
-          <w:rFonts w:ascii="Times New Roman" w:eastAsia="Times New Roman" w:hAnsi="Times New Roman" w:cs="Times New Roman"/>
-          <w:sz w:val="24"/>
-          <w:szCs w:val="24"/>
-        </w:rPr>
-        <w:t>en  reemplazo</w:t>
-      </w:r>
-      <w:proofErr w:type="gramEnd"/>
-      <w:r>
-        <w:rPr>
-          <w:rFonts w:ascii="Times New Roman" w:eastAsia="Times New Roman" w:hAnsi="Times New Roman" w:cs="Times New Roman"/>
-          <w:sz w:val="24"/>
-          <w:szCs w:val="24"/>
-        </w:rPr>
-        <w:t xml:space="preserve"> de los peritos de oficio que solicita la parte demandante-, es que venimos desde </w:t>
-      </w:r>
-      <w:proofErr w:type="gramStart"/>
-      <w:r>
-        <w:rPr>
-          <w:rFonts w:ascii="Times New Roman" w:eastAsia="Times New Roman" w:hAnsi="Times New Roman" w:cs="Times New Roman"/>
-          <w:sz w:val="24"/>
-          <w:szCs w:val="24"/>
-        </w:rPr>
-        <w:t>ya  a</w:t>
-      </w:r>
-      <w:proofErr w:type="gramEnd"/>
-      <w:r>
-        <w:rPr>
-          <w:rFonts w:ascii="Times New Roman" w:eastAsia="Times New Roman" w:hAnsi="Times New Roman" w:cs="Times New Roman"/>
-          <w:sz w:val="24"/>
-          <w:szCs w:val="24"/>
-        </w:rPr>
-        <w:t xml:space="preserve"> expresar los fundamentos por los cuales consideramos imprescindible la designación de tales peritos médicos:</w:t>
-      </w:r>
-    </w:p>
-    <w:p>
-      <w:pPr>
-        <w:spacing w:after="0" w:line="360" w:lineRule="auto"/>
-        <w:ind w:firstLine="720"/>
-        <w:jc w:val="both"/>
-        <w:rPr>
-          <w:rFonts w:ascii="Times New Roman" w:eastAsia="Times New Roman" w:hAnsi="Times New Roman" w:cs="Times New Roman"/>
-          <w:sz w:val="24"/>
-          <w:szCs w:val="24"/>
-        </w:rPr>
-      </w:pPr>
-      <w:r>
-        <w:rPr>
-          <w:rFonts w:ascii="Times New Roman" w:eastAsia="Times New Roman" w:hAnsi="Times New Roman" w:cs="Times New Roman"/>
-          <w:sz w:val="24"/>
-          <w:szCs w:val="24"/>
-        </w:rPr>
-        <w:t xml:space="preserve">En principio, cabe destacar que a </w:t>
-      </w:r>
-      <w:proofErr w:type="gramStart"/>
-      <w:r>
-        <w:rPr>
-          <w:rFonts w:ascii="Times New Roman" w:eastAsia="Times New Roman" w:hAnsi="Times New Roman" w:cs="Times New Roman"/>
-          <w:sz w:val="24"/>
-          <w:szCs w:val="24"/>
-        </w:rPr>
-        <w:t>raíz  del</w:t>
-      </w:r>
-      <w:proofErr w:type="gramEnd"/>
-      <w:r>
-        <w:rPr>
-          <w:rFonts w:ascii="Times New Roman" w:eastAsia="Times New Roman" w:hAnsi="Times New Roman" w:cs="Times New Roman"/>
-          <w:sz w:val="24"/>
-          <w:szCs w:val="24"/>
-        </w:rPr>
-        <w:t xml:space="preserve"> terrible accidente que ha sufrido la actora –y el cual es objeto de esta litis-, ha padecido lesiones </w:t>
-      </w:r>
-      <w:proofErr w:type="gramStart"/>
-      <w:r>
-        <w:rPr>
-          <w:rFonts w:ascii="Times New Roman" w:eastAsia="Times New Roman" w:hAnsi="Times New Roman" w:cs="Times New Roman"/>
-          <w:sz w:val="24"/>
-          <w:szCs w:val="24"/>
-        </w:rPr>
-        <w:t>de  consideración</w:t>
-      </w:r>
-      <w:proofErr w:type="gramEnd"/>
-      <w:r>
-        <w:rPr>
-          <w:rFonts w:ascii="Times New Roman" w:eastAsia="Times New Roman" w:hAnsi="Times New Roman" w:cs="Times New Roman"/>
-          <w:sz w:val="24"/>
-          <w:szCs w:val="24"/>
-        </w:rPr>
-        <w:t xml:space="preserve"> las cuales son detalladas en el informe médico que se acompaña junto con la presente y las cuales además pueden </w:t>
-      </w:r>
-      <w:proofErr w:type="gramStart"/>
-      <w:r>
-        <w:rPr>
-          <w:rFonts w:ascii="Times New Roman" w:eastAsia="Times New Roman" w:hAnsi="Times New Roman" w:cs="Times New Roman"/>
-          <w:sz w:val="24"/>
-          <w:szCs w:val="24"/>
-        </w:rPr>
-        <w:t>constatarse  en</w:t>
-      </w:r>
-      <w:proofErr w:type="gramEnd"/>
-      <w:r>
-        <w:rPr>
-          <w:rFonts w:ascii="Times New Roman" w:eastAsia="Times New Roman" w:hAnsi="Times New Roman" w:cs="Times New Roman"/>
-          <w:sz w:val="24"/>
-          <w:szCs w:val="24"/>
-        </w:rPr>
-        <w:t xml:space="preserve"> las fotografías que también se </w:t>
-      </w:r>
-      <w:proofErr w:type="gramStart"/>
-      <w:r>
-        <w:rPr>
-          <w:rFonts w:ascii="Times New Roman" w:eastAsia="Times New Roman" w:hAnsi="Times New Roman" w:cs="Times New Roman"/>
-          <w:sz w:val="24"/>
-          <w:szCs w:val="24"/>
-        </w:rPr>
-        <w:t>adjuntan,.</w:t>
-      </w:r>
-      <w:proofErr w:type="gramEnd"/>
-    </w:p>
-    <w:p>
-      <w:pPr>
-        <w:spacing w:after="0" w:line="360" w:lineRule="auto"/>
-        <w:ind w:firstLine="720"/>
-        <w:jc w:val="both"/>
-        <w:rPr>
-          <w:rFonts w:ascii="Times New Roman" w:eastAsia="Times New Roman" w:hAnsi="Times New Roman" w:cs="Times New Roman"/>
-          <w:sz w:val="24"/>
-          <w:szCs w:val="24"/>
-        </w:rPr>
-      </w:pPr>
-      <w:r>
-        <w:rPr>
-          <w:rFonts w:ascii="Times New Roman" w:eastAsia="Times New Roman" w:hAnsi="Times New Roman" w:cs="Times New Roman"/>
-          <w:sz w:val="24"/>
-          <w:szCs w:val="24"/>
-        </w:rPr>
-        <w:t>Sin temor a ser reiterativos y amén de estar cuidadosamente detallado en el escrito de inicio, mi mandante sufrió lesiones de carácter grave. Se ha estimado la incapacidad de la </w:t>
-      </w:r>
-      <w:r>
-        <w:rPr>
-          <w:rFonts w:ascii="Times New Roman" w:eastAsia="Times New Roman" w:hAnsi="Times New Roman" w:cs="Times New Roman"/>
-          <w:b/>
-          <w:bCs/>
-          <w:sz w:val="24"/>
-          <w:szCs w:val="24"/>
-        </w:rPr>
-        <w:t>actora en</w:t>
-      </w:r>
-      <w:r>
-        <w:rPr>
-          <w:rFonts w:ascii="Times New Roman" w:eastAsia="Times New Roman" w:hAnsi="Times New Roman" w:cs="Times New Roman"/>
-          <w:sz w:val="24"/>
-          <w:szCs w:val="24"/>
-        </w:rPr>
-        <w:t xml:space="preserve"> 35%, pudiendo observar que dicha incapacidad la coloca en un nivel de inferioridad importante, destacando asimismo que actualmente </w:t>
-      </w:r>
-      <w:proofErr w:type="gramStart"/>
-      <w:r>
-        <w:rPr>
-          <w:rFonts w:ascii="Times New Roman" w:eastAsia="Times New Roman" w:hAnsi="Times New Roman" w:cs="Times New Roman"/>
-          <w:sz w:val="24"/>
-          <w:szCs w:val="24"/>
-        </w:rPr>
-        <w:t>continúan  ambos</w:t>
-      </w:r>
-      <w:proofErr w:type="gramEnd"/>
-      <w:r>
-        <w:rPr>
-          <w:rFonts w:ascii="Times New Roman" w:eastAsia="Times New Roman" w:hAnsi="Times New Roman" w:cs="Times New Roman"/>
-          <w:sz w:val="24"/>
-          <w:szCs w:val="24"/>
-        </w:rPr>
-        <w:t xml:space="preserve"> con los tratamientos de rehabilitación. Por otra parte, a raíz del </w:t>
-      </w:r>
-      <w:proofErr w:type="gramStart"/>
-      <w:r>
-        <w:rPr>
-          <w:rFonts w:ascii="Times New Roman" w:eastAsia="Times New Roman" w:hAnsi="Times New Roman" w:cs="Times New Roman"/>
-          <w:sz w:val="24"/>
-          <w:szCs w:val="24"/>
-        </w:rPr>
-        <w:t>accidente  mi</w:t>
-      </w:r>
-      <w:proofErr w:type="gramEnd"/>
-      <w:r>
-        <w:rPr>
-          <w:rFonts w:ascii="Times New Roman" w:eastAsia="Times New Roman" w:hAnsi="Times New Roman" w:cs="Times New Roman"/>
-          <w:sz w:val="24"/>
-          <w:szCs w:val="24"/>
-        </w:rPr>
-        <w:t xml:space="preserve"> mandante ha tenido que </w:t>
-      </w:r>
-      <w:proofErr w:type="gramStart"/>
-      <w:r>
-        <w:rPr>
-          <w:rFonts w:ascii="Times New Roman" w:eastAsia="Times New Roman" w:hAnsi="Times New Roman" w:cs="Times New Roman"/>
-          <w:sz w:val="24"/>
-          <w:szCs w:val="24"/>
-        </w:rPr>
-        <w:t>afrontar  todos</w:t>
-      </w:r>
-      <w:proofErr w:type="gramEnd"/>
-      <w:r>
-        <w:rPr>
-          <w:rFonts w:ascii="Times New Roman" w:eastAsia="Times New Roman" w:hAnsi="Times New Roman" w:cs="Times New Roman"/>
-          <w:sz w:val="24"/>
-          <w:szCs w:val="24"/>
-        </w:rPr>
-        <w:t xml:space="preserve"> aquellos gastos que implican los tratamientos, ya sea de rehabilitación como los gastos farmacéuticos, de traslado, </w:t>
-      </w:r>
-      <w:proofErr w:type="spellStart"/>
-      <w:r>
-        <w:rPr>
-          <w:rFonts w:ascii="Times New Roman" w:eastAsia="Times New Roman" w:hAnsi="Times New Roman" w:cs="Times New Roman"/>
-          <w:sz w:val="24"/>
-          <w:szCs w:val="24"/>
-        </w:rPr>
-        <w:t>etc</w:t>
-      </w:r>
-      <w:proofErr w:type="spellEnd"/>
-      <w:r>
-        <w:rPr>
-          <w:rFonts w:ascii="Times New Roman" w:eastAsia="Times New Roman" w:hAnsi="Times New Roman" w:cs="Times New Roman"/>
-          <w:sz w:val="24"/>
-          <w:szCs w:val="24"/>
-        </w:rPr>
-        <w:t>; que le significaron un endeudamiento atento a que han tenido que acudir a la ayuda de familiares y terceros para poder solventar los múltiples gastos que un accidente de esta magnitud requiere.                             </w:t>
-      </w:r>
-    </w:p>
-    <w:p>
-      <w:pPr>
-        <w:spacing w:after="0" w:line="360" w:lineRule="auto"/>
-        <w:ind w:firstLine="720"/>
-        <w:jc w:val="both"/>
-        <w:rPr>
-          <w:rFonts w:ascii="Times New Roman" w:eastAsia="Times New Roman" w:hAnsi="Times New Roman" w:cs="Times New Roman"/>
-          <w:sz w:val="24"/>
-          <w:szCs w:val="24"/>
-        </w:rPr>
-      </w:pPr>
-      <w:r>
-        <w:rPr>
-          <w:rFonts w:ascii="Times New Roman" w:eastAsia="Times New Roman" w:hAnsi="Times New Roman" w:cs="Times New Roman"/>
-          <w:sz w:val="24"/>
-          <w:szCs w:val="24"/>
-        </w:rPr>
-        <w:t>En base a lo expuesto, y en mérito a la </w:t>
-      </w:r>
-      <w:proofErr w:type="gramStart"/>
-      <w:r>
-        <w:rPr>
-          <w:rFonts w:ascii="Times New Roman" w:eastAsia="Times New Roman" w:hAnsi="Times New Roman" w:cs="Times New Roman"/>
-          <w:b/>
-          <w:bCs/>
-          <w:sz w:val="24"/>
-          <w:szCs w:val="24"/>
-        </w:rPr>
-        <w:t>economía  y</w:t>
-      </w:r>
-      <w:proofErr w:type="gramEnd"/>
-      <w:r>
-        <w:rPr>
-          <w:rFonts w:ascii="Times New Roman" w:eastAsia="Times New Roman" w:hAnsi="Times New Roman" w:cs="Times New Roman"/>
-          <w:sz w:val="24"/>
-          <w:szCs w:val="24"/>
-        </w:rPr>
-        <w:t> </w:t>
-      </w:r>
-      <w:r>
-        <w:rPr>
-          <w:rFonts w:ascii="Times New Roman" w:eastAsia="Times New Roman" w:hAnsi="Times New Roman" w:cs="Times New Roman"/>
-          <w:b/>
-          <w:bCs/>
-          <w:sz w:val="24"/>
-          <w:szCs w:val="24"/>
-        </w:rPr>
-        <w:t>celeridad procesal</w:t>
-      </w:r>
-      <w:r>
-        <w:rPr>
-          <w:rFonts w:ascii="Times New Roman" w:eastAsia="Times New Roman" w:hAnsi="Times New Roman" w:cs="Times New Roman"/>
-          <w:sz w:val="24"/>
-          <w:szCs w:val="24"/>
-        </w:rPr>
-        <w:t xml:space="preserve">, esta parte se </w:t>
-      </w:r>
-      <w:proofErr w:type="gramStart"/>
-      <w:r>
-        <w:rPr>
-          <w:rFonts w:ascii="Times New Roman" w:eastAsia="Times New Roman" w:hAnsi="Times New Roman" w:cs="Times New Roman"/>
-          <w:sz w:val="24"/>
-          <w:szCs w:val="24"/>
-        </w:rPr>
-        <w:t>opone  en</w:t>
-      </w:r>
-      <w:proofErr w:type="gramEnd"/>
-      <w:r>
-        <w:rPr>
-          <w:rFonts w:ascii="Times New Roman" w:eastAsia="Times New Roman" w:hAnsi="Times New Roman" w:cs="Times New Roman"/>
-          <w:sz w:val="24"/>
-          <w:szCs w:val="24"/>
-        </w:rPr>
-        <w:t xml:space="preserve"> forma total y categórica a la designación del Cuerpo Médico Forense, por las consideraciones de hecho y de derecho que paso a detallar:</w:t>
-      </w:r>
-    </w:p>
-    <w:p>
-      <w:pPr>
-        <w:spacing w:after="0" w:line="360" w:lineRule="auto"/>
-        <w:ind w:firstLine="720"/>
-        <w:jc w:val="both"/>
-        <w:rPr>
-          <w:rFonts w:ascii="Times New Roman" w:eastAsia="Times New Roman" w:hAnsi="Times New Roman" w:cs="Times New Roman"/>
-          <w:sz w:val="24"/>
-          <w:szCs w:val="24"/>
-        </w:rPr>
-      </w:pPr>
-      <w:r>
-        <w:rPr>
-          <w:rFonts w:ascii="Times New Roman" w:eastAsia="Times New Roman" w:hAnsi="Times New Roman" w:cs="Times New Roman"/>
-          <w:sz w:val="24"/>
-          <w:szCs w:val="24"/>
-        </w:rPr>
-        <w:t xml:space="preserve">La demora en la citación y luego en el dictamen, como es de público y notorio, con la que el Cuerpo Médico   Forense se expide, y la consiguiente demora que ello provoca en las tramitaciones judiciales, colocaría al actor en una situación realmente penosa, y restándole la oportunidad de </w:t>
-      </w:r>
-      <w:proofErr w:type="gramStart"/>
-      <w:r>
-        <w:rPr>
-          <w:rFonts w:ascii="Times New Roman" w:eastAsia="Times New Roman" w:hAnsi="Times New Roman" w:cs="Times New Roman"/>
-          <w:sz w:val="24"/>
-          <w:szCs w:val="24"/>
-        </w:rPr>
-        <w:t>realizar  los</w:t>
-      </w:r>
-      <w:proofErr w:type="gramEnd"/>
-      <w:r>
-        <w:rPr>
-          <w:rFonts w:ascii="Times New Roman" w:eastAsia="Times New Roman" w:hAnsi="Times New Roman" w:cs="Times New Roman"/>
-          <w:sz w:val="24"/>
-          <w:szCs w:val="24"/>
-        </w:rPr>
-        <w:t xml:space="preserve"> estudios físicos </w:t>
-      </w:r>
-      <w:proofErr w:type="gramStart"/>
-      <w:r>
-        <w:rPr>
-          <w:rFonts w:ascii="Times New Roman" w:eastAsia="Times New Roman" w:hAnsi="Times New Roman" w:cs="Times New Roman"/>
-          <w:sz w:val="24"/>
-          <w:szCs w:val="24"/>
-        </w:rPr>
-        <w:t>y  psicológicos</w:t>
-      </w:r>
-      <w:proofErr w:type="gramEnd"/>
-      <w:r>
-        <w:rPr>
-          <w:rFonts w:ascii="Times New Roman" w:eastAsia="Times New Roman" w:hAnsi="Times New Roman" w:cs="Times New Roman"/>
-          <w:sz w:val="24"/>
-          <w:szCs w:val="24"/>
-        </w:rPr>
-        <w:t>  necesarios para la prosecución del tratamiento médico.</w:t>
-      </w:r>
-    </w:p>
-    <w:p>
-      <w:pPr>
-        <w:spacing w:after="0" w:line="360" w:lineRule="auto"/>
-        <w:ind w:firstLine="720"/>
-        <w:jc w:val="both"/>
-        <w:rPr>
-          <w:rFonts w:ascii="Times New Roman" w:eastAsia="Times New Roman" w:hAnsi="Times New Roman" w:cs="Times New Roman"/>
-          <w:sz w:val="24"/>
-          <w:szCs w:val="24"/>
-        </w:rPr>
-      </w:pPr>
-      <w:r>
-        <w:rPr>
-          <w:rFonts w:ascii="Times New Roman" w:eastAsia="Times New Roman" w:hAnsi="Times New Roman" w:cs="Times New Roman"/>
-          <w:sz w:val="24"/>
-          <w:szCs w:val="24"/>
-        </w:rPr>
-        <w:t>Estaríamos pidiéndole a la actora –</w:t>
-      </w:r>
-      <w:proofErr w:type="gramStart"/>
-      <w:r>
-        <w:rPr>
-          <w:rFonts w:ascii="Times New Roman" w:eastAsia="Times New Roman" w:hAnsi="Times New Roman" w:cs="Times New Roman"/>
-          <w:sz w:val="24"/>
-          <w:szCs w:val="24"/>
-        </w:rPr>
-        <w:t>y  a</w:t>
-      </w:r>
-      <w:proofErr w:type="gramEnd"/>
-      <w:r>
-        <w:rPr>
-          <w:rFonts w:ascii="Times New Roman" w:eastAsia="Times New Roman" w:hAnsi="Times New Roman" w:cs="Times New Roman"/>
-          <w:sz w:val="24"/>
-          <w:szCs w:val="24"/>
-        </w:rPr>
-        <w:t xml:space="preserve"> sus dolencias- de casi más de año de espera para solucionar los </w:t>
-      </w:r>
-      <w:proofErr w:type="gramStart"/>
-      <w:r>
-        <w:rPr>
-          <w:rFonts w:ascii="Times New Roman" w:eastAsia="Times New Roman" w:hAnsi="Times New Roman" w:cs="Times New Roman"/>
-          <w:sz w:val="24"/>
-          <w:szCs w:val="24"/>
-        </w:rPr>
-        <w:t>daños  producidos</w:t>
-      </w:r>
-      <w:proofErr w:type="gramEnd"/>
-      <w:r>
-        <w:rPr>
-          <w:rFonts w:ascii="Times New Roman" w:eastAsia="Times New Roman" w:hAnsi="Times New Roman" w:cs="Times New Roman"/>
-          <w:sz w:val="24"/>
-          <w:szCs w:val="24"/>
-        </w:rPr>
-        <w:t xml:space="preserve"> por el demandado.</w:t>
-      </w:r>
-    </w:p>
-    <w:p>
-      <w:pPr>
-        <w:spacing w:after="0" w:line="360" w:lineRule="auto"/>
-        <w:ind w:firstLine="720"/>
-        <w:jc w:val="both"/>
-        <w:rPr>
-          <w:rFonts w:ascii="Times New Roman" w:eastAsia="Times New Roman" w:hAnsi="Times New Roman" w:cs="Times New Roman"/>
-          <w:sz w:val="24"/>
-          <w:szCs w:val="24"/>
-        </w:rPr>
-      </w:pPr>
-      <w:r>
-        <w:rPr>
-          <w:rFonts w:ascii="Times New Roman" w:eastAsia="Times New Roman" w:hAnsi="Times New Roman" w:cs="Times New Roman"/>
-          <w:sz w:val="24"/>
-          <w:szCs w:val="24"/>
-        </w:rPr>
-        <w:t xml:space="preserve">La enumeración de obligaciones de los cuerpos técnicos establecidas en el art. 56 del Decreto / ley 1285/58 impone una interpretación restrictiva en cuanto a su </w:t>
-      </w:r>
-      <w:proofErr w:type="gramStart"/>
-      <w:r>
-        <w:rPr>
-          <w:rFonts w:ascii="Times New Roman" w:eastAsia="Times New Roman" w:hAnsi="Times New Roman" w:cs="Times New Roman"/>
-          <w:sz w:val="24"/>
-          <w:szCs w:val="24"/>
-        </w:rPr>
-        <w:t>función  debiendo</w:t>
-      </w:r>
-      <w:proofErr w:type="gramEnd"/>
-      <w:r>
-        <w:rPr>
-          <w:rFonts w:ascii="Times New Roman" w:eastAsia="Times New Roman" w:hAnsi="Times New Roman" w:cs="Times New Roman"/>
-          <w:sz w:val="24"/>
-          <w:szCs w:val="24"/>
-        </w:rPr>
-        <w:t xml:space="preserve"> actuar a requerimiento de los jueces solo en casos excepcionales, y a entender     </w:t>
-      </w:r>
-    </w:p>
-    <w:p>
-      <w:pPr>
-        <w:spacing w:after="0" w:line="360" w:lineRule="auto"/>
-        <w:jc w:val="both"/>
-        <w:rPr>
-          <w:rFonts w:ascii="Times New Roman" w:eastAsia="Times New Roman" w:hAnsi="Times New Roman" w:cs="Times New Roman"/>
-          <w:sz w:val="24"/>
-          <w:szCs w:val="24"/>
-        </w:rPr>
-      </w:pPr>
-      <w:r>
-        <w:rPr>
-          <w:rFonts w:ascii="Times New Roman" w:eastAsia="Times New Roman" w:hAnsi="Times New Roman" w:cs="Times New Roman"/>
-          <w:sz w:val="24"/>
-          <w:szCs w:val="24"/>
-        </w:rPr>
-        <w:t xml:space="preserve">de esta parte, este es un caso dentro de </w:t>
-      </w:r>
-      <w:proofErr w:type="gramStart"/>
-      <w:r>
-        <w:rPr>
-          <w:rFonts w:ascii="Times New Roman" w:eastAsia="Times New Roman" w:hAnsi="Times New Roman" w:cs="Times New Roman"/>
-          <w:sz w:val="24"/>
-          <w:szCs w:val="24"/>
-        </w:rPr>
-        <w:t>los  cuales</w:t>
-      </w:r>
-      <w:proofErr w:type="gramEnd"/>
-      <w:r>
-        <w:rPr>
-          <w:rFonts w:ascii="Times New Roman" w:eastAsia="Times New Roman" w:hAnsi="Times New Roman" w:cs="Times New Roman"/>
-          <w:sz w:val="24"/>
-          <w:szCs w:val="24"/>
-        </w:rPr>
-        <w:t xml:space="preserve"> no entra el artículo mencionado, y por el hecho de que </w:t>
-      </w:r>
-      <w:proofErr w:type="gramStart"/>
-      <w:r>
-        <w:rPr>
-          <w:rFonts w:ascii="Times New Roman" w:eastAsia="Times New Roman" w:hAnsi="Times New Roman" w:cs="Times New Roman"/>
-          <w:sz w:val="24"/>
-          <w:szCs w:val="24"/>
-        </w:rPr>
-        <w:t>nuestros  mandantes</w:t>
-      </w:r>
-      <w:proofErr w:type="gramEnd"/>
-      <w:r>
-        <w:rPr>
-          <w:rFonts w:ascii="Times New Roman" w:eastAsia="Times New Roman" w:hAnsi="Times New Roman" w:cs="Times New Roman"/>
-          <w:sz w:val="24"/>
-          <w:szCs w:val="24"/>
-        </w:rPr>
-        <w:t xml:space="preserve"> no tengan la capacidad económica para abonar la tasa de justicia, no implica que tengan que ser examinados por el Cuerpo Médico Forense.  </w:t>
-      </w:r>
-    </w:p>
-    <w:p>
-      <w:pPr>
-        <w:spacing w:after="0" w:line="360" w:lineRule="auto"/>
-        <w:jc w:val="both"/>
-        <w:rPr>
-          <w:rFonts w:ascii="Times New Roman" w:eastAsia="Times New Roman" w:hAnsi="Times New Roman" w:cs="Times New Roman"/>
-          <w:sz w:val="24"/>
-          <w:szCs w:val="24"/>
-        </w:rPr>
-      </w:pPr>
-      <w:r>
-        <w:rPr>
-          <w:rFonts w:ascii="Times New Roman" w:eastAsia="Times New Roman" w:hAnsi="Times New Roman" w:cs="Times New Roman"/>
-          <w:sz w:val="24"/>
-          <w:szCs w:val="24"/>
-        </w:rPr>
-        <w:lastRenderedPageBreak/>
-        <w:t xml:space="preserve">Por ellos y por esta pretensión de igualdad entre las partes en proceso y garantía de defensa en juicio que ha tenido en mira la legislación al crear la institución </w:t>
-      </w:r>
-      <w:proofErr w:type="gramStart"/>
-      <w:r>
-        <w:rPr>
-          <w:rFonts w:ascii="Times New Roman" w:eastAsia="Times New Roman" w:hAnsi="Times New Roman" w:cs="Times New Roman"/>
-          <w:sz w:val="24"/>
-          <w:szCs w:val="24"/>
-        </w:rPr>
-        <w:t>del  beneficio</w:t>
-      </w:r>
-      <w:proofErr w:type="gramEnd"/>
-      <w:r>
-        <w:rPr>
-          <w:rFonts w:ascii="Times New Roman" w:eastAsia="Times New Roman" w:hAnsi="Times New Roman" w:cs="Times New Roman"/>
-          <w:sz w:val="24"/>
-          <w:szCs w:val="24"/>
-        </w:rPr>
-        <w:t xml:space="preserve"> de litigar sin gastos, es que esta parte insiste en la designación de los peritos </w:t>
-      </w:r>
-      <w:proofErr w:type="gramStart"/>
-      <w:r>
-        <w:rPr>
-          <w:rFonts w:ascii="Times New Roman" w:eastAsia="Times New Roman" w:hAnsi="Times New Roman" w:cs="Times New Roman"/>
-          <w:sz w:val="24"/>
-          <w:szCs w:val="24"/>
-        </w:rPr>
-        <w:t>médicos  solicitados</w:t>
-      </w:r>
-      <w:proofErr w:type="gramEnd"/>
-      <w:r>
-        <w:rPr>
-          <w:rFonts w:ascii="Times New Roman" w:eastAsia="Times New Roman" w:hAnsi="Times New Roman" w:cs="Times New Roman"/>
-          <w:sz w:val="24"/>
-          <w:szCs w:val="24"/>
-        </w:rPr>
-        <w:t xml:space="preserve"> y no a la designación del Honorable Cuerpo Médico </w:t>
-      </w:r>
-      <w:proofErr w:type="gramStart"/>
-      <w:r>
-        <w:rPr>
-          <w:rFonts w:ascii="Times New Roman" w:eastAsia="Times New Roman" w:hAnsi="Times New Roman" w:cs="Times New Roman"/>
-          <w:sz w:val="24"/>
-          <w:szCs w:val="24"/>
-        </w:rPr>
-        <w:t>Forense.-</w:t>
-      </w:r>
-      <w:proofErr w:type="gramEnd"/>
-    </w:p>
-    <w:p>
-      <w:pPr>
-        <w:spacing w:after="0" w:line="360" w:lineRule="auto"/>
-        <w:jc w:val="both"/>
-        <w:rPr>
-          <w:rFonts w:ascii="Times New Roman" w:eastAsia="Times New Roman" w:hAnsi="Times New Roman" w:cs="Times New Roman"/>
-          <w:b/>
-          <w:bCs/>
-          <w:sz w:val="24"/>
-          <w:szCs w:val="24"/>
-          <w:u w:val="single"/>
-        </w:rPr>
-      </w:pPr>
-      <w:proofErr w:type="gramStart"/>
-      <w:r>
-        <w:rPr>
-          <w:rFonts w:ascii="Times New Roman" w:eastAsia="Times New Roman" w:hAnsi="Times New Roman" w:cs="Times New Roman"/>
-          <w:b/>
-          <w:bCs/>
-          <w:sz w:val="24"/>
-          <w:szCs w:val="24"/>
-          <w:u w:val="single"/>
-        </w:rPr>
-        <w:t>Se  resalta</w:t>
-      </w:r>
-      <w:proofErr w:type="gramEnd"/>
-      <w:r>
-        <w:rPr>
-          <w:rFonts w:ascii="Times New Roman" w:eastAsia="Times New Roman" w:hAnsi="Times New Roman" w:cs="Times New Roman"/>
-          <w:b/>
-          <w:bCs/>
-          <w:sz w:val="24"/>
-          <w:szCs w:val="24"/>
-          <w:u w:val="single"/>
-        </w:rPr>
-        <w:t xml:space="preserve"> que los peritos solicitados por mi parte son imprescindibles.</w:t>
-      </w:r>
-    </w:p>
-    <w:p>
-      <w:pPr>
-        <w:spacing w:after="0" w:line="360" w:lineRule="auto"/>
-        <w:ind w:firstLine="720"/>
-        <w:jc w:val="both"/>
-        <w:rPr>
-          <w:rFonts w:ascii="Times New Roman" w:eastAsia="Times New Roman" w:hAnsi="Times New Roman" w:cs="Times New Roman"/>
-          <w:sz w:val="24"/>
-          <w:szCs w:val="24"/>
-        </w:rPr>
-      </w:pPr>
-      <w:r>
-        <w:rPr>
-          <w:rFonts w:ascii="Times New Roman" w:eastAsia="Times New Roman" w:hAnsi="Times New Roman" w:cs="Times New Roman"/>
-          <w:sz w:val="24"/>
-          <w:szCs w:val="24"/>
-        </w:rPr>
-        <w:t>Indudablemente, siendo hechos controvertidos deben ser objeto de prueba.  En el esclarecimiento de hechos están en juego principios tales como el de amplitud de la prueba, el derecho de defensa en juicio y aspiración por la verdad material.</w:t>
-      </w:r>
-    </w:p>
-    <w:p>
-      <w:pPr>
-        <w:spacing w:after="0" w:line="360" w:lineRule="auto"/>
-        <w:ind w:firstLine="720"/>
-        <w:jc w:val="both"/>
-        <w:rPr>
-          <w:rFonts w:ascii="Times New Roman" w:eastAsia="Times New Roman" w:hAnsi="Times New Roman" w:cs="Times New Roman"/>
-          <w:sz w:val="24"/>
-          <w:szCs w:val="24"/>
-        </w:rPr>
-      </w:pPr>
-      <w:r>
-        <w:rPr>
-          <w:rFonts w:ascii="Times New Roman" w:eastAsia="Times New Roman" w:hAnsi="Times New Roman" w:cs="Times New Roman"/>
-          <w:sz w:val="24"/>
-          <w:szCs w:val="24"/>
-        </w:rPr>
-        <w:t xml:space="preserve">Avala la petición de esta parte, lo expresamente preceptuado por el art. 457 del código ritual, en cuanto dispone que: “...será admisible la prueba pericial cuando la apreciación de </w:t>
-      </w:r>
-      <w:proofErr w:type="gramStart"/>
-      <w:r>
-        <w:rPr>
-          <w:rFonts w:ascii="Times New Roman" w:eastAsia="Times New Roman" w:hAnsi="Times New Roman" w:cs="Times New Roman"/>
-          <w:sz w:val="24"/>
-          <w:szCs w:val="24"/>
-        </w:rPr>
-        <w:t>los  hechos</w:t>
-      </w:r>
-      <w:proofErr w:type="gramEnd"/>
-      <w:r>
-        <w:rPr>
-          <w:rFonts w:ascii="Times New Roman" w:eastAsia="Times New Roman" w:hAnsi="Times New Roman" w:cs="Times New Roman"/>
-          <w:sz w:val="24"/>
-          <w:szCs w:val="24"/>
-        </w:rPr>
-        <w:t xml:space="preserve"> controvertidos requiere conocimientos técnicos.”</w:t>
-      </w:r>
-    </w:p>
-    <w:p>
-      <w:pPr>
-        <w:spacing w:after="0" w:line="360" w:lineRule="auto"/>
-        <w:ind w:firstLine="720"/>
-        <w:jc w:val="both"/>
-        <w:rPr>
-          <w:rFonts w:ascii="Times New Roman" w:eastAsia="Times New Roman" w:hAnsi="Times New Roman" w:cs="Times New Roman"/>
-          <w:sz w:val="24"/>
-          <w:szCs w:val="24"/>
-        </w:rPr>
-      </w:pPr>
-      <w:r>
-        <w:rPr>
-          <w:rFonts w:ascii="Times New Roman" w:eastAsia="Times New Roman" w:hAnsi="Times New Roman" w:cs="Times New Roman"/>
-          <w:sz w:val="24"/>
-          <w:szCs w:val="24"/>
-        </w:rPr>
-        <w:t xml:space="preserve">Que atento </w:t>
-      </w:r>
-      <w:proofErr w:type="gramStart"/>
-      <w:r>
-        <w:rPr>
-          <w:rFonts w:ascii="Times New Roman" w:eastAsia="Times New Roman" w:hAnsi="Times New Roman" w:cs="Times New Roman"/>
-          <w:sz w:val="24"/>
-          <w:szCs w:val="24"/>
-        </w:rPr>
-        <w:t>a  las</w:t>
-      </w:r>
-      <w:proofErr w:type="gramEnd"/>
-      <w:r>
-        <w:rPr>
-          <w:rFonts w:ascii="Times New Roman" w:eastAsia="Times New Roman" w:hAnsi="Times New Roman" w:cs="Times New Roman"/>
-          <w:sz w:val="24"/>
-          <w:szCs w:val="24"/>
-        </w:rPr>
-        <w:t xml:space="preserve"> constancias de autos y los conocimientos técnicos que poseen los mencionados peritos son indispensables para que VS. pueda determinar el monto indemnizatorio.</w:t>
-      </w:r>
-    </w:p>
-    <w:p>
-      <w:pPr>
-        <w:spacing w:after="0" w:line="240" w:lineRule="auto"/>
-        <w:rPr>
-          <w:rFonts w:ascii="Times New Roman" w:eastAsia="Times New Roman" w:hAnsi="Times New Roman" w:cs="Times New Roman"/>
-          <w:sz w:val="24"/>
-          <w:szCs w:val="24"/>
-          <w:highlight w:val="yellow"/>
-        </w:rPr>
-      </w:pPr>
-    </w:p>
-    <w:p>
-      <w:pPr>
-        <w:spacing w:after="0" w:line="240" w:lineRule="auto"/>
-        <w:rPr>
-          <w:rFonts w:ascii="Times New Roman" w:eastAsia="Times New Roman" w:hAnsi="Times New Roman" w:cs="Times New Roman"/>
-          <w:sz w:val="24"/>
-          <w:szCs w:val="24"/>
-          <w:highlight w:val="yellow"/>
-        </w:rPr>
-      </w:pPr>
-    </w:p>
-    <w:p>
-      <w:pPr>
-        <w:spacing w:after="0" w:line="360" w:lineRule="auto"/>
-        <w:jc w:val="both"/>
-        <w:rPr>
-          <w:rFonts w:ascii="Times New Roman" w:eastAsia="Times New Roman" w:hAnsi="Times New Roman" w:cs="Times New Roman"/>
-          <w:b/>
-          <w:bCs/>
-          <w:sz w:val="24"/>
-          <w:szCs w:val="24"/>
-          <w:u w:val="single"/>
-        </w:rPr>
-      </w:pPr>
-      <w:r>
-        <w:rPr>
-          <w:rFonts w:ascii="Times New Roman" w:eastAsia="Times New Roman" w:hAnsi="Times New Roman" w:cs="Times New Roman"/>
-          <w:b/>
-          <w:bCs/>
-          <w:sz w:val="24"/>
-          <w:szCs w:val="24"/>
-          <w:u w:val="single"/>
-        </w:rPr>
-        <w:t>XVI. BENEFICIO DE LITIGAR SIN GASTOS:</w:t>
-      </w:r>
-    </w:p>
-    <w:p>
-      <w:pPr>
-        <w:spacing w:after="0" w:line="360" w:lineRule="auto"/>
-        <w:ind w:firstLine="720"/>
-        <w:jc w:val="both"/>
-        <w:rPr>
-          <w:rFonts w:ascii="Times New Roman" w:eastAsia="Times New Roman" w:hAnsi="Times New Roman" w:cs="Times New Roman"/>
-          <w:sz w:val="24"/>
-          <w:szCs w:val="24"/>
-          <w:highlight w:val="yellow"/>
-        </w:rPr>
-      </w:pPr>
-      <w:r>
-        <w:rPr>
-          <w:rFonts w:ascii="Times New Roman" w:eastAsia="Times New Roman" w:hAnsi="Times New Roman" w:cs="Times New Roman"/>
-          <w:sz w:val="24"/>
-          <w:szCs w:val="24"/>
-        </w:rPr>
-        <w:t xml:space="preserve">El accionante carece de bienes de fortuna como para hacer frente al pago de la tasa de justicia, razón por la cual se inician al mismo tiempo las actuaciones respectivas. Hago reserva de ampliar las pruebas </w:t>
-      </w:r>
-      <w:proofErr w:type="gramStart"/>
-      <w:r>
-        <w:rPr>
-          <w:rFonts w:ascii="Times New Roman" w:eastAsia="Times New Roman" w:hAnsi="Times New Roman" w:cs="Times New Roman"/>
-          <w:sz w:val="24"/>
-          <w:szCs w:val="24"/>
-        </w:rPr>
-        <w:t>ofrecidas.-</w:t>
-      </w:r>
-      <w:proofErr w:type="gramEnd"/>
-      <w:r>
-        <w:rPr>
-          <w:rFonts w:ascii="Times New Roman" w:eastAsia="Times New Roman" w:hAnsi="Times New Roman" w:cs="Times New Roman"/>
-          <w:sz w:val="24"/>
-          <w:szCs w:val="24"/>
-        </w:rPr>
-        <w:t> </w:t>
-      </w:r>
-    </w:p>
-    <w:p>
-      <w:pPr>
-        <w:spacing w:after="0" w:line="360" w:lineRule="auto"/>
-        <w:jc w:val="both"/>
-        <w:rPr>
-          <w:rFonts w:ascii="Times New Roman" w:eastAsia="Times New Roman" w:hAnsi="Times New Roman" w:cs="Times New Roman"/>
-          <w:sz w:val="24"/>
-          <w:szCs w:val="24"/>
-        </w:rPr>
-      </w:pPr>
-    </w:p>
-    <w:p>
-      <w:pPr>
-        <w:spacing w:after="0" w:line="360" w:lineRule="auto"/>
-        <w:jc w:val="both"/>
-        <w:rPr>
-          <w:rFonts w:ascii="Times New Roman" w:eastAsia="Times New Roman" w:hAnsi="Times New Roman" w:cs="Times New Roman"/>
-          <w:b/>
-          <w:bCs/>
-          <w:sz w:val="24"/>
-          <w:szCs w:val="24"/>
-          <w:u w:val="single"/>
-        </w:rPr>
-      </w:pPr>
-      <w:r>
-        <w:rPr>
-          <w:rFonts w:ascii="Times New Roman" w:eastAsia="Times New Roman" w:hAnsi="Times New Roman" w:cs="Times New Roman"/>
-          <w:b/>
-          <w:bCs/>
-          <w:sz w:val="24"/>
-          <w:szCs w:val="24"/>
-          <w:u w:val="single"/>
-        </w:rPr>
-        <w:t>XVII. CUMPLIMIENTO LEY 26.589:</w:t>
-      </w:r>
-    </w:p>
-    <w:p>
-      <w:pPr>
-        <w:spacing w:after="0" w:line="360" w:lineRule="auto"/>
-        <w:ind w:firstLine="720"/>
-        <w:jc w:val="both"/>
-        <w:rPr>
-          <w:rFonts w:ascii="Times New Roman" w:eastAsia="Times New Roman" w:hAnsi="Times New Roman" w:cs="Times New Roman"/>
-          <w:sz w:val="24"/>
-          <w:szCs w:val="24"/>
-        </w:rPr>
-      </w:pPr>
-      <w:proofErr w:type="gramStart"/>
-      <w:r>
-        <w:rPr>
-          <w:rFonts w:ascii="Times New Roman" w:eastAsia="Times New Roman" w:hAnsi="Times New Roman" w:cs="Times New Roman"/>
-          <w:sz w:val="24"/>
-          <w:szCs w:val="24"/>
-        </w:rPr>
-        <w:t>Asimismo</w:t>
-      </w:r>
-      <w:proofErr w:type="gramEnd"/>
-      <w:r>
-        <w:rPr>
-          <w:rFonts w:ascii="Times New Roman" w:eastAsia="Times New Roman" w:hAnsi="Times New Roman" w:cs="Times New Roman"/>
-          <w:sz w:val="24"/>
-          <w:szCs w:val="24"/>
-        </w:rPr>
-        <w:t xml:space="preserve"> manifiesto a V.S. que se ha dado cumplimiento con la Ley </w:t>
-      </w:r>
-      <w:proofErr w:type="spellStart"/>
-      <w:r>
-        <w:rPr>
-          <w:rFonts w:ascii="Times New Roman" w:eastAsia="Times New Roman" w:hAnsi="Times New Roman" w:cs="Times New Roman"/>
-          <w:sz w:val="24"/>
-          <w:szCs w:val="24"/>
-        </w:rPr>
-        <w:t>N°</w:t>
-      </w:r>
-      <w:proofErr w:type="spellEnd"/>
-      <w:r>
-        <w:rPr>
-          <w:rFonts w:ascii="Times New Roman" w:eastAsia="Times New Roman" w:hAnsi="Times New Roman" w:cs="Times New Roman"/>
-          <w:sz w:val="24"/>
-          <w:szCs w:val="24"/>
-        </w:rPr>
-        <w:t xml:space="preserve"> 26.589 de mediación prejudicial obligatoria, que después de la audiencia cerramos la negociación sin llegar a ningún tipo de acuerdo, la respectiva acta ha sido adjuntada con la documental de la presente </w:t>
-      </w:r>
-      <w:proofErr w:type="gramStart"/>
-      <w:r>
-        <w:rPr>
-          <w:rFonts w:ascii="Times New Roman" w:eastAsia="Times New Roman" w:hAnsi="Times New Roman" w:cs="Times New Roman"/>
-          <w:sz w:val="24"/>
-          <w:szCs w:val="24"/>
-        </w:rPr>
-        <w:t>demanda.-</w:t>
-      </w:r>
-      <w:proofErr w:type="gramEnd"/>
-      <w:r>
-        <w:rPr>
-          <w:rFonts w:ascii="Times New Roman" w:eastAsia="Times New Roman" w:hAnsi="Times New Roman" w:cs="Times New Roman"/>
-          <w:sz w:val="24"/>
-          <w:szCs w:val="24"/>
-        </w:rPr>
-        <w:t> </w:t>
-      </w:r>
-    </w:p>
-    <w:p>
-      <w:pPr>
-        <w:spacing w:after="0" w:line="360" w:lineRule="auto"/>
-        <w:jc w:val="both"/>
-        <w:rPr>
-          <w:rFonts w:ascii="Times New Roman" w:eastAsia="Times New Roman" w:hAnsi="Times New Roman" w:cs="Times New Roman"/>
-          <w:sz w:val="24"/>
-          <w:szCs w:val="24"/>
-          <w:highlight w:val="yellow"/>
-        </w:rPr>
-      </w:pPr>
-    </w:p>
-    <w:p>
-      <w:pPr>
-        <w:spacing w:after="0" w:line="360" w:lineRule="auto"/>
-        <w:jc w:val="both"/>
-        <w:rPr>
-          <w:rFonts w:ascii="Times New Roman" w:eastAsia="Times New Roman" w:hAnsi="Times New Roman" w:cs="Times New Roman"/>
-          <w:b/>
-          <w:bCs/>
-          <w:sz w:val="24"/>
-          <w:szCs w:val="24"/>
-          <w:u w:val="single"/>
-        </w:rPr>
-      </w:pPr>
-      <w:r>
-        <w:rPr>
-          <w:rFonts w:ascii="Times New Roman" w:eastAsia="Times New Roman" w:hAnsi="Times New Roman" w:cs="Times New Roman"/>
-          <w:b/>
-          <w:bCs/>
-          <w:sz w:val="24"/>
-          <w:szCs w:val="24"/>
-          <w:u w:val="single"/>
-        </w:rPr>
-        <w:t>XVIII. AUTORIZACIONES:</w:t>
-      </w:r>
-    </w:p>
-    <w:p>
-      <w:pPr>
-        <w:spacing w:after="0" w:line="360" w:lineRule="auto"/>
-        <w:ind w:firstLine="720"/>
-        <w:jc w:val="both"/>
-        <w:rPr>
-          <w:rFonts w:ascii="Times New Roman" w:eastAsia="Times New Roman" w:hAnsi="Times New Roman" w:cs="Times New Roman"/>
-          <w:sz w:val="24"/>
-          <w:szCs w:val="24"/>
-        </w:rPr>
-      </w:pPr>
-      <w:r>
-        <w:rPr>
-          <w:rFonts w:ascii="Times New Roman" w:eastAsia="Times New Roman" w:hAnsi="Times New Roman" w:cs="Times New Roman"/>
-          <w:sz w:val="24"/>
-          <w:szCs w:val="24"/>
-        </w:rPr>
-        <w:t>Solicito se autorice a correr con todas las diligencias a que el presente expediente diere menester a las Dra. María Mercedes Plá T°133 F°689 y/o Dra. Julieta Jaime T°143 F°</w:t>
-      </w:r>
-      <w:proofErr w:type="gramStart"/>
-      <w:r>
-        <w:rPr>
-          <w:rFonts w:ascii="Times New Roman" w:eastAsia="Times New Roman" w:hAnsi="Times New Roman" w:cs="Times New Roman"/>
-          <w:sz w:val="24"/>
-          <w:szCs w:val="24"/>
-        </w:rPr>
-        <w:t>537  y</w:t>
-      </w:r>
-      <w:proofErr w:type="gramEnd"/>
-      <w:r>
-        <w:rPr>
-          <w:rFonts w:ascii="Times New Roman" w:eastAsia="Times New Roman" w:hAnsi="Times New Roman" w:cs="Times New Roman"/>
-          <w:sz w:val="24"/>
-          <w:szCs w:val="24"/>
-        </w:rPr>
-        <w:t>/o Guillermina Marcelli y/o quienes ellas designen, inclusive notificarse, retirar y presentar escritos, retirar y devolver expedientes, suscribir minutas, y demás trámites relativos al mismo.</w:t>
-      </w:r>
-    </w:p>
-    <w:p>
-      <w:pPr>
-        <w:spacing w:after="0" w:line="360" w:lineRule="auto"/>
-        <w:jc w:val="both"/>
-        <w:rPr>
-          <w:rFonts w:ascii="Times New Roman" w:eastAsia="Times New Roman" w:hAnsi="Times New Roman" w:cs="Times New Roman"/>
-          <w:sz w:val="24"/>
-          <w:szCs w:val="24"/>
-        </w:rPr>
-      </w:pPr>
-    </w:p>
-    <w:p>
-      <w:pPr>
-        <w:spacing w:after="0" w:line="480" w:lineRule="auto"/>
-        <w:jc w:val="both"/>
-        <w:rPr>
-          <w:rFonts w:ascii="Times New Roman" w:eastAsia="Times New Roman" w:hAnsi="Times New Roman" w:cs="Times New Roman"/>
-          <w:b/>
-          <w:bCs/>
-          <w:sz w:val="24"/>
-          <w:szCs w:val="24"/>
-          <w:u w:val="single"/>
-        </w:rPr>
-      </w:pPr>
-      <w:r>
-        <w:rPr>
-          <w:rFonts w:ascii="Times New Roman" w:eastAsia="Times New Roman" w:hAnsi="Times New Roman" w:cs="Times New Roman"/>
-          <w:b/>
-          <w:bCs/>
-          <w:sz w:val="24"/>
-          <w:szCs w:val="24"/>
-          <w:u w:val="single"/>
-        </w:rPr>
-        <w:t>XIX. PETITORIO:</w:t>
-      </w:r>
-    </w:p>
-    <w:p>
-      <w:pPr>
-        <w:spacing w:after="0" w:line="480" w:lineRule="auto"/>
-        <w:jc w:val="both"/>
-        <w:rPr>
-          <w:rFonts w:ascii="Times New Roman" w:eastAsia="Times New Roman" w:hAnsi="Times New Roman" w:cs="Times New Roman"/>
-          <w:sz w:val="24"/>
-          <w:szCs w:val="24"/>
-        </w:rPr>
-      </w:pPr>
-      <w:r>
-        <w:rPr>
-          <w:rFonts w:ascii="Times New Roman" w:eastAsia="Times New Roman" w:hAnsi="Times New Roman" w:cs="Times New Roman"/>
-          <w:sz w:val="24"/>
-          <w:szCs w:val="24"/>
-        </w:rPr>
-        <w:t>Por todo lo expuesto a V.S. solicito:</w:t>
-      </w:r>
-    </w:p>
-    <w:p>
-      <w:pPr>
-        <w:spacing w:after="0" w:line="480" w:lineRule="auto"/>
-        <w:jc w:val="both"/>
-        <w:rPr>
-          <w:rFonts w:ascii="Times New Roman" w:eastAsia="Times New Roman" w:hAnsi="Times New Roman" w:cs="Times New Roman"/>
-          <w:sz w:val="24"/>
-          <w:szCs w:val="24"/>
-        </w:rPr>
-      </w:pPr>
-      <w:r>
-        <w:rPr>
-          <w:rFonts w:ascii="Times New Roman" w:eastAsia="Times New Roman" w:hAnsi="Times New Roman" w:cs="Times New Roman"/>
-          <w:sz w:val="24"/>
-          <w:szCs w:val="24"/>
-        </w:rPr>
-        <w:t xml:space="preserve">a) Tenerme por presentado, por parte en mérito a la personería invocada y por constituido el domicilio; se agregue la documentación </w:t>
-      </w:r>
-      <w:proofErr w:type="gramStart"/>
-      <w:r>
-        <w:rPr>
-          <w:rFonts w:ascii="Times New Roman" w:eastAsia="Times New Roman" w:hAnsi="Times New Roman" w:cs="Times New Roman"/>
-          <w:sz w:val="24"/>
-          <w:szCs w:val="24"/>
-        </w:rPr>
-        <w:t>acompañada.-</w:t>
-      </w:r>
-      <w:proofErr w:type="gramEnd"/>
-    </w:p>
-    <w:p>
-      <w:pPr>
-        <w:spacing w:after="0" w:line="480" w:lineRule="auto"/>
-        <w:jc w:val="both"/>
-        <w:rPr>
-          <w:rFonts w:ascii="Times New Roman" w:eastAsia="Times New Roman" w:hAnsi="Times New Roman" w:cs="Times New Roman"/>
-          <w:sz w:val="24"/>
-          <w:szCs w:val="24"/>
-        </w:rPr>
-      </w:pPr>
-      <w:r>
-        <w:rPr>
-          <w:rFonts w:ascii="Times New Roman" w:eastAsia="Times New Roman" w:hAnsi="Times New Roman" w:cs="Times New Roman"/>
-          <w:sz w:val="24"/>
-          <w:szCs w:val="24"/>
-        </w:rPr>
-        <w:lastRenderedPageBreak/>
-        <w:t xml:space="preserve">b) Imprimiéndose el trámite de juicio ORDINARIO, se corra traslado de la demanda a los accionados para que la contesten, comparezcan a estar a derecho y constituyan domicilio, bajo apercibimiento de </w:t>
-      </w:r>
-      <w:proofErr w:type="gramStart"/>
-      <w:r>
-        <w:rPr>
-          <w:rFonts w:ascii="Times New Roman" w:eastAsia="Times New Roman" w:hAnsi="Times New Roman" w:cs="Times New Roman"/>
-          <w:sz w:val="24"/>
-          <w:szCs w:val="24"/>
-        </w:rPr>
-        <w:t>ley.-</w:t>
-      </w:r>
-      <w:proofErr w:type="gramEnd"/>
-    </w:p>
-    <w:p>
-      <w:pPr>
-        <w:spacing w:after="0" w:line="480" w:lineRule="auto"/>
-        <w:jc w:val="both"/>
-        <w:rPr>
-          <w:rFonts w:ascii="Times New Roman" w:eastAsia="Times New Roman" w:hAnsi="Times New Roman" w:cs="Times New Roman"/>
-          <w:sz w:val="24"/>
-          <w:szCs w:val="24"/>
-        </w:rPr>
-      </w:pPr>
-      <w:r>
-        <w:rPr>
-          <w:rFonts w:ascii="Times New Roman" w:eastAsia="Times New Roman" w:hAnsi="Times New Roman" w:cs="Times New Roman"/>
-          <w:sz w:val="24"/>
-          <w:szCs w:val="24"/>
-        </w:rPr>
-        <w:t xml:space="preserve">c) Se tenga por ofrecida la prueba y la reserva de derechos </w:t>
-      </w:r>
-      <w:proofErr w:type="gramStart"/>
-      <w:r>
-        <w:rPr>
-          <w:rFonts w:ascii="Times New Roman" w:eastAsia="Times New Roman" w:hAnsi="Times New Roman" w:cs="Times New Roman"/>
-          <w:sz w:val="24"/>
-          <w:szCs w:val="24"/>
-        </w:rPr>
-        <w:t>formulada.-</w:t>
-      </w:r>
-      <w:proofErr w:type="gramEnd"/>
-    </w:p>
-    <w:p>
-      <w:pPr>
-        <w:spacing w:after="0" w:line="480" w:lineRule="auto"/>
-        <w:jc w:val="both"/>
-        <w:rPr>
-          <w:rFonts w:ascii="Times New Roman" w:eastAsia="Times New Roman" w:hAnsi="Times New Roman" w:cs="Times New Roman"/>
-          <w:sz w:val="24"/>
-          <w:szCs w:val="24"/>
-        </w:rPr>
-      </w:pPr>
-      <w:r>
-        <w:rPr>
-          <w:rFonts w:ascii="Times New Roman" w:eastAsia="Times New Roman" w:hAnsi="Times New Roman" w:cs="Times New Roman"/>
-          <w:sz w:val="24"/>
-          <w:szCs w:val="24"/>
-        </w:rPr>
         <w:t xml:space="preserve">d) Se tengan presente las autorizaciones conferidas y la reserva del CASO FEDERAL </w:t>
       </w:r>
       <w:proofErr w:type="gramStart"/>
@@ -14800,7 +14495,7 @@
       <w:lvlText w:val="%1)"/>
       <w:lvlJc w:val="left"/>
       <w:pPr>
-        <w:ind w:left="720" w:hanging="360"/>
+        <w:ind w:left="644" w:hanging="360"/>
       </w:pPr>
       <w:rPr>
         <w:rFonts w:ascii="Arial" w:eastAsia="Arial" w:hAnsi="Arial" w:cs="Arial"/>
@@ -14815,7 +14510,7 @@
       <w:lvlText w:val="%2)"/>
       <w:lvlJc w:val="left"/>
       <w:pPr>
-        <w:ind w:left="1440" w:hanging="360"/>
+        <w:ind w:left="1364" w:hanging="360"/>
       </w:pPr>
       <w:rPr>
         <w:u w:val="none"/>
@@ -14827,7 +14522,7 @@
       <w:lvlText w:val="%3)"/>
       <w:lvlJc w:val="right"/>
       <w:pPr>
-        <w:ind w:left="2160" w:hanging="360"/>
+        <w:ind w:left="2084" w:hanging="360"/>
       </w:pPr>
       <w:rPr>
         <w:u w:val="none"/>
@@ -14839,7 +14534,7 @@
       <w:lvlText w:val="(%4)"/>
       <w:lvlJc w:val="left"/>
       <w:pPr>
-        <w:ind w:left="2880" w:hanging="360"/>
+        <w:ind w:left="2804" w:hanging="360"/>
       </w:pPr>
       <w:rPr>
         <w:u w:val="none"/>
@@ -14851,7 +14546,7 @@
       <w:lvlText w:val="(%5)"/>
       <w:lvlJc w:val="left"/>
       <w:pPr>
-        <w:ind w:left="3600" w:hanging="360"/>
+        <w:ind w:left="3524" w:hanging="360"/>
       </w:pPr>
       <w:rPr>
         <w:u w:val="none"/>
@@ -14863,7 +14558,7 @@
       <w:lvlText w:val="(%6)"/>
       <w:lvlJc w:val="right"/>
       <w:pPr>
-        <w:ind w:left="4320" w:hanging="360"/>
+        <w:ind w:left="4244" w:hanging="360"/>
       </w:pPr>
       <w:rPr>
         <w:u w:val="none"/>
@@ -14875,7 +14570,7 @@
       <w:lvlText w:val="%7."/>
       <w:lvlJc w:val="left"/>
       <w:pPr>
-        <w:ind w:left="5040" w:hanging="360"/>
+        <w:ind w:left="4964" w:hanging="360"/>
       </w:pPr>
       <w:rPr>
         <w:u w:val="none"/>
@@ -14887,7 +14582,7 @@
       <w:lvlText w:val="%8."/>
       <w:lvlJc w:val="left"/>
       <w:pPr>
-        <w:ind w:left="5760" w:hanging="360"/>
+        <w:ind w:left="5684" w:hanging="360"/>
       </w:pPr>
       <w:rPr>
         <w:u w:val="none"/>
@@ -14899,7 +14594,7 @@
       <w:lvlText w:val="%9."/>
       <w:lvlJc w:val="right"/>
       <w:pPr>
-        <w:ind w:left="6480" w:hanging="360"/>
+        <w:ind w:left="6404" w:hanging="360"/>
       </w:pPr>
       <w:rPr>
         <w:u w:val="none"/>

--- a/templates/Borrador_Demanda_Vehiculo_Peaton.docx
+++ b/templates/Borrador_Demanda_Vehiculo_Peaton.docx
@@ -9784,6 +9784,14 @@
           <w:sz w:val="24"/>
           <w:szCs w:val="24"/>
         </w:rPr>
+        <w:t xml:space="preserve">1) </w:t>
+      </w:r>
+      <w:r>
+        <w:rPr>
+          <w:rFonts w:ascii="Times New Roman" w:hAnsi="Times New Roman" w:cs="Times New Roman"/>
+          <w:sz w:val="24"/>
+          <w:szCs w:val="24"/>
+        </w:rPr>
         <w:t xml:space="preserve">Al </w:t>
       </w:r>
       <w:r>
@@ -10004,6 +10012,14 @@
           <w:szCs w:val="24"/>
         </w:rPr>
       </w:pPr>
+      <w:r>
+        <w:rPr>
+          <w:rFonts w:ascii="Times New Roman" w:hAnsi="Times New Roman" w:cs="Times New Roman"/>
+          <w:sz w:val="24"/>
+          <w:szCs w:val="24"/>
+        </w:rPr>
+        <w:t xml:space="preserve">2) </w:t>
+      </w:r>
       <w:r>
         <w:rPr>
           <w:rFonts w:ascii="Times New Roman" w:hAnsi="Times New Roman" w:cs="Times New Roman"/>
